--- a/Notes_Selenium_15.docx
+++ b/Notes_Selenium_15.docx
@@ -2712,7 +2712,39 @@
           <w:szCs w:val="24"/>
           <w:lang w:val="en-US"/>
         </w:rPr>
-        <w:t>Will find and return the single control on the web page. (WebElement)</w:t>
+        <w:t xml:space="preserve">Will find and return the single control on the web page. </w:t>
+      </w:r>
+      <w:r>
+        <w:rPr>
+          <w:sz w:val="26"/>
+          <w:szCs w:val="24"/>
+          <w:lang w:val="en-US"/>
+        </w:rPr>
+        <w:t xml:space="preserve">It locates the first </w:t>
+      </w:r>
+      <w:r>
+        <w:rPr>
+          <w:sz w:val="26"/>
+          <w:szCs w:val="24"/>
+          <w:lang w:val="en-US"/>
+        </w:rPr>
+        <w:t>occurrence</w:t>
+      </w:r>
+      <w:r>
+        <w:rPr>
+          <w:sz w:val="26"/>
+          <w:szCs w:val="24"/>
+          <w:lang w:val="en-US"/>
+        </w:rPr>
+        <w:t xml:space="preserve">. </w:t>
+      </w:r>
+      <w:r>
+        <w:rPr>
+          <w:sz w:val="26"/>
+          <w:szCs w:val="24"/>
+          <w:lang w:val="en-US"/>
+        </w:rPr>
+        <w:t>(WebElement)</w:t>
       </w:r>
     </w:p>
     <w:p>
@@ -2906,6 +2938,44 @@
     </w:p>
     <w:p>
       <w:pPr>
+        <w:pStyle w:val="ListParagraph"/>
+        <w:numPr>
+          <w:ilvl w:val="0"/>
+          <w:numId w:val="13"/>
+        </w:numPr>
+        <w:rPr>
+          <w:sz w:val="26"/>
+          <w:szCs w:val="24"/>
+          <w:lang w:val="en-US"/>
+        </w:rPr>
+      </w:pPr>
+      <w:r>
+        <w:rPr>
+          <w:sz w:val="26"/>
+          <w:szCs w:val="24"/>
+          <w:lang w:val="en-US"/>
+        </w:rPr>
+        <w:t xml:space="preserve">InvalidSelectorException </w:t>
+      </w:r>
+      <w:r>
+        <w:rPr>
+          <w:sz w:val="26"/>
+          <w:szCs w:val="24"/>
+          <w:lang w:val="en-US"/>
+        </w:rPr>
+        <w:sym w:font="Wingdings" w:char="F0E0"/>
+      </w:r>
+      <w:r>
+        <w:rPr>
+          <w:sz w:val="26"/>
+          <w:szCs w:val="24"/>
+          <w:lang w:val="en-US"/>
+        </w:rPr>
+        <w:t xml:space="preserve"> The value of locator is in invalid format.</w:t>
+      </w:r>
+    </w:p>
+    <w:p>
+      <w:pPr>
         <w:rPr>
           <w:sz w:val="26"/>
           <w:szCs w:val="24"/>
@@ -3160,7 +3230,6 @@
           <w:szCs w:val="24"/>
           <w:lang w:val="en-US"/>
         </w:rPr>
-        <w:lastRenderedPageBreak/>
         <w:t>WebElement</w:t>
       </w:r>
     </w:p>
@@ -3328,6 +3397,52 @@
           <w:lang w:val="en-US"/>
         </w:rPr>
         <w:t xml:space="preserve"> Will click on any control.</w:t>
+      </w:r>
+    </w:p>
+    <w:p>
+      <w:pPr>
+        <w:pStyle w:val="ListParagraph"/>
+        <w:numPr>
+          <w:ilvl w:val="1"/>
+          <w:numId w:val="14"/>
+        </w:numPr>
+        <w:rPr>
+          <w:sz w:val="26"/>
+          <w:szCs w:val="24"/>
+          <w:lang w:val="en-US"/>
+        </w:rPr>
+      </w:pPr>
+      <w:r>
+        <w:rPr>
+          <w:sz w:val="26"/>
+          <w:szCs w:val="24"/>
+          <w:lang w:val="en-US"/>
+        </w:rPr>
+        <w:t xml:space="preserve">getText() </w:t>
+      </w:r>
+      <w:r>
+        <w:rPr>
+          <w:sz w:val="26"/>
+          <w:szCs w:val="24"/>
+          <w:lang w:val="en-US"/>
+        </w:rPr>
+        <w:sym w:font="Wingdings" w:char="F0E0"/>
+      </w:r>
+      <w:r>
+        <w:rPr>
+          <w:sz w:val="26"/>
+          <w:szCs w:val="24"/>
+          <w:lang w:val="en-US"/>
+        </w:rPr>
+        <w:t xml:space="preserve"> Will return the text on the control.</w:t>
+      </w:r>
+      <w:r>
+        <w:rPr>
+          <w:sz w:val="26"/>
+          <w:szCs w:val="24"/>
+          <w:lang w:val="en-US"/>
+        </w:rPr>
+        <w:t xml:space="preserve"> (String)</w:t>
       </w:r>
     </w:p>
     <w:p>
@@ -3399,24 +3514,6 @@
     <w:p>
       <w:pPr>
         <w:rPr>
-          <w:sz w:val="26"/>
-          <w:szCs w:val="24"/>
-          <w:lang w:val="en-US"/>
-        </w:rPr>
-      </w:pPr>
-    </w:p>
-    <w:p>
-      <w:pPr>
-        <w:rPr>
-          <w:sz w:val="26"/>
-          <w:szCs w:val="24"/>
-          <w:lang w:val="en-US"/>
-        </w:rPr>
-      </w:pPr>
-    </w:p>
-    <w:p>
-      <w:pPr>
-        <w:rPr>
           <w:b/>
           <w:bCs/>
           <w:sz w:val="26"/>
@@ -3432,6 +3529,81 @@
           <w:szCs w:val="24"/>
           <w:lang w:val="en-US"/>
         </w:rPr>
+        <w:t>ClassName Locator:</w:t>
+      </w:r>
+    </w:p>
+    <w:p>
+      <w:pPr>
+        <w:rPr>
+          <w:sz w:val="26"/>
+          <w:szCs w:val="24"/>
+          <w:lang w:val="en-US"/>
+        </w:rPr>
+      </w:pPr>
+      <w:r>
+        <w:rPr>
+          <w:b/>
+          <w:bCs/>
+          <w:sz w:val="26"/>
+          <w:szCs w:val="24"/>
+          <w:lang w:val="en-US"/>
+        </w:rPr>
+        <w:tab/>
+      </w:r>
+      <w:r>
+        <w:rPr>
+          <w:sz w:val="26"/>
+          <w:szCs w:val="24"/>
+          <w:lang w:val="en-US"/>
+        </w:rPr>
+        <w:t>A control can have multiple classes applied, such multiple classes are separated via space.</w:t>
+      </w:r>
+    </w:p>
+    <w:p>
+      <w:pPr>
+        <w:rPr>
+          <w:sz w:val="26"/>
+          <w:szCs w:val="24"/>
+          <w:lang w:val="en-US"/>
+        </w:rPr>
+      </w:pPr>
+      <w:r>
+        <w:rPr>
+          <w:sz w:val="26"/>
+          <w:szCs w:val="24"/>
+          <w:lang w:val="en-US"/>
+        </w:rPr>
+        <w:tab/>
+        <w:t>While using className locator pick up any one class from all those multiple classes.</w:t>
+      </w:r>
+    </w:p>
+    <w:p>
+      <w:pPr>
+        <w:rPr>
+          <w:sz w:val="26"/>
+          <w:szCs w:val="24"/>
+          <w:lang w:val="en-US"/>
+        </w:rPr>
+      </w:pPr>
+    </w:p>
+    <w:p>
+      <w:pPr>
+        <w:rPr>
+          <w:b/>
+          <w:bCs/>
+          <w:sz w:val="26"/>
+          <w:szCs w:val="24"/>
+          <w:lang w:val="en-US"/>
+        </w:rPr>
+      </w:pPr>
+      <w:r>
+        <w:rPr>
+          <w:b/>
+          <w:bCs/>
+          <w:sz w:val="26"/>
+          <w:szCs w:val="24"/>
+          <w:lang w:val="en-US"/>
+        </w:rPr>
         <w:t>CssSelector Locator</w:t>
       </w:r>
     </w:p>
@@ -3524,39 +3696,7 @@
           <w:szCs w:val="24"/>
           <w:lang w:val="en-US"/>
         </w:rPr>
-        <w:t>data-testid</w:t>
-      </w:r>
-      <w:r>
-        <w:rPr>
-          <w:sz w:val="26"/>
-          <w:szCs w:val="24"/>
-          <w:lang w:val="en-US"/>
-        </w:rPr>
-        <w:t>="</w:t>
-      </w:r>
-      <w:r>
-        <w:rPr>
-          <w:sz w:val="26"/>
-          <w:szCs w:val="24"/>
-          <w:lang w:val="en-US"/>
-        </w:rPr>
-        <w:t>royal-email</w:t>
-      </w:r>
-      <w:r>
-        <w:rPr>
-          <w:sz w:val="26"/>
-          <w:szCs w:val="24"/>
-          <w:lang w:val="en-US"/>
-        </w:rPr>
-        <w:t>"</w:t>
-      </w:r>
-      <w:r>
-        <w:rPr>
-          <w:sz w:val="26"/>
-          <w:szCs w:val="24"/>
-          <w:lang w:val="en-US"/>
-        </w:rPr>
-        <w:t>]</w:t>
+        <w:t>data-testid="royal-email"]</w:t>
       </w:r>
     </w:p>
     <w:p>
@@ -3578,6 +3718,7 @@
           <w:szCs w:val="24"/>
           <w:lang w:val="en-US"/>
         </w:rPr>
+        <w:lastRenderedPageBreak/>
         <w:t>Using Multiple Attributes</w:t>
       </w:r>
       <w:r>
@@ -3598,30 +3739,112 @@
         <w:br/>
         <w:t>tagName[attribute1=”value”][attribute2=”value”]</w:t>
       </w:r>
+    </w:p>
+    <w:p>
+      <w:pPr>
+        <w:pStyle w:val="ListParagraph"/>
+        <w:numPr>
+          <w:ilvl w:val="0"/>
+          <w:numId w:val="16"/>
+        </w:numPr>
+        <w:rPr>
+          <w:sz w:val="26"/>
+          <w:szCs w:val="24"/>
+          <w:lang w:val="en-US"/>
+        </w:rPr>
+      </w:pPr>
+      <w:r>
+        <w:rPr>
+          <w:sz w:val="26"/>
+          <w:szCs w:val="24"/>
+          <w:lang w:val="en-US"/>
+        </w:rPr>
+        <w:t>Using Special Characters</w:t>
+      </w:r>
+    </w:p>
+    <w:p>
+      <w:pPr>
+        <w:pStyle w:val="ListParagraph"/>
+        <w:numPr>
+          <w:ilvl w:val="1"/>
+          <w:numId w:val="16"/>
+        </w:numPr>
+        <w:rPr>
+          <w:sz w:val="26"/>
+          <w:szCs w:val="24"/>
+          <w:lang w:val="en-US"/>
+        </w:rPr>
+      </w:pPr>
+      <w:r>
+        <w:rPr>
+          <w:sz w:val="26"/>
+          <w:szCs w:val="24"/>
+          <w:lang w:val="en-US"/>
+        </w:rPr>
+        <w:t>^ - Starts With</w:t>
+      </w:r>
+    </w:p>
+    <w:p>
+      <w:pPr>
+        <w:pStyle w:val="ListParagraph"/>
+        <w:numPr>
+          <w:ilvl w:val="1"/>
+          <w:numId w:val="16"/>
+        </w:numPr>
+        <w:rPr>
+          <w:sz w:val="26"/>
+          <w:szCs w:val="24"/>
+          <w:lang w:val="en-US"/>
+        </w:rPr>
+      </w:pPr>
+      <w:r>
+        <w:rPr>
+          <w:sz w:val="26"/>
+          <w:szCs w:val="24"/>
+          <w:lang w:val="en-US"/>
+        </w:rPr>
+        <w:t>$</w:t>
+      </w:r>
+      <w:r>
+        <w:rPr>
+          <w:sz w:val="26"/>
+          <w:szCs w:val="24"/>
+          <w:lang w:val="en-US"/>
+        </w:rPr>
+        <w:t xml:space="preserve"> - Ends With</w:t>
+      </w:r>
+    </w:p>
+    <w:p>
+      <w:pPr>
+        <w:pStyle w:val="ListParagraph"/>
+        <w:numPr>
+          <w:ilvl w:val="1"/>
+          <w:numId w:val="16"/>
+        </w:numPr>
+        <w:rPr>
+          <w:sz w:val="26"/>
+          <w:szCs w:val="24"/>
+          <w:lang w:val="en-US"/>
+        </w:rPr>
+      </w:pPr>
+      <w:r>
+        <w:rPr>
+          <w:sz w:val="26"/>
+          <w:szCs w:val="24"/>
+          <w:lang w:val="en-US"/>
+        </w:rPr>
+        <w:t>*</w:t>
+      </w:r>
+      <w:r>
+        <w:rPr>
+          <w:sz w:val="26"/>
+          <w:szCs w:val="24"/>
+          <w:lang w:val="en-US"/>
+        </w:rPr>
+        <w:t xml:space="preserve"> - Contains</w:t>
+      </w:r>
       <w:bookmarkStart w:id="0" w:name="_GoBack"/>
       <w:bookmarkEnd w:id="0"/>
-    </w:p>
-    <w:p>
-      <w:pPr>
-        <w:pStyle w:val="ListParagraph"/>
-        <w:numPr>
-          <w:ilvl w:val="0"/>
-          <w:numId w:val="16"/>
-        </w:numPr>
-        <w:rPr>
-          <w:sz w:val="26"/>
-          <w:szCs w:val="24"/>
-          <w:lang w:val="en-US"/>
-        </w:rPr>
-      </w:pPr>
-      <w:r>
-        <w:rPr>
-          <w:sz w:val="26"/>
-          <w:szCs w:val="24"/>
-          <w:lang w:val="en-US"/>
-        </w:rPr>
-        <w:t>Using Special Characters</w:t>
-      </w:r>
     </w:p>
     <w:sectPr>
       <w:pgSz w:w="11906" w:h="16838"/>
@@ -3764,7 +3987,7 @@
         <w:rFonts w:hint="default"/>
       </w:rPr>
     </w:lvl>
-    <w:lvl w:ilvl="1" w:tplc="40090019" w:tentative="1">
+    <w:lvl w:ilvl="1" w:tplc="40090019">
       <w:start w:val="1"/>
       <w:numFmt w:val="lowerLetter"/>
       <w:lvlText w:val="%2."/>

--- a/Notes_Selenium_15.docx
+++ b/Notes_Selenium_15.docx
@@ -2716,6 +2716,8 @@
       </w:r>
       <w:r>
         <w:rPr>
+          <w:b/>
+          <w:bCs/>
           <w:sz w:val="26"/>
           <w:szCs w:val="24"/>
           <w:lang w:val="en-US"/>
@@ -2724,6 +2726,8 @@
       </w:r>
       <w:r>
         <w:rPr>
+          <w:b/>
+          <w:bCs/>
           <w:sz w:val="26"/>
           <w:szCs w:val="24"/>
           <w:lang w:val="en-US"/>
@@ -3843,8 +3847,231 @@
         </w:rPr>
         <w:t xml:space="preserve"> - Contains</w:t>
       </w:r>
+    </w:p>
+    <w:p>
+      <w:pPr>
+        <w:rPr>
+          <w:sz w:val="26"/>
+          <w:szCs w:val="24"/>
+          <w:lang w:val="en-US"/>
+        </w:rPr>
+      </w:pPr>
+    </w:p>
+    <w:p>
+      <w:pPr>
+        <w:rPr>
+          <w:sz w:val="26"/>
+          <w:szCs w:val="24"/>
+          <w:lang w:val="en-US"/>
+        </w:rPr>
+      </w:pPr>
+      <w:r>
+        <w:rPr>
+          <w:sz w:val="26"/>
+          <w:szCs w:val="24"/>
+          <w:lang w:val="en-US"/>
+        </w:rPr>
+        <w:t xml:space="preserve">Pattankodoli bus stand </w:t>
+      </w:r>
+      <w:r>
+        <w:rPr>
+          <w:sz w:val="26"/>
+          <w:szCs w:val="24"/>
+          <w:lang w:val="en-US"/>
+        </w:rPr>
+        <w:sym w:font="Wingdings" w:char="F0E0"/>
+      </w:r>
+      <w:r>
+        <w:rPr>
+          <w:sz w:val="26"/>
+          <w:szCs w:val="24"/>
+          <w:lang w:val="en-US"/>
+        </w:rPr>
+        <w:t xml:space="preserve"> Take right turn </w:t>
+      </w:r>
+      <w:r>
+        <w:rPr>
+          <w:sz w:val="26"/>
+          <w:szCs w:val="24"/>
+          <w:lang w:val="en-US"/>
+        </w:rPr>
+        <w:sym w:font="Wingdings" w:char="F0E0"/>
+      </w:r>
+      <w:r>
+        <w:rPr>
+          <w:sz w:val="26"/>
+          <w:szCs w:val="24"/>
+          <w:lang w:val="en-US"/>
+        </w:rPr>
+        <w:t xml:space="preserve"> Hupare Nagar </w:t>
+      </w:r>
+      <w:r>
+        <w:rPr>
+          <w:sz w:val="26"/>
+          <w:szCs w:val="24"/>
+          <w:lang w:val="en-US"/>
+        </w:rPr>
+        <w:sym w:font="Wingdings" w:char="F0E0"/>
+      </w:r>
+      <w:r>
+        <w:rPr>
+          <w:sz w:val="26"/>
+          <w:szCs w:val="24"/>
+          <w:lang w:val="en-US"/>
+        </w:rPr>
+        <w:t xml:space="preserve"> Water Tank </w:t>
+      </w:r>
+      <w:r>
+        <w:rPr>
+          <w:sz w:val="26"/>
+          <w:szCs w:val="24"/>
+          <w:lang w:val="en-US"/>
+        </w:rPr>
+        <w:sym w:font="Wingdings" w:char="F0E0"/>
+      </w:r>
+      <w:r>
+        <w:rPr>
+          <w:sz w:val="26"/>
+          <w:szCs w:val="24"/>
+          <w:lang w:val="en-US"/>
+        </w:rPr>
+        <w:t xml:space="preserve"> Lane No 9 </w:t>
+      </w:r>
+      <w:r>
+        <w:rPr>
+          <w:sz w:val="26"/>
+          <w:szCs w:val="24"/>
+          <w:lang w:val="en-US"/>
+        </w:rPr>
+        <w:sym w:font="Wingdings" w:char="F0E0"/>
+      </w:r>
+      <w:r>
+        <w:rPr>
+          <w:sz w:val="26"/>
+          <w:szCs w:val="24"/>
+          <w:lang w:val="en-US"/>
+        </w:rPr>
+        <w:t xml:space="preserve"> House No 1128</w:t>
+      </w:r>
+    </w:p>
+    <w:p>
+      <w:pPr>
+        <w:rPr>
+          <w:sz w:val="26"/>
+          <w:szCs w:val="24"/>
+          <w:lang w:val="en-US"/>
+        </w:rPr>
+      </w:pPr>
+    </w:p>
+    <w:p>
+      <w:pPr>
+        <w:rPr>
+          <w:b/>
+          <w:bCs/>
+          <w:sz w:val="26"/>
+          <w:szCs w:val="24"/>
+          <w:lang w:val="en-US"/>
+        </w:rPr>
+      </w:pPr>
+      <w:r>
+        <w:rPr>
+          <w:b/>
+          <w:bCs/>
+          <w:sz w:val="26"/>
+          <w:szCs w:val="24"/>
+          <w:lang w:val="en-US"/>
+        </w:rPr>
+        <w:t>XPath (XML Path)</w:t>
+      </w:r>
+    </w:p>
+    <w:p>
+      <w:pPr>
+        <w:rPr>
+          <w:sz w:val="26"/>
+          <w:szCs w:val="24"/>
+          <w:lang w:val="en-US"/>
+        </w:rPr>
+      </w:pPr>
+      <w:r>
+        <w:rPr>
+          <w:sz w:val="26"/>
+          <w:szCs w:val="24"/>
+          <w:lang w:val="en-US"/>
+        </w:rPr>
+        <w:t>XPath is a way to find any control by providing its exact location / path on the page.</w:t>
+      </w:r>
+    </w:p>
+    <w:p>
+      <w:pPr>
+        <w:rPr>
+          <w:sz w:val="26"/>
+          <w:szCs w:val="24"/>
+          <w:lang w:val="en-US"/>
+        </w:rPr>
+      </w:pPr>
+      <w:r>
+        <w:rPr>
+          <w:sz w:val="26"/>
+          <w:szCs w:val="24"/>
+          <w:lang w:val="en-US"/>
+        </w:rPr>
+        <w:t>Types</w:t>
+      </w:r>
+    </w:p>
+    <w:p>
+      <w:pPr>
+        <w:pStyle w:val="ListParagraph"/>
+        <w:numPr>
+          <w:ilvl w:val="0"/>
+          <w:numId w:val="17"/>
+        </w:numPr>
+        <w:rPr>
+          <w:sz w:val="26"/>
+          <w:szCs w:val="24"/>
+          <w:lang w:val="en-US"/>
+        </w:rPr>
+      </w:pPr>
+      <w:r>
+        <w:rPr>
+          <w:sz w:val="26"/>
+          <w:szCs w:val="24"/>
+          <w:lang w:val="en-US"/>
+        </w:rPr>
+        <w:t>Absolute XPath</w:t>
+      </w:r>
+      <w:r>
+        <w:rPr>
+          <w:sz w:val="26"/>
+          <w:szCs w:val="24"/>
+          <w:lang w:val="en-US"/>
+        </w:rPr>
+        <w:br/>
+        <w:t>Starts with html</w:t>
+      </w:r>
       <w:bookmarkStart w:id="0" w:name="_GoBack"/>
       <w:bookmarkEnd w:id="0"/>
+    </w:p>
+    <w:p>
+      <w:pPr>
+        <w:pStyle w:val="ListParagraph"/>
+        <w:numPr>
+          <w:ilvl w:val="0"/>
+          <w:numId w:val="17"/>
+        </w:numPr>
+        <w:rPr>
+          <w:sz w:val="26"/>
+          <w:szCs w:val="24"/>
+          <w:lang w:val="en-US"/>
+        </w:rPr>
+      </w:pPr>
+      <w:r>
+        <w:rPr>
+          <w:sz w:val="26"/>
+          <w:szCs w:val="24"/>
+          <w:lang w:val="en-US"/>
+        </w:rPr>
+        <w:t>Relative XPath</w:t>
+      </w:r>
     </w:p>
     <w:sectPr>
       <w:pgSz w:w="11906" w:h="16838"/>
@@ -5064,6 +5291,95 @@
     </w:lvl>
   </w:abstractNum>
   <w:abstractNum w:abstractNumId="13">
+    <w:nsid w:val="529E3796"/>
+    <w:multiLevelType w:val="hybridMultilevel"/>
+    <w:tmpl w:val="AB520516"/>
+    <w:lvl w:ilvl="0" w:tplc="4009000F">
+      <w:start w:val="1"/>
+      <w:numFmt w:val="decimal"/>
+      <w:lvlText w:val="%1."/>
+      <w:lvlJc w:val="left"/>
+      <w:pPr>
+        <w:ind w:left="720" w:hanging="360"/>
+      </w:pPr>
+      <w:rPr>
+        <w:rFonts w:hint="default"/>
+      </w:rPr>
+    </w:lvl>
+    <w:lvl w:ilvl="1" w:tplc="40090019" w:tentative="1">
+      <w:start w:val="1"/>
+      <w:numFmt w:val="lowerLetter"/>
+      <w:lvlText w:val="%2."/>
+      <w:lvlJc w:val="left"/>
+      <w:pPr>
+        <w:ind w:left="1440" w:hanging="360"/>
+      </w:pPr>
+    </w:lvl>
+    <w:lvl w:ilvl="2" w:tplc="4009001B" w:tentative="1">
+      <w:start w:val="1"/>
+      <w:numFmt w:val="lowerRoman"/>
+      <w:lvlText w:val="%3."/>
+      <w:lvlJc w:val="right"/>
+      <w:pPr>
+        <w:ind w:left="2160" w:hanging="180"/>
+      </w:pPr>
+    </w:lvl>
+    <w:lvl w:ilvl="3" w:tplc="4009000F" w:tentative="1">
+      <w:start w:val="1"/>
+      <w:numFmt w:val="decimal"/>
+      <w:lvlText w:val="%4."/>
+      <w:lvlJc w:val="left"/>
+      <w:pPr>
+        <w:ind w:left="2880" w:hanging="360"/>
+      </w:pPr>
+    </w:lvl>
+    <w:lvl w:ilvl="4" w:tplc="40090019" w:tentative="1">
+      <w:start w:val="1"/>
+      <w:numFmt w:val="lowerLetter"/>
+      <w:lvlText w:val="%5."/>
+      <w:lvlJc w:val="left"/>
+      <w:pPr>
+        <w:ind w:left="3600" w:hanging="360"/>
+      </w:pPr>
+    </w:lvl>
+    <w:lvl w:ilvl="5" w:tplc="4009001B" w:tentative="1">
+      <w:start w:val="1"/>
+      <w:numFmt w:val="lowerRoman"/>
+      <w:lvlText w:val="%6."/>
+      <w:lvlJc w:val="right"/>
+      <w:pPr>
+        <w:ind w:left="4320" w:hanging="180"/>
+      </w:pPr>
+    </w:lvl>
+    <w:lvl w:ilvl="6" w:tplc="4009000F" w:tentative="1">
+      <w:start w:val="1"/>
+      <w:numFmt w:val="decimal"/>
+      <w:lvlText w:val="%7."/>
+      <w:lvlJc w:val="left"/>
+      <w:pPr>
+        <w:ind w:left="5040" w:hanging="360"/>
+      </w:pPr>
+    </w:lvl>
+    <w:lvl w:ilvl="7" w:tplc="40090019" w:tentative="1">
+      <w:start w:val="1"/>
+      <w:numFmt w:val="lowerLetter"/>
+      <w:lvlText w:val="%8."/>
+      <w:lvlJc w:val="left"/>
+      <w:pPr>
+        <w:ind w:left="5760" w:hanging="360"/>
+      </w:pPr>
+    </w:lvl>
+    <w:lvl w:ilvl="8" w:tplc="4009001B" w:tentative="1">
+      <w:start w:val="1"/>
+      <w:numFmt w:val="lowerRoman"/>
+      <w:lvlText w:val="%9."/>
+      <w:lvlJc w:val="right"/>
+      <w:pPr>
+        <w:ind w:left="6480" w:hanging="180"/>
+      </w:pPr>
+    </w:lvl>
+  </w:abstractNum>
+  <w:abstractNum w:abstractNumId="14">
     <w:nsid w:val="669D6C41"/>
     <w:multiLevelType w:val="hybridMultilevel"/>
     <w:tmpl w:val="9E22EC66"/>
@@ -5176,7 +5492,7 @@
       </w:rPr>
     </w:lvl>
   </w:abstractNum>
-  <w:abstractNum w:abstractNumId="14">
+  <w:abstractNum w:abstractNumId="15">
     <w:nsid w:val="6DE40AAE"/>
     <w:multiLevelType w:val="hybridMultilevel"/>
     <w:tmpl w:val="8A1CE40E"/>
@@ -5265,7 +5581,7 @@
       </w:pPr>
     </w:lvl>
   </w:abstractNum>
-  <w:abstractNum w:abstractNumId="15">
+  <w:abstractNum w:abstractNumId="16">
     <w:nsid w:val="771F358C"/>
     <w:multiLevelType w:val="hybridMultilevel"/>
     <w:tmpl w:val="08E0D094"/>
@@ -5376,10 +5692,10 @@
     <w:abstractNumId w:val="3"/>
   </w:num>
   <w:num w:numId="8">
-    <w:abstractNumId w:val="13"/>
+    <w:abstractNumId w:val="14"/>
   </w:num>
   <w:num w:numId="9">
-    <w:abstractNumId w:val="15"/>
+    <w:abstractNumId w:val="16"/>
   </w:num>
   <w:num w:numId="10">
     <w:abstractNumId w:val="7"/>
@@ -5397,10 +5713,13 @@
     <w:abstractNumId w:val="4"/>
   </w:num>
   <w:num w:numId="15">
-    <w:abstractNumId w:val="14"/>
+    <w:abstractNumId w:val="15"/>
   </w:num>
   <w:num w:numId="16">
     <w:abstractNumId w:val="1"/>
+  </w:num>
+  <w:num w:numId="17">
+    <w:abstractNumId w:val="13"/>
   </w:num>
 </w:numbering>
 </file>

--- a/Notes_Selenium_15.docx
+++ b/Notes_Selenium_15.docx
@@ -1124,6 +1124,7 @@
           <w:lang w:val="en-US"/>
         </w:rPr>
       </w:pPr>
+      <w:proofErr w:type="spellStart"/>
       <w:r>
         <w:rPr>
           <w:sz w:val="26"/>
@@ -1132,6 +1133,7 @@
         </w:rPr>
         <w:t>JMeeter</w:t>
       </w:r>
+      <w:proofErr w:type="spellEnd"/>
     </w:p>
     <w:p>
       <w:pPr>
@@ -1262,8 +1264,18 @@
           <w:szCs w:val="24"/>
           <w:lang w:val="en-US"/>
         </w:rPr>
-        <w:t>Web Scrab</w:t>
-      </w:r>
+        <w:t xml:space="preserve">Web </w:t>
+      </w:r>
+      <w:proofErr w:type="spellStart"/>
+      <w:r>
+        <w:rPr>
+          <w:sz w:val="26"/>
+          <w:szCs w:val="24"/>
+          <w:lang w:val="en-US"/>
+        </w:rPr>
+        <w:t>Scrab</w:t>
+      </w:r>
+      <w:proofErr w:type="spellEnd"/>
     </w:p>
     <w:p>
       <w:pPr>
@@ -1594,6 +1606,7 @@
           <w:lang w:val="en-US"/>
         </w:rPr>
       </w:pPr>
+      <w:proofErr w:type="spellStart"/>
       <w:r>
         <w:rPr>
           <w:sz w:val="26"/>
@@ -1602,6 +1615,7 @@
         </w:rPr>
         <w:t>YourName_SeleniumDemos</w:t>
       </w:r>
+      <w:proofErr w:type="spellEnd"/>
     </w:p>
     <w:p>
       <w:pPr>
@@ -1762,8 +1776,18 @@
           <w:szCs w:val="24"/>
           <w:lang w:val="en-US"/>
         </w:rPr>
-        <w:t>Idea Itellij</w:t>
-      </w:r>
+        <w:t xml:space="preserve">Idea </w:t>
+      </w:r>
+      <w:proofErr w:type="spellStart"/>
+      <w:r>
+        <w:rPr>
+          <w:sz w:val="26"/>
+          <w:szCs w:val="24"/>
+          <w:lang w:val="en-US"/>
+        </w:rPr>
+        <w:t>Itellij</w:t>
+      </w:r>
+      <w:proofErr w:type="spellEnd"/>
     </w:p>
     <w:p>
       <w:pPr>
@@ -1880,7 +1904,25 @@
           <w:szCs w:val="24"/>
           <w:lang w:val="en-US"/>
         </w:rPr>
-        <w:t>Open selenium.dev site</w:t>
+        <w:t xml:space="preserve">Open </w:t>
+      </w:r>
+      <w:proofErr w:type="spellStart"/>
+      <w:r>
+        <w:rPr>
+          <w:sz w:val="26"/>
+          <w:szCs w:val="24"/>
+          <w:lang w:val="en-US"/>
+        </w:rPr>
+        <w:t>selenium.dev</w:t>
+      </w:r>
+      <w:proofErr w:type="spellEnd"/>
+      <w:r>
+        <w:rPr>
+          <w:sz w:val="26"/>
+          <w:szCs w:val="24"/>
+          <w:lang w:val="en-US"/>
+        </w:rPr>
+        <w:t xml:space="preserve"> site</w:t>
       </w:r>
     </w:p>
     <w:p>
@@ -2266,8 +2308,18 @@
           <w:szCs w:val="24"/>
           <w:lang w:val="en-US"/>
         </w:rPr>
-        <w:t>Click on classpath</w:t>
-      </w:r>
+        <w:t xml:space="preserve">Click on </w:t>
+      </w:r>
+      <w:proofErr w:type="spellStart"/>
+      <w:r>
+        <w:rPr>
+          <w:sz w:val="26"/>
+          <w:szCs w:val="24"/>
+          <w:lang w:val="en-US"/>
+        </w:rPr>
+        <w:t>classpath</w:t>
+      </w:r>
+      <w:proofErr w:type="spellEnd"/>
     </w:p>
     <w:p>
       <w:pPr>
@@ -2430,13 +2482,23 @@
           <w:lang w:val="en-US"/>
         </w:rPr>
       </w:pPr>
-      <w:r>
-        <w:rPr>
-          <w:sz w:val="26"/>
-          <w:szCs w:val="24"/>
-          <w:lang w:val="en-US"/>
-        </w:rPr>
-        <w:t xml:space="preserve">get() </w:t>
+      <w:proofErr w:type="gramStart"/>
+      <w:r>
+        <w:rPr>
+          <w:sz w:val="26"/>
+          <w:szCs w:val="24"/>
+          <w:lang w:val="en-US"/>
+        </w:rPr>
+        <w:t>get(</w:t>
+      </w:r>
+      <w:proofErr w:type="gramEnd"/>
+      <w:r>
+        <w:rPr>
+          <w:sz w:val="26"/>
+          <w:szCs w:val="24"/>
+          <w:lang w:val="en-US"/>
+        </w:rPr>
+        <w:t xml:space="preserve">) </w:t>
       </w:r>
       <w:r>
         <w:rPr>
@@ -2476,13 +2538,33 @@
           <w:lang w:val="en-US"/>
         </w:rPr>
       </w:pPr>
-      <w:r>
-        <w:rPr>
-          <w:sz w:val="26"/>
-          <w:szCs w:val="24"/>
-          <w:lang w:val="en-US"/>
-        </w:rPr>
-        <w:t xml:space="preserve">driver.manage().window().maximize() </w:t>
+      <w:proofErr w:type="spellStart"/>
+      <w:proofErr w:type="gramStart"/>
+      <w:r>
+        <w:rPr>
+          <w:sz w:val="26"/>
+          <w:szCs w:val="24"/>
+          <w:lang w:val="en-US"/>
+        </w:rPr>
+        <w:t>driver.manage</w:t>
+      </w:r>
+      <w:proofErr w:type="spellEnd"/>
+      <w:r>
+        <w:rPr>
+          <w:sz w:val="26"/>
+          <w:szCs w:val="24"/>
+          <w:lang w:val="en-US"/>
+        </w:rPr>
+        <w:t>(</w:t>
+      </w:r>
+      <w:proofErr w:type="gramEnd"/>
+      <w:r>
+        <w:rPr>
+          <w:sz w:val="26"/>
+          <w:szCs w:val="24"/>
+          <w:lang w:val="en-US"/>
+        </w:rPr>
+        <w:t xml:space="preserve">).window().maximize() </w:t>
       </w:r>
       <w:r>
         <w:rPr>
@@ -2514,13 +2596,23 @@
           <w:lang w:val="en-US"/>
         </w:rPr>
       </w:pPr>
-      <w:r>
-        <w:rPr>
-          <w:sz w:val="26"/>
-          <w:szCs w:val="24"/>
-          <w:lang w:val="en-US"/>
-        </w:rPr>
-        <w:t xml:space="preserve">close() </w:t>
+      <w:proofErr w:type="gramStart"/>
+      <w:r>
+        <w:rPr>
+          <w:sz w:val="26"/>
+          <w:szCs w:val="24"/>
+          <w:lang w:val="en-US"/>
+        </w:rPr>
+        <w:t>close(</w:t>
+      </w:r>
+      <w:proofErr w:type="gramEnd"/>
+      <w:r>
+        <w:rPr>
+          <w:sz w:val="26"/>
+          <w:szCs w:val="24"/>
+          <w:lang w:val="en-US"/>
+        </w:rPr>
+        <w:t xml:space="preserve">) </w:t>
       </w:r>
       <w:r>
         <w:rPr>
@@ -2552,13 +2644,23 @@
           <w:lang w:val="en-US"/>
         </w:rPr>
       </w:pPr>
-      <w:r>
-        <w:rPr>
-          <w:sz w:val="26"/>
-          <w:szCs w:val="24"/>
-          <w:lang w:val="en-US"/>
-        </w:rPr>
-        <w:t xml:space="preserve">getTitle() </w:t>
+      <w:proofErr w:type="gramStart"/>
+      <w:r>
+        <w:rPr>
+          <w:sz w:val="26"/>
+          <w:szCs w:val="24"/>
+          <w:lang w:val="en-US"/>
+        </w:rPr>
+        <w:t>getTitle(</w:t>
+      </w:r>
+      <w:proofErr w:type="gramEnd"/>
+      <w:r>
+        <w:rPr>
+          <w:sz w:val="26"/>
+          <w:szCs w:val="24"/>
+          <w:lang w:val="en-US"/>
+        </w:rPr>
+        <w:t xml:space="preserve">) </w:t>
       </w:r>
       <w:r>
         <w:rPr>
@@ -2598,13 +2700,23 @@
           <w:lang w:val="en-US"/>
         </w:rPr>
       </w:pPr>
-      <w:r>
-        <w:rPr>
-          <w:sz w:val="26"/>
-          <w:szCs w:val="24"/>
-          <w:lang w:val="en-US"/>
-        </w:rPr>
-        <w:t xml:space="preserve">getCurrentUrl() </w:t>
+      <w:proofErr w:type="gramStart"/>
+      <w:r>
+        <w:rPr>
+          <w:sz w:val="26"/>
+          <w:szCs w:val="24"/>
+          <w:lang w:val="en-US"/>
+        </w:rPr>
+        <w:t>getCurrentUrl(</w:t>
+      </w:r>
+      <w:proofErr w:type="gramEnd"/>
+      <w:r>
+        <w:rPr>
+          <w:sz w:val="26"/>
+          <w:szCs w:val="24"/>
+          <w:lang w:val="en-US"/>
+        </w:rPr>
+        <w:t xml:space="preserve">) </w:t>
       </w:r>
       <w:r>
         <w:rPr>
@@ -2636,13 +2748,23 @@
           <w:lang w:val="en-US"/>
         </w:rPr>
       </w:pPr>
-      <w:r>
-        <w:rPr>
-          <w:sz w:val="26"/>
-          <w:szCs w:val="24"/>
-          <w:lang w:val="en-US"/>
-        </w:rPr>
-        <w:t xml:space="preserve">getPageSource() </w:t>
+      <w:proofErr w:type="gramStart"/>
+      <w:r>
+        <w:rPr>
+          <w:sz w:val="26"/>
+          <w:szCs w:val="24"/>
+          <w:lang w:val="en-US"/>
+        </w:rPr>
+        <w:t>getPageSource(</w:t>
+      </w:r>
+      <w:proofErr w:type="gramEnd"/>
+      <w:r>
+        <w:rPr>
+          <w:sz w:val="26"/>
+          <w:szCs w:val="24"/>
+          <w:lang w:val="en-US"/>
+        </w:rPr>
+        <w:t xml:space="preserve">) </w:t>
       </w:r>
       <w:r>
         <w:rPr>
@@ -2682,13 +2804,23 @@
           <w:lang w:val="en-US"/>
         </w:rPr>
       </w:pPr>
-      <w:r>
-        <w:rPr>
-          <w:sz w:val="26"/>
-          <w:szCs w:val="24"/>
-          <w:lang w:val="en-US"/>
-        </w:rPr>
-        <w:t xml:space="preserve">findElement() </w:t>
+      <w:proofErr w:type="gramStart"/>
+      <w:r>
+        <w:rPr>
+          <w:sz w:val="26"/>
+          <w:szCs w:val="24"/>
+          <w:lang w:val="en-US"/>
+        </w:rPr>
+        <w:t>findElement(</w:t>
+      </w:r>
+      <w:proofErr w:type="gramEnd"/>
+      <w:r>
+        <w:rPr>
+          <w:sz w:val="26"/>
+          <w:szCs w:val="24"/>
+          <w:lang w:val="en-US"/>
+        </w:rPr>
+        <w:t xml:space="preserve">) </w:t>
       </w:r>
       <w:r>
         <w:rPr>
@@ -3256,7 +3388,25 @@
           <w:szCs w:val="24"/>
           <w:lang w:val="en-US"/>
         </w:rPr>
-        <w:t>Every control (like textbox, radio button, checkbox, label etc) is treated as WebElement in Selenium.</w:t>
+        <w:t xml:space="preserve">Every control (like textbox, radio button, checkbox, label </w:t>
+      </w:r>
+      <w:proofErr w:type="spellStart"/>
+      <w:r>
+        <w:rPr>
+          <w:sz w:val="26"/>
+          <w:szCs w:val="24"/>
+          <w:lang w:val="en-US"/>
+        </w:rPr>
+        <w:t>etc</w:t>
+      </w:r>
+      <w:proofErr w:type="spellEnd"/>
+      <w:r>
+        <w:rPr>
+          <w:sz w:val="26"/>
+          <w:szCs w:val="24"/>
+          <w:lang w:val="en-US"/>
+        </w:rPr>
+        <w:t>) is treated as WebElement in Selenium.</w:t>
       </w:r>
     </w:p>
     <w:p>
@@ -3316,13 +3466,23 @@
           <w:lang w:val="en-US"/>
         </w:rPr>
       </w:pPr>
-      <w:r>
-        <w:rPr>
-          <w:sz w:val="26"/>
-          <w:szCs w:val="24"/>
-          <w:lang w:val="en-US"/>
-        </w:rPr>
-        <w:t xml:space="preserve">sendKeys() </w:t>
+      <w:proofErr w:type="gramStart"/>
+      <w:r>
+        <w:rPr>
+          <w:sz w:val="26"/>
+          <w:szCs w:val="24"/>
+          <w:lang w:val="en-US"/>
+        </w:rPr>
+        <w:t>sendKeys(</w:t>
+      </w:r>
+      <w:proofErr w:type="gramEnd"/>
+      <w:r>
+        <w:rPr>
+          <w:sz w:val="26"/>
+          <w:szCs w:val="24"/>
+          <w:lang w:val="en-US"/>
+        </w:rPr>
+        <w:t xml:space="preserve">) </w:t>
       </w:r>
       <w:r>
         <w:rPr>
@@ -3378,13 +3538,23 @@
           <w:lang w:val="en-US"/>
         </w:rPr>
       </w:pPr>
-      <w:r>
-        <w:rPr>
-          <w:sz w:val="26"/>
-          <w:szCs w:val="24"/>
-          <w:lang w:val="en-US"/>
-        </w:rPr>
-        <w:t xml:space="preserve">click() </w:t>
+      <w:proofErr w:type="gramStart"/>
+      <w:r>
+        <w:rPr>
+          <w:sz w:val="26"/>
+          <w:szCs w:val="24"/>
+          <w:lang w:val="en-US"/>
+        </w:rPr>
+        <w:t>click(</w:t>
+      </w:r>
+      <w:proofErr w:type="gramEnd"/>
+      <w:r>
+        <w:rPr>
+          <w:sz w:val="26"/>
+          <w:szCs w:val="24"/>
+          <w:lang w:val="en-US"/>
+        </w:rPr>
+        <w:t xml:space="preserve">) </w:t>
       </w:r>
       <w:r>
         <w:rPr>
@@ -3416,13 +3586,23 @@
           <w:lang w:val="en-US"/>
         </w:rPr>
       </w:pPr>
-      <w:r>
-        <w:rPr>
-          <w:sz w:val="26"/>
-          <w:szCs w:val="24"/>
-          <w:lang w:val="en-US"/>
-        </w:rPr>
-        <w:t xml:space="preserve">getText() </w:t>
+      <w:proofErr w:type="gramStart"/>
+      <w:r>
+        <w:rPr>
+          <w:sz w:val="26"/>
+          <w:szCs w:val="24"/>
+          <w:lang w:val="en-US"/>
+        </w:rPr>
+        <w:t>getText(</w:t>
+      </w:r>
+      <w:proofErr w:type="gramEnd"/>
+      <w:r>
+        <w:rPr>
+          <w:sz w:val="26"/>
+          <w:szCs w:val="24"/>
+          <w:lang w:val="en-US"/>
+        </w:rPr>
+        <w:t xml:space="preserve">) </w:t>
       </w:r>
       <w:r>
         <w:rPr>
@@ -3700,7 +3880,25 @@
           <w:szCs w:val="24"/>
           <w:lang w:val="en-US"/>
         </w:rPr>
-        <w:t>data-testid="royal-email"]</w:t>
+        <w:t>data-</w:t>
+      </w:r>
+      <w:proofErr w:type="spellStart"/>
+      <w:r>
+        <w:rPr>
+          <w:sz w:val="26"/>
+          <w:szCs w:val="24"/>
+          <w:lang w:val="en-US"/>
+        </w:rPr>
+        <w:t>testid</w:t>
+      </w:r>
+      <w:proofErr w:type="spellEnd"/>
+      <w:r>
+        <w:rPr>
+          <w:sz w:val="26"/>
+          <w:szCs w:val="24"/>
+          <w:lang w:val="en-US"/>
+        </w:rPr>
+        <w:t>="royal-email"]</w:t>
       </w:r>
     </w:p>
     <w:p>
@@ -3919,8 +4117,18 @@
           <w:szCs w:val="24"/>
           <w:lang w:val="en-US"/>
         </w:rPr>
-        <w:t xml:space="preserve"> Water Tank </w:t>
-      </w:r>
+        <w:t xml:space="preserve"> </w:t>
+      </w:r>
+      <w:bookmarkStart w:id="0" w:name="_GoBack"/>
+      <w:r>
+        <w:rPr>
+          <w:sz w:val="26"/>
+          <w:szCs w:val="24"/>
+          <w:lang w:val="en-US"/>
+        </w:rPr>
+        <w:t xml:space="preserve">Water Tank </w:t>
+      </w:r>
+      <w:bookmarkEnd w:id="0"/>
       <w:r>
         <w:rPr>
           <w:sz w:val="26"/>
@@ -4048,8 +4256,6 @@
         <w:br/>
         <w:t>Starts with html</w:t>
       </w:r>
-      <w:bookmarkStart w:id="0" w:name="_GoBack"/>
-      <w:bookmarkEnd w:id="0"/>
     </w:p>
     <w:p>
       <w:pPr>
@@ -4071,6 +4277,85 @@
           <w:lang w:val="en-US"/>
         </w:rPr>
         <w:t>Relative XPath</w:t>
+      </w:r>
+      <w:r>
+        <w:rPr>
+          <w:sz w:val="26"/>
+          <w:szCs w:val="24"/>
+          <w:lang w:val="en-US"/>
+        </w:rPr>
+        <w:br/>
+        <w:t>Starts with //</w:t>
+      </w:r>
+    </w:p>
+    <w:p>
+      <w:pPr>
+        <w:pStyle w:val="ListParagraph"/>
+        <w:numPr>
+          <w:ilvl w:val="1"/>
+          <w:numId w:val="17"/>
+        </w:numPr>
+        <w:rPr>
+          <w:sz w:val="26"/>
+          <w:szCs w:val="24"/>
+          <w:lang w:val="en-US"/>
+        </w:rPr>
+      </w:pPr>
+      <w:r>
+        <w:rPr>
+          <w:sz w:val="26"/>
+          <w:szCs w:val="24"/>
+          <w:lang w:val="en-US"/>
+        </w:rPr>
+        <w:t>Taking reference of parent tag</w:t>
+      </w:r>
+      <w:r>
+        <w:rPr>
+          <w:sz w:val="26"/>
+          <w:szCs w:val="24"/>
+          <w:lang w:val="en-US"/>
+        </w:rPr>
+        <w:br/>
+        <w:t>Syntax</w:t>
+      </w:r>
+      <w:r>
+        <w:rPr>
+          <w:sz w:val="26"/>
+          <w:szCs w:val="24"/>
+          <w:lang w:val="en-US"/>
+        </w:rPr>
+        <w:br/>
+        <w:t>//tagName[@attribute=”value”]</w:t>
+      </w:r>
+      <w:r>
+        <w:rPr>
+          <w:sz w:val="26"/>
+          <w:szCs w:val="24"/>
+          <w:lang w:val="en-US"/>
+        </w:rPr>
+        <w:t>/tagName</w:t>
+      </w:r>
+    </w:p>
+    <w:p>
+      <w:pPr>
+        <w:pStyle w:val="ListParagraph"/>
+        <w:numPr>
+          <w:ilvl w:val="1"/>
+          <w:numId w:val="17"/>
+        </w:numPr>
+        <w:rPr>
+          <w:sz w:val="26"/>
+          <w:szCs w:val="24"/>
+          <w:lang w:val="en-US"/>
+        </w:rPr>
+      </w:pPr>
+      <w:r>
+        <w:rPr>
+          <w:sz w:val="26"/>
+          <w:szCs w:val="24"/>
+          <w:lang w:val="en-US"/>
+        </w:rPr>
+        <w:t>Taking reference of current tag</w:t>
       </w:r>
     </w:p>
     <w:sectPr>
@@ -5306,7 +5591,7 @@
         <w:rFonts w:hint="default"/>
       </w:rPr>
     </w:lvl>
-    <w:lvl w:ilvl="1" w:tplc="40090019" w:tentative="1">
+    <w:lvl w:ilvl="1" w:tplc="40090019">
       <w:start w:val="1"/>
       <w:numFmt w:val="lowerLetter"/>
       <w:lvlText w:val="%2."/>

--- a/Notes_Selenium_15.docx
+++ b/Notes_Selenium_15.docx
@@ -1124,7 +1124,6 @@
           <w:lang w:val="en-US"/>
         </w:rPr>
       </w:pPr>
-      <w:proofErr w:type="spellStart"/>
       <w:r>
         <w:rPr>
           <w:sz w:val="26"/>
@@ -1133,7 +1132,6 @@
         </w:rPr>
         <w:t>JMeeter</w:t>
       </w:r>
-      <w:proofErr w:type="spellEnd"/>
     </w:p>
     <w:p>
       <w:pPr>
@@ -1264,18 +1262,8 @@
           <w:szCs w:val="24"/>
           <w:lang w:val="en-US"/>
         </w:rPr>
-        <w:t xml:space="preserve">Web </w:t>
-      </w:r>
-      <w:proofErr w:type="spellStart"/>
-      <w:r>
-        <w:rPr>
-          <w:sz w:val="26"/>
-          <w:szCs w:val="24"/>
-          <w:lang w:val="en-US"/>
-        </w:rPr>
-        <w:t>Scrab</w:t>
-      </w:r>
-      <w:proofErr w:type="spellEnd"/>
+        <w:t>Web Scrab</w:t>
+      </w:r>
     </w:p>
     <w:p>
       <w:pPr>
@@ -1606,7 +1594,6 @@
           <w:lang w:val="en-US"/>
         </w:rPr>
       </w:pPr>
-      <w:proofErr w:type="spellStart"/>
       <w:r>
         <w:rPr>
           <w:sz w:val="26"/>
@@ -1615,7 +1602,6 @@
         </w:rPr>
         <w:t>YourName_SeleniumDemos</w:t>
       </w:r>
-      <w:proofErr w:type="spellEnd"/>
     </w:p>
     <w:p>
       <w:pPr>
@@ -1776,18 +1762,8 @@
           <w:szCs w:val="24"/>
           <w:lang w:val="en-US"/>
         </w:rPr>
-        <w:t xml:space="preserve">Idea </w:t>
-      </w:r>
-      <w:proofErr w:type="spellStart"/>
-      <w:r>
-        <w:rPr>
-          <w:sz w:val="26"/>
-          <w:szCs w:val="24"/>
-          <w:lang w:val="en-US"/>
-        </w:rPr>
-        <w:t>Itellij</w:t>
-      </w:r>
-      <w:proofErr w:type="spellEnd"/>
+        <w:t>Idea Itellij</w:t>
+      </w:r>
     </w:p>
     <w:p>
       <w:pPr>
@@ -1904,25 +1880,7 @@
           <w:szCs w:val="24"/>
           <w:lang w:val="en-US"/>
         </w:rPr>
-        <w:t xml:space="preserve">Open </w:t>
-      </w:r>
-      <w:proofErr w:type="spellStart"/>
-      <w:r>
-        <w:rPr>
-          <w:sz w:val="26"/>
-          <w:szCs w:val="24"/>
-          <w:lang w:val="en-US"/>
-        </w:rPr>
-        <w:t>selenium.dev</w:t>
-      </w:r>
-      <w:proofErr w:type="spellEnd"/>
-      <w:r>
-        <w:rPr>
-          <w:sz w:val="26"/>
-          <w:szCs w:val="24"/>
-          <w:lang w:val="en-US"/>
-        </w:rPr>
-        <w:t xml:space="preserve"> site</w:t>
+        <w:t>Open selenium.dev site</w:t>
       </w:r>
     </w:p>
     <w:p>
@@ -2308,18 +2266,8 @@
           <w:szCs w:val="24"/>
           <w:lang w:val="en-US"/>
         </w:rPr>
-        <w:t xml:space="preserve">Click on </w:t>
-      </w:r>
-      <w:proofErr w:type="spellStart"/>
-      <w:r>
-        <w:rPr>
-          <w:sz w:val="26"/>
-          <w:szCs w:val="24"/>
-          <w:lang w:val="en-US"/>
-        </w:rPr>
-        <w:t>classpath</w:t>
-      </w:r>
-      <w:proofErr w:type="spellEnd"/>
+        <w:t>Click on classpath</w:t>
+      </w:r>
     </w:p>
     <w:p>
       <w:pPr>
@@ -2482,23 +2430,13 @@
           <w:lang w:val="en-US"/>
         </w:rPr>
       </w:pPr>
-      <w:proofErr w:type="gramStart"/>
-      <w:r>
-        <w:rPr>
-          <w:sz w:val="26"/>
-          <w:szCs w:val="24"/>
-          <w:lang w:val="en-US"/>
-        </w:rPr>
-        <w:t>get(</w:t>
-      </w:r>
-      <w:proofErr w:type="gramEnd"/>
-      <w:r>
-        <w:rPr>
-          <w:sz w:val="26"/>
-          <w:szCs w:val="24"/>
-          <w:lang w:val="en-US"/>
-        </w:rPr>
-        <w:t xml:space="preserve">) </w:t>
+      <w:r>
+        <w:rPr>
+          <w:sz w:val="26"/>
+          <w:szCs w:val="24"/>
+          <w:lang w:val="en-US"/>
+        </w:rPr>
+        <w:t xml:space="preserve">get() </w:t>
       </w:r>
       <w:r>
         <w:rPr>
@@ -2538,33 +2476,13 @@
           <w:lang w:val="en-US"/>
         </w:rPr>
       </w:pPr>
-      <w:proofErr w:type="spellStart"/>
-      <w:proofErr w:type="gramStart"/>
-      <w:r>
-        <w:rPr>
-          <w:sz w:val="26"/>
-          <w:szCs w:val="24"/>
-          <w:lang w:val="en-US"/>
-        </w:rPr>
-        <w:t>driver.manage</w:t>
-      </w:r>
-      <w:proofErr w:type="spellEnd"/>
-      <w:r>
-        <w:rPr>
-          <w:sz w:val="26"/>
-          <w:szCs w:val="24"/>
-          <w:lang w:val="en-US"/>
-        </w:rPr>
-        <w:t>(</w:t>
-      </w:r>
-      <w:proofErr w:type="gramEnd"/>
-      <w:r>
-        <w:rPr>
-          <w:sz w:val="26"/>
-          <w:szCs w:val="24"/>
-          <w:lang w:val="en-US"/>
-        </w:rPr>
-        <w:t xml:space="preserve">).window().maximize() </w:t>
+      <w:r>
+        <w:rPr>
+          <w:sz w:val="26"/>
+          <w:szCs w:val="24"/>
+          <w:lang w:val="en-US"/>
+        </w:rPr>
+        <w:t xml:space="preserve">driver.manage().window().maximize() </w:t>
       </w:r>
       <w:r>
         <w:rPr>
@@ -2596,23 +2514,13 @@
           <w:lang w:val="en-US"/>
         </w:rPr>
       </w:pPr>
-      <w:proofErr w:type="gramStart"/>
-      <w:r>
-        <w:rPr>
-          <w:sz w:val="26"/>
-          <w:szCs w:val="24"/>
-          <w:lang w:val="en-US"/>
-        </w:rPr>
-        <w:t>close(</w:t>
-      </w:r>
-      <w:proofErr w:type="gramEnd"/>
-      <w:r>
-        <w:rPr>
-          <w:sz w:val="26"/>
-          <w:szCs w:val="24"/>
-          <w:lang w:val="en-US"/>
-        </w:rPr>
-        <w:t xml:space="preserve">) </w:t>
+      <w:r>
+        <w:rPr>
+          <w:sz w:val="26"/>
+          <w:szCs w:val="24"/>
+          <w:lang w:val="en-US"/>
+        </w:rPr>
+        <w:t xml:space="preserve">close() </w:t>
       </w:r>
       <w:r>
         <w:rPr>
@@ -2644,23 +2552,13 @@
           <w:lang w:val="en-US"/>
         </w:rPr>
       </w:pPr>
-      <w:proofErr w:type="gramStart"/>
-      <w:r>
-        <w:rPr>
-          <w:sz w:val="26"/>
-          <w:szCs w:val="24"/>
-          <w:lang w:val="en-US"/>
-        </w:rPr>
-        <w:t>getTitle(</w:t>
-      </w:r>
-      <w:proofErr w:type="gramEnd"/>
-      <w:r>
-        <w:rPr>
-          <w:sz w:val="26"/>
-          <w:szCs w:val="24"/>
-          <w:lang w:val="en-US"/>
-        </w:rPr>
-        <w:t xml:space="preserve">) </w:t>
+      <w:r>
+        <w:rPr>
+          <w:sz w:val="26"/>
+          <w:szCs w:val="24"/>
+          <w:lang w:val="en-US"/>
+        </w:rPr>
+        <w:t xml:space="preserve">getTitle() </w:t>
       </w:r>
       <w:r>
         <w:rPr>
@@ -2700,23 +2598,13 @@
           <w:lang w:val="en-US"/>
         </w:rPr>
       </w:pPr>
-      <w:proofErr w:type="gramStart"/>
-      <w:r>
-        <w:rPr>
-          <w:sz w:val="26"/>
-          <w:szCs w:val="24"/>
-          <w:lang w:val="en-US"/>
-        </w:rPr>
-        <w:t>getCurrentUrl(</w:t>
-      </w:r>
-      <w:proofErr w:type="gramEnd"/>
-      <w:r>
-        <w:rPr>
-          <w:sz w:val="26"/>
-          <w:szCs w:val="24"/>
-          <w:lang w:val="en-US"/>
-        </w:rPr>
-        <w:t xml:space="preserve">) </w:t>
+      <w:r>
+        <w:rPr>
+          <w:sz w:val="26"/>
+          <w:szCs w:val="24"/>
+          <w:lang w:val="en-US"/>
+        </w:rPr>
+        <w:t xml:space="preserve">getCurrentUrl() </w:t>
       </w:r>
       <w:r>
         <w:rPr>
@@ -2748,23 +2636,13 @@
           <w:lang w:val="en-US"/>
         </w:rPr>
       </w:pPr>
-      <w:proofErr w:type="gramStart"/>
-      <w:r>
-        <w:rPr>
-          <w:sz w:val="26"/>
-          <w:szCs w:val="24"/>
-          <w:lang w:val="en-US"/>
-        </w:rPr>
-        <w:t>getPageSource(</w:t>
-      </w:r>
-      <w:proofErr w:type="gramEnd"/>
-      <w:r>
-        <w:rPr>
-          <w:sz w:val="26"/>
-          <w:szCs w:val="24"/>
-          <w:lang w:val="en-US"/>
-        </w:rPr>
-        <w:t xml:space="preserve">) </w:t>
+      <w:r>
+        <w:rPr>
+          <w:sz w:val="26"/>
+          <w:szCs w:val="24"/>
+          <w:lang w:val="en-US"/>
+        </w:rPr>
+        <w:t xml:space="preserve">getPageSource() </w:t>
       </w:r>
       <w:r>
         <w:rPr>
@@ -2804,23 +2682,13 @@
           <w:lang w:val="en-US"/>
         </w:rPr>
       </w:pPr>
-      <w:proofErr w:type="gramStart"/>
-      <w:r>
-        <w:rPr>
-          <w:sz w:val="26"/>
-          <w:szCs w:val="24"/>
-          <w:lang w:val="en-US"/>
-        </w:rPr>
-        <w:t>findElement(</w:t>
-      </w:r>
-      <w:proofErr w:type="gramEnd"/>
-      <w:r>
-        <w:rPr>
-          <w:sz w:val="26"/>
-          <w:szCs w:val="24"/>
-          <w:lang w:val="en-US"/>
-        </w:rPr>
-        <w:t xml:space="preserve">) </w:t>
+      <w:r>
+        <w:rPr>
+          <w:sz w:val="26"/>
+          <w:szCs w:val="24"/>
+          <w:lang w:val="en-US"/>
+        </w:rPr>
+        <w:t xml:space="preserve">findElement() </w:t>
       </w:r>
       <w:r>
         <w:rPr>
@@ -2885,6 +2753,44 @@
     </w:p>
     <w:p>
       <w:pPr>
+        <w:pStyle w:val="ListParagraph"/>
+        <w:numPr>
+          <w:ilvl w:val="0"/>
+          <w:numId w:val="12"/>
+        </w:numPr>
+        <w:rPr>
+          <w:sz w:val="26"/>
+          <w:szCs w:val="24"/>
+          <w:lang w:val="en-US"/>
+        </w:rPr>
+      </w:pPr>
+      <w:r>
+        <w:rPr>
+          <w:sz w:val="26"/>
+          <w:szCs w:val="24"/>
+          <w:lang w:val="en-US"/>
+        </w:rPr>
+        <w:t xml:space="preserve">findElements() </w:t>
+      </w:r>
+      <w:r>
+        <w:rPr>
+          <w:sz w:val="26"/>
+          <w:szCs w:val="24"/>
+          <w:lang w:val="en-US"/>
+        </w:rPr>
+        <w:sym w:font="Wingdings" w:char="F0E0"/>
+      </w:r>
+      <w:r>
+        <w:rPr>
+          <w:sz w:val="26"/>
+          <w:szCs w:val="24"/>
+          <w:lang w:val="en-US"/>
+        </w:rPr>
+        <w:t xml:space="preserve"> Will find and return multiple controls on the web page. (List&lt;WebElement&gt;)</w:t>
+      </w:r>
+    </w:p>
+    <w:p>
+      <w:pPr>
         <w:rPr>
           <w:sz w:val="26"/>
           <w:szCs w:val="24"/>
@@ -3388,25 +3294,7 @@
           <w:szCs w:val="24"/>
           <w:lang w:val="en-US"/>
         </w:rPr>
-        <w:t xml:space="preserve">Every control (like textbox, radio button, checkbox, label </w:t>
-      </w:r>
-      <w:proofErr w:type="spellStart"/>
-      <w:r>
-        <w:rPr>
-          <w:sz w:val="26"/>
-          <w:szCs w:val="24"/>
-          <w:lang w:val="en-US"/>
-        </w:rPr>
-        <w:t>etc</w:t>
-      </w:r>
-      <w:proofErr w:type="spellEnd"/>
-      <w:r>
-        <w:rPr>
-          <w:sz w:val="26"/>
-          <w:szCs w:val="24"/>
-          <w:lang w:val="en-US"/>
-        </w:rPr>
-        <w:t>) is treated as WebElement in Selenium.</w:t>
+        <w:t>Every control (like textbox, radio button, checkbox, label etc) is treated as WebElement in Selenium.</w:t>
       </w:r>
     </w:p>
     <w:p>
@@ -3466,23 +3354,13 @@
           <w:lang w:val="en-US"/>
         </w:rPr>
       </w:pPr>
-      <w:proofErr w:type="gramStart"/>
-      <w:r>
-        <w:rPr>
-          <w:sz w:val="26"/>
-          <w:szCs w:val="24"/>
-          <w:lang w:val="en-US"/>
-        </w:rPr>
-        <w:t>sendKeys(</w:t>
-      </w:r>
-      <w:proofErr w:type="gramEnd"/>
-      <w:r>
-        <w:rPr>
-          <w:sz w:val="26"/>
-          <w:szCs w:val="24"/>
-          <w:lang w:val="en-US"/>
-        </w:rPr>
-        <w:t xml:space="preserve">) </w:t>
+      <w:r>
+        <w:rPr>
+          <w:sz w:val="26"/>
+          <w:szCs w:val="24"/>
+          <w:lang w:val="en-US"/>
+        </w:rPr>
+        <w:t xml:space="preserve">sendKeys() </w:t>
       </w:r>
       <w:r>
         <w:rPr>
@@ -3538,23 +3416,13 @@
           <w:lang w:val="en-US"/>
         </w:rPr>
       </w:pPr>
-      <w:proofErr w:type="gramStart"/>
-      <w:r>
-        <w:rPr>
-          <w:sz w:val="26"/>
-          <w:szCs w:val="24"/>
-          <w:lang w:val="en-US"/>
-        </w:rPr>
-        <w:t>click(</w:t>
-      </w:r>
-      <w:proofErr w:type="gramEnd"/>
-      <w:r>
-        <w:rPr>
-          <w:sz w:val="26"/>
-          <w:szCs w:val="24"/>
-          <w:lang w:val="en-US"/>
-        </w:rPr>
-        <w:t xml:space="preserve">) </w:t>
+      <w:r>
+        <w:rPr>
+          <w:sz w:val="26"/>
+          <w:szCs w:val="24"/>
+          <w:lang w:val="en-US"/>
+        </w:rPr>
+        <w:t xml:space="preserve">click() </w:t>
       </w:r>
       <w:r>
         <w:rPr>
@@ -3586,23 +3454,13 @@
           <w:lang w:val="en-US"/>
         </w:rPr>
       </w:pPr>
-      <w:proofErr w:type="gramStart"/>
-      <w:r>
-        <w:rPr>
-          <w:sz w:val="26"/>
-          <w:szCs w:val="24"/>
-          <w:lang w:val="en-US"/>
-        </w:rPr>
-        <w:t>getText(</w:t>
-      </w:r>
-      <w:proofErr w:type="gramEnd"/>
-      <w:r>
-        <w:rPr>
-          <w:sz w:val="26"/>
-          <w:szCs w:val="24"/>
-          <w:lang w:val="en-US"/>
-        </w:rPr>
-        <w:t xml:space="preserve">) </w:t>
+      <w:r>
+        <w:rPr>
+          <w:sz w:val="26"/>
+          <w:szCs w:val="24"/>
+          <w:lang w:val="en-US"/>
+        </w:rPr>
+        <w:t xml:space="preserve">getText() </w:t>
       </w:r>
       <w:r>
         <w:rPr>
@@ -3628,6 +3486,122 @@
         </w:rPr>
         <w:t xml:space="preserve"> (String)</w:t>
       </w:r>
+    </w:p>
+    <w:p>
+      <w:pPr>
+        <w:pStyle w:val="ListParagraph"/>
+        <w:numPr>
+          <w:ilvl w:val="1"/>
+          <w:numId w:val="14"/>
+        </w:numPr>
+        <w:rPr>
+          <w:sz w:val="26"/>
+          <w:szCs w:val="24"/>
+          <w:lang w:val="en-US"/>
+        </w:rPr>
+      </w:pPr>
+      <w:r>
+        <w:rPr>
+          <w:sz w:val="26"/>
+          <w:szCs w:val="24"/>
+          <w:lang w:val="en-US"/>
+        </w:rPr>
+        <w:t xml:space="preserve">isSelected() </w:t>
+      </w:r>
+      <w:r>
+        <w:rPr>
+          <w:sz w:val="26"/>
+          <w:szCs w:val="24"/>
+          <w:lang w:val="en-US"/>
+        </w:rPr>
+        <w:sym w:font="Wingdings" w:char="F0E0"/>
+      </w:r>
+      <w:r>
+        <w:rPr>
+          <w:sz w:val="26"/>
+          <w:szCs w:val="24"/>
+          <w:lang w:val="en-US"/>
+        </w:rPr>
+        <w:t xml:space="preserve"> Will check that whether the checkbox / radio button is selected or not. (boolean)</w:t>
+      </w:r>
+    </w:p>
+    <w:p>
+      <w:pPr>
+        <w:pStyle w:val="ListParagraph"/>
+        <w:numPr>
+          <w:ilvl w:val="1"/>
+          <w:numId w:val="14"/>
+        </w:numPr>
+        <w:rPr>
+          <w:sz w:val="26"/>
+          <w:szCs w:val="24"/>
+          <w:lang w:val="en-US"/>
+        </w:rPr>
+      </w:pPr>
+      <w:r>
+        <w:rPr>
+          <w:sz w:val="26"/>
+          <w:szCs w:val="24"/>
+          <w:lang w:val="en-US"/>
+        </w:rPr>
+        <w:t xml:space="preserve">isEnabled() </w:t>
+      </w:r>
+      <w:r>
+        <w:rPr>
+          <w:sz w:val="26"/>
+          <w:szCs w:val="24"/>
+          <w:lang w:val="en-US"/>
+        </w:rPr>
+        <w:sym w:font="Wingdings" w:char="F0E0"/>
+      </w:r>
+      <w:r>
+        <w:rPr>
+          <w:sz w:val="26"/>
+          <w:szCs w:val="24"/>
+          <w:lang w:val="en-US"/>
+        </w:rPr>
+        <w:t xml:space="preserve"> Will check that whether the control is enabled or disabled. (boolean)</w:t>
+      </w:r>
+    </w:p>
+    <w:p>
+      <w:pPr>
+        <w:pStyle w:val="ListParagraph"/>
+        <w:numPr>
+          <w:ilvl w:val="1"/>
+          <w:numId w:val="14"/>
+        </w:numPr>
+        <w:rPr>
+          <w:sz w:val="26"/>
+          <w:szCs w:val="24"/>
+          <w:lang w:val="en-US"/>
+        </w:rPr>
+      </w:pPr>
+      <w:r>
+        <w:rPr>
+          <w:sz w:val="26"/>
+          <w:szCs w:val="24"/>
+          <w:lang w:val="en-US"/>
+        </w:rPr>
+        <w:t xml:space="preserve">isDisplayed() </w:t>
+      </w:r>
+      <w:r>
+        <w:rPr>
+          <w:sz w:val="26"/>
+          <w:szCs w:val="24"/>
+          <w:lang w:val="en-US"/>
+        </w:rPr>
+        <w:sym w:font="Wingdings" w:char="F0E0"/>
+      </w:r>
+      <w:r>
+        <w:rPr>
+          <w:sz w:val="26"/>
+          <w:szCs w:val="24"/>
+          <w:lang w:val="en-US"/>
+        </w:rPr>
+        <w:t xml:space="preserve"> Will check that whether the control is visible or not. (boolean)</w:t>
+      </w:r>
+      <w:bookmarkStart w:id="0" w:name="_GoBack"/>
+      <w:bookmarkEnd w:id="0"/>
     </w:p>
     <w:p>
       <w:pPr>
@@ -3805,6 +3779,7 @@
           <w:szCs w:val="24"/>
           <w:lang w:val="en-US"/>
         </w:rPr>
+        <w:lastRenderedPageBreak/>
         <w:tab/>
         <w:t>A technique that can be used to locate any control using any one or multiple attribute.</w:t>
       </w:r>
@@ -3880,25 +3855,7 @@
           <w:szCs w:val="24"/>
           <w:lang w:val="en-US"/>
         </w:rPr>
-        <w:t>data-</w:t>
-      </w:r>
-      <w:proofErr w:type="spellStart"/>
-      <w:r>
-        <w:rPr>
-          <w:sz w:val="26"/>
-          <w:szCs w:val="24"/>
-          <w:lang w:val="en-US"/>
-        </w:rPr>
-        <w:t>testid</w:t>
-      </w:r>
-      <w:proofErr w:type="spellEnd"/>
-      <w:r>
-        <w:rPr>
-          <w:sz w:val="26"/>
-          <w:szCs w:val="24"/>
-          <w:lang w:val="en-US"/>
-        </w:rPr>
-        <w:t>="royal-email"]</w:t>
+        <w:t>data-testid="royal-email"]</w:t>
       </w:r>
     </w:p>
     <w:p>
@@ -3920,7 +3877,6 @@
           <w:szCs w:val="24"/>
           <w:lang w:val="en-US"/>
         </w:rPr>
-        <w:lastRenderedPageBreak/>
         <w:t>Using Multiple Attributes</w:t>
       </w:r>
       <w:r>
@@ -4117,18 +4073,8 @@
           <w:szCs w:val="24"/>
           <w:lang w:val="en-US"/>
         </w:rPr>
-        <w:t xml:space="preserve"> </w:t>
-      </w:r>
-      <w:bookmarkStart w:id="0" w:name="_GoBack"/>
-      <w:r>
-        <w:rPr>
-          <w:sz w:val="26"/>
-          <w:szCs w:val="24"/>
-          <w:lang w:val="en-US"/>
-        </w:rPr>
-        <w:t xml:space="preserve">Water Tank </w:t>
-      </w:r>
-      <w:bookmarkEnd w:id="0"/>
+        <w:t xml:space="preserve"> Water Tank </w:t>
+      </w:r>
       <w:r>
         <w:rPr>
           <w:sz w:val="26"/>

--- a/Notes_Selenium_15.docx
+++ b/Notes_Selenium_15.docx
@@ -3600,8 +3600,6 @@
         </w:rPr>
         <w:t xml:space="preserve"> Will check that whether the control is visible or not. (boolean)</w:t>
       </w:r>
-      <w:bookmarkStart w:id="0" w:name="_GoBack"/>
-      <w:bookmarkEnd w:id="0"/>
     </w:p>
     <w:p>
       <w:pPr>
@@ -4304,6 +4302,664 @@
         <w:t>Taking reference of current tag</w:t>
       </w:r>
     </w:p>
+    <w:p>
+      <w:pPr>
+        <w:rPr>
+          <w:sz w:val="26"/>
+          <w:szCs w:val="24"/>
+          <w:lang w:val="en-US"/>
+        </w:rPr>
+      </w:pPr>
+    </w:p>
+    <w:p>
+      <w:pPr>
+        <w:rPr>
+          <w:b/>
+          <w:bCs/>
+          <w:sz w:val="26"/>
+          <w:szCs w:val="24"/>
+          <w:lang w:val="en-US"/>
+        </w:rPr>
+      </w:pPr>
+      <w:r>
+        <w:rPr>
+          <w:b/>
+          <w:bCs/>
+          <w:sz w:val="26"/>
+          <w:szCs w:val="24"/>
+          <w:lang w:val="en-US"/>
+        </w:rPr>
+        <w:t>Handling Dropdown List / List Box</w:t>
+      </w:r>
+    </w:p>
+    <w:p>
+      <w:pPr>
+        <w:pStyle w:val="ListParagraph"/>
+        <w:numPr>
+          <w:ilvl w:val="0"/>
+          <w:numId w:val="18"/>
+        </w:numPr>
+        <w:rPr>
+          <w:sz w:val="26"/>
+          <w:szCs w:val="24"/>
+          <w:lang w:val="en-US"/>
+        </w:rPr>
+      </w:pPr>
+      <w:r>
+        <w:rPr>
+          <w:sz w:val="26"/>
+          <w:szCs w:val="24"/>
+          <w:lang w:val="en-US"/>
+        </w:rPr>
+        <w:t>If any one of the control is having &lt;select&gt; tag, then such control is treated as Dropdown list / list box.</w:t>
+      </w:r>
+    </w:p>
+    <w:p>
+      <w:pPr>
+        <w:pStyle w:val="ListParagraph"/>
+        <w:numPr>
+          <w:ilvl w:val="0"/>
+          <w:numId w:val="18"/>
+        </w:numPr>
+        <w:rPr>
+          <w:sz w:val="26"/>
+          <w:szCs w:val="24"/>
+          <w:lang w:val="en-US"/>
+        </w:rPr>
+      </w:pPr>
+      <w:r>
+        <w:rPr>
+          <w:sz w:val="26"/>
+          <w:szCs w:val="24"/>
+          <w:lang w:val="en-US"/>
+        </w:rPr>
+        <w:t xml:space="preserve">Selenium has provided special class to handle drop down list ie. </w:t>
+      </w:r>
+      <w:r>
+        <w:rPr>
+          <w:b/>
+          <w:bCs/>
+          <w:sz w:val="26"/>
+          <w:szCs w:val="24"/>
+          <w:lang w:val="en-US"/>
+        </w:rPr>
+        <w:t>Select.</w:t>
+      </w:r>
+    </w:p>
+    <w:p>
+      <w:pPr>
+        <w:pStyle w:val="ListParagraph"/>
+        <w:numPr>
+          <w:ilvl w:val="0"/>
+          <w:numId w:val="18"/>
+        </w:numPr>
+        <w:rPr>
+          <w:sz w:val="26"/>
+          <w:szCs w:val="24"/>
+          <w:lang w:val="en-US"/>
+        </w:rPr>
+      </w:pPr>
+      <w:r>
+        <w:rPr>
+          <w:sz w:val="26"/>
+          <w:szCs w:val="24"/>
+          <w:lang w:val="en-US"/>
+        </w:rPr>
+        <w:t xml:space="preserve">Drop down list / list box can be handled only via </w:t>
+      </w:r>
+      <w:r>
+        <w:rPr>
+          <w:b/>
+          <w:bCs/>
+          <w:sz w:val="26"/>
+          <w:szCs w:val="24"/>
+          <w:lang w:val="en-US"/>
+        </w:rPr>
+        <w:t>Select</w:t>
+      </w:r>
+      <w:r>
+        <w:rPr>
+          <w:sz w:val="26"/>
+          <w:szCs w:val="24"/>
+          <w:lang w:val="en-US"/>
+        </w:rPr>
+        <w:t xml:space="preserve"> class.</w:t>
+      </w:r>
+    </w:p>
+    <w:p>
+      <w:pPr>
+        <w:rPr>
+          <w:sz w:val="26"/>
+          <w:szCs w:val="24"/>
+          <w:lang w:val="en-US"/>
+        </w:rPr>
+      </w:pPr>
+      <w:r>
+        <w:rPr>
+          <w:sz w:val="26"/>
+          <w:szCs w:val="24"/>
+          <w:lang w:val="en-US"/>
+        </w:rPr>
+        <w:lastRenderedPageBreak/>
+        <w:t>Test Case</w:t>
+      </w:r>
+    </w:p>
+    <w:p>
+      <w:pPr>
+        <w:pStyle w:val="ListParagraph"/>
+        <w:numPr>
+          <w:ilvl w:val="0"/>
+          <w:numId w:val="19"/>
+        </w:numPr>
+        <w:rPr>
+          <w:sz w:val="26"/>
+          <w:szCs w:val="24"/>
+          <w:lang w:val="en-US"/>
+        </w:rPr>
+      </w:pPr>
+      <w:r>
+        <w:rPr>
+          <w:sz w:val="26"/>
+          <w:szCs w:val="24"/>
+          <w:lang w:val="en-US"/>
+        </w:rPr>
+        <w:t>Display Selected Country</w:t>
+      </w:r>
+    </w:p>
+    <w:p>
+      <w:pPr>
+        <w:pStyle w:val="ListParagraph"/>
+        <w:numPr>
+          <w:ilvl w:val="0"/>
+          <w:numId w:val="19"/>
+        </w:numPr>
+        <w:rPr>
+          <w:sz w:val="26"/>
+          <w:szCs w:val="24"/>
+          <w:lang w:val="en-US"/>
+        </w:rPr>
+      </w:pPr>
+      <w:r>
+        <w:rPr>
+          <w:sz w:val="26"/>
+          <w:szCs w:val="24"/>
+          <w:lang w:val="en-US"/>
+        </w:rPr>
+        <w:t>Display total no of countries</w:t>
+      </w:r>
+    </w:p>
+    <w:p>
+      <w:pPr>
+        <w:pStyle w:val="ListParagraph"/>
+        <w:numPr>
+          <w:ilvl w:val="0"/>
+          <w:numId w:val="19"/>
+        </w:numPr>
+        <w:rPr>
+          <w:sz w:val="26"/>
+          <w:szCs w:val="24"/>
+          <w:lang w:val="en-US"/>
+        </w:rPr>
+      </w:pPr>
+      <w:r>
+        <w:rPr>
+          <w:sz w:val="26"/>
+          <w:szCs w:val="24"/>
+          <w:lang w:val="en-US"/>
+        </w:rPr>
+        <w:t>Display list of all countries.</w:t>
+      </w:r>
+    </w:p>
+    <w:p>
+      <w:pPr>
+        <w:pStyle w:val="ListParagraph"/>
+        <w:numPr>
+          <w:ilvl w:val="0"/>
+          <w:numId w:val="19"/>
+        </w:numPr>
+        <w:rPr>
+          <w:sz w:val="26"/>
+          <w:szCs w:val="24"/>
+          <w:lang w:val="en-US"/>
+        </w:rPr>
+      </w:pPr>
+      <w:r>
+        <w:rPr>
+          <w:sz w:val="26"/>
+          <w:szCs w:val="24"/>
+          <w:lang w:val="en-US"/>
+        </w:rPr>
+        <w:t>Select UAE from the list</w:t>
+      </w:r>
+    </w:p>
+    <w:p>
+      <w:pPr>
+        <w:pStyle w:val="ListParagraph"/>
+        <w:numPr>
+          <w:ilvl w:val="0"/>
+          <w:numId w:val="19"/>
+        </w:numPr>
+        <w:rPr>
+          <w:sz w:val="26"/>
+          <w:szCs w:val="24"/>
+          <w:lang w:val="en-US"/>
+        </w:rPr>
+      </w:pPr>
+      <w:r>
+        <w:rPr>
+          <w:sz w:val="26"/>
+          <w:szCs w:val="24"/>
+          <w:lang w:val="en-US"/>
+        </w:rPr>
+        <w:t>Display this selected country.</w:t>
+      </w:r>
+    </w:p>
+    <w:p>
+      <w:pPr>
+        <w:rPr>
+          <w:sz w:val="26"/>
+          <w:szCs w:val="24"/>
+          <w:lang w:val="en-US"/>
+        </w:rPr>
+      </w:pPr>
+    </w:p>
+    <w:p>
+      <w:pPr>
+        <w:rPr>
+          <w:b/>
+          <w:bCs/>
+          <w:sz w:val="26"/>
+          <w:szCs w:val="24"/>
+          <w:lang w:val="en-US"/>
+        </w:rPr>
+      </w:pPr>
+      <w:r>
+        <w:rPr>
+          <w:b/>
+          <w:bCs/>
+          <w:sz w:val="26"/>
+          <w:szCs w:val="24"/>
+          <w:lang w:val="en-US"/>
+        </w:rPr>
+        <w:t>Methods.</w:t>
+      </w:r>
+    </w:p>
+    <w:p>
+      <w:pPr>
+        <w:pStyle w:val="ListParagraph"/>
+        <w:numPr>
+          <w:ilvl w:val="0"/>
+          <w:numId w:val="20"/>
+        </w:numPr>
+        <w:rPr>
+          <w:sz w:val="26"/>
+          <w:szCs w:val="24"/>
+          <w:lang w:val="en-US"/>
+        </w:rPr>
+      </w:pPr>
+      <w:r>
+        <w:rPr>
+          <w:sz w:val="26"/>
+          <w:szCs w:val="24"/>
+          <w:lang w:val="en-US"/>
+        </w:rPr>
+        <w:t xml:space="preserve">getFirstSelectedOption() </w:t>
+      </w:r>
+      <w:r>
+        <w:rPr>
+          <w:sz w:val="26"/>
+          <w:szCs w:val="24"/>
+          <w:lang w:val="en-US"/>
+        </w:rPr>
+        <w:sym w:font="Wingdings" w:char="F0E0"/>
+      </w:r>
+      <w:r>
+        <w:rPr>
+          <w:sz w:val="26"/>
+          <w:szCs w:val="24"/>
+          <w:lang w:val="en-US"/>
+        </w:rPr>
+        <w:t xml:space="preserve"> Will return the selected option form Drop down list. (WebElement)</w:t>
+      </w:r>
+    </w:p>
+    <w:p>
+      <w:pPr>
+        <w:pStyle w:val="ListParagraph"/>
+        <w:numPr>
+          <w:ilvl w:val="0"/>
+          <w:numId w:val="20"/>
+        </w:numPr>
+        <w:rPr>
+          <w:sz w:val="26"/>
+          <w:szCs w:val="24"/>
+          <w:lang w:val="en-US"/>
+        </w:rPr>
+      </w:pPr>
+      <w:r>
+        <w:rPr>
+          <w:sz w:val="26"/>
+          <w:szCs w:val="24"/>
+          <w:lang w:val="en-US"/>
+        </w:rPr>
+        <w:t xml:space="preserve">getOptions() </w:t>
+      </w:r>
+      <w:r>
+        <w:rPr>
+          <w:sz w:val="26"/>
+          <w:szCs w:val="24"/>
+          <w:lang w:val="en-US"/>
+        </w:rPr>
+        <w:sym w:font="Wingdings" w:char="F0E0"/>
+      </w:r>
+      <w:r>
+        <w:rPr>
+          <w:sz w:val="26"/>
+          <w:szCs w:val="24"/>
+          <w:lang w:val="en-US"/>
+        </w:rPr>
+        <w:t xml:space="preserve"> Will return the list of all the options from the drop down list / list box (List&lt;WebElement&gt;)</w:t>
+      </w:r>
+    </w:p>
+    <w:p>
+      <w:pPr>
+        <w:pStyle w:val="ListParagraph"/>
+        <w:numPr>
+          <w:ilvl w:val="0"/>
+          <w:numId w:val="20"/>
+        </w:numPr>
+        <w:rPr>
+          <w:sz w:val="26"/>
+          <w:szCs w:val="24"/>
+          <w:lang w:val="en-US"/>
+        </w:rPr>
+      </w:pPr>
+      <w:r>
+        <w:rPr>
+          <w:sz w:val="26"/>
+          <w:szCs w:val="24"/>
+          <w:lang w:val="en-US"/>
+        </w:rPr>
+        <w:t>selectByContainsVisibleText()</w:t>
+      </w:r>
+    </w:p>
+    <w:p>
+      <w:pPr>
+        <w:pStyle w:val="ListParagraph"/>
+        <w:numPr>
+          <w:ilvl w:val="0"/>
+          <w:numId w:val="20"/>
+        </w:numPr>
+        <w:rPr>
+          <w:sz w:val="26"/>
+          <w:szCs w:val="24"/>
+          <w:lang w:val="en-US"/>
+        </w:rPr>
+      </w:pPr>
+      <w:r>
+        <w:rPr>
+          <w:sz w:val="26"/>
+          <w:szCs w:val="24"/>
+          <w:lang w:val="en-US"/>
+        </w:rPr>
+        <w:t>selectByValue()</w:t>
+      </w:r>
+    </w:p>
+    <w:p>
+      <w:pPr>
+        <w:pStyle w:val="ListParagraph"/>
+        <w:numPr>
+          <w:ilvl w:val="0"/>
+          <w:numId w:val="20"/>
+        </w:numPr>
+        <w:rPr>
+          <w:sz w:val="26"/>
+          <w:szCs w:val="24"/>
+          <w:lang w:val="en-US"/>
+        </w:rPr>
+      </w:pPr>
+      <w:r>
+        <w:rPr>
+          <w:sz w:val="26"/>
+          <w:szCs w:val="24"/>
+          <w:lang w:val="en-US"/>
+        </w:rPr>
+        <w:t>selectByIndex()</w:t>
+      </w:r>
+    </w:p>
+    <w:p>
+      <w:pPr>
+        <w:pStyle w:val="ListParagraph"/>
+        <w:numPr>
+          <w:ilvl w:val="0"/>
+          <w:numId w:val="20"/>
+        </w:numPr>
+        <w:rPr>
+          <w:sz w:val="26"/>
+          <w:szCs w:val="24"/>
+          <w:lang w:val="en-US"/>
+        </w:rPr>
+      </w:pPr>
+      <w:r>
+        <w:rPr>
+          <w:sz w:val="26"/>
+          <w:szCs w:val="24"/>
+          <w:lang w:val="en-US"/>
+        </w:rPr>
+        <w:t>selectByVisibleText()</w:t>
+      </w:r>
+    </w:p>
+    <w:p>
+      <w:pPr>
+        <w:pStyle w:val="ListParagraph"/>
+        <w:numPr>
+          <w:ilvl w:val="0"/>
+          <w:numId w:val="20"/>
+        </w:numPr>
+        <w:rPr>
+          <w:sz w:val="26"/>
+          <w:szCs w:val="24"/>
+          <w:lang w:val="en-US"/>
+        </w:rPr>
+      </w:pPr>
+      <w:r>
+        <w:rPr>
+          <w:sz w:val="26"/>
+          <w:szCs w:val="24"/>
+          <w:lang w:val="en-US"/>
+        </w:rPr>
+        <w:t xml:space="preserve">getAllSelectedOptions() </w:t>
+      </w:r>
+      <w:r>
+        <w:rPr>
+          <w:sz w:val="26"/>
+          <w:szCs w:val="24"/>
+          <w:lang w:val="en-US"/>
+        </w:rPr>
+        <w:sym w:font="Wingdings" w:char="F0E0"/>
+      </w:r>
+      <w:r>
+        <w:rPr>
+          <w:sz w:val="26"/>
+          <w:szCs w:val="24"/>
+          <w:lang w:val="en-US"/>
+        </w:rPr>
+        <w:t xml:space="preserve"> Will return list of all selected options from list box (List&lt;WebElement&gt;)</w:t>
+      </w:r>
+    </w:p>
+    <w:p>
+      <w:pPr>
+        <w:pStyle w:val="ListParagraph"/>
+        <w:numPr>
+          <w:ilvl w:val="0"/>
+          <w:numId w:val="20"/>
+        </w:numPr>
+        <w:rPr>
+          <w:sz w:val="26"/>
+          <w:szCs w:val="24"/>
+          <w:lang w:val="en-US"/>
+        </w:rPr>
+      </w:pPr>
+      <w:r>
+        <w:rPr>
+          <w:sz w:val="26"/>
+          <w:szCs w:val="24"/>
+          <w:lang w:val="en-US"/>
+        </w:rPr>
+        <w:t xml:space="preserve">isMultiple() </w:t>
+      </w:r>
+      <w:r>
+        <w:rPr>
+          <w:sz w:val="26"/>
+          <w:szCs w:val="24"/>
+          <w:lang w:val="en-US"/>
+        </w:rPr>
+        <w:sym w:font="Wingdings" w:char="F0E0"/>
+      </w:r>
+      <w:r>
+        <w:rPr>
+          <w:sz w:val="26"/>
+          <w:szCs w:val="24"/>
+          <w:lang w:val="en-US"/>
+        </w:rPr>
+        <w:t xml:space="preserve"> Will check that whether </w:t>
+      </w:r>
+      <w:r>
+        <w:rPr>
+          <w:sz w:val="26"/>
+          <w:szCs w:val="24"/>
+          <w:lang w:val="en-US"/>
+        </w:rPr>
+        <w:t>the control</w:t>
+      </w:r>
+      <w:r>
+        <w:rPr>
+          <w:sz w:val="26"/>
+          <w:szCs w:val="24"/>
+          <w:lang w:val="en-US"/>
+        </w:rPr>
+        <w:t xml:space="preserve"> allows to select mu</w:t>
+      </w:r>
+      <w:r>
+        <w:rPr>
+          <w:sz w:val="26"/>
+          <w:szCs w:val="24"/>
+          <w:lang w:val="en-US"/>
+        </w:rPr>
+        <w:t>ltiple options or not. (boolean)</w:t>
+      </w:r>
+    </w:p>
+    <w:p>
+      <w:pPr>
+        <w:pStyle w:val="ListParagraph"/>
+        <w:numPr>
+          <w:ilvl w:val="0"/>
+          <w:numId w:val="20"/>
+        </w:numPr>
+        <w:rPr>
+          <w:sz w:val="26"/>
+          <w:szCs w:val="24"/>
+          <w:lang w:val="en-US"/>
+        </w:rPr>
+      </w:pPr>
+      <w:r>
+        <w:rPr>
+          <w:sz w:val="26"/>
+          <w:szCs w:val="24"/>
+          <w:lang w:val="en-US"/>
+        </w:rPr>
+        <w:t>deselectByValue()</w:t>
+      </w:r>
+    </w:p>
+    <w:p>
+      <w:pPr>
+        <w:pStyle w:val="ListParagraph"/>
+        <w:numPr>
+          <w:ilvl w:val="0"/>
+          <w:numId w:val="20"/>
+        </w:numPr>
+        <w:rPr>
+          <w:sz w:val="26"/>
+          <w:szCs w:val="24"/>
+          <w:lang w:val="en-US"/>
+        </w:rPr>
+      </w:pPr>
+      <w:r>
+        <w:rPr>
+          <w:sz w:val="26"/>
+          <w:szCs w:val="24"/>
+          <w:lang w:val="en-US"/>
+        </w:rPr>
+        <w:t>deselectByIndex()</w:t>
+      </w:r>
+    </w:p>
+    <w:p>
+      <w:pPr>
+        <w:pStyle w:val="ListParagraph"/>
+        <w:numPr>
+          <w:ilvl w:val="0"/>
+          <w:numId w:val="20"/>
+        </w:numPr>
+        <w:rPr>
+          <w:sz w:val="26"/>
+          <w:szCs w:val="24"/>
+          <w:lang w:val="en-US"/>
+        </w:rPr>
+      </w:pPr>
+      <w:r>
+        <w:rPr>
+          <w:sz w:val="26"/>
+          <w:szCs w:val="24"/>
+          <w:lang w:val="en-US"/>
+        </w:rPr>
+        <w:t>deselectByVisibleText()</w:t>
+      </w:r>
+    </w:p>
+    <w:p>
+      <w:pPr>
+        <w:pStyle w:val="ListParagraph"/>
+        <w:numPr>
+          <w:ilvl w:val="0"/>
+          <w:numId w:val="20"/>
+        </w:numPr>
+        <w:rPr>
+          <w:sz w:val="26"/>
+          <w:szCs w:val="24"/>
+          <w:lang w:val="en-US"/>
+        </w:rPr>
+      </w:pPr>
+      <w:r>
+        <w:rPr>
+          <w:sz w:val="26"/>
+          <w:szCs w:val="24"/>
+          <w:lang w:val="en-US"/>
+        </w:rPr>
+        <w:t>deselectByContainsVisibleText()</w:t>
+      </w:r>
+    </w:p>
+    <w:p>
+      <w:pPr>
+        <w:pStyle w:val="ListParagraph"/>
+        <w:numPr>
+          <w:ilvl w:val="0"/>
+          <w:numId w:val="20"/>
+        </w:numPr>
+        <w:rPr>
+          <w:sz w:val="26"/>
+          <w:szCs w:val="24"/>
+          <w:lang w:val="en-US"/>
+        </w:rPr>
+      </w:pPr>
+      <w:r>
+        <w:rPr>
+          <w:sz w:val="26"/>
+          <w:szCs w:val="24"/>
+          <w:lang w:val="en-US"/>
+        </w:rPr>
+        <w:t>deselectAll()</w:t>
+      </w:r>
+      <w:bookmarkStart w:id="0" w:name="_GoBack"/>
+      <w:bookmarkEnd w:id="0"/>
+    </w:p>
     <w:sectPr>
       <w:pgSz w:w="11906" w:h="16838"/>
       <w:pgMar w:top="1440" w:right="1440" w:bottom="1440" w:left="1440" w:header="708" w:footer="708" w:gutter="0"/>
@@ -4988,6 +5644,95 @@
     </w:lvl>
   </w:abstractNum>
   <w:abstractNum w:abstractNumId="7">
+    <w:nsid w:val="2479664E"/>
+    <w:multiLevelType w:val="hybridMultilevel"/>
+    <w:tmpl w:val="14A418A0"/>
+    <w:lvl w:ilvl="0" w:tplc="4009000F">
+      <w:start w:val="1"/>
+      <w:numFmt w:val="decimal"/>
+      <w:lvlText w:val="%1."/>
+      <w:lvlJc w:val="left"/>
+      <w:pPr>
+        <w:ind w:left="720" w:hanging="360"/>
+      </w:pPr>
+      <w:rPr>
+        <w:rFonts w:hint="default"/>
+      </w:rPr>
+    </w:lvl>
+    <w:lvl w:ilvl="1" w:tplc="40090019" w:tentative="1">
+      <w:start w:val="1"/>
+      <w:numFmt w:val="lowerLetter"/>
+      <w:lvlText w:val="%2."/>
+      <w:lvlJc w:val="left"/>
+      <w:pPr>
+        <w:ind w:left="1440" w:hanging="360"/>
+      </w:pPr>
+    </w:lvl>
+    <w:lvl w:ilvl="2" w:tplc="4009001B" w:tentative="1">
+      <w:start w:val="1"/>
+      <w:numFmt w:val="lowerRoman"/>
+      <w:lvlText w:val="%3."/>
+      <w:lvlJc w:val="right"/>
+      <w:pPr>
+        <w:ind w:left="2160" w:hanging="180"/>
+      </w:pPr>
+    </w:lvl>
+    <w:lvl w:ilvl="3" w:tplc="4009000F" w:tentative="1">
+      <w:start w:val="1"/>
+      <w:numFmt w:val="decimal"/>
+      <w:lvlText w:val="%4."/>
+      <w:lvlJc w:val="left"/>
+      <w:pPr>
+        <w:ind w:left="2880" w:hanging="360"/>
+      </w:pPr>
+    </w:lvl>
+    <w:lvl w:ilvl="4" w:tplc="40090019" w:tentative="1">
+      <w:start w:val="1"/>
+      <w:numFmt w:val="lowerLetter"/>
+      <w:lvlText w:val="%5."/>
+      <w:lvlJc w:val="left"/>
+      <w:pPr>
+        <w:ind w:left="3600" w:hanging="360"/>
+      </w:pPr>
+    </w:lvl>
+    <w:lvl w:ilvl="5" w:tplc="4009001B" w:tentative="1">
+      <w:start w:val="1"/>
+      <w:numFmt w:val="lowerRoman"/>
+      <w:lvlText w:val="%6."/>
+      <w:lvlJc w:val="right"/>
+      <w:pPr>
+        <w:ind w:left="4320" w:hanging="180"/>
+      </w:pPr>
+    </w:lvl>
+    <w:lvl w:ilvl="6" w:tplc="4009000F" w:tentative="1">
+      <w:start w:val="1"/>
+      <w:numFmt w:val="decimal"/>
+      <w:lvlText w:val="%7."/>
+      <w:lvlJc w:val="left"/>
+      <w:pPr>
+        <w:ind w:left="5040" w:hanging="360"/>
+      </w:pPr>
+    </w:lvl>
+    <w:lvl w:ilvl="7" w:tplc="40090019" w:tentative="1">
+      <w:start w:val="1"/>
+      <w:numFmt w:val="lowerLetter"/>
+      <w:lvlText w:val="%8."/>
+      <w:lvlJc w:val="left"/>
+      <w:pPr>
+        <w:ind w:left="5760" w:hanging="360"/>
+      </w:pPr>
+    </w:lvl>
+    <w:lvl w:ilvl="8" w:tplc="4009001B" w:tentative="1">
+      <w:start w:val="1"/>
+      <w:numFmt w:val="lowerRoman"/>
+      <w:lvlText w:val="%9."/>
+      <w:lvlJc w:val="right"/>
+      <w:pPr>
+        <w:ind w:left="6480" w:hanging="180"/>
+      </w:pPr>
+    </w:lvl>
+  </w:abstractNum>
+  <w:abstractNum w:abstractNumId="8">
     <w:nsid w:val="2E0E1364"/>
     <w:multiLevelType w:val="hybridMultilevel"/>
     <w:tmpl w:val="40CC5AC4"/>
@@ -5076,7 +5821,7 @@
       </w:pPr>
     </w:lvl>
   </w:abstractNum>
-  <w:abstractNum w:abstractNumId="8">
+  <w:abstractNum w:abstractNumId="9">
     <w:nsid w:val="39C45A17"/>
     <w:multiLevelType w:val="hybridMultilevel"/>
     <w:tmpl w:val="7BCE0EDE"/>
@@ -5165,7 +5910,7 @@
       </w:pPr>
     </w:lvl>
   </w:abstractNum>
-  <w:abstractNum w:abstractNumId="9">
+  <w:abstractNum w:abstractNumId="10">
     <w:nsid w:val="3C0D7148"/>
     <w:multiLevelType w:val="hybridMultilevel"/>
     <w:tmpl w:val="61EAC19E"/>
@@ -5254,7 +5999,7 @@
       </w:pPr>
     </w:lvl>
   </w:abstractNum>
-  <w:abstractNum w:abstractNumId="10">
+  <w:abstractNum w:abstractNumId="11">
     <w:nsid w:val="3EC7092E"/>
     <w:multiLevelType w:val="hybridMultilevel"/>
     <w:tmpl w:val="BEB82898"/>
@@ -5343,7 +6088,7 @@
       </w:pPr>
     </w:lvl>
   </w:abstractNum>
-  <w:abstractNum w:abstractNumId="11">
+  <w:abstractNum w:abstractNumId="12">
     <w:nsid w:val="3FEE48BD"/>
     <w:multiLevelType w:val="hybridMultilevel"/>
     <w:tmpl w:val="7D7C81C4"/>
@@ -5432,7 +6177,7 @@
       </w:pPr>
     </w:lvl>
   </w:abstractNum>
-  <w:abstractNum w:abstractNumId="12">
+  <w:abstractNum w:abstractNumId="13">
     <w:nsid w:val="403F7638"/>
     <w:multiLevelType w:val="hybridMultilevel"/>
     <w:tmpl w:val="49801E86"/>
@@ -5521,7 +6266,7 @@
       </w:pPr>
     </w:lvl>
   </w:abstractNum>
-  <w:abstractNum w:abstractNumId="13">
+  <w:abstractNum w:abstractNumId="14">
     <w:nsid w:val="529E3796"/>
     <w:multiLevelType w:val="hybridMultilevel"/>
     <w:tmpl w:val="AB520516"/>
@@ -5610,7 +6355,209 @@
       </w:pPr>
     </w:lvl>
   </w:abstractNum>
-  <w:abstractNum w:abstractNumId="14">
+  <w:abstractNum w:abstractNumId="15">
+    <w:nsid w:val="55816A8D"/>
+    <w:multiLevelType w:val="hybridMultilevel"/>
+    <w:tmpl w:val="1200EDB6"/>
+    <w:lvl w:ilvl="0" w:tplc="4009000F">
+      <w:start w:val="1"/>
+      <w:numFmt w:val="decimal"/>
+      <w:lvlText w:val="%1."/>
+      <w:lvlJc w:val="left"/>
+      <w:pPr>
+        <w:ind w:left="720" w:hanging="360"/>
+      </w:pPr>
+      <w:rPr>
+        <w:rFonts w:hint="default"/>
+      </w:rPr>
+    </w:lvl>
+    <w:lvl w:ilvl="1" w:tplc="40090019" w:tentative="1">
+      <w:start w:val="1"/>
+      <w:numFmt w:val="lowerLetter"/>
+      <w:lvlText w:val="%2."/>
+      <w:lvlJc w:val="left"/>
+      <w:pPr>
+        <w:ind w:left="1440" w:hanging="360"/>
+      </w:pPr>
+    </w:lvl>
+    <w:lvl w:ilvl="2" w:tplc="4009001B" w:tentative="1">
+      <w:start w:val="1"/>
+      <w:numFmt w:val="lowerRoman"/>
+      <w:lvlText w:val="%3."/>
+      <w:lvlJc w:val="right"/>
+      <w:pPr>
+        <w:ind w:left="2160" w:hanging="180"/>
+      </w:pPr>
+    </w:lvl>
+    <w:lvl w:ilvl="3" w:tplc="4009000F" w:tentative="1">
+      <w:start w:val="1"/>
+      <w:numFmt w:val="decimal"/>
+      <w:lvlText w:val="%4."/>
+      <w:lvlJc w:val="left"/>
+      <w:pPr>
+        <w:ind w:left="2880" w:hanging="360"/>
+      </w:pPr>
+    </w:lvl>
+    <w:lvl w:ilvl="4" w:tplc="40090019" w:tentative="1">
+      <w:start w:val="1"/>
+      <w:numFmt w:val="lowerLetter"/>
+      <w:lvlText w:val="%5."/>
+      <w:lvlJc w:val="left"/>
+      <w:pPr>
+        <w:ind w:left="3600" w:hanging="360"/>
+      </w:pPr>
+    </w:lvl>
+    <w:lvl w:ilvl="5" w:tplc="4009001B" w:tentative="1">
+      <w:start w:val="1"/>
+      <w:numFmt w:val="lowerRoman"/>
+      <w:lvlText w:val="%6."/>
+      <w:lvlJc w:val="right"/>
+      <w:pPr>
+        <w:ind w:left="4320" w:hanging="180"/>
+      </w:pPr>
+    </w:lvl>
+    <w:lvl w:ilvl="6" w:tplc="4009000F" w:tentative="1">
+      <w:start w:val="1"/>
+      <w:numFmt w:val="decimal"/>
+      <w:lvlText w:val="%7."/>
+      <w:lvlJc w:val="left"/>
+      <w:pPr>
+        <w:ind w:left="5040" w:hanging="360"/>
+      </w:pPr>
+    </w:lvl>
+    <w:lvl w:ilvl="7" w:tplc="40090019" w:tentative="1">
+      <w:start w:val="1"/>
+      <w:numFmt w:val="lowerLetter"/>
+      <w:lvlText w:val="%8."/>
+      <w:lvlJc w:val="left"/>
+      <w:pPr>
+        <w:ind w:left="5760" w:hanging="360"/>
+      </w:pPr>
+    </w:lvl>
+    <w:lvl w:ilvl="8" w:tplc="4009001B" w:tentative="1">
+      <w:start w:val="1"/>
+      <w:numFmt w:val="lowerRoman"/>
+      <w:lvlText w:val="%9."/>
+      <w:lvlJc w:val="right"/>
+      <w:pPr>
+        <w:ind w:left="6480" w:hanging="180"/>
+      </w:pPr>
+    </w:lvl>
+  </w:abstractNum>
+  <w:abstractNum w:abstractNumId="16">
+    <w:nsid w:val="60166BF6"/>
+    <w:multiLevelType w:val="hybridMultilevel"/>
+    <w:tmpl w:val="1A2C61F4"/>
+    <w:lvl w:ilvl="0" w:tplc="40090001">
+      <w:start w:val="1"/>
+      <w:numFmt w:val="bullet"/>
+      <w:lvlText w:val=""/>
+      <w:lvlJc w:val="left"/>
+      <w:pPr>
+        <w:ind w:left="720" w:hanging="360"/>
+      </w:pPr>
+      <w:rPr>
+        <w:rFonts w:ascii="Symbol" w:hAnsi="Symbol" w:hint="default"/>
+      </w:rPr>
+    </w:lvl>
+    <w:lvl w:ilvl="1" w:tplc="40090003" w:tentative="1">
+      <w:start w:val="1"/>
+      <w:numFmt w:val="bullet"/>
+      <w:lvlText w:val="o"/>
+      <w:lvlJc w:val="left"/>
+      <w:pPr>
+        <w:ind w:left="1440" w:hanging="360"/>
+      </w:pPr>
+      <w:rPr>
+        <w:rFonts w:ascii="Courier New" w:hAnsi="Courier New" w:cs="Courier New" w:hint="default"/>
+      </w:rPr>
+    </w:lvl>
+    <w:lvl w:ilvl="2" w:tplc="40090005" w:tentative="1">
+      <w:start w:val="1"/>
+      <w:numFmt w:val="bullet"/>
+      <w:lvlText w:val=""/>
+      <w:lvlJc w:val="left"/>
+      <w:pPr>
+        <w:ind w:left="2160" w:hanging="360"/>
+      </w:pPr>
+      <w:rPr>
+        <w:rFonts w:ascii="Wingdings" w:hAnsi="Wingdings" w:hint="default"/>
+      </w:rPr>
+    </w:lvl>
+    <w:lvl w:ilvl="3" w:tplc="40090001" w:tentative="1">
+      <w:start w:val="1"/>
+      <w:numFmt w:val="bullet"/>
+      <w:lvlText w:val=""/>
+      <w:lvlJc w:val="left"/>
+      <w:pPr>
+        <w:ind w:left="2880" w:hanging="360"/>
+      </w:pPr>
+      <w:rPr>
+        <w:rFonts w:ascii="Symbol" w:hAnsi="Symbol" w:hint="default"/>
+      </w:rPr>
+    </w:lvl>
+    <w:lvl w:ilvl="4" w:tplc="40090003" w:tentative="1">
+      <w:start w:val="1"/>
+      <w:numFmt w:val="bullet"/>
+      <w:lvlText w:val="o"/>
+      <w:lvlJc w:val="left"/>
+      <w:pPr>
+        <w:ind w:left="3600" w:hanging="360"/>
+      </w:pPr>
+      <w:rPr>
+        <w:rFonts w:ascii="Courier New" w:hAnsi="Courier New" w:cs="Courier New" w:hint="default"/>
+      </w:rPr>
+    </w:lvl>
+    <w:lvl w:ilvl="5" w:tplc="40090005" w:tentative="1">
+      <w:start w:val="1"/>
+      <w:numFmt w:val="bullet"/>
+      <w:lvlText w:val=""/>
+      <w:lvlJc w:val="left"/>
+      <w:pPr>
+        <w:ind w:left="4320" w:hanging="360"/>
+      </w:pPr>
+      <w:rPr>
+        <w:rFonts w:ascii="Wingdings" w:hAnsi="Wingdings" w:hint="default"/>
+      </w:rPr>
+    </w:lvl>
+    <w:lvl w:ilvl="6" w:tplc="40090001" w:tentative="1">
+      <w:start w:val="1"/>
+      <w:numFmt w:val="bullet"/>
+      <w:lvlText w:val=""/>
+      <w:lvlJc w:val="left"/>
+      <w:pPr>
+        <w:ind w:left="5040" w:hanging="360"/>
+      </w:pPr>
+      <w:rPr>
+        <w:rFonts w:ascii="Symbol" w:hAnsi="Symbol" w:hint="default"/>
+      </w:rPr>
+    </w:lvl>
+    <w:lvl w:ilvl="7" w:tplc="40090003" w:tentative="1">
+      <w:start w:val="1"/>
+      <w:numFmt w:val="bullet"/>
+      <w:lvlText w:val="o"/>
+      <w:lvlJc w:val="left"/>
+      <w:pPr>
+        <w:ind w:left="5760" w:hanging="360"/>
+      </w:pPr>
+      <w:rPr>
+        <w:rFonts w:ascii="Courier New" w:hAnsi="Courier New" w:cs="Courier New" w:hint="default"/>
+      </w:rPr>
+    </w:lvl>
+    <w:lvl w:ilvl="8" w:tplc="40090005" w:tentative="1">
+      <w:start w:val="1"/>
+      <w:numFmt w:val="bullet"/>
+      <w:lvlText w:val=""/>
+      <w:lvlJc w:val="left"/>
+      <w:pPr>
+        <w:ind w:left="6480" w:hanging="360"/>
+      </w:pPr>
+      <w:rPr>
+        <w:rFonts w:ascii="Wingdings" w:hAnsi="Wingdings" w:hint="default"/>
+      </w:rPr>
+    </w:lvl>
+  </w:abstractNum>
+  <w:abstractNum w:abstractNumId="17">
     <w:nsid w:val="669D6C41"/>
     <w:multiLevelType w:val="hybridMultilevel"/>
     <w:tmpl w:val="9E22EC66"/>
@@ -5723,7 +6670,7 @@
       </w:rPr>
     </w:lvl>
   </w:abstractNum>
-  <w:abstractNum w:abstractNumId="15">
+  <w:abstractNum w:abstractNumId="18">
     <w:nsid w:val="6DE40AAE"/>
     <w:multiLevelType w:val="hybridMultilevel"/>
     <w:tmpl w:val="8A1CE40E"/>
@@ -5812,7 +6759,7 @@
       </w:pPr>
     </w:lvl>
   </w:abstractNum>
-  <w:abstractNum w:abstractNumId="16">
+  <w:abstractNum w:abstractNumId="19">
     <w:nsid w:val="771F358C"/>
     <w:multiLevelType w:val="hybridMultilevel"/>
     <w:tmpl w:val="08E0D094"/>
@@ -5902,10 +6849,10 @@
     </w:lvl>
   </w:abstractNum>
   <w:num w:numId="1">
-    <w:abstractNumId w:val="8"/>
+    <w:abstractNumId w:val="9"/>
   </w:num>
   <w:num w:numId="2">
-    <w:abstractNumId w:val="10"/>
+    <w:abstractNumId w:val="11"/>
   </w:num>
   <w:num w:numId="3">
     <w:abstractNumId w:val="0"/>
@@ -5914,7 +6861,7 @@
     <w:abstractNumId w:val="5"/>
   </w:num>
   <w:num w:numId="5">
-    <w:abstractNumId w:val="12"/>
+    <w:abstractNumId w:val="13"/>
   </w:num>
   <w:num w:numId="6">
     <w:abstractNumId w:val="6"/>
@@ -5923,19 +6870,19 @@
     <w:abstractNumId w:val="3"/>
   </w:num>
   <w:num w:numId="8">
-    <w:abstractNumId w:val="14"/>
+    <w:abstractNumId w:val="17"/>
   </w:num>
   <w:num w:numId="9">
-    <w:abstractNumId w:val="16"/>
+    <w:abstractNumId w:val="19"/>
   </w:num>
   <w:num w:numId="10">
-    <w:abstractNumId w:val="7"/>
+    <w:abstractNumId w:val="8"/>
   </w:num>
   <w:num w:numId="11">
-    <w:abstractNumId w:val="11"/>
+    <w:abstractNumId w:val="12"/>
   </w:num>
   <w:num w:numId="12">
-    <w:abstractNumId w:val="9"/>
+    <w:abstractNumId w:val="10"/>
   </w:num>
   <w:num w:numId="13">
     <w:abstractNumId w:val="2"/>
@@ -5944,13 +6891,22 @@
     <w:abstractNumId w:val="4"/>
   </w:num>
   <w:num w:numId="15">
-    <w:abstractNumId w:val="15"/>
+    <w:abstractNumId w:val="18"/>
   </w:num>
   <w:num w:numId="16">
     <w:abstractNumId w:val="1"/>
   </w:num>
   <w:num w:numId="17">
-    <w:abstractNumId w:val="13"/>
+    <w:abstractNumId w:val="14"/>
+  </w:num>
+  <w:num w:numId="18">
+    <w:abstractNumId w:val="16"/>
+  </w:num>
+  <w:num w:numId="19">
+    <w:abstractNumId w:val="7"/>
+  </w:num>
+  <w:num w:numId="20">
+    <w:abstractNumId w:val="15"/>
   </w:num>
 </w:numbering>
 </file>

--- a/Notes_Selenium_15.docx
+++ b/Notes_Selenium_15.docx
@@ -2982,6 +2982,28 @@
       <w:pPr>
         <w:pStyle w:val="ListParagraph"/>
         <w:numPr>
+          <w:ilvl w:val="1"/>
+          <w:numId w:val="13"/>
+        </w:numPr>
+        <w:rPr>
+          <w:sz w:val="26"/>
+          <w:szCs w:val="24"/>
+          <w:lang w:val="en-US"/>
+        </w:rPr>
+      </w:pPr>
+      <w:r>
+        <w:rPr>
+          <w:sz w:val="26"/>
+          <w:szCs w:val="24"/>
+          <w:lang w:val="en-US"/>
+        </w:rPr>
+        <w:t>Synchronization issue.</w:t>
+      </w:r>
+    </w:p>
+    <w:p>
+      <w:pPr>
+        <w:pStyle w:val="ListParagraph"/>
+        <w:numPr>
           <w:ilvl w:val="0"/>
           <w:numId w:val="13"/>
         </w:numPr>
@@ -3235,6 +3257,7 @@
           <w:szCs w:val="24"/>
           <w:lang w:val="en-US"/>
         </w:rPr>
+        <w:lastRenderedPageBreak/>
         <w:t>TagName</w:t>
       </w:r>
     </w:p>
@@ -3760,6 +3783,7 @@
           <w:szCs w:val="24"/>
           <w:lang w:val="en-US"/>
         </w:rPr>
+        <w:lastRenderedPageBreak/>
         <w:t>CssSelector Locator</w:t>
       </w:r>
     </w:p>
@@ -3777,7 +3801,6 @@
           <w:szCs w:val="24"/>
           <w:lang w:val="en-US"/>
         </w:rPr>
-        <w:lastRenderedPageBreak/>
         <w:tab/>
         <w:t>A technique that can be used to locate any control using any one or multiple attribute.</w:t>
       </w:r>
@@ -4373,6 +4396,7 @@
           <w:szCs w:val="24"/>
           <w:lang w:val="en-US"/>
         </w:rPr>
+        <w:lastRenderedPageBreak/>
         <w:t xml:space="preserve">Selenium has provided special class to handle drop down list ie. </w:t>
       </w:r>
       <w:r>
@@ -4440,7 +4464,6 @@
           <w:szCs w:val="24"/>
           <w:lang w:val="en-US"/>
         </w:rPr>
-        <w:lastRenderedPageBreak/>
         <w:t>Test Case</w:t>
       </w:r>
     </w:p>
@@ -4957,8 +4980,235 @@
         </w:rPr>
         <w:t>deselectAll()</w:t>
       </w:r>
+    </w:p>
+    <w:p>
+      <w:pPr>
+        <w:rPr>
+          <w:sz w:val="26"/>
+          <w:szCs w:val="24"/>
+          <w:lang w:val="en-US"/>
+        </w:rPr>
+      </w:pPr>
+    </w:p>
+    <w:p>
+      <w:pPr>
+        <w:rPr>
+          <w:b/>
+          <w:bCs/>
+          <w:sz w:val="26"/>
+          <w:szCs w:val="24"/>
+          <w:lang w:val="en-US"/>
+        </w:rPr>
+      </w:pPr>
+      <w:r>
+        <w:rPr>
+          <w:b/>
+          <w:bCs/>
+          <w:sz w:val="26"/>
+          <w:szCs w:val="24"/>
+          <w:lang w:val="en-US"/>
+        </w:rPr>
+        <w:t>Synchronization (Waits in Selenium)</w:t>
+      </w:r>
+    </w:p>
+    <w:p>
+      <w:pPr>
+        <w:rPr>
+          <w:sz w:val="26"/>
+          <w:szCs w:val="24"/>
+          <w:lang w:val="en-US"/>
+        </w:rPr>
+      </w:pPr>
+      <w:r>
+        <w:rPr>
+          <w:sz w:val="26"/>
+          <w:szCs w:val="24"/>
+          <w:lang w:val="en-US"/>
+        </w:rPr>
+        <w:t>Process of adjusting speed of tool with speed of application.</w:t>
+      </w:r>
+    </w:p>
+    <w:p>
+      <w:pPr>
+        <w:pStyle w:val="ListParagraph"/>
+        <w:numPr>
+          <w:ilvl w:val="0"/>
+          <w:numId w:val="21"/>
+        </w:numPr>
+        <w:rPr>
+          <w:sz w:val="26"/>
+          <w:szCs w:val="24"/>
+          <w:lang w:val="en-US"/>
+        </w:rPr>
+      </w:pPr>
+      <w:r>
+        <w:rPr>
+          <w:sz w:val="26"/>
+          <w:szCs w:val="24"/>
+          <w:lang w:val="en-US"/>
+        </w:rPr>
+        <w:t xml:space="preserve">Thread.sleep() </w:t>
+      </w:r>
+      <w:r>
+        <w:rPr>
+          <w:sz w:val="26"/>
+          <w:szCs w:val="24"/>
+          <w:lang w:val="en-US"/>
+        </w:rPr>
+        <w:sym w:font="Wingdings" w:char="F0E0"/>
+      </w:r>
+      <w:r>
+        <w:rPr>
+          <w:sz w:val="26"/>
+          <w:szCs w:val="24"/>
+          <w:lang w:val="en-US"/>
+        </w:rPr>
+        <w:t xml:space="preserve"> Will pause the execution of script for specified milliseconds. </w:t>
+      </w:r>
+    </w:p>
+    <w:p>
+      <w:pPr>
+        <w:pStyle w:val="ListParagraph"/>
+        <w:numPr>
+          <w:ilvl w:val="1"/>
+          <w:numId w:val="21"/>
+        </w:numPr>
+        <w:rPr>
+          <w:sz w:val="26"/>
+          <w:szCs w:val="24"/>
+          <w:lang w:val="en-US"/>
+        </w:rPr>
+      </w:pPr>
+      <w:r>
+        <w:rPr>
+          <w:sz w:val="26"/>
+          <w:szCs w:val="24"/>
+          <w:lang w:val="en-US"/>
+        </w:rPr>
+        <w:t>It takes mandatory delay</w:t>
+      </w:r>
+    </w:p>
+    <w:p>
+      <w:pPr>
+        <w:pStyle w:val="ListParagraph"/>
+        <w:numPr>
+          <w:ilvl w:val="1"/>
+          <w:numId w:val="21"/>
+        </w:numPr>
+        <w:rPr>
+          <w:sz w:val="26"/>
+          <w:szCs w:val="24"/>
+          <w:lang w:val="en-US"/>
+        </w:rPr>
+      </w:pPr>
+      <w:r>
+        <w:rPr>
+          <w:sz w:val="26"/>
+          <w:szCs w:val="24"/>
+          <w:lang w:val="en-US"/>
+        </w:rPr>
+        <w:t>It is applicable to single statement only.</w:t>
+      </w:r>
       <w:bookmarkStart w:id="0" w:name="_GoBack"/>
       <w:bookmarkEnd w:id="0"/>
+    </w:p>
+    <w:p>
+      <w:pPr>
+        <w:pStyle w:val="ListParagraph"/>
+        <w:numPr>
+          <w:ilvl w:val="0"/>
+          <w:numId w:val="21"/>
+        </w:numPr>
+        <w:rPr>
+          <w:sz w:val="26"/>
+          <w:szCs w:val="24"/>
+          <w:lang w:val="en-US"/>
+        </w:rPr>
+      </w:pPr>
+      <w:r>
+        <w:rPr>
+          <w:sz w:val="26"/>
+          <w:szCs w:val="24"/>
+          <w:lang w:val="en-US"/>
+        </w:rPr>
+        <w:t>ImplicitWait()</w:t>
+      </w:r>
+    </w:p>
+    <w:p>
+      <w:pPr>
+        <w:pStyle w:val="ListParagraph"/>
+        <w:numPr>
+          <w:ilvl w:val="0"/>
+          <w:numId w:val="21"/>
+        </w:numPr>
+        <w:rPr>
+          <w:sz w:val="26"/>
+          <w:szCs w:val="24"/>
+          <w:lang w:val="en-US"/>
+        </w:rPr>
+      </w:pPr>
+      <w:r>
+        <w:rPr>
+          <w:sz w:val="26"/>
+          <w:szCs w:val="24"/>
+          <w:lang w:val="en-US"/>
+        </w:rPr>
+        <w:t>ExplicitWait()</w:t>
+      </w:r>
+    </w:p>
+    <w:p>
+      <w:pPr>
+        <w:pStyle w:val="ListParagraph"/>
+        <w:numPr>
+          <w:ilvl w:val="0"/>
+          <w:numId w:val="21"/>
+        </w:numPr>
+        <w:rPr>
+          <w:sz w:val="26"/>
+          <w:szCs w:val="24"/>
+          <w:lang w:val="en-US"/>
+        </w:rPr>
+      </w:pPr>
+      <w:r>
+        <w:rPr>
+          <w:sz w:val="26"/>
+          <w:szCs w:val="24"/>
+          <w:lang w:val="en-US"/>
+        </w:rPr>
+        <w:t>FluentWait()</w:t>
+      </w:r>
+    </w:p>
+    <w:p>
+      <w:pPr>
+        <w:pStyle w:val="ListParagraph"/>
+        <w:numPr>
+          <w:ilvl w:val="0"/>
+          <w:numId w:val="21"/>
+        </w:numPr>
+        <w:rPr>
+          <w:sz w:val="26"/>
+          <w:szCs w:val="24"/>
+          <w:lang w:val="en-US"/>
+        </w:rPr>
+      </w:pPr>
+      <w:r>
+        <w:rPr>
+          <w:sz w:val="26"/>
+          <w:szCs w:val="24"/>
+          <w:lang w:val="en-US"/>
+        </w:rPr>
+        <w:lastRenderedPageBreak/>
+        <w:t>PageLoadTimeout()</w:t>
+      </w:r>
+    </w:p>
+    <w:p>
+      <w:pPr>
+        <w:rPr>
+          <w:sz w:val="26"/>
+          <w:szCs w:val="24"/>
+          <w:lang w:val="en-US"/>
+        </w:rPr>
+      </w:pPr>
     </w:p>
     <w:sectPr>
       <w:pgSz w:w="11906" w:h="16838"/>
@@ -5086,6 +5336,95 @@
     </w:lvl>
   </w:abstractNum>
   <w:abstractNum w:abstractNumId="1">
+    <w:nsid w:val="01A01672"/>
+    <w:multiLevelType w:val="hybridMultilevel"/>
+    <w:tmpl w:val="41DAAB08"/>
+    <w:lvl w:ilvl="0" w:tplc="4009000F">
+      <w:start w:val="1"/>
+      <w:numFmt w:val="decimal"/>
+      <w:lvlText w:val="%1."/>
+      <w:lvlJc w:val="left"/>
+      <w:pPr>
+        <w:ind w:left="720" w:hanging="360"/>
+      </w:pPr>
+      <w:rPr>
+        <w:rFonts w:hint="default"/>
+      </w:rPr>
+    </w:lvl>
+    <w:lvl w:ilvl="1" w:tplc="40090019">
+      <w:start w:val="1"/>
+      <w:numFmt w:val="lowerLetter"/>
+      <w:lvlText w:val="%2."/>
+      <w:lvlJc w:val="left"/>
+      <w:pPr>
+        <w:ind w:left="1440" w:hanging="360"/>
+      </w:pPr>
+    </w:lvl>
+    <w:lvl w:ilvl="2" w:tplc="4009001B" w:tentative="1">
+      <w:start w:val="1"/>
+      <w:numFmt w:val="lowerRoman"/>
+      <w:lvlText w:val="%3."/>
+      <w:lvlJc w:val="right"/>
+      <w:pPr>
+        <w:ind w:left="2160" w:hanging="180"/>
+      </w:pPr>
+    </w:lvl>
+    <w:lvl w:ilvl="3" w:tplc="4009000F" w:tentative="1">
+      <w:start w:val="1"/>
+      <w:numFmt w:val="decimal"/>
+      <w:lvlText w:val="%4."/>
+      <w:lvlJc w:val="left"/>
+      <w:pPr>
+        <w:ind w:left="2880" w:hanging="360"/>
+      </w:pPr>
+    </w:lvl>
+    <w:lvl w:ilvl="4" w:tplc="40090019" w:tentative="1">
+      <w:start w:val="1"/>
+      <w:numFmt w:val="lowerLetter"/>
+      <w:lvlText w:val="%5."/>
+      <w:lvlJc w:val="left"/>
+      <w:pPr>
+        <w:ind w:left="3600" w:hanging="360"/>
+      </w:pPr>
+    </w:lvl>
+    <w:lvl w:ilvl="5" w:tplc="4009001B" w:tentative="1">
+      <w:start w:val="1"/>
+      <w:numFmt w:val="lowerRoman"/>
+      <w:lvlText w:val="%6."/>
+      <w:lvlJc w:val="right"/>
+      <w:pPr>
+        <w:ind w:left="4320" w:hanging="180"/>
+      </w:pPr>
+    </w:lvl>
+    <w:lvl w:ilvl="6" w:tplc="4009000F" w:tentative="1">
+      <w:start w:val="1"/>
+      <w:numFmt w:val="decimal"/>
+      <w:lvlText w:val="%7."/>
+      <w:lvlJc w:val="left"/>
+      <w:pPr>
+        <w:ind w:left="5040" w:hanging="360"/>
+      </w:pPr>
+    </w:lvl>
+    <w:lvl w:ilvl="7" w:tplc="40090019" w:tentative="1">
+      <w:start w:val="1"/>
+      <w:numFmt w:val="lowerLetter"/>
+      <w:lvlText w:val="%8."/>
+      <w:lvlJc w:val="left"/>
+      <w:pPr>
+        <w:ind w:left="5760" w:hanging="360"/>
+      </w:pPr>
+    </w:lvl>
+    <w:lvl w:ilvl="8" w:tplc="4009001B" w:tentative="1">
+      <w:start w:val="1"/>
+      <w:numFmt w:val="lowerRoman"/>
+      <w:lvlText w:val="%9."/>
+      <w:lvlJc w:val="right"/>
+      <w:pPr>
+        <w:ind w:left="6480" w:hanging="180"/>
+      </w:pPr>
+    </w:lvl>
+  </w:abstractNum>
+  <w:abstractNum w:abstractNumId="2">
     <w:nsid w:val="04E62B48"/>
     <w:multiLevelType w:val="hybridMultilevel"/>
     <w:tmpl w:val="B9162246"/>
@@ -5174,7 +5513,7 @@
       </w:pPr>
     </w:lvl>
   </w:abstractNum>
-  <w:abstractNum w:abstractNumId="2">
+  <w:abstractNum w:abstractNumId="3">
     <w:nsid w:val="0799333C"/>
     <w:multiLevelType w:val="hybridMultilevel"/>
     <w:tmpl w:val="E46A336C"/>
@@ -5263,7 +5602,7 @@
       </w:pPr>
     </w:lvl>
   </w:abstractNum>
-  <w:abstractNum w:abstractNumId="3">
+  <w:abstractNum w:abstractNumId="4">
     <w:nsid w:val="0B656063"/>
     <w:multiLevelType w:val="hybridMultilevel"/>
     <w:tmpl w:val="18B07558"/>
@@ -5352,7 +5691,7 @@
       </w:pPr>
     </w:lvl>
   </w:abstractNum>
-  <w:abstractNum w:abstractNumId="4">
+  <w:abstractNum w:abstractNumId="5">
     <w:nsid w:val="190744F3"/>
     <w:multiLevelType w:val="hybridMultilevel"/>
     <w:tmpl w:val="D5220544"/>
@@ -5465,7 +5804,7 @@
       </w:rPr>
     </w:lvl>
   </w:abstractNum>
-  <w:abstractNum w:abstractNumId="5">
+  <w:abstractNum w:abstractNumId="6">
     <w:nsid w:val="192313AD"/>
     <w:multiLevelType w:val="hybridMultilevel"/>
     <w:tmpl w:val="609A4842"/>
@@ -5554,7 +5893,7 @@
       </w:pPr>
     </w:lvl>
   </w:abstractNum>
-  <w:abstractNum w:abstractNumId="6">
+  <w:abstractNum w:abstractNumId="7">
     <w:nsid w:val="20F05ACF"/>
     <w:multiLevelType w:val="hybridMultilevel"/>
     <w:tmpl w:val="4C5A6C62"/>
@@ -5643,7 +5982,7 @@
       </w:pPr>
     </w:lvl>
   </w:abstractNum>
-  <w:abstractNum w:abstractNumId="7">
+  <w:abstractNum w:abstractNumId="8">
     <w:nsid w:val="2479664E"/>
     <w:multiLevelType w:val="hybridMultilevel"/>
     <w:tmpl w:val="14A418A0"/>
@@ -5732,7 +6071,7 @@
       </w:pPr>
     </w:lvl>
   </w:abstractNum>
-  <w:abstractNum w:abstractNumId="8">
+  <w:abstractNum w:abstractNumId="9">
     <w:nsid w:val="2E0E1364"/>
     <w:multiLevelType w:val="hybridMultilevel"/>
     <w:tmpl w:val="40CC5AC4"/>
@@ -5821,7 +6160,7 @@
       </w:pPr>
     </w:lvl>
   </w:abstractNum>
-  <w:abstractNum w:abstractNumId="9">
+  <w:abstractNum w:abstractNumId="10">
     <w:nsid w:val="39C45A17"/>
     <w:multiLevelType w:val="hybridMultilevel"/>
     <w:tmpl w:val="7BCE0EDE"/>
@@ -5910,7 +6249,7 @@
       </w:pPr>
     </w:lvl>
   </w:abstractNum>
-  <w:abstractNum w:abstractNumId="10">
+  <w:abstractNum w:abstractNumId="11">
     <w:nsid w:val="3C0D7148"/>
     <w:multiLevelType w:val="hybridMultilevel"/>
     <w:tmpl w:val="61EAC19E"/>
@@ -5999,7 +6338,7 @@
       </w:pPr>
     </w:lvl>
   </w:abstractNum>
-  <w:abstractNum w:abstractNumId="11">
+  <w:abstractNum w:abstractNumId="12">
     <w:nsid w:val="3EC7092E"/>
     <w:multiLevelType w:val="hybridMultilevel"/>
     <w:tmpl w:val="BEB82898"/>
@@ -6088,7 +6427,7 @@
       </w:pPr>
     </w:lvl>
   </w:abstractNum>
-  <w:abstractNum w:abstractNumId="12">
+  <w:abstractNum w:abstractNumId="13">
     <w:nsid w:val="3FEE48BD"/>
     <w:multiLevelType w:val="hybridMultilevel"/>
     <w:tmpl w:val="7D7C81C4"/>
@@ -6177,7 +6516,7 @@
       </w:pPr>
     </w:lvl>
   </w:abstractNum>
-  <w:abstractNum w:abstractNumId="13">
+  <w:abstractNum w:abstractNumId="14">
     <w:nsid w:val="403F7638"/>
     <w:multiLevelType w:val="hybridMultilevel"/>
     <w:tmpl w:val="49801E86"/>
@@ -6266,7 +6605,7 @@
       </w:pPr>
     </w:lvl>
   </w:abstractNum>
-  <w:abstractNum w:abstractNumId="14">
+  <w:abstractNum w:abstractNumId="15">
     <w:nsid w:val="529E3796"/>
     <w:multiLevelType w:val="hybridMultilevel"/>
     <w:tmpl w:val="AB520516"/>
@@ -6355,7 +6694,7 @@
       </w:pPr>
     </w:lvl>
   </w:abstractNum>
-  <w:abstractNum w:abstractNumId="15">
+  <w:abstractNum w:abstractNumId="16">
     <w:nsid w:val="55816A8D"/>
     <w:multiLevelType w:val="hybridMultilevel"/>
     <w:tmpl w:val="1200EDB6"/>
@@ -6444,7 +6783,7 @@
       </w:pPr>
     </w:lvl>
   </w:abstractNum>
-  <w:abstractNum w:abstractNumId="16">
+  <w:abstractNum w:abstractNumId="17">
     <w:nsid w:val="60166BF6"/>
     <w:multiLevelType w:val="hybridMultilevel"/>
     <w:tmpl w:val="1A2C61F4"/>
@@ -6557,7 +6896,7 @@
       </w:rPr>
     </w:lvl>
   </w:abstractNum>
-  <w:abstractNum w:abstractNumId="17">
+  <w:abstractNum w:abstractNumId="18">
     <w:nsid w:val="669D6C41"/>
     <w:multiLevelType w:val="hybridMultilevel"/>
     <w:tmpl w:val="9E22EC66"/>
@@ -6670,7 +7009,7 @@
       </w:rPr>
     </w:lvl>
   </w:abstractNum>
-  <w:abstractNum w:abstractNumId="18">
+  <w:abstractNum w:abstractNumId="19">
     <w:nsid w:val="6DE40AAE"/>
     <w:multiLevelType w:val="hybridMultilevel"/>
     <w:tmpl w:val="8A1CE40E"/>
@@ -6759,7 +7098,7 @@
       </w:pPr>
     </w:lvl>
   </w:abstractNum>
-  <w:abstractNum w:abstractNumId="19">
+  <w:abstractNum w:abstractNumId="20">
     <w:nsid w:val="771F358C"/>
     <w:multiLevelType w:val="hybridMultilevel"/>
     <w:tmpl w:val="08E0D094"/>
@@ -6849,64 +7188,67 @@
     </w:lvl>
   </w:abstractNum>
   <w:num w:numId="1">
-    <w:abstractNumId w:val="9"/>
+    <w:abstractNumId w:val="10"/>
   </w:num>
   <w:num w:numId="2">
-    <w:abstractNumId w:val="11"/>
+    <w:abstractNumId w:val="12"/>
   </w:num>
   <w:num w:numId="3">
     <w:abstractNumId w:val="0"/>
   </w:num>
   <w:num w:numId="4">
+    <w:abstractNumId w:val="6"/>
+  </w:num>
+  <w:num w:numId="5">
+    <w:abstractNumId w:val="14"/>
+  </w:num>
+  <w:num w:numId="6">
+    <w:abstractNumId w:val="7"/>
+  </w:num>
+  <w:num w:numId="7">
+    <w:abstractNumId w:val="4"/>
+  </w:num>
+  <w:num w:numId="8">
+    <w:abstractNumId w:val="18"/>
+  </w:num>
+  <w:num w:numId="9">
+    <w:abstractNumId w:val="20"/>
+  </w:num>
+  <w:num w:numId="10">
+    <w:abstractNumId w:val="9"/>
+  </w:num>
+  <w:num w:numId="11">
+    <w:abstractNumId w:val="13"/>
+  </w:num>
+  <w:num w:numId="12">
+    <w:abstractNumId w:val="11"/>
+  </w:num>
+  <w:num w:numId="13">
+    <w:abstractNumId w:val="3"/>
+  </w:num>
+  <w:num w:numId="14">
     <w:abstractNumId w:val="5"/>
   </w:num>
-  <w:num w:numId="5">
-    <w:abstractNumId w:val="13"/>
+  <w:num w:numId="15">
+    <w:abstractNumId w:val="19"/>
   </w:num>
-  <w:num w:numId="6">
-    <w:abstractNumId w:val="6"/>
+  <w:num w:numId="16">
+    <w:abstractNumId w:val="2"/>
   </w:num>
-  <w:num w:numId="7">
-    <w:abstractNumId w:val="3"/>
+  <w:num w:numId="17">
+    <w:abstractNumId w:val="15"/>
   </w:num>
-  <w:num w:numId="8">
+  <w:num w:numId="18">
     <w:abstractNumId w:val="17"/>
   </w:num>
-  <w:num w:numId="9">
-    <w:abstractNumId w:val="19"/>
-  </w:num>
-  <w:num w:numId="10">
+  <w:num w:numId="19">
     <w:abstractNumId w:val="8"/>
   </w:num>
-  <w:num w:numId="11">
-    <w:abstractNumId w:val="12"/>
-  </w:num>
-  <w:num w:numId="12">
-    <w:abstractNumId w:val="10"/>
-  </w:num>
-  <w:num w:numId="13">
-    <w:abstractNumId w:val="2"/>
-  </w:num>
-  <w:num w:numId="14">
-    <w:abstractNumId w:val="4"/>
-  </w:num>
-  <w:num w:numId="15">
-    <w:abstractNumId w:val="18"/>
-  </w:num>
-  <w:num w:numId="16">
-    <w:abstractNumId w:val="1"/>
-  </w:num>
-  <w:num w:numId="17">
-    <w:abstractNumId w:val="14"/>
-  </w:num>
-  <w:num w:numId="18">
+  <w:num w:numId="20">
     <w:abstractNumId w:val="16"/>
   </w:num>
-  <w:num w:numId="19">
-    <w:abstractNumId w:val="7"/>
-  </w:num>
-  <w:num w:numId="20">
-    <w:abstractNumId w:val="15"/>
+  <w:num w:numId="21">
+    <w:abstractNumId w:val="1"/>
   </w:num>
 </w:numbering>
 </file>

--- a/Notes_Selenium_15.docx
+++ b/Notes_Selenium_15.docx
@@ -1124,6 +1124,7 @@
           <w:lang w:val="en-US"/>
         </w:rPr>
       </w:pPr>
+      <w:proofErr w:type="spellStart"/>
       <w:r>
         <w:rPr>
           <w:sz w:val="26"/>
@@ -1132,6 +1133,7 @@
         </w:rPr>
         <w:t>JMeeter</w:t>
       </w:r>
+      <w:proofErr w:type="spellEnd"/>
     </w:p>
     <w:p>
       <w:pPr>
@@ -1262,8 +1264,18 @@
           <w:szCs w:val="24"/>
           <w:lang w:val="en-US"/>
         </w:rPr>
-        <w:t>Web Scrab</w:t>
-      </w:r>
+        <w:t xml:space="preserve">Web </w:t>
+      </w:r>
+      <w:proofErr w:type="spellStart"/>
+      <w:r>
+        <w:rPr>
+          <w:sz w:val="26"/>
+          <w:szCs w:val="24"/>
+          <w:lang w:val="en-US"/>
+        </w:rPr>
+        <w:t>Scrab</w:t>
+      </w:r>
+      <w:proofErr w:type="spellEnd"/>
     </w:p>
     <w:p>
       <w:pPr>
@@ -1594,6 +1606,7 @@
           <w:lang w:val="en-US"/>
         </w:rPr>
       </w:pPr>
+      <w:proofErr w:type="spellStart"/>
       <w:r>
         <w:rPr>
           <w:sz w:val="26"/>
@@ -1602,6 +1615,7 @@
         </w:rPr>
         <w:t>YourName_SeleniumDemos</w:t>
       </w:r>
+      <w:proofErr w:type="spellEnd"/>
     </w:p>
     <w:p>
       <w:pPr>
@@ -1762,8 +1776,18 @@
           <w:szCs w:val="24"/>
           <w:lang w:val="en-US"/>
         </w:rPr>
-        <w:t>Idea Itellij</w:t>
-      </w:r>
+        <w:t xml:space="preserve">Idea </w:t>
+      </w:r>
+      <w:proofErr w:type="spellStart"/>
+      <w:r>
+        <w:rPr>
+          <w:sz w:val="26"/>
+          <w:szCs w:val="24"/>
+          <w:lang w:val="en-US"/>
+        </w:rPr>
+        <w:t>Itellij</w:t>
+      </w:r>
+      <w:proofErr w:type="spellEnd"/>
     </w:p>
     <w:p>
       <w:pPr>
@@ -1880,7 +1904,25 @@
           <w:szCs w:val="24"/>
           <w:lang w:val="en-US"/>
         </w:rPr>
-        <w:t>Open selenium.dev site</w:t>
+        <w:t xml:space="preserve">Open </w:t>
+      </w:r>
+      <w:proofErr w:type="spellStart"/>
+      <w:r>
+        <w:rPr>
+          <w:sz w:val="26"/>
+          <w:szCs w:val="24"/>
+          <w:lang w:val="en-US"/>
+        </w:rPr>
+        <w:t>selenium.dev</w:t>
+      </w:r>
+      <w:proofErr w:type="spellEnd"/>
+      <w:r>
+        <w:rPr>
+          <w:sz w:val="26"/>
+          <w:szCs w:val="24"/>
+          <w:lang w:val="en-US"/>
+        </w:rPr>
+        <w:t xml:space="preserve"> site</w:t>
       </w:r>
     </w:p>
     <w:p>
@@ -2266,8 +2308,18 @@
           <w:szCs w:val="24"/>
           <w:lang w:val="en-US"/>
         </w:rPr>
-        <w:t>Click on classpath</w:t>
-      </w:r>
+        <w:t xml:space="preserve">Click on </w:t>
+      </w:r>
+      <w:proofErr w:type="spellStart"/>
+      <w:r>
+        <w:rPr>
+          <w:sz w:val="26"/>
+          <w:szCs w:val="24"/>
+          <w:lang w:val="en-US"/>
+        </w:rPr>
+        <w:t>classpath</w:t>
+      </w:r>
+      <w:proofErr w:type="spellEnd"/>
     </w:p>
     <w:p>
       <w:pPr>
@@ -2430,13 +2482,23 @@
           <w:lang w:val="en-US"/>
         </w:rPr>
       </w:pPr>
-      <w:r>
-        <w:rPr>
-          <w:sz w:val="26"/>
-          <w:szCs w:val="24"/>
-          <w:lang w:val="en-US"/>
-        </w:rPr>
-        <w:t xml:space="preserve">get() </w:t>
+      <w:proofErr w:type="gramStart"/>
+      <w:r>
+        <w:rPr>
+          <w:sz w:val="26"/>
+          <w:szCs w:val="24"/>
+          <w:lang w:val="en-US"/>
+        </w:rPr>
+        <w:t>get(</w:t>
+      </w:r>
+      <w:proofErr w:type="gramEnd"/>
+      <w:r>
+        <w:rPr>
+          <w:sz w:val="26"/>
+          <w:szCs w:val="24"/>
+          <w:lang w:val="en-US"/>
+        </w:rPr>
+        <w:t xml:space="preserve">) </w:t>
       </w:r>
       <w:r>
         <w:rPr>
@@ -2476,13 +2538,33 @@
           <w:lang w:val="en-US"/>
         </w:rPr>
       </w:pPr>
-      <w:r>
-        <w:rPr>
-          <w:sz w:val="26"/>
-          <w:szCs w:val="24"/>
-          <w:lang w:val="en-US"/>
-        </w:rPr>
-        <w:t xml:space="preserve">driver.manage().window().maximize() </w:t>
+      <w:proofErr w:type="spellStart"/>
+      <w:proofErr w:type="gramStart"/>
+      <w:r>
+        <w:rPr>
+          <w:sz w:val="26"/>
+          <w:szCs w:val="24"/>
+          <w:lang w:val="en-US"/>
+        </w:rPr>
+        <w:t>driver.manage</w:t>
+      </w:r>
+      <w:proofErr w:type="spellEnd"/>
+      <w:r>
+        <w:rPr>
+          <w:sz w:val="26"/>
+          <w:szCs w:val="24"/>
+          <w:lang w:val="en-US"/>
+        </w:rPr>
+        <w:t>(</w:t>
+      </w:r>
+      <w:proofErr w:type="gramEnd"/>
+      <w:r>
+        <w:rPr>
+          <w:sz w:val="26"/>
+          <w:szCs w:val="24"/>
+          <w:lang w:val="en-US"/>
+        </w:rPr>
+        <w:t xml:space="preserve">).window().maximize() </w:t>
       </w:r>
       <w:r>
         <w:rPr>
@@ -2514,13 +2596,23 @@
           <w:lang w:val="en-US"/>
         </w:rPr>
       </w:pPr>
-      <w:r>
-        <w:rPr>
-          <w:sz w:val="26"/>
-          <w:szCs w:val="24"/>
-          <w:lang w:val="en-US"/>
-        </w:rPr>
-        <w:t xml:space="preserve">close() </w:t>
+      <w:proofErr w:type="gramStart"/>
+      <w:r>
+        <w:rPr>
+          <w:sz w:val="26"/>
+          <w:szCs w:val="24"/>
+          <w:lang w:val="en-US"/>
+        </w:rPr>
+        <w:t>close(</w:t>
+      </w:r>
+      <w:proofErr w:type="gramEnd"/>
+      <w:r>
+        <w:rPr>
+          <w:sz w:val="26"/>
+          <w:szCs w:val="24"/>
+          <w:lang w:val="en-US"/>
+        </w:rPr>
+        <w:t xml:space="preserve">) </w:t>
       </w:r>
       <w:r>
         <w:rPr>
@@ -2552,13 +2644,23 @@
           <w:lang w:val="en-US"/>
         </w:rPr>
       </w:pPr>
-      <w:r>
-        <w:rPr>
-          <w:sz w:val="26"/>
-          <w:szCs w:val="24"/>
-          <w:lang w:val="en-US"/>
-        </w:rPr>
-        <w:t xml:space="preserve">getTitle() </w:t>
+      <w:proofErr w:type="gramStart"/>
+      <w:r>
+        <w:rPr>
+          <w:sz w:val="26"/>
+          <w:szCs w:val="24"/>
+          <w:lang w:val="en-US"/>
+        </w:rPr>
+        <w:t>getTitle(</w:t>
+      </w:r>
+      <w:proofErr w:type="gramEnd"/>
+      <w:r>
+        <w:rPr>
+          <w:sz w:val="26"/>
+          <w:szCs w:val="24"/>
+          <w:lang w:val="en-US"/>
+        </w:rPr>
+        <w:t xml:space="preserve">) </w:t>
       </w:r>
       <w:r>
         <w:rPr>
@@ -2598,13 +2700,23 @@
           <w:lang w:val="en-US"/>
         </w:rPr>
       </w:pPr>
-      <w:r>
-        <w:rPr>
-          <w:sz w:val="26"/>
-          <w:szCs w:val="24"/>
-          <w:lang w:val="en-US"/>
-        </w:rPr>
-        <w:t xml:space="preserve">getCurrentUrl() </w:t>
+      <w:proofErr w:type="gramStart"/>
+      <w:r>
+        <w:rPr>
+          <w:sz w:val="26"/>
+          <w:szCs w:val="24"/>
+          <w:lang w:val="en-US"/>
+        </w:rPr>
+        <w:t>getCurrentUrl(</w:t>
+      </w:r>
+      <w:proofErr w:type="gramEnd"/>
+      <w:r>
+        <w:rPr>
+          <w:sz w:val="26"/>
+          <w:szCs w:val="24"/>
+          <w:lang w:val="en-US"/>
+        </w:rPr>
+        <w:t xml:space="preserve">) </w:t>
       </w:r>
       <w:r>
         <w:rPr>
@@ -2636,13 +2748,23 @@
           <w:lang w:val="en-US"/>
         </w:rPr>
       </w:pPr>
-      <w:r>
-        <w:rPr>
-          <w:sz w:val="26"/>
-          <w:szCs w:val="24"/>
-          <w:lang w:val="en-US"/>
-        </w:rPr>
-        <w:t xml:space="preserve">getPageSource() </w:t>
+      <w:proofErr w:type="gramStart"/>
+      <w:r>
+        <w:rPr>
+          <w:sz w:val="26"/>
+          <w:szCs w:val="24"/>
+          <w:lang w:val="en-US"/>
+        </w:rPr>
+        <w:t>getPageSource(</w:t>
+      </w:r>
+      <w:proofErr w:type="gramEnd"/>
+      <w:r>
+        <w:rPr>
+          <w:sz w:val="26"/>
+          <w:szCs w:val="24"/>
+          <w:lang w:val="en-US"/>
+        </w:rPr>
+        <w:t xml:space="preserve">) </w:t>
       </w:r>
       <w:r>
         <w:rPr>
@@ -2682,13 +2804,23 @@
           <w:lang w:val="en-US"/>
         </w:rPr>
       </w:pPr>
-      <w:r>
-        <w:rPr>
-          <w:sz w:val="26"/>
-          <w:szCs w:val="24"/>
-          <w:lang w:val="en-US"/>
-        </w:rPr>
-        <w:t xml:space="preserve">findElement() </w:t>
+      <w:proofErr w:type="gramStart"/>
+      <w:r>
+        <w:rPr>
+          <w:sz w:val="26"/>
+          <w:szCs w:val="24"/>
+          <w:lang w:val="en-US"/>
+        </w:rPr>
+        <w:t>findElement(</w:t>
+      </w:r>
+      <w:proofErr w:type="gramEnd"/>
+      <w:r>
+        <w:rPr>
+          <w:sz w:val="26"/>
+          <w:szCs w:val="24"/>
+          <w:lang w:val="en-US"/>
+        </w:rPr>
+        <w:t xml:space="preserve">) </w:t>
       </w:r>
       <w:r>
         <w:rPr>
@@ -2764,13 +2896,23 @@
           <w:lang w:val="en-US"/>
         </w:rPr>
       </w:pPr>
-      <w:r>
-        <w:rPr>
-          <w:sz w:val="26"/>
-          <w:szCs w:val="24"/>
-          <w:lang w:val="en-US"/>
-        </w:rPr>
-        <w:t xml:space="preserve">findElements() </w:t>
+      <w:proofErr w:type="gramStart"/>
+      <w:r>
+        <w:rPr>
+          <w:sz w:val="26"/>
+          <w:szCs w:val="24"/>
+          <w:lang w:val="en-US"/>
+        </w:rPr>
+        <w:t>findElements(</w:t>
+      </w:r>
+      <w:proofErr w:type="gramEnd"/>
+      <w:r>
+        <w:rPr>
+          <w:sz w:val="26"/>
+          <w:szCs w:val="24"/>
+          <w:lang w:val="en-US"/>
+        </w:rPr>
+        <w:t xml:space="preserve">) </w:t>
       </w:r>
       <w:r>
         <w:rPr>
@@ -3317,7 +3459,25 @@
           <w:szCs w:val="24"/>
           <w:lang w:val="en-US"/>
         </w:rPr>
-        <w:t>Every control (like textbox, radio button, checkbox, label etc) is treated as WebElement in Selenium.</w:t>
+        <w:t xml:space="preserve">Every control (like textbox, radio button, checkbox, label </w:t>
+      </w:r>
+      <w:proofErr w:type="spellStart"/>
+      <w:r>
+        <w:rPr>
+          <w:sz w:val="26"/>
+          <w:szCs w:val="24"/>
+          <w:lang w:val="en-US"/>
+        </w:rPr>
+        <w:t>etc</w:t>
+      </w:r>
+      <w:proofErr w:type="spellEnd"/>
+      <w:r>
+        <w:rPr>
+          <w:sz w:val="26"/>
+          <w:szCs w:val="24"/>
+          <w:lang w:val="en-US"/>
+        </w:rPr>
+        <w:t>) is treated as WebElement in Selenium.</w:t>
       </w:r>
     </w:p>
     <w:p>
@@ -3377,13 +3537,23 @@
           <w:lang w:val="en-US"/>
         </w:rPr>
       </w:pPr>
-      <w:r>
-        <w:rPr>
-          <w:sz w:val="26"/>
-          <w:szCs w:val="24"/>
-          <w:lang w:val="en-US"/>
-        </w:rPr>
-        <w:t xml:space="preserve">sendKeys() </w:t>
+      <w:proofErr w:type="gramStart"/>
+      <w:r>
+        <w:rPr>
+          <w:sz w:val="26"/>
+          <w:szCs w:val="24"/>
+          <w:lang w:val="en-US"/>
+        </w:rPr>
+        <w:t>sendKeys(</w:t>
+      </w:r>
+      <w:proofErr w:type="gramEnd"/>
+      <w:r>
+        <w:rPr>
+          <w:sz w:val="26"/>
+          <w:szCs w:val="24"/>
+          <w:lang w:val="en-US"/>
+        </w:rPr>
+        <w:t xml:space="preserve">) </w:t>
       </w:r>
       <w:r>
         <w:rPr>
@@ -3439,13 +3609,23 @@
           <w:lang w:val="en-US"/>
         </w:rPr>
       </w:pPr>
-      <w:r>
-        <w:rPr>
-          <w:sz w:val="26"/>
-          <w:szCs w:val="24"/>
-          <w:lang w:val="en-US"/>
-        </w:rPr>
-        <w:t xml:space="preserve">click() </w:t>
+      <w:proofErr w:type="gramStart"/>
+      <w:r>
+        <w:rPr>
+          <w:sz w:val="26"/>
+          <w:szCs w:val="24"/>
+          <w:lang w:val="en-US"/>
+        </w:rPr>
+        <w:t>click(</w:t>
+      </w:r>
+      <w:proofErr w:type="gramEnd"/>
+      <w:r>
+        <w:rPr>
+          <w:sz w:val="26"/>
+          <w:szCs w:val="24"/>
+          <w:lang w:val="en-US"/>
+        </w:rPr>
+        <w:t xml:space="preserve">) </w:t>
       </w:r>
       <w:r>
         <w:rPr>
@@ -3477,13 +3657,23 @@
           <w:lang w:val="en-US"/>
         </w:rPr>
       </w:pPr>
-      <w:r>
-        <w:rPr>
-          <w:sz w:val="26"/>
-          <w:szCs w:val="24"/>
-          <w:lang w:val="en-US"/>
-        </w:rPr>
-        <w:t xml:space="preserve">getText() </w:t>
+      <w:proofErr w:type="gramStart"/>
+      <w:r>
+        <w:rPr>
+          <w:sz w:val="26"/>
+          <w:szCs w:val="24"/>
+          <w:lang w:val="en-US"/>
+        </w:rPr>
+        <w:t>getText(</w:t>
+      </w:r>
+      <w:proofErr w:type="gramEnd"/>
+      <w:r>
+        <w:rPr>
+          <w:sz w:val="26"/>
+          <w:szCs w:val="24"/>
+          <w:lang w:val="en-US"/>
+        </w:rPr>
+        <w:t xml:space="preserve">) </w:t>
       </w:r>
       <w:r>
         <w:rPr>
@@ -3523,13 +3713,23 @@
           <w:lang w:val="en-US"/>
         </w:rPr>
       </w:pPr>
-      <w:r>
-        <w:rPr>
-          <w:sz w:val="26"/>
-          <w:szCs w:val="24"/>
-          <w:lang w:val="en-US"/>
-        </w:rPr>
-        <w:t xml:space="preserve">isSelected() </w:t>
+      <w:proofErr w:type="gramStart"/>
+      <w:r>
+        <w:rPr>
+          <w:sz w:val="26"/>
+          <w:szCs w:val="24"/>
+          <w:lang w:val="en-US"/>
+        </w:rPr>
+        <w:t>isSelected(</w:t>
+      </w:r>
+      <w:proofErr w:type="gramEnd"/>
+      <w:r>
+        <w:rPr>
+          <w:sz w:val="26"/>
+          <w:szCs w:val="24"/>
+          <w:lang w:val="en-US"/>
+        </w:rPr>
+        <w:t xml:space="preserve">) </w:t>
       </w:r>
       <w:r>
         <w:rPr>
@@ -3561,13 +3761,23 @@
           <w:lang w:val="en-US"/>
         </w:rPr>
       </w:pPr>
-      <w:r>
-        <w:rPr>
-          <w:sz w:val="26"/>
-          <w:szCs w:val="24"/>
-          <w:lang w:val="en-US"/>
-        </w:rPr>
-        <w:t xml:space="preserve">isEnabled() </w:t>
+      <w:proofErr w:type="gramStart"/>
+      <w:r>
+        <w:rPr>
+          <w:sz w:val="26"/>
+          <w:szCs w:val="24"/>
+          <w:lang w:val="en-US"/>
+        </w:rPr>
+        <w:t>isEnabled(</w:t>
+      </w:r>
+      <w:proofErr w:type="gramEnd"/>
+      <w:r>
+        <w:rPr>
+          <w:sz w:val="26"/>
+          <w:szCs w:val="24"/>
+          <w:lang w:val="en-US"/>
+        </w:rPr>
+        <w:t xml:space="preserve">) </w:t>
       </w:r>
       <w:r>
         <w:rPr>
@@ -3599,13 +3809,23 @@
           <w:lang w:val="en-US"/>
         </w:rPr>
       </w:pPr>
-      <w:r>
-        <w:rPr>
-          <w:sz w:val="26"/>
-          <w:szCs w:val="24"/>
-          <w:lang w:val="en-US"/>
-        </w:rPr>
-        <w:t xml:space="preserve">isDisplayed() </w:t>
+      <w:proofErr w:type="gramStart"/>
+      <w:r>
+        <w:rPr>
+          <w:sz w:val="26"/>
+          <w:szCs w:val="24"/>
+          <w:lang w:val="en-US"/>
+        </w:rPr>
+        <w:t>isDisplayed(</w:t>
+      </w:r>
+      <w:proofErr w:type="gramEnd"/>
+      <w:r>
+        <w:rPr>
+          <w:sz w:val="26"/>
+          <w:szCs w:val="24"/>
+          <w:lang w:val="en-US"/>
+        </w:rPr>
+        <w:t xml:space="preserve">) </w:t>
       </w:r>
       <w:r>
         <w:rPr>
@@ -3876,7 +4096,25 @@
           <w:szCs w:val="24"/>
           <w:lang w:val="en-US"/>
         </w:rPr>
-        <w:t>data-testid="royal-email"]</w:t>
+        <w:t>data-</w:t>
+      </w:r>
+      <w:proofErr w:type="spellStart"/>
+      <w:r>
+        <w:rPr>
+          <w:sz w:val="26"/>
+          <w:szCs w:val="24"/>
+          <w:lang w:val="en-US"/>
+        </w:rPr>
+        <w:t>testid</w:t>
+      </w:r>
+      <w:proofErr w:type="spellEnd"/>
+      <w:r>
+        <w:rPr>
+          <w:sz w:val="26"/>
+          <w:szCs w:val="24"/>
+          <w:lang w:val="en-US"/>
+        </w:rPr>
+        <w:t>="royal-email"]</w:t>
       </w:r>
     </w:p>
     <w:p>
@@ -4397,7 +4635,25 @@
           <w:lang w:val="en-US"/>
         </w:rPr>
         <w:lastRenderedPageBreak/>
-        <w:t xml:space="preserve">Selenium has provided special class to handle drop down list ie. </w:t>
+        <w:t xml:space="preserve">Selenium has provided special class to handle drop down list </w:t>
+      </w:r>
+      <w:proofErr w:type="spellStart"/>
+      <w:r>
+        <w:rPr>
+          <w:sz w:val="26"/>
+          <w:szCs w:val="24"/>
+          <w:lang w:val="en-US"/>
+        </w:rPr>
+        <w:t>ie</w:t>
+      </w:r>
+      <w:proofErr w:type="spellEnd"/>
+      <w:r>
+        <w:rPr>
+          <w:sz w:val="26"/>
+          <w:szCs w:val="24"/>
+          <w:lang w:val="en-US"/>
+        </w:rPr>
+        <w:t xml:space="preserve">. </w:t>
       </w:r>
       <w:r>
         <w:rPr>
@@ -4620,13 +4876,23 @@
           <w:lang w:val="en-US"/>
         </w:rPr>
       </w:pPr>
-      <w:r>
-        <w:rPr>
-          <w:sz w:val="26"/>
-          <w:szCs w:val="24"/>
-          <w:lang w:val="en-US"/>
-        </w:rPr>
-        <w:t xml:space="preserve">getFirstSelectedOption() </w:t>
+      <w:proofErr w:type="gramStart"/>
+      <w:r>
+        <w:rPr>
+          <w:sz w:val="26"/>
+          <w:szCs w:val="24"/>
+          <w:lang w:val="en-US"/>
+        </w:rPr>
+        <w:t>getFirstSelectedOption(</w:t>
+      </w:r>
+      <w:proofErr w:type="gramEnd"/>
+      <w:r>
+        <w:rPr>
+          <w:sz w:val="26"/>
+          <w:szCs w:val="24"/>
+          <w:lang w:val="en-US"/>
+        </w:rPr>
+        <w:t xml:space="preserve">) </w:t>
       </w:r>
       <w:r>
         <w:rPr>
@@ -4822,13 +5088,23 @@
           <w:lang w:val="en-US"/>
         </w:rPr>
       </w:pPr>
-      <w:r>
-        <w:rPr>
-          <w:sz w:val="26"/>
-          <w:szCs w:val="24"/>
-          <w:lang w:val="en-US"/>
-        </w:rPr>
-        <w:t xml:space="preserve">isMultiple() </w:t>
+      <w:proofErr w:type="gramStart"/>
+      <w:r>
+        <w:rPr>
+          <w:sz w:val="26"/>
+          <w:szCs w:val="24"/>
+          <w:lang w:val="en-US"/>
+        </w:rPr>
+        <w:t>isMultiple(</w:t>
+      </w:r>
+      <w:proofErr w:type="gramEnd"/>
+      <w:r>
+        <w:rPr>
+          <w:sz w:val="26"/>
+          <w:szCs w:val="24"/>
+          <w:lang w:val="en-US"/>
+        </w:rPr>
+        <w:t xml:space="preserve">) </w:t>
       </w:r>
       <w:r>
         <w:rPr>
@@ -5041,13 +5317,33 @@
           <w:lang w:val="en-US"/>
         </w:rPr>
       </w:pPr>
-      <w:r>
-        <w:rPr>
-          <w:sz w:val="26"/>
-          <w:szCs w:val="24"/>
-          <w:lang w:val="en-US"/>
-        </w:rPr>
-        <w:t xml:space="preserve">Thread.sleep() </w:t>
+      <w:proofErr w:type="spellStart"/>
+      <w:proofErr w:type="gramStart"/>
+      <w:r>
+        <w:rPr>
+          <w:sz w:val="26"/>
+          <w:szCs w:val="24"/>
+          <w:lang w:val="en-US"/>
+        </w:rPr>
+        <w:t>Thread.sleep</w:t>
+      </w:r>
+      <w:proofErr w:type="spellEnd"/>
+      <w:r>
+        <w:rPr>
+          <w:sz w:val="26"/>
+          <w:szCs w:val="24"/>
+          <w:lang w:val="en-US"/>
+        </w:rPr>
+        <w:t>(</w:t>
+      </w:r>
+      <w:proofErr w:type="gramEnd"/>
+      <w:r>
+        <w:rPr>
+          <w:sz w:val="26"/>
+          <w:szCs w:val="24"/>
+          <w:lang w:val="en-US"/>
+        </w:rPr>
+        <w:t xml:space="preserve">) </w:t>
       </w:r>
       <w:r>
         <w:rPr>
@@ -5109,8 +5405,456 @@
         </w:rPr>
         <w:t>It is applicable to single statement only.</w:t>
       </w:r>
+    </w:p>
+    <w:p>
+      <w:pPr>
+        <w:pStyle w:val="ListParagraph"/>
+        <w:numPr>
+          <w:ilvl w:val="0"/>
+          <w:numId w:val="21"/>
+        </w:numPr>
+        <w:rPr>
+          <w:sz w:val="26"/>
+          <w:szCs w:val="24"/>
+          <w:lang w:val="en-US"/>
+        </w:rPr>
+      </w:pPr>
+      <w:r>
+        <w:rPr>
+          <w:sz w:val="26"/>
+          <w:szCs w:val="24"/>
+          <w:lang w:val="en-US"/>
+        </w:rPr>
+        <w:t>ImplicitWait()</w:t>
+      </w:r>
+    </w:p>
+    <w:p>
+      <w:pPr>
+        <w:pStyle w:val="ListParagraph"/>
+        <w:numPr>
+          <w:ilvl w:val="1"/>
+          <w:numId w:val="21"/>
+        </w:numPr>
+        <w:rPr>
+          <w:sz w:val="26"/>
+          <w:szCs w:val="24"/>
+          <w:lang w:val="en-US"/>
+        </w:rPr>
+      </w:pPr>
+      <w:r>
+        <w:rPr>
+          <w:sz w:val="26"/>
+          <w:szCs w:val="24"/>
+          <w:lang w:val="en-US"/>
+        </w:rPr>
+        <w:t>It doesn’t take mandatory delay.</w:t>
+      </w:r>
+    </w:p>
+    <w:p>
+      <w:pPr>
+        <w:pStyle w:val="ListParagraph"/>
+        <w:numPr>
+          <w:ilvl w:val="1"/>
+          <w:numId w:val="21"/>
+        </w:numPr>
+        <w:rPr>
+          <w:sz w:val="26"/>
+          <w:szCs w:val="24"/>
+          <w:lang w:val="en-US"/>
+        </w:rPr>
+      </w:pPr>
+      <w:r>
+        <w:rPr>
+          <w:sz w:val="26"/>
+          <w:szCs w:val="24"/>
+          <w:lang w:val="en-US"/>
+        </w:rPr>
+        <w:t>It is applicable to throughout the script.</w:t>
+      </w:r>
+    </w:p>
+    <w:p>
+      <w:pPr>
+        <w:pStyle w:val="ListParagraph"/>
+        <w:numPr>
+          <w:ilvl w:val="0"/>
+          <w:numId w:val="21"/>
+        </w:numPr>
+        <w:rPr>
+          <w:sz w:val="26"/>
+          <w:szCs w:val="24"/>
+          <w:lang w:val="en-US"/>
+        </w:rPr>
+      </w:pPr>
+      <w:r>
+        <w:rPr>
+          <w:sz w:val="26"/>
+          <w:szCs w:val="24"/>
+          <w:lang w:val="en-US"/>
+        </w:rPr>
+        <w:lastRenderedPageBreak/>
+        <w:t>ExplicitWait()</w:t>
+      </w:r>
+    </w:p>
+    <w:p>
+      <w:pPr>
+        <w:pStyle w:val="ListParagraph"/>
+        <w:numPr>
+          <w:ilvl w:val="1"/>
+          <w:numId w:val="21"/>
+        </w:numPr>
+        <w:rPr>
+          <w:sz w:val="26"/>
+          <w:szCs w:val="24"/>
+          <w:lang w:val="en-US"/>
+        </w:rPr>
+      </w:pPr>
+      <w:r>
+        <w:rPr>
+          <w:sz w:val="26"/>
+          <w:szCs w:val="24"/>
+          <w:lang w:val="en-US"/>
+        </w:rPr>
+        <w:t>It is applicable to single statement only.</w:t>
+      </w:r>
+    </w:p>
+    <w:p>
+      <w:pPr>
+        <w:pStyle w:val="ListParagraph"/>
+        <w:numPr>
+          <w:ilvl w:val="1"/>
+          <w:numId w:val="21"/>
+        </w:numPr>
+        <w:rPr>
+          <w:sz w:val="26"/>
+          <w:szCs w:val="24"/>
+          <w:lang w:val="en-US"/>
+        </w:rPr>
+      </w:pPr>
+      <w:r>
+        <w:rPr>
+          <w:sz w:val="26"/>
+          <w:szCs w:val="24"/>
+          <w:lang w:val="en-US"/>
+        </w:rPr>
+        <w:t>It doesn’</w:t>
+      </w:r>
+      <w:r>
+        <w:rPr>
+          <w:sz w:val="26"/>
+          <w:szCs w:val="24"/>
+          <w:lang w:val="en-US"/>
+        </w:rPr>
+        <w:t>t take mandatory de</w:t>
+      </w:r>
+      <w:r>
+        <w:rPr>
+          <w:sz w:val="26"/>
+          <w:szCs w:val="24"/>
+          <w:lang w:val="en-US"/>
+        </w:rPr>
+        <w:t>l</w:t>
+      </w:r>
+      <w:r>
+        <w:rPr>
+          <w:sz w:val="26"/>
+          <w:szCs w:val="24"/>
+          <w:lang w:val="en-US"/>
+        </w:rPr>
+        <w:t>a</w:t>
+      </w:r>
+      <w:r>
+        <w:rPr>
+          <w:sz w:val="26"/>
+          <w:szCs w:val="24"/>
+          <w:lang w:val="en-US"/>
+        </w:rPr>
+        <w:t>y.</w:t>
+      </w:r>
+    </w:p>
+    <w:p>
+      <w:pPr>
+        <w:pStyle w:val="ListParagraph"/>
+        <w:numPr>
+          <w:ilvl w:val="1"/>
+          <w:numId w:val="21"/>
+        </w:numPr>
+        <w:rPr>
+          <w:sz w:val="26"/>
+          <w:szCs w:val="24"/>
+          <w:lang w:val="en-US"/>
+        </w:rPr>
+      </w:pPr>
+      <w:r>
+        <w:rPr>
+          <w:sz w:val="26"/>
+          <w:szCs w:val="24"/>
+          <w:lang w:val="en-US"/>
+        </w:rPr>
+        <w:t xml:space="preserve">It can handle different types of conditions such as elementToBeClickable, </w:t>
+      </w:r>
+      <w:proofErr w:type="spellStart"/>
+      <w:r>
+        <w:rPr>
+          <w:sz w:val="26"/>
+          <w:szCs w:val="24"/>
+          <w:lang w:val="en-US"/>
+        </w:rPr>
+        <w:t>visibliltyOfElementLocated</w:t>
+      </w:r>
+      <w:proofErr w:type="spellEnd"/>
+      <w:r>
+        <w:rPr>
+          <w:sz w:val="26"/>
+          <w:szCs w:val="24"/>
+          <w:lang w:val="en-US"/>
+        </w:rPr>
+        <w:t xml:space="preserve">, </w:t>
+      </w:r>
+      <w:proofErr w:type="spellStart"/>
+      <w:r>
+        <w:rPr>
+          <w:sz w:val="26"/>
+          <w:szCs w:val="24"/>
+          <w:lang w:val="en-US"/>
+        </w:rPr>
+        <w:t>alertToBePresent</w:t>
+      </w:r>
+      <w:proofErr w:type="spellEnd"/>
+      <w:r>
+        <w:rPr>
+          <w:sz w:val="26"/>
+          <w:szCs w:val="24"/>
+          <w:lang w:val="en-US"/>
+        </w:rPr>
+        <w:t>.</w:t>
+      </w:r>
+    </w:p>
+    <w:p>
+      <w:pPr>
+        <w:pStyle w:val="ListParagraph"/>
+        <w:numPr>
+          <w:ilvl w:val="0"/>
+          <w:numId w:val="21"/>
+        </w:numPr>
+        <w:rPr>
+          <w:sz w:val="26"/>
+          <w:szCs w:val="24"/>
+          <w:lang w:val="en-US"/>
+        </w:rPr>
+      </w:pPr>
+      <w:proofErr w:type="gramStart"/>
+      <w:r>
+        <w:rPr>
+          <w:sz w:val="26"/>
+          <w:szCs w:val="24"/>
+          <w:lang w:val="en-US"/>
+        </w:rPr>
+        <w:t>FluentWait(</w:t>
+      </w:r>
+      <w:proofErr w:type="gramEnd"/>
+      <w:r>
+        <w:rPr>
+          <w:sz w:val="26"/>
+          <w:szCs w:val="24"/>
+          <w:lang w:val="en-US"/>
+        </w:rPr>
+        <w:t>)</w:t>
+      </w:r>
+      <w:r>
+        <w:rPr>
+          <w:sz w:val="26"/>
+          <w:szCs w:val="24"/>
+          <w:lang w:val="en-US"/>
+        </w:rPr>
+        <w:t xml:space="preserve"> – it is the next version of ExplicitWait additionally we can handle some exception.</w:t>
+      </w:r>
+    </w:p>
+    <w:p>
+      <w:pPr>
+        <w:pStyle w:val="ListParagraph"/>
+        <w:numPr>
+          <w:ilvl w:val="1"/>
+          <w:numId w:val="21"/>
+        </w:numPr>
+        <w:rPr>
+          <w:sz w:val="26"/>
+          <w:szCs w:val="24"/>
+          <w:lang w:val="en-US"/>
+        </w:rPr>
+      </w:pPr>
+      <w:r>
+        <w:rPr>
+          <w:sz w:val="26"/>
+          <w:szCs w:val="24"/>
+          <w:lang w:val="en-US"/>
+        </w:rPr>
+        <w:t>It is applicable to single statement only.</w:t>
+      </w:r>
+    </w:p>
+    <w:p>
+      <w:pPr>
+        <w:pStyle w:val="ListParagraph"/>
+        <w:numPr>
+          <w:ilvl w:val="1"/>
+          <w:numId w:val="21"/>
+        </w:numPr>
+        <w:rPr>
+          <w:sz w:val="26"/>
+          <w:szCs w:val="24"/>
+          <w:lang w:val="en-US"/>
+        </w:rPr>
+      </w:pPr>
+      <w:r>
+        <w:rPr>
+          <w:sz w:val="26"/>
+          <w:szCs w:val="24"/>
+          <w:lang w:val="en-US"/>
+        </w:rPr>
+        <w:t>It doesn’t take mandatory delay.</w:t>
+      </w:r>
+    </w:p>
+    <w:p>
+      <w:pPr>
+        <w:pStyle w:val="ListParagraph"/>
+        <w:numPr>
+          <w:ilvl w:val="1"/>
+          <w:numId w:val="21"/>
+        </w:numPr>
+        <w:rPr>
+          <w:sz w:val="26"/>
+          <w:szCs w:val="24"/>
+          <w:lang w:val="en-US"/>
+        </w:rPr>
+      </w:pPr>
+      <w:r>
+        <w:rPr>
+          <w:sz w:val="26"/>
+          <w:szCs w:val="24"/>
+          <w:lang w:val="en-US"/>
+        </w:rPr>
+        <w:t xml:space="preserve">It can handle different types of conditions such as elementToBeClickable, </w:t>
+      </w:r>
+      <w:proofErr w:type="spellStart"/>
+      <w:r>
+        <w:rPr>
+          <w:sz w:val="26"/>
+          <w:szCs w:val="24"/>
+          <w:lang w:val="en-US"/>
+        </w:rPr>
+        <w:t>visibliltyOfElementLocated</w:t>
+      </w:r>
+      <w:proofErr w:type="spellEnd"/>
+      <w:r>
+        <w:rPr>
+          <w:sz w:val="26"/>
+          <w:szCs w:val="24"/>
+          <w:lang w:val="en-US"/>
+        </w:rPr>
+        <w:t xml:space="preserve">, </w:t>
+      </w:r>
+      <w:proofErr w:type="spellStart"/>
+      <w:r>
+        <w:rPr>
+          <w:sz w:val="26"/>
+          <w:szCs w:val="24"/>
+          <w:lang w:val="en-US"/>
+        </w:rPr>
+        <w:t>alertToBePresent</w:t>
+      </w:r>
+      <w:proofErr w:type="spellEnd"/>
+      <w:r>
+        <w:rPr>
+          <w:sz w:val="26"/>
+          <w:szCs w:val="24"/>
+          <w:lang w:val="en-US"/>
+        </w:rPr>
+        <w:t>.</w:t>
+      </w:r>
+    </w:p>
+    <w:p>
+      <w:pPr>
+        <w:pStyle w:val="ListParagraph"/>
+        <w:numPr>
+          <w:ilvl w:val="1"/>
+          <w:numId w:val="21"/>
+        </w:numPr>
+        <w:rPr>
+          <w:sz w:val="26"/>
+          <w:szCs w:val="24"/>
+          <w:lang w:val="en-US"/>
+        </w:rPr>
+      </w:pPr>
+      <w:r>
+        <w:rPr>
+          <w:sz w:val="26"/>
+          <w:szCs w:val="24"/>
+          <w:lang w:val="en-US"/>
+        </w:rPr>
+        <w:t>We can handle exception as well.</w:t>
+      </w:r>
+      <w:r>
+        <w:rPr>
+          <w:sz w:val="26"/>
+          <w:szCs w:val="24"/>
+          <w:lang w:val="en-US"/>
+        </w:rPr>
+        <w:br/>
+      </w:r>
+      <w:r>
+        <w:rPr>
+          <w:sz w:val="26"/>
+          <w:szCs w:val="24"/>
+          <w:lang w:val="en-US"/>
+        </w:rPr>
+        <w:br/>
+        <w:t>w - withTimeout</w:t>
+      </w:r>
+      <w:r>
+        <w:rPr>
+          <w:sz w:val="26"/>
+          <w:szCs w:val="24"/>
+          <w:lang w:val="en-US"/>
+        </w:rPr>
+        <w:br/>
+      </w:r>
+      <w:proofErr w:type="spellStart"/>
+      <w:r>
+        <w:rPr>
+          <w:sz w:val="26"/>
+          <w:szCs w:val="24"/>
+          <w:lang w:val="en-US"/>
+        </w:rPr>
+        <w:t>i</w:t>
+      </w:r>
+      <w:proofErr w:type="spellEnd"/>
+      <w:r>
+        <w:rPr>
+          <w:sz w:val="26"/>
+          <w:szCs w:val="24"/>
+          <w:lang w:val="en-US"/>
+        </w:rPr>
+        <w:t xml:space="preserve"> - ignoring</w:t>
+      </w:r>
+      <w:r>
+        <w:rPr>
+          <w:sz w:val="26"/>
+          <w:szCs w:val="24"/>
+          <w:lang w:val="en-US"/>
+        </w:rPr>
+        <w:br/>
+        <w:t>p - pollingEvery</w:t>
+      </w:r>
       <w:bookmarkStart w:id="0" w:name="_GoBack"/>
       <w:bookmarkEnd w:id="0"/>
+      <w:r>
+        <w:rPr>
+          <w:sz w:val="26"/>
+          <w:szCs w:val="24"/>
+          <w:lang w:val="en-US"/>
+        </w:rPr>
+        <w:br/>
+        <w:t>u - until</w:t>
+      </w:r>
     </w:p>
     <w:p>
       <w:pPr>
@@ -5131,73 +5875,6 @@
           <w:szCs w:val="24"/>
           <w:lang w:val="en-US"/>
         </w:rPr>
-        <w:t>ImplicitWait()</w:t>
-      </w:r>
-    </w:p>
-    <w:p>
-      <w:pPr>
-        <w:pStyle w:val="ListParagraph"/>
-        <w:numPr>
-          <w:ilvl w:val="0"/>
-          <w:numId w:val="21"/>
-        </w:numPr>
-        <w:rPr>
-          <w:sz w:val="26"/>
-          <w:szCs w:val="24"/>
-          <w:lang w:val="en-US"/>
-        </w:rPr>
-      </w:pPr>
-      <w:r>
-        <w:rPr>
-          <w:sz w:val="26"/>
-          <w:szCs w:val="24"/>
-          <w:lang w:val="en-US"/>
-        </w:rPr>
-        <w:t>ExplicitWait()</w:t>
-      </w:r>
-    </w:p>
-    <w:p>
-      <w:pPr>
-        <w:pStyle w:val="ListParagraph"/>
-        <w:numPr>
-          <w:ilvl w:val="0"/>
-          <w:numId w:val="21"/>
-        </w:numPr>
-        <w:rPr>
-          <w:sz w:val="26"/>
-          <w:szCs w:val="24"/>
-          <w:lang w:val="en-US"/>
-        </w:rPr>
-      </w:pPr>
-      <w:r>
-        <w:rPr>
-          <w:sz w:val="26"/>
-          <w:szCs w:val="24"/>
-          <w:lang w:val="en-US"/>
-        </w:rPr>
-        <w:t>FluentWait()</w:t>
-      </w:r>
-    </w:p>
-    <w:p>
-      <w:pPr>
-        <w:pStyle w:val="ListParagraph"/>
-        <w:numPr>
-          <w:ilvl w:val="0"/>
-          <w:numId w:val="21"/>
-        </w:numPr>
-        <w:rPr>
-          <w:sz w:val="26"/>
-          <w:szCs w:val="24"/>
-          <w:lang w:val="en-US"/>
-        </w:rPr>
-      </w:pPr>
-      <w:r>
-        <w:rPr>
-          <w:sz w:val="26"/>
-          <w:szCs w:val="24"/>
-          <w:lang w:val="en-US"/>
-        </w:rPr>
-        <w:lastRenderedPageBreak/>
         <w:t>PageLoadTimeout()</w:t>
       </w:r>
     </w:p>

--- a/Notes_Selenium_15.docx
+++ b/Notes_Selenium_15.docx
@@ -1124,7 +1124,6 @@
           <w:lang w:val="en-US"/>
         </w:rPr>
       </w:pPr>
-      <w:proofErr w:type="spellStart"/>
       <w:r>
         <w:rPr>
           <w:sz w:val="26"/>
@@ -1133,7 +1132,6 @@
         </w:rPr>
         <w:t>JMeeter</w:t>
       </w:r>
-      <w:proofErr w:type="spellEnd"/>
     </w:p>
     <w:p>
       <w:pPr>
@@ -1264,18 +1262,8 @@
           <w:szCs w:val="24"/>
           <w:lang w:val="en-US"/>
         </w:rPr>
-        <w:t xml:space="preserve">Web </w:t>
-      </w:r>
-      <w:proofErr w:type="spellStart"/>
-      <w:r>
-        <w:rPr>
-          <w:sz w:val="26"/>
-          <w:szCs w:val="24"/>
-          <w:lang w:val="en-US"/>
-        </w:rPr>
-        <w:t>Scrab</w:t>
-      </w:r>
-      <w:proofErr w:type="spellEnd"/>
+        <w:t>Web Scrab</w:t>
+      </w:r>
     </w:p>
     <w:p>
       <w:pPr>
@@ -1606,7 +1594,6 @@
           <w:lang w:val="en-US"/>
         </w:rPr>
       </w:pPr>
-      <w:proofErr w:type="spellStart"/>
       <w:r>
         <w:rPr>
           <w:sz w:val="26"/>
@@ -1615,7 +1602,6 @@
         </w:rPr>
         <w:t>YourName_SeleniumDemos</w:t>
       </w:r>
-      <w:proofErr w:type="spellEnd"/>
     </w:p>
     <w:p>
       <w:pPr>
@@ -1776,18 +1762,8 @@
           <w:szCs w:val="24"/>
           <w:lang w:val="en-US"/>
         </w:rPr>
-        <w:t xml:space="preserve">Idea </w:t>
-      </w:r>
-      <w:proofErr w:type="spellStart"/>
-      <w:r>
-        <w:rPr>
-          <w:sz w:val="26"/>
-          <w:szCs w:val="24"/>
-          <w:lang w:val="en-US"/>
-        </w:rPr>
-        <w:t>Itellij</w:t>
-      </w:r>
-      <w:proofErr w:type="spellEnd"/>
+        <w:t>Idea Itellij</w:t>
+      </w:r>
     </w:p>
     <w:p>
       <w:pPr>
@@ -1904,25 +1880,7 @@
           <w:szCs w:val="24"/>
           <w:lang w:val="en-US"/>
         </w:rPr>
-        <w:t xml:space="preserve">Open </w:t>
-      </w:r>
-      <w:proofErr w:type="spellStart"/>
-      <w:r>
-        <w:rPr>
-          <w:sz w:val="26"/>
-          <w:szCs w:val="24"/>
-          <w:lang w:val="en-US"/>
-        </w:rPr>
-        <w:t>selenium.dev</w:t>
-      </w:r>
-      <w:proofErr w:type="spellEnd"/>
-      <w:r>
-        <w:rPr>
-          <w:sz w:val="26"/>
-          <w:szCs w:val="24"/>
-          <w:lang w:val="en-US"/>
-        </w:rPr>
-        <w:t xml:space="preserve"> site</w:t>
+        <w:t>Open selenium.dev site</w:t>
       </w:r>
     </w:p>
     <w:p>
@@ -2308,18 +2266,8 @@
           <w:szCs w:val="24"/>
           <w:lang w:val="en-US"/>
         </w:rPr>
-        <w:t xml:space="preserve">Click on </w:t>
-      </w:r>
-      <w:proofErr w:type="spellStart"/>
-      <w:r>
-        <w:rPr>
-          <w:sz w:val="26"/>
-          <w:szCs w:val="24"/>
-          <w:lang w:val="en-US"/>
-        </w:rPr>
-        <w:t>classpath</w:t>
-      </w:r>
-      <w:proofErr w:type="spellEnd"/>
+        <w:t>Click on classpath</w:t>
+      </w:r>
     </w:p>
     <w:p>
       <w:pPr>
@@ -2482,23 +2430,13 @@
           <w:lang w:val="en-US"/>
         </w:rPr>
       </w:pPr>
-      <w:proofErr w:type="gramStart"/>
-      <w:r>
-        <w:rPr>
-          <w:sz w:val="26"/>
-          <w:szCs w:val="24"/>
-          <w:lang w:val="en-US"/>
-        </w:rPr>
-        <w:t>get(</w:t>
-      </w:r>
-      <w:proofErr w:type="gramEnd"/>
-      <w:r>
-        <w:rPr>
-          <w:sz w:val="26"/>
-          <w:szCs w:val="24"/>
-          <w:lang w:val="en-US"/>
-        </w:rPr>
-        <w:t xml:space="preserve">) </w:t>
+      <w:r>
+        <w:rPr>
+          <w:sz w:val="26"/>
+          <w:szCs w:val="24"/>
+          <w:lang w:val="en-US"/>
+        </w:rPr>
+        <w:t xml:space="preserve">get() </w:t>
       </w:r>
       <w:r>
         <w:rPr>
@@ -2538,33 +2476,13 @@
           <w:lang w:val="en-US"/>
         </w:rPr>
       </w:pPr>
-      <w:proofErr w:type="spellStart"/>
-      <w:proofErr w:type="gramStart"/>
-      <w:r>
-        <w:rPr>
-          <w:sz w:val="26"/>
-          <w:szCs w:val="24"/>
-          <w:lang w:val="en-US"/>
-        </w:rPr>
-        <w:t>driver.manage</w:t>
-      </w:r>
-      <w:proofErr w:type="spellEnd"/>
-      <w:r>
-        <w:rPr>
-          <w:sz w:val="26"/>
-          <w:szCs w:val="24"/>
-          <w:lang w:val="en-US"/>
-        </w:rPr>
-        <w:t>(</w:t>
-      </w:r>
-      <w:proofErr w:type="gramEnd"/>
-      <w:r>
-        <w:rPr>
-          <w:sz w:val="26"/>
-          <w:szCs w:val="24"/>
-          <w:lang w:val="en-US"/>
-        </w:rPr>
-        <w:t xml:space="preserve">).window().maximize() </w:t>
+      <w:r>
+        <w:rPr>
+          <w:sz w:val="26"/>
+          <w:szCs w:val="24"/>
+          <w:lang w:val="en-US"/>
+        </w:rPr>
+        <w:t xml:space="preserve">driver.manage().window().maximize() </w:t>
       </w:r>
       <w:r>
         <w:rPr>
@@ -2596,23 +2514,13 @@
           <w:lang w:val="en-US"/>
         </w:rPr>
       </w:pPr>
-      <w:proofErr w:type="gramStart"/>
-      <w:r>
-        <w:rPr>
-          <w:sz w:val="26"/>
-          <w:szCs w:val="24"/>
-          <w:lang w:val="en-US"/>
-        </w:rPr>
-        <w:t>close(</w:t>
-      </w:r>
-      <w:proofErr w:type="gramEnd"/>
-      <w:r>
-        <w:rPr>
-          <w:sz w:val="26"/>
-          <w:szCs w:val="24"/>
-          <w:lang w:val="en-US"/>
-        </w:rPr>
-        <w:t xml:space="preserve">) </w:t>
+      <w:r>
+        <w:rPr>
+          <w:sz w:val="26"/>
+          <w:szCs w:val="24"/>
+          <w:lang w:val="en-US"/>
+        </w:rPr>
+        <w:t xml:space="preserve">close() </w:t>
       </w:r>
       <w:r>
         <w:rPr>
@@ -2644,23 +2552,13 @@
           <w:lang w:val="en-US"/>
         </w:rPr>
       </w:pPr>
-      <w:proofErr w:type="gramStart"/>
-      <w:r>
-        <w:rPr>
-          <w:sz w:val="26"/>
-          <w:szCs w:val="24"/>
-          <w:lang w:val="en-US"/>
-        </w:rPr>
-        <w:t>getTitle(</w:t>
-      </w:r>
-      <w:proofErr w:type="gramEnd"/>
-      <w:r>
-        <w:rPr>
-          <w:sz w:val="26"/>
-          <w:szCs w:val="24"/>
-          <w:lang w:val="en-US"/>
-        </w:rPr>
-        <w:t xml:space="preserve">) </w:t>
+      <w:r>
+        <w:rPr>
+          <w:sz w:val="26"/>
+          <w:szCs w:val="24"/>
+          <w:lang w:val="en-US"/>
+        </w:rPr>
+        <w:t xml:space="preserve">getTitle() </w:t>
       </w:r>
       <w:r>
         <w:rPr>
@@ -2700,23 +2598,13 @@
           <w:lang w:val="en-US"/>
         </w:rPr>
       </w:pPr>
-      <w:proofErr w:type="gramStart"/>
-      <w:r>
-        <w:rPr>
-          <w:sz w:val="26"/>
-          <w:szCs w:val="24"/>
-          <w:lang w:val="en-US"/>
-        </w:rPr>
-        <w:t>getCurrentUrl(</w:t>
-      </w:r>
-      <w:proofErr w:type="gramEnd"/>
-      <w:r>
-        <w:rPr>
-          <w:sz w:val="26"/>
-          <w:szCs w:val="24"/>
-          <w:lang w:val="en-US"/>
-        </w:rPr>
-        <w:t xml:space="preserve">) </w:t>
+      <w:r>
+        <w:rPr>
+          <w:sz w:val="26"/>
+          <w:szCs w:val="24"/>
+          <w:lang w:val="en-US"/>
+        </w:rPr>
+        <w:t xml:space="preserve">getCurrentUrl() </w:t>
       </w:r>
       <w:r>
         <w:rPr>
@@ -2748,23 +2636,13 @@
           <w:lang w:val="en-US"/>
         </w:rPr>
       </w:pPr>
-      <w:proofErr w:type="gramStart"/>
-      <w:r>
-        <w:rPr>
-          <w:sz w:val="26"/>
-          <w:szCs w:val="24"/>
-          <w:lang w:val="en-US"/>
-        </w:rPr>
-        <w:t>getPageSource(</w:t>
-      </w:r>
-      <w:proofErr w:type="gramEnd"/>
-      <w:r>
-        <w:rPr>
-          <w:sz w:val="26"/>
-          <w:szCs w:val="24"/>
-          <w:lang w:val="en-US"/>
-        </w:rPr>
-        <w:t xml:space="preserve">) </w:t>
+      <w:r>
+        <w:rPr>
+          <w:sz w:val="26"/>
+          <w:szCs w:val="24"/>
+          <w:lang w:val="en-US"/>
+        </w:rPr>
+        <w:t xml:space="preserve">getPageSource() </w:t>
       </w:r>
       <w:r>
         <w:rPr>
@@ -2804,23 +2682,13 @@
           <w:lang w:val="en-US"/>
         </w:rPr>
       </w:pPr>
-      <w:proofErr w:type="gramStart"/>
-      <w:r>
-        <w:rPr>
-          <w:sz w:val="26"/>
-          <w:szCs w:val="24"/>
-          <w:lang w:val="en-US"/>
-        </w:rPr>
-        <w:t>findElement(</w:t>
-      </w:r>
-      <w:proofErr w:type="gramEnd"/>
-      <w:r>
-        <w:rPr>
-          <w:sz w:val="26"/>
-          <w:szCs w:val="24"/>
-          <w:lang w:val="en-US"/>
-        </w:rPr>
-        <w:t xml:space="preserve">) </w:t>
+      <w:r>
+        <w:rPr>
+          <w:sz w:val="26"/>
+          <w:szCs w:val="24"/>
+          <w:lang w:val="en-US"/>
+        </w:rPr>
+        <w:t xml:space="preserve">findElement() </w:t>
       </w:r>
       <w:r>
         <w:rPr>
@@ -2896,23 +2764,13 @@
           <w:lang w:val="en-US"/>
         </w:rPr>
       </w:pPr>
-      <w:proofErr w:type="gramStart"/>
-      <w:r>
-        <w:rPr>
-          <w:sz w:val="26"/>
-          <w:szCs w:val="24"/>
-          <w:lang w:val="en-US"/>
-        </w:rPr>
-        <w:t>findElements(</w:t>
-      </w:r>
-      <w:proofErr w:type="gramEnd"/>
-      <w:r>
-        <w:rPr>
-          <w:sz w:val="26"/>
-          <w:szCs w:val="24"/>
-          <w:lang w:val="en-US"/>
-        </w:rPr>
-        <w:t xml:space="preserve">) </w:t>
+      <w:r>
+        <w:rPr>
+          <w:sz w:val="26"/>
+          <w:szCs w:val="24"/>
+          <w:lang w:val="en-US"/>
+        </w:rPr>
+        <w:t xml:space="preserve">findElements() </w:t>
       </w:r>
       <w:r>
         <w:rPr>
@@ -3182,6 +3040,90 @@
     </w:p>
     <w:p>
       <w:pPr>
+        <w:pStyle w:val="ListParagraph"/>
+        <w:numPr>
+          <w:ilvl w:val="0"/>
+          <w:numId w:val="13"/>
+        </w:numPr>
+        <w:rPr>
+          <w:sz w:val="26"/>
+          <w:szCs w:val="24"/>
+          <w:lang w:val="en-US"/>
+        </w:rPr>
+      </w:pPr>
+      <w:r>
+        <w:rPr>
+          <w:sz w:val="26"/>
+          <w:szCs w:val="24"/>
+          <w:lang w:val="en-US"/>
+        </w:rPr>
+        <w:t xml:space="preserve">SessionNotCreated </w:t>
+      </w:r>
+      <w:r>
+        <w:rPr>
+          <w:sz w:val="26"/>
+          <w:szCs w:val="24"/>
+          <w:lang w:val="en-US"/>
+        </w:rPr>
+        <w:sym w:font="Wingdings" w:char="F0E0"/>
+      </w:r>
+      <w:r>
+        <w:rPr>
+          <w:sz w:val="26"/>
+          <w:szCs w:val="24"/>
+          <w:lang w:val="en-US"/>
+        </w:rPr>
+        <w:t xml:space="preserve"> The version of Selenium and version of Browser are not compatible with each other.</w:t>
+      </w:r>
+    </w:p>
+    <w:p>
+      <w:pPr>
+        <w:pStyle w:val="ListParagraph"/>
+        <w:numPr>
+          <w:ilvl w:val="0"/>
+          <w:numId w:val="13"/>
+        </w:numPr>
+        <w:rPr>
+          <w:sz w:val="26"/>
+          <w:szCs w:val="24"/>
+          <w:lang w:val="en-US"/>
+        </w:rPr>
+      </w:pPr>
+      <w:r>
+        <w:rPr>
+          <w:sz w:val="26"/>
+          <w:szCs w:val="24"/>
+          <w:lang w:val="en-US"/>
+        </w:rPr>
+        <w:t xml:space="preserve">SessionTimeoutException </w:t>
+      </w:r>
+      <w:r>
+        <w:rPr>
+          <w:sz w:val="26"/>
+          <w:szCs w:val="24"/>
+          <w:lang w:val="en-US"/>
+        </w:rPr>
+        <w:sym w:font="Wingdings" w:char="F0E0"/>
+      </w:r>
+      <w:r>
+        <w:rPr>
+          <w:sz w:val="26"/>
+          <w:szCs w:val="24"/>
+          <w:lang w:val="en-US"/>
+        </w:rPr>
+        <w:t xml:space="preserve"> </w:t>
+      </w:r>
+      <w:r>
+        <w:rPr>
+          <w:sz w:val="26"/>
+          <w:szCs w:val="24"/>
+          <w:lang w:val="en-US"/>
+        </w:rPr>
+        <w:t>If the page didn’t get loaded within 30 seconds</w:t>
+      </w:r>
+    </w:p>
+    <w:p>
+      <w:pPr>
         <w:rPr>
           <w:sz w:val="26"/>
           <w:szCs w:val="24"/>
@@ -3333,6 +3275,7 @@
           <w:szCs w:val="24"/>
           <w:lang w:val="en-US"/>
         </w:rPr>
+        <w:lastRenderedPageBreak/>
         <w:t>XPath</w:t>
       </w:r>
     </w:p>
@@ -3399,7 +3342,6 @@
           <w:szCs w:val="24"/>
           <w:lang w:val="en-US"/>
         </w:rPr>
-        <w:lastRenderedPageBreak/>
         <w:t>TagName</w:t>
       </w:r>
     </w:p>
@@ -3459,25 +3401,7 @@
           <w:szCs w:val="24"/>
           <w:lang w:val="en-US"/>
         </w:rPr>
-        <w:t xml:space="preserve">Every control (like textbox, radio button, checkbox, label </w:t>
-      </w:r>
-      <w:proofErr w:type="spellStart"/>
-      <w:r>
-        <w:rPr>
-          <w:sz w:val="26"/>
-          <w:szCs w:val="24"/>
-          <w:lang w:val="en-US"/>
-        </w:rPr>
-        <w:t>etc</w:t>
-      </w:r>
-      <w:proofErr w:type="spellEnd"/>
-      <w:r>
-        <w:rPr>
-          <w:sz w:val="26"/>
-          <w:szCs w:val="24"/>
-          <w:lang w:val="en-US"/>
-        </w:rPr>
-        <w:t>) is treated as WebElement in Selenium.</w:t>
+        <w:t>Every control (like textbox, radio button, checkbox, label etc) is treated as WebElement in Selenium.</w:t>
       </w:r>
     </w:p>
     <w:p>
@@ -3537,23 +3461,13 @@
           <w:lang w:val="en-US"/>
         </w:rPr>
       </w:pPr>
-      <w:proofErr w:type="gramStart"/>
-      <w:r>
-        <w:rPr>
-          <w:sz w:val="26"/>
-          <w:szCs w:val="24"/>
-          <w:lang w:val="en-US"/>
-        </w:rPr>
-        <w:t>sendKeys(</w:t>
-      </w:r>
-      <w:proofErr w:type="gramEnd"/>
-      <w:r>
-        <w:rPr>
-          <w:sz w:val="26"/>
-          <w:szCs w:val="24"/>
-          <w:lang w:val="en-US"/>
-        </w:rPr>
-        <w:t xml:space="preserve">) </w:t>
+      <w:r>
+        <w:rPr>
+          <w:sz w:val="26"/>
+          <w:szCs w:val="24"/>
+          <w:lang w:val="en-US"/>
+        </w:rPr>
+        <w:t xml:space="preserve">sendKeys() </w:t>
       </w:r>
       <w:r>
         <w:rPr>
@@ -3609,23 +3523,13 @@
           <w:lang w:val="en-US"/>
         </w:rPr>
       </w:pPr>
-      <w:proofErr w:type="gramStart"/>
-      <w:r>
-        <w:rPr>
-          <w:sz w:val="26"/>
-          <w:szCs w:val="24"/>
-          <w:lang w:val="en-US"/>
-        </w:rPr>
-        <w:t>click(</w:t>
-      </w:r>
-      <w:proofErr w:type="gramEnd"/>
-      <w:r>
-        <w:rPr>
-          <w:sz w:val="26"/>
-          <w:szCs w:val="24"/>
-          <w:lang w:val="en-US"/>
-        </w:rPr>
-        <w:t xml:space="preserve">) </w:t>
+      <w:r>
+        <w:rPr>
+          <w:sz w:val="26"/>
+          <w:szCs w:val="24"/>
+          <w:lang w:val="en-US"/>
+        </w:rPr>
+        <w:t xml:space="preserve">click() </w:t>
       </w:r>
       <w:r>
         <w:rPr>
@@ -3657,23 +3561,13 @@
           <w:lang w:val="en-US"/>
         </w:rPr>
       </w:pPr>
-      <w:proofErr w:type="gramStart"/>
-      <w:r>
-        <w:rPr>
-          <w:sz w:val="26"/>
-          <w:szCs w:val="24"/>
-          <w:lang w:val="en-US"/>
-        </w:rPr>
-        <w:t>getText(</w:t>
-      </w:r>
-      <w:proofErr w:type="gramEnd"/>
-      <w:r>
-        <w:rPr>
-          <w:sz w:val="26"/>
-          <w:szCs w:val="24"/>
-          <w:lang w:val="en-US"/>
-        </w:rPr>
-        <w:t xml:space="preserve">) </w:t>
+      <w:r>
+        <w:rPr>
+          <w:sz w:val="26"/>
+          <w:szCs w:val="24"/>
+          <w:lang w:val="en-US"/>
+        </w:rPr>
+        <w:t xml:space="preserve">getText() </w:t>
       </w:r>
       <w:r>
         <w:rPr>
@@ -3713,23 +3607,13 @@
           <w:lang w:val="en-US"/>
         </w:rPr>
       </w:pPr>
-      <w:proofErr w:type="gramStart"/>
-      <w:r>
-        <w:rPr>
-          <w:sz w:val="26"/>
-          <w:szCs w:val="24"/>
-          <w:lang w:val="en-US"/>
-        </w:rPr>
-        <w:t>isSelected(</w:t>
-      </w:r>
-      <w:proofErr w:type="gramEnd"/>
-      <w:r>
-        <w:rPr>
-          <w:sz w:val="26"/>
-          <w:szCs w:val="24"/>
-          <w:lang w:val="en-US"/>
-        </w:rPr>
-        <w:t xml:space="preserve">) </w:t>
+      <w:r>
+        <w:rPr>
+          <w:sz w:val="26"/>
+          <w:szCs w:val="24"/>
+          <w:lang w:val="en-US"/>
+        </w:rPr>
+        <w:t xml:space="preserve">isSelected() </w:t>
       </w:r>
       <w:r>
         <w:rPr>
@@ -3761,23 +3645,13 @@
           <w:lang w:val="en-US"/>
         </w:rPr>
       </w:pPr>
-      <w:proofErr w:type="gramStart"/>
-      <w:r>
-        <w:rPr>
-          <w:sz w:val="26"/>
-          <w:szCs w:val="24"/>
-          <w:lang w:val="en-US"/>
-        </w:rPr>
-        <w:t>isEnabled(</w:t>
-      </w:r>
-      <w:proofErr w:type="gramEnd"/>
-      <w:r>
-        <w:rPr>
-          <w:sz w:val="26"/>
-          <w:szCs w:val="24"/>
-          <w:lang w:val="en-US"/>
-        </w:rPr>
-        <w:t xml:space="preserve">) </w:t>
+      <w:r>
+        <w:rPr>
+          <w:sz w:val="26"/>
+          <w:szCs w:val="24"/>
+          <w:lang w:val="en-US"/>
+        </w:rPr>
+        <w:t xml:space="preserve">isEnabled() </w:t>
       </w:r>
       <w:r>
         <w:rPr>
@@ -3809,23 +3683,13 @@
           <w:lang w:val="en-US"/>
         </w:rPr>
       </w:pPr>
-      <w:proofErr w:type="gramStart"/>
-      <w:r>
-        <w:rPr>
-          <w:sz w:val="26"/>
-          <w:szCs w:val="24"/>
-          <w:lang w:val="en-US"/>
-        </w:rPr>
-        <w:t>isDisplayed(</w:t>
-      </w:r>
-      <w:proofErr w:type="gramEnd"/>
-      <w:r>
-        <w:rPr>
-          <w:sz w:val="26"/>
-          <w:szCs w:val="24"/>
-          <w:lang w:val="en-US"/>
-        </w:rPr>
-        <w:t xml:space="preserve">) </w:t>
+      <w:r>
+        <w:rPr>
+          <w:sz w:val="26"/>
+          <w:szCs w:val="24"/>
+          <w:lang w:val="en-US"/>
+        </w:rPr>
+        <w:t xml:space="preserve">isDisplayed() </w:t>
       </w:r>
       <w:r>
         <w:rPr>
@@ -3972,6 +3836,7 @@
           <w:szCs w:val="24"/>
           <w:lang w:val="en-US"/>
         </w:rPr>
+        <w:lastRenderedPageBreak/>
         <w:tab/>
         <w:t>While using className locator pick up any one class from all those multiple classes.</w:t>
       </w:r>
@@ -4003,7 +3868,6 @@
           <w:szCs w:val="24"/>
           <w:lang w:val="en-US"/>
         </w:rPr>
-        <w:lastRenderedPageBreak/>
         <w:t>CssSelector Locator</w:t>
       </w:r>
     </w:p>
@@ -4096,25 +3960,7 @@
           <w:szCs w:val="24"/>
           <w:lang w:val="en-US"/>
         </w:rPr>
-        <w:t>data-</w:t>
-      </w:r>
-      <w:proofErr w:type="spellStart"/>
-      <w:r>
-        <w:rPr>
-          <w:sz w:val="26"/>
-          <w:szCs w:val="24"/>
-          <w:lang w:val="en-US"/>
-        </w:rPr>
-        <w:t>testid</w:t>
-      </w:r>
-      <w:proofErr w:type="spellEnd"/>
-      <w:r>
-        <w:rPr>
-          <w:sz w:val="26"/>
-          <w:szCs w:val="24"/>
-          <w:lang w:val="en-US"/>
-        </w:rPr>
-        <w:t>="royal-email"]</w:t>
+        <w:t>data-testid="royal-email"]</w:t>
       </w:r>
     </w:p>
     <w:p>
@@ -4590,6 +4436,7 @@
           <w:szCs w:val="24"/>
           <w:lang w:val="en-US"/>
         </w:rPr>
+        <w:lastRenderedPageBreak/>
         <w:t>Handling Dropdown List / List Box</w:t>
       </w:r>
     </w:p>
@@ -4634,26 +4481,7 @@
           <w:szCs w:val="24"/>
           <w:lang w:val="en-US"/>
         </w:rPr>
-        <w:lastRenderedPageBreak/>
-        <w:t xml:space="preserve">Selenium has provided special class to handle drop down list </w:t>
-      </w:r>
-      <w:proofErr w:type="spellStart"/>
-      <w:r>
-        <w:rPr>
-          <w:sz w:val="26"/>
-          <w:szCs w:val="24"/>
-          <w:lang w:val="en-US"/>
-        </w:rPr>
-        <w:t>ie</w:t>
-      </w:r>
-      <w:proofErr w:type="spellEnd"/>
-      <w:r>
-        <w:rPr>
-          <w:sz w:val="26"/>
-          <w:szCs w:val="24"/>
-          <w:lang w:val="en-US"/>
-        </w:rPr>
-        <w:t xml:space="preserve">. </w:t>
+        <w:t xml:space="preserve">Selenium has provided special class to handle drop down list ie. </w:t>
       </w:r>
       <w:r>
         <w:rPr>
@@ -4876,23 +4704,13 @@
           <w:lang w:val="en-US"/>
         </w:rPr>
       </w:pPr>
-      <w:proofErr w:type="gramStart"/>
-      <w:r>
-        <w:rPr>
-          <w:sz w:val="26"/>
-          <w:szCs w:val="24"/>
-          <w:lang w:val="en-US"/>
-        </w:rPr>
-        <w:t>getFirstSelectedOption(</w:t>
-      </w:r>
-      <w:proofErr w:type="gramEnd"/>
-      <w:r>
-        <w:rPr>
-          <w:sz w:val="26"/>
-          <w:szCs w:val="24"/>
-          <w:lang w:val="en-US"/>
-        </w:rPr>
-        <w:t xml:space="preserve">) </w:t>
+      <w:r>
+        <w:rPr>
+          <w:sz w:val="26"/>
+          <w:szCs w:val="24"/>
+          <w:lang w:val="en-US"/>
+        </w:rPr>
+        <w:t xml:space="preserve">getFirstSelectedOption() </w:t>
       </w:r>
       <w:r>
         <w:rPr>
@@ -5088,23 +4906,13 @@
           <w:lang w:val="en-US"/>
         </w:rPr>
       </w:pPr>
-      <w:proofErr w:type="gramStart"/>
-      <w:r>
-        <w:rPr>
-          <w:sz w:val="26"/>
-          <w:szCs w:val="24"/>
-          <w:lang w:val="en-US"/>
-        </w:rPr>
-        <w:t>isMultiple(</w:t>
-      </w:r>
-      <w:proofErr w:type="gramEnd"/>
-      <w:r>
-        <w:rPr>
-          <w:sz w:val="26"/>
-          <w:szCs w:val="24"/>
-          <w:lang w:val="en-US"/>
-        </w:rPr>
-        <w:t xml:space="preserve">) </w:t>
+      <w:r>
+        <w:rPr>
+          <w:sz w:val="26"/>
+          <w:szCs w:val="24"/>
+          <w:lang w:val="en-US"/>
+        </w:rPr>
+        <w:t xml:space="preserve">isMultiple() </w:t>
       </w:r>
       <w:r>
         <w:rPr>
@@ -5317,33 +5125,13 @@
           <w:lang w:val="en-US"/>
         </w:rPr>
       </w:pPr>
-      <w:proofErr w:type="spellStart"/>
-      <w:proofErr w:type="gramStart"/>
-      <w:r>
-        <w:rPr>
-          <w:sz w:val="26"/>
-          <w:szCs w:val="24"/>
-          <w:lang w:val="en-US"/>
-        </w:rPr>
-        <w:t>Thread.sleep</w:t>
-      </w:r>
-      <w:proofErr w:type="spellEnd"/>
-      <w:r>
-        <w:rPr>
-          <w:sz w:val="26"/>
-          <w:szCs w:val="24"/>
-          <w:lang w:val="en-US"/>
-        </w:rPr>
-        <w:t>(</w:t>
-      </w:r>
-      <w:proofErr w:type="gramEnd"/>
-      <w:r>
-        <w:rPr>
-          <w:sz w:val="26"/>
-          <w:szCs w:val="24"/>
-          <w:lang w:val="en-US"/>
-        </w:rPr>
-        <w:t xml:space="preserve">) </w:t>
+      <w:r>
+        <w:rPr>
+          <w:sz w:val="26"/>
+          <w:szCs w:val="24"/>
+          <w:lang w:val="en-US"/>
+        </w:rPr>
+        <w:t xml:space="preserve">Thread.sleep() </w:t>
       </w:r>
       <w:r>
         <w:rPr>
@@ -5425,6 +5213,7 @@
           <w:szCs w:val="24"/>
           <w:lang w:val="en-US"/>
         </w:rPr>
+        <w:lastRenderedPageBreak/>
         <w:t>ImplicitWait()</w:t>
       </w:r>
     </w:p>
@@ -5491,7 +5280,6 @@
           <w:szCs w:val="24"/>
           <w:lang w:val="en-US"/>
         </w:rPr>
-        <w:lastRenderedPageBreak/>
         <w:t>ExplicitWait()</w:t>
       </w:r>
     </w:p>
@@ -5590,36 +5378,16 @@
           <w:szCs w:val="24"/>
           <w:lang w:val="en-US"/>
         </w:rPr>
-        <w:t xml:space="preserve">It can handle different types of conditions such as elementToBeClickable, </w:t>
-      </w:r>
-      <w:proofErr w:type="spellStart"/>
-      <w:r>
-        <w:rPr>
-          <w:sz w:val="26"/>
-          <w:szCs w:val="24"/>
-          <w:lang w:val="en-US"/>
-        </w:rPr>
-        <w:t>visibliltyOfElementLocated</w:t>
-      </w:r>
-      <w:proofErr w:type="spellEnd"/>
-      <w:r>
-        <w:rPr>
-          <w:sz w:val="26"/>
-          <w:szCs w:val="24"/>
-          <w:lang w:val="en-US"/>
-        </w:rPr>
-        <w:t xml:space="preserve">, </w:t>
-      </w:r>
-      <w:proofErr w:type="spellStart"/>
-      <w:r>
-        <w:rPr>
-          <w:sz w:val="26"/>
-          <w:szCs w:val="24"/>
-          <w:lang w:val="en-US"/>
-        </w:rPr>
-        <w:t>alertToBePresent</w:t>
-      </w:r>
-      <w:proofErr w:type="spellEnd"/>
+        <w:t xml:space="preserve">It can handle different types of conditions such as elementToBeClickable, visibliltyOfElementLocated, </w:t>
+      </w:r>
+      <w:r>
+        <w:rPr>
+          <w:sz w:val="26"/>
+          <w:szCs w:val="24"/>
+          <w:lang w:val="en-US"/>
+        </w:rPr>
+        <w:t>alertIsPresent</w:t>
+      </w:r>
       <w:r>
         <w:rPr>
           <w:sz w:val="26"/>
@@ -5642,23 +5410,13 @@
           <w:lang w:val="en-US"/>
         </w:rPr>
       </w:pPr>
-      <w:proofErr w:type="gramStart"/>
-      <w:r>
-        <w:rPr>
-          <w:sz w:val="26"/>
-          <w:szCs w:val="24"/>
-          <w:lang w:val="en-US"/>
-        </w:rPr>
-        <w:t>FluentWait(</w:t>
-      </w:r>
-      <w:proofErr w:type="gramEnd"/>
-      <w:r>
-        <w:rPr>
-          <w:sz w:val="26"/>
-          <w:szCs w:val="24"/>
-          <w:lang w:val="en-US"/>
-        </w:rPr>
-        <w:t>)</w:t>
+      <w:r>
+        <w:rPr>
+          <w:sz w:val="26"/>
+          <w:szCs w:val="24"/>
+          <w:lang w:val="en-US"/>
+        </w:rPr>
+        <w:t>FluentWait()</w:t>
       </w:r>
       <w:r>
         <w:rPr>
@@ -5732,43 +5490,23 @@
           <w:szCs w:val="24"/>
           <w:lang w:val="en-US"/>
         </w:rPr>
-        <w:t xml:space="preserve">It can handle different types of conditions such as elementToBeClickable, </w:t>
-      </w:r>
-      <w:proofErr w:type="spellStart"/>
-      <w:r>
-        <w:rPr>
-          <w:sz w:val="26"/>
-          <w:szCs w:val="24"/>
-          <w:lang w:val="en-US"/>
-        </w:rPr>
-        <w:t>visibliltyOfElementLocated</w:t>
-      </w:r>
-      <w:proofErr w:type="spellEnd"/>
-      <w:r>
-        <w:rPr>
-          <w:sz w:val="26"/>
-          <w:szCs w:val="24"/>
-          <w:lang w:val="en-US"/>
-        </w:rPr>
-        <w:t xml:space="preserve">, </w:t>
-      </w:r>
-      <w:proofErr w:type="spellStart"/>
-      <w:r>
-        <w:rPr>
-          <w:sz w:val="26"/>
-          <w:szCs w:val="24"/>
-          <w:lang w:val="en-US"/>
-        </w:rPr>
-        <w:t>alertToBePresent</w:t>
-      </w:r>
-      <w:proofErr w:type="spellEnd"/>
-      <w:r>
-        <w:rPr>
-          <w:sz w:val="26"/>
-          <w:szCs w:val="24"/>
-          <w:lang w:val="en-US"/>
-        </w:rPr>
-        <w:t>.</w:t>
+        <w:t>It can handle different types of conditions such as elementToBeClickable, visibliltyOfElementLo</w:t>
+      </w:r>
+      <w:r>
+        <w:rPr>
+          <w:sz w:val="26"/>
+          <w:szCs w:val="24"/>
+          <w:lang w:val="en-US"/>
+        </w:rPr>
+        <w:t>cated, alertIs</w:t>
+      </w:r>
+      <w:r>
+        <w:rPr>
+          <w:sz w:val="26"/>
+          <w:szCs w:val="24"/>
+          <w:lang w:val="en-US"/>
+        </w:rPr>
+        <w:t>Present.</w:t>
       </w:r>
     </w:p>
     <w:p>
@@ -5816,24 +5554,7 @@
           <w:lang w:val="en-US"/>
         </w:rPr>
         <w:br/>
-      </w:r>
-      <w:proofErr w:type="spellStart"/>
-      <w:r>
-        <w:rPr>
-          <w:sz w:val="26"/>
-          <w:szCs w:val="24"/>
-          <w:lang w:val="en-US"/>
-        </w:rPr>
-        <w:t>i</w:t>
-      </w:r>
-      <w:proofErr w:type="spellEnd"/>
-      <w:r>
-        <w:rPr>
-          <w:sz w:val="26"/>
-          <w:szCs w:val="24"/>
-          <w:lang w:val="en-US"/>
-        </w:rPr>
-        <w:t xml:space="preserve"> - ignoring</w:t>
+        <w:t>i - ignoring</w:t>
       </w:r>
       <w:r>
         <w:rPr>
@@ -5844,48 +5565,159 @@
         <w:br/>
         <w:t>p - pollingEvery</w:t>
       </w:r>
+      <w:r>
+        <w:rPr>
+          <w:sz w:val="26"/>
+          <w:szCs w:val="24"/>
+          <w:lang w:val="en-US"/>
+        </w:rPr>
+        <w:br/>
+        <w:t>u - until</w:t>
+      </w:r>
+    </w:p>
+    <w:p>
+      <w:pPr>
+        <w:pStyle w:val="ListParagraph"/>
+        <w:numPr>
+          <w:ilvl w:val="0"/>
+          <w:numId w:val="21"/>
+        </w:numPr>
+        <w:rPr>
+          <w:sz w:val="26"/>
+          <w:szCs w:val="24"/>
+          <w:lang w:val="en-US"/>
+        </w:rPr>
+      </w:pPr>
+      <w:r>
+        <w:rPr>
+          <w:sz w:val="26"/>
+          <w:szCs w:val="24"/>
+          <w:lang w:val="en-US"/>
+        </w:rPr>
+        <w:t>PageLoadTimeout()</w:t>
+      </w:r>
+      <w:r>
+        <w:rPr>
+          <w:sz w:val="26"/>
+          <w:szCs w:val="24"/>
+          <w:lang w:val="en-US"/>
+        </w:rPr>
+        <w:t xml:space="preserve"> </w:t>
+      </w:r>
+      <w:r>
+        <w:rPr>
+          <w:sz w:val="26"/>
+          <w:szCs w:val="24"/>
+          <w:lang w:val="en-US"/>
+        </w:rPr>
+        <w:sym w:font="Wingdings" w:char="F0E0"/>
+      </w:r>
+      <w:r>
+        <w:rPr>
+          <w:sz w:val="26"/>
+          <w:szCs w:val="24"/>
+          <w:lang w:val="en-US"/>
+        </w:rPr>
+        <w:t xml:space="preserve"> Normally the driver.get() is having implicit wait of 30 seconds till the page get loaded. But if the page didn’t get loaded in 30 seconds, selenium will throw SessionNotCreatedException. To avoid this exception you can add PageLoadTimeout which will wait for additional time till the page get loaded before throwing the exception.</w:t>
+      </w:r>
+    </w:p>
+    <w:p>
+      <w:pPr>
+        <w:rPr>
+          <w:sz w:val="26"/>
+          <w:szCs w:val="24"/>
+          <w:lang w:val="en-US"/>
+        </w:rPr>
+      </w:pPr>
+    </w:p>
+    <w:p>
+      <w:pPr>
+        <w:rPr>
+          <w:b/>
+          <w:bCs/>
+          <w:sz w:val="26"/>
+          <w:szCs w:val="24"/>
+          <w:lang w:val="en-US"/>
+        </w:rPr>
+      </w:pPr>
+      <w:r>
+        <w:rPr>
+          <w:b/>
+          <w:bCs/>
+          <w:sz w:val="26"/>
+          <w:szCs w:val="24"/>
+          <w:lang w:val="en-US"/>
+        </w:rPr>
+        <w:t>Handling Table</w:t>
+      </w:r>
+    </w:p>
+    <w:p>
+      <w:pPr>
+        <w:pStyle w:val="ListParagraph"/>
+        <w:numPr>
+          <w:ilvl w:val="0"/>
+          <w:numId w:val="22"/>
+        </w:numPr>
+        <w:rPr>
+          <w:sz w:val="26"/>
+          <w:szCs w:val="24"/>
+          <w:lang w:val="en-US"/>
+        </w:rPr>
+      </w:pPr>
+      <w:r>
+        <w:rPr>
+          <w:sz w:val="26"/>
+          <w:szCs w:val="24"/>
+          <w:lang w:val="en-US"/>
+        </w:rPr>
+        <w:t>Display all headers</w:t>
+      </w:r>
+    </w:p>
+    <w:p>
+      <w:pPr>
+        <w:pStyle w:val="ListParagraph"/>
+        <w:numPr>
+          <w:ilvl w:val="0"/>
+          <w:numId w:val="22"/>
+        </w:numPr>
+        <w:rPr>
+          <w:sz w:val="26"/>
+          <w:szCs w:val="24"/>
+          <w:lang w:val="en-US"/>
+        </w:rPr>
+      </w:pPr>
+      <w:r>
+        <w:rPr>
+          <w:sz w:val="26"/>
+          <w:szCs w:val="24"/>
+          <w:lang w:val="en-US"/>
+        </w:rPr>
+        <w:t>Display total no of rows</w:t>
+      </w:r>
+    </w:p>
+    <w:p>
+      <w:pPr>
+        <w:pStyle w:val="ListParagraph"/>
+        <w:numPr>
+          <w:ilvl w:val="0"/>
+          <w:numId w:val="22"/>
+        </w:numPr>
+        <w:rPr>
+          <w:sz w:val="26"/>
+          <w:szCs w:val="24"/>
+          <w:lang w:val="en-US"/>
+        </w:rPr>
+      </w:pPr>
+      <w:r>
+        <w:rPr>
+          <w:sz w:val="26"/>
+          <w:szCs w:val="24"/>
+          <w:lang w:val="en-US"/>
+        </w:rPr>
+        <w:t>Display any row randomly</w:t>
+      </w:r>
       <w:bookmarkStart w:id="0" w:name="_GoBack"/>
       <w:bookmarkEnd w:id="0"/>
-      <w:r>
-        <w:rPr>
-          <w:sz w:val="26"/>
-          <w:szCs w:val="24"/>
-          <w:lang w:val="en-US"/>
-        </w:rPr>
-        <w:br/>
-        <w:t>u - until</w:t>
-      </w:r>
-    </w:p>
-    <w:p>
-      <w:pPr>
-        <w:pStyle w:val="ListParagraph"/>
-        <w:numPr>
-          <w:ilvl w:val="0"/>
-          <w:numId w:val="21"/>
-        </w:numPr>
-        <w:rPr>
-          <w:sz w:val="26"/>
-          <w:szCs w:val="24"/>
-          <w:lang w:val="en-US"/>
-        </w:rPr>
-      </w:pPr>
-      <w:r>
-        <w:rPr>
-          <w:sz w:val="26"/>
-          <w:szCs w:val="24"/>
-          <w:lang w:val="en-US"/>
-        </w:rPr>
-        <w:t>PageLoadTimeout()</w:t>
-      </w:r>
-    </w:p>
-    <w:p>
-      <w:pPr>
-        <w:rPr>
-          <w:sz w:val="26"/>
-          <w:szCs w:val="24"/>
-          <w:lang w:val="en-US"/>
-        </w:rPr>
-      </w:pPr>
     </w:p>
     <w:sectPr>
       <w:pgSz w:w="11906" w:h="16838"/>
@@ -6838,6 +6670,95 @@
     </w:lvl>
   </w:abstractNum>
   <w:abstractNum w:abstractNumId="10">
+    <w:nsid w:val="38846546"/>
+    <w:multiLevelType w:val="hybridMultilevel"/>
+    <w:tmpl w:val="86F02860"/>
+    <w:lvl w:ilvl="0" w:tplc="4009000F">
+      <w:start w:val="1"/>
+      <w:numFmt w:val="decimal"/>
+      <w:lvlText w:val="%1."/>
+      <w:lvlJc w:val="left"/>
+      <w:pPr>
+        <w:ind w:left="720" w:hanging="360"/>
+      </w:pPr>
+      <w:rPr>
+        <w:rFonts w:hint="default"/>
+      </w:rPr>
+    </w:lvl>
+    <w:lvl w:ilvl="1" w:tplc="40090019" w:tentative="1">
+      <w:start w:val="1"/>
+      <w:numFmt w:val="lowerLetter"/>
+      <w:lvlText w:val="%2."/>
+      <w:lvlJc w:val="left"/>
+      <w:pPr>
+        <w:ind w:left="1440" w:hanging="360"/>
+      </w:pPr>
+    </w:lvl>
+    <w:lvl w:ilvl="2" w:tplc="4009001B" w:tentative="1">
+      <w:start w:val="1"/>
+      <w:numFmt w:val="lowerRoman"/>
+      <w:lvlText w:val="%3."/>
+      <w:lvlJc w:val="right"/>
+      <w:pPr>
+        <w:ind w:left="2160" w:hanging="180"/>
+      </w:pPr>
+    </w:lvl>
+    <w:lvl w:ilvl="3" w:tplc="4009000F" w:tentative="1">
+      <w:start w:val="1"/>
+      <w:numFmt w:val="decimal"/>
+      <w:lvlText w:val="%4."/>
+      <w:lvlJc w:val="left"/>
+      <w:pPr>
+        <w:ind w:left="2880" w:hanging="360"/>
+      </w:pPr>
+    </w:lvl>
+    <w:lvl w:ilvl="4" w:tplc="40090019" w:tentative="1">
+      <w:start w:val="1"/>
+      <w:numFmt w:val="lowerLetter"/>
+      <w:lvlText w:val="%5."/>
+      <w:lvlJc w:val="left"/>
+      <w:pPr>
+        <w:ind w:left="3600" w:hanging="360"/>
+      </w:pPr>
+    </w:lvl>
+    <w:lvl w:ilvl="5" w:tplc="4009001B" w:tentative="1">
+      <w:start w:val="1"/>
+      <w:numFmt w:val="lowerRoman"/>
+      <w:lvlText w:val="%6."/>
+      <w:lvlJc w:val="right"/>
+      <w:pPr>
+        <w:ind w:left="4320" w:hanging="180"/>
+      </w:pPr>
+    </w:lvl>
+    <w:lvl w:ilvl="6" w:tplc="4009000F" w:tentative="1">
+      <w:start w:val="1"/>
+      <w:numFmt w:val="decimal"/>
+      <w:lvlText w:val="%7."/>
+      <w:lvlJc w:val="left"/>
+      <w:pPr>
+        <w:ind w:left="5040" w:hanging="360"/>
+      </w:pPr>
+    </w:lvl>
+    <w:lvl w:ilvl="7" w:tplc="40090019" w:tentative="1">
+      <w:start w:val="1"/>
+      <w:numFmt w:val="lowerLetter"/>
+      <w:lvlText w:val="%8."/>
+      <w:lvlJc w:val="left"/>
+      <w:pPr>
+        <w:ind w:left="5760" w:hanging="360"/>
+      </w:pPr>
+    </w:lvl>
+    <w:lvl w:ilvl="8" w:tplc="4009001B" w:tentative="1">
+      <w:start w:val="1"/>
+      <w:numFmt w:val="lowerRoman"/>
+      <w:lvlText w:val="%9."/>
+      <w:lvlJc w:val="right"/>
+      <w:pPr>
+        <w:ind w:left="6480" w:hanging="180"/>
+      </w:pPr>
+    </w:lvl>
+  </w:abstractNum>
+  <w:abstractNum w:abstractNumId="11">
     <w:nsid w:val="39C45A17"/>
     <w:multiLevelType w:val="hybridMultilevel"/>
     <w:tmpl w:val="7BCE0EDE"/>
@@ -6926,7 +6847,7 @@
       </w:pPr>
     </w:lvl>
   </w:abstractNum>
-  <w:abstractNum w:abstractNumId="11">
+  <w:abstractNum w:abstractNumId="12">
     <w:nsid w:val="3C0D7148"/>
     <w:multiLevelType w:val="hybridMultilevel"/>
     <w:tmpl w:val="61EAC19E"/>
@@ -7015,7 +6936,7 @@
       </w:pPr>
     </w:lvl>
   </w:abstractNum>
-  <w:abstractNum w:abstractNumId="12">
+  <w:abstractNum w:abstractNumId="13">
     <w:nsid w:val="3EC7092E"/>
     <w:multiLevelType w:val="hybridMultilevel"/>
     <w:tmpl w:val="BEB82898"/>
@@ -7104,7 +7025,7 @@
       </w:pPr>
     </w:lvl>
   </w:abstractNum>
-  <w:abstractNum w:abstractNumId="13">
+  <w:abstractNum w:abstractNumId="14">
     <w:nsid w:val="3FEE48BD"/>
     <w:multiLevelType w:val="hybridMultilevel"/>
     <w:tmpl w:val="7D7C81C4"/>
@@ -7193,7 +7114,7 @@
       </w:pPr>
     </w:lvl>
   </w:abstractNum>
-  <w:abstractNum w:abstractNumId="14">
+  <w:abstractNum w:abstractNumId="15">
     <w:nsid w:val="403F7638"/>
     <w:multiLevelType w:val="hybridMultilevel"/>
     <w:tmpl w:val="49801E86"/>
@@ -7282,7 +7203,7 @@
       </w:pPr>
     </w:lvl>
   </w:abstractNum>
-  <w:abstractNum w:abstractNumId="15">
+  <w:abstractNum w:abstractNumId="16">
     <w:nsid w:val="529E3796"/>
     <w:multiLevelType w:val="hybridMultilevel"/>
     <w:tmpl w:val="AB520516"/>
@@ -7371,7 +7292,7 @@
       </w:pPr>
     </w:lvl>
   </w:abstractNum>
-  <w:abstractNum w:abstractNumId="16">
+  <w:abstractNum w:abstractNumId="17">
     <w:nsid w:val="55816A8D"/>
     <w:multiLevelType w:val="hybridMultilevel"/>
     <w:tmpl w:val="1200EDB6"/>
@@ -7460,7 +7381,7 @@
       </w:pPr>
     </w:lvl>
   </w:abstractNum>
-  <w:abstractNum w:abstractNumId="17">
+  <w:abstractNum w:abstractNumId="18">
     <w:nsid w:val="60166BF6"/>
     <w:multiLevelType w:val="hybridMultilevel"/>
     <w:tmpl w:val="1A2C61F4"/>
@@ -7573,7 +7494,7 @@
       </w:rPr>
     </w:lvl>
   </w:abstractNum>
-  <w:abstractNum w:abstractNumId="18">
+  <w:abstractNum w:abstractNumId="19">
     <w:nsid w:val="669D6C41"/>
     <w:multiLevelType w:val="hybridMultilevel"/>
     <w:tmpl w:val="9E22EC66"/>
@@ -7686,7 +7607,7 @@
       </w:rPr>
     </w:lvl>
   </w:abstractNum>
-  <w:abstractNum w:abstractNumId="19">
+  <w:abstractNum w:abstractNumId="20">
     <w:nsid w:val="6DE40AAE"/>
     <w:multiLevelType w:val="hybridMultilevel"/>
     <w:tmpl w:val="8A1CE40E"/>
@@ -7775,7 +7696,7 @@
       </w:pPr>
     </w:lvl>
   </w:abstractNum>
-  <w:abstractNum w:abstractNumId="20">
+  <w:abstractNum w:abstractNumId="21">
     <w:nsid w:val="771F358C"/>
     <w:multiLevelType w:val="hybridMultilevel"/>
     <w:tmpl w:val="08E0D094"/>
@@ -7865,10 +7786,10 @@
     </w:lvl>
   </w:abstractNum>
   <w:num w:numId="1">
-    <w:abstractNumId w:val="10"/>
+    <w:abstractNumId w:val="11"/>
   </w:num>
   <w:num w:numId="2">
-    <w:abstractNumId w:val="12"/>
+    <w:abstractNumId w:val="13"/>
   </w:num>
   <w:num w:numId="3">
     <w:abstractNumId w:val="0"/>
@@ -7877,7 +7798,7 @@
     <w:abstractNumId w:val="6"/>
   </w:num>
   <w:num w:numId="5">
-    <w:abstractNumId w:val="14"/>
+    <w:abstractNumId w:val="15"/>
   </w:num>
   <w:num w:numId="6">
     <w:abstractNumId w:val="7"/>
@@ -7886,19 +7807,19 @@
     <w:abstractNumId w:val="4"/>
   </w:num>
   <w:num w:numId="8">
-    <w:abstractNumId w:val="18"/>
+    <w:abstractNumId w:val="19"/>
   </w:num>
   <w:num w:numId="9">
-    <w:abstractNumId w:val="20"/>
+    <w:abstractNumId w:val="21"/>
   </w:num>
   <w:num w:numId="10">
     <w:abstractNumId w:val="9"/>
   </w:num>
   <w:num w:numId="11">
-    <w:abstractNumId w:val="13"/>
+    <w:abstractNumId w:val="14"/>
   </w:num>
   <w:num w:numId="12">
-    <w:abstractNumId w:val="11"/>
+    <w:abstractNumId w:val="12"/>
   </w:num>
   <w:num w:numId="13">
     <w:abstractNumId w:val="3"/>
@@ -7907,25 +7828,28 @@
     <w:abstractNumId w:val="5"/>
   </w:num>
   <w:num w:numId="15">
-    <w:abstractNumId w:val="19"/>
+    <w:abstractNumId w:val="20"/>
   </w:num>
   <w:num w:numId="16">
     <w:abstractNumId w:val="2"/>
   </w:num>
   <w:num w:numId="17">
-    <w:abstractNumId w:val="15"/>
+    <w:abstractNumId w:val="16"/>
   </w:num>
   <w:num w:numId="18">
-    <w:abstractNumId w:val="17"/>
+    <w:abstractNumId w:val="18"/>
   </w:num>
   <w:num w:numId="19">
     <w:abstractNumId w:val="8"/>
   </w:num>
   <w:num w:numId="20">
-    <w:abstractNumId w:val="16"/>
+    <w:abstractNumId w:val="17"/>
   </w:num>
   <w:num w:numId="21">
     <w:abstractNumId w:val="1"/>
+  </w:num>
+  <w:num w:numId="22">
+    <w:abstractNumId w:val="10"/>
   </w:num>
 </w:numbering>
 </file>

--- a/Notes_Selenium_15.docx
+++ b/Notes_Selenium_15.docx
@@ -2536,183 +2536,7 @@
           <w:szCs w:val="24"/>
           <w:lang w:val="en-US"/>
         </w:rPr>
-        <w:t xml:space="preserve"> Will close the current browser window which is opened by WebDriver object.</w:t>
-      </w:r>
-    </w:p>
-    <w:p>
-      <w:pPr>
-        <w:pStyle w:val="ListParagraph"/>
-        <w:numPr>
-          <w:ilvl w:val="0"/>
-          <w:numId w:val="12"/>
-        </w:numPr>
-        <w:rPr>
-          <w:sz w:val="26"/>
-          <w:szCs w:val="24"/>
-          <w:lang w:val="en-US"/>
-        </w:rPr>
-      </w:pPr>
-      <w:r>
-        <w:rPr>
-          <w:sz w:val="26"/>
-          <w:szCs w:val="24"/>
-          <w:lang w:val="en-US"/>
-        </w:rPr>
-        <w:t xml:space="preserve">getTitle() </w:t>
-      </w:r>
-      <w:r>
-        <w:rPr>
-          <w:sz w:val="26"/>
-          <w:szCs w:val="24"/>
-          <w:lang w:val="en-US"/>
-        </w:rPr>
-        <w:sym w:font="Wingdings" w:char="F0E0"/>
-      </w:r>
-      <w:r>
-        <w:rPr>
-          <w:sz w:val="26"/>
-          <w:szCs w:val="24"/>
-          <w:lang w:val="en-US"/>
-        </w:rPr>
-        <w:t xml:space="preserve"> Will return the title of the web page that is currently opened in browser.</w:t>
-      </w:r>
-      <w:r>
-        <w:rPr>
-          <w:sz w:val="26"/>
-          <w:szCs w:val="24"/>
-          <w:lang w:val="en-US"/>
-        </w:rPr>
-        <w:t xml:space="preserve"> (String)</w:t>
-      </w:r>
-    </w:p>
-    <w:p>
-      <w:pPr>
-        <w:pStyle w:val="ListParagraph"/>
-        <w:numPr>
-          <w:ilvl w:val="0"/>
-          <w:numId w:val="12"/>
-        </w:numPr>
-        <w:rPr>
-          <w:sz w:val="26"/>
-          <w:szCs w:val="24"/>
-          <w:lang w:val="en-US"/>
-        </w:rPr>
-      </w:pPr>
-      <w:r>
-        <w:rPr>
-          <w:sz w:val="26"/>
-          <w:szCs w:val="24"/>
-          <w:lang w:val="en-US"/>
-        </w:rPr>
-        <w:t xml:space="preserve">getCurrentUrl() </w:t>
-      </w:r>
-      <w:r>
-        <w:rPr>
-          <w:sz w:val="26"/>
-          <w:szCs w:val="24"/>
-          <w:lang w:val="en-US"/>
-        </w:rPr>
-        <w:sym w:font="Wingdings" w:char="F0E0"/>
-      </w:r>
-      <w:r>
-        <w:rPr>
-          <w:sz w:val="26"/>
-          <w:szCs w:val="24"/>
-          <w:lang w:val="en-US"/>
-        </w:rPr>
-        <w:t xml:space="preserve"> Will return the URL of the page that is currently opened in browser. (String)</w:t>
-      </w:r>
-    </w:p>
-    <w:p>
-      <w:pPr>
-        <w:pStyle w:val="ListParagraph"/>
-        <w:numPr>
-          <w:ilvl w:val="0"/>
-          <w:numId w:val="12"/>
-        </w:numPr>
-        <w:rPr>
-          <w:sz w:val="26"/>
-          <w:szCs w:val="24"/>
-          <w:lang w:val="en-US"/>
-        </w:rPr>
-      </w:pPr>
-      <w:r>
-        <w:rPr>
-          <w:sz w:val="26"/>
-          <w:szCs w:val="24"/>
-          <w:lang w:val="en-US"/>
-        </w:rPr>
-        <w:t xml:space="preserve">getPageSource() </w:t>
-      </w:r>
-      <w:r>
-        <w:rPr>
-          <w:sz w:val="26"/>
-          <w:szCs w:val="24"/>
-          <w:lang w:val="en-US"/>
-        </w:rPr>
-        <w:sym w:font="Wingdings" w:char="F0E0"/>
-      </w:r>
-      <w:r>
-        <w:rPr>
-          <w:sz w:val="26"/>
-          <w:szCs w:val="24"/>
-          <w:lang w:val="en-US"/>
-        </w:rPr>
-        <w:t xml:space="preserve"> Will return the HTML code of the web page. (</w:t>
-      </w:r>
-      <w:r>
-        <w:rPr>
-          <w:sz w:val="26"/>
-          <w:szCs w:val="24"/>
-          <w:lang w:val="en-US"/>
-        </w:rPr>
-        <w:t>String)</w:t>
-      </w:r>
-    </w:p>
-    <w:p>
-      <w:pPr>
-        <w:pStyle w:val="ListParagraph"/>
-        <w:numPr>
-          <w:ilvl w:val="0"/>
-          <w:numId w:val="12"/>
-        </w:numPr>
-        <w:rPr>
-          <w:sz w:val="26"/>
-          <w:szCs w:val="24"/>
-          <w:lang w:val="en-US"/>
-        </w:rPr>
-      </w:pPr>
-      <w:r>
-        <w:rPr>
-          <w:sz w:val="26"/>
-          <w:szCs w:val="24"/>
-          <w:lang w:val="en-US"/>
-        </w:rPr>
-        <w:t xml:space="preserve">findElement() </w:t>
-      </w:r>
-      <w:r>
-        <w:rPr>
-          <w:sz w:val="26"/>
-          <w:szCs w:val="24"/>
-          <w:lang w:val="en-US"/>
-        </w:rPr>
-        <w:sym w:font="Wingdings" w:char="F0E0"/>
-      </w:r>
-      <w:r>
-        <w:rPr>
-          <w:sz w:val="26"/>
-          <w:szCs w:val="24"/>
-          <w:lang w:val="en-US"/>
-        </w:rPr>
-        <w:t xml:space="preserve"> </w:t>
-      </w:r>
-      <w:r>
-        <w:rPr>
-          <w:sz w:val="26"/>
-          <w:szCs w:val="24"/>
-          <w:lang w:val="en-US"/>
-        </w:rPr>
-        <w:t xml:space="preserve">Will find and return the single control on the web page. </w:t>
+        <w:t xml:space="preserve"> Will close the </w:t>
       </w:r>
       <w:r>
         <w:rPr>
@@ -2722,7 +2546,191 @@
           <w:szCs w:val="24"/>
           <w:lang w:val="en-US"/>
         </w:rPr>
-        <w:t xml:space="preserve">It locates the first </w:t>
+        <w:t>current browser window</w:t>
+      </w:r>
+      <w:r>
+        <w:rPr>
+          <w:sz w:val="26"/>
+          <w:szCs w:val="24"/>
+          <w:lang w:val="en-US"/>
+        </w:rPr>
+        <w:t xml:space="preserve"> which is opened by WebDriver object.</w:t>
+      </w:r>
+    </w:p>
+    <w:p>
+      <w:pPr>
+        <w:pStyle w:val="ListParagraph"/>
+        <w:numPr>
+          <w:ilvl w:val="0"/>
+          <w:numId w:val="12"/>
+        </w:numPr>
+        <w:rPr>
+          <w:sz w:val="26"/>
+          <w:szCs w:val="24"/>
+          <w:lang w:val="en-US"/>
+        </w:rPr>
+      </w:pPr>
+      <w:r>
+        <w:rPr>
+          <w:sz w:val="26"/>
+          <w:szCs w:val="24"/>
+          <w:lang w:val="en-US"/>
+        </w:rPr>
+        <w:t xml:space="preserve">getTitle() </w:t>
+      </w:r>
+      <w:r>
+        <w:rPr>
+          <w:sz w:val="26"/>
+          <w:szCs w:val="24"/>
+          <w:lang w:val="en-US"/>
+        </w:rPr>
+        <w:sym w:font="Wingdings" w:char="F0E0"/>
+      </w:r>
+      <w:r>
+        <w:rPr>
+          <w:sz w:val="26"/>
+          <w:szCs w:val="24"/>
+          <w:lang w:val="en-US"/>
+        </w:rPr>
+        <w:t xml:space="preserve"> Will return the title of the web page that is currently opened in browser.</w:t>
+      </w:r>
+      <w:r>
+        <w:rPr>
+          <w:sz w:val="26"/>
+          <w:szCs w:val="24"/>
+          <w:lang w:val="en-US"/>
+        </w:rPr>
+        <w:t xml:space="preserve"> (String)</w:t>
+      </w:r>
+    </w:p>
+    <w:p>
+      <w:pPr>
+        <w:pStyle w:val="ListParagraph"/>
+        <w:numPr>
+          <w:ilvl w:val="0"/>
+          <w:numId w:val="12"/>
+        </w:numPr>
+        <w:rPr>
+          <w:sz w:val="26"/>
+          <w:szCs w:val="24"/>
+          <w:lang w:val="en-US"/>
+        </w:rPr>
+      </w:pPr>
+      <w:r>
+        <w:rPr>
+          <w:sz w:val="26"/>
+          <w:szCs w:val="24"/>
+          <w:lang w:val="en-US"/>
+        </w:rPr>
+        <w:t xml:space="preserve">getCurrentUrl() </w:t>
+      </w:r>
+      <w:r>
+        <w:rPr>
+          <w:sz w:val="26"/>
+          <w:szCs w:val="24"/>
+          <w:lang w:val="en-US"/>
+        </w:rPr>
+        <w:sym w:font="Wingdings" w:char="F0E0"/>
+      </w:r>
+      <w:r>
+        <w:rPr>
+          <w:sz w:val="26"/>
+          <w:szCs w:val="24"/>
+          <w:lang w:val="en-US"/>
+        </w:rPr>
+        <w:t xml:space="preserve"> Will return the URL of the page that is currently opened in browser. (String)</w:t>
+      </w:r>
+    </w:p>
+    <w:p>
+      <w:pPr>
+        <w:pStyle w:val="ListParagraph"/>
+        <w:numPr>
+          <w:ilvl w:val="0"/>
+          <w:numId w:val="12"/>
+        </w:numPr>
+        <w:rPr>
+          <w:sz w:val="26"/>
+          <w:szCs w:val="24"/>
+          <w:lang w:val="en-US"/>
+        </w:rPr>
+      </w:pPr>
+      <w:r>
+        <w:rPr>
+          <w:sz w:val="26"/>
+          <w:szCs w:val="24"/>
+          <w:lang w:val="en-US"/>
+        </w:rPr>
+        <w:t xml:space="preserve">getPageSource() </w:t>
+      </w:r>
+      <w:r>
+        <w:rPr>
+          <w:sz w:val="26"/>
+          <w:szCs w:val="24"/>
+          <w:lang w:val="en-US"/>
+        </w:rPr>
+        <w:sym w:font="Wingdings" w:char="F0E0"/>
+      </w:r>
+      <w:r>
+        <w:rPr>
+          <w:sz w:val="26"/>
+          <w:szCs w:val="24"/>
+          <w:lang w:val="en-US"/>
+        </w:rPr>
+        <w:t xml:space="preserve"> Will return the HTML code of the web page. (</w:t>
+      </w:r>
+      <w:r>
+        <w:rPr>
+          <w:sz w:val="26"/>
+          <w:szCs w:val="24"/>
+          <w:lang w:val="en-US"/>
+        </w:rPr>
+        <w:t>String)</w:t>
+      </w:r>
+    </w:p>
+    <w:p>
+      <w:pPr>
+        <w:pStyle w:val="ListParagraph"/>
+        <w:numPr>
+          <w:ilvl w:val="0"/>
+          <w:numId w:val="12"/>
+        </w:numPr>
+        <w:rPr>
+          <w:sz w:val="26"/>
+          <w:szCs w:val="24"/>
+          <w:lang w:val="en-US"/>
+        </w:rPr>
+      </w:pPr>
+      <w:r>
+        <w:rPr>
+          <w:sz w:val="26"/>
+          <w:szCs w:val="24"/>
+          <w:lang w:val="en-US"/>
+        </w:rPr>
+        <w:t xml:space="preserve">findElement() </w:t>
+      </w:r>
+      <w:r>
+        <w:rPr>
+          <w:sz w:val="26"/>
+          <w:szCs w:val="24"/>
+          <w:lang w:val="en-US"/>
+        </w:rPr>
+        <w:sym w:font="Wingdings" w:char="F0E0"/>
+      </w:r>
+      <w:r>
+        <w:rPr>
+          <w:sz w:val="26"/>
+          <w:szCs w:val="24"/>
+          <w:lang w:val="en-US"/>
+        </w:rPr>
+        <w:t xml:space="preserve"> </w:t>
+      </w:r>
+      <w:r>
+        <w:rPr>
+          <w:sz w:val="26"/>
+          <w:szCs w:val="24"/>
+          <w:lang w:val="en-US"/>
+        </w:rPr>
+        <w:t xml:space="preserve">Will find and return the single control on the web page. </w:t>
       </w:r>
       <w:r>
         <w:rPr>
@@ -2732,89 +2740,8 @@
           <w:szCs w:val="24"/>
           <w:lang w:val="en-US"/>
         </w:rPr>
-        <w:t>occurrence</w:t>
-      </w:r>
-      <w:r>
-        <w:rPr>
-          <w:sz w:val="26"/>
-          <w:szCs w:val="24"/>
-          <w:lang w:val="en-US"/>
-        </w:rPr>
-        <w:t xml:space="preserve">. </w:t>
-      </w:r>
-      <w:r>
-        <w:rPr>
-          <w:sz w:val="26"/>
-          <w:szCs w:val="24"/>
-          <w:lang w:val="en-US"/>
-        </w:rPr>
-        <w:t>(WebElement)</w:t>
-      </w:r>
-    </w:p>
-    <w:p>
-      <w:pPr>
-        <w:pStyle w:val="ListParagraph"/>
-        <w:numPr>
-          <w:ilvl w:val="0"/>
-          <w:numId w:val="12"/>
-        </w:numPr>
-        <w:rPr>
-          <w:sz w:val="26"/>
-          <w:szCs w:val="24"/>
-          <w:lang w:val="en-US"/>
-        </w:rPr>
-      </w:pPr>
-      <w:r>
-        <w:rPr>
-          <w:sz w:val="26"/>
-          <w:szCs w:val="24"/>
-          <w:lang w:val="en-US"/>
-        </w:rPr>
-        <w:t xml:space="preserve">findElements() </w:t>
-      </w:r>
-      <w:r>
-        <w:rPr>
-          <w:sz w:val="26"/>
-          <w:szCs w:val="24"/>
-          <w:lang w:val="en-US"/>
-        </w:rPr>
-        <w:sym w:font="Wingdings" w:char="F0E0"/>
-      </w:r>
-      <w:r>
-        <w:rPr>
-          <w:sz w:val="26"/>
-          <w:szCs w:val="24"/>
-          <w:lang w:val="en-US"/>
-        </w:rPr>
-        <w:t xml:space="preserve"> Will find and return multiple controls on the web page. (List&lt;WebElement&gt;)</w:t>
-      </w:r>
-    </w:p>
-    <w:p>
-      <w:pPr>
-        <w:rPr>
-          <w:sz w:val="26"/>
-          <w:szCs w:val="24"/>
-          <w:lang w:val="en-US"/>
-        </w:rPr>
-      </w:pPr>
-    </w:p>
-    <w:p>
-      <w:pPr>
-        <w:rPr>
-          <w:sz w:val="26"/>
-          <w:szCs w:val="24"/>
-          <w:lang w:val="en-US"/>
-        </w:rPr>
-      </w:pPr>
-    </w:p>
-    <w:p>
-      <w:pPr>
-        <w:rPr>
-          <w:sz w:val="26"/>
-          <w:szCs w:val="24"/>
-          <w:lang w:val="en-US"/>
-        </w:rPr>
-      </w:pPr>
+        <w:t xml:space="preserve">It locates the first </w:t>
+      </w:r>
       <w:r>
         <w:rPr>
           <w:b/>
@@ -2823,6 +2750,175 @@
           <w:szCs w:val="24"/>
           <w:lang w:val="en-US"/>
         </w:rPr>
+        <w:t>occurrence</w:t>
+      </w:r>
+      <w:r>
+        <w:rPr>
+          <w:sz w:val="26"/>
+          <w:szCs w:val="24"/>
+          <w:lang w:val="en-US"/>
+        </w:rPr>
+        <w:t xml:space="preserve">. </w:t>
+      </w:r>
+      <w:r>
+        <w:rPr>
+          <w:sz w:val="26"/>
+          <w:szCs w:val="24"/>
+          <w:lang w:val="en-US"/>
+        </w:rPr>
+        <w:t>(WebElement)</w:t>
+      </w:r>
+    </w:p>
+    <w:p>
+      <w:pPr>
+        <w:pStyle w:val="ListParagraph"/>
+        <w:numPr>
+          <w:ilvl w:val="0"/>
+          <w:numId w:val="12"/>
+        </w:numPr>
+        <w:rPr>
+          <w:sz w:val="26"/>
+          <w:szCs w:val="24"/>
+          <w:lang w:val="en-US"/>
+        </w:rPr>
+      </w:pPr>
+      <w:r>
+        <w:rPr>
+          <w:sz w:val="26"/>
+          <w:szCs w:val="24"/>
+          <w:lang w:val="en-US"/>
+        </w:rPr>
+        <w:t xml:space="preserve">findElements() </w:t>
+      </w:r>
+      <w:r>
+        <w:rPr>
+          <w:sz w:val="26"/>
+          <w:szCs w:val="24"/>
+          <w:lang w:val="en-US"/>
+        </w:rPr>
+        <w:sym w:font="Wingdings" w:char="F0E0"/>
+      </w:r>
+      <w:r>
+        <w:rPr>
+          <w:sz w:val="26"/>
+          <w:szCs w:val="24"/>
+          <w:lang w:val="en-US"/>
+        </w:rPr>
+        <w:t xml:space="preserve"> Will find and return multiple controls on the web page. (List&lt;WebElement&gt;)</w:t>
+      </w:r>
+    </w:p>
+    <w:p>
+      <w:pPr>
+        <w:pStyle w:val="ListParagraph"/>
+        <w:numPr>
+          <w:ilvl w:val="0"/>
+          <w:numId w:val="12"/>
+        </w:numPr>
+        <w:rPr>
+          <w:sz w:val="26"/>
+          <w:szCs w:val="24"/>
+          <w:lang w:val="en-US"/>
+        </w:rPr>
+      </w:pPr>
+      <w:r>
+        <w:rPr>
+          <w:sz w:val="26"/>
+          <w:szCs w:val="24"/>
+          <w:lang w:val="en-US"/>
+        </w:rPr>
+        <w:t xml:space="preserve">getWindowHandles() </w:t>
+      </w:r>
+      <w:r>
+        <w:rPr>
+          <w:sz w:val="26"/>
+          <w:szCs w:val="24"/>
+          <w:lang w:val="en-US"/>
+        </w:rPr>
+        <w:sym w:font="Wingdings" w:char="F0E0"/>
+      </w:r>
+      <w:r>
+        <w:rPr>
+          <w:sz w:val="26"/>
+          <w:szCs w:val="24"/>
+          <w:lang w:val="en-US"/>
+        </w:rPr>
+        <w:t xml:space="preserve"> Will return id’s of all the windows / tabs those are opened by WebDriver object. (Set&lt;String&gt;)</w:t>
+      </w:r>
+    </w:p>
+    <w:p>
+      <w:pPr>
+        <w:pStyle w:val="ListParagraph"/>
+        <w:numPr>
+          <w:ilvl w:val="0"/>
+          <w:numId w:val="12"/>
+        </w:numPr>
+        <w:rPr>
+          <w:sz w:val="26"/>
+          <w:szCs w:val="24"/>
+          <w:lang w:val="en-US"/>
+        </w:rPr>
+      </w:pPr>
+      <w:r>
+        <w:rPr>
+          <w:sz w:val="26"/>
+          <w:szCs w:val="24"/>
+          <w:lang w:val="en-US"/>
+        </w:rPr>
+        <w:t xml:space="preserve">quit() </w:t>
+      </w:r>
+      <w:r>
+        <w:rPr>
+          <w:sz w:val="26"/>
+          <w:szCs w:val="24"/>
+          <w:lang w:val="en-US"/>
+        </w:rPr>
+        <w:sym w:font="Wingdings" w:char="F0E0"/>
+      </w:r>
+      <w:r>
+        <w:rPr>
+          <w:sz w:val="26"/>
+          <w:szCs w:val="24"/>
+          <w:lang w:val="en-US"/>
+        </w:rPr>
+        <w:t xml:space="preserve"> Will close all browser windows those are opened by WebDriver object.</w:t>
+      </w:r>
+      <w:bookmarkStart w:id="0" w:name="_GoBack"/>
+      <w:bookmarkEnd w:id="0"/>
+    </w:p>
+    <w:p>
+      <w:pPr>
+        <w:rPr>
+          <w:sz w:val="26"/>
+          <w:szCs w:val="24"/>
+          <w:lang w:val="en-US"/>
+        </w:rPr>
+      </w:pPr>
+    </w:p>
+    <w:p>
+      <w:pPr>
+        <w:rPr>
+          <w:sz w:val="26"/>
+          <w:szCs w:val="24"/>
+          <w:lang w:val="en-US"/>
+        </w:rPr>
+      </w:pPr>
+    </w:p>
+    <w:p>
+      <w:pPr>
+        <w:rPr>
+          <w:sz w:val="26"/>
+          <w:szCs w:val="24"/>
+          <w:lang w:val="en-US"/>
+        </w:rPr>
+      </w:pPr>
+      <w:r>
+        <w:rPr>
+          <w:b/>
+          <w:bCs/>
+          <w:sz w:val="26"/>
+          <w:szCs w:val="24"/>
+          <w:lang w:val="en-US"/>
+        </w:rPr>
         <w:t>Common Exceptions in Selenium</w:t>
       </w:r>
     </w:p>
@@ -3124,6 +3220,44 @@
     </w:p>
     <w:p>
       <w:pPr>
+        <w:pStyle w:val="ListParagraph"/>
+        <w:numPr>
+          <w:ilvl w:val="0"/>
+          <w:numId w:val="13"/>
+        </w:numPr>
+        <w:rPr>
+          <w:sz w:val="26"/>
+          <w:szCs w:val="24"/>
+          <w:lang w:val="en-US"/>
+        </w:rPr>
+      </w:pPr>
+      <w:r>
+        <w:rPr>
+          <w:sz w:val="26"/>
+          <w:szCs w:val="24"/>
+          <w:lang w:val="en-US"/>
+        </w:rPr>
+        <w:t xml:space="preserve">ElementClickInterceptedException </w:t>
+      </w:r>
+      <w:r>
+        <w:rPr>
+          <w:sz w:val="26"/>
+          <w:szCs w:val="24"/>
+          <w:lang w:val="en-US"/>
+        </w:rPr>
+        <w:sym w:font="Wingdings" w:char="F0E0"/>
+      </w:r>
+      <w:r>
+        <w:rPr>
+          <w:sz w:val="26"/>
+          <w:szCs w:val="24"/>
+          <w:lang w:val="en-US"/>
+        </w:rPr>
+        <w:t xml:space="preserve"> Selenium is unable to click on the control due to the said control is hidden by another control.</w:t>
+      </w:r>
+    </w:p>
+    <w:p>
+      <w:pPr>
         <w:rPr>
           <w:sz w:val="26"/>
           <w:szCs w:val="24"/>
@@ -3164,6 +3298,7 @@
           <w:szCs w:val="24"/>
           <w:lang w:val="en-US"/>
         </w:rPr>
+        <w:lastRenderedPageBreak/>
         <w:tab/>
         <w:t>Locators are the ways / strategies to find the WebElement on the page.</w:t>
       </w:r>
@@ -3275,7 +3410,6 @@
           <w:szCs w:val="24"/>
           <w:lang w:val="en-US"/>
         </w:rPr>
-        <w:lastRenderedPageBreak/>
         <w:t>XPath</w:t>
       </w:r>
     </w:p>
@@ -3792,6 +3926,7 @@
           <w:szCs w:val="24"/>
           <w:lang w:val="en-US"/>
         </w:rPr>
+        <w:lastRenderedPageBreak/>
         <w:t>ClassName Locator:</w:t>
       </w:r>
     </w:p>
@@ -3836,7 +3971,6 @@
           <w:szCs w:val="24"/>
           <w:lang w:val="en-US"/>
         </w:rPr>
-        <w:lastRenderedPageBreak/>
         <w:tab/>
         <w:t>While using className locator pick up any one class from all those multiple classes.</w:t>
       </w:r>
@@ -4358,6 +4492,7 @@
           <w:szCs w:val="24"/>
           <w:lang w:val="en-US"/>
         </w:rPr>
+        <w:lastRenderedPageBreak/>
         <w:t>Taking reference of parent tag</w:t>
       </w:r>
       <w:r>
@@ -4436,7 +4571,6 @@
           <w:szCs w:val="24"/>
           <w:lang w:val="en-US"/>
         </w:rPr>
-        <w:lastRenderedPageBreak/>
         <w:t>Handling Dropdown List / List Box</w:t>
       </w:r>
     </w:p>
@@ -5092,6 +5226,7 @@
           <w:szCs w:val="24"/>
           <w:lang w:val="en-US"/>
         </w:rPr>
+        <w:lastRenderedPageBreak/>
         <w:t>Synchronization (Waits in Selenium)</w:t>
       </w:r>
     </w:p>
@@ -5213,7 +5348,6 @@
           <w:szCs w:val="24"/>
           <w:lang w:val="en-US"/>
         </w:rPr>
-        <w:lastRenderedPageBreak/>
         <w:t>ImplicitWait()</w:t>
       </w:r>
     </w:p>
@@ -5716,8 +5850,103 @@
         </w:rPr>
         <w:t>Display any row randomly</w:t>
       </w:r>
-      <w:bookmarkStart w:id="0" w:name="_GoBack"/>
-      <w:bookmarkEnd w:id="0"/>
+    </w:p>
+    <w:p>
+      <w:pPr>
+        <w:rPr>
+          <w:sz w:val="26"/>
+          <w:szCs w:val="24"/>
+          <w:lang w:val="en-US"/>
+        </w:rPr>
+      </w:pPr>
+    </w:p>
+    <w:p>
+      <w:pPr>
+        <w:rPr>
+          <w:b/>
+          <w:bCs/>
+          <w:sz w:val="26"/>
+          <w:szCs w:val="24"/>
+          <w:lang w:val="en-US"/>
+        </w:rPr>
+      </w:pPr>
+      <w:r>
+        <w:rPr>
+          <w:b/>
+          <w:bCs/>
+          <w:sz w:val="26"/>
+          <w:szCs w:val="24"/>
+          <w:lang w:val="en-US"/>
+        </w:rPr>
+        <w:t>JavascriptExecutor Interface</w:t>
+      </w:r>
+    </w:p>
+    <w:p>
+      <w:pPr>
+        <w:pStyle w:val="ListParagraph"/>
+        <w:numPr>
+          <w:ilvl w:val="0"/>
+          <w:numId w:val="23"/>
+        </w:numPr>
+        <w:rPr>
+          <w:sz w:val="26"/>
+          <w:szCs w:val="24"/>
+          <w:lang w:val="en-US"/>
+        </w:rPr>
+      </w:pPr>
+      <w:r>
+        <w:rPr>
+          <w:sz w:val="26"/>
+          <w:szCs w:val="24"/>
+          <w:lang w:val="en-US"/>
+        </w:rPr>
+        <w:lastRenderedPageBreak/>
+        <w:t>Scroll the page vertically / horizontally</w:t>
+      </w:r>
+    </w:p>
+    <w:p>
+      <w:pPr>
+        <w:pStyle w:val="ListParagraph"/>
+        <w:numPr>
+          <w:ilvl w:val="0"/>
+          <w:numId w:val="23"/>
+        </w:numPr>
+        <w:rPr>
+          <w:sz w:val="26"/>
+          <w:szCs w:val="24"/>
+          <w:lang w:val="en-US"/>
+        </w:rPr>
+      </w:pPr>
+      <w:r>
+        <w:rPr>
+          <w:sz w:val="26"/>
+          <w:szCs w:val="24"/>
+          <w:lang w:val="en-US"/>
+        </w:rPr>
+        <w:t>Click on any control which is hidden by another control (To avoid ElementClickInterceptedException)</w:t>
+      </w:r>
+    </w:p>
+    <w:p>
+      <w:pPr>
+        <w:pStyle w:val="ListParagraph"/>
+        <w:numPr>
+          <w:ilvl w:val="0"/>
+          <w:numId w:val="23"/>
+        </w:numPr>
+        <w:rPr>
+          <w:sz w:val="26"/>
+          <w:szCs w:val="24"/>
+          <w:lang w:val="en-US"/>
+        </w:rPr>
+      </w:pPr>
+      <w:r>
+        <w:rPr>
+          <w:sz w:val="26"/>
+          <w:szCs w:val="24"/>
+          <w:lang w:val="en-US"/>
+        </w:rPr>
+        <w:t>Enter some text in the text.</w:t>
+      </w:r>
     </w:p>
     <w:sectPr>
       <w:pgSz w:w="11906" w:h="16838"/>
@@ -6670,6 +6899,119 @@
     </w:lvl>
   </w:abstractNum>
   <w:abstractNum w:abstractNumId="10">
+    <w:nsid w:val="360C28AB"/>
+    <w:multiLevelType w:val="hybridMultilevel"/>
+    <w:tmpl w:val="D910DDB6"/>
+    <w:lvl w:ilvl="0" w:tplc="40090001">
+      <w:start w:val="1"/>
+      <w:numFmt w:val="bullet"/>
+      <w:lvlText w:val=""/>
+      <w:lvlJc w:val="left"/>
+      <w:pPr>
+        <w:ind w:left="720" w:hanging="360"/>
+      </w:pPr>
+      <w:rPr>
+        <w:rFonts w:ascii="Symbol" w:hAnsi="Symbol" w:hint="default"/>
+      </w:rPr>
+    </w:lvl>
+    <w:lvl w:ilvl="1" w:tplc="40090003" w:tentative="1">
+      <w:start w:val="1"/>
+      <w:numFmt w:val="bullet"/>
+      <w:lvlText w:val="o"/>
+      <w:lvlJc w:val="left"/>
+      <w:pPr>
+        <w:ind w:left="1440" w:hanging="360"/>
+      </w:pPr>
+      <w:rPr>
+        <w:rFonts w:ascii="Courier New" w:hAnsi="Courier New" w:cs="Courier New" w:hint="default"/>
+      </w:rPr>
+    </w:lvl>
+    <w:lvl w:ilvl="2" w:tplc="40090005" w:tentative="1">
+      <w:start w:val="1"/>
+      <w:numFmt w:val="bullet"/>
+      <w:lvlText w:val=""/>
+      <w:lvlJc w:val="left"/>
+      <w:pPr>
+        <w:ind w:left="2160" w:hanging="360"/>
+      </w:pPr>
+      <w:rPr>
+        <w:rFonts w:ascii="Wingdings" w:hAnsi="Wingdings" w:hint="default"/>
+      </w:rPr>
+    </w:lvl>
+    <w:lvl w:ilvl="3" w:tplc="40090001" w:tentative="1">
+      <w:start w:val="1"/>
+      <w:numFmt w:val="bullet"/>
+      <w:lvlText w:val=""/>
+      <w:lvlJc w:val="left"/>
+      <w:pPr>
+        <w:ind w:left="2880" w:hanging="360"/>
+      </w:pPr>
+      <w:rPr>
+        <w:rFonts w:ascii="Symbol" w:hAnsi="Symbol" w:hint="default"/>
+      </w:rPr>
+    </w:lvl>
+    <w:lvl w:ilvl="4" w:tplc="40090003" w:tentative="1">
+      <w:start w:val="1"/>
+      <w:numFmt w:val="bullet"/>
+      <w:lvlText w:val="o"/>
+      <w:lvlJc w:val="left"/>
+      <w:pPr>
+        <w:ind w:left="3600" w:hanging="360"/>
+      </w:pPr>
+      <w:rPr>
+        <w:rFonts w:ascii="Courier New" w:hAnsi="Courier New" w:cs="Courier New" w:hint="default"/>
+      </w:rPr>
+    </w:lvl>
+    <w:lvl w:ilvl="5" w:tplc="40090005" w:tentative="1">
+      <w:start w:val="1"/>
+      <w:numFmt w:val="bullet"/>
+      <w:lvlText w:val=""/>
+      <w:lvlJc w:val="left"/>
+      <w:pPr>
+        <w:ind w:left="4320" w:hanging="360"/>
+      </w:pPr>
+      <w:rPr>
+        <w:rFonts w:ascii="Wingdings" w:hAnsi="Wingdings" w:hint="default"/>
+      </w:rPr>
+    </w:lvl>
+    <w:lvl w:ilvl="6" w:tplc="40090001" w:tentative="1">
+      <w:start w:val="1"/>
+      <w:numFmt w:val="bullet"/>
+      <w:lvlText w:val=""/>
+      <w:lvlJc w:val="left"/>
+      <w:pPr>
+        <w:ind w:left="5040" w:hanging="360"/>
+      </w:pPr>
+      <w:rPr>
+        <w:rFonts w:ascii="Symbol" w:hAnsi="Symbol" w:hint="default"/>
+      </w:rPr>
+    </w:lvl>
+    <w:lvl w:ilvl="7" w:tplc="40090003" w:tentative="1">
+      <w:start w:val="1"/>
+      <w:numFmt w:val="bullet"/>
+      <w:lvlText w:val="o"/>
+      <w:lvlJc w:val="left"/>
+      <w:pPr>
+        <w:ind w:left="5760" w:hanging="360"/>
+      </w:pPr>
+      <w:rPr>
+        <w:rFonts w:ascii="Courier New" w:hAnsi="Courier New" w:cs="Courier New" w:hint="default"/>
+      </w:rPr>
+    </w:lvl>
+    <w:lvl w:ilvl="8" w:tplc="40090005" w:tentative="1">
+      <w:start w:val="1"/>
+      <w:numFmt w:val="bullet"/>
+      <w:lvlText w:val=""/>
+      <w:lvlJc w:val="left"/>
+      <w:pPr>
+        <w:ind w:left="6480" w:hanging="360"/>
+      </w:pPr>
+      <w:rPr>
+        <w:rFonts w:ascii="Wingdings" w:hAnsi="Wingdings" w:hint="default"/>
+      </w:rPr>
+    </w:lvl>
+  </w:abstractNum>
+  <w:abstractNum w:abstractNumId="11">
     <w:nsid w:val="38846546"/>
     <w:multiLevelType w:val="hybridMultilevel"/>
     <w:tmpl w:val="86F02860"/>
@@ -6758,7 +7100,7 @@
       </w:pPr>
     </w:lvl>
   </w:abstractNum>
-  <w:abstractNum w:abstractNumId="11">
+  <w:abstractNum w:abstractNumId="12">
     <w:nsid w:val="39C45A17"/>
     <w:multiLevelType w:val="hybridMultilevel"/>
     <w:tmpl w:val="7BCE0EDE"/>
@@ -6847,7 +7189,7 @@
       </w:pPr>
     </w:lvl>
   </w:abstractNum>
-  <w:abstractNum w:abstractNumId="12">
+  <w:abstractNum w:abstractNumId="13">
     <w:nsid w:val="3C0D7148"/>
     <w:multiLevelType w:val="hybridMultilevel"/>
     <w:tmpl w:val="61EAC19E"/>
@@ -6936,7 +7278,7 @@
       </w:pPr>
     </w:lvl>
   </w:abstractNum>
-  <w:abstractNum w:abstractNumId="13">
+  <w:abstractNum w:abstractNumId="14">
     <w:nsid w:val="3EC7092E"/>
     <w:multiLevelType w:val="hybridMultilevel"/>
     <w:tmpl w:val="BEB82898"/>
@@ -7025,7 +7367,7 @@
       </w:pPr>
     </w:lvl>
   </w:abstractNum>
-  <w:abstractNum w:abstractNumId="14">
+  <w:abstractNum w:abstractNumId="15">
     <w:nsid w:val="3FEE48BD"/>
     <w:multiLevelType w:val="hybridMultilevel"/>
     <w:tmpl w:val="7D7C81C4"/>
@@ -7114,7 +7456,7 @@
       </w:pPr>
     </w:lvl>
   </w:abstractNum>
-  <w:abstractNum w:abstractNumId="15">
+  <w:abstractNum w:abstractNumId="16">
     <w:nsid w:val="403F7638"/>
     <w:multiLevelType w:val="hybridMultilevel"/>
     <w:tmpl w:val="49801E86"/>
@@ -7203,7 +7545,7 @@
       </w:pPr>
     </w:lvl>
   </w:abstractNum>
-  <w:abstractNum w:abstractNumId="16">
+  <w:abstractNum w:abstractNumId="17">
     <w:nsid w:val="529E3796"/>
     <w:multiLevelType w:val="hybridMultilevel"/>
     <w:tmpl w:val="AB520516"/>
@@ -7292,7 +7634,7 @@
       </w:pPr>
     </w:lvl>
   </w:abstractNum>
-  <w:abstractNum w:abstractNumId="17">
+  <w:abstractNum w:abstractNumId="18">
     <w:nsid w:val="55816A8D"/>
     <w:multiLevelType w:val="hybridMultilevel"/>
     <w:tmpl w:val="1200EDB6"/>
@@ -7381,7 +7723,7 @@
       </w:pPr>
     </w:lvl>
   </w:abstractNum>
-  <w:abstractNum w:abstractNumId="18">
+  <w:abstractNum w:abstractNumId="19">
     <w:nsid w:val="60166BF6"/>
     <w:multiLevelType w:val="hybridMultilevel"/>
     <w:tmpl w:val="1A2C61F4"/>
@@ -7494,7 +7836,7 @@
       </w:rPr>
     </w:lvl>
   </w:abstractNum>
-  <w:abstractNum w:abstractNumId="19">
+  <w:abstractNum w:abstractNumId="20">
     <w:nsid w:val="669D6C41"/>
     <w:multiLevelType w:val="hybridMultilevel"/>
     <w:tmpl w:val="9E22EC66"/>
@@ -7607,7 +7949,7 @@
       </w:rPr>
     </w:lvl>
   </w:abstractNum>
-  <w:abstractNum w:abstractNumId="20">
+  <w:abstractNum w:abstractNumId="21">
     <w:nsid w:val="6DE40AAE"/>
     <w:multiLevelType w:val="hybridMultilevel"/>
     <w:tmpl w:val="8A1CE40E"/>
@@ -7696,7 +8038,7 @@
       </w:pPr>
     </w:lvl>
   </w:abstractNum>
-  <w:abstractNum w:abstractNumId="21">
+  <w:abstractNum w:abstractNumId="22">
     <w:nsid w:val="771F358C"/>
     <w:multiLevelType w:val="hybridMultilevel"/>
     <w:tmpl w:val="08E0D094"/>
@@ -7786,10 +8128,10 @@
     </w:lvl>
   </w:abstractNum>
   <w:num w:numId="1">
-    <w:abstractNumId w:val="11"/>
+    <w:abstractNumId w:val="12"/>
   </w:num>
   <w:num w:numId="2">
-    <w:abstractNumId w:val="13"/>
+    <w:abstractNumId w:val="14"/>
   </w:num>
   <w:num w:numId="3">
     <w:abstractNumId w:val="0"/>
@@ -7798,7 +8140,7 @@
     <w:abstractNumId w:val="6"/>
   </w:num>
   <w:num w:numId="5">
-    <w:abstractNumId w:val="15"/>
+    <w:abstractNumId w:val="16"/>
   </w:num>
   <w:num w:numId="6">
     <w:abstractNumId w:val="7"/>
@@ -7807,19 +8149,19 @@
     <w:abstractNumId w:val="4"/>
   </w:num>
   <w:num w:numId="8">
-    <w:abstractNumId w:val="19"/>
+    <w:abstractNumId w:val="20"/>
   </w:num>
   <w:num w:numId="9">
-    <w:abstractNumId w:val="21"/>
+    <w:abstractNumId w:val="22"/>
   </w:num>
   <w:num w:numId="10">
     <w:abstractNumId w:val="9"/>
   </w:num>
   <w:num w:numId="11">
-    <w:abstractNumId w:val="14"/>
+    <w:abstractNumId w:val="15"/>
   </w:num>
   <w:num w:numId="12">
-    <w:abstractNumId w:val="12"/>
+    <w:abstractNumId w:val="13"/>
   </w:num>
   <w:num w:numId="13">
     <w:abstractNumId w:val="3"/>
@@ -7828,27 +8170,30 @@
     <w:abstractNumId w:val="5"/>
   </w:num>
   <w:num w:numId="15">
-    <w:abstractNumId w:val="20"/>
+    <w:abstractNumId w:val="21"/>
   </w:num>
   <w:num w:numId="16">
     <w:abstractNumId w:val="2"/>
   </w:num>
   <w:num w:numId="17">
-    <w:abstractNumId w:val="16"/>
+    <w:abstractNumId w:val="17"/>
   </w:num>
   <w:num w:numId="18">
-    <w:abstractNumId w:val="18"/>
+    <w:abstractNumId w:val="19"/>
   </w:num>
   <w:num w:numId="19">
     <w:abstractNumId w:val="8"/>
   </w:num>
   <w:num w:numId="20">
-    <w:abstractNumId w:val="17"/>
+    <w:abstractNumId w:val="18"/>
   </w:num>
   <w:num w:numId="21">
     <w:abstractNumId w:val="1"/>
   </w:num>
   <w:num w:numId="22">
+    <w:abstractNumId w:val="11"/>
+  </w:num>
+  <w:num w:numId="23">
     <w:abstractNumId w:val="10"/>
   </w:num>
 </w:numbering>

--- a/Notes_Selenium_15.docx
+++ b/Notes_Selenium_15.docx
@@ -2882,8 +2882,6 @@
         </w:rPr>
         <w:t xml:space="preserve"> Will close all browser windows those are opened by WebDriver object.</w:t>
       </w:r>
-      <w:bookmarkStart w:id="0" w:name="_GoBack"/>
-      <w:bookmarkEnd w:id="0"/>
     </w:p>
     <w:p>
       <w:pPr>
@@ -3258,6 +3256,44 @@
     </w:p>
     <w:p>
       <w:pPr>
+        <w:pStyle w:val="ListParagraph"/>
+        <w:numPr>
+          <w:ilvl w:val="0"/>
+          <w:numId w:val="13"/>
+        </w:numPr>
+        <w:rPr>
+          <w:sz w:val="26"/>
+          <w:szCs w:val="24"/>
+          <w:lang w:val="en-US"/>
+        </w:rPr>
+      </w:pPr>
+      <w:r>
+        <w:rPr>
+          <w:sz w:val="26"/>
+          <w:szCs w:val="24"/>
+          <w:lang w:val="en-US"/>
+        </w:rPr>
+        <w:t xml:space="preserve">NoAlertPresentException </w:t>
+      </w:r>
+      <w:r>
+        <w:rPr>
+          <w:sz w:val="26"/>
+          <w:szCs w:val="24"/>
+          <w:lang w:val="en-US"/>
+        </w:rPr>
+        <w:sym w:font="Wingdings" w:char="F0E0"/>
+      </w:r>
+      <w:r>
+        <w:rPr>
+          <w:sz w:val="26"/>
+          <w:szCs w:val="24"/>
+          <w:lang w:val="en-US"/>
+        </w:rPr>
+        <w:t xml:space="preserve"> You are trying to handle an alert but there is no alert present on the browser.</w:t>
+      </w:r>
+    </w:p>
+    <w:p>
+      <w:pPr>
         <w:rPr>
           <w:sz w:val="26"/>
           <w:szCs w:val="24"/>
@@ -3281,6 +3317,7 @@
           <w:szCs w:val="24"/>
           <w:lang w:val="en-US"/>
         </w:rPr>
+        <w:lastRenderedPageBreak/>
         <w:t xml:space="preserve">Locators in Selenium: </w:t>
       </w:r>
     </w:p>
@@ -3298,7 +3335,6 @@
           <w:szCs w:val="24"/>
           <w:lang w:val="en-US"/>
         </w:rPr>
-        <w:lastRenderedPageBreak/>
         <w:tab/>
         <w:t>Locators are the ways / strategies to find the WebElement on the page.</w:t>
       </w:r>
@@ -3864,6 +3900,7 @@
           <w:noProof/>
           <w:lang w:eastAsia="en-IN"/>
         </w:rPr>
+        <w:lastRenderedPageBreak/>
         <w:drawing>
           <wp:inline distT="0" distB="0" distL="0" distR="0" wp14:anchorId="65E7A626" wp14:editId="5AB772C0">
             <wp:extent cx="3768630" cy="2070340"/>
@@ -3926,7 +3963,6 @@
           <w:szCs w:val="24"/>
           <w:lang w:val="en-US"/>
         </w:rPr>
-        <w:lastRenderedPageBreak/>
         <w:t>ClassName Locator:</w:t>
       </w:r>
     </w:p>
@@ -4374,6 +4410,7 @@
           <w:szCs w:val="24"/>
           <w:lang w:val="en-US"/>
         </w:rPr>
+        <w:lastRenderedPageBreak/>
         <w:t>XPath (XML Path)</w:t>
       </w:r>
     </w:p>
@@ -4492,7 +4529,6 @@
           <w:szCs w:val="24"/>
           <w:lang w:val="en-US"/>
         </w:rPr>
-        <w:lastRenderedPageBreak/>
         <w:t>Taking reference of parent tag</w:t>
       </w:r>
       <w:r>
@@ -5046,6 +5082,7 @@
           <w:szCs w:val="24"/>
           <w:lang w:val="en-US"/>
         </w:rPr>
+        <w:lastRenderedPageBreak/>
         <w:t xml:space="preserve">isMultiple() </w:t>
       </w:r>
       <w:r>
@@ -5226,7 +5263,6 @@
           <w:szCs w:val="24"/>
           <w:lang w:val="en-US"/>
         </w:rPr>
-        <w:lastRenderedPageBreak/>
         <w:t>Synchronization (Waits in Selenium)</w:t>
       </w:r>
     </w:p>
@@ -5900,7 +5936,6 @@
           <w:szCs w:val="24"/>
           <w:lang w:val="en-US"/>
         </w:rPr>
-        <w:lastRenderedPageBreak/>
         <w:t>Scroll the page vertically / horizontally</w:t>
       </w:r>
     </w:p>
@@ -5947,6 +5982,353 @@
         </w:rPr>
         <w:t>Enter some text in the text.</w:t>
       </w:r>
+    </w:p>
+    <w:p>
+      <w:pPr>
+        <w:rPr>
+          <w:sz w:val="26"/>
+          <w:szCs w:val="24"/>
+          <w:lang w:val="en-US"/>
+        </w:rPr>
+      </w:pPr>
+    </w:p>
+    <w:p>
+      <w:pPr>
+        <w:rPr>
+          <w:b/>
+          <w:bCs/>
+          <w:sz w:val="26"/>
+          <w:szCs w:val="24"/>
+          <w:lang w:val="en-US"/>
+        </w:rPr>
+      </w:pPr>
+      <w:r>
+        <w:rPr>
+          <w:b/>
+          <w:bCs/>
+          <w:sz w:val="26"/>
+          <w:szCs w:val="24"/>
+          <w:lang w:val="en-US"/>
+        </w:rPr>
+        <w:t>Handling Alert</w:t>
+      </w:r>
+    </w:p>
+    <w:p>
+      <w:pPr>
+        <w:rPr>
+          <w:sz w:val="26"/>
+          <w:szCs w:val="24"/>
+          <w:lang w:val="en-US"/>
+        </w:rPr>
+      </w:pPr>
+      <w:r>
+        <w:rPr>
+          <w:sz w:val="26"/>
+          <w:szCs w:val="24"/>
+          <w:lang w:val="en-US"/>
+        </w:rPr>
+        <w:t xml:space="preserve">Alert is </w:t>
+      </w:r>
+      <w:r>
+        <w:rPr>
+          <w:sz w:val="26"/>
+          <w:szCs w:val="24"/>
+          <w:lang w:val="en-US"/>
+        </w:rPr>
+        <w:t>a</w:t>
+      </w:r>
+      <w:r>
+        <w:rPr>
+          <w:sz w:val="26"/>
+          <w:szCs w:val="24"/>
+          <w:lang w:val="en-US"/>
+        </w:rPr>
+        <w:t xml:space="preserve"> kind of window that is normally displayed at the top of browser for displaying some information</w:t>
+      </w:r>
+      <w:r>
+        <w:rPr>
+          <w:sz w:val="26"/>
+          <w:szCs w:val="24"/>
+          <w:lang w:val="en-US"/>
+        </w:rPr>
+        <w:t xml:space="preserve">. </w:t>
+      </w:r>
+    </w:p>
+    <w:p>
+      <w:pPr>
+        <w:pStyle w:val="ListParagraph"/>
+        <w:numPr>
+          <w:ilvl w:val="0"/>
+          <w:numId w:val="24"/>
+        </w:numPr>
+        <w:rPr>
+          <w:sz w:val="26"/>
+          <w:szCs w:val="24"/>
+          <w:lang w:val="en-US"/>
+        </w:rPr>
+      </w:pPr>
+      <w:r>
+        <w:rPr>
+          <w:sz w:val="26"/>
+          <w:szCs w:val="24"/>
+          <w:lang w:val="en-US"/>
+        </w:rPr>
+        <w:t>You cannot inspect it</w:t>
+      </w:r>
+    </w:p>
+    <w:p>
+      <w:pPr>
+        <w:pStyle w:val="ListParagraph"/>
+        <w:numPr>
+          <w:ilvl w:val="0"/>
+          <w:numId w:val="24"/>
+        </w:numPr>
+        <w:rPr>
+          <w:sz w:val="26"/>
+          <w:szCs w:val="24"/>
+          <w:lang w:val="en-US"/>
+        </w:rPr>
+      </w:pPr>
+      <w:r>
+        <w:rPr>
+          <w:sz w:val="26"/>
+          <w:szCs w:val="24"/>
+          <w:lang w:val="en-US"/>
+        </w:rPr>
+        <w:t>It doesn’t have close (x) button</w:t>
+      </w:r>
+    </w:p>
+    <w:p>
+      <w:pPr>
+        <w:pStyle w:val="ListParagraph"/>
+        <w:numPr>
+          <w:ilvl w:val="0"/>
+          <w:numId w:val="24"/>
+        </w:numPr>
+        <w:rPr>
+          <w:sz w:val="26"/>
+          <w:szCs w:val="24"/>
+          <w:lang w:val="en-US"/>
+        </w:rPr>
+      </w:pPr>
+      <w:r>
+        <w:rPr>
+          <w:sz w:val="26"/>
+          <w:szCs w:val="24"/>
+          <w:lang w:val="en-US"/>
+        </w:rPr>
+        <w:t>You cannot perform any operation on the application until the alert is present on the screen.</w:t>
+      </w:r>
+    </w:p>
+    <w:p>
+      <w:pPr>
+        <w:rPr>
+          <w:b/>
+          <w:bCs/>
+          <w:sz w:val="26"/>
+          <w:szCs w:val="24"/>
+          <w:lang w:val="en-US"/>
+        </w:rPr>
+      </w:pPr>
+      <w:r>
+        <w:rPr>
+          <w:sz w:val="26"/>
+          <w:szCs w:val="24"/>
+          <w:lang w:val="en-US"/>
+        </w:rPr>
+        <w:t xml:space="preserve">Selenium has provided a special kind of interface to handle such alert ie. </w:t>
+      </w:r>
+      <w:r>
+        <w:rPr>
+          <w:b/>
+          <w:bCs/>
+          <w:sz w:val="26"/>
+          <w:szCs w:val="24"/>
+          <w:lang w:val="en-US"/>
+        </w:rPr>
+        <w:t>Alert</w:t>
+      </w:r>
+      <w:r>
+        <w:rPr>
+          <w:b/>
+          <w:bCs/>
+          <w:sz w:val="26"/>
+          <w:szCs w:val="24"/>
+          <w:lang w:val="en-US"/>
+        </w:rPr>
+        <w:t>.</w:t>
+      </w:r>
+    </w:p>
+    <w:p>
+      <w:pPr>
+        <w:rPr>
+          <w:sz w:val="26"/>
+          <w:szCs w:val="24"/>
+          <w:lang w:val="en-US"/>
+        </w:rPr>
+      </w:pPr>
+      <w:r>
+        <w:rPr>
+          <w:sz w:val="26"/>
+          <w:szCs w:val="24"/>
+          <w:lang w:val="en-US"/>
+        </w:rPr>
+        <w:t>MEthods</w:t>
+      </w:r>
+    </w:p>
+    <w:p>
+      <w:pPr>
+        <w:pStyle w:val="ListParagraph"/>
+        <w:numPr>
+          <w:ilvl w:val="0"/>
+          <w:numId w:val="25"/>
+        </w:numPr>
+        <w:rPr>
+          <w:sz w:val="26"/>
+          <w:szCs w:val="24"/>
+          <w:lang w:val="en-US"/>
+        </w:rPr>
+      </w:pPr>
+      <w:r>
+        <w:rPr>
+          <w:sz w:val="26"/>
+          <w:szCs w:val="24"/>
+          <w:lang w:val="en-US"/>
+        </w:rPr>
+        <w:t xml:space="preserve">driver.switchTo().alert() </w:t>
+      </w:r>
+      <w:r>
+        <w:rPr>
+          <w:sz w:val="26"/>
+          <w:szCs w:val="24"/>
+          <w:lang w:val="en-US"/>
+        </w:rPr>
+        <w:sym w:font="Wingdings" w:char="F0E0"/>
+      </w:r>
+      <w:r>
+        <w:rPr>
+          <w:sz w:val="26"/>
+          <w:szCs w:val="24"/>
+          <w:lang w:val="en-US"/>
+        </w:rPr>
+        <w:t xml:space="preserve"> Will switch to the alert (Alert)</w:t>
+      </w:r>
+    </w:p>
+    <w:p>
+      <w:pPr>
+        <w:pStyle w:val="ListParagraph"/>
+        <w:numPr>
+          <w:ilvl w:val="0"/>
+          <w:numId w:val="25"/>
+        </w:numPr>
+        <w:rPr>
+          <w:sz w:val="26"/>
+          <w:szCs w:val="24"/>
+          <w:lang w:val="en-US"/>
+        </w:rPr>
+      </w:pPr>
+      <w:r>
+        <w:rPr>
+          <w:sz w:val="26"/>
+          <w:szCs w:val="24"/>
+          <w:lang w:val="en-US"/>
+        </w:rPr>
+        <w:t xml:space="preserve">getText() </w:t>
+      </w:r>
+      <w:r>
+        <w:rPr>
+          <w:sz w:val="26"/>
+          <w:szCs w:val="24"/>
+          <w:lang w:val="en-US"/>
+        </w:rPr>
+        <w:sym w:font="Wingdings" w:char="F0E0"/>
+      </w:r>
+      <w:r>
+        <w:rPr>
+          <w:sz w:val="26"/>
+          <w:szCs w:val="24"/>
+          <w:lang w:val="en-US"/>
+        </w:rPr>
+        <w:t xml:space="preserve"> Will return the text on alert.</w:t>
+      </w:r>
+    </w:p>
+    <w:p>
+      <w:pPr>
+        <w:pStyle w:val="ListParagraph"/>
+        <w:numPr>
+          <w:ilvl w:val="0"/>
+          <w:numId w:val="25"/>
+        </w:numPr>
+        <w:rPr>
+          <w:sz w:val="26"/>
+          <w:szCs w:val="24"/>
+          <w:lang w:val="en-US"/>
+        </w:rPr>
+      </w:pPr>
+      <w:r>
+        <w:rPr>
+          <w:sz w:val="26"/>
+          <w:szCs w:val="24"/>
+          <w:lang w:val="en-US"/>
+        </w:rPr>
+        <w:t xml:space="preserve">accept() </w:t>
+      </w:r>
+      <w:r>
+        <w:rPr>
+          <w:sz w:val="26"/>
+          <w:szCs w:val="24"/>
+          <w:lang w:val="en-US"/>
+        </w:rPr>
+        <w:sym w:font="Wingdings" w:char="F0E0"/>
+      </w:r>
+      <w:r>
+        <w:rPr>
+          <w:sz w:val="26"/>
+          <w:szCs w:val="24"/>
+          <w:lang w:val="en-US"/>
+        </w:rPr>
+        <w:t xml:space="preserve"> will click on Ok button.</w:t>
+      </w:r>
+    </w:p>
+    <w:p>
+      <w:pPr>
+        <w:pStyle w:val="ListParagraph"/>
+        <w:numPr>
+          <w:ilvl w:val="0"/>
+          <w:numId w:val="25"/>
+        </w:numPr>
+        <w:rPr>
+          <w:sz w:val="26"/>
+          <w:szCs w:val="24"/>
+          <w:lang w:val="en-US"/>
+        </w:rPr>
+      </w:pPr>
+      <w:r>
+        <w:rPr>
+          <w:sz w:val="26"/>
+          <w:szCs w:val="24"/>
+          <w:lang w:val="en-US"/>
+        </w:rPr>
+        <w:t xml:space="preserve">dismiss() </w:t>
+      </w:r>
+      <w:r>
+        <w:rPr>
+          <w:sz w:val="26"/>
+          <w:szCs w:val="24"/>
+          <w:lang w:val="en-US"/>
+        </w:rPr>
+        <w:sym w:font="Wingdings" w:char="F0E0"/>
+      </w:r>
+      <w:r>
+        <w:rPr>
+          <w:sz w:val="26"/>
+          <w:szCs w:val="24"/>
+          <w:lang w:val="en-US"/>
+        </w:rPr>
+        <w:t xml:space="preserve"> Will click on Cancel button</w:t>
+      </w:r>
+      <w:bookmarkStart w:id="0" w:name="_GoBack"/>
+      <w:bookmarkEnd w:id="0"/>
     </w:p>
     <w:sectPr>
       <w:pgSz w:w="11906" w:h="16838"/>
@@ -6632,6 +7014,119 @@
     </w:lvl>
   </w:abstractNum>
   <w:abstractNum w:abstractNumId="7">
+    <w:nsid w:val="1F9E1E48"/>
+    <w:multiLevelType w:val="hybridMultilevel"/>
+    <w:tmpl w:val="C7582CDC"/>
+    <w:lvl w:ilvl="0" w:tplc="40090001">
+      <w:start w:val="1"/>
+      <w:numFmt w:val="bullet"/>
+      <w:lvlText w:val=""/>
+      <w:lvlJc w:val="left"/>
+      <w:pPr>
+        <w:ind w:left="720" w:hanging="360"/>
+      </w:pPr>
+      <w:rPr>
+        <w:rFonts w:ascii="Symbol" w:hAnsi="Symbol" w:hint="default"/>
+      </w:rPr>
+    </w:lvl>
+    <w:lvl w:ilvl="1" w:tplc="40090003" w:tentative="1">
+      <w:start w:val="1"/>
+      <w:numFmt w:val="bullet"/>
+      <w:lvlText w:val="o"/>
+      <w:lvlJc w:val="left"/>
+      <w:pPr>
+        <w:ind w:left="1440" w:hanging="360"/>
+      </w:pPr>
+      <w:rPr>
+        <w:rFonts w:ascii="Courier New" w:hAnsi="Courier New" w:cs="Courier New" w:hint="default"/>
+      </w:rPr>
+    </w:lvl>
+    <w:lvl w:ilvl="2" w:tplc="40090005" w:tentative="1">
+      <w:start w:val="1"/>
+      <w:numFmt w:val="bullet"/>
+      <w:lvlText w:val=""/>
+      <w:lvlJc w:val="left"/>
+      <w:pPr>
+        <w:ind w:left="2160" w:hanging="360"/>
+      </w:pPr>
+      <w:rPr>
+        <w:rFonts w:ascii="Wingdings" w:hAnsi="Wingdings" w:hint="default"/>
+      </w:rPr>
+    </w:lvl>
+    <w:lvl w:ilvl="3" w:tplc="40090001" w:tentative="1">
+      <w:start w:val="1"/>
+      <w:numFmt w:val="bullet"/>
+      <w:lvlText w:val=""/>
+      <w:lvlJc w:val="left"/>
+      <w:pPr>
+        <w:ind w:left="2880" w:hanging="360"/>
+      </w:pPr>
+      <w:rPr>
+        <w:rFonts w:ascii="Symbol" w:hAnsi="Symbol" w:hint="default"/>
+      </w:rPr>
+    </w:lvl>
+    <w:lvl w:ilvl="4" w:tplc="40090003" w:tentative="1">
+      <w:start w:val="1"/>
+      <w:numFmt w:val="bullet"/>
+      <w:lvlText w:val="o"/>
+      <w:lvlJc w:val="left"/>
+      <w:pPr>
+        <w:ind w:left="3600" w:hanging="360"/>
+      </w:pPr>
+      <w:rPr>
+        <w:rFonts w:ascii="Courier New" w:hAnsi="Courier New" w:cs="Courier New" w:hint="default"/>
+      </w:rPr>
+    </w:lvl>
+    <w:lvl w:ilvl="5" w:tplc="40090005" w:tentative="1">
+      <w:start w:val="1"/>
+      <w:numFmt w:val="bullet"/>
+      <w:lvlText w:val=""/>
+      <w:lvlJc w:val="left"/>
+      <w:pPr>
+        <w:ind w:left="4320" w:hanging="360"/>
+      </w:pPr>
+      <w:rPr>
+        <w:rFonts w:ascii="Wingdings" w:hAnsi="Wingdings" w:hint="default"/>
+      </w:rPr>
+    </w:lvl>
+    <w:lvl w:ilvl="6" w:tplc="40090001" w:tentative="1">
+      <w:start w:val="1"/>
+      <w:numFmt w:val="bullet"/>
+      <w:lvlText w:val=""/>
+      <w:lvlJc w:val="left"/>
+      <w:pPr>
+        <w:ind w:left="5040" w:hanging="360"/>
+      </w:pPr>
+      <w:rPr>
+        <w:rFonts w:ascii="Symbol" w:hAnsi="Symbol" w:hint="default"/>
+      </w:rPr>
+    </w:lvl>
+    <w:lvl w:ilvl="7" w:tplc="40090003" w:tentative="1">
+      <w:start w:val="1"/>
+      <w:numFmt w:val="bullet"/>
+      <w:lvlText w:val="o"/>
+      <w:lvlJc w:val="left"/>
+      <w:pPr>
+        <w:ind w:left="5760" w:hanging="360"/>
+      </w:pPr>
+      <w:rPr>
+        <w:rFonts w:ascii="Courier New" w:hAnsi="Courier New" w:cs="Courier New" w:hint="default"/>
+      </w:rPr>
+    </w:lvl>
+    <w:lvl w:ilvl="8" w:tplc="40090005" w:tentative="1">
+      <w:start w:val="1"/>
+      <w:numFmt w:val="bullet"/>
+      <w:lvlText w:val=""/>
+      <w:lvlJc w:val="left"/>
+      <w:pPr>
+        <w:ind w:left="6480" w:hanging="360"/>
+      </w:pPr>
+      <w:rPr>
+        <w:rFonts w:ascii="Wingdings" w:hAnsi="Wingdings" w:hint="default"/>
+      </w:rPr>
+    </w:lvl>
+  </w:abstractNum>
+  <w:abstractNum w:abstractNumId="8">
     <w:nsid w:val="20F05ACF"/>
     <w:multiLevelType w:val="hybridMultilevel"/>
     <w:tmpl w:val="4C5A6C62"/>
@@ -6720,7 +7215,7 @@
       </w:pPr>
     </w:lvl>
   </w:abstractNum>
-  <w:abstractNum w:abstractNumId="8">
+  <w:abstractNum w:abstractNumId="9">
     <w:nsid w:val="2479664E"/>
     <w:multiLevelType w:val="hybridMultilevel"/>
     <w:tmpl w:val="14A418A0"/>
@@ -6809,7 +7304,7 @@
       </w:pPr>
     </w:lvl>
   </w:abstractNum>
-  <w:abstractNum w:abstractNumId="9">
+  <w:abstractNum w:abstractNumId="10">
     <w:nsid w:val="2E0E1364"/>
     <w:multiLevelType w:val="hybridMultilevel"/>
     <w:tmpl w:val="40CC5AC4"/>
@@ -6898,7 +7393,7 @@
       </w:pPr>
     </w:lvl>
   </w:abstractNum>
-  <w:abstractNum w:abstractNumId="10">
+  <w:abstractNum w:abstractNumId="11">
     <w:nsid w:val="360C28AB"/>
     <w:multiLevelType w:val="hybridMultilevel"/>
     <w:tmpl w:val="D910DDB6"/>
@@ -7011,7 +7506,7 @@
       </w:rPr>
     </w:lvl>
   </w:abstractNum>
-  <w:abstractNum w:abstractNumId="11">
+  <w:abstractNum w:abstractNumId="12">
     <w:nsid w:val="38846546"/>
     <w:multiLevelType w:val="hybridMultilevel"/>
     <w:tmpl w:val="86F02860"/>
@@ -7100,7 +7595,7 @@
       </w:pPr>
     </w:lvl>
   </w:abstractNum>
-  <w:abstractNum w:abstractNumId="12">
+  <w:abstractNum w:abstractNumId="13">
     <w:nsid w:val="39C45A17"/>
     <w:multiLevelType w:val="hybridMultilevel"/>
     <w:tmpl w:val="7BCE0EDE"/>
@@ -7189,7 +7684,7 @@
       </w:pPr>
     </w:lvl>
   </w:abstractNum>
-  <w:abstractNum w:abstractNumId="13">
+  <w:abstractNum w:abstractNumId="14">
     <w:nsid w:val="3C0D7148"/>
     <w:multiLevelType w:val="hybridMultilevel"/>
     <w:tmpl w:val="61EAC19E"/>
@@ -7278,7 +7773,7 @@
       </w:pPr>
     </w:lvl>
   </w:abstractNum>
-  <w:abstractNum w:abstractNumId="14">
+  <w:abstractNum w:abstractNumId="15">
     <w:nsid w:val="3EC7092E"/>
     <w:multiLevelType w:val="hybridMultilevel"/>
     <w:tmpl w:val="BEB82898"/>
@@ -7367,7 +7862,7 @@
       </w:pPr>
     </w:lvl>
   </w:abstractNum>
-  <w:abstractNum w:abstractNumId="15">
+  <w:abstractNum w:abstractNumId="16">
     <w:nsid w:val="3FEE48BD"/>
     <w:multiLevelType w:val="hybridMultilevel"/>
     <w:tmpl w:val="7D7C81C4"/>
@@ -7456,7 +7951,7 @@
       </w:pPr>
     </w:lvl>
   </w:abstractNum>
-  <w:abstractNum w:abstractNumId="16">
+  <w:abstractNum w:abstractNumId="17">
     <w:nsid w:val="403F7638"/>
     <w:multiLevelType w:val="hybridMultilevel"/>
     <w:tmpl w:val="49801E86"/>
@@ -7545,7 +8040,96 @@
       </w:pPr>
     </w:lvl>
   </w:abstractNum>
-  <w:abstractNum w:abstractNumId="17">
+  <w:abstractNum w:abstractNumId="18">
+    <w:nsid w:val="4EBA6DD1"/>
+    <w:multiLevelType w:val="hybridMultilevel"/>
+    <w:tmpl w:val="60C02E0C"/>
+    <w:lvl w:ilvl="0" w:tplc="4009000F">
+      <w:start w:val="1"/>
+      <w:numFmt w:val="decimal"/>
+      <w:lvlText w:val="%1."/>
+      <w:lvlJc w:val="left"/>
+      <w:pPr>
+        <w:ind w:left="720" w:hanging="360"/>
+      </w:pPr>
+      <w:rPr>
+        <w:rFonts w:hint="default"/>
+      </w:rPr>
+    </w:lvl>
+    <w:lvl w:ilvl="1" w:tplc="40090019" w:tentative="1">
+      <w:start w:val="1"/>
+      <w:numFmt w:val="lowerLetter"/>
+      <w:lvlText w:val="%2."/>
+      <w:lvlJc w:val="left"/>
+      <w:pPr>
+        <w:ind w:left="1440" w:hanging="360"/>
+      </w:pPr>
+    </w:lvl>
+    <w:lvl w:ilvl="2" w:tplc="4009001B" w:tentative="1">
+      <w:start w:val="1"/>
+      <w:numFmt w:val="lowerRoman"/>
+      <w:lvlText w:val="%3."/>
+      <w:lvlJc w:val="right"/>
+      <w:pPr>
+        <w:ind w:left="2160" w:hanging="180"/>
+      </w:pPr>
+    </w:lvl>
+    <w:lvl w:ilvl="3" w:tplc="4009000F" w:tentative="1">
+      <w:start w:val="1"/>
+      <w:numFmt w:val="decimal"/>
+      <w:lvlText w:val="%4."/>
+      <w:lvlJc w:val="left"/>
+      <w:pPr>
+        <w:ind w:left="2880" w:hanging="360"/>
+      </w:pPr>
+    </w:lvl>
+    <w:lvl w:ilvl="4" w:tplc="40090019" w:tentative="1">
+      <w:start w:val="1"/>
+      <w:numFmt w:val="lowerLetter"/>
+      <w:lvlText w:val="%5."/>
+      <w:lvlJc w:val="left"/>
+      <w:pPr>
+        <w:ind w:left="3600" w:hanging="360"/>
+      </w:pPr>
+    </w:lvl>
+    <w:lvl w:ilvl="5" w:tplc="4009001B" w:tentative="1">
+      <w:start w:val="1"/>
+      <w:numFmt w:val="lowerRoman"/>
+      <w:lvlText w:val="%6."/>
+      <w:lvlJc w:val="right"/>
+      <w:pPr>
+        <w:ind w:left="4320" w:hanging="180"/>
+      </w:pPr>
+    </w:lvl>
+    <w:lvl w:ilvl="6" w:tplc="4009000F" w:tentative="1">
+      <w:start w:val="1"/>
+      <w:numFmt w:val="decimal"/>
+      <w:lvlText w:val="%7."/>
+      <w:lvlJc w:val="left"/>
+      <w:pPr>
+        <w:ind w:left="5040" w:hanging="360"/>
+      </w:pPr>
+    </w:lvl>
+    <w:lvl w:ilvl="7" w:tplc="40090019" w:tentative="1">
+      <w:start w:val="1"/>
+      <w:numFmt w:val="lowerLetter"/>
+      <w:lvlText w:val="%8."/>
+      <w:lvlJc w:val="left"/>
+      <w:pPr>
+        <w:ind w:left="5760" w:hanging="360"/>
+      </w:pPr>
+    </w:lvl>
+    <w:lvl w:ilvl="8" w:tplc="4009001B" w:tentative="1">
+      <w:start w:val="1"/>
+      <w:numFmt w:val="lowerRoman"/>
+      <w:lvlText w:val="%9."/>
+      <w:lvlJc w:val="right"/>
+      <w:pPr>
+        <w:ind w:left="6480" w:hanging="180"/>
+      </w:pPr>
+    </w:lvl>
+  </w:abstractNum>
+  <w:abstractNum w:abstractNumId="19">
     <w:nsid w:val="529E3796"/>
     <w:multiLevelType w:val="hybridMultilevel"/>
     <w:tmpl w:val="AB520516"/>
@@ -7634,7 +8218,7 @@
       </w:pPr>
     </w:lvl>
   </w:abstractNum>
-  <w:abstractNum w:abstractNumId="18">
+  <w:abstractNum w:abstractNumId="20">
     <w:nsid w:val="55816A8D"/>
     <w:multiLevelType w:val="hybridMultilevel"/>
     <w:tmpl w:val="1200EDB6"/>
@@ -7723,7 +8307,7 @@
       </w:pPr>
     </w:lvl>
   </w:abstractNum>
-  <w:abstractNum w:abstractNumId="19">
+  <w:abstractNum w:abstractNumId="21">
     <w:nsid w:val="60166BF6"/>
     <w:multiLevelType w:val="hybridMultilevel"/>
     <w:tmpl w:val="1A2C61F4"/>
@@ -7836,7 +8420,7 @@
       </w:rPr>
     </w:lvl>
   </w:abstractNum>
-  <w:abstractNum w:abstractNumId="20">
+  <w:abstractNum w:abstractNumId="22">
     <w:nsid w:val="669D6C41"/>
     <w:multiLevelType w:val="hybridMultilevel"/>
     <w:tmpl w:val="9E22EC66"/>
@@ -7949,7 +8533,7 @@
       </w:rPr>
     </w:lvl>
   </w:abstractNum>
-  <w:abstractNum w:abstractNumId="21">
+  <w:abstractNum w:abstractNumId="23">
     <w:nsid w:val="6DE40AAE"/>
     <w:multiLevelType w:val="hybridMultilevel"/>
     <w:tmpl w:val="8A1CE40E"/>
@@ -8038,7 +8622,7 @@
       </w:pPr>
     </w:lvl>
   </w:abstractNum>
-  <w:abstractNum w:abstractNumId="22">
+  <w:abstractNum w:abstractNumId="24">
     <w:nsid w:val="771F358C"/>
     <w:multiLevelType w:val="hybridMultilevel"/>
     <w:tmpl w:val="08E0D094"/>
@@ -8128,10 +8712,10 @@
     </w:lvl>
   </w:abstractNum>
   <w:num w:numId="1">
-    <w:abstractNumId w:val="12"/>
+    <w:abstractNumId w:val="13"/>
   </w:num>
   <w:num w:numId="2">
-    <w:abstractNumId w:val="14"/>
+    <w:abstractNumId w:val="15"/>
   </w:num>
   <w:num w:numId="3">
     <w:abstractNumId w:val="0"/>
@@ -8140,28 +8724,28 @@
     <w:abstractNumId w:val="6"/>
   </w:num>
   <w:num w:numId="5">
-    <w:abstractNumId w:val="16"/>
+    <w:abstractNumId w:val="17"/>
   </w:num>
   <w:num w:numId="6">
-    <w:abstractNumId w:val="7"/>
+    <w:abstractNumId w:val="8"/>
   </w:num>
   <w:num w:numId="7">
     <w:abstractNumId w:val="4"/>
   </w:num>
   <w:num w:numId="8">
-    <w:abstractNumId w:val="20"/>
+    <w:abstractNumId w:val="22"/>
   </w:num>
   <w:num w:numId="9">
-    <w:abstractNumId w:val="22"/>
+    <w:abstractNumId w:val="24"/>
   </w:num>
   <w:num w:numId="10">
-    <w:abstractNumId w:val="9"/>
+    <w:abstractNumId w:val="10"/>
   </w:num>
   <w:num w:numId="11">
-    <w:abstractNumId w:val="15"/>
+    <w:abstractNumId w:val="16"/>
   </w:num>
   <w:num w:numId="12">
-    <w:abstractNumId w:val="13"/>
+    <w:abstractNumId w:val="14"/>
   </w:num>
   <w:num w:numId="13">
     <w:abstractNumId w:val="3"/>
@@ -8170,31 +8754,37 @@
     <w:abstractNumId w:val="5"/>
   </w:num>
   <w:num w:numId="15">
-    <w:abstractNumId w:val="21"/>
+    <w:abstractNumId w:val="23"/>
   </w:num>
   <w:num w:numId="16">
     <w:abstractNumId w:val="2"/>
   </w:num>
   <w:num w:numId="17">
-    <w:abstractNumId w:val="17"/>
+    <w:abstractNumId w:val="19"/>
   </w:num>
   <w:num w:numId="18">
-    <w:abstractNumId w:val="19"/>
+    <w:abstractNumId w:val="21"/>
   </w:num>
   <w:num w:numId="19">
-    <w:abstractNumId w:val="8"/>
+    <w:abstractNumId w:val="9"/>
   </w:num>
   <w:num w:numId="20">
-    <w:abstractNumId w:val="18"/>
+    <w:abstractNumId w:val="20"/>
   </w:num>
   <w:num w:numId="21">
     <w:abstractNumId w:val="1"/>
   </w:num>
   <w:num w:numId="22">
+    <w:abstractNumId w:val="12"/>
+  </w:num>
+  <w:num w:numId="23">
     <w:abstractNumId w:val="11"/>
   </w:num>
-  <w:num w:numId="23">
-    <w:abstractNumId w:val="10"/>
+  <w:num w:numId="24">
+    <w:abstractNumId w:val="7"/>
+  </w:num>
+  <w:num w:numId="25">
+    <w:abstractNumId w:val="18"/>
   </w:num>
 </w:numbering>
 </file>

--- a/Notes_Selenium_15.docx
+++ b/Notes_Selenium_15.docx
@@ -3877,6 +3877,46 @@
         </w:rPr>
         <w:t xml:space="preserve"> Will check that whether the control is visible or not. (boolean)</w:t>
       </w:r>
+    </w:p>
+    <w:p>
+      <w:pPr>
+        <w:pStyle w:val="ListParagraph"/>
+        <w:numPr>
+          <w:ilvl w:val="1"/>
+          <w:numId w:val="14"/>
+        </w:numPr>
+        <w:rPr>
+          <w:sz w:val="26"/>
+          <w:szCs w:val="24"/>
+          <w:lang w:val="en-US"/>
+        </w:rPr>
+      </w:pPr>
+      <w:r>
+        <w:rPr>
+          <w:sz w:val="26"/>
+          <w:szCs w:val="24"/>
+          <w:lang w:val="en-US"/>
+        </w:rPr>
+        <w:t xml:space="preserve">clear() </w:t>
+      </w:r>
+      <w:r>
+        <w:rPr>
+          <w:sz w:val="26"/>
+          <w:szCs w:val="24"/>
+          <w:lang w:val="en-US"/>
+        </w:rPr>
+        <w:sym w:font="Wingdings" w:char="F0E0"/>
+      </w:r>
+      <w:r>
+        <w:rPr>
+          <w:sz w:val="26"/>
+          <w:szCs w:val="24"/>
+          <w:lang w:val="en-US"/>
+        </w:rPr>
+        <w:t xml:space="preserve"> Will clear the text from text box.</w:t>
+      </w:r>
+      <w:bookmarkStart w:id="0" w:name="_GoBack"/>
+      <w:bookmarkEnd w:id="0"/>
     </w:p>
     <w:p>
       <w:pPr>
@@ -6327,8 +6367,88 @@
         </w:rPr>
         <w:t xml:space="preserve"> Will click on Cancel button</w:t>
       </w:r>
-      <w:bookmarkStart w:id="0" w:name="_GoBack"/>
-      <w:bookmarkEnd w:id="0"/>
+    </w:p>
+    <w:p>
+      <w:pPr>
+        <w:rPr>
+          <w:sz w:val="26"/>
+          <w:szCs w:val="24"/>
+          <w:lang w:val="en-US"/>
+        </w:rPr>
+      </w:pPr>
+    </w:p>
+    <w:p>
+      <w:pPr>
+        <w:rPr>
+          <w:b/>
+          <w:bCs/>
+          <w:sz w:val="26"/>
+          <w:szCs w:val="24"/>
+          <w:lang w:val="en-US"/>
+        </w:rPr>
+      </w:pPr>
+      <w:r>
+        <w:rPr>
+          <w:b/>
+          <w:bCs/>
+          <w:sz w:val="26"/>
+          <w:szCs w:val="24"/>
+          <w:lang w:val="en-US"/>
+        </w:rPr>
+        <w:t>FileUpload Control</w:t>
+      </w:r>
+    </w:p>
+    <w:p>
+      <w:pPr>
+        <w:pStyle w:val="ListParagraph"/>
+        <w:numPr>
+          <w:ilvl w:val="0"/>
+          <w:numId w:val="26"/>
+        </w:numPr>
+        <w:rPr>
+          <w:sz w:val="26"/>
+          <w:szCs w:val="24"/>
+          <w:lang w:val="en-US"/>
+        </w:rPr>
+      </w:pPr>
+      <w:r>
+        <w:rPr>
+          <w:sz w:val="26"/>
+          <w:szCs w:val="24"/>
+          <w:lang w:val="en-US"/>
+        </w:rPr>
+        <w:t xml:space="preserve">If the control is </w:t>
+      </w:r>
+      <w:r>
+        <w:rPr>
+          <w:sz w:val="26"/>
+          <w:szCs w:val="24"/>
+          <w:lang w:val="en-US"/>
+        </w:rPr>
+        <w:t>having &lt;input type=”File”&gt; attribute then such a control is identified as FileUpload by Selenium.</w:t>
+      </w:r>
+    </w:p>
+    <w:p>
+      <w:pPr>
+        <w:pStyle w:val="ListParagraph"/>
+        <w:numPr>
+          <w:ilvl w:val="0"/>
+          <w:numId w:val="26"/>
+        </w:numPr>
+        <w:rPr>
+          <w:sz w:val="26"/>
+          <w:szCs w:val="24"/>
+          <w:lang w:val="en-US"/>
+        </w:rPr>
+      </w:pPr>
+      <w:r>
+        <w:rPr>
+          <w:sz w:val="26"/>
+          <w:szCs w:val="24"/>
+          <w:lang w:val="en-US"/>
+        </w:rPr>
+        <w:t>To upload any file, you just need to call .sendKeys(“Path of the File”);</w:t>
+      </w:r>
     </w:p>
     <w:sectPr>
       <w:pgSz w:w="11906" w:h="16838"/>
@@ -6634,6 +6754,119 @@
     </w:lvl>
   </w:abstractNum>
   <w:abstractNum w:abstractNumId="3">
+    <w:nsid w:val="067B5090"/>
+    <w:multiLevelType w:val="hybridMultilevel"/>
+    <w:tmpl w:val="FA7E723A"/>
+    <w:lvl w:ilvl="0" w:tplc="40090001">
+      <w:start w:val="1"/>
+      <w:numFmt w:val="bullet"/>
+      <w:lvlText w:val=""/>
+      <w:lvlJc w:val="left"/>
+      <w:pPr>
+        <w:ind w:left="720" w:hanging="360"/>
+      </w:pPr>
+      <w:rPr>
+        <w:rFonts w:ascii="Symbol" w:hAnsi="Symbol" w:hint="default"/>
+      </w:rPr>
+    </w:lvl>
+    <w:lvl w:ilvl="1" w:tplc="40090003" w:tentative="1">
+      <w:start w:val="1"/>
+      <w:numFmt w:val="bullet"/>
+      <w:lvlText w:val="o"/>
+      <w:lvlJc w:val="left"/>
+      <w:pPr>
+        <w:ind w:left="1440" w:hanging="360"/>
+      </w:pPr>
+      <w:rPr>
+        <w:rFonts w:ascii="Courier New" w:hAnsi="Courier New" w:cs="Courier New" w:hint="default"/>
+      </w:rPr>
+    </w:lvl>
+    <w:lvl w:ilvl="2" w:tplc="40090005" w:tentative="1">
+      <w:start w:val="1"/>
+      <w:numFmt w:val="bullet"/>
+      <w:lvlText w:val=""/>
+      <w:lvlJc w:val="left"/>
+      <w:pPr>
+        <w:ind w:left="2160" w:hanging="360"/>
+      </w:pPr>
+      <w:rPr>
+        <w:rFonts w:ascii="Wingdings" w:hAnsi="Wingdings" w:hint="default"/>
+      </w:rPr>
+    </w:lvl>
+    <w:lvl w:ilvl="3" w:tplc="40090001" w:tentative="1">
+      <w:start w:val="1"/>
+      <w:numFmt w:val="bullet"/>
+      <w:lvlText w:val=""/>
+      <w:lvlJc w:val="left"/>
+      <w:pPr>
+        <w:ind w:left="2880" w:hanging="360"/>
+      </w:pPr>
+      <w:rPr>
+        <w:rFonts w:ascii="Symbol" w:hAnsi="Symbol" w:hint="default"/>
+      </w:rPr>
+    </w:lvl>
+    <w:lvl w:ilvl="4" w:tplc="40090003" w:tentative="1">
+      <w:start w:val="1"/>
+      <w:numFmt w:val="bullet"/>
+      <w:lvlText w:val="o"/>
+      <w:lvlJc w:val="left"/>
+      <w:pPr>
+        <w:ind w:left="3600" w:hanging="360"/>
+      </w:pPr>
+      <w:rPr>
+        <w:rFonts w:ascii="Courier New" w:hAnsi="Courier New" w:cs="Courier New" w:hint="default"/>
+      </w:rPr>
+    </w:lvl>
+    <w:lvl w:ilvl="5" w:tplc="40090005" w:tentative="1">
+      <w:start w:val="1"/>
+      <w:numFmt w:val="bullet"/>
+      <w:lvlText w:val=""/>
+      <w:lvlJc w:val="left"/>
+      <w:pPr>
+        <w:ind w:left="4320" w:hanging="360"/>
+      </w:pPr>
+      <w:rPr>
+        <w:rFonts w:ascii="Wingdings" w:hAnsi="Wingdings" w:hint="default"/>
+      </w:rPr>
+    </w:lvl>
+    <w:lvl w:ilvl="6" w:tplc="40090001" w:tentative="1">
+      <w:start w:val="1"/>
+      <w:numFmt w:val="bullet"/>
+      <w:lvlText w:val=""/>
+      <w:lvlJc w:val="left"/>
+      <w:pPr>
+        <w:ind w:left="5040" w:hanging="360"/>
+      </w:pPr>
+      <w:rPr>
+        <w:rFonts w:ascii="Symbol" w:hAnsi="Symbol" w:hint="default"/>
+      </w:rPr>
+    </w:lvl>
+    <w:lvl w:ilvl="7" w:tplc="40090003" w:tentative="1">
+      <w:start w:val="1"/>
+      <w:numFmt w:val="bullet"/>
+      <w:lvlText w:val="o"/>
+      <w:lvlJc w:val="left"/>
+      <w:pPr>
+        <w:ind w:left="5760" w:hanging="360"/>
+      </w:pPr>
+      <w:rPr>
+        <w:rFonts w:ascii="Courier New" w:hAnsi="Courier New" w:cs="Courier New" w:hint="default"/>
+      </w:rPr>
+    </w:lvl>
+    <w:lvl w:ilvl="8" w:tplc="40090005" w:tentative="1">
+      <w:start w:val="1"/>
+      <w:numFmt w:val="bullet"/>
+      <w:lvlText w:val=""/>
+      <w:lvlJc w:val="left"/>
+      <w:pPr>
+        <w:ind w:left="6480" w:hanging="360"/>
+      </w:pPr>
+      <w:rPr>
+        <w:rFonts w:ascii="Wingdings" w:hAnsi="Wingdings" w:hint="default"/>
+      </w:rPr>
+    </w:lvl>
+  </w:abstractNum>
+  <w:abstractNum w:abstractNumId="4">
     <w:nsid w:val="0799333C"/>
     <w:multiLevelType w:val="hybridMultilevel"/>
     <w:tmpl w:val="E46A336C"/>
@@ -6722,7 +6955,7 @@
       </w:pPr>
     </w:lvl>
   </w:abstractNum>
-  <w:abstractNum w:abstractNumId="4">
+  <w:abstractNum w:abstractNumId="5">
     <w:nsid w:val="0B656063"/>
     <w:multiLevelType w:val="hybridMultilevel"/>
     <w:tmpl w:val="18B07558"/>
@@ -6811,7 +7044,7 @@
       </w:pPr>
     </w:lvl>
   </w:abstractNum>
-  <w:abstractNum w:abstractNumId="5">
+  <w:abstractNum w:abstractNumId="6">
     <w:nsid w:val="190744F3"/>
     <w:multiLevelType w:val="hybridMultilevel"/>
     <w:tmpl w:val="D5220544"/>
@@ -6924,7 +7157,7 @@
       </w:rPr>
     </w:lvl>
   </w:abstractNum>
-  <w:abstractNum w:abstractNumId="6">
+  <w:abstractNum w:abstractNumId="7">
     <w:nsid w:val="192313AD"/>
     <w:multiLevelType w:val="hybridMultilevel"/>
     <w:tmpl w:val="609A4842"/>
@@ -7013,7 +7246,7 @@
       </w:pPr>
     </w:lvl>
   </w:abstractNum>
-  <w:abstractNum w:abstractNumId="7">
+  <w:abstractNum w:abstractNumId="8">
     <w:nsid w:val="1F9E1E48"/>
     <w:multiLevelType w:val="hybridMultilevel"/>
     <w:tmpl w:val="C7582CDC"/>
@@ -7126,7 +7359,7 @@
       </w:rPr>
     </w:lvl>
   </w:abstractNum>
-  <w:abstractNum w:abstractNumId="8">
+  <w:abstractNum w:abstractNumId="9">
     <w:nsid w:val="20F05ACF"/>
     <w:multiLevelType w:val="hybridMultilevel"/>
     <w:tmpl w:val="4C5A6C62"/>
@@ -7215,7 +7448,7 @@
       </w:pPr>
     </w:lvl>
   </w:abstractNum>
-  <w:abstractNum w:abstractNumId="9">
+  <w:abstractNum w:abstractNumId="10">
     <w:nsid w:val="2479664E"/>
     <w:multiLevelType w:val="hybridMultilevel"/>
     <w:tmpl w:val="14A418A0"/>
@@ -7304,7 +7537,7 @@
       </w:pPr>
     </w:lvl>
   </w:abstractNum>
-  <w:abstractNum w:abstractNumId="10">
+  <w:abstractNum w:abstractNumId="11">
     <w:nsid w:val="2E0E1364"/>
     <w:multiLevelType w:val="hybridMultilevel"/>
     <w:tmpl w:val="40CC5AC4"/>
@@ -7393,7 +7626,7 @@
       </w:pPr>
     </w:lvl>
   </w:abstractNum>
-  <w:abstractNum w:abstractNumId="11">
+  <w:abstractNum w:abstractNumId="12">
     <w:nsid w:val="360C28AB"/>
     <w:multiLevelType w:val="hybridMultilevel"/>
     <w:tmpl w:val="D910DDB6"/>
@@ -7506,7 +7739,7 @@
       </w:rPr>
     </w:lvl>
   </w:abstractNum>
-  <w:abstractNum w:abstractNumId="12">
+  <w:abstractNum w:abstractNumId="13">
     <w:nsid w:val="38846546"/>
     <w:multiLevelType w:val="hybridMultilevel"/>
     <w:tmpl w:val="86F02860"/>
@@ -7595,7 +7828,7 @@
       </w:pPr>
     </w:lvl>
   </w:abstractNum>
-  <w:abstractNum w:abstractNumId="13">
+  <w:abstractNum w:abstractNumId="14">
     <w:nsid w:val="39C45A17"/>
     <w:multiLevelType w:val="hybridMultilevel"/>
     <w:tmpl w:val="7BCE0EDE"/>
@@ -7684,7 +7917,7 @@
       </w:pPr>
     </w:lvl>
   </w:abstractNum>
-  <w:abstractNum w:abstractNumId="14">
+  <w:abstractNum w:abstractNumId="15">
     <w:nsid w:val="3C0D7148"/>
     <w:multiLevelType w:val="hybridMultilevel"/>
     <w:tmpl w:val="61EAC19E"/>
@@ -7773,7 +8006,7 @@
       </w:pPr>
     </w:lvl>
   </w:abstractNum>
-  <w:abstractNum w:abstractNumId="15">
+  <w:abstractNum w:abstractNumId="16">
     <w:nsid w:val="3EC7092E"/>
     <w:multiLevelType w:val="hybridMultilevel"/>
     <w:tmpl w:val="BEB82898"/>
@@ -7862,7 +8095,7 @@
       </w:pPr>
     </w:lvl>
   </w:abstractNum>
-  <w:abstractNum w:abstractNumId="16">
+  <w:abstractNum w:abstractNumId="17">
     <w:nsid w:val="3FEE48BD"/>
     <w:multiLevelType w:val="hybridMultilevel"/>
     <w:tmpl w:val="7D7C81C4"/>
@@ -7951,7 +8184,7 @@
       </w:pPr>
     </w:lvl>
   </w:abstractNum>
-  <w:abstractNum w:abstractNumId="17">
+  <w:abstractNum w:abstractNumId="18">
     <w:nsid w:val="403F7638"/>
     <w:multiLevelType w:val="hybridMultilevel"/>
     <w:tmpl w:val="49801E86"/>
@@ -8040,7 +8273,7 @@
       </w:pPr>
     </w:lvl>
   </w:abstractNum>
-  <w:abstractNum w:abstractNumId="18">
+  <w:abstractNum w:abstractNumId="19">
     <w:nsid w:val="4EBA6DD1"/>
     <w:multiLevelType w:val="hybridMultilevel"/>
     <w:tmpl w:val="60C02E0C"/>
@@ -8129,7 +8362,7 @@
       </w:pPr>
     </w:lvl>
   </w:abstractNum>
-  <w:abstractNum w:abstractNumId="19">
+  <w:abstractNum w:abstractNumId="20">
     <w:nsid w:val="529E3796"/>
     <w:multiLevelType w:val="hybridMultilevel"/>
     <w:tmpl w:val="AB520516"/>
@@ -8218,7 +8451,7 @@
       </w:pPr>
     </w:lvl>
   </w:abstractNum>
-  <w:abstractNum w:abstractNumId="20">
+  <w:abstractNum w:abstractNumId="21">
     <w:nsid w:val="55816A8D"/>
     <w:multiLevelType w:val="hybridMultilevel"/>
     <w:tmpl w:val="1200EDB6"/>
@@ -8307,7 +8540,7 @@
       </w:pPr>
     </w:lvl>
   </w:abstractNum>
-  <w:abstractNum w:abstractNumId="21">
+  <w:abstractNum w:abstractNumId="22">
     <w:nsid w:val="60166BF6"/>
     <w:multiLevelType w:val="hybridMultilevel"/>
     <w:tmpl w:val="1A2C61F4"/>
@@ -8420,7 +8653,7 @@
       </w:rPr>
     </w:lvl>
   </w:abstractNum>
-  <w:abstractNum w:abstractNumId="22">
+  <w:abstractNum w:abstractNumId="23">
     <w:nsid w:val="669D6C41"/>
     <w:multiLevelType w:val="hybridMultilevel"/>
     <w:tmpl w:val="9E22EC66"/>
@@ -8533,7 +8766,7 @@
       </w:rPr>
     </w:lvl>
   </w:abstractNum>
-  <w:abstractNum w:abstractNumId="23">
+  <w:abstractNum w:abstractNumId="24">
     <w:nsid w:val="6DE40AAE"/>
     <w:multiLevelType w:val="hybridMultilevel"/>
     <w:tmpl w:val="8A1CE40E"/>
@@ -8622,7 +8855,7 @@
       </w:pPr>
     </w:lvl>
   </w:abstractNum>
-  <w:abstractNum w:abstractNumId="24">
+  <w:abstractNum w:abstractNumId="25">
     <w:nsid w:val="771F358C"/>
     <w:multiLevelType w:val="hybridMultilevel"/>
     <w:tmpl w:val="08E0D094"/>
@@ -8712,79 +8945,82 @@
     </w:lvl>
   </w:abstractNum>
   <w:num w:numId="1">
-    <w:abstractNumId w:val="13"/>
+    <w:abstractNumId w:val="14"/>
   </w:num>
   <w:num w:numId="2">
-    <w:abstractNumId w:val="15"/>
+    <w:abstractNumId w:val="16"/>
   </w:num>
   <w:num w:numId="3">
     <w:abstractNumId w:val="0"/>
   </w:num>
   <w:num w:numId="4">
+    <w:abstractNumId w:val="7"/>
+  </w:num>
+  <w:num w:numId="5">
+    <w:abstractNumId w:val="18"/>
+  </w:num>
+  <w:num w:numId="6">
+    <w:abstractNumId w:val="9"/>
+  </w:num>
+  <w:num w:numId="7">
+    <w:abstractNumId w:val="5"/>
+  </w:num>
+  <w:num w:numId="8">
+    <w:abstractNumId w:val="23"/>
+  </w:num>
+  <w:num w:numId="9">
+    <w:abstractNumId w:val="25"/>
+  </w:num>
+  <w:num w:numId="10">
+    <w:abstractNumId w:val="11"/>
+  </w:num>
+  <w:num w:numId="11">
+    <w:abstractNumId w:val="17"/>
+  </w:num>
+  <w:num w:numId="12">
+    <w:abstractNumId w:val="15"/>
+  </w:num>
+  <w:num w:numId="13">
+    <w:abstractNumId w:val="4"/>
+  </w:num>
+  <w:num w:numId="14">
     <w:abstractNumId w:val="6"/>
   </w:num>
-  <w:num w:numId="5">
-    <w:abstractNumId w:val="17"/>
-  </w:num>
-  <w:num w:numId="6">
-    <w:abstractNumId w:val="8"/>
-  </w:num>
-  <w:num w:numId="7">
-    <w:abstractNumId w:val="4"/>
-  </w:num>
-  <w:num w:numId="8">
-    <w:abstractNumId w:val="22"/>
-  </w:num>
-  <w:num w:numId="9">
+  <w:num w:numId="15">
     <w:abstractNumId w:val="24"/>
-  </w:num>
-  <w:num w:numId="10">
-    <w:abstractNumId w:val="10"/>
-  </w:num>
-  <w:num w:numId="11">
-    <w:abstractNumId w:val="16"/>
-  </w:num>
-  <w:num w:numId="12">
-    <w:abstractNumId w:val="14"/>
-  </w:num>
-  <w:num w:numId="13">
-    <w:abstractNumId w:val="3"/>
-  </w:num>
-  <w:num w:numId="14">
-    <w:abstractNumId w:val="5"/>
-  </w:num>
-  <w:num w:numId="15">
-    <w:abstractNumId w:val="23"/>
   </w:num>
   <w:num w:numId="16">
     <w:abstractNumId w:val="2"/>
   </w:num>
   <w:num w:numId="17">
-    <w:abstractNumId w:val="19"/>
+    <w:abstractNumId w:val="20"/>
   </w:num>
   <w:num w:numId="18">
-    <w:abstractNumId w:val="21"/>
+    <w:abstractNumId w:val="22"/>
   </w:num>
   <w:num w:numId="19">
-    <w:abstractNumId w:val="9"/>
+    <w:abstractNumId w:val="10"/>
   </w:num>
   <w:num w:numId="20">
-    <w:abstractNumId w:val="20"/>
+    <w:abstractNumId w:val="21"/>
   </w:num>
   <w:num w:numId="21">
     <w:abstractNumId w:val="1"/>
   </w:num>
   <w:num w:numId="22">
+    <w:abstractNumId w:val="13"/>
+  </w:num>
+  <w:num w:numId="23">
     <w:abstractNumId w:val="12"/>
   </w:num>
-  <w:num w:numId="23">
-    <w:abstractNumId w:val="11"/>
-  </w:num>
   <w:num w:numId="24">
-    <w:abstractNumId w:val="7"/>
+    <w:abstractNumId w:val="8"/>
   </w:num>
   <w:num w:numId="25">
-    <w:abstractNumId w:val="18"/>
+    <w:abstractNumId w:val="19"/>
+  </w:num>
+  <w:num w:numId="26">
+    <w:abstractNumId w:val="3"/>
   </w:num>
 </w:numbering>
 </file>

--- a/Notes_Selenium_15.docx
+++ b/Notes_Selenium_15.docx
@@ -3915,8 +3915,6 @@
         </w:rPr>
         <w:t xml:space="preserve"> Will clear the text from text box.</w:t>
       </w:r>
-      <w:bookmarkStart w:id="0" w:name="_GoBack"/>
-      <w:bookmarkEnd w:id="0"/>
     </w:p>
     <w:p>
       <w:pPr>
@@ -6450,6 +6448,202 @@
         <w:t>To upload any file, you just need to call .sendKeys(“Path of the File”);</w:t>
       </w:r>
     </w:p>
+    <w:p>
+      <w:pPr>
+        <w:rPr>
+          <w:sz w:val="26"/>
+          <w:szCs w:val="24"/>
+          <w:lang w:val="en-US"/>
+        </w:rPr>
+      </w:pPr>
+    </w:p>
+    <w:p>
+      <w:pPr>
+        <w:rPr>
+          <w:b/>
+          <w:bCs/>
+          <w:sz w:val="26"/>
+          <w:szCs w:val="24"/>
+          <w:lang w:val="en-US"/>
+        </w:rPr>
+      </w:pPr>
+      <w:r>
+        <w:rPr>
+          <w:b/>
+          <w:bCs/>
+          <w:sz w:val="26"/>
+          <w:szCs w:val="24"/>
+          <w:lang w:val="en-US"/>
+        </w:rPr>
+        <w:t>Mouse Actions</w:t>
+      </w:r>
+    </w:p>
+    <w:p>
+      <w:pPr>
+        <w:pStyle w:val="ListParagraph"/>
+        <w:numPr>
+          <w:ilvl w:val="0"/>
+          <w:numId w:val="27"/>
+        </w:numPr>
+        <w:rPr>
+          <w:sz w:val="26"/>
+          <w:szCs w:val="24"/>
+          <w:lang w:val="en-US"/>
+        </w:rPr>
+      </w:pPr>
+      <w:r>
+        <w:rPr>
+          <w:sz w:val="26"/>
+          <w:szCs w:val="24"/>
+          <w:lang w:val="en-US"/>
+        </w:rPr>
+        <w:lastRenderedPageBreak/>
+        <w:t>Hover</w:t>
+      </w:r>
+    </w:p>
+    <w:p>
+      <w:pPr>
+        <w:pStyle w:val="ListParagraph"/>
+        <w:numPr>
+          <w:ilvl w:val="0"/>
+          <w:numId w:val="27"/>
+        </w:numPr>
+        <w:rPr>
+          <w:sz w:val="26"/>
+          <w:szCs w:val="24"/>
+          <w:lang w:val="en-US"/>
+        </w:rPr>
+      </w:pPr>
+      <w:r>
+        <w:rPr>
+          <w:sz w:val="26"/>
+          <w:szCs w:val="24"/>
+          <w:lang w:val="en-US"/>
+        </w:rPr>
+        <w:t>Click</w:t>
+      </w:r>
+    </w:p>
+    <w:p>
+      <w:pPr>
+        <w:pStyle w:val="ListParagraph"/>
+        <w:numPr>
+          <w:ilvl w:val="0"/>
+          <w:numId w:val="27"/>
+        </w:numPr>
+        <w:rPr>
+          <w:sz w:val="26"/>
+          <w:szCs w:val="24"/>
+          <w:lang w:val="en-US"/>
+        </w:rPr>
+      </w:pPr>
+      <w:r>
+        <w:rPr>
+          <w:sz w:val="26"/>
+          <w:szCs w:val="24"/>
+          <w:lang w:val="en-US"/>
+        </w:rPr>
+        <w:t>Right Click</w:t>
+      </w:r>
+    </w:p>
+    <w:p>
+      <w:pPr>
+        <w:pStyle w:val="ListParagraph"/>
+        <w:numPr>
+          <w:ilvl w:val="0"/>
+          <w:numId w:val="27"/>
+        </w:numPr>
+        <w:rPr>
+          <w:sz w:val="26"/>
+          <w:szCs w:val="24"/>
+          <w:lang w:val="en-US"/>
+        </w:rPr>
+      </w:pPr>
+      <w:r>
+        <w:rPr>
+          <w:sz w:val="26"/>
+          <w:szCs w:val="24"/>
+          <w:lang w:val="en-US"/>
+        </w:rPr>
+        <w:t>Drag and drop</w:t>
+      </w:r>
+    </w:p>
+    <w:p>
+      <w:pPr>
+        <w:pStyle w:val="ListParagraph"/>
+        <w:numPr>
+          <w:ilvl w:val="0"/>
+          <w:numId w:val="27"/>
+        </w:numPr>
+        <w:rPr>
+          <w:sz w:val="26"/>
+          <w:szCs w:val="24"/>
+          <w:lang w:val="en-US"/>
+        </w:rPr>
+      </w:pPr>
+      <w:r>
+        <w:rPr>
+          <w:sz w:val="26"/>
+          <w:szCs w:val="24"/>
+          <w:lang w:val="en-US"/>
+        </w:rPr>
+        <w:t>Double Click</w:t>
+      </w:r>
+    </w:p>
+    <w:p>
+      <w:pPr>
+        <w:rPr>
+          <w:sz w:val="26"/>
+          <w:szCs w:val="24"/>
+          <w:lang w:val="en-US"/>
+        </w:rPr>
+      </w:pPr>
+      <w:r>
+        <w:rPr>
+          <w:sz w:val="26"/>
+          <w:szCs w:val="24"/>
+          <w:lang w:val="en-US"/>
+        </w:rPr>
+        <w:t xml:space="preserve">To perform above action, Selenium has provided special class called as </w:t>
+      </w:r>
+      <w:r>
+        <w:rPr>
+          <w:b/>
+          <w:bCs/>
+          <w:sz w:val="26"/>
+          <w:szCs w:val="24"/>
+          <w:lang w:val="en-US"/>
+        </w:rPr>
+        <w:t xml:space="preserve">Actions </w:t>
+      </w:r>
+      <w:r>
+        <w:rPr>
+          <w:sz w:val="26"/>
+          <w:szCs w:val="24"/>
+          <w:lang w:val="en-US"/>
+        </w:rPr>
+        <w:t>class.</w:t>
+      </w:r>
+    </w:p>
+    <w:p>
+      <w:pPr>
+        <w:rPr>
+          <w:sz w:val="26"/>
+          <w:szCs w:val="24"/>
+          <w:lang w:val="en-US"/>
+        </w:rPr>
+      </w:pPr>
+    </w:p>
+    <w:p>
+      <w:pPr>
+        <w:rPr>
+          <w:sz w:val="26"/>
+          <w:szCs w:val="24"/>
+          <w:lang w:val="en-US"/>
+        </w:rPr>
+      </w:pPr>
+      <w:bookmarkStart w:id="0" w:name="_GoBack"/>
+      <w:bookmarkEnd w:id="0"/>
+    </w:p>
     <w:sectPr>
       <w:pgSz w:w="11906" w:h="16838"/>
       <w:pgMar w:top="1440" w:right="1440" w:bottom="1440" w:left="1440" w:header="708" w:footer="708" w:gutter="0"/>
@@ -7360,6 +7554,95 @@
     </w:lvl>
   </w:abstractNum>
   <w:abstractNum w:abstractNumId="9">
+    <w:nsid w:val="203C513C"/>
+    <w:multiLevelType w:val="hybridMultilevel"/>
+    <w:tmpl w:val="8AB4A5AE"/>
+    <w:lvl w:ilvl="0" w:tplc="4009000F">
+      <w:start w:val="1"/>
+      <w:numFmt w:val="decimal"/>
+      <w:lvlText w:val="%1."/>
+      <w:lvlJc w:val="left"/>
+      <w:pPr>
+        <w:ind w:left="720" w:hanging="360"/>
+      </w:pPr>
+      <w:rPr>
+        <w:rFonts w:hint="default"/>
+      </w:rPr>
+    </w:lvl>
+    <w:lvl w:ilvl="1" w:tplc="40090019" w:tentative="1">
+      <w:start w:val="1"/>
+      <w:numFmt w:val="lowerLetter"/>
+      <w:lvlText w:val="%2."/>
+      <w:lvlJc w:val="left"/>
+      <w:pPr>
+        <w:ind w:left="1440" w:hanging="360"/>
+      </w:pPr>
+    </w:lvl>
+    <w:lvl w:ilvl="2" w:tplc="4009001B" w:tentative="1">
+      <w:start w:val="1"/>
+      <w:numFmt w:val="lowerRoman"/>
+      <w:lvlText w:val="%3."/>
+      <w:lvlJc w:val="right"/>
+      <w:pPr>
+        <w:ind w:left="2160" w:hanging="180"/>
+      </w:pPr>
+    </w:lvl>
+    <w:lvl w:ilvl="3" w:tplc="4009000F" w:tentative="1">
+      <w:start w:val="1"/>
+      <w:numFmt w:val="decimal"/>
+      <w:lvlText w:val="%4."/>
+      <w:lvlJc w:val="left"/>
+      <w:pPr>
+        <w:ind w:left="2880" w:hanging="360"/>
+      </w:pPr>
+    </w:lvl>
+    <w:lvl w:ilvl="4" w:tplc="40090019" w:tentative="1">
+      <w:start w:val="1"/>
+      <w:numFmt w:val="lowerLetter"/>
+      <w:lvlText w:val="%5."/>
+      <w:lvlJc w:val="left"/>
+      <w:pPr>
+        <w:ind w:left="3600" w:hanging="360"/>
+      </w:pPr>
+    </w:lvl>
+    <w:lvl w:ilvl="5" w:tplc="4009001B" w:tentative="1">
+      <w:start w:val="1"/>
+      <w:numFmt w:val="lowerRoman"/>
+      <w:lvlText w:val="%6."/>
+      <w:lvlJc w:val="right"/>
+      <w:pPr>
+        <w:ind w:left="4320" w:hanging="180"/>
+      </w:pPr>
+    </w:lvl>
+    <w:lvl w:ilvl="6" w:tplc="4009000F" w:tentative="1">
+      <w:start w:val="1"/>
+      <w:numFmt w:val="decimal"/>
+      <w:lvlText w:val="%7."/>
+      <w:lvlJc w:val="left"/>
+      <w:pPr>
+        <w:ind w:left="5040" w:hanging="360"/>
+      </w:pPr>
+    </w:lvl>
+    <w:lvl w:ilvl="7" w:tplc="40090019" w:tentative="1">
+      <w:start w:val="1"/>
+      <w:numFmt w:val="lowerLetter"/>
+      <w:lvlText w:val="%8."/>
+      <w:lvlJc w:val="left"/>
+      <w:pPr>
+        <w:ind w:left="5760" w:hanging="360"/>
+      </w:pPr>
+    </w:lvl>
+    <w:lvl w:ilvl="8" w:tplc="4009001B" w:tentative="1">
+      <w:start w:val="1"/>
+      <w:numFmt w:val="lowerRoman"/>
+      <w:lvlText w:val="%9."/>
+      <w:lvlJc w:val="right"/>
+      <w:pPr>
+        <w:ind w:left="6480" w:hanging="180"/>
+      </w:pPr>
+    </w:lvl>
+  </w:abstractNum>
+  <w:abstractNum w:abstractNumId="10">
     <w:nsid w:val="20F05ACF"/>
     <w:multiLevelType w:val="hybridMultilevel"/>
     <w:tmpl w:val="4C5A6C62"/>
@@ -7448,7 +7731,7 @@
       </w:pPr>
     </w:lvl>
   </w:abstractNum>
-  <w:abstractNum w:abstractNumId="10">
+  <w:abstractNum w:abstractNumId="11">
     <w:nsid w:val="2479664E"/>
     <w:multiLevelType w:val="hybridMultilevel"/>
     <w:tmpl w:val="14A418A0"/>
@@ -7537,7 +7820,7 @@
       </w:pPr>
     </w:lvl>
   </w:abstractNum>
-  <w:abstractNum w:abstractNumId="11">
+  <w:abstractNum w:abstractNumId="12">
     <w:nsid w:val="2E0E1364"/>
     <w:multiLevelType w:val="hybridMultilevel"/>
     <w:tmpl w:val="40CC5AC4"/>
@@ -7626,7 +7909,7 @@
       </w:pPr>
     </w:lvl>
   </w:abstractNum>
-  <w:abstractNum w:abstractNumId="12">
+  <w:abstractNum w:abstractNumId="13">
     <w:nsid w:val="360C28AB"/>
     <w:multiLevelType w:val="hybridMultilevel"/>
     <w:tmpl w:val="D910DDB6"/>
@@ -7739,7 +8022,7 @@
       </w:rPr>
     </w:lvl>
   </w:abstractNum>
-  <w:abstractNum w:abstractNumId="13">
+  <w:abstractNum w:abstractNumId="14">
     <w:nsid w:val="38846546"/>
     <w:multiLevelType w:val="hybridMultilevel"/>
     <w:tmpl w:val="86F02860"/>
@@ -7828,7 +8111,7 @@
       </w:pPr>
     </w:lvl>
   </w:abstractNum>
-  <w:abstractNum w:abstractNumId="14">
+  <w:abstractNum w:abstractNumId="15">
     <w:nsid w:val="39C45A17"/>
     <w:multiLevelType w:val="hybridMultilevel"/>
     <w:tmpl w:val="7BCE0EDE"/>
@@ -7917,7 +8200,7 @@
       </w:pPr>
     </w:lvl>
   </w:abstractNum>
-  <w:abstractNum w:abstractNumId="15">
+  <w:abstractNum w:abstractNumId="16">
     <w:nsid w:val="3C0D7148"/>
     <w:multiLevelType w:val="hybridMultilevel"/>
     <w:tmpl w:val="61EAC19E"/>
@@ -8006,7 +8289,7 @@
       </w:pPr>
     </w:lvl>
   </w:abstractNum>
-  <w:abstractNum w:abstractNumId="16">
+  <w:abstractNum w:abstractNumId="17">
     <w:nsid w:val="3EC7092E"/>
     <w:multiLevelType w:val="hybridMultilevel"/>
     <w:tmpl w:val="BEB82898"/>
@@ -8095,7 +8378,7 @@
       </w:pPr>
     </w:lvl>
   </w:abstractNum>
-  <w:abstractNum w:abstractNumId="17">
+  <w:abstractNum w:abstractNumId="18">
     <w:nsid w:val="3FEE48BD"/>
     <w:multiLevelType w:val="hybridMultilevel"/>
     <w:tmpl w:val="7D7C81C4"/>
@@ -8184,7 +8467,7 @@
       </w:pPr>
     </w:lvl>
   </w:abstractNum>
-  <w:abstractNum w:abstractNumId="18">
+  <w:abstractNum w:abstractNumId="19">
     <w:nsid w:val="403F7638"/>
     <w:multiLevelType w:val="hybridMultilevel"/>
     <w:tmpl w:val="49801E86"/>
@@ -8273,7 +8556,7 @@
       </w:pPr>
     </w:lvl>
   </w:abstractNum>
-  <w:abstractNum w:abstractNumId="19">
+  <w:abstractNum w:abstractNumId="20">
     <w:nsid w:val="4EBA6DD1"/>
     <w:multiLevelType w:val="hybridMultilevel"/>
     <w:tmpl w:val="60C02E0C"/>
@@ -8362,7 +8645,7 @@
       </w:pPr>
     </w:lvl>
   </w:abstractNum>
-  <w:abstractNum w:abstractNumId="20">
+  <w:abstractNum w:abstractNumId="21">
     <w:nsid w:val="529E3796"/>
     <w:multiLevelType w:val="hybridMultilevel"/>
     <w:tmpl w:val="AB520516"/>
@@ -8451,7 +8734,7 @@
       </w:pPr>
     </w:lvl>
   </w:abstractNum>
-  <w:abstractNum w:abstractNumId="21">
+  <w:abstractNum w:abstractNumId="22">
     <w:nsid w:val="55816A8D"/>
     <w:multiLevelType w:val="hybridMultilevel"/>
     <w:tmpl w:val="1200EDB6"/>
@@ -8540,7 +8823,7 @@
       </w:pPr>
     </w:lvl>
   </w:abstractNum>
-  <w:abstractNum w:abstractNumId="22">
+  <w:abstractNum w:abstractNumId="23">
     <w:nsid w:val="60166BF6"/>
     <w:multiLevelType w:val="hybridMultilevel"/>
     <w:tmpl w:val="1A2C61F4"/>
@@ -8653,7 +8936,7 @@
       </w:rPr>
     </w:lvl>
   </w:abstractNum>
-  <w:abstractNum w:abstractNumId="23">
+  <w:abstractNum w:abstractNumId="24">
     <w:nsid w:val="669D6C41"/>
     <w:multiLevelType w:val="hybridMultilevel"/>
     <w:tmpl w:val="9E22EC66"/>
@@ -8766,7 +9049,7 @@
       </w:rPr>
     </w:lvl>
   </w:abstractNum>
-  <w:abstractNum w:abstractNumId="24">
+  <w:abstractNum w:abstractNumId="25">
     <w:nsid w:val="6DE40AAE"/>
     <w:multiLevelType w:val="hybridMultilevel"/>
     <w:tmpl w:val="8A1CE40E"/>
@@ -8855,7 +9138,7 @@
       </w:pPr>
     </w:lvl>
   </w:abstractNum>
-  <w:abstractNum w:abstractNumId="25">
+  <w:abstractNum w:abstractNumId="26">
     <w:nsid w:val="771F358C"/>
     <w:multiLevelType w:val="hybridMultilevel"/>
     <w:tmpl w:val="08E0D094"/>
@@ -8945,10 +9228,10 @@
     </w:lvl>
   </w:abstractNum>
   <w:num w:numId="1">
-    <w:abstractNumId w:val="14"/>
+    <w:abstractNumId w:val="15"/>
   </w:num>
   <w:num w:numId="2">
-    <w:abstractNumId w:val="16"/>
+    <w:abstractNumId w:val="17"/>
   </w:num>
   <w:num w:numId="3">
     <w:abstractNumId w:val="0"/>
@@ -8957,28 +9240,28 @@
     <w:abstractNumId w:val="7"/>
   </w:num>
   <w:num w:numId="5">
-    <w:abstractNumId w:val="18"/>
+    <w:abstractNumId w:val="19"/>
   </w:num>
   <w:num w:numId="6">
-    <w:abstractNumId w:val="9"/>
+    <w:abstractNumId w:val="10"/>
   </w:num>
   <w:num w:numId="7">
     <w:abstractNumId w:val="5"/>
   </w:num>
   <w:num w:numId="8">
-    <w:abstractNumId w:val="23"/>
+    <w:abstractNumId w:val="24"/>
   </w:num>
   <w:num w:numId="9">
-    <w:abstractNumId w:val="25"/>
+    <w:abstractNumId w:val="26"/>
   </w:num>
   <w:num w:numId="10">
-    <w:abstractNumId w:val="11"/>
+    <w:abstractNumId w:val="12"/>
   </w:num>
   <w:num w:numId="11">
-    <w:abstractNumId w:val="17"/>
+    <w:abstractNumId w:val="18"/>
   </w:num>
   <w:num w:numId="12">
-    <w:abstractNumId w:val="15"/>
+    <w:abstractNumId w:val="16"/>
   </w:num>
   <w:num w:numId="13">
     <w:abstractNumId w:val="4"/>
@@ -8987,40 +9270,43 @@
     <w:abstractNumId w:val="6"/>
   </w:num>
   <w:num w:numId="15">
-    <w:abstractNumId w:val="24"/>
+    <w:abstractNumId w:val="25"/>
   </w:num>
   <w:num w:numId="16">
     <w:abstractNumId w:val="2"/>
   </w:num>
   <w:num w:numId="17">
-    <w:abstractNumId w:val="20"/>
+    <w:abstractNumId w:val="21"/>
   </w:num>
   <w:num w:numId="18">
-    <w:abstractNumId w:val="22"/>
+    <w:abstractNumId w:val="23"/>
   </w:num>
   <w:num w:numId="19">
-    <w:abstractNumId w:val="10"/>
+    <w:abstractNumId w:val="11"/>
   </w:num>
   <w:num w:numId="20">
-    <w:abstractNumId w:val="21"/>
+    <w:abstractNumId w:val="22"/>
   </w:num>
   <w:num w:numId="21">
     <w:abstractNumId w:val="1"/>
   </w:num>
   <w:num w:numId="22">
-    <w:abstractNumId w:val="13"/>
+    <w:abstractNumId w:val="14"/>
   </w:num>
   <w:num w:numId="23">
-    <w:abstractNumId w:val="12"/>
+    <w:abstractNumId w:val="13"/>
   </w:num>
   <w:num w:numId="24">
     <w:abstractNumId w:val="8"/>
   </w:num>
   <w:num w:numId="25">
-    <w:abstractNumId w:val="19"/>
+    <w:abstractNumId w:val="20"/>
   </w:num>
   <w:num w:numId="26">
     <w:abstractNumId w:val="3"/>
+  </w:num>
+  <w:num w:numId="27">
+    <w:abstractNumId w:val="9"/>
   </w:num>
 </w:numbering>
 </file>

--- a/Notes_Selenium_15.docx
+++ b/Notes_Selenium_15.docx
@@ -3098,6 +3098,30 @@
       <w:pPr>
         <w:pStyle w:val="ListParagraph"/>
         <w:numPr>
+          <w:ilvl w:val="1"/>
+          <w:numId w:val="13"/>
+        </w:numPr>
+        <w:rPr>
+          <w:sz w:val="26"/>
+          <w:szCs w:val="24"/>
+          <w:lang w:val="en-US"/>
+        </w:rPr>
+      </w:pPr>
+      <w:r>
+        <w:rPr>
+          <w:sz w:val="26"/>
+          <w:szCs w:val="24"/>
+          <w:lang w:val="en-US"/>
+        </w:rPr>
+        <w:t>Your control may be inside frame</w:t>
+      </w:r>
+      <w:bookmarkStart w:id="0" w:name="_GoBack"/>
+      <w:bookmarkEnd w:id="0"/>
+    </w:p>
+    <w:p>
+      <w:pPr>
+        <w:pStyle w:val="ListParagraph"/>
+        <w:numPr>
           <w:ilvl w:val="0"/>
           <w:numId w:val="13"/>
         </w:numPr>
@@ -3317,7 +3341,6 @@
           <w:szCs w:val="24"/>
           <w:lang w:val="en-US"/>
         </w:rPr>
-        <w:lastRenderedPageBreak/>
         <w:t xml:space="preserve">Locators in Selenium: </w:t>
       </w:r>
     </w:p>
@@ -6500,6 +6523,22 @@
         <w:lastRenderedPageBreak/>
         <w:t>Hover</w:t>
       </w:r>
+      <w:r>
+        <w:rPr>
+          <w:sz w:val="26"/>
+          <w:szCs w:val="24"/>
+          <w:lang w:val="en-US"/>
+        </w:rPr>
+        <w:t xml:space="preserve"> </w:t>
+      </w:r>
+      <w:r>
+        <w:rPr>
+          <w:sz w:val="26"/>
+          <w:szCs w:val="24"/>
+          <w:lang w:val="en-US"/>
+        </w:rPr>
+        <w:sym w:font="Wingdings" w:char="F0E0"/>
+      </w:r>
     </w:p>
     <w:p>
       <w:pPr>
@@ -6632,17 +6671,182 @@
           <w:lang w:val="en-US"/>
         </w:rPr>
       </w:pPr>
-    </w:p>
-    <w:p>
-      <w:pPr>
-        <w:rPr>
-          <w:sz w:val="26"/>
-          <w:szCs w:val="24"/>
-          <w:lang w:val="en-US"/>
-        </w:rPr>
-      </w:pPr>
-      <w:bookmarkStart w:id="0" w:name="_GoBack"/>
-      <w:bookmarkEnd w:id="0"/>
+      <w:r>
+        <w:rPr>
+          <w:sz w:val="26"/>
+          <w:szCs w:val="24"/>
+          <w:lang w:val="en-US"/>
+        </w:rPr>
+        <w:t>Methods</w:t>
+      </w:r>
+    </w:p>
+    <w:p>
+      <w:pPr>
+        <w:pStyle w:val="ListParagraph"/>
+        <w:numPr>
+          <w:ilvl w:val="0"/>
+          <w:numId w:val="28"/>
+        </w:numPr>
+        <w:rPr>
+          <w:sz w:val="26"/>
+          <w:szCs w:val="24"/>
+          <w:lang w:val="en-US"/>
+        </w:rPr>
+      </w:pPr>
+      <w:r>
+        <w:rPr>
+          <w:sz w:val="26"/>
+          <w:szCs w:val="24"/>
+          <w:lang w:val="en-US"/>
+        </w:rPr>
+        <w:t xml:space="preserve">moveToElement() </w:t>
+      </w:r>
+      <w:r>
+        <w:rPr>
+          <w:sz w:val="26"/>
+          <w:szCs w:val="24"/>
+          <w:lang w:val="en-US"/>
+        </w:rPr>
+        <w:sym w:font="Wingdings" w:char="F0E0"/>
+      </w:r>
+      <w:r>
+        <w:rPr>
+          <w:sz w:val="26"/>
+          <w:szCs w:val="24"/>
+          <w:lang w:val="en-US"/>
+        </w:rPr>
+        <w:t xml:space="preserve"> Hovers the mouse on any control.</w:t>
+      </w:r>
+    </w:p>
+    <w:p>
+      <w:pPr>
+        <w:pStyle w:val="ListParagraph"/>
+        <w:numPr>
+          <w:ilvl w:val="0"/>
+          <w:numId w:val="28"/>
+        </w:numPr>
+        <w:rPr>
+          <w:sz w:val="26"/>
+          <w:szCs w:val="24"/>
+          <w:lang w:val="en-US"/>
+        </w:rPr>
+      </w:pPr>
+      <w:r>
+        <w:rPr>
+          <w:sz w:val="26"/>
+          <w:szCs w:val="24"/>
+          <w:lang w:val="en-US"/>
+        </w:rPr>
+        <w:t xml:space="preserve">perform() </w:t>
+      </w:r>
+      <w:r>
+        <w:rPr>
+          <w:sz w:val="26"/>
+          <w:szCs w:val="24"/>
+          <w:lang w:val="en-US"/>
+        </w:rPr>
+        <w:sym w:font="Wingdings" w:char="F0E0"/>
+      </w:r>
+      <w:r>
+        <w:rPr>
+          <w:sz w:val="26"/>
+          <w:szCs w:val="24"/>
+          <w:lang w:val="en-US"/>
+        </w:rPr>
+        <w:t xml:space="preserve"> </w:t>
+      </w:r>
+      <w:r>
+        <w:rPr>
+          <w:sz w:val="26"/>
+          <w:szCs w:val="24"/>
+          <w:lang w:val="en-US"/>
+        </w:rPr>
+        <w:t>Used to perform any action. Unless you are not calling this method, the said action (like hover, click, right click, double click, drag and drop) will not perform.</w:t>
+      </w:r>
+    </w:p>
+    <w:p>
+      <w:pPr>
+        <w:pStyle w:val="ListParagraph"/>
+        <w:numPr>
+          <w:ilvl w:val="0"/>
+          <w:numId w:val="28"/>
+        </w:numPr>
+        <w:rPr>
+          <w:sz w:val="26"/>
+          <w:szCs w:val="24"/>
+          <w:lang w:val="en-US"/>
+        </w:rPr>
+      </w:pPr>
+      <w:r>
+        <w:rPr>
+          <w:sz w:val="26"/>
+          <w:szCs w:val="24"/>
+          <w:lang w:val="en-US"/>
+        </w:rPr>
+        <w:t xml:space="preserve">contextClick() </w:t>
+      </w:r>
+      <w:r>
+        <w:rPr>
+          <w:sz w:val="26"/>
+          <w:szCs w:val="24"/>
+          <w:lang w:val="en-US"/>
+        </w:rPr>
+        <w:sym w:font="Wingdings" w:char="F0E0"/>
+      </w:r>
+      <w:r>
+        <w:rPr>
+          <w:sz w:val="26"/>
+          <w:szCs w:val="24"/>
+          <w:lang w:val="en-US"/>
+        </w:rPr>
+        <w:t xml:space="preserve"> Will do the right click on any control</w:t>
+      </w:r>
+      <w:r>
+        <w:rPr>
+          <w:sz w:val="26"/>
+          <w:szCs w:val="24"/>
+          <w:lang w:val="en-US"/>
+        </w:rPr>
+        <w:t>.</w:t>
+      </w:r>
+    </w:p>
+    <w:p>
+      <w:pPr>
+        <w:pStyle w:val="ListParagraph"/>
+        <w:numPr>
+          <w:ilvl w:val="0"/>
+          <w:numId w:val="28"/>
+        </w:numPr>
+        <w:rPr>
+          <w:sz w:val="26"/>
+          <w:szCs w:val="24"/>
+          <w:lang w:val="en-US"/>
+        </w:rPr>
+      </w:pPr>
+      <w:r>
+        <w:rPr>
+          <w:sz w:val="26"/>
+          <w:szCs w:val="24"/>
+          <w:lang w:val="en-US"/>
+        </w:rPr>
+        <w:t xml:space="preserve">doubleClick() </w:t>
+      </w:r>
+      <w:r>
+        <w:rPr>
+          <w:sz w:val="26"/>
+          <w:szCs w:val="24"/>
+          <w:lang w:val="en-US"/>
+        </w:rPr>
+        <w:sym w:font="Wingdings" w:char="F0E0"/>
+      </w:r>
+      <w:r>
+        <w:rPr>
+          <w:sz w:val="26"/>
+          <w:szCs w:val="24"/>
+          <w:lang w:val="en-US"/>
+        </w:rPr>
+        <w:t xml:space="preserve"> </w:t>
+      </w:r>
     </w:p>
     <w:sectPr>
       <w:pgSz w:w="11906" w:h="16838"/>
@@ -7441,6 +7645,95 @@
     </w:lvl>
   </w:abstractNum>
   <w:abstractNum w:abstractNumId="8">
+    <w:nsid w:val="1A304E32"/>
+    <w:multiLevelType w:val="hybridMultilevel"/>
+    <w:tmpl w:val="C6181F12"/>
+    <w:lvl w:ilvl="0" w:tplc="4009000F">
+      <w:start w:val="1"/>
+      <w:numFmt w:val="decimal"/>
+      <w:lvlText w:val="%1."/>
+      <w:lvlJc w:val="left"/>
+      <w:pPr>
+        <w:ind w:left="720" w:hanging="360"/>
+      </w:pPr>
+      <w:rPr>
+        <w:rFonts w:hint="default"/>
+      </w:rPr>
+    </w:lvl>
+    <w:lvl w:ilvl="1" w:tplc="40090019" w:tentative="1">
+      <w:start w:val="1"/>
+      <w:numFmt w:val="lowerLetter"/>
+      <w:lvlText w:val="%2."/>
+      <w:lvlJc w:val="left"/>
+      <w:pPr>
+        <w:ind w:left="1440" w:hanging="360"/>
+      </w:pPr>
+    </w:lvl>
+    <w:lvl w:ilvl="2" w:tplc="4009001B" w:tentative="1">
+      <w:start w:val="1"/>
+      <w:numFmt w:val="lowerRoman"/>
+      <w:lvlText w:val="%3."/>
+      <w:lvlJc w:val="right"/>
+      <w:pPr>
+        <w:ind w:left="2160" w:hanging="180"/>
+      </w:pPr>
+    </w:lvl>
+    <w:lvl w:ilvl="3" w:tplc="4009000F" w:tentative="1">
+      <w:start w:val="1"/>
+      <w:numFmt w:val="decimal"/>
+      <w:lvlText w:val="%4."/>
+      <w:lvlJc w:val="left"/>
+      <w:pPr>
+        <w:ind w:left="2880" w:hanging="360"/>
+      </w:pPr>
+    </w:lvl>
+    <w:lvl w:ilvl="4" w:tplc="40090019" w:tentative="1">
+      <w:start w:val="1"/>
+      <w:numFmt w:val="lowerLetter"/>
+      <w:lvlText w:val="%5."/>
+      <w:lvlJc w:val="left"/>
+      <w:pPr>
+        <w:ind w:left="3600" w:hanging="360"/>
+      </w:pPr>
+    </w:lvl>
+    <w:lvl w:ilvl="5" w:tplc="4009001B" w:tentative="1">
+      <w:start w:val="1"/>
+      <w:numFmt w:val="lowerRoman"/>
+      <w:lvlText w:val="%6."/>
+      <w:lvlJc w:val="right"/>
+      <w:pPr>
+        <w:ind w:left="4320" w:hanging="180"/>
+      </w:pPr>
+    </w:lvl>
+    <w:lvl w:ilvl="6" w:tplc="4009000F" w:tentative="1">
+      <w:start w:val="1"/>
+      <w:numFmt w:val="decimal"/>
+      <w:lvlText w:val="%7."/>
+      <w:lvlJc w:val="left"/>
+      <w:pPr>
+        <w:ind w:left="5040" w:hanging="360"/>
+      </w:pPr>
+    </w:lvl>
+    <w:lvl w:ilvl="7" w:tplc="40090019" w:tentative="1">
+      <w:start w:val="1"/>
+      <w:numFmt w:val="lowerLetter"/>
+      <w:lvlText w:val="%8."/>
+      <w:lvlJc w:val="left"/>
+      <w:pPr>
+        <w:ind w:left="5760" w:hanging="360"/>
+      </w:pPr>
+    </w:lvl>
+    <w:lvl w:ilvl="8" w:tplc="4009001B" w:tentative="1">
+      <w:start w:val="1"/>
+      <w:numFmt w:val="lowerRoman"/>
+      <w:lvlText w:val="%9."/>
+      <w:lvlJc w:val="right"/>
+      <w:pPr>
+        <w:ind w:left="6480" w:hanging="180"/>
+      </w:pPr>
+    </w:lvl>
+  </w:abstractNum>
+  <w:abstractNum w:abstractNumId="9">
     <w:nsid w:val="1F9E1E48"/>
     <w:multiLevelType w:val="hybridMultilevel"/>
     <w:tmpl w:val="C7582CDC"/>
@@ -7553,7 +7846,7 @@
       </w:rPr>
     </w:lvl>
   </w:abstractNum>
-  <w:abstractNum w:abstractNumId="9">
+  <w:abstractNum w:abstractNumId="10">
     <w:nsid w:val="203C513C"/>
     <w:multiLevelType w:val="hybridMultilevel"/>
     <w:tmpl w:val="8AB4A5AE"/>
@@ -7642,7 +7935,7 @@
       </w:pPr>
     </w:lvl>
   </w:abstractNum>
-  <w:abstractNum w:abstractNumId="10">
+  <w:abstractNum w:abstractNumId="11">
     <w:nsid w:val="20F05ACF"/>
     <w:multiLevelType w:val="hybridMultilevel"/>
     <w:tmpl w:val="4C5A6C62"/>
@@ -7731,7 +8024,7 @@
       </w:pPr>
     </w:lvl>
   </w:abstractNum>
-  <w:abstractNum w:abstractNumId="11">
+  <w:abstractNum w:abstractNumId="12">
     <w:nsid w:val="2479664E"/>
     <w:multiLevelType w:val="hybridMultilevel"/>
     <w:tmpl w:val="14A418A0"/>
@@ -7820,7 +8113,7 @@
       </w:pPr>
     </w:lvl>
   </w:abstractNum>
-  <w:abstractNum w:abstractNumId="12">
+  <w:abstractNum w:abstractNumId="13">
     <w:nsid w:val="2E0E1364"/>
     <w:multiLevelType w:val="hybridMultilevel"/>
     <w:tmpl w:val="40CC5AC4"/>
@@ -7909,7 +8202,7 @@
       </w:pPr>
     </w:lvl>
   </w:abstractNum>
-  <w:abstractNum w:abstractNumId="13">
+  <w:abstractNum w:abstractNumId="14">
     <w:nsid w:val="360C28AB"/>
     <w:multiLevelType w:val="hybridMultilevel"/>
     <w:tmpl w:val="D910DDB6"/>
@@ -8022,7 +8315,7 @@
       </w:rPr>
     </w:lvl>
   </w:abstractNum>
-  <w:abstractNum w:abstractNumId="14">
+  <w:abstractNum w:abstractNumId="15">
     <w:nsid w:val="38846546"/>
     <w:multiLevelType w:val="hybridMultilevel"/>
     <w:tmpl w:val="86F02860"/>
@@ -8111,7 +8404,7 @@
       </w:pPr>
     </w:lvl>
   </w:abstractNum>
-  <w:abstractNum w:abstractNumId="15">
+  <w:abstractNum w:abstractNumId="16">
     <w:nsid w:val="39C45A17"/>
     <w:multiLevelType w:val="hybridMultilevel"/>
     <w:tmpl w:val="7BCE0EDE"/>
@@ -8200,7 +8493,7 @@
       </w:pPr>
     </w:lvl>
   </w:abstractNum>
-  <w:abstractNum w:abstractNumId="16">
+  <w:abstractNum w:abstractNumId="17">
     <w:nsid w:val="3C0D7148"/>
     <w:multiLevelType w:val="hybridMultilevel"/>
     <w:tmpl w:val="61EAC19E"/>
@@ -8289,7 +8582,7 @@
       </w:pPr>
     </w:lvl>
   </w:abstractNum>
-  <w:abstractNum w:abstractNumId="17">
+  <w:abstractNum w:abstractNumId="18">
     <w:nsid w:val="3EC7092E"/>
     <w:multiLevelType w:val="hybridMultilevel"/>
     <w:tmpl w:val="BEB82898"/>
@@ -8378,7 +8671,7 @@
       </w:pPr>
     </w:lvl>
   </w:abstractNum>
-  <w:abstractNum w:abstractNumId="18">
+  <w:abstractNum w:abstractNumId="19">
     <w:nsid w:val="3FEE48BD"/>
     <w:multiLevelType w:val="hybridMultilevel"/>
     <w:tmpl w:val="7D7C81C4"/>
@@ -8467,7 +8760,7 @@
       </w:pPr>
     </w:lvl>
   </w:abstractNum>
-  <w:abstractNum w:abstractNumId="19">
+  <w:abstractNum w:abstractNumId="20">
     <w:nsid w:val="403F7638"/>
     <w:multiLevelType w:val="hybridMultilevel"/>
     <w:tmpl w:val="49801E86"/>
@@ -8556,7 +8849,7 @@
       </w:pPr>
     </w:lvl>
   </w:abstractNum>
-  <w:abstractNum w:abstractNumId="20">
+  <w:abstractNum w:abstractNumId="21">
     <w:nsid w:val="4EBA6DD1"/>
     <w:multiLevelType w:val="hybridMultilevel"/>
     <w:tmpl w:val="60C02E0C"/>
@@ -8645,7 +8938,7 @@
       </w:pPr>
     </w:lvl>
   </w:abstractNum>
-  <w:abstractNum w:abstractNumId="21">
+  <w:abstractNum w:abstractNumId="22">
     <w:nsid w:val="529E3796"/>
     <w:multiLevelType w:val="hybridMultilevel"/>
     <w:tmpl w:val="AB520516"/>
@@ -8734,7 +9027,7 @@
       </w:pPr>
     </w:lvl>
   </w:abstractNum>
-  <w:abstractNum w:abstractNumId="22">
+  <w:abstractNum w:abstractNumId="23">
     <w:nsid w:val="55816A8D"/>
     <w:multiLevelType w:val="hybridMultilevel"/>
     <w:tmpl w:val="1200EDB6"/>
@@ -8823,7 +9116,7 @@
       </w:pPr>
     </w:lvl>
   </w:abstractNum>
-  <w:abstractNum w:abstractNumId="23">
+  <w:abstractNum w:abstractNumId="24">
     <w:nsid w:val="60166BF6"/>
     <w:multiLevelType w:val="hybridMultilevel"/>
     <w:tmpl w:val="1A2C61F4"/>
@@ -8936,7 +9229,7 @@
       </w:rPr>
     </w:lvl>
   </w:abstractNum>
-  <w:abstractNum w:abstractNumId="24">
+  <w:abstractNum w:abstractNumId="25">
     <w:nsid w:val="669D6C41"/>
     <w:multiLevelType w:val="hybridMultilevel"/>
     <w:tmpl w:val="9E22EC66"/>
@@ -9049,7 +9342,7 @@
       </w:rPr>
     </w:lvl>
   </w:abstractNum>
-  <w:abstractNum w:abstractNumId="25">
+  <w:abstractNum w:abstractNumId="26">
     <w:nsid w:val="6DE40AAE"/>
     <w:multiLevelType w:val="hybridMultilevel"/>
     <w:tmpl w:val="8A1CE40E"/>
@@ -9138,7 +9431,7 @@
       </w:pPr>
     </w:lvl>
   </w:abstractNum>
-  <w:abstractNum w:abstractNumId="26">
+  <w:abstractNum w:abstractNumId="27">
     <w:nsid w:val="771F358C"/>
     <w:multiLevelType w:val="hybridMultilevel"/>
     <w:tmpl w:val="08E0D094"/>
@@ -9228,10 +9521,10 @@
     </w:lvl>
   </w:abstractNum>
   <w:num w:numId="1">
-    <w:abstractNumId w:val="15"/>
+    <w:abstractNumId w:val="16"/>
   </w:num>
   <w:num w:numId="2">
-    <w:abstractNumId w:val="17"/>
+    <w:abstractNumId w:val="18"/>
   </w:num>
   <w:num w:numId="3">
     <w:abstractNumId w:val="0"/>
@@ -9240,28 +9533,28 @@
     <w:abstractNumId w:val="7"/>
   </w:num>
   <w:num w:numId="5">
-    <w:abstractNumId w:val="19"/>
+    <w:abstractNumId w:val="20"/>
   </w:num>
   <w:num w:numId="6">
-    <w:abstractNumId w:val="10"/>
+    <w:abstractNumId w:val="11"/>
   </w:num>
   <w:num w:numId="7">
     <w:abstractNumId w:val="5"/>
   </w:num>
   <w:num w:numId="8">
-    <w:abstractNumId w:val="24"/>
+    <w:abstractNumId w:val="25"/>
   </w:num>
   <w:num w:numId="9">
-    <w:abstractNumId w:val="26"/>
+    <w:abstractNumId w:val="27"/>
   </w:num>
   <w:num w:numId="10">
-    <w:abstractNumId w:val="12"/>
+    <w:abstractNumId w:val="13"/>
   </w:num>
   <w:num w:numId="11">
-    <w:abstractNumId w:val="18"/>
+    <w:abstractNumId w:val="19"/>
   </w:num>
   <w:num w:numId="12">
-    <w:abstractNumId w:val="16"/>
+    <w:abstractNumId w:val="17"/>
   </w:num>
   <w:num w:numId="13">
     <w:abstractNumId w:val="4"/>
@@ -9270,43 +9563,46 @@
     <w:abstractNumId w:val="6"/>
   </w:num>
   <w:num w:numId="15">
-    <w:abstractNumId w:val="25"/>
+    <w:abstractNumId w:val="26"/>
   </w:num>
   <w:num w:numId="16">
     <w:abstractNumId w:val="2"/>
   </w:num>
   <w:num w:numId="17">
-    <w:abstractNumId w:val="21"/>
+    <w:abstractNumId w:val="22"/>
   </w:num>
   <w:num w:numId="18">
-    <w:abstractNumId w:val="23"/>
+    <w:abstractNumId w:val="24"/>
   </w:num>
   <w:num w:numId="19">
-    <w:abstractNumId w:val="11"/>
+    <w:abstractNumId w:val="12"/>
   </w:num>
   <w:num w:numId="20">
-    <w:abstractNumId w:val="22"/>
+    <w:abstractNumId w:val="23"/>
   </w:num>
   <w:num w:numId="21">
     <w:abstractNumId w:val="1"/>
   </w:num>
   <w:num w:numId="22">
+    <w:abstractNumId w:val="15"/>
+  </w:num>
+  <w:num w:numId="23">
     <w:abstractNumId w:val="14"/>
   </w:num>
-  <w:num w:numId="23">
-    <w:abstractNumId w:val="13"/>
-  </w:num>
   <w:num w:numId="24">
-    <w:abstractNumId w:val="8"/>
+    <w:abstractNumId w:val="9"/>
   </w:num>
   <w:num w:numId="25">
-    <w:abstractNumId w:val="20"/>
+    <w:abstractNumId w:val="21"/>
   </w:num>
   <w:num w:numId="26">
     <w:abstractNumId w:val="3"/>
   </w:num>
   <w:num w:numId="27">
-    <w:abstractNumId w:val="9"/>
+    <w:abstractNumId w:val="10"/>
+  </w:num>
+  <w:num w:numId="28">
+    <w:abstractNumId w:val="8"/>
   </w:num>
 </w:numbering>
 </file>

--- a/Notes_Selenium_15.docx
+++ b/Notes_Selenium_15.docx
@@ -3115,8 +3115,6 @@
         </w:rPr>
         <w:t>Your control may be inside frame</w:t>
       </w:r>
-      <w:bookmarkStart w:id="0" w:name="_GoBack"/>
-      <w:bookmarkEnd w:id="0"/>
     </w:p>
     <w:p>
       <w:pPr>
@@ -6848,6 +6846,723 @@
         <w:t xml:space="preserve"> </w:t>
       </w:r>
     </w:p>
+    <w:p>
+      <w:pPr>
+        <w:rPr>
+          <w:sz w:val="26"/>
+          <w:szCs w:val="24"/>
+          <w:lang w:val="en-US"/>
+        </w:rPr>
+      </w:pPr>
+      <w:r>
+        <w:rPr>
+          <w:sz w:val="26"/>
+          <w:szCs w:val="24"/>
+          <w:lang w:val="en-US"/>
+        </w:rPr>
+        <w:br w:type="page"/>
+      </w:r>
+    </w:p>
+    <w:p>
+      <w:pPr>
+        <w:rPr>
+          <w:b/>
+          <w:bCs/>
+          <w:sz w:val="26"/>
+          <w:szCs w:val="24"/>
+          <w:lang w:val="en-US"/>
+        </w:rPr>
+      </w:pPr>
+      <w:r>
+        <w:rPr>
+          <w:b/>
+          <w:bCs/>
+          <w:sz w:val="26"/>
+          <w:szCs w:val="24"/>
+          <w:lang w:val="en-US"/>
+        </w:rPr>
+        <w:lastRenderedPageBreak/>
+        <w:t>TestNG (Test Next Generation)</w:t>
+      </w:r>
+    </w:p>
+    <w:p>
+      <w:pPr>
+        <w:rPr>
+          <w:sz w:val="26"/>
+          <w:szCs w:val="24"/>
+          <w:lang w:val="en-US"/>
+        </w:rPr>
+      </w:pPr>
+      <w:r>
+        <w:rPr>
+          <w:sz w:val="26"/>
+          <w:szCs w:val="24"/>
+          <w:lang w:val="en-US"/>
+        </w:rPr>
+        <w:t>It is the framework which will make your automation testing easier.</w:t>
+      </w:r>
+    </w:p>
+    <w:p>
+      <w:pPr>
+        <w:rPr>
+          <w:sz w:val="26"/>
+          <w:szCs w:val="24"/>
+          <w:lang w:val="en-US"/>
+        </w:rPr>
+      </w:pPr>
+      <w:r>
+        <w:rPr>
+          <w:b/>
+          <w:bCs/>
+          <w:sz w:val="26"/>
+          <w:szCs w:val="24"/>
+          <w:lang w:val="en-US"/>
+        </w:rPr>
+        <w:t xml:space="preserve">Framework </w:t>
+      </w:r>
+      <w:r>
+        <w:rPr>
+          <w:b/>
+          <w:bCs/>
+          <w:sz w:val="26"/>
+          <w:szCs w:val="24"/>
+          <w:lang w:val="en-US"/>
+        </w:rPr>
+        <w:sym w:font="Wingdings" w:char="F0E0"/>
+      </w:r>
+      <w:r>
+        <w:rPr>
+          <w:b/>
+          <w:bCs/>
+          <w:sz w:val="26"/>
+          <w:szCs w:val="24"/>
+          <w:lang w:val="en-US"/>
+        </w:rPr>
+        <w:t xml:space="preserve"> </w:t>
+      </w:r>
+      <w:r>
+        <w:rPr>
+          <w:sz w:val="26"/>
+          <w:szCs w:val="24"/>
+          <w:lang w:val="en-US"/>
+        </w:rPr>
+        <w:t>Set of rules, guidelines, standard practices for automation testing.</w:t>
+      </w:r>
+    </w:p>
+    <w:p>
+      <w:pPr>
+        <w:rPr>
+          <w:sz w:val="26"/>
+          <w:szCs w:val="24"/>
+          <w:lang w:val="en-US"/>
+        </w:rPr>
+      </w:pPr>
+    </w:p>
+    <w:p>
+      <w:pPr>
+        <w:rPr>
+          <w:b/>
+          <w:bCs/>
+          <w:sz w:val="26"/>
+          <w:szCs w:val="24"/>
+          <w:lang w:val="en-US"/>
+        </w:rPr>
+      </w:pPr>
+      <w:r>
+        <w:rPr>
+          <w:b/>
+          <w:bCs/>
+          <w:sz w:val="26"/>
+          <w:szCs w:val="24"/>
+          <w:lang w:val="en-US"/>
+        </w:rPr>
+        <w:t>Advantages</w:t>
+      </w:r>
+    </w:p>
+    <w:p>
+      <w:pPr>
+        <w:pStyle w:val="ListParagraph"/>
+        <w:numPr>
+          <w:ilvl w:val="0"/>
+          <w:numId w:val="29"/>
+        </w:numPr>
+        <w:rPr>
+          <w:sz w:val="26"/>
+          <w:szCs w:val="24"/>
+          <w:lang w:val="en-US"/>
+        </w:rPr>
+      </w:pPr>
+      <w:r>
+        <w:rPr>
+          <w:sz w:val="26"/>
+          <w:szCs w:val="24"/>
+          <w:lang w:val="en-US"/>
+        </w:rPr>
+        <w:t>Collection of multiple tests</w:t>
+      </w:r>
+    </w:p>
+    <w:p>
+      <w:pPr>
+        <w:pStyle w:val="ListParagraph"/>
+        <w:numPr>
+          <w:ilvl w:val="0"/>
+          <w:numId w:val="29"/>
+        </w:numPr>
+        <w:rPr>
+          <w:sz w:val="26"/>
+          <w:szCs w:val="24"/>
+          <w:lang w:val="en-US"/>
+        </w:rPr>
+      </w:pPr>
+      <w:r>
+        <w:rPr>
+          <w:sz w:val="26"/>
+          <w:szCs w:val="24"/>
+          <w:lang w:val="en-US"/>
+        </w:rPr>
+        <w:t>Reduces the code</w:t>
+      </w:r>
+    </w:p>
+    <w:p>
+      <w:pPr>
+        <w:pStyle w:val="ListParagraph"/>
+        <w:numPr>
+          <w:ilvl w:val="0"/>
+          <w:numId w:val="29"/>
+        </w:numPr>
+        <w:rPr>
+          <w:sz w:val="26"/>
+          <w:szCs w:val="24"/>
+          <w:lang w:val="en-US"/>
+        </w:rPr>
+      </w:pPr>
+      <w:r>
+        <w:rPr>
+          <w:sz w:val="26"/>
+          <w:szCs w:val="24"/>
+          <w:lang w:val="en-US"/>
+        </w:rPr>
+        <w:t>Execute or skip single / multiple tests</w:t>
+      </w:r>
+    </w:p>
+    <w:p>
+      <w:pPr>
+        <w:pStyle w:val="ListParagraph"/>
+        <w:numPr>
+          <w:ilvl w:val="0"/>
+          <w:numId w:val="29"/>
+        </w:numPr>
+        <w:rPr>
+          <w:sz w:val="26"/>
+          <w:szCs w:val="24"/>
+          <w:lang w:val="en-US"/>
+        </w:rPr>
+      </w:pPr>
+      <w:r>
+        <w:rPr>
+          <w:sz w:val="26"/>
+          <w:szCs w:val="24"/>
+          <w:lang w:val="en-US"/>
+        </w:rPr>
+        <w:t xml:space="preserve"> </w:t>
+      </w:r>
+      <w:r>
+        <w:rPr>
+          <w:sz w:val="26"/>
+          <w:szCs w:val="24"/>
+          <w:lang w:val="en-US"/>
+        </w:rPr>
+        <w:t>Set the priority to tests</w:t>
+      </w:r>
+    </w:p>
+    <w:p>
+      <w:pPr>
+        <w:pStyle w:val="ListParagraph"/>
+        <w:numPr>
+          <w:ilvl w:val="0"/>
+          <w:numId w:val="29"/>
+        </w:numPr>
+        <w:rPr>
+          <w:sz w:val="26"/>
+          <w:szCs w:val="24"/>
+          <w:lang w:val="en-US"/>
+        </w:rPr>
+      </w:pPr>
+      <w:r>
+        <w:rPr>
+          <w:sz w:val="26"/>
+          <w:szCs w:val="24"/>
+          <w:lang w:val="en-US"/>
+        </w:rPr>
+        <w:t>Automated report</w:t>
+      </w:r>
+    </w:p>
+    <w:p>
+      <w:pPr>
+        <w:pStyle w:val="ListParagraph"/>
+        <w:numPr>
+          <w:ilvl w:val="1"/>
+          <w:numId w:val="29"/>
+        </w:numPr>
+        <w:rPr>
+          <w:sz w:val="26"/>
+          <w:szCs w:val="24"/>
+          <w:lang w:val="en-US"/>
+        </w:rPr>
+      </w:pPr>
+      <w:r>
+        <w:rPr>
+          <w:sz w:val="26"/>
+          <w:szCs w:val="24"/>
+          <w:lang w:val="en-US"/>
+        </w:rPr>
+        <w:t>Normal Report</w:t>
+      </w:r>
+    </w:p>
+    <w:p>
+      <w:pPr>
+        <w:pStyle w:val="ListParagraph"/>
+        <w:numPr>
+          <w:ilvl w:val="1"/>
+          <w:numId w:val="29"/>
+        </w:numPr>
+        <w:rPr>
+          <w:sz w:val="26"/>
+          <w:szCs w:val="24"/>
+          <w:lang w:val="en-US"/>
+        </w:rPr>
+      </w:pPr>
+      <w:r>
+        <w:rPr>
+          <w:sz w:val="26"/>
+          <w:szCs w:val="24"/>
+          <w:lang w:val="en-US"/>
+        </w:rPr>
+        <w:t>HTML Report</w:t>
+      </w:r>
+    </w:p>
+    <w:p>
+      <w:pPr>
+        <w:pStyle w:val="ListParagraph"/>
+        <w:numPr>
+          <w:ilvl w:val="0"/>
+          <w:numId w:val="29"/>
+        </w:numPr>
+        <w:rPr>
+          <w:sz w:val="26"/>
+          <w:szCs w:val="24"/>
+          <w:lang w:val="en-US"/>
+        </w:rPr>
+      </w:pPr>
+      <w:r>
+        <w:rPr>
+          <w:sz w:val="26"/>
+          <w:szCs w:val="24"/>
+          <w:lang w:val="en-US"/>
+        </w:rPr>
+        <w:t>Uses annotations</w:t>
+      </w:r>
+    </w:p>
+    <w:p>
+      <w:pPr>
+        <w:pStyle w:val="ListParagraph"/>
+        <w:numPr>
+          <w:ilvl w:val="1"/>
+          <w:numId w:val="29"/>
+        </w:numPr>
+        <w:rPr>
+          <w:sz w:val="26"/>
+          <w:szCs w:val="24"/>
+          <w:lang w:val="en-US"/>
+        </w:rPr>
+      </w:pPr>
+      <w:r>
+        <w:rPr>
+          <w:sz w:val="26"/>
+          <w:szCs w:val="24"/>
+          <w:lang w:val="en-US"/>
+        </w:rPr>
+        <w:t>@Test</w:t>
+      </w:r>
+    </w:p>
+    <w:p>
+      <w:pPr>
+        <w:pStyle w:val="ListParagraph"/>
+        <w:numPr>
+          <w:ilvl w:val="1"/>
+          <w:numId w:val="29"/>
+        </w:numPr>
+        <w:rPr>
+          <w:sz w:val="26"/>
+          <w:szCs w:val="24"/>
+          <w:lang w:val="en-US"/>
+        </w:rPr>
+      </w:pPr>
+      <w:r>
+        <w:rPr>
+          <w:sz w:val="26"/>
+          <w:szCs w:val="24"/>
+          <w:lang w:val="en-US"/>
+        </w:rPr>
+        <w:t>@BeforeTest</w:t>
+      </w:r>
+    </w:p>
+    <w:p>
+      <w:pPr>
+        <w:pStyle w:val="ListParagraph"/>
+        <w:numPr>
+          <w:ilvl w:val="1"/>
+          <w:numId w:val="29"/>
+        </w:numPr>
+        <w:rPr>
+          <w:sz w:val="26"/>
+          <w:szCs w:val="24"/>
+          <w:lang w:val="en-US"/>
+        </w:rPr>
+      </w:pPr>
+      <w:r>
+        <w:rPr>
+          <w:sz w:val="26"/>
+          <w:szCs w:val="24"/>
+          <w:lang w:val="en-US"/>
+        </w:rPr>
+        <w:t>@AfterTest</w:t>
+      </w:r>
+    </w:p>
+    <w:p>
+      <w:pPr>
+        <w:pStyle w:val="ListParagraph"/>
+        <w:numPr>
+          <w:ilvl w:val="1"/>
+          <w:numId w:val="29"/>
+        </w:numPr>
+        <w:rPr>
+          <w:sz w:val="26"/>
+          <w:szCs w:val="24"/>
+          <w:lang w:val="en-US"/>
+        </w:rPr>
+      </w:pPr>
+      <w:r>
+        <w:rPr>
+          <w:sz w:val="26"/>
+          <w:szCs w:val="24"/>
+          <w:lang w:val="en-US"/>
+        </w:rPr>
+        <w:t>@BeforeMethod</w:t>
+      </w:r>
+    </w:p>
+    <w:p>
+      <w:pPr>
+        <w:pStyle w:val="ListParagraph"/>
+        <w:numPr>
+          <w:ilvl w:val="1"/>
+          <w:numId w:val="29"/>
+        </w:numPr>
+        <w:rPr>
+          <w:sz w:val="26"/>
+          <w:szCs w:val="24"/>
+          <w:lang w:val="en-US"/>
+        </w:rPr>
+      </w:pPr>
+      <w:r>
+        <w:rPr>
+          <w:sz w:val="26"/>
+          <w:szCs w:val="24"/>
+          <w:lang w:val="en-US"/>
+        </w:rPr>
+        <w:t>@AfterMethod</w:t>
+      </w:r>
+    </w:p>
+    <w:p>
+      <w:pPr>
+        <w:pStyle w:val="ListParagraph"/>
+        <w:numPr>
+          <w:ilvl w:val="1"/>
+          <w:numId w:val="29"/>
+        </w:numPr>
+        <w:rPr>
+          <w:sz w:val="26"/>
+          <w:szCs w:val="24"/>
+          <w:lang w:val="en-US"/>
+        </w:rPr>
+      </w:pPr>
+      <w:r>
+        <w:rPr>
+          <w:sz w:val="26"/>
+          <w:szCs w:val="24"/>
+          <w:lang w:val="en-US"/>
+        </w:rPr>
+        <w:t>@DataProvider</w:t>
+      </w:r>
+    </w:p>
+    <w:p>
+      <w:pPr>
+        <w:pStyle w:val="ListParagraph"/>
+        <w:numPr>
+          <w:ilvl w:val="1"/>
+          <w:numId w:val="29"/>
+        </w:numPr>
+        <w:rPr>
+          <w:sz w:val="26"/>
+          <w:szCs w:val="24"/>
+          <w:lang w:val="en-US"/>
+        </w:rPr>
+      </w:pPr>
+      <w:r>
+        <w:rPr>
+          <w:sz w:val="26"/>
+          <w:szCs w:val="24"/>
+          <w:lang w:val="en-US"/>
+        </w:rPr>
+        <w:t>@Parameters</w:t>
+      </w:r>
+    </w:p>
+    <w:p>
+      <w:pPr>
+        <w:pStyle w:val="ListParagraph"/>
+        <w:numPr>
+          <w:ilvl w:val="0"/>
+          <w:numId w:val="29"/>
+        </w:numPr>
+        <w:rPr>
+          <w:sz w:val="26"/>
+          <w:szCs w:val="24"/>
+          <w:lang w:val="en-US"/>
+        </w:rPr>
+      </w:pPr>
+      <w:r>
+        <w:rPr>
+          <w:sz w:val="26"/>
+          <w:szCs w:val="24"/>
+          <w:lang w:val="en-US"/>
+        </w:rPr>
+        <w:t>Parameterization</w:t>
+      </w:r>
+    </w:p>
+    <w:p>
+      <w:pPr>
+        <w:pStyle w:val="ListParagraph"/>
+        <w:numPr>
+          <w:ilvl w:val="0"/>
+          <w:numId w:val="29"/>
+        </w:numPr>
+        <w:rPr>
+          <w:sz w:val="26"/>
+          <w:szCs w:val="24"/>
+          <w:lang w:val="en-US"/>
+        </w:rPr>
+      </w:pPr>
+      <w:r>
+        <w:rPr>
+          <w:sz w:val="26"/>
+          <w:szCs w:val="24"/>
+          <w:lang w:val="en-US"/>
+        </w:rPr>
+        <w:t>Execute tests in group</w:t>
+      </w:r>
+    </w:p>
+    <w:p>
+      <w:pPr>
+        <w:pStyle w:val="ListParagraph"/>
+        <w:numPr>
+          <w:ilvl w:val="0"/>
+          <w:numId w:val="29"/>
+        </w:numPr>
+        <w:rPr>
+          <w:sz w:val="26"/>
+          <w:szCs w:val="24"/>
+          <w:lang w:val="en-US"/>
+        </w:rPr>
+      </w:pPr>
+      <w:r>
+        <w:rPr>
+          <w:sz w:val="26"/>
+          <w:szCs w:val="24"/>
+          <w:lang w:val="en-US"/>
+        </w:rPr>
+        <w:t>Data Driven Testing</w:t>
+      </w:r>
+    </w:p>
+    <w:p>
+      <w:pPr>
+        <w:pStyle w:val="ListParagraph"/>
+        <w:numPr>
+          <w:ilvl w:val="0"/>
+          <w:numId w:val="29"/>
+        </w:numPr>
+        <w:rPr>
+          <w:sz w:val="26"/>
+          <w:szCs w:val="24"/>
+          <w:lang w:val="en-US"/>
+        </w:rPr>
+      </w:pPr>
+      <w:r>
+        <w:rPr>
+          <w:sz w:val="26"/>
+          <w:szCs w:val="24"/>
+          <w:lang w:val="en-US"/>
+        </w:rPr>
+        <w:t>Can implement different types of framework</w:t>
+      </w:r>
+    </w:p>
+    <w:p>
+      <w:pPr>
+        <w:pStyle w:val="ListParagraph"/>
+        <w:numPr>
+          <w:ilvl w:val="1"/>
+          <w:numId w:val="29"/>
+        </w:numPr>
+        <w:rPr>
+          <w:sz w:val="26"/>
+          <w:szCs w:val="24"/>
+          <w:lang w:val="en-US"/>
+        </w:rPr>
+      </w:pPr>
+      <w:r>
+        <w:rPr>
+          <w:sz w:val="26"/>
+          <w:szCs w:val="24"/>
+          <w:lang w:val="en-US"/>
+        </w:rPr>
+        <w:t>Keyword Driven Framework</w:t>
+      </w:r>
+    </w:p>
+    <w:p>
+      <w:pPr>
+        <w:pStyle w:val="ListParagraph"/>
+        <w:numPr>
+          <w:ilvl w:val="1"/>
+          <w:numId w:val="29"/>
+        </w:numPr>
+        <w:rPr>
+          <w:sz w:val="26"/>
+          <w:szCs w:val="24"/>
+          <w:lang w:val="en-US"/>
+        </w:rPr>
+      </w:pPr>
+      <w:r>
+        <w:rPr>
+          <w:sz w:val="26"/>
+          <w:szCs w:val="24"/>
+          <w:lang w:val="en-US"/>
+        </w:rPr>
+        <w:t>Data Driven Framework</w:t>
+      </w:r>
+    </w:p>
+    <w:p>
+      <w:pPr>
+        <w:pStyle w:val="ListParagraph"/>
+        <w:numPr>
+          <w:ilvl w:val="1"/>
+          <w:numId w:val="29"/>
+        </w:numPr>
+        <w:rPr>
+          <w:sz w:val="26"/>
+          <w:szCs w:val="24"/>
+          <w:lang w:val="en-US"/>
+        </w:rPr>
+      </w:pPr>
+      <w:r>
+        <w:rPr>
+          <w:sz w:val="26"/>
+          <w:szCs w:val="24"/>
+          <w:lang w:val="en-US"/>
+        </w:rPr>
+        <w:t>Page Object Model</w:t>
+      </w:r>
+    </w:p>
+    <w:p>
+      <w:pPr>
+        <w:pStyle w:val="ListParagraph"/>
+        <w:numPr>
+          <w:ilvl w:val="1"/>
+          <w:numId w:val="29"/>
+        </w:numPr>
+        <w:rPr>
+          <w:sz w:val="26"/>
+          <w:szCs w:val="24"/>
+          <w:lang w:val="en-US"/>
+        </w:rPr>
+      </w:pPr>
+      <w:r>
+        <w:rPr>
+          <w:sz w:val="26"/>
+          <w:szCs w:val="24"/>
+          <w:lang w:val="en-US"/>
+        </w:rPr>
+        <w:t>Hybrid Framework</w:t>
+      </w:r>
+    </w:p>
+    <w:p>
+      <w:pPr>
+        <w:rPr>
+          <w:sz w:val="26"/>
+          <w:szCs w:val="24"/>
+          <w:lang w:val="en-US"/>
+        </w:rPr>
+      </w:pPr>
+    </w:p>
+    <w:p>
+      <w:pPr>
+        <w:rPr>
+          <w:b/>
+          <w:bCs/>
+          <w:sz w:val="26"/>
+          <w:szCs w:val="24"/>
+          <w:lang w:val="en-US"/>
+        </w:rPr>
+      </w:pPr>
+      <w:r>
+        <w:rPr>
+          <w:b/>
+          <w:bCs/>
+          <w:sz w:val="26"/>
+          <w:szCs w:val="24"/>
+          <w:lang w:val="en-US"/>
+        </w:rPr>
+        <w:t>Annotations</w:t>
+      </w:r>
+    </w:p>
+    <w:p>
+      <w:pPr>
+        <w:pStyle w:val="ListParagraph"/>
+        <w:numPr>
+          <w:ilvl w:val="0"/>
+          <w:numId w:val="30"/>
+        </w:numPr>
+        <w:rPr>
+          <w:sz w:val="26"/>
+          <w:szCs w:val="24"/>
+          <w:lang w:val="en-US"/>
+        </w:rPr>
+      </w:pPr>
+      <w:r>
+        <w:rPr>
+          <w:sz w:val="26"/>
+          <w:szCs w:val="24"/>
+          <w:lang w:val="en-US"/>
+        </w:rPr>
+        <w:t xml:space="preserve">@Test </w:t>
+      </w:r>
+      <w:r>
+        <w:rPr>
+          <w:sz w:val="26"/>
+          <w:szCs w:val="24"/>
+          <w:lang w:val="en-US"/>
+        </w:rPr>
+        <w:sym w:font="Wingdings" w:char="F0E0"/>
+      </w:r>
+      <w:r>
+        <w:rPr>
+          <w:sz w:val="26"/>
+          <w:szCs w:val="24"/>
+          <w:lang w:val="en-US"/>
+        </w:rPr>
+        <w:t xml:space="preserve"> This method is treated as test case</w:t>
+      </w:r>
+      <w:bookmarkStart w:id="0" w:name="_GoBack"/>
+      <w:bookmarkEnd w:id="0"/>
+    </w:p>
     <w:sectPr>
       <w:pgSz w:w="11906" w:h="16838"/>
       <w:pgMar w:top="1440" w:right="1440" w:bottom="1440" w:left="1440" w:header="708" w:footer="708" w:gutter="0"/>
@@ -8850,6 +9565,95 @@
     </w:lvl>
   </w:abstractNum>
   <w:abstractNum w:abstractNumId="21">
+    <w:nsid w:val="46A73B9B"/>
+    <w:multiLevelType w:val="hybridMultilevel"/>
+    <w:tmpl w:val="EAA08C1C"/>
+    <w:lvl w:ilvl="0" w:tplc="4009000F">
+      <w:start w:val="1"/>
+      <w:numFmt w:val="decimal"/>
+      <w:lvlText w:val="%1."/>
+      <w:lvlJc w:val="left"/>
+      <w:pPr>
+        <w:ind w:left="720" w:hanging="360"/>
+      </w:pPr>
+      <w:rPr>
+        <w:rFonts w:hint="default"/>
+      </w:rPr>
+    </w:lvl>
+    <w:lvl w:ilvl="1" w:tplc="40090019" w:tentative="1">
+      <w:start w:val="1"/>
+      <w:numFmt w:val="lowerLetter"/>
+      <w:lvlText w:val="%2."/>
+      <w:lvlJc w:val="left"/>
+      <w:pPr>
+        <w:ind w:left="1440" w:hanging="360"/>
+      </w:pPr>
+    </w:lvl>
+    <w:lvl w:ilvl="2" w:tplc="4009001B" w:tentative="1">
+      <w:start w:val="1"/>
+      <w:numFmt w:val="lowerRoman"/>
+      <w:lvlText w:val="%3."/>
+      <w:lvlJc w:val="right"/>
+      <w:pPr>
+        <w:ind w:left="2160" w:hanging="180"/>
+      </w:pPr>
+    </w:lvl>
+    <w:lvl w:ilvl="3" w:tplc="4009000F" w:tentative="1">
+      <w:start w:val="1"/>
+      <w:numFmt w:val="decimal"/>
+      <w:lvlText w:val="%4."/>
+      <w:lvlJc w:val="left"/>
+      <w:pPr>
+        <w:ind w:left="2880" w:hanging="360"/>
+      </w:pPr>
+    </w:lvl>
+    <w:lvl w:ilvl="4" w:tplc="40090019" w:tentative="1">
+      <w:start w:val="1"/>
+      <w:numFmt w:val="lowerLetter"/>
+      <w:lvlText w:val="%5."/>
+      <w:lvlJc w:val="left"/>
+      <w:pPr>
+        <w:ind w:left="3600" w:hanging="360"/>
+      </w:pPr>
+    </w:lvl>
+    <w:lvl w:ilvl="5" w:tplc="4009001B" w:tentative="1">
+      <w:start w:val="1"/>
+      <w:numFmt w:val="lowerRoman"/>
+      <w:lvlText w:val="%6."/>
+      <w:lvlJc w:val="right"/>
+      <w:pPr>
+        <w:ind w:left="4320" w:hanging="180"/>
+      </w:pPr>
+    </w:lvl>
+    <w:lvl w:ilvl="6" w:tplc="4009000F" w:tentative="1">
+      <w:start w:val="1"/>
+      <w:numFmt w:val="decimal"/>
+      <w:lvlText w:val="%7."/>
+      <w:lvlJc w:val="left"/>
+      <w:pPr>
+        <w:ind w:left="5040" w:hanging="360"/>
+      </w:pPr>
+    </w:lvl>
+    <w:lvl w:ilvl="7" w:tplc="40090019" w:tentative="1">
+      <w:start w:val="1"/>
+      <w:numFmt w:val="lowerLetter"/>
+      <w:lvlText w:val="%8."/>
+      <w:lvlJc w:val="left"/>
+      <w:pPr>
+        <w:ind w:left="5760" w:hanging="360"/>
+      </w:pPr>
+    </w:lvl>
+    <w:lvl w:ilvl="8" w:tplc="4009001B" w:tentative="1">
+      <w:start w:val="1"/>
+      <w:numFmt w:val="lowerRoman"/>
+      <w:lvlText w:val="%9."/>
+      <w:lvlJc w:val="right"/>
+      <w:pPr>
+        <w:ind w:left="6480" w:hanging="180"/>
+      </w:pPr>
+    </w:lvl>
+  </w:abstractNum>
+  <w:abstractNum w:abstractNumId="22">
     <w:nsid w:val="4EBA6DD1"/>
     <w:multiLevelType w:val="hybridMultilevel"/>
     <w:tmpl w:val="60C02E0C"/>
@@ -8938,7 +9742,7 @@
       </w:pPr>
     </w:lvl>
   </w:abstractNum>
-  <w:abstractNum w:abstractNumId="22">
+  <w:abstractNum w:abstractNumId="23">
     <w:nsid w:val="529E3796"/>
     <w:multiLevelType w:val="hybridMultilevel"/>
     <w:tmpl w:val="AB520516"/>
@@ -9027,7 +9831,7 @@
       </w:pPr>
     </w:lvl>
   </w:abstractNum>
-  <w:abstractNum w:abstractNumId="23">
+  <w:abstractNum w:abstractNumId="24">
     <w:nsid w:val="55816A8D"/>
     <w:multiLevelType w:val="hybridMultilevel"/>
     <w:tmpl w:val="1200EDB6"/>
@@ -9116,7 +9920,7 @@
       </w:pPr>
     </w:lvl>
   </w:abstractNum>
-  <w:abstractNum w:abstractNumId="24">
+  <w:abstractNum w:abstractNumId="25">
     <w:nsid w:val="60166BF6"/>
     <w:multiLevelType w:val="hybridMultilevel"/>
     <w:tmpl w:val="1A2C61F4"/>
@@ -9229,7 +10033,97 @@
       </w:rPr>
     </w:lvl>
   </w:abstractNum>
-  <w:abstractNum w:abstractNumId="25">
+  <w:abstractNum w:abstractNumId="26">
+    <w:nsid w:val="61194B06"/>
+    <w:multiLevelType w:val="hybridMultilevel"/>
+    <w:tmpl w:val="348E9CA8"/>
+    <w:lvl w:ilvl="0" w:tplc="4009000F">
+      <w:start w:val="1"/>
+      <w:numFmt w:val="decimal"/>
+      <w:lvlText w:val="%1."/>
+      <w:lvlJc w:val="left"/>
+      <w:pPr>
+        <w:ind w:left="720" w:hanging="360"/>
+      </w:pPr>
+      <w:rPr>
+        <w:rFonts w:hint="default"/>
+        <w:b w:val="0"/>
+      </w:rPr>
+    </w:lvl>
+    <w:lvl w:ilvl="1" w:tplc="40090019">
+      <w:start w:val="1"/>
+      <w:numFmt w:val="lowerLetter"/>
+      <w:lvlText w:val="%2."/>
+      <w:lvlJc w:val="left"/>
+      <w:pPr>
+        <w:ind w:left="1440" w:hanging="360"/>
+      </w:pPr>
+    </w:lvl>
+    <w:lvl w:ilvl="2" w:tplc="4009001B" w:tentative="1">
+      <w:start w:val="1"/>
+      <w:numFmt w:val="lowerRoman"/>
+      <w:lvlText w:val="%3."/>
+      <w:lvlJc w:val="right"/>
+      <w:pPr>
+        <w:ind w:left="2160" w:hanging="180"/>
+      </w:pPr>
+    </w:lvl>
+    <w:lvl w:ilvl="3" w:tplc="4009000F" w:tentative="1">
+      <w:start w:val="1"/>
+      <w:numFmt w:val="decimal"/>
+      <w:lvlText w:val="%4."/>
+      <w:lvlJc w:val="left"/>
+      <w:pPr>
+        <w:ind w:left="2880" w:hanging="360"/>
+      </w:pPr>
+    </w:lvl>
+    <w:lvl w:ilvl="4" w:tplc="40090019" w:tentative="1">
+      <w:start w:val="1"/>
+      <w:numFmt w:val="lowerLetter"/>
+      <w:lvlText w:val="%5."/>
+      <w:lvlJc w:val="left"/>
+      <w:pPr>
+        <w:ind w:left="3600" w:hanging="360"/>
+      </w:pPr>
+    </w:lvl>
+    <w:lvl w:ilvl="5" w:tplc="4009001B" w:tentative="1">
+      <w:start w:val="1"/>
+      <w:numFmt w:val="lowerRoman"/>
+      <w:lvlText w:val="%6."/>
+      <w:lvlJc w:val="right"/>
+      <w:pPr>
+        <w:ind w:left="4320" w:hanging="180"/>
+      </w:pPr>
+    </w:lvl>
+    <w:lvl w:ilvl="6" w:tplc="4009000F" w:tentative="1">
+      <w:start w:val="1"/>
+      <w:numFmt w:val="decimal"/>
+      <w:lvlText w:val="%7."/>
+      <w:lvlJc w:val="left"/>
+      <w:pPr>
+        <w:ind w:left="5040" w:hanging="360"/>
+      </w:pPr>
+    </w:lvl>
+    <w:lvl w:ilvl="7" w:tplc="40090019" w:tentative="1">
+      <w:start w:val="1"/>
+      <w:numFmt w:val="lowerLetter"/>
+      <w:lvlText w:val="%8."/>
+      <w:lvlJc w:val="left"/>
+      <w:pPr>
+        <w:ind w:left="5760" w:hanging="360"/>
+      </w:pPr>
+    </w:lvl>
+    <w:lvl w:ilvl="8" w:tplc="4009001B" w:tentative="1">
+      <w:start w:val="1"/>
+      <w:numFmt w:val="lowerRoman"/>
+      <w:lvlText w:val="%9."/>
+      <w:lvlJc w:val="right"/>
+      <w:pPr>
+        <w:ind w:left="6480" w:hanging="180"/>
+      </w:pPr>
+    </w:lvl>
+  </w:abstractNum>
+  <w:abstractNum w:abstractNumId="27">
     <w:nsid w:val="669D6C41"/>
     <w:multiLevelType w:val="hybridMultilevel"/>
     <w:tmpl w:val="9E22EC66"/>
@@ -9342,7 +10236,7 @@
       </w:rPr>
     </w:lvl>
   </w:abstractNum>
-  <w:abstractNum w:abstractNumId="26">
+  <w:abstractNum w:abstractNumId="28">
     <w:nsid w:val="6DE40AAE"/>
     <w:multiLevelType w:val="hybridMultilevel"/>
     <w:tmpl w:val="8A1CE40E"/>
@@ -9431,7 +10325,7 @@
       </w:pPr>
     </w:lvl>
   </w:abstractNum>
-  <w:abstractNum w:abstractNumId="27">
+  <w:abstractNum w:abstractNumId="29">
     <w:nsid w:val="771F358C"/>
     <w:multiLevelType w:val="hybridMultilevel"/>
     <w:tmpl w:val="08E0D094"/>
@@ -9542,10 +10436,10 @@
     <w:abstractNumId w:val="5"/>
   </w:num>
   <w:num w:numId="8">
-    <w:abstractNumId w:val="25"/>
+    <w:abstractNumId w:val="27"/>
   </w:num>
   <w:num w:numId="9">
-    <w:abstractNumId w:val="27"/>
+    <w:abstractNumId w:val="29"/>
   </w:num>
   <w:num w:numId="10">
     <w:abstractNumId w:val="13"/>
@@ -9563,22 +10457,22 @@
     <w:abstractNumId w:val="6"/>
   </w:num>
   <w:num w:numId="15">
-    <w:abstractNumId w:val="26"/>
+    <w:abstractNumId w:val="28"/>
   </w:num>
   <w:num w:numId="16">
     <w:abstractNumId w:val="2"/>
   </w:num>
   <w:num w:numId="17">
-    <w:abstractNumId w:val="22"/>
+    <w:abstractNumId w:val="23"/>
   </w:num>
   <w:num w:numId="18">
-    <w:abstractNumId w:val="24"/>
+    <w:abstractNumId w:val="25"/>
   </w:num>
   <w:num w:numId="19">
     <w:abstractNumId w:val="12"/>
   </w:num>
   <w:num w:numId="20">
-    <w:abstractNumId w:val="23"/>
+    <w:abstractNumId w:val="24"/>
   </w:num>
   <w:num w:numId="21">
     <w:abstractNumId w:val="1"/>
@@ -9593,7 +10487,7 @@
     <w:abstractNumId w:val="9"/>
   </w:num>
   <w:num w:numId="25">
-    <w:abstractNumId w:val="21"/>
+    <w:abstractNumId w:val="22"/>
   </w:num>
   <w:num w:numId="26">
     <w:abstractNumId w:val="3"/>
@@ -9603,6 +10497,12 @@
   </w:num>
   <w:num w:numId="28">
     <w:abstractNumId w:val="8"/>
+  </w:num>
+  <w:num w:numId="29">
+    <w:abstractNumId w:val="26"/>
+  </w:num>
+  <w:num w:numId="30">
+    <w:abstractNumId w:val="21"/>
   </w:num>
 </w:numbering>
 </file>

--- a/Notes_Selenium_15.docx
+++ b/Notes_Selenium_15.docx
@@ -7358,6 +7358,28 @@
           <w:szCs w:val="24"/>
           <w:lang w:val="en-US"/>
         </w:rPr>
+        <w:t>Allows parallel execution</w:t>
+      </w:r>
+    </w:p>
+    <w:p>
+      <w:pPr>
+        <w:pStyle w:val="ListParagraph"/>
+        <w:numPr>
+          <w:ilvl w:val="0"/>
+          <w:numId w:val="29"/>
+        </w:numPr>
+        <w:rPr>
+          <w:sz w:val="26"/>
+          <w:szCs w:val="24"/>
+          <w:lang w:val="en-US"/>
+        </w:rPr>
+      </w:pPr>
+      <w:r>
+        <w:rPr>
+          <w:sz w:val="26"/>
+          <w:szCs w:val="24"/>
+          <w:lang w:val="en-US"/>
+        </w:rPr>
         <w:t>Execute tests in group</w:t>
       </w:r>
     </w:p>
@@ -7424,7 +7446,7 @@
           <w:szCs w:val="24"/>
           <w:lang w:val="en-US"/>
         </w:rPr>
-        <w:t>Keyword Driven Framework</w:t>
+        <w:t>Linear Framework</w:t>
       </w:r>
     </w:p>
     <w:p>
@@ -7446,7 +7468,7 @@
           <w:szCs w:val="24"/>
           <w:lang w:val="en-US"/>
         </w:rPr>
-        <w:t>Data Driven Framework</w:t>
+        <w:t>Keyword Driven Framework</w:t>
       </w:r>
     </w:p>
     <w:p>
@@ -7468,7 +7490,7 @@
           <w:szCs w:val="24"/>
           <w:lang w:val="en-US"/>
         </w:rPr>
-        <w:t>Page Object Model</w:t>
+        <w:t>Data Driven Framework</w:t>
       </w:r>
     </w:p>
     <w:p>
@@ -7490,6 +7512,28 @@
           <w:szCs w:val="24"/>
           <w:lang w:val="en-US"/>
         </w:rPr>
+        <w:t>Page Object Model</w:t>
+      </w:r>
+    </w:p>
+    <w:p>
+      <w:pPr>
+        <w:pStyle w:val="ListParagraph"/>
+        <w:numPr>
+          <w:ilvl w:val="1"/>
+          <w:numId w:val="29"/>
+        </w:numPr>
+        <w:rPr>
+          <w:sz w:val="26"/>
+          <w:szCs w:val="24"/>
+          <w:lang w:val="en-US"/>
+        </w:rPr>
+      </w:pPr>
+      <w:r>
+        <w:rPr>
+          <w:sz w:val="26"/>
+          <w:szCs w:val="24"/>
+          <w:lang w:val="en-US"/>
+        </w:rPr>
         <w:t>Hybrid Framework</w:t>
       </w:r>
     </w:p>
@@ -7559,6 +7603,712 @@
           <w:lang w:val="en-US"/>
         </w:rPr>
         <w:t xml:space="preserve"> This method is treated as test case</w:t>
+      </w:r>
+    </w:p>
+    <w:p>
+      <w:pPr>
+        <w:pStyle w:val="ListParagraph"/>
+        <w:numPr>
+          <w:ilvl w:val="0"/>
+          <w:numId w:val="30"/>
+        </w:numPr>
+        <w:rPr>
+          <w:sz w:val="26"/>
+          <w:szCs w:val="24"/>
+          <w:lang w:val="en-US"/>
+        </w:rPr>
+      </w:pPr>
+      <w:r>
+        <w:rPr>
+          <w:sz w:val="26"/>
+          <w:szCs w:val="24"/>
+          <w:lang w:val="en-US"/>
+        </w:rPr>
+        <w:t xml:space="preserve">@BeforeTest </w:t>
+      </w:r>
+      <w:r>
+        <w:rPr>
+          <w:sz w:val="26"/>
+          <w:szCs w:val="24"/>
+          <w:lang w:val="en-US"/>
+        </w:rPr>
+        <w:sym w:font="Wingdings" w:char="F0E0"/>
+      </w:r>
+      <w:r>
+        <w:rPr>
+          <w:sz w:val="26"/>
+          <w:szCs w:val="24"/>
+          <w:lang w:val="en-US"/>
+        </w:rPr>
+        <w:t xml:space="preserve"> </w:t>
+      </w:r>
+      <w:r>
+        <w:rPr>
+          <w:sz w:val="26"/>
+          <w:szCs w:val="24"/>
+          <w:lang w:val="en-US"/>
+        </w:rPr>
+        <w:t xml:space="preserve">This is the method that will get executed </w:t>
+      </w:r>
+      <w:r>
+        <w:rPr>
+          <w:b/>
+          <w:bCs/>
+          <w:sz w:val="26"/>
+          <w:szCs w:val="24"/>
+          <w:lang w:val="en-US"/>
+        </w:rPr>
+        <w:t>only once before executing 1</w:t>
+      </w:r>
+      <w:r>
+        <w:rPr>
+          <w:b/>
+          <w:bCs/>
+          <w:sz w:val="26"/>
+          <w:szCs w:val="24"/>
+          <w:vertAlign w:val="superscript"/>
+          <w:lang w:val="en-US"/>
+        </w:rPr>
+        <w:t>st</w:t>
+      </w:r>
+      <w:r>
+        <w:rPr>
+          <w:b/>
+          <w:bCs/>
+          <w:sz w:val="26"/>
+          <w:szCs w:val="24"/>
+          <w:lang w:val="en-US"/>
+        </w:rPr>
+        <w:t xml:space="preserve"> test</w:t>
+      </w:r>
+    </w:p>
+    <w:p>
+      <w:pPr>
+        <w:pStyle w:val="ListParagraph"/>
+        <w:numPr>
+          <w:ilvl w:val="0"/>
+          <w:numId w:val="30"/>
+        </w:numPr>
+        <w:rPr>
+          <w:sz w:val="26"/>
+          <w:szCs w:val="24"/>
+          <w:lang w:val="en-US"/>
+        </w:rPr>
+      </w:pPr>
+      <w:r>
+        <w:rPr>
+          <w:sz w:val="26"/>
+          <w:szCs w:val="24"/>
+          <w:lang w:val="en-US"/>
+        </w:rPr>
+        <w:t xml:space="preserve">@AfterTest </w:t>
+      </w:r>
+      <w:r>
+        <w:rPr>
+          <w:sz w:val="26"/>
+          <w:szCs w:val="24"/>
+          <w:lang w:val="en-US"/>
+        </w:rPr>
+        <w:sym w:font="Wingdings" w:char="F0E0"/>
+      </w:r>
+      <w:r>
+        <w:rPr>
+          <w:sz w:val="26"/>
+          <w:szCs w:val="24"/>
+          <w:lang w:val="en-US"/>
+        </w:rPr>
+        <w:t xml:space="preserve"> </w:t>
+      </w:r>
+      <w:r>
+        <w:rPr>
+          <w:sz w:val="26"/>
+          <w:szCs w:val="24"/>
+          <w:lang w:val="en-US"/>
+        </w:rPr>
+        <w:t xml:space="preserve">This is the method that will get executed </w:t>
+      </w:r>
+      <w:r>
+        <w:rPr>
+          <w:b/>
+          <w:bCs/>
+          <w:sz w:val="26"/>
+          <w:szCs w:val="24"/>
+          <w:lang w:val="en-US"/>
+        </w:rPr>
+        <w:t>only once after executing last test.</w:t>
+      </w:r>
+    </w:p>
+    <w:p>
+      <w:pPr>
+        <w:pStyle w:val="ListParagraph"/>
+        <w:numPr>
+          <w:ilvl w:val="0"/>
+          <w:numId w:val="30"/>
+        </w:numPr>
+        <w:rPr>
+          <w:sz w:val="26"/>
+          <w:szCs w:val="24"/>
+          <w:lang w:val="en-US"/>
+        </w:rPr>
+      </w:pPr>
+      <w:r>
+        <w:rPr>
+          <w:sz w:val="26"/>
+          <w:szCs w:val="24"/>
+          <w:lang w:val="en-US"/>
+        </w:rPr>
+        <w:lastRenderedPageBreak/>
+        <w:t xml:space="preserve">@BeforeMethod </w:t>
+      </w:r>
+      <w:r>
+        <w:rPr>
+          <w:sz w:val="26"/>
+          <w:szCs w:val="24"/>
+          <w:lang w:val="en-US"/>
+        </w:rPr>
+        <w:sym w:font="Wingdings" w:char="F0E0"/>
+      </w:r>
+      <w:r>
+        <w:rPr>
+          <w:sz w:val="26"/>
+          <w:szCs w:val="24"/>
+          <w:lang w:val="en-US"/>
+        </w:rPr>
+        <w:t xml:space="preserve"> This is the method that get executed </w:t>
+      </w:r>
+      <w:r>
+        <w:rPr>
+          <w:b/>
+          <w:bCs/>
+          <w:sz w:val="26"/>
+          <w:szCs w:val="24"/>
+          <w:lang w:val="en-US"/>
+        </w:rPr>
+        <w:t>before every test case</w:t>
+      </w:r>
+    </w:p>
+    <w:p>
+      <w:pPr>
+        <w:pStyle w:val="ListParagraph"/>
+        <w:numPr>
+          <w:ilvl w:val="0"/>
+          <w:numId w:val="30"/>
+        </w:numPr>
+        <w:rPr>
+          <w:sz w:val="26"/>
+          <w:szCs w:val="24"/>
+          <w:lang w:val="en-US"/>
+        </w:rPr>
+      </w:pPr>
+      <w:r>
+        <w:rPr>
+          <w:sz w:val="26"/>
+          <w:szCs w:val="24"/>
+          <w:lang w:val="en-US"/>
+        </w:rPr>
+        <w:t xml:space="preserve">@AfterMethod </w:t>
+      </w:r>
+      <w:r>
+        <w:rPr>
+          <w:sz w:val="26"/>
+          <w:szCs w:val="24"/>
+          <w:lang w:val="en-US"/>
+        </w:rPr>
+        <w:sym w:font="Wingdings" w:char="F0E0"/>
+      </w:r>
+      <w:r>
+        <w:rPr>
+          <w:sz w:val="26"/>
+          <w:szCs w:val="24"/>
+          <w:lang w:val="en-US"/>
+        </w:rPr>
+        <w:t xml:space="preserve"> This is the method that will get executed </w:t>
+      </w:r>
+      <w:r>
+        <w:rPr>
+          <w:b/>
+          <w:bCs/>
+          <w:sz w:val="26"/>
+          <w:szCs w:val="24"/>
+          <w:lang w:val="en-US"/>
+        </w:rPr>
+        <w:t>after every test case</w:t>
+      </w:r>
+    </w:p>
+    <w:p>
+      <w:pPr>
+        <w:rPr>
+          <w:b/>
+          <w:bCs/>
+          <w:sz w:val="26"/>
+          <w:szCs w:val="24"/>
+          <w:lang w:val="en-US"/>
+        </w:rPr>
+      </w:pPr>
+      <w:r>
+        <w:rPr>
+          <w:b/>
+          <w:bCs/>
+          <w:sz w:val="26"/>
+          <w:szCs w:val="24"/>
+          <w:lang w:val="en-US"/>
+        </w:rPr>
+        <w:t>Sequence of Execution</w:t>
+      </w:r>
+    </w:p>
+    <w:p>
+      <w:pPr>
+        <w:rPr>
+          <w:sz w:val="26"/>
+          <w:szCs w:val="24"/>
+          <w:lang w:val="en-US"/>
+        </w:rPr>
+      </w:pPr>
+      <w:r>
+        <w:rPr>
+          <w:sz w:val="26"/>
+          <w:szCs w:val="24"/>
+          <w:lang w:val="en-US"/>
+        </w:rPr>
+        <w:t>BeforeTest</w:t>
+      </w:r>
+    </w:p>
+    <w:p>
+      <w:pPr>
+        <w:rPr>
+          <w:sz w:val="26"/>
+          <w:szCs w:val="24"/>
+          <w:lang w:val="en-US"/>
+        </w:rPr>
+      </w:pPr>
+      <w:r>
+        <w:rPr>
+          <w:sz w:val="26"/>
+          <w:szCs w:val="24"/>
+          <w:lang w:val="en-US"/>
+        </w:rPr>
+        <w:tab/>
+        <w:t>BeforeMethod</w:t>
+      </w:r>
+    </w:p>
+    <w:p>
+      <w:pPr>
+        <w:rPr>
+          <w:sz w:val="26"/>
+          <w:szCs w:val="24"/>
+          <w:lang w:val="en-US"/>
+        </w:rPr>
+      </w:pPr>
+      <w:r>
+        <w:rPr>
+          <w:sz w:val="26"/>
+          <w:szCs w:val="24"/>
+          <w:lang w:val="en-US"/>
+        </w:rPr>
+        <w:tab/>
+      </w:r>
+      <w:r>
+        <w:rPr>
+          <w:sz w:val="26"/>
+          <w:szCs w:val="24"/>
+          <w:lang w:val="en-US"/>
+        </w:rPr>
+        <w:tab/>
+      </w:r>
+      <w:r>
+        <w:rPr>
+          <w:sz w:val="26"/>
+          <w:szCs w:val="24"/>
+          <w:lang w:val="en-US"/>
+        </w:rPr>
+        <w:t>Test 1</w:t>
+      </w:r>
+    </w:p>
+    <w:p>
+      <w:pPr>
+        <w:rPr>
+          <w:sz w:val="26"/>
+          <w:szCs w:val="24"/>
+          <w:lang w:val="en-US"/>
+        </w:rPr>
+      </w:pPr>
+      <w:r>
+        <w:rPr>
+          <w:sz w:val="26"/>
+          <w:szCs w:val="24"/>
+          <w:lang w:val="en-US"/>
+        </w:rPr>
+        <w:tab/>
+        <w:t>AfterMethod</w:t>
+      </w:r>
+    </w:p>
+    <w:p>
+      <w:pPr>
+        <w:rPr>
+          <w:sz w:val="26"/>
+          <w:szCs w:val="24"/>
+          <w:lang w:val="en-US"/>
+        </w:rPr>
+      </w:pPr>
+      <w:r>
+        <w:rPr>
+          <w:sz w:val="26"/>
+          <w:szCs w:val="24"/>
+          <w:lang w:val="en-US"/>
+        </w:rPr>
+        <w:tab/>
+        <w:t>BeforeMethod</w:t>
+      </w:r>
+    </w:p>
+    <w:p>
+      <w:pPr>
+        <w:rPr>
+          <w:sz w:val="26"/>
+          <w:szCs w:val="24"/>
+          <w:lang w:val="en-US"/>
+        </w:rPr>
+      </w:pPr>
+      <w:r>
+        <w:rPr>
+          <w:sz w:val="26"/>
+          <w:szCs w:val="24"/>
+          <w:lang w:val="en-US"/>
+        </w:rPr>
+        <w:tab/>
+      </w:r>
+      <w:r>
+        <w:rPr>
+          <w:sz w:val="26"/>
+          <w:szCs w:val="24"/>
+          <w:lang w:val="en-US"/>
+        </w:rPr>
+        <w:tab/>
+      </w:r>
+      <w:r>
+        <w:rPr>
+          <w:sz w:val="26"/>
+          <w:szCs w:val="24"/>
+          <w:lang w:val="en-US"/>
+        </w:rPr>
+        <w:t xml:space="preserve">Test 2 </w:t>
+      </w:r>
+    </w:p>
+    <w:p>
+      <w:pPr>
+        <w:rPr>
+          <w:sz w:val="26"/>
+          <w:szCs w:val="24"/>
+          <w:lang w:val="en-US"/>
+        </w:rPr>
+      </w:pPr>
+      <w:r>
+        <w:rPr>
+          <w:sz w:val="26"/>
+          <w:szCs w:val="24"/>
+          <w:lang w:val="en-US"/>
+        </w:rPr>
+        <w:tab/>
+        <w:t>AfterMethod</w:t>
+      </w:r>
+    </w:p>
+    <w:p>
+      <w:pPr>
+        <w:rPr>
+          <w:sz w:val="26"/>
+          <w:szCs w:val="24"/>
+          <w:lang w:val="en-US"/>
+        </w:rPr>
+      </w:pPr>
+      <w:r>
+        <w:rPr>
+          <w:sz w:val="26"/>
+          <w:szCs w:val="24"/>
+          <w:lang w:val="en-US"/>
+        </w:rPr>
+        <w:tab/>
+        <w:t>BeforeMethod</w:t>
+      </w:r>
+    </w:p>
+    <w:p>
+      <w:pPr>
+        <w:rPr>
+          <w:sz w:val="26"/>
+          <w:szCs w:val="24"/>
+          <w:lang w:val="en-US"/>
+        </w:rPr>
+      </w:pPr>
+      <w:r>
+        <w:rPr>
+          <w:sz w:val="26"/>
+          <w:szCs w:val="24"/>
+          <w:lang w:val="en-US"/>
+        </w:rPr>
+        <w:tab/>
+      </w:r>
+      <w:r>
+        <w:rPr>
+          <w:sz w:val="26"/>
+          <w:szCs w:val="24"/>
+          <w:lang w:val="en-US"/>
+        </w:rPr>
+        <w:tab/>
+        <w:t>Test 3</w:t>
+      </w:r>
+    </w:p>
+    <w:p>
+      <w:pPr>
+        <w:rPr>
+          <w:sz w:val="26"/>
+          <w:szCs w:val="24"/>
+          <w:lang w:val="en-US"/>
+        </w:rPr>
+      </w:pPr>
+      <w:r>
+        <w:rPr>
+          <w:sz w:val="26"/>
+          <w:szCs w:val="24"/>
+          <w:lang w:val="en-US"/>
+        </w:rPr>
+        <w:tab/>
+        <w:t>AfterMethod</w:t>
+      </w:r>
+    </w:p>
+    <w:p>
+      <w:pPr>
+        <w:rPr>
+          <w:sz w:val="26"/>
+          <w:szCs w:val="24"/>
+          <w:lang w:val="en-US"/>
+        </w:rPr>
+      </w:pPr>
+      <w:r>
+        <w:rPr>
+          <w:sz w:val="26"/>
+          <w:szCs w:val="24"/>
+          <w:lang w:val="en-US"/>
+        </w:rPr>
+        <w:tab/>
+        <w:t>BeforeMethod</w:t>
+      </w:r>
+    </w:p>
+    <w:p>
+      <w:pPr>
+        <w:rPr>
+          <w:sz w:val="26"/>
+          <w:szCs w:val="24"/>
+          <w:lang w:val="en-US"/>
+        </w:rPr>
+      </w:pPr>
+      <w:r>
+        <w:rPr>
+          <w:sz w:val="26"/>
+          <w:szCs w:val="24"/>
+          <w:lang w:val="en-US"/>
+        </w:rPr>
+        <w:tab/>
+      </w:r>
+      <w:r>
+        <w:rPr>
+          <w:sz w:val="26"/>
+          <w:szCs w:val="24"/>
+          <w:lang w:val="en-US"/>
+        </w:rPr>
+        <w:tab/>
+      </w:r>
+      <w:r>
+        <w:rPr>
+          <w:sz w:val="26"/>
+          <w:szCs w:val="24"/>
+          <w:lang w:val="en-US"/>
+        </w:rPr>
+        <w:t>Test 4</w:t>
+      </w:r>
+    </w:p>
+    <w:p>
+      <w:pPr>
+        <w:rPr>
+          <w:sz w:val="26"/>
+          <w:szCs w:val="24"/>
+          <w:lang w:val="en-US"/>
+        </w:rPr>
+      </w:pPr>
+      <w:r>
+        <w:rPr>
+          <w:sz w:val="26"/>
+          <w:szCs w:val="24"/>
+          <w:lang w:val="en-US"/>
+        </w:rPr>
+        <w:tab/>
+        <w:t>AfterMethod</w:t>
+      </w:r>
+    </w:p>
+    <w:p>
+      <w:pPr>
+        <w:rPr>
+          <w:sz w:val="26"/>
+          <w:szCs w:val="24"/>
+          <w:lang w:val="en-US"/>
+        </w:rPr>
+      </w:pPr>
+      <w:r>
+        <w:rPr>
+          <w:sz w:val="26"/>
+          <w:szCs w:val="24"/>
+          <w:lang w:val="en-US"/>
+        </w:rPr>
+        <w:t>AfterTest</w:t>
+      </w:r>
+    </w:p>
+    <w:p>
+      <w:pPr>
+        <w:rPr>
+          <w:sz w:val="26"/>
+          <w:szCs w:val="24"/>
+          <w:lang w:val="en-US"/>
+        </w:rPr>
+      </w:pPr>
+    </w:p>
+    <w:p>
+      <w:pPr>
+        <w:rPr>
+          <w:b/>
+          <w:bCs/>
+          <w:sz w:val="26"/>
+          <w:szCs w:val="24"/>
+          <w:lang w:val="en-US"/>
+        </w:rPr>
+      </w:pPr>
+      <w:r>
+        <w:rPr>
+          <w:b/>
+          <w:bCs/>
+          <w:sz w:val="26"/>
+          <w:szCs w:val="24"/>
+          <w:lang w:val="en-US"/>
+        </w:rPr>
+        <w:t>Points to be noted about configuration methods</w:t>
+      </w:r>
+    </w:p>
+    <w:p>
+      <w:pPr>
+        <w:pStyle w:val="ListParagraph"/>
+        <w:numPr>
+          <w:ilvl w:val="0"/>
+          <w:numId w:val="31"/>
+        </w:numPr>
+        <w:rPr>
+          <w:sz w:val="26"/>
+          <w:szCs w:val="24"/>
+          <w:lang w:val="en-US"/>
+        </w:rPr>
+      </w:pPr>
+      <w:r>
+        <w:rPr>
+          <w:sz w:val="26"/>
+          <w:szCs w:val="24"/>
+          <w:lang w:val="en-US"/>
+        </w:rPr>
+        <w:t>They can appear anywhere in the script. (Sequence doesn’t matter)</w:t>
+      </w:r>
+    </w:p>
+    <w:p>
+      <w:pPr>
+        <w:pStyle w:val="ListParagraph"/>
+        <w:numPr>
+          <w:ilvl w:val="0"/>
+          <w:numId w:val="31"/>
+        </w:numPr>
+        <w:rPr>
+          <w:sz w:val="26"/>
+          <w:szCs w:val="24"/>
+          <w:lang w:val="en-US"/>
+        </w:rPr>
+      </w:pPr>
+      <w:r>
+        <w:rPr>
+          <w:sz w:val="26"/>
+          <w:szCs w:val="24"/>
+          <w:lang w:val="en-US"/>
+        </w:rPr>
+        <w:t>They need not to be in a pair</w:t>
+      </w:r>
+    </w:p>
+    <w:p>
+      <w:pPr>
+        <w:rPr>
+          <w:sz w:val="26"/>
+          <w:szCs w:val="24"/>
+          <w:lang w:val="en-US"/>
+        </w:rPr>
+      </w:pPr>
+    </w:p>
+    <w:p>
+      <w:pPr>
+        <w:rPr>
+          <w:b/>
+          <w:bCs/>
+          <w:sz w:val="26"/>
+          <w:szCs w:val="24"/>
+          <w:lang w:val="en-US"/>
+        </w:rPr>
+      </w:pPr>
+      <w:r>
+        <w:rPr>
+          <w:b/>
+          <w:bCs/>
+          <w:sz w:val="26"/>
+          <w:szCs w:val="24"/>
+          <w:lang w:val="en-US"/>
+        </w:rPr>
+        <w:t>Data Driven Testing</w:t>
+      </w:r>
+    </w:p>
+    <w:p>
+      <w:pPr>
+        <w:pStyle w:val="ListParagraph"/>
+        <w:numPr>
+          <w:ilvl w:val="0"/>
+          <w:numId w:val="32"/>
+        </w:numPr>
+        <w:rPr>
+          <w:b/>
+          <w:bCs/>
+          <w:sz w:val="26"/>
+          <w:szCs w:val="24"/>
+          <w:lang w:val="en-US"/>
+        </w:rPr>
+      </w:pPr>
+      <w:r>
+        <w:rPr>
+          <w:sz w:val="26"/>
+          <w:szCs w:val="24"/>
+          <w:lang w:val="en-US"/>
+        </w:rPr>
+        <w:t>Executing single test for multiple times with multiple data set.</w:t>
+      </w:r>
+    </w:p>
+    <w:p>
+      <w:pPr>
+        <w:pStyle w:val="ListParagraph"/>
+        <w:numPr>
+          <w:ilvl w:val="0"/>
+          <w:numId w:val="32"/>
+        </w:numPr>
+        <w:rPr>
+          <w:b/>
+          <w:bCs/>
+          <w:sz w:val="26"/>
+          <w:szCs w:val="24"/>
+          <w:lang w:val="en-US"/>
+        </w:rPr>
+      </w:pPr>
+      <w:r>
+        <w:rPr>
+          <w:sz w:val="26"/>
+          <w:szCs w:val="24"/>
+          <w:lang w:val="en-US"/>
+        </w:rPr>
+        <w:t>Done using @DataProvider</w:t>
       </w:r>
       <w:bookmarkStart w:id="0" w:name="_GoBack"/>
       <w:bookmarkEnd w:id="0"/>
@@ -8829,6 +9579,95 @@
     </w:lvl>
   </w:abstractNum>
   <w:abstractNum w:abstractNumId="13">
+    <w:nsid w:val="24AA3700"/>
+    <w:multiLevelType w:val="hybridMultilevel"/>
+    <w:tmpl w:val="4AE473FA"/>
+    <w:lvl w:ilvl="0" w:tplc="4009000F">
+      <w:start w:val="1"/>
+      <w:numFmt w:val="decimal"/>
+      <w:lvlText w:val="%1."/>
+      <w:lvlJc w:val="left"/>
+      <w:pPr>
+        <w:ind w:left="720" w:hanging="360"/>
+      </w:pPr>
+      <w:rPr>
+        <w:rFonts w:hint="default"/>
+      </w:rPr>
+    </w:lvl>
+    <w:lvl w:ilvl="1" w:tplc="40090019" w:tentative="1">
+      <w:start w:val="1"/>
+      <w:numFmt w:val="lowerLetter"/>
+      <w:lvlText w:val="%2."/>
+      <w:lvlJc w:val="left"/>
+      <w:pPr>
+        <w:ind w:left="1440" w:hanging="360"/>
+      </w:pPr>
+    </w:lvl>
+    <w:lvl w:ilvl="2" w:tplc="4009001B" w:tentative="1">
+      <w:start w:val="1"/>
+      <w:numFmt w:val="lowerRoman"/>
+      <w:lvlText w:val="%3."/>
+      <w:lvlJc w:val="right"/>
+      <w:pPr>
+        <w:ind w:left="2160" w:hanging="180"/>
+      </w:pPr>
+    </w:lvl>
+    <w:lvl w:ilvl="3" w:tplc="4009000F" w:tentative="1">
+      <w:start w:val="1"/>
+      <w:numFmt w:val="decimal"/>
+      <w:lvlText w:val="%4."/>
+      <w:lvlJc w:val="left"/>
+      <w:pPr>
+        <w:ind w:left="2880" w:hanging="360"/>
+      </w:pPr>
+    </w:lvl>
+    <w:lvl w:ilvl="4" w:tplc="40090019" w:tentative="1">
+      <w:start w:val="1"/>
+      <w:numFmt w:val="lowerLetter"/>
+      <w:lvlText w:val="%5."/>
+      <w:lvlJc w:val="left"/>
+      <w:pPr>
+        <w:ind w:left="3600" w:hanging="360"/>
+      </w:pPr>
+    </w:lvl>
+    <w:lvl w:ilvl="5" w:tplc="4009001B" w:tentative="1">
+      <w:start w:val="1"/>
+      <w:numFmt w:val="lowerRoman"/>
+      <w:lvlText w:val="%6."/>
+      <w:lvlJc w:val="right"/>
+      <w:pPr>
+        <w:ind w:left="4320" w:hanging="180"/>
+      </w:pPr>
+    </w:lvl>
+    <w:lvl w:ilvl="6" w:tplc="4009000F" w:tentative="1">
+      <w:start w:val="1"/>
+      <w:numFmt w:val="decimal"/>
+      <w:lvlText w:val="%7."/>
+      <w:lvlJc w:val="left"/>
+      <w:pPr>
+        <w:ind w:left="5040" w:hanging="360"/>
+      </w:pPr>
+    </w:lvl>
+    <w:lvl w:ilvl="7" w:tplc="40090019" w:tentative="1">
+      <w:start w:val="1"/>
+      <w:numFmt w:val="lowerLetter"/>
+      <w:lvlText w:val="%8."/>
+      <w:lvlJc w:val="left"/>
+      <w:pPr>
+        <w:ind w:left="5760" w:hanging="360"/>
+      </w:pPr>
+    </w:lvl>
+    <w:lvl w:ilvl="8" w:tplc="4009001B" w:tentative="1">
+      <w:start w:val="1"/>
+      <w:numFmt w:val="lowerRoman"/>
+      <w:lvlText w:val="%9."/>
+      <w:lvlJc w:val="right"/>
+      <w:pPr>
+        <w:ind w:left="6480" w:hanging="180"/>
+      </w:pPr>
+    </w:lvl>
+  </w:abstractNum>
+  <w:abstractNum w:abstractNumId="14">
     <w:nsid w:val="2E0E1364"/>
     <w:multiLevelType w:val="hybridMultilevel"/>
     <w:tmpl w:val="40CC5AC4"/>
@@ -8917,7 +9756,7 @@
       </w:pPr>
     </w:lvl>
   </w:abstractNum>
-  <w:abstractNum w:abstractNumId="14">
+  <w:abstractNum w:abstractNumId="15">
     <w:nsid w:val="360C28AB"/>
     <w:multiLevelType w:val="hybridMultilevel"/>
     <w:tmpl w:val="D910DDB6"/>
@@ -9030,7 +9869,7 @@
       </w:rPr>
     </w:lvl>
   </w:abstractNum>
-  <w:abstractNum w:abstractNumId="15">
+  <w:abstractNum w:abstractNumId="16">
     <w:nsid w:val="38846546"/>
     <w:multiLevelType w:val="hybridMultilevel"/>
     <w:tmpl w:val="86F02860"/>
@@ -9119,7 +9958,7 @@
       </w:pPr>
     </w:lvl>
   </w:abstractNum>
-  <w:abstractNum w:abstractNumId="16">
+  <w:abstractNum w:abstractNumId="17">
     <w:nsid w:val="39C45A17"/>
     <w:multiLevelType w:val="hybridMultilevel"/>
     <w:tmpl w:val="7BCE0EDE"/>
@@ -9208,7 +10047,7 @@
       </w:pPr>
     </w:lvl>
   </w:abstractNum>
-  <w:abstractNum w:abstractNumId="17">
+  <w:abstractNum w:abstractNumId="18">
     <w:nsid w:val="3C0D7148"/>
     <w:multiLevelType w:val="hybridMultilevel"/>
     <w:tmpl w:val="61EAC19E"/>
@@ -9297,7 +10136,7 @@
       </w:pPr>
     </w:lvl>
   </w:abstractNum>
-  <w:abstractNum w:abstractNumId="18">
+  <w:abstractNum w:abstractNumId="19">
     <w:nsid w:val="3EC7092E"/>
     <w:multiLevelType w:val="hybridMultilevel"/>
     <w:tmpl w:val="BEB82898"/>
@@ -9386,7 +10225,7 @@
       </w:pPr>
     </w:lvl>
   </w:abstractNum>
-  <w:abstractNum w:abstractNumId="19">
+  <w:abstractNum w:abstractNumId="20">
     <w:nsid w:val="3FEE48BD"/>
     <w:multiLevelType w:val="hybridMultilevel"/>
     <w:tmpl w:val="7D7C81C4"/>
@@ -9475,7 +10314,7 @@
       </w:pPr>
     </w:lvl>
   </w:abstractNum>
-  <w:abstractNum w:abstractNumId="20">
+  <w:abstractNum w:abstractNumId="21">
     <w:nsid w:val="403F7638"/>
     <w:multiLevelType w:val="hybridMultilevel"/>
     <w:tmpl w:val="49801E86"/>
@@ -9564,7 +10403,7 @@
       </w:pPr>
     </w:lvl>
   </w:abstractNum>
-  <w:abstractNum w:abstractNumId="21">
+  <w:abstractNum w:abstractNumId="22">
     <w:nsid w:val="46A73B9B"/>
     <w:multiLevelType w:val="hybridMultilevel"/>
     <w:tmpl w:val="EAA08C1C"/>
@@ -9653,7 +10492,7 @@
       </w:pPr>
     </w:lvl>
   </w:abstractNum>
-  <w:abstractNum w:abstractNumId="22">
+  <w:abstractNum w:abstractNumId="23">
     <w:nsid w:val="4EBA6DD1"/>
     <w:multiLevelType w:val="hybridMultilevel"/>
     <w:tmpl w:val="60C02E0C"/>
@@ -9742,7 +10581,120 @@
       </w:pPr>
     </w:lvl>
   </w:abstractNum>
-  <w:abstractNum w:abstractNumId="23">
+  <w:abstractNum w:abstractNumId="24">
+    <w:nsid w:val="515E3FEC"/>
+    <w:multiLevelType w:val="hybridMultilevel"/>
+    <w:tmpl w:val="E902866C"/>
+    <w:lvl w:ilvl="0" w:tplc="40090001">
+      <w:start w:val="1"/>
+      <w:numFmt w:val="bullet"/>
+      <w:lvlText w:val=""/>
+      <w:lvlJc w:val="left"/>
+      <w:pPr>
+        <w:ind w:left="720" w:hanging="360"/>
+      </w:pPr>
+      <w:rPr>
+        <w:rFonts w:ascii="Symbol" w:hAnsi="Symbol" w:hint="default"/>
+      </w:rPr>
+    </w:lvl>
+    <w:lvl w:ilvl="1" w:tplc="40090003" w:tentative="1">
+      <w:start w:val="1"/>
+      <w:numFmt w:val="bullet"/>
+      <w:lvlText w:val="o"/>
+      <w:lvlJc w:val="left"/>
+      <w:pPr>
+        <w:ind w:left="1440" w:hanging="360"/>
+      </w:pPr>
+      <w:rPr>
+        <w:rFonts w:ascii="Courier New" w:hAnsi="Courier New" w:cs="Courier New" w:hint="default"/>
+      </w:rPr>
+    </w:lvl>
+    <w:lvl w:ilvl="2" w:tplc="40090005" w:tentative="1">
+      <w:start w:val="1"/>
+      <w:numFmt w:val="bullet"/>
+      <w:lvlText w:val=""/>
+      <w:lvlJc w:val="left"/>
+      <w:pPr>
+        <w:ind w:left="2160" w:hanging="360"/>
+      </w:pPr>
+      <w:rPr>
+        <w:rFonts w:ascii="Wingdings" w:hAnsi="Wingdings" w:hint="default"/>
+      </w:rPr>
+    </w:lvl>
+    <w:lvl w:ilvl="3" w:tplc="40090001" w:tentative="1">
+      <w:start w:val="1"/>
+      <w:numFmt w:val="bullet"/>
+      <w:lvlText w:val=""/>
+      <w:lvlJc w:val="left"/>
+      <w:pPr>
+        <w:ind w:left="2880" w:hanging="360"/>
+      </w:pPr>
+      <w:rPr>
+        <w:rFonts w:ascii="Symbol" w:hAnsi="Symbol" w:hint="default"/>
+      </w:rPr>
+    </w:lvl>
+    <w:lvl w:ilvl="4" w:tplc="40090003" w:tentative="1">
+      <w:start w:val="1"/>
+      <w:numFmt w:val="bullet"/>
+      <w:lvlText w:val="o"/>
+      <w:lvlJc w:val="left"/>
+      <w:pPr>
+        <w:ind w:left="3600" w:hanging="360"/>
+      </w:pPr>
+      <w:rPr>
+        <w:rFonts w:ascii="Courier New" w:hAnsi="Courier New" w:cs="Courier New" w:hint="default"/>
+      </w:rPr>
+    </w:lvl>
+    <w:lvl w:ilvl="5" w:tplc="40090005" w:tentative="1">
+      <w:start w:val="1"/>
+      <w:numFmt w:val="bullet"/>
+      <w:lvlText w:val=""/>
+      <w:lvlJc w:val="left"/>
+      <w:pPr>
+        <w:ind w:left="4320" w:hanging="360"/>
+      </w:pPr>
+      <w:rPr>
+        <w:rFonts w:ascii="Wingdings" w:hAnsi="Wingdings" w:hint="default"/>
+      </w:rPr>
+    </w:lvl>
+    <w:lvl w:ilvl="6" w:tplc="40090001" w:tentative="1">
+      <w:start w:val="1"/>
+      <w:numFmt w:val="bullet"/>
+      <w:lvlText w:val=""/>
+      <w:lvlJc w:val="left"/>
+      <w:pPr>
+        <w:ind w:left="5040" w:hanging="360"/>
+      </w:pPr>
+      <w:rPr>
+        <w:rFonts w:ascii="Symbol" w:hAnsi="Symbol" w:hint="default"/>
+      </w:rPr>
+    </w:lvl>
+    <w:lvl w:ilvl="7" w:tplc="40090003" w:tentative="1">
+      <w:start w:val="1"/>
+      <w:numFmt w:val="bullet"/>
+      <w:lvlText w:val="o"/>
+      <w:lvlJc w:val="left"/>
+      <w:pPr>
+        <w:ind w:left="5760" w:hanging="360"/>
+      </w:pPr>
+      <w:rPr>
+        <w:rFonts w:ascii="Courier New" w:hAnsi="Courier New" w:cs="Courier New" w:hint="default"/>
+      </w:rPr>
+    </w:lvl>
+    <w:lvl w:ilvl="8" w:tplc="40090005" w:tentative="1">
+      <w:start w:val="1"/>
+      <w:numFmt w:val="bullet"/>
+      <w:lvlText w:val=""/>
+      <w:lvlJc w:val="left"/>
+      <w:pPr>
+        <w:ind w:left="6480" w:hanging="360"/>
+      </w:pPr>
+      <w:rPr>
+        <w:rFonts w:ascii="Wingdings" w:hAnsi="Wingdings" w:hint="default"/>
+      </w:rPr>
+    </w:lvl>
+  </w:abstractNum>
+  <w:abstractNum w:abstractNumId="25">
     <w:nsid w:val="529E3796"/>
     <w:multiLevelType w:val="hybridMultilevel"/>
     <w:tmpl w:val="AB520516"/>
@@ -9831,7 +10783,7 @@
       </w:pPr>
     </w:lvl>
   </w:abstractNum>
-  <w:abstractNum w:abstractNumId="24">
+  <w:abstractNum w:abstractNumId="26">
     <w:nsid w:val="55816A8D"/>
     <w:multiLevelType w:val="hybridMultilevel"/>
     <w:tmpl w:val="1200EDB6"/>
@@ -9920,7 +10872,7 @@
       </w:pPr>
     </w:lvl>
   </w:abstractNum>
-  <w:abstractNum w:abstractNumId="25">
+  <w:abstractNum w:abstractNumId="27">
     <w:nsid w:val="60166BF6"/>
     <w:multiLevelType w:val="hybridMultilevel"/>
     <w:tmpl w:val="1A2C61F4"/>
@@ -10033,7 +10985,7 @@
       </w:rPr>
     </w:lvl>
   </w:abstractNum>
-  <w:abstractNum w:abstractNumId="26">
+  <w:abstractNum w:abstractNumId="28">
     <w:nsid w:val="61194B06"/>
     <w:multiLevelType w:val="hybridMultilevel"/>
     <w:tmpl w:val="348E9CA8"/>
@@ -10123,7 +11075,7 @@
       </w:pPr>
     </w:lvl>
   </w:abstractNum>
-  <w:abstractNum w:abstractNumId="27">
+  <w:abstractNum w:abstractNumId="29">
     <w:nsid w:val="669D6C41"/>
     <w:multiLevelType w:val="hybridMultilevel"/>
     <w:tmpl w:val="9E22EC66"/>
@@ -10236,7 +11188,7 @@
       </w:rPr>
     </w:lvl>
   </w:abstractNum>
-  <w:abstractNum w:abstractNumId="28">
+  <w:abstractNum w:abstractNumId="30">
     <w:nsid w:val="6DE40AAE"/>
     <w:multiLevelType w:val="hybridMultilevel"/>
     <w:tmpl w:val="8A1CE40E"/>
@@ -10325,7 +11277,7 @@
       </w:pPr>
     </w:lvl>
   </w:abstractNum>
-  <w:abstractNum w:abstractNumId="29">
+  <w:abstractNum w:abstractNumId="31">
     <w:nsid w:val="771F358C"/>
     <w:multiLevelType w:val="hybridMultilevel"/>
     <w:tmpl w:val="08E0D094"/>
@@ -10415,10 +11367,10 @@
     </w:lvl>
   </w:abstractNum>
   <w:num w:numId="1">
-    <w:abstractNumId w:val="16"/>
+    <w:abstractNumId w:val="17"/>
   </w:num>
   <w:num w:numId="2">
-    <w:abstractNumId w:val="18"/>
+    <w:abstractNumId w:val="19"/>
   </w:num>
   <w:num w:numId="3">
     <w:abstractNumId w:val="0"/>
@@ -10427,7 +11379,7 @@
     <w:abstractNumId w:val="7"/>
   </w:num>
   <w:num w:numId="5">
-    <w:abstractNumId w:val="20"/>
+    <w:abstractNumId w:val="21"/>
   </w:num>
   <w:num w:numId="6">
     <w:abstractNumId w:val="11"/>
@@ -10436,19 +11388,19 @@
     <w:abstractNumId w:val="5"/>
   </w:num>
   <w:num w:numId="8">
-    <w:abstractNumId w:val="27"/>
+    <w:abstractNumId w:val="29"/>
   </w:num>
   <w:num w:numId="9">
-    <w:abstractNumId w:val="29"/>
+    <w:abstractNumId w:val="31"/>
   </w:num>
   <w:num w:numId="10">
-    <w:abstractNumId w:val="13"/>
+    <w:abstractNumId w:val="14"/>
   </w:num>
   <w:num w:numId="11">
-    <w:abstractNumId w:val="19"/>
+    <w:abstractNumId w:val="20"/>
   </w:num>
   <w:num w:numId="12">
-    <w:abstractNumId w:val="17"/>
+    <w:abstractNumId w:val="18"/>
   </w:num>
   <w:num w:numId="13">
     <w:abstractNumId w:val="4"/>
@@ -10457,37 +11409,37 @@
     <w:abstractNumId w:val="6"/>
   </w:num>
   <w:num w:numId="15">
-    <w:abstractNumId w:val="28"/>
+    <w:abstractNumId w:val="30"/>
   </w:num>
   <w:num w:numId="16">
     <w:abstractNumId w:val="2"/>
   </w:num>
   <w:num w:numId="17">
-    <w:abstractNumId w:val="23"/>
+    <w:abstractNumId w:val="25"/>
   </w:num>
   <w:num w:numId="18">
-    <w:abstractNumId w:val="25"/>
+    <w:abstractNumId w:val="27"/>
   </w:num>
   <w:num w:numId="19">
     <w:abstractNumId w:val="12"/>
   </w:num>
   <w:num w:numId="20">
-    <w:abstractNumId w:val="24"/>
+    <w:abstractNumId w:val="26"/>
   </w:num>
   <w:num w:numId="21">
     <w:abstractNumId w:val="1"/>
   </w:num>
   <w:num w:numId="22">
-    <w:abstractNumId w:val="15"/>
+    <w:abstractNumId w:val="16"/>
   </w:num>
   <w:num w:numId="23">
-    <w:abstractNumId w:val="14"/>
+    <w:abstractNumId w:val="15"/>
   </w:num>
   <w:num w:numId="24">
     <w:abstractNumId w:val="9"/>
   </w:num>
   <w:num w:numId="25">
-    <w:abstractNumId w:val="22"/>
+    <w:abstractNumId w:val="23"/>
   </w:num>
   <w:num w:numId="26">
     <w:abstractNumId w:val="3"/>
@@ -10499,10 +11451,16 @@
     <w:abstractNumId w:val="8"/>
   </w:num>
   <w:num w:numId="29">
-    <w:abstractNumId w:val="26"/>
+    <w:abstractNumId w:val="28"/>
   </w:num>
   <w:num w:numId="30">
-    <w:abstractNumId w:val="21"/>
+    <w:abstractNumId w:val="22"/>
+  </w:num>
+  <w:num w:numId="31">
+    <w:abstractNumId w:val="13"/>
+  </w:num>
+  <w:num w:numId="32">
+    <w:abstractNumId w:val="24"/>
   </w:num>
 </w:numbering>
 </file>

--- a/Notes_Selenium_15.docx
+++ b/Notes_Selenium_15.docx
@@ -8310,6 +8310,105 @@
         </w:rPr>
         <w:t>Done using @DataProvider</w:t>
       </w:r>
+    </w:p>
+    <w:p>
+      <w:pPr>
+        <w:rPr>
+          <w:b/>
+          <w:bCs/>
+          <w:sz w:val="26"/>
+          <w:szCs w:val="24"/>
+          <w:lang w:val="en-US"/>
+        </w:rPr>
+      </w:pPr>
+    </w:p>
+    <w:p>
+      <w:pPr>
+        <w:rPr>
+          <w:b/>
+          <w:bCs/>
+          <w:sz w:val="26"/>
+          <w:szCs w:val="24"/>
+          <w:lang w:val="en-US"/>
+        </w:rPr>
+      </w:pPr>
+      <w:r>
+        <w:rPr>
+          <w:b/>
+          <w:bCs/>
+          <w:sz w:val="26"/>
+          <w:szCs w:val="24"/>
+          <w:lang w:val="en-US"/>
+        </w:rPr>
+        <w:t>Assertion</w:t>
+      </w:r>
+    </w:p>
+    <w:p>
+      <w:pPr>
+        <w:pStyle w:val="ListParagraph"/>
+        <w:numPr>
+          <w:ilvl w:val="0"/>
+          <w:numId w:val="33"/>
+        </w:numPr>
+        <w:rPr>
+          <w:sz w:val="26"/>
+          <w:szCs w:val="24"/>
+          <w:lang w:val="en-US"/>
+        </w:rPr>
+      </w:pPr>
+      <w:r>
+        <w:rPr>
+          <w:sz w:val="26"/>
+          <w:szCs w:val="24"/>
+          <w:lang w:val="en-US"/>
+        </w:rPr>
+        <w:lastRenderedPageBreak/>
+        <w:t>It is technique via which you can mark any test case as a pass or fail.</w:t>
+      </w:r>
+    </w:p>
+    <w:p>
+      <w:pPr>
+        <w:pStyle w:val="ListParagraph"/>
+        <w:numPr>
+          <w:ilvl w:val="0"/>
+          <w:numId w:val="33"/>
+        </w:numPr>
+        <w:rPr>
+          <w:sz w:val="26"/>
+          <w:szCs w:val="24"/>
+          <w:lang w:val="en-US"/>
+        </w:rPr>
+      </w:pPr>
+      <w:r>
+        <w:rPr>
+          <w:sz w:val="26"/>
+          <w:szCs w:val="24"/>
+          <w:lang w:val="en-US"/>
+        </w:rPr>
+        <w:t>In short it is validation for the test.</w:t>
+      </w:r>
+    </w:p>
+    <w:p>
+      <w:pPr>
+        <w:pStyle w:val="ListParagraph"/>
+        <w:numPr>
+          <w:ilvl w:val="0"/>
+          <w:numId w:val="33"/>
+        </w:numPr>
+        <w:rPr>
+          <w:sz w:val="26"/>
+          <w:szCs w:val="24"/>
+          <w:lang w:val="en-US"/>
+        </w:rPr>
+      </w:pPr>
+      <w:r>
+        <w:rPr>
+          <w:sz w:val="26"/>
+          <w:szCs w:val="24"/>
+          <w:lang w:val="en-US"/>
+        </w:rPr>
+        <w:t>Types</w:t>
+      </w:r>
       <w:bookmarkStart w:id="0" w:name="_GoBack"/>
       <w:bookmarkEnd w:id="0"/>
     </w:p>
@@ -10404,6 +10503,119 @@
     </w:lvl>
   </w:abstractNum>
   <w:abstractNum w:abstractNumId="22">
+    <w:nsid w:val="430B4440"/>
+    <w:multiLevelType w:val="hybridMultilevel"/>
+    <w:tmpl w:val="2B70B9E6"/>
+    <w:lvl w:ilvl="0" w:tplc="40090001">
+      <w:start w:val="1"/>
+      <w:numFmt w:val="bullet"/>
+      <w:lvlText w:val=""/>
+      <w:lvlJc w:val="left"/>
+      <w:pPr>
+        <w:ind w:left="720" w:hanging="360"/>
+      </w:pPr>
+      <w:rPr>
+        <w:rFonts w:ascii="Symbol" w:hAnsi="Symbol" w:hint="default"/>
+      </w:rPr>
+    </w:lvl>
+    <w:lvl w:ilvl="1" w:tplc="40090003" w:tentative="1">
+      <w:start w:val="1"/>
+      <w:numFmt w:val="bullet"/>
+      <w:lvlText w:val="o"/>
+      <w:lvlJc w:val="left"/>
+      <w:pPr>
+        <w:ind w:left="1440" w:hanging="360"/>
+      </w:pPr>
+      <w:rPr>
+        <w:rFonts w:ascii="Courier New" w:hAnsi="Courier New" w:cs="Courier New" w:hint="default"/>
+      </w:rPr>
+    </w:lvl>
+    <w:lvl w:ilvl="2" w:tplc="40090005" w:tentative="1">
+      <w:start w:val="1"/>
+      <w:numFmt w:val="bullet"/>
+      <w:lvlText w:val=""/>
+      <w:lvlJc w:val="left"/>
+      <w:pPr>
+        <w:ind w:left="2160" w:hanging="360"/>
+      </w:pPr>
+      <w:rPr>
+        <w:rFonts w:ascii="Wingdings" w:hAnsi="Wingdings" w:hint="default"/>
+      </w:rPr>
+    </w:lvl>
+    <w:lvl w:ilvl="3" w:tplc="40090001" w:tentative="1">
+      <w:start w:val="1"/>
+      <w:numFmt w:val="bullet"/>
+      <w:lvlText w:val=""/>
+      <w:lvlJc w:val="left"/>
+      <w:pPr>
+        <w:ind w:left="2880" w:hanging="360"/>
+      </w:pPr>
+      <w:rPr>
+        <w:rFonts w:ascii="Symbol" w:hAnsi="Symbol" w:hint="default"/>
+      </w:rPr>
+    </w:lvl>
+    <w:lvl w:ilvl="4" w:tplc="40090003" w:tentative="1">
+      <w:start w:val="1"/>
+      <w:numFmt w:val="bullet"/>
+      <w:lvlText w:val="o"/>
+      <w:lvlJc w:val="left"/>
+      <w:pPr>
+        <w:ind w:left="3600" w:hanging="360"/>
+      </w:pPr>
+      <w:rPr>
+        <w:rFonts w:ascii="Courier New" w:hAnsi="Courier New" w:cs="Courier New" w:hint="default"/>
+      </w:rPr>
+    </w:lvl>
+    <w:lvl w:ilvl="5" w:tplc="40090005" w:tentative="1">
+      <w:start w:val="1"/>
+      <w:numFmt w:val="bullet"/>
+      <w:lvlText w:val=""/>
+      <w:lvlJc w:val="left"/>
+      <w:pPr>
+        <w:ind w:left="4320" w:hanging="360"/>
+      </w:pPr>
+      <w:rPr>
+        <w:rFonts w:ascii="Wingdings" w:hAnsi="Wingdings" w:hint="default"/>
+      </w:rPr>
+    </w:lvl>
+    <w:lvl w:ilvl="6" w:tplc="40090001" w:tentative="1">
+      <w:start w:val="1"/>
+      <w:numFmt w:val="bullet"/>
+      <w:lvlText w:val=""/>
+      <w:lvlJc w:val="left"/>
+      <w:pPr>
+        <w:ind w:left="5040" w:hanging="360"/>
+      </w:pPr>
+      <w:rPr>
+        <w:rFonts w:ascii="Symbol" w:hAnsi="Symbol" w:hint="default"/>
+      </w:rPr>
+    </w:lvl>
+    <w:lvl w:ilvl="7" w:tplc="40090003" w:tentative="1">
+      <w:start w:val="1"/>
+      <w:numFmt w:val="bullet"/>
+      <w:lvlText w:val="o"/>
+      <w:lvlJc w:val="left"/>
+      <w:pPr>
+        <w:ind w:left="5760" w:hanging="360"/>
+      </w:pPr>
+      <w:rPr>
+        <w:rFonts w:ascii="Courier New" w:hAnsi="Courier New" w:cs="Courier New" w:hint="default"/>
+      </w:rPr>
+    </w:lvl>
+    <w:lvl w:ilvl="8" w:tplc="40090005" w:tentative="1">
+      <w:start w:val="1"/>
+      <w:numFmt w:val="bullet"/>
+      <w:lvlText w:val=""/>
+      <w:lvlJc w:val="left"/>
+      <w:pPr>
+        <w:ind w:left="6480" w:hanging="360"/>
+      </w:pPr>
+      <w:rPr>
+        <w:rFonts w:ascii="Wingdings" w:hAnsi="Wingdings" w:hint="default"/>
+      </w:rPr>
+    </w:lvl>
+  </w:abstractNum>
+  <w:abstractNum w:abstractNumId="23">
     <w:nsid w:val="46A73B9B"/>
     <w:multiLevelType w:val="hybridMultilevel"/>
     <w:tmpl w:val="EAA08C1C"/>
@@ -10492,7 +10704,7 @@
       </w:pPr>
     </w:lvl>
   </w:abstractNum>
-  <w:abstractNum w:abstractNumId="23">
+  <w:abstractNum w:abstractNumId="24">
     <w:nsid w:val="4EBA6DD1"/>
     <w:multiLevelType w:val="hybridMultilevel"/>
     <w:tmpl w:val="60C02E0C"/>
@@ -10581,7 +10793,7 @@
       </w:pPr>
     </w:lvl>
   </w:abstractNum>
-  <w:abstractNum w:abstractNumId="24">
+  <w:abstractNum w:abstractNumId="25">
     <w:nsid w:val="515E3FEC"/>
     <w:multiLevelType w:val="hybridMultilevel"/>
     <w:tmpl w:val="E902866C"/>
@@ -10694,7 +10906,7 @@
       </w:rPr>
     </w:lvl>
   </w:abstractNum>
-  <w:abstractNum w:abstractNumId="25">
+  <w:abstractNum w:abstractNumId="26">
     <w:nsid w:val="529E3796"/>
     <w:multiLevelType w:val="hybridMultilevel"/>
     <w:tmpl w:val="AB520516"/>
@@ -10783,7 +10995,7 @@
       </w:pPr>
     </w:lvl>
   </w:abstractNum>
-  <w:abstractNum w:abstractNumId="26">
+  <w:abstractNum w:abstractNumId="27">
     <w:nsid w:val="55816A8D"/>
     <w:multiLevelType w:val="hybridMultilevel"/>
     <w:tmpl w:val="1200EDB6"/>
@@ -10872,7 +11084,7 @@
       </w:pPr>
     </w:lvl>
   </w:abstractNum>
-  <w:abstractNum w:abstractNumId="27">
+  <w:abstractNum w:abstractNumId="28">
     <w:nsid w:val="60166BF6"/>
     <w:multiLevelType w:val="hybridMultilevel"/>
     <w:tmpl w:val="1A2C61F4"/>
@@ -10985,7 +11197,7 @@
       </w:rPr>
     </w:lvl>
   </w:abstractNum>
-  <w:abstractNum w:abstractNumId="28">
+  <w:abstractNum w:abstractNumId="29">
     <w:nsid w:val="61194B06"/>
     <w:multiLevelType w:val="hybridMultilevel"/>
     <w:tmpl w:val="348E9CA8"/>
@@ -11075,7 +11287,7 @@
       </w:pPr>
     </w:lvl>
   </w:abstractNum>
-  <w:abstractNum w:abstractNumId="29">
+  <w:abstractNum w:abstractNumId="30">
     <w:nsid w:val="669D6C41"/>
     <w:multiLevelType w:val="hybridMultilevel"/>
     <w:tmpl w:val="9E22EC66"/>
@@ -11188,7 +11400,7 @@
       </w:rPr>
     </w:lvl>
   </w:abstractNum>
-  <w:abstractNum w:abstractNumId="30">
+  <w:abstractNum w:abstractNumId="31">
     <w:nsid w:val="6DE40AAE"/>
     <w:multiLevelType w:val="hybridMultilevel"/>
     <w:tmpl w:val="8A1CE40E"/>
@@ -11277,7 +11489,7 @@
       </w:pPr>
     </w:lvl>
   </w:abstractNum>
-  <w:abstractNum w:abstractNumId="31">
+  <w:abstractNum w:abstractNumId="32">
     <w:nsid w:val="771F358C"/>
     <w:multiLevelType w:val="hybridMultilevel"/>
     <w:tmpl w:val="08E0D094"/>
@@ -11388,10 +11600,10 @@
     <w:abstractNumId w:val="5"/>
   </w:num>
   <w:num w:numId="8">
-    <w:abstractNumId w:val="29"/>
+    <w:abstractNumId w:val="30"/>
   </w:num>
   <w:num w:numId="9">
-    <w:abstractNumId w:val="31"/>
+    <w:abstractNumId w:val="32"/>
   </w:num>
   <w:num w:numId="10">
     <w:abstractNumId w:val="14"/>
@@ -11409,22 +11621,22 @@
     <w:abstractNumId w:val="6"/>
   </w:num>
   <w:num w:numId="15">
-    <w:abstractNumId w:val="30"/>
+    <w:abstractNumId w:val="31"/>
   </w:num>
   <w:num w:numId="16">
     <w:abstractNumId w:val="2"/>
   </w:num>
   <w:num w:numId="17">
-    <w:abstractNumId w:val="25"/>
+    <w:abstractNumId w:val="26"/>
   </w:num>
   <w:num w:numId="18">
-    <w:abstractNumId w:val="27"/>
+    <w:abstractNumId w:val="28"/>
   </w:num>
   <w:num w:numId="19">
     <w:abstractNumId w:val="12"/>
   </w:num>
   <w:num w:numId="20">
-    <w:abstractNumId w:val="26"/>
+    <w:abstractNumId w:val="27"/>
   </w:num>
   <w:num w:numId="21">
     <w:abstractNumId w:val="1"/>
@@ -11439,7 +11651,7 @@
     <w:abstractNumId w:val="9"/>
   </w:num>
   <w:num w:numId="25">
-    <w:abstractNumId w:val="23"/>
+    <w:abstractNumId w:val="24"/>
   </w:num>
   <w:num w:numId="26">
     <w:abstractNumId w:val="3"/>
@@ -11451,16 +11663,19 @@
     <w:abstractNumId w:val="8"/>
   </w:num>
   <w:num w:numId="29">
-    <w:abstractNumId w:val="28"/>
+    <w:abstractNumId w:val="29"/>
   </w:num>
   <w:num w:numId="30">
-    <w:abstractNumId w:val="22"/>
+    <w:abstractNumId w:val="23"/>
   </w:num>
   <w:num w:numId="31">
     <w:abstractNumId w:val="13"/>
   </w:num>
   <w:num w:numId="32">
-    <w:abstractNumId w:val="24"/>
+    <w:abstractNumId w:val="25"/>
+  </w:num>
+  <w:num w:numId="33">
+    <w:abstractNumId w:val="22"/>
   </w:num>
 </w:numbering>
 </file>

--- a/Notes_Selenium_15.docx
+++ b/Notes_Selenium_15.docx
@@ -1124,6 +1124,7 @@
           <w:lang w:val="en-US"/>
         </w:rPr>
       </w:pPr>
+      <w:proofErr w:type="spellStart"/>
       <w:r>
         <w:rPr>
           <w:sz w:val="26"/>
@@ -1132,6 +1133,7 @@
         </w:rPr>
         <w:t>JMeeter</w:t>
       </w:r>
+      <w:proofErr w:type="spellEnd"/>
     </w:p>
     <w:p>
       <w:pPr>
@@ -1262,8 +1264,18 @@
           <w:szCs w:val="24"/>
           <w:lang w:val="en-US"/>
         </w:rPr>
-        <w:t>Web Scrab</w:t>
-      </w:r>
+        <w:t xml:space="preserve">Web </w:t>
+      </w:r>
+      <w:proofErr w:type="spellStart"/>
+      <w:r>
+        <w:rPr>
+          <w:sz w:val="26"/>
+          <w:szCs w:val="24"/>
+          <w:lang w:val="en-US"/>
+        </w:rPr>
+        <w:t>Scrab</w:t>
+      </w:r>
+      <w:proofErr w:type="spellEnd"/>
     </w:p>
     <w:p>
       <w:pPr>
@@ -1594,6 +1606,7 @@
           <w:lang w:val="en-US"/>
         </w:rPr>
       </w:pPr>
+      <w:proofErr w:type="spellStart"/>
       <w:r>
         <w:rPr>
           <w:sz w:val="26"/>
@@ -1602,6 +1615,7 @@
         </w:rPr>
         <w:t>YourName_SeleniumDemos</w:t>
       </w:r>
+      <w:proofErr w:type="spellEnd"/>
     </w:p>
     <w:p>
       <w:pPr>
@@ -1762,8 +1776,18 @@
           <w:szCs w:val="24"/>
           <w:lang w:val="en-US"/>
         </w:rPr>
-        <w:t>Idea Itellij</w:t>
-      </w:r>
+        <w:t xml:space="preserve">Idea </w:t>
+      </w:r>
+      <w:proofErr w:type="spellStart"/>
+      <w:r>
+        <w:rPr>
+          <w:sz w:val="26"/>
+          <w:szCs w:val="24"/>
+          <w:lang w:val="en-US"/>
+        </w:rPr>
+        <w:t>Itellij</w:t>
+      </w:r>
+      <w:proofErr w:type="spellEnd"/>
     </w:p>
     <w:p>
       <w:pPr>
@@ -1880,7 +1904,25 @@
           <w:szCs w:val="24"/>
           <w:lang w:val="en-US"/>
         </w:rPr>
-        <w:t>Open selenium.dev site</w:t>
+        <w:t xml:space="preserve">Open </w:t>
+      </w:r>
+      <w:proofErr w:type="spellStart"/>
+      <w:r>
+        <w:rPr>
+          <w:sz w:val="26"/>
+          <w:szCs w:val="24"/>
+          <w:lang w:val="en-US"/>
+        </w:rPr>
+        <w:t>selenium.dev</w:t>
+      </w:r>
+      <w:proofErr w:type="spellEnd"/>
+      <w:r>
+        <w:rPr>
+          <w:sz w:val="26"/>
+          <w:szCs w:val="24"/>
+          <w:lang w:val="en-US"/>
+        </w:rPr>
+        <w:t xml:space="preserve"> site</w:t>
       </w:r>
     </w:p>
     <w:p>
@@ -2266,8 +2308,18 @@
           <w:szCs w:val="24"/>
           <w:lang w:val="en-US"/>
         </w:rPr>
-        <w:t>Click on classpath</w:t>
-      </w:r>
+        <w:t xml:space="preserve">Click on </w:t>
+      </w:r>
+      <w:proofErr w:type="spellStart"/>
+      <w:r>
+        <w:rPr>
+          <w:sz w:val="26"/>
+          <w:szCs w:val="24"/>
+          <w:lang w:val="en-US"/>
+        </w:rPr>
+        <w:t>classpath</w:t>
+      </w:r>
+      <w:proofErr w:type="spellEnd"/>
     </w:p>
     <w:p>
       <w:pPr>
@@ -2430,13 +2482,23 @@
           <w:lang w:val="en-US"/>
         </w:rPr>
       </w:pPr>
-      <w:r>
-        <w:rPr>
-          <w:sz w:val="26"/>
-          <w:szCs w:val="24"/>
-          <w:lang w:val="en-US"/>
-        </w:rPr>
-        <w:t xml:space="preserve">get() </w:t>
+      <w:proofErr w:type="gramStart"/>
+      <w:r>
+        <w:rPr>
+          <w:sz w:val="26"/>
+          <w:szCs w:val="24"/>
+          <w:lang w:val="en-US"/>
+        </w:rPr>
+        <w:t>get(</w:t>
+      </w:r>
+      <w:proofErr w:type="gramEnd"/>
+      <w:r>
+        <w:rPr>
+          <w:sz w:val="26"/>
+          <w:szCs w:val="24"/>
+          <w:lang w:val="en-US"/>
+        </w:rPr>
+        <w:t xml:space="preserve">) </w:t>
       </w:r>
       <w:r>
         <w:rPr>
@@ -2476,13 +2538,33 @@
           <w:lang w:val="en-US"/>
         </w:rPr>
       </w:pPr>
-      <w:r>
-        <w:rPr>
-          <w:sz w:val="26"/>
-          <w:szCs w:val="24"/>
-          <w:lang w:val="en-US"/>
-        </w:rPr>
-        <w:t xml:space="preserve">driver.manage().window().maximize() </w:t>
+      <w:proofErr w:type="spellStart"/>
+      <w:proofErr w:type="gramStart"/>
+      <w:r>
+        <w:rPr>
+          <w:sz w:val="26"/>
+          <w:szCs w:val="24"/>
+          <w:lang w:val="en-US"/>
+        </w:rPr>
+        <w:t>driver.manage</w:t>
+      </w:r>
+      <w:proofErr w:type="spellEnd"/>
+      <w:r>
+        <w:rPr>
+          <w:sz w:val="26"/>
+          <w:szCs w:val="24"/>
+          <w:lang w:val="en-US"/>
+        </w:rPr>
+        <w:t>(</w:t>
+      </w:r>
+      <w:proofErr w:type="gramEnd"/>
+      <w:r>
+        <w:rPr>
+          <w:sz w:val="26"/>
+          <w:szCs w:val="24"/>
+          <w:lang w:val="en-US"/>
+        </w:rPr>
+        <w:t xml:space="preserve">).window().maximize() </w:t>
       </w:r>
       <w:r>
         <w:rPr>
@@ -2514,13 +2596,23 @@
           <w:lang w:val="en-US"/>
         </w:rPr>
       </w:pPr>
-      <w:r>
-        <w:rPr>
-          <w:sz w:val="26"/>
-          <w:szCs w:val="24"/>
-          <w:lang w:val="en-US"/>
-        </w:rPr>
-        <w:t xml:space="preserve">close() </w:t>
+      <w:proofErr w:type="gramStart"/>
+      <w:r>
+        <w:rPr>
+          <w:sz w:val="26"/>
+          <w:szCs w:val="24"/>
+          <w:lang w:val="en-US"/>
+        </w:rPr>
+        <w:t>close(</w:t>
+      </w:r>
+      <w:proofErr w:type="gramEnd"/>
+      <w:r>
+        <w:rPr>
+          <w:sz w:val="26"/>
+          <w:szCs w:val="24"/>
+          <w:lang w:val="en-US"/>
+        </w:rPr>
+        <w:t xml:space="preserve">) </w:t>
       </w:r>
       <w:r>
         <w:rPr>
@@ -2570,13 +2662,23 @@
           <w:lang w:val="en-US"/>
         </w:rPr>
       </w:pPr>
-      <w:r>
-        <w:rPr>
-          <w:sz w:val="26"/>
-          <w:szCs w:val="24"/>
-          <w:lang w:val="en-US"/>
-        </w:rPr>
-        <w:t xml:space="preserve">getTitle() </w:t>
+      <w:proofErr w:type="gramStart"/>
+      <w:r>
+        <w:rPr>
+          <w:sz w:val="26"/>
+          <w:szCs w:val="24"/>
+          <w:lang w:val="en-US"/>
+        </w:rPr>
+        <w:t>getTitle(</w:t>
+      </w:r>
+      <w:proofErr w:type="gramEnd"/>
+      <w:r>
+        <w:rPr>
+          <w:sz w:val="26"/>
+          <w:szCs w:val="24"/>
+          <w:lang w:val="en-US"/>
+        </w:rPr>
+        <w:t xml:space="preserve">) </w:t>
       </w:r>
       <w:r>
         <w:rPr>
@@ -2616,13 +2718,23 @@
           <w:lang w:val="en-US"/>
         </w:rPr>
       </w:pPr>
-      <w:r>
-        <w:rPr>
-          <w:sz w:val="26"/>
-          <w:szCs w:val="24"/>
-          <w:lang w:val="en-US"/>
-        </w:rPr>
-        <w:t xml:space="preserve">getCurrentUrl() </w:t>
+      <w:proofErr w:type="gramStart"/>
+      <w:r>
+        <w:rPr>
+          <w:sz w:val="26"/>
+          <w:szCs w:val="24"/>
+          <w:lang w:val="en-US"/>
+        </w:rPr>
+        <w:t>getCurrentUrl(</w:t>
+      </w:r>
+      <w:proofErr w:type="gramEnd"/>
+      <w:r>
+        <w:rPr>
+          <w:sz w:val="26"/>
+          <w:szCs w:val="24"/>
+          <w:lang w:val="en-US"/>
+        </w:rPr>
+        <w:t xml:space="preserve">) </w:t>
       </w:r>
       <w:r>
         <w:rPr>
@@ -2654,13 +2766,23 @@
           <w:lang w:val="en-US"/>
         </w:rPr>
       </w:pPr>
-      <w:r>
-        <w:rPr>
-          <w:sz w:val="26"/>
-          <w:szCs w:val="24"/>
-          <w:lang w:val="en-US"/>
-        </w:rPr>
-        <w:t xml:space="preserve">getPageSource() </w:t>
+      <w:proofErr w:type="gramStart"/>
+      <w:r>
+        <w:rPr>
+          <w:sz w:val="26"/>
+          <w:szCs w:val="24"/>
+          <w:lang w:val="en-US"/>
+        </w:rPr>
+        <w:t>getPageSource(</w:t>
+      </w:r>
+      <w:proofErr w:type="gramEnd"/>
+      <w:r>
+        <w:rPr>
+          <w:sz w:val="26"/>
+          <w:szCs w:val="24"/>
+          <w:lang w:val="en-US"/>
+        </w:rPr>
+        <w:t xml:space="preserve">) </w:t>
       </w:r>
       <w:r>
         <w:rPr>
@@ -2700,13 +2822,23 @@
           <w:lang w:val="en-US"/>
         </w:rPr>
       </w:pPr>
-      <w:r>
-        <w:rPr>
-          <w:sz w:val="26"/>
-          <w:szCs w:val="24"/>
-          <w:lang w:val="en-US"/>
-        </w:rPr>
-        <w:t xml:space="preserve">findElement() </w:t>
+      <w:proofErr w:type="gramStart"/>
+      <w:r>
+        <w:rPr>
+          <w:sz w:val="26"/>
+          <w:szCs w:val="24"/>
+          <w:lang w:val="en-US"/>
+        </w:rPr>
+        <w:t>findElement(</w:t>
+      </w:r>
+      <w:proofErr w:type="gramEnd"/>
+      <w:r>
+        <w:rPr>
+          <w:sz w:val="26"/>
+          <w:szCs w:val="24"/>
+          <w:lang w:val="en-US"/>
+        </w:rPr>
+        <w:t xml:space="preserve">) </w:t>
       </w:r>
       <w:r>
         <w:rPr>
@@ -2782,13 +2914,23 @@
           <w:lang w:val="en-US"/>
         </w:rPr>
       </w:pPr>
-      <w:r>
-        <w:rPr>
-          <w:sz w:val="26"/>
-          <w:szCs w:val="24"/>
-          <w:lang w:val="en-US"/>
-        </w:rPr>
-        <w:t xml:space="preserve">findElements() </w:t>
+      <w:proofErr w:type="gramStart"/>
+      <w:r>
+        <w:rPr>
+          <w:sz w:val="26"/>
+          <w:szCs w:val="24"/>
+          <w:lang w:val="en-US"/>
+        </w:rPr>
+        <w:t>findElements(</w:t>
+      </w:r>
+      <w:proofErr w:type="gramEnd"/>
+      <w:r>
+        <w:rPr>
+          <w:sz w:val="26"/>
+          <w:szCs w:val="24"/>
+          <w:lang w:val="en-US"/>
+        </w:rPr>
+        <w:t xml:space="preserve">) </w:t>
       </w:r>
       <w:r>
         <w:rPr>
@@ -2820,13 +2962,23 @@
           <w:lang w:val="en-US"/>
         </w:rPr>
       </w:pPr>
-      <w:r>
-        <w:rPr>
-          <w:sz w:val="26"/>
-          <w:szCs w:val="24"/>
-          <w:lang w:val="en-US"/>
-        </w:rPr>
-        <w:t xml:space="preserve">getWindowHandles() </w:t>
+      <w:proofErr w:type="gramStart"/>
+      <w:r>
+        <w:rPr>
+          <w:sz w:val="26"/>
+          <w:szCs w:val="24"/>
+          <w:lang w:val="en-US"/>
+        </w:rPr>
+        <w:t>getWindowHandles(</w:t>
+      </w:r>
+      <w:proofErr w:type="gramEnd"/>
+      <w:r>
+        <w:rPr>
+          <w:sz w:val="26"/>
+          <w:szCs w:val="24"/>
+          <w:lang w:val="en-US"/>
+        </w:rPr>
+        <w:t xml:space="preserve">) </w:t>
       </w:r>
       <w:r>
         <w:rPr>
@@ -2858,13 +3010,23 @@
           <w:lang w:val="en-US"/>
         </w:rPr>
       </w:pPr>
-      <w:r>
-        <w:rPr>
-          <w:sz w:val="26"/>
-          <w:szCs w:val="24"/>
-          <w:lang w:val="en-US"/>
-        </w:rPr>
-        <w:t xml:space="preserve">quit() </w:t>
+      <w:proofErr w:type="gramStart"/>
+      <w:r>
+        <w:rPr>
+          <w:sz w:val="26"/>
+          <w:szCs w:val="24"/>
+          <w:lang w:val="en-US"/>
+        </w:rPr>
+        <w:t>quit(</w:t>
+      </w:r>
+      <w:proofErr w:type="gramEnd"/>
+      <w:r>
+        <w:rPr>
+          <w:sz w:val="26"/>
+          <w:szCs w:val="24"/>
+          <w:lang w:val="en-US"/>
+        </w:rPr>
+        <w:t xml:space="preserve">) </w:t>
       </w:r>
       <w:r>
         <w:rPr>
@@ -3592,7 +3754,25 @@
           <w:szCs w:val="24"/>
           <w:lang w:val="en-US"/>
         </w:rPr>
-        <w:t>Every control (like textbox, radio button, checkbox, label etc) is treated as WebElement in Selenium.</w:t>
+        <w:t xml:space="preserve">Every control (like textbox, radio button, checkbox, label </w:t>
+      </w:r>
+      <w:proofErr w:type="spellStart"/>
+      <w:r>
+        <w:rPr>
+          <w:sz w:val="26"/>
+          <w:szCs w:val="24"/>
+          <w:lang w:val="en-US"/>
+        </w:rPr>
+        <w:t>etc</w:t>
+      </w:r>
+      <w:proofErr w:type="spellEnd"/>
+      <w:r>
+        <w:rPr>
+          <w:sz w:val="26"/>
+          <w:szCs w:val="24"/>
+          <w:lang w:val="en-US"/>
+        </w:rPr>
+        <w:t>) is treated as WebElement in Selenium.</w:t>
       </w:r>
     </w:p>
     <w:p>
@@ -3652,13 +3832,23 @@
           <w:lang w:val="en-US"/>
         </w:rPr>
       </w:pPr>
-      <w:r>
-        <w:rPr>
-          <w:sz w:val="26"/>
-          <w:szCs w:val="24"/>
-          <w:lang w:val="en-US"/>
-        </w:rPr>
-        <w:t xml:space="preserve">sendKeys() </w:t>
+      <w:proofErr w:type="gramStart"/>
+      <w:r>
+        <w:rPr>
+          <w:sz w:val="26"/>
+          <w:szCs w:val="24"/>
+          <w:lang w:val="en-US"/>
+        </w:rPr>
+        <w:t>sendKeys(</w:t>
+      </w:r>
+      <w:proofErr w:type="gramEnd"/>
+      <w:r>
+        <w:rPr>
+          <w:sz w:val="26"/>
+          <w:szCs w:val="24"/>
+          <w:lang w:val="en-US"/>
+        </w:rPr>
+        <w:t xml:space="preserve">) </w:t>
       </w:r>
       <w:r>
         <w:rPr>
@@ -3714,13 +3904,23 @@
           <w:lang w:val="en-US"/>
         </w:rPr>
       </w:pPr>
-      <w:r>
-        <w:rPr>
-          <w:sz w:val="26"/>
-          <w:szCs w:val="24"/>
-          <w:lang w:val="en-US"/>
-        </w:rPr>
-        <w:t xml:space="preserve">click() </w:t>
+      <w:proofErr w:type="gramStart"/>
+      <w:r>
+        <w:rPr>
+          <w:sz w:val="26"/>
+          <w:szCs w:val="24"/>
+          <w:lang w:val="en-US"/>
+        </w:rPr>
+        <w:t>click(</w:t>
+      </w:r>
+      <w:proofErr w:type="gramEnd"/>
+      <w:r>
+        <w:rPr>
+          <w:sz w:val="26"/>
+          <w:szCs w:val="24"/>
+          <w:lang w:val="en-US"/>
+        </w:rPr>
+        <w:t xml:space="preserve">) </w:t>
       </w:r>
       <w:r>
         <w:rPr>
@@ -3752,13 +3952,23 @@
           <w:lang w:val="en-US"/>
         </w:rPr>
       </w:pPr>
-      <w:r>
-        <w:rPr>
-          <w:sz w:val="26"/>
-          <w:szCs w:val="24"/>
-          <w:lang w:val="en-US"/>
-        </w:rPr>
-        <w:t xml:space="preserve">getText() </w:t>
+      <w:proofErr w:type="gramStart"/>
+      <w:r>
+        <w:rPr>
+          <w:sz w:val="26"/>
+          <w:szCs w:val="24"/>
+          <w:lang w:val="en-US"/>
+        </w:rPr>
+        <w:t>getText(</w:t>
+      </w:r>
+      <w:proofErr w:type="gramEnd"/>
+      <w:r>
+        <w:rPr>
+          <w:sz w:val="26"/>
+          <w:szCs w:val="24"/>
+          <w:lang w:val="en-US"/>
+        </w:rPr>
+        <w:t xml:space="preserve">) </w:t>
       </w:r>
       <w:r>
         <w:rPr>
@@ -3798,13 +4008,23 @@
           <w:lang w:val="en-US"/>
         </w:rPr>
       </w:pPr>
-      <w:r>
-        <w:rPr>
-          <w:sz w:val="26"/>
-          <w:szCs w:val="24"/>
-          <w:lang w:val="en-US"/>
-        </w:rPr>
-        <w:t xml:space="preserve">isSelected() </w:t>
+      <w:proofErr w:type="gramStart"/>
+      <w:r>
+        <w:rPr>
+          <w:sz w:val="26"/>
+          <w:szCs w:val="24"/>
+          <w:lang w:val="en-US"/>
+        </w:rPr>
+        <w:t>isSelected(</w:t>
+      </w:r>
+      <w:proofErr w:type="gramEnd"/>
+      <w:r>
+        <w:rPr>
+          <w:sz w:val="26"/>
+          <w:szCs w:val="24"/>
+          <w:lang w:val="en-US"/>
+        </w:rPr>
+        <w:t xml:space="preserve">) </w:t>
       </w:r>
       <w:r>
         <w:rPr>
@@ -3836,13 +4056,23 @@
           <w:lang w:val="en-US"/>
         </w:rPr>
       </w:pPr>
-      <w:r>
-        <w:rPr>
-          <w:sz w:val="26"/>
-          <w:szCs w:val="24"/>
-          <w:lang w:val="en-US"/>
-        </w:rPr>
-        <w:t xml:space="preserve">isEnabled() </w:t>
+      <w:proofErr w:type="gramStart"/>
+      <w:r>
+        <w:rPr>
+          <w:sz w:val="26"/>
+          <w:szCs w:val="24"/>
+          <w:lang w:val="en-US"/>
+        </w:rPr>
+        <w:t>isEnabled(</w:t>
+      </w:r>
+      <w:proofErr w:type="gramEnd"/>
+      <w:r>
+        <w:rPr>
+          <w:sz w:val="26"/>
+          <w:szCs w:val="24"/>
+          <w:lang w:val="en-US"/>
+        </w:rPr>
+        <w:t xml:space="preserve">) </w:t>
       </w:r>
       <w:r>
         <w:rPr>
@@ -3874,13 +4104,23 @@
           <w:lang w:val="en-US"/>
         </w:rPr>
       </w:pPr>
-      <w:r>
-        <w:rPr>
-          <w:sz w:val="26"/>
-          <w:szCs w:val="24"/>
-          <w:lang w:val="en-US"/>
-        </w:rPr>
-        <w:t xml:space="preserve">isDisplayed() </w:t>
+      <w:proofErr w:type="gramStart"/>
+      <w:r>
+        <w:rPr>
+          <w:sz w:val="26"/>
+          <w:szCs w:val="24"/>
+          <w:lang w:val="en-US"/>
+        </w:rPr>
+        <w:t>isDisplayed(</w:t>
+      </w:r>
+      <w:proofErr w:type="gramEnd"/>
+      <w:r>
+        <w:rPr>
+          <w:sz w:val="26"/>
+          <w:szCs w:val="24"/>
+          <w:lang w:val="en-US"/>
+        </w:rPr>
+        <w:t xml:space="preserve">) </w:t>
       </w:r>
       <w:r>
         <w:rPr>
@@ -3912,13 +4152,23 @@
           <w:lang w:val="en-US"/>
         </w:rPr>
       </w:pPr>
-      <w:r>
-        <w:rPr>
-          <w:sz w:val="26"/>
-          <w:szCs w:val="24"/>
-          <w:lang w:val="en-US"/>
-        </w:rPr>
-        <w:t xml:space="preserve">clear() </w:t>
+      <w:proofErr w:type="gramStart"/>
+      <w:r>
+        <w:rPr>
+          <w:sz w:val="26"/>
+          <w:szCs w:val="24"/>
+          <w:lang w:val="en-US"/>
+        </w:rPr>
+        <w:t>clear(</w:t>
+      </w:r>
+      <w:proofErr w:type="gramEnd"/>
+      <w:r>
+        <w:rPr>
+          <w:sz w:val="26"/>
+          <w:szCs w:val="24"/>
+          <w:lang w:val="en-US"/>
+        </w:rPr>
+        <w:t xml:space="preserve">) </w:t>
       </w:r>
       <w:r>
         <w:rPr>
@@ -4189,7 +4439,25 @@
           <w:szCs w:val="24"/>
           <w:lang w:val="en-US"/>
         </w:rPr>
-        <w:t>data-testid="royal-email"]</w:t>
+        <w:t>data-</w:t>
+      </w:r>
+      <w:proofErr w:type="spellStart"/>
+      <w:r>
+        <w:rPr>
+          <w:sz w:val="26"/>
+          <w:szCs w:val="24"/>
+          <w:lang w:val="en-US"/>
+        </w:rPr>
+        <w:t>testid</w:t>
+      </w:r>
+      <w:proofErr w:type="spellEnd"/>
+      <w:r>
+        <w:rPr>
+          <w:sz w:val="26"/>
+          <w:szCs w:val="24"/>
+          <w:lang w:val="en-US"/>
+        </w:rPr>
+        <w:t>="royal-email"]</w:t>
       </w:r>
     </w:p>
     <w:p>
@@ -4710,7 +4978,25 @@
           <w:szCs w:val="24"/>
           <w:lang w:val="en-US"/>
         </w:rPr>
-        <w:t xml:space="preserve">Selenium has provided special class to handle drop down list ie. </w:t>
+        <w:t xml:space="preserve">Selenium has provided special class to handle drop down list </w:t>
+      </w:r>
+      <w:proofErr w:type="spellStart"/>
+      <w:r>
+        <w:rPr>
+          <w:sz w:val="26"/>
+          <w:szCs w:val="24"/>
+          <w:lang w:val="en-US"/>
+        </w:rPr>
+        <w:t>ie</w:t>
+      </w:r>
+      <w:proofErr w:type="spellEnd"/>
+      <w:r>
+        <w:rPr>
+          <w:sz w:val="26"/>
+          <w:szCs w:val="24"/>
+          <w:lang w:val="en-US"/>
+        </w:rPr>
+        <w:t xml:space="preserve">. </w:t>
       </w:r>
       <w:r>
         <w:rPr>
@@ -4933,13 +5219,23 @@
           <w:lang w:val="en-US"/>
         </w:rPr>
       </w:pPr>
-      <w:r>
-        <w:rPr>
-          <w:sz w:val="26"/>
-          <w:szCs w:val="24"/>
-          <w:lang w:val="en-US"/>
-        </w:rPr>
-        <w:t xml:space="preserve">getFirstSelectedOption() </w:t>
+      <w:proofErr w:type="gramStart"/>
+      <w:r>
+        <w:rPr>
+          <w:sz w:val="26"/>
+          <w:szCs w:val="24"/>
+          <w:lang w:val="en-US"/>
+        </w:rPr>
+        <w:t>getFirstSelectedOption(</w:t>
+      </w:r>
+      <w:proofErr w:type="gramEnd"/>
+      <w:r>
+        <w:rPr>
+          <w:sz w:val="26"/>
+          <w:szCs w:val="24"/>
+          <w:lang w:val="en-US"/>
+        </w:rPr>
+        <w:t xml:space="preserve">) </w:t>
       </w:r>
       <w:r>
         <w:rPr>
@@ -5135,6 +5431,7 @@
           <w:lang w:val="en-US"/>
         </w:rPr>
       </w:pPr>
+      <w:proofErr w:type="gramStart"/>
       <w:r>
         <w:rPr>
           <w:sz w:val="26"/>
@@ -5142,7 +5439,16 @@
           <w:lang w:val="en-US"/>
         </w:rPr>
         <w:lastRenderedPageBreak/>
-        <w:t xml:space="preserve">isMultiple() </w:t>
+        <w:t>isMultiple(</w:t>
+      </w:r>
+      <w:proofErr w:type="gramEnd"/>
+      <w:r>
+        <w:rPr>
+          <w:sz w:val="26"/>
+          <w:szCs w:val="24"/>
+          <w:lang w:val="en-US"/>
+        </w:rPr>
+        <w:t xml:space="preserve">) </w:t>
       </w:r>
       <w:r>
         <w:rPr>
@@ -5355,13 +5661,33 @@
           <w:lang w:val="en-US"/>
         </w:rPr>
       </w:pPr>
-      <w:r>
-        <w:rPr>
-          <w:sz w:val="26"/>
-          <w:szCs w:val="24"/>
-          <w:lang w:val="en-US"/>
-        </w:rPr>
-        <w:t xml:space="preserve">Thread.sleep() </w:t>
+      <w:proofErr w:type="spellStart"/>
+      <w:proofErr w:type="gramStart"/>
+      <w:r>
+        <w:rPr>
+          <w:sz w:val="26"/>
+          <w:szCs w:val="24"/>
+          <w:lang w:val="en-US"/>
+        </w:rPr>
+        <w:t>Thread.sleep</w:t>
+      </w:r>
+      <w:proofErr w:type="spellEnd"/>
+      <w:r>
+        <w:rPr>
+          <w:sz w:val="26"/>
+          <w:szCs w:val="24"/>
+          <w:lang w:val="en-US"/>
+        </w:rPr>
+        <w:t>(</w:t>
+      </w:r>
+      <w:proofErr w:type="gramEnd"/>
+      <w:r>
+        <w:rPr>
+          <w:sz w:val="26"/>
+          <w:szCs w:val="24"/>
+          <w:lang w:val="en-US"/>
+        </w:rPr>
+        <w:t xml:space="preserve">) </w:t>
       </w:r>
       <w:r>
         <w:rPr>
@@ -5639,13 +5965,23 @@
           <w:lang w:val="en-US"/>
         </w:rPr>
       </w:pPr>
-      <w:r>
-        <w:rPr>
-          <w:sz w:val="26"/>
-          <w:szCs w:val="24"/>
-          <w:lang w:val="en-US"/>
-        </w:rPr>
-        <w:t>FluentWait()</w:t>
+      <w:proofErr w:type="gramStart"/>
+      <w:r>
+        <w:rPr>
+          <w:sz w:val="26"/>
+          <w:szCs w:val="24"/>
+          <w:lang w:val="en-US"/>
+        </w:rPr>
+        <w:t>FluentWait(</w:t>
+      </w:r>
+      <w:proofErr w:type="gramEnd"/>
+      <w:r>
+        <w:rPr>
+          <w:sz w:val="26"/>
+          <w:szCs w:val="24"/>
+          <w:lang w:val="en-US"/>
+        </w:rPr>
+        <w:t>)</w:t>
       </w:r>
       <w:r>
         <w:rPr>
@@ -5783,7 +6119,24 @@
           <w:lang w:val="en-US"/>
         </w:rPr>
         <w:br/>
-        <w:t>i - ignoring</w:t>
+      </w:r>
+      <w:proofErr w:type="spellStart"/>
+      <w:r>
+        <w:rPr>
+          <w:sz w:val="26"/>
+          <w:szCs w:val="24"/>
+          <w:lang w:val="en-US"/>
+        </w:rPr>
+        <w:t>i</w:t>
+      </w:r>
+      <w:proofErr w:type="spellEnd"/>
+      <w:r>
+        <w:rPr>
+          <w:sz w:val="26"/>
+          <w:szCs w:val="24"/>
+          <w:lang w:val="en-US"/>
+        </w:rPr>
+        <w:t xml:space="preserve"> - ignoring</w:t>
       </w:r>
       <w:r>
         <w:rPr>
@@ -5817,13 +6170,23 @@
           <w:lang w:val="en-US"/>
         </w:rPr>
       </w:pPr>
-      <w:r>
-        <w:rPr>
-          <w:sz w:val="26"/>
-          <w:szCs w:val="24"/>
-          <w:lang w:val="en-US"/>
-        </w:rPr>
-        <w:t>PageLoadTimeout()</w:t>
+      <w:proofErr w:type="gramStart"/>
+      <w:r>
+        <w:rPr>
+          <w:sz w:val="26"/>
+          <w:szCs w:val="24"/>
+          <w:lang w:val="en-US"/>
+        </w:rPr>
+        <w:t>PageLoadTimeout(</w:t>
+      </w:r>
+      <w:proofErr w:type="gramEnd"/>
+      <w:r>
+        <w:rPr>
+          <w:sz w:val="26"/>
+          <w:szCs w:val="24"/>
+          <w:lang w:val="en-US"/>
+        </w:rPr>
+        <w:t>)</w:t>
       </w:r>
       <w:r>
         <w:rPr>
@@ -5847,7 +6210,25 @@
           <w:szCs w:val="24"/>
           <w:lang w:val="en-US"/>
         </w:rPr>
-        <w:t xml:space="preserve"> Normally the driver.get() is having implicit wait of 30 seconds till the page get loaded. But if the page didn’t get loaded in 30 seconds, selenium will throw SessionNotCreatedException. To avoid this exception you can add PageLoadTimeout which will wait for additional time till the page get loaded before throwing the exception.</w:t>
+        <w:t xml:space="preserve"> Normally the </w:t>
+      </w:r>
+      <w:proofErr w:type="spellStart"/>
+      <w:r>
+        <w:rPr>
+          <w:sz w:val="26"/>
+          <w:szCs w:val="24"/>
+          <w:lang w:val="en-US"/>
+        </w:rPr>
+        <w:t>driver.get</w:t>
+      </w:r>
+      <w:proofErr w:type="spellEnd"/>
+      <w:r>
+        <w:rPr>
+          <w:sz w:val="26"/>
+          <w:szCs w:val="24"/>
+          <w:lang w:val="en-US"/>
+        </w:rPr>
+        <w:t>() is having implicit wait of 30 seconds till the page get loaded. But if the page didn’t get loaded in 30 seconds, selenium will throw SessionNotCreatedException. To avoid this exception you can add PageLoadTimeout which will wait for additional time till the page get loaded before throwing the exception.</w:t>
       </w:r>
     </w:p>
     <w:p>
@@ -6195,7 +6576,25 @@
           <w:szCs w:val="24"/>
           <w:lang w:val="en-US"/>
         </w:rPr>
-        <w:t xml:space="preserve">Selenium has provided a special kind of interface to handle such alert ie. </w:t>
+        <w:t xml:space="preserve">Selenium has provided a special kind of interface to handle such alert </w:t>
+      </w:r>
+      <w:proofErr w:type="spellStart"/>
+      <w:r>
+        <w:rPr>
+          <w:sz w:val="26"/>
+          <w:szCs w:val="24"/>
+          <w:lang w:val="en-US"/>
+        </w:rPr>
+        <w:t>ie</w:t>
+      </w:r>
+      <w:proofErr w:type="spellEnd"/>
+      <w:r>
+        <w:rPr>
+          <w:sz w:val="26"/>
+          <w:szCs w:val="24"/>
+          <w:lang w:val="en-US"/>
+        </w:rPr>
+        <w:t xml:space="preserve">. </w:t>
       </w:r>
       <w:r>
         <w:rPr>
@@ -6226,6 +6625,7 @@
           <w:lang w:val="en-US"/>
         </w:rPr>
       </w:pPr>
+      <w:proofErr w:type="spellStart"/>
       <w:r>
         <w:rPr>
           <w:sz w:val="26"/>
@@ -6234,6 +6634,7 @@
         </w:rPr>
         <w:t>MEthods</w:t>
       </w:r>
+      <w:proofErr w:type="spellEnd"/>
     </w:p>
     <w:p>
       <w:pPr>
@@ -6248,13 +6649,23 @@
           <w:lang w:val="en-US"/>
         </w:rPr>
       </w:pPr>
-      <w:r>
-        <w:rPr>
-          <w:sz w:val="26"/>
-          <w:szCs w:val="24"/>
-          <w:lang w:val="en-US"/>
-        </w:rPr>
-        <w:t xml:space="preserve">driver.switchTo().alert() </w:t>
+      <w:proofErr w:type="spellStart"/>
+      <w:r>
+        <w:rPr>
+          <w:sz w:val="26"/>
+          <w:szCs w:val="24"/>
+          <w:lang w:val="en-US"/>
+        </w:rPr>
+        <w:t>driver.switchTo</w:t>
+      </w:r>
+      <w:proofErr w:type="spellEnd"/>
+      <w:r>
+        <w:rPr>
+          <w:sz w:val="26"/>
+          <w:szCs w:val="24"/>
+          <w:lang w:val="en-US"/>
+        </w:rPr>
+        <w:t xml:space="preserve">().alert() </w:t>
       </w:r>
       <w:r>
         <w:rPr>
@@ -6286,13 +6697,23 @@
           <w:lang w:val="en-US"/>
         </w:rPr>
       </w:pPr>
-      <w:r>
-        <w:rPr>
-          <w:sz w:val="26"/>
-          <w:szCs w:val="24"/>
-          <w:lang w:val="en-US"/>
-        </w:rPr>
-        <w:t xml:space="preserve">getText() </w:t>
+      <w:proofErr w:type="gramStart"/>
+      <w:r>
+        <w:rPr>
+          <w:sz w:val="26"/>
+          <w:szCs w:val="24"/>
+          <w:lang w:val="en-US"/>
+        </w:rPr>
+        <w:t>getText(</w:t>
+      </w:r>
+      <w:proofErr w:type="gramEnd"/>
+      <w:r>
+        <w:rPr>
+          <w:sz w:val="26"/>
+          <w:szCs w:val="24"/>
+          <w:lang w:val="en-US"/>
+        </w:rPr>
+        <w:t xml:space="preserve">) </w:t>
       </w:r>
       <w:r>
         <w:rPr>
@@ -6324,13 +6745,23 @@
           <w:lang w:val="en-US"/>
         </w:rPr>
       </w:pPr>
-      <w:r>
-        <w:rPr>
-          <w:sz w:val="26"/>
-          <w:szCs w:val="24"/>
-          <w:lang w:val="en-US"/>
-        </w:rPr>
-        <w:t xml:space="preserve">accept() </w:t>
+      <w:proofErr w:type="gramStart"/>
+      <w:r>
+        <w:rPr>
+          <w:sz w:val="26"/>
+          <w:szCs w:val="24"/>
+          <w:lang w:val="en-US"/>
+        </w:rPr>
+        <w:t>accept(</w:t>
+      </w:r>
+      <w:proofErr w:type="gramEnd"/>
+      <w:r>
+        <w:rPr>
+          <w:sz w:val="26"/>
+          <w:szCs w:val="24"/>
+          <w:lang w:val="en-US"/>
+        </w:rPr>
+        <w:t xml:space="preserve">) </w:t>
       </w:r>
       <w:r>
         <w:rPr>
@@ -6691,13 +7122,23 @@
           <w:lang w:val="en-US"/>
         </w:rPr>
       </w:pPr>
-      <w:r>
-        <w:rPr>
-          <w:sz w:val="26"/>
-          <w:szCs w:val="24"/>
-          <w:lang w:val="en-US"/>
-        </w:rPr>
-        <w:t xml:space="preserve">moveToElement() </w:t>
+      <w:proofErr w:type="gramStart"/>
+      <w:r>
+        <w:rPr>
+          <w:sz w:val="26"/>
+          <w:szCs w:val="24"/>
+          <w:lang w:val="en-US"/>
+        </w:rPr>
+        <w:t>moveToElement(</w:t>
+      </w:r>
+      <w:proofErr w:type="gramEnd"/>
+      <w:r>
+        <w:rPr>
+          <w:sz w:val="26"/>
+          <w:szCs w:val="24"/>
+          <w:lang w:val="en-US"/>
+        </w:rPr>
+        <w:t xml:space="preserve">) </w:t>
       </w:r>
       <w:r>
         <w:rPr>
@@ -6729,13 +7170,23 @@
           <w:lang w:val="en-US"/>
         </w:rPr>
       </w:pPr>
-      <w:r>
-        <w:rPr>
-          <w:sz w:val="26"/>
-          <w:szCs w:val="24"/>
-          <w:lang w:val="en-US"/>
-        </w:rPr>
-        <w:t xml:space="preserve">perform() </w:t>
+      <w:proofErr w:type="gramStart"/>
+      <w:r>
+        <w:rPr>
+          <w:sz w:val="26"/>
+          <w:szCs w:val="24"/>
+          <w:lang w:val="en-US"/>
+        </w:rPr>
+        <w:t>perform(</w:t>
+      </w:r>
+      <w:proofErr w:type="gramEnd"/>
+      <w:r>
+        <w:rPr>
+          <w:sz w:val="26"/>
+          <w:szCs w:val="24"/>
+          <w:lang w:val="en-US"/>
+        </w:rPr>
+        <w:t xml:space="preserve">) </w:t>
       </w:r>
       <w:r>
         <w:rPr>
@@ -6775,13 +7226,23 @@
           <w:lang w:val="en-US"/>
         </w:rPr>
       </w:pPr>
-      <w:r>
-        <w:rPr>
-          <w:sz w:val="26"/>
-          <w:szCs w:val="24"/>
-          <w:lang w:val="en-US"/>
-        </w:rPr>
-        <w:t xml:space="preserve">contextClick() </w:t>
+      <w:proofErr w:type="gramStart"/>
+      <w:r>
+        <w:rPr>
+          <w:sz w:val="26"/>
+          <w:szCs w:val="24"/>
+          <w:lang w:val="en-US"/>
+        </w:rPr>
+        <w:t>contextClick(</w:t>
+      </w:r>
+      <w:proofErr w:type="gramEnd"/>
+      <w:r>
+        <w:rPr>
+          <w:sz w:val="26"/>
+          <w:szCs w:val="24"/>
+          <w:lang w:val="en-US"/>
+        </w:rPr>
+        <w:t xml:space="preserve">) </w:t>
       </w:r>
       <w:r>
         <w:rPr>
@@ -8409,6 +8870,170 @@
         </w:rPr>
         <w:t>Types</w:t>
       </w:r>
+    </w:p>
+    <w:p>
+      <w:pPr>
+        <w:pStyle w:val="ListParagraph"/>
+        <w:numPr>
+          <w:ilvl w:val="1"/>
+          <w:numId w:val="33"/>
+        </w:numPr>
+        <w:rPr>
+          <w:sz w:val="26"/>
+          <w:szCs w:val="24"/>
+          <w:lang w:val="en-US"/>
+        </w:rPr>
+      </w:pPr>
+      <w:r>
+        <w:rPr>
+          <w:sz w:val="26"/>
+          <w:szCs w:val="24"/>
+          <w:lang w:val="en-US"/>
+        </w:rPr>
+        <w:t xml:space="preserve">Hard Assertion (Also called as </w:t>
+      </w:r>
+      <w:r>
+        <w:rPr>
+          <w:b/>
+          <w:bCs/>
+          <w:sz w:val="26"/>
+          <w:szCs w:val="24"/>
+          <w:lang w:val="en-US"/>
+        </w:rPr>
+        <w:t>Assertion</w:t>
+      </w:r>
+      <w:r>
+        <w:rPr>
+          <w:sz w:val="26"/>
+          <w:szCs w:val="24"/>
+          <w:lang w:val="en-US"/>
+        </w:rPr>
+        <w:t>)</w:t>
+      </w:r>
+    </w:p>
+    <w:p>
+      <w:pPr>
+        <w:pStyle w:val="ListParagraph"/>
+        <w:numPr>
+          <w:ilvl w:val="1"/>
+          <w:numId w:val="33"/>
+        </w:numPr>
+        <w:rPr>
+          <w:sz w:val="26"/>
+          <w:szCs w:val="24"/>
+          <w:lang w:val="en-US"/>
+        </w:rPr>
+      </w:pPr>
+      <w:r>
+        <w:rPr>
+          <w:sz w:val="26"/>
+          <w:szCs w:val="24"/>
+          <w:lang w:val="en-US"/>
+        </w:rPr>
+        <w:t xml:space="preserve">Soft Assertion (Also called as </w:t>
+      </w:r>
+      <w:r>
+        <w:rPr>
+          <w:b/>
+          <w:bCs/>
+          <w:sz w:val="26"/>
+          <w:szCs w:val="24"/>
+          <w:lang w:val="en-US"/>
+        </w:rPr>
+        <w:t>Verify</w:t>
+      </w:r>
+      <w:r>
+        <w:rPr>
+          <w:sz w:val="26"/>
+          <w:szCs w:val="24"/>
+          <w:lang w:val="en-US"/>
+        </w:rPr>
+        <w:t>)</w:t>
+      </w:r>
+    </w:p>
+    <w:p>
+      <w:pPr>
+        <w:rPr>
+          <w:sz w:val="26"/>
+          <w:szCs w:val="24"/>
+          <w:lang w:val="en-US"/>
+        </w:rPr>
+      </w:pPr>
+    </w:p>
+    <w:p>
+      <w:pPr>
+        <w:rPr>
+          <w:sz w:val="26"/>
+          <w:szCs w:val="24"/>
+          <w:lang w:val="en-US"/>
+        </w:rPr>
+      </w:pPr>
+      <w:r>
+        <w:rPr>
+          <w:noProof/>
+          <w:lang w:eastAsia="en-IN"/>
+        </w:rPr>
+        <w:drawing>
+          <wp:inline distT="0" distB="0" distL="0" distR="0" wp14:anchorId="35632482" wp14:editId="561E0F3C">
+            <wp:extent cx="3949755" cy="2001328"/>
+            <wp:effectExtent l="0" t="0" r="0" b="0"/>
+            <wp:docPr id="2" name="Picture 2"/>
+            <wp:cNvGraphicFramePr>
+              <a:graphicFrameLocks xmlns:a="http://schemas.openxmlformats.org/drawingml/2006/main" noChangeAspect="1"/>
+            </wp:cNvGraphicFramePr>
+            <a:graphic xmlns:a="http://schemas.openxmlformats.org/drawingml/2006/main">
+              <a:graphicData uri="http://schemas.openxmlformats.org/drawingml/2006/picture">
+                <pic:pic xmlns:pic="http://schemas.openxmlformats.org/drawingml/2006/picture">
+                  <pic:nvPicPr>
+                    <pic:cNvPr id="1" name=""/>
+                    <pic:cNvPicPr/>
+                  </pic:nvPicPr>
+                  <pic:blipFill rotWithShape="1">
+                    <a:blip r:embed="rId7"/>
+                    <a:srcRect l="23183" t="19273" r="7888" b="18611"/>
+                    <a:stretch/>
+                  </pic:blipFill>
+                  <pic:spPr bwMode="auto">
+                    <a:xfrm>
+                      <a:off x="0" y="0"/>
+                      <a:ext cx="3950610" cy="2001761"/>
+                    </a:xfrm>
+                    <a:prstGeom prst="rect">
+                      <a:avLst/>
+                    </a:prstGeom>
+                    <a:ln>
+                      <a:noFill/>
+                    </a:ln>
+                    <a:extLst>
+                      <a:ext uri="{53640926-AAD7-44D8-BBD7-CCE9431645EC}">
+                        <a14:shadowObscured xmlns:a14="http://schemas.microsoft.com/office/drawing/2010/main"/>
+                      </a:ext>
+                    </a:extLst>
+                  </pic:spPr>
+                </pic:pic>
+              </a:graphicData>
+            </a:graphic>
+          </wp:inline>
+        </w:drawing>
+      </w:r>
+    </w:p>
+    <w:p>
+      <w:pPr>
+        <w:rPr>
+          <w:sz w:val="26"/>
+          <w:szCs w:val="24"/>
+          <w:lang w:val="en-US"/>
+        </w:rPr>
+      </w:pPr>
+    </w:p>
+    <w:p>
+      <w:pPr>
+        <w:rPr>
+          <w:sz w:val="26"/>
+          <w:szCs w:val="24"/>
+          <w:lang w:val="en-US"/>
+        </w:rPr>
+      </w:pPr>
       <w:bookmarkStart w:id="0" w:name="_GoBack"/>
       <w:bookmarkEnd w:id="0"/>
     </w:p>
@@ -10518,7 +11143,7 @@
         <w:rFonts w:ascii="Symbol" w:hAnsi="Symbol" w:hint="default"/>
       </w:rPr>
     </w:lvl>
-    <w:lvl w:ilvl="1" w:tplc="40090003" w:tentative="1">
+    <w:lvl w:ilvl="1" w:tplc="40090003">
       <w:start w:val="1"/>
       <w:numFmt w:val="bullet"/>
       <w:lvlText w:val="o"/>

--- a/Notes_Selenium_15.docx
+++ b/Notes_Selenium_15.docx
@@ -1124,7 +1124,6 @@
           <w:lang w:val="en-US"/>
         </w:rPr>
       </w:pPr>
-      <w:proofErr w:type="spellStart"/>
       <w:r>
         <w:rPr>
           <w:sz w:val="26"/>
@@ -1133,7 +1132,6 @@
         </w:rPr>
         <w:t>JMeeter</w:t>
       </w:r>
-      <w:proofErr w:type="spellEnd"/>
     </w:p>
     <w:p>
       <w:pPr>
@@ -1264,18 +1262,8 @@
           <w:szCs w:val="24"/>
           <w:lang w:val="en-US"/>
         </w:rPr>
-        <w:t xml:space="preserve">Web </w:t>
-      </w:r>
-      <w:proofErr w:type="spellStart"/>
-      <w:r>
-        <w:rPr>
-          <w:sz w:val="26"/>
-          <w:szCs w:val="24"/>
-          <w:lang w:val="en-US"/>
-        </w:rPr>
-        <w:t>Scrab</w:t>
-      </w:r>
-      <w:proofErr w:type="spellEnd"/>
+        <w:t>Web Scrab</w:t>
+      </w:r>
     </w:p>
     <w:p>
       <w:pPr>
@@ -1606,7 +1594,6 @@
           <w:lang w:val="en-US"/>
         </w:rPr>
       </w:pPr>
-      <w:proofErr w:type="spellStart"/>
       <w:r>
         <w:rPr>
           <w:sz w:val="26"/>
@@ -1615,7 +1602,6 @@
         </w:rPr>
         <w:t>YourName_SeleniumDemos</w:t>
       </w:r>
-      <w:proofErr w:type="spellEnd"/>
     </w:p>
     <w:p>
       <w:pPr>
@@ -1776,18 +1762,8 @@
           <w:szCs w:val="24"/>
           <w:lang w:val="en-US"/>
         </w:rPr>
-        <w:t xml:space="preserve">Idea </w:t>
-      </w:r>
-      <w:proofErr w:type="spellStart"/>
-      <w:r>
-        <w:rPr>
-          <w:sz w:val="26"/>
-          <w:szCs w:val="24"/>
-          <w:lang w:val="en-US"/>
-        </w:rPr>
-        <w:t>Itellij</w:t>
-      </w:r>
-      <w:proofErr w:type="spellEnd"/>
+        <w:t>Idea Itellij</w:t>
+      </w:r>
     </w:p>
     <w:p>
       <w:pPr>
@@ -1904,25 +1880,7 @@
           <w:szCs w:val="24"/>
           <w:lang w:val="en-US"/>
         </w:rPr>
-        <w:t xml:space="preserve">Open </w:t>
-      </w:r>
-      <w:proofErr w:type="spellStart"/>
-      <w:r>
-        <w:rPr>
-          <w:sz w:val="26"/>
-          <w:szCs w:val="24"/>
-          <w:lang w:val="en-US"/>
-        </w:rPr>
-        <w:t>selenium.dev</w:t>
-      </w:r>
-      <w:proofErr w:type="spellEnd"/>
-      <w:r>
-        <w:rPr>
-          <w:sz w:val="26"/>
-          <w:szCs w:val="24"/>
-          <w:lang w:val="en-US"/>
-        </w:rPr>
-        <w:t xml:space="preserve"> site</w:t>
+        <w:t>Open selenium.dev site</w:t>
       </w:r>
     </w:p>
     <w:p>
@@ -2308,18 +2266,8 @@
           <w:szCs w:val="24"/>
           <w:lang w:val="en-US"/>
         </w:rPr>
-        <w:t xml:space="preserve">Click on </w:t>
-      </w:r>
-      <w:proofErr w:type="spellStart"/>
-      <w:r>
-        <w:rPr>
-          <w:sz w:val="26"/>
-          <w:szCs w:val="24"/>
-          <w:lang w:val="en-US"/>
-        </w:rPr>
-        <w:t>classpath</w:t>
-      </w:r>
-      <w:proofErr w:type="spellEnd"/>
+        <w:t>Click on classpath</w:t>
+      </w:r>
     </w:p>
     <w:p>
       <w:pPr>
@@ -2482,23 +2430,13 @@
           <w:lang w:val="en-US"/>
         </w:rPr>
       </w:pPr>
-      <w:proofErr w:type="gramStart"/>
-      <w:r>
-        <w:rPr>
-          <w:sz w:val="26"/>
-          <w:szCs w:val="24"/>
-          <w:lang w:val="en-US"/>
-        </w:rPr>
-        <w:t>get(</w:t>
-      </w:r>
-      <w:proofErr w:type="gramEnd"/>
-      <w:r>
-        <w:rPr>
-          <w:sz w:val="26"/>
-          <w:szCs w:val="24"/>
-          <w:lang w:val="en-US"/>
-        </w:rPr>
-        <w:t xml:space="preserve">) </w:t>
+      <w:r>
+        <w:rPr>
+          <w:sz w:val="26"/>
+          <w:szCs w:val="24"/>
+          <w:lang w:val="en-US"/>
+        </w:rPr>
+        <w:t xml:space="preserve">get() </w:t>
       </w:r>
       <w:r>
         <w:rPr>
@@ -2538,33 +2476,13 @@
           <w:lang w:val="en-US"/>
         </w:rPr>
       </w:pPr>
-      <w:proofErr w:type="spellStart"/>
-      <w:proofErr w:type="gramStart"/>
-      <w:r>
-        <w:rPr>
-          <w:sz w:val="26"/>
-          <w:szCs w:val="24"/>
-          <w:lang w:val="en-US"/>
-        </w:rPr>
-        <w:t>driver.manage</w:t>
-      </w:r>
-      <w:proofErr w:type="spellEnd"/>
-      <w:r>
-        <w:rPr>
-          <w:sz w:val="26"/>
-          <w:szCs w:val="24"/>
-          <w:lang w:val="en-US"/>
-        </w:rPr>
-        <w:t>(</w:t>
-      </w:r>
-      <w:proofErr w:type="gramEnd"/>
-      <w:r>
-        <w:rPr>
-          <w:sz w:val="26"/>
-          <w:szCs w:val="24"/>
-          <w:lang w:val="en-US"/>
-        </w:rPr>
-        <w:t xml:space="preserve">).window().maximize() </w:t>
+      <w:r>
+        <w:rPr>
+          <w:sz w:val="26"/>
+          <w:szCs w:val="24"/>
+          <w:lang w:val="en-US"/>
+        </w:rPr>
+        <w:t xml:space="preserve">driver.manage().window().maximize() </w:t>
       </w:r>
       <w:r>
         <w:rPr>
@@ -2596,23 +2514,13 @@
           <w:lang w:val="en-US"/>
         </w:rPr>
       </w:pPr>
-      <w:proofErr w:type="gramStart"/>
-      <w:r>
-        <w:rPr>
-          <w:sz w:val="26"/>
-          <w:szCs w:val="24"/>
-          <w:lang w:val="en-US"/>
-        </w:rPr>
-        <w:t>close(</w:t>
-      </w:r>
-      <w:proofErr w:type="gramEnd"/>
-      <w:r>
-        <w:rPr>
-          <w:sz w:val="26"/>
-          <w:szCs w:val="24"/>
-          <w:lang w:val="en-US"/>
-        </w:rPr>
-        <w:t xml:space="preserve">) </w:t>
+      <w:r>
+        <w:rPr>
+          <w:sz w:val="26"/>
+          <w:szCs w:val="24"/>
+          <w:lang w:val="en-US"/>
+        </w:rPr>
+        <w:t xml:space="preserve">close() </w:t>
       </w:r>
       <w:r>
         <w:rPr>
@@ -2662,23 +2570,13 @@
           <w:lang w:val="en-US"/>
         </w:rPr>
       </w:pPr>
-      <w:proofErr w:type="gramStart"/>
-      <w:r>
-        <w:rPr>
-          <w:sz w:val="26"/>
-          <w:szCs w:val="24"/>
-          <w:lang w:val="en-US"/>
-        </w:rPr>
-        <w:t>getTitle(</w:t>
-      </w:r>
-      <w:proofErr w:type="gramEnd"/>
-      <w:r>
-        <w:rPr>
-          <w:sz w:val="26"/>
-          <w:szCs w:val="24"/>
-          <w:lang w:val="en-US"/>
-        </w:rPr>
-        <w:t xml:space="preserve">) </w:t>
+      <w:r>
+        <w:rPr>
+          <w:sz w:val="26"/>
+          <w:szCs w:val="24"/>
+          <w:lang w:val="en-US"/>
+        </w:rPr>
+        <w:t xml:space="preserve">getTitle() </w:t>
       </w:r>
       <w:r>
         <w:rPr>
@@ -2718,23 +2616,13 @@
           <w:lang w:val="en-US"/>
         </w:rPr>
       </w:pPr>
-      <w:proofErr w:type="gramStart"/>
-      <w:r>
-        <w:rPr>
-          <w:sz w:val="26"/>
-          <w:szCs w:val="24"/>
-          <w:lang w:val="en-US"/>
-        </w:rPr>
-        <w:t>getCurrentUrl(</w:t>
-      </w:r>
-      <w:proofErr w:type="gramEnd"/>
-      <w:r>
-        <w:rPr>
-          <w:sz w:val="26"/>
-          <w:szCs w:val="24"/>
-          <w:lang w:val="en-US"/>
-        </w:rPr>
-        <w:t xml:space="preserve">) </w:t>
+      <w:r>
+        <w:rPr>
+          <w:sz w:val="26"/>
+          <w:szCs w:val="24"/>
+          <w:lang w:val="en-US"/>
+        </w:rPr>
+        <w:t xml:space="preserve">getCurrentUrl() </w:t>
       </w:r>
       <w:r>
         <w:rPr>
@@ -2766,23 +2654,13 @@
           <w:lang w:val="en-US"/>
         </w:rPr>
       </w:pPr>
-      <w:proofErr w:type="gramStart"/>
-      <w:r>
-        <w:rPr>
-          <w:sz w:val="26"/>
-          <w:szCs w:val="24"/>
-          <w:lang w:val="en-US"/>
-        </w:rPr>
-        <w:t>getPageSource(</w:t>
-      </w:r>
-      <w:proofErr w:type="gramEnd"/>
-      <w:r>
-        <w:rPr>
-          <w:sz w:val="26"/>
-          <w:szCs w:val="24"/>
-          <w:lang w:val="en-US"/>
-        </w:rPr>
-        <w:t xml:space="preserve">) </w:t>
+      <w:r>
+        <w:rPr>
+          <w:sz w:val="26"/>
+          <w:szCs w:val="24"/>
+          <w:lang w:val="en-US"/>
+        </w:rPr>
+        <w:t xml:space="preserve">getPageSource() </w:t>
       </w:r>
       <w:r>
         <w:rPr>
@@ -2822,23 +2700,13 @@
           <w:lang w:val="en-US"/>
         </w:rPr>
       </w:pPr>
-      <w:proofErr w:type="gramStart"/>
-      <w:r>
-        <w:rPr>
-          <w:sz w:val="26"/>
-          <w:szCs w:val="24"/>
-          <w:lang w:val="en-US"/>
-        </w:rPr>
-        <w:t>findElement(</w:t>
-      </w:r>
-      <w:proofErr w:type="gramEnd"/>
-      <w:r>
-        <w:rPr>
-          <w:sz w:val="26"/>
-          <w:szCs w:val="24"/>
-          <w:lang w:val="en-US"/>
-        </w:rPr>
-        <w:t xml:space="preserve">) </w:t>
+      <w:r>
+        <w:rPr>
+          <w:sz w:val="26"/>
+          <w:szCs w:val="24"/>
+          <w:lang w:val="en-US"/>
+        </w:rPr>
+        <w:t xml:space="preserve">findElement() </w:t>
       </w:r>
       <w:r>
         <w:rPr>
@@ -2914,23 +2782,13 @@
           <w:lang w:val="en-US"/>
         </w:rPr>
       </w:pPr>
-      <w:proofErr w:type="gramStart"/>
-      <w:r>
-        <w:rPr>
-          <w:sz w:val="26"/>
-          <w:szCs w:val="24"/>
-          <w:lang w:val="en-US"/>
-        </w:rPr>
-        <w:t>findElements(</w:t>
-      </w:r>
-      <w:proofErr w:type="gramEnd"/>
-      <w:r>
-        <w:rPr>
-          <w:sz w:val="26"/>
-          <w:szCs w:val="24"/>
-          <w:lang w:val="en-US"/>
-        </w:rPr>
-        <w:t xml:space="preserve">) </w:t>
+      <w:r>
+        <w:rPr>
+          <w:sz w:val="26"/>
+          <w:szCs w:val="24"/>
+          <w:lang w:val="en-US"/>
+        </w:rPr>
+        <w:t xml:space="preserve">findElements() </w:t>
       </w:r>
       <w:r>
         <w:rPr>
@@ -2962,23 +2820,13 @@
           <w:lang w:val="en-US"/>
         </w:rPr>
       </w:pPr>
-      <w:proofErr w:type="gramStart"/>
-      <w:r>
-        <w:rPr>
-          <w:sz w:val="26"/>
-          <w:szCs w:val="24"/>
-          <w:lang w:val="en-US"/>
-        </w:rPr>
-        <w:t>getWindowHandles(</w:t>
-      </w:r>
-      <w:proofErr w:type="gramEnd"/>
-      <w:r>
-        <w:rPr>
-          <w:sz w:val="26"/>
-          <w:szCs w:val="24"/>
-          <w:lang w:val="en-US"/>
-        </w:rPr>
-        <w:t xml:space="preserve">) </w:t>
+      <w:r>
+        <w:rPr>
+          <w:sz w:val="26"/>
+          <w:szCs w:val="24"/>
+          <w:lang w:val="en-US"/>
+        </w:rPr>
+        <w:t xml:space="preserve">getWindowHandles() </w:t>
       </w:r>
       <w:r>
         <w:rPr>
@@ -3010,23 +2858,13 @@
           <w:lang w:val="en-US"/>
         </w:rPr>
       </w:pPr>
-      <w:proofErr w:type="gramStart"/>
-      <w:r>
-        <w:rPr>
-          <w:sz w:val="26"/>
-          <w:szCs w:val="24"/>
-          <w:lang w:val="en-US"/>
-        </w:rPr>
-        <w:t>quit(</w:t>
-      </w:r>
-      <w:proofErr w:type="gramEnd"/>
-      <w:r>
-        <w:rPr>
-          <w:sz w:val="26"/>
-          <w:szCs w:val="24"/>
-          <w:lang w:val="en-US"/>
-        </w:rPr>
-        <w:t xml:space="preserve">) </w:t>
+      <w:r>
+        <w:rPr>
+          <w:sz w:val="26"/>
+          <w:szCs w:val="24"/>
+          <w:lang w:val="en-US"/>
+        </w:rPr>
+        <w:t xml:space="preserve">quit() </w:t>
       </w:r>
       <w:r>
         <w:rPr>
@@ -3754,25 +3592,7 @@
           <w:szCs w:val="24"/>
           <w:lang w:val="en-US"/>
         </w:rPr>
-        <w:t xml:space="preserve">Every control (like textbox, radio button, checkbox, label </w:t>
-      </w:r>
-      <w:proofErr w:type="spellStart"/>
-      <w:r>
-        <w:rPr>
-          <w:sz w:val="26"/>
-          <w:szCs w:val="24"/>
-          <w:lang w:val="en-US"/>
-        </w:rPr>
-        <w:t>etc</w:t>
-      </w:r>
-      <w:proofErr w:type="spellEnd"/>
-      <w:r>
-        <w:rPr>
-          <w:sz w:val="26"/>
-          <w:szCs w:val="24"/>
-          <w:lang w:val="en-US"/>
-        </w:rPr>
-        <w:t>) is treated as WebElement in Selenium.</w:t>
+        <w:t>Every control (like textbox, radio button, checkbox, label etc) is treated as WebElement in Selenium.</w:t>
       </w:r>
     </w:p>
     <w:p>
@@ -3832,23 +3652,13 @@
           <w:lang w:val="en-US"/>
         </w:rPr>
       </w:pPr>
-      <w:proofErr w:type="gramStart"/>
-      <w:r>
-        <w:rPr>
-          <w:sz w:val="26"/>
-          <w:szCs w:val="24"/>
-          <w:lang w:val="en-US"/>
-        </w:rPr>
-        <w:t>sendKeys(</w:t>
-      </w:r>
-      <w:proofErr w:type="gramEnd"/>
-      <w:r>
-        <w:rPr>
-          <w:sz w:val="26"/>
-          <w:szCs w:val="24"/>
-          <w:lang w:val="en-US"/>
-        </w:rPr>
-        <w:t xml:space="preserve">) </w:t>
+      <w:r>
+        <w:rPr>
+          <w:sz w:val="26"/>
+          <w:szCs w:val="24"/>
+          <w:lang w:val="en-US"/>
+        </w:rPr>
+        <w:t xml:space="preserve">sendKeys() </w:t>
       </w:r>
       <w:r>
         <w:rPr>
@@ -3904,23 +3714,13 @@
           <w:lang w:val="en-US"/>
         </w:rPr>
       </w:pPr>
-      <w:proofErr w:type="gramStart"/>
-      <w:r>
-        <w:rPr>
-          <w:sz w:val="26"/>
-          <w:szCs w:val="24"/>
-          <w:lang w:val="en-US"/>
-        </w:rPr>
-        <w:t>click(</w:t>
-      </w:r>
-      <w:proofErr w:type="gramEnd"/>
-      <w:r>
-        <w:rPr>
-          <w:sz w:val="26"/>
-          <w:szCs w:val="24"/>
-          <w:lang w:val="en-US"/>
-        </w:rPr>
-        <w:t xml:space="preserve">) </w:t>
+      <w:r>
+        <w:rPr>
+          <w:sz w:val="26"/>
+          <w:szCs w:val="24"/>
+          <w:lang w:val="en-US"/>
+        </w:rPr>
+        <w:t xml:space="preserve">click() </w:t>
       </w:r>
       <w:r>
         <w:rPr>
@@ -3952,23 +3752,13 @@
           <w:lang w:val="en-US"/>
         </w:rPr>
       </w:pPr>
-      <w:proofErr w:type="gramStart"/>
-      <w:r>
-        <w:rPr>
-          <w:sz w:val="26"/>
-          <w:szCs w:val="24"/>
-          <w:lang w:val="en-US"/>
-        </w:rPr>
-        <w:t>getText(</w:t>
-      </w:r>
-      <w:proofErr w:type="gramEnd"/>
-      <w:r>
-        <w:rPr>
-          <w:sz w:val="26"/>
-          <w:szCs w:val="24"/>
-          <w:lang w:val="en-US"/>
-        </w:rPr>
-        <w:t xml:space="preserve">) </w:t>
+      <w:r>
+        <w:rPr>
+          <w:sz w:val="26"/>
+          <w:szCs w:val="24"/>
+          <w:lang w:val="en-US"/>
+        </w:rPr>
+        <w:t xml:space="preserve">getText() </w:t>
       </w:r>
       <w:r>
         <w:rPr>
@@ -4008,23 +3798,13 @@
           <w:lang w:val="en-US"/>
         </w:rPr>
       </w:pPr>
-      <w:proofErr w:type="gramStart"/>
-      <w:r>
-        <w:rPr>
-          <w:sz w:val="26"/>
-          <w:szCs w:val="24"/>
-          <w:lang w:val="en-US"/>
-        </w:rPr>
-        <w:t>isSelected(</w:t>
-      </w:r>
-      <w:proofErr w:type="gramEnd"/>
-      <w:r>
-        <w:rPr>
-          <w:sz w:val="26"/>
-          <w:szCs w:val="24"/>
-          <w:lang w:val="en-US"/>
-        </w:rPr>
-        <w:t xml:space="preserve">) </w:t>
+      <w:r>
+        <w:rPr>
+          <w:sz w:val="26"/>
+          <w:szCs w:val="24"/>
+          <w:lang w:val="en-US"/>
+        </w:rPr>
+        <w:t xml:space="preserve">isSelected() </w:t>
       </w:r>
       <w:r>
         <w:rPr>
@@ -4056,23 +3836,13 @@
           <w:lang w:val="en-US"/>
         </w:rPr>
       </w:pPr>
-      <w:proofErr w:type="gramStart"/>
-      <w:r>
-        <w:rPr>
-          <w:sz w:val="26"/>
-          <w:szCs w:val="24"/>
-          <w:lang w:val="en-US"/>
-        </w:rPr>
-        <w:t>isEnabled(</w:t>
-      </w:r>
-      <w:proofErr w:type="gramEnd"/>
-      <w:r>
-        <w:rPr>
-          <w:sz w:val="26"/>
-          <w:szCs w:val="24"/>
-          <w:lang w:val="en-US"/>
-        </w:rPr>
-        <w:t xml:space="preserve">) </w:t>
+      <w:r>
+        <w:rPr>
+          <w:sz w:val="26"/>
+          <w:szCs w:val="24"/>
+          <w:lang w:val="en-US"/>
+        </w:rPr>
+        <w:t xml:space="preserve">isEnabled() </w:t>
       </w:r>
       <w:r>
         <w:rPr>
@@ -4104,23 +3874,13 @@
           <w:lang w:val="en-US"/>
         </w:rPr>
       </w:pPr>
-      <w:proofErr w:type="gramStart"/>
-      <w:r>
-        <w:rPr>
-          <w:sz w:val="26"/>
-          <w:szCs w:val="24"/>
-          <w:lang w:val="en-US"/>
-        </w:rPr>
-        <w:t>isDisplayed(</w:t>
-      </w:r>
-      <w:proofErr w:type="gramEnd"/>
-      <w:r>
-        <w:rPr>
-          <w:sz w:val="26"/>
-          <w:szCs w:val="24"/>
-          <w:lang w:val="en-US"/>
-        </w:rPr>
-        <w:t xml:space="preserve">) </w:t>
+      <w:r>
+        <w:rPr>
+          <w:sz w:val="26"/>
+          <w:szCs w:val="24"/>
+          <w:lang w:val="en-US"/>
+        </w:rPr>
+        <w:t xml:space="preserve">isDisplayed() </w:t>
       </w:r>
       <w:r>
         <w:rPr>
@@ -4152,23 +3912,13 @@
           <w:lang w:val="en-US"/>
         </w:rPr>
       </w:pPr>
-      <w:proofErr w:type="gramStart"/>
-      <w:r>
-        <w:rPr>
-          <w:sz w:val="26"/>
-          <w:szCs w:val="24"/>
-          <w:lang w:val="en-US"/>
-        </w:rPr>
-        <w:t>clear(</w:t>
-      </w:r>
-      <w:proofErr w:type="gramEnd"/>
-      <w:r>
-        <w:rPr>
-          <w:sz w:val="26"/>
-          <w:szCs w:val="24"/>
-          <w:lang w:val="en-US"/>
-        </w:rPr>
-        <w:t xml:space="preserve">) </w:t>
+      <w:r>
+        <w:rPr>
+          <w:sz w:val="26"/>
+          <w:szCs w:val="24"/>
+          <w:lang w:val="en-US"/>
+        </w:rPr>
+        <w:t xml:space="preserve">clear() </w:t>
       </w:r>
       <w:r>
         <w:rPr>
@@ -4277,13 +4027,99 @@
     </w:p>
     <w:p>
       <w:pPr>
-        <w:rPr>
-          <w:sz w:val="26"/>
-          <w:szCs w:val="24"/>
-          <w:lang w:val="en-US"/>
-        </w:rPr>
-      </w:pPr>
-      <w:r>
+        <w:pStyle w:val="ListParagraph"/>
+        <w:numPr>
+          <w:ilvl w:val="0"/>
+          <w:numId w:val="34"/>
+        </w:numPr>
+        <w:rPr>
+          <w:sz w:val="26"/>
+          <w:szCs w:val="24"/>
+          <w:lang w:val="en-US"/>
+        </w:rPr>
+      </w:pPr>
+      <w:r>
+        <w:rPr>
+          <w:sz w:val="26"/>
+          <w:szCs w:val="24"/>
+          <w:lang w:val="en-US"/>
+        </w:rPr>
+        <w:t>A control can have multiple classes applied, such multiple classes are separated via space.</w:t>
+      </w:r>
+    </w:p>
+    <w:p>
+      <w:pPr>
+        <w:pStyle w:val="ListParagraph"/>
+        <w:numPr>
+          <w:ilvl w:val="0"/>
+          <w:numId w:val="34"/>
+        </w:numPr>
+        <w:rPr>
+          <w:sz w:val="26"/>
+          <w:szCs w:val="24"/>
+          <w:lang w:val="en-US"/>
+        </w:rPr>
+      </w:pPr>
+      <w:r>
+        <w:rPr>
+          <w:sz w:val="26"/>
+          <w:szCs w:val="24"/>
+          <w:lang w:val="en-US"/>
+        </w:rPr>
+        <w:t>While using className locator pick up any one class from all those multiple classes.</w:t>
+      </w:r>
+    </w:p>
+    <w:p>
+      <w:pPr>
+        <w:pStyle w:val="ListParagraph"/>
+        <w:numPr>
+          <w:ilvl w:val="0"/>
+          <w:numId w:val="34"/>
+        </w:numPr>
+        <w:rPr>
+          <w:sz w:val="26"/>
+          <w:szCs w:val="24"/>
+          <w:lang w:val="en-US"/>
+        </w:rPr>
+      </w:pPr>
+      <w:r>
+        <w:rPr>
+          <w:sz w:val="26"/>
+          <w:szCs w:val="24"/>
+          <w:lang w:val="en-US"/>
+        </w:rPr>
+        <w:t xml:space="preserve">Otherwise you will get </w:t>
+      </w:r>
+      <w:r>
+        <w:rPr>
+          <w:sz w:val="26"/>
+          <w:szCs w:val="24"/>
+          <w:lang w:val="en-US"/>
+        </w:rPr>
+        <w:t>InvalidSelectorException</w:t>
+      </w:r>
+      <w:r>
+        <w:rPr>
+          <w:sz w:val="26"/>
+          <w:szCs w:val="24"/>
+          <w:lang w:val="en-US"/>
+        </w:rPr>
+        <w:t xml:space="preserve"> </w:t>
+      </w:r>
+      <w:bookmarkStart w:id="0" w:name="_GoBack"/>
+      <w:bookmarkEnd w:id="0"/>
+    </w:p>
+    <w:p>
+      <w:pPr>
+        <w:rPr>
+          <w:sz w:val="26"/>
+          <w:szCs w:val="24"/>
+          <w:lang w:val="en-US"/>
+        </w:rPr>
+      </w:pPr>
+    </w:p>
+    <w:p>
+      <w:pPr>
         <w:rPr>
           <w:b/>
           <w:bCs/>
@@ -4291,46 +4127,8 @@
           <w:szCs w:val="24"/>
           <w:lang w:val="en-US"/>
         </w:rPr>
-        <w:tab/>
-      </w:r>
-      <w:r>
-        <w:rPr>
-          <w:sz w:val="26"/>
-          <w:szCs w:val="24"/>
-          <w:lang w:val="en-US"/>
-        </w:rPr>
-        <w:t>A control can have multiple classes applied, such multiple classes are separated via space.</w:t>
-      </w:r>
-    </w:p>
-    <w:p>
-      <w:pPr>
-        <w:rPr>
-          <w:sz w:val="26"/>
-          <w:szCs w:val="24"/>
-          <w:lang w:val="en-US"/>
-        </w:rPr>
-      </w:pPr>
-      <w:r>
-        <w:rPr>
-          <w:sz w:val="26"/>
-          <w:szCs w:val="24"/>
-          <w:lang w:val="en-US"/>
-        </w:rPr>
-        <w:tab/>
-        <w:t>While using className locator pick up any one class from all those multiple classes.</w:t>
-      </w:r>
-    </w:p>
-    <w:p>
-      <w:pPr>
-        <w:rPr>
-          <w:sz w:val="26"/>
-          <w:szCs w:val="24"/>
-          <w:lang w:val="en-US"/>
-        </w:rPr>
-      </w:pPr>
-    </w:p>
-    <w:p>
-      <w:pPr>
+      </w:pPr>
+      <w:r>
         <w:rPr>
           <w:b/>
           <w:bCs/>
@@ -4338,8 +4136,362 @@
           <w:szCs w:val="24"/>
           <w:lang w:val="en-US"/>
         </w:rPr>
-      </w:pPr>
-      <w:r>
+        <w:t>CssSelector Locator</w:t>
+      </w:r>
+    </w:p>
+    <w:p>
+      <w:pPr>
+        <w:rPr>
+          <w:sz w:val="26"/>
+          <w:szCs w:val="24"/>
+          <w:lang w:val="en-US"/>
+        </w:rPr>
+      </w:pPr>
+      <w:r>
+        <w:rPr>
+          <w:sz w:val="26"/>
+          <w:szCs w:val="24"/>
+          <w:lang w:val="en-US"/>
+        </w:rPr>
+        <w:tab/>
+        <w:t>A technique that can be used to locate any control using any one or multiple attribute.</w:t>
+      </w:r>
+    </w:p>
+    <w:p>
+      <w:pPr>
+        <w:rPr>
+          <w:sz w:val="26"/>
+          <w:szCs w:val="24"/>
+          <w:lang w:val="en-US"/>
+        </w:rPr>
+      </w:pPr>
+      <w:r>
+        <w:rPr>
+          <w:sz w:val="26"/>
+          <w:szCs w:val="24"/>
+          <w:lang w:val="en-US"/>
+        </w:rPr>
+        <w:t>Types</w:t>
+      </w:r>
+    </w:p>
+    <w:p>
+      <w:pPr>
+        <w:pStyle w:val="ListParagraph"/>
+        <w:numPr>
+          <w:ilvl w:val="0"/>
+          <w:numId w:val="16"/>
+        </w:numPr>
+        <w:rPr>
+          <w:sz w:val="26"/>
+          <w:szCs w:val="24"/>
+          <w:lang w:val="en-US"/>
+        </w:rPr>
+      </w:pPr>
+      <w:r>
+        <w:rPr>
+          <w:sz w:val="26"/>
+          <w:szCs w:val="24"/>
+          <w:lang w:val="en-US"/>
+        </w:rPr>
+        <w:t>Using Single Attribute</w:t>
+      </w:r>
+      <w:r>
+        <w:rPr>
+          <w:sz w:val="26"/>
+          <w:szCs w:val="24"/>
+          <w:lang w:val="en-US"/>
+        </w:rPr>
+        <w:br/>
+        <w:t>Syntax:</w:t>
+      </w:r>
+      <w:r>
+        <w:rPr>
+          <w:sz w:val="26"/>
+          <w:szCs w:val="24"/>
+          <w:lang w:val="en-US"/>
+        </w:rPr>
+        <w:br/>
+        <w:t>tagName[attribute=”value”]</w:t>
+      </w:r>
+      <w:r>
+        <w:rPr>
+          <w:sz w:val="26"/>
+          <w:szCs w:val="24"/>
+          <w:lang w:val="en-US"/>
+        </w:rPr>
+        <w:br/>
+        <w:t>input[</w:t>
+      </w:r>
+      <w:r>
+        <w:rPr>
+          <w:sz w:val="26"/>
+          <w:szCs w:val="24"/>
+          <w:lang w:val="en-US"/>
+        </w:rPr>
+        <w:t>data-testid="royal-email"]</w:t>
+      </w:r>
+    </w:p>
+    <w:p>
+      <w:pPr>
+        <w:pStyle w:val="ListParagraph"/>
+        <w:numPr>
+          <w:ilvl w:val="0"/>
+          <w:numId w:val="16"/>
+        </w:numPr>
+        <w:rPr>
+          <w:sz w:val="26"/>
+          <w:szCs w:val="24"/>
+          <w:lang w:val="en-US"/>
+        </w:rPr>
+      </w:pPr>
+      <w:r>
+        <w:rPr>
+          <w:sz w:val="26"/>
+          <w:szCs w:val="24"/>
+          <w:lang w:val="en-US"/>
+        </w:rPr>
+        <w:t>Using Multiple Attributes</w:t>
+      </w:r>
+      <w:r>
+        <w:rPr>
+          <w:sz w:val="26"/>
+          <w:szCs w:val="24"/>
+          <w:lang w:val="en-US"/>
+        </w:rPr>
+        <w:br/>
+        <w:t>Syntax</w:t>
+      </w:r>
+      <w:r>
+        <w:rPr>
+          <w:sz w:val="26"/>
+          <w:szCs w:val="24"/>
+          <w:lang w:val="en-US"/>
+        </w:rPr>
+        <w:br/>
+        <w:t>tagName[attribute1=”value”][attribute2=”value”]</w:t>
+      </w:r>
+    </w:p>
+    <w:p>
+      <w:pPr>
+        <w:pStyle w:val="ListParagraph"/>
+        <w:numPr>
+          <w:ilvl w:val="0"/>
+          <w:numId w:val="16"/>
+        </w:numPr>
+        <w:rPr>
+          <w:sz w:val="26"/>
+          <w:szCs w:val="24"/>
+          <w:lang w:val="en-US"/>
+        </w:rPr>
+      </w:pPr>
+      <w:r>
+        <w:rPr>
+          <w:sz w:val="26"/>
+          <w:szCs w:val="24"/>
+          <w:lang w:val="en-US"/>
+        </w:rPr>
+        <w:t>Using Special Characters</w:t>
+      </w:r>
+    </w:p>
+    <w:p>
+      <w:pPr>
+        <w:pStyle w:val="ListParagraph"/>
+        <w:numPr>
+          <w:ilvl w:val="1"/>
+          <w:numId w:val="16"/>
+        </w:numPr>
+        <w:rPr>
+          <w:sz w:val="26"/>
+          <w:szCs w:val="24"/>
+          <w:lang w:val="en-US"/>
+        </w:rPr>
+      </w:pPr>
+      <w:r>
+        <w:rPr>
+          <w:sz w:val="26"/>
+          <w:szCs w:val="24"/>
+          <w:lang w:val="en-US"/>
+        </w:rPr>
+        <w:t>^ - Starts With</w:t>
+      </w:r>
+    </w:p>
+    <w:p>
+      <w:pPr>
+        <w:pStyle w:val="ListParagraph"/>
+        <w:numPr>
+          <w:ilvl w:val="1"/>
+          <w:numId w:val="16"/>
+        </w:numPr>
+        <w:rPr>
+          <w:sz w:val="26"/>
+          <w:szCs w:val="24"/>
+          <w:lang w:val="en-US"/>
+        </w:rPr>
+      </w:pPr>
+      <w:r>
+        <w:rPr>
+          <w:sz w:val="26"/>
+          <w:szCs w:val="24"/>
+          <w:lang w:val="en-US"/>
+        </w:rPr>
+        <w:t>$</w:t>
+      </w:r>
+      <w:r>
+        <w:rPr>
+          <w:sz w:val="26"/>
+          <w:szCs w:val="24"/>
+          <w:lang w:val="en-US"/>
+        </w:rPr>
+        <w:t xml:space="preserve"> - Ends With</w:t>
+      </w:r>
+    </w:p>
+    <w:p>
+      <w:pPr>
+        <w:pStyle w:val="ListParagraph"/>
+        <w:numPr>
+          <w:ilvl w:val="1"/>
+          <w:numId w:val="16"/>
+        </w:numPr>
+        <w:rPr>
+          <w:sz w:val="26"/>
+          <w:szCs w:val="24"/>
+          <w:lang w:val="en-US"/>
+        </w:rPr>
+      </w:pPr>
+      <w:r>
+        <w:rPr>
+          <w:sz w:val="26"/>
+          <w:szCs w:val="24"/>
+          <w:lang w:val="en-US"/>
+        </w:rPr>
+        <w:t>*</w:t>
+      </w:r>
+      <w:r>
+        <w:rPr>
+          <w:sz w:val="26"/>
+          <w:szCs w:val="24"/>
+          <w:lang w:val="en-US"/>
+        </w:rPr>
+        <w:t xml:space="preserve"> - Contains</w:t>
+      </w:r>
+    </w:p>
+    <w:p>
+      <w:pPr>
+        <w:rPr>
+          <w:sz w:val="26"/>
+          <w:szCs w:val="24"/>
+          <w:lang w:val="en-US"/>
+        </w:rPr>
+      </w:pPr>
+    </w:p>
+    <w:p>
+      <w:pPr>
+        <w:rPr>
+          <w:sz w:val="26"/>
+          <w:szCs w:val="24"/>
+          <w:lang w:val="en-US"/>
+        </w:rPr>
+      </w:pPr>
+      <w:r>
+        <w:rPr>
+          <w:sz w:val="26"/>
+          <w:szCs w:val="24"/>
+          <w:lang w:val="en-US"/>
+        </w:rPr>
+        <w:t xml:space="preserve">Pattankodoli bus stand </w:t>
+      </w:r>
+      <w:r>
+        <w:rPr>
+          <w:sz w:val="26"/>
+          <w:szCs w:val="24"/>
+          <w:lang w:val="en-US"/>
+        </w:rPr>
+        <w:sym w:font="Wingdings" w:char="F0E0"/>
+      </w:r>
+      <w:r>
+        <w:rPr>
+          <w:sz w:val="26"/>
+          <w:szCs w:val="24"/>
+          <w:lang w:val="en-US"/>
+        </w:rPr>
+        <w:t xml:space="preserve"> Take right turn </w:t>
+      </w:r>
+      <w:r>
+        <w:rPr>
+          <w:sz w:val="26"/>
+          <w:szCs w:val="24"/>
+          <w:lang w:val="en-US"/>
+        </w:rPr>
+        <w:sym w:font="Wingdings" w:char="F0E0"/>
+      </w:r>
+      <w:r>
+        <w:rPr>
+          <w:sz w:val="26"/>
+          <w:szCs w:val="24"/>
+          <w:lang w:val="en-US"/>
+        </w:rPr>
+        <w:t xml:space="preserve"> Hupare Nagar </w:t>
+      </w:r>
+      <w:r>
+        <w:rPr>
+          <w:sz w:val="26"/>
+          <w:szCs w:val="24"/>
+          <w:lang w:val="en-US"/>
+        </w:rPr>
+        <w:sym w:font="Wingdings" w:char="F0E0"/>
+      </w:r>
+      <w:r>
+        <w:rPr>
+          <w:sz w:val="26"/>
+          <w:szCs w:val="24"/>
+          <w:lang w:val="en-US"/>
+        </w:rPr>
+        <w:t xml:space="preserve"> Water Tank </w:t>
+      </w:r>
+      <w:r>
+        <w:rPr>
+          <w:sz w:val="26"/>
+          <w:szCs w:val="24"/>
+          <w:lang w:val="en-US"/>
+        </w:rPr>
+        <w:sym w:font="Wingdings" w:char="F0E0"/>
+      </w:r>
+      <w:r>
+        <w:rPr>
+          <w:sz w:val="26"/>
+          <w:szCs w:val="24"/>
+          <w:lang w:val="en-US"/>
+        </w:rPr>
+        <w:t xml:space="preserve"> Lane No 9 </w:t>
+      </w:r>
+      <w:r>
+        <w:rPr>
+          <w:sz w:val="26"/>
+          <w:szCs w:val="24"/>
+          <w:lang w:val="en-US"/>
+        </w:rPr>
+        <w:sym w:font="Wingdings" w:char="F0E0"/>
+      </w:r>
+      <w:r>
+        <w:rPr>
+          <w:sz w:val="26"/>
+          <w:szCs w:val="24"/>
+          <w:lang w:val="en-US"/>
+        </w:rPr>
+        <w:t xml:space="preserve"> House No 1128</w:t>
+      </w:r>
+    </w:p>
+    <w:p>
+      <w:pPr>
+        <w:rPr>
+          <w:sz w:val="26"/>
+          <w:szCs w:val="24"/>
+          <w:lang w:val="en-US"/>
+        </w:rPr>
+      </w:pPr>
+    </w:p>
+    <w:p>
+      <w:pPr>
         <w:rPr>
           <w:b/>
           <w:bCs/>
@@ -4347,25 +4499,34 @@
           <w:szCs w:val="24"/>
           <w:lang w:val="en-US"/>
         </w:rPr>
-        <w:t>CssSelector Locator</w:t>
-      </w:r>
-    </w:p>
-    <w:p>
-      <w:pPr>
-        <w:rPr>
-          <w:sz w:val="26"/>
-          <w:szCs w:val="24"/>
-          <w:lang w:val="en-US"/>
-        </w:rPr>
-      </w:pPr>
-      <w:r>
-        <w:rPr>
-          <w:sz w:val="26"/>
-          <w:szCs w:val="24"/>
-          <w:lang w:val="en-US"/>
-        </w:rPr>
-        <w:tab/>
-        <w:t>A technique that can be used to locate any control using any one or multiple attribute.</w:t>
+      </w:pPr>
+      <w:r>
+        <w:rPr>
+          <w:b/>
+          <w:bCs/>
+          <w:sz w:val="26"/>
+          <w:szCs w:val="24"/>
+          <w:lang w:val="en-US"/>
+        </w:rPr>
+        <w:lastRenderedPageBreak/>
+        <w:t>XPath (XML Path)</w:t>
+      </w:r>
+    </w:p>
+    <w:p>
+      <w:pPr>
+        <w:rPr>
+          <w:sz w:val="26"/>
+          <w:szCs w:val="24"/>
+          <w:lang w:val="en-US"/>
+        </w:rPr>
+      </w:pPr>
+      <w:r>
+        <w:rPr>
+          <w:sz w:val="26"/>
+          <w:szCs w:val="24"/>
+          <w:lang w:val="en-US"/>
+        </w:rPr>
+        <w:t>XPath is a way to find any control by providing its exact location / path on the page.</w:t>
       </w:r>
     </w:p>
     <w:p>
@@ -4390,21 +4551,21 @@
         <w:pStyle w:val="ListParagraph"/>
         <w:numPr>
           <w:ilvl w:val="0"/>
-          <w:numId w:val="16"/>
-        </w:numPr>
-        <w:rPr>
-          <w:sz w:val="26"/>
-          <w:szCs w:val="24"/>
-          <w:lang w:val="en-US"/>
-        </w:rPr>
-      </w:pPr>
-      <w:r>
-        <w:rPr>
-          <w:sz w:val="26"/>
-          <w:szCs w:val="24"/>
-          <w:lang w:val="en-US"/>
-        </w:rPr>
-        <w:t>Using Single Attribute</w:t>
+          <w:numId w:val="17"/>
+        </w:numPr>
+        <w:rPr>
+          <w:sz w:val="26"/>
+          <w:szCs w:val="24"/>
+          <w:lang w:val="en-US"/>
+        </w:rPr>
+      </w:pPr>
+      <w:r>
+        <w:rPr>
+          <w:sz w:val="26"/>
+          <w:szCs w:val="24"/>
+          <w:lang w:val="en-US"/>
+        </w:rPr>
+        <w:t>Absolute XPath</w:t>
       </w:r>
       <w:r>
         <w:rPr>
@@ -4413,7 +4574,29 @@
           <w:lang w:val="en-US"/>
         </w:rPr>
         <w:br/>
-        <w:t>Syntax:</w:t>
+        <w:t>Starts with html</w:t>
+      </w:r>
+    </w:p>
+    <w:p>
+      <w:pPr>
+        <w:pStyle w:val="ListParagraph"/>
+        <w:numPr>
+          <w:ilvl w:val="0"/>
+          <w:numId w:val="17"/>
+        </w:numPr>
+        <w:rPr>
+          <w:sz w:val="26"/>
+          <w:szCs w:val="24"/>
+          <w:lang w:val="en-US"/>
+        </w:rPr>
+      </w:pPr>
+      <w:r>
+        <w:rPr>
+          <w:sz w:val="26"/>
+          <w:szCs w:val="24"/>
+          <w:lang w:val="en-US"/>
+        </w:rPr>
+        <w:t>Relative XPath</w:t>
       </w:r>
       <w:r>
         <w:rPr>
@@ -4422,64 +4605,29 @@
           <w:lang w:val="en-US"/>
         </w:rPr>
         <w:br/>
-        <w:t>tagName[attribute=”value”]</w:t>
-      </w:r>
-      <w:r>
-        <w:rPr>
-          <w:sz w:val="26"/>
-          <w:szCs w:val="24"/>
-          <w:lang w:val="en-US"/>
-        </w:rPr>
-        <w:br/>
-        <w:t>input[</w:t>
-      </w:r>
-      <w:r>
-        <w:rPr>
-          <w:sz w:val="26"/>
-          <w:szCs w:val="24"/>
-          <w:lang w:val="en-US"/>
-        </w:rPr>
-        <w:t>data-</w:t>
-      </w:r>
-      <w:proofErr w:type="spellStart"/>
-      <w:r>
-        <w:rPr>
-          <w:sz w:val="26"/>
-          <w:szCs w:val="24"/>
-          <w:lang w:val="en-US"/>
-        </w:rPr>
-        <w:t>testid</w:t>
-      </w:r>
-      <w:proofErr w:type="spellEnd"/>
-      <w:r>
-        <w:rPr>
-          <w:sz w:val="26"/>
-          <w:szCs w:val="24"/>
-          <w:lang w:val="en-US"/>
-        </w:rPr>
-        <w:t>="royal-email"]</w:t>
-      </w:r>
-    </w:p>
-    <w:p>
-      <w:pPr>
-        <w:pStyle w:val="ListParagraph"/>
-        <w:numPr>
-          <w:ilvl w:val="0"/>
-          <w:numId w:val="16"/>
-        </w:numPr>
-        <w:rPr>
-          <w:sz w:val="26"/>
-          <w:szCs w:val="24"/>
-          <w:lang w:val="en-US"/>
-        </w:rPr>
-      </w:pPr>
-      <w:r>
-        <w:rPr>
-          <w:sz w:val="26"/>
-          <w:szCs w:val="24"/>
-          <w:lang w:val="en-US"/>
-        </w:rPr>
-        <w:t>Using Multiple Attributes</w:t>
+        <w:t>Starts with //</w:t>
+      </w:r>
+    </w:p>
+    <w:p>
+      <w:pPr>
+        <w:pStyle w:val="ListParagraph"/>
+        <w:numPr>
+          <w:ilvl w:val="1"/>
+          <w:numId w:val="17"/>
+        </w:numPr>
+        <w:rPr>
+          <w:sz w:val="26"/>
+          <w:szCs w:val="24"/>
+          <w:lang w:val="en-US"/>
+        </w:rPr>
+      </w:pPr>
+      <w:r>
+        <w:rPr>
+          <w:sz w:val="26"/>
+          <w:szCs w:val="24"/>
+          <w:lang w:val="en-US"/>
+        </w:rPr>
+        <w:t>Taking reference of parent tag</w:t>
       </w:r>
       <w:r>
         <w:rPr>
@@ -4497,29 +4645,15 @@
           <w:lang w:val="en-US"/>
         </w:rPr>
         <w:br/>
-        <w:t>tagName[attribute1=”value”][attribute2=”value”]</w:t>
-      </w:r>
-    </w:p>
-    <w:p>
-      <w:pPr>
-        <w:pStyle w:val="ListParagraph"/>
-        <w:numPr>
-          <w:ilvl w:val="0"/>
-          <w:numId w:val="16"/>
-        </w:numPr>
-        <w:rPr>
-          <w:sz w:val="26"/>
-          <w:szCs w:val="24"/>
-          <w:lang w:val="en-US"/>
-        </w:rPr>
-      </w:pPr>
-      <w:r>
-        <w:rPr>
-          <w:sz w:val="26"/>
-          <w:szCs w:val="24"/>
-          <w:lang w:val="en-US"/>
-        </w:rPr>
-        <w:t>Using Special Characters</w:t>
+        <w:t>//tagName[@attribute=”value”]</w:t>
+      </w:r>
+      <w:r>
+        <w:rPr>
+          <w:sz w:val="26"/>
+          <w:szCs w:val="24"/>
+          <w:lang w:val="en-US"/>
+        </w:rPr>
+        <w:t>/tagName</w:t>
       </w:r>
     </w:p>
     <w:p>
@@ -4527,187 +4661,21 @@
         <w:pStyle w:val="ListParagraph"/>
         <w:numPr>
           <w:ilvl w:val="1"/>
-          <w:numId w:val="16"/>
-        </w:numPr>
-        <w:rPr>
-          <w:sz w:val="26"/>
-          <w:szCs w:val="24"/>
-          <w:lang w:val="en-US"/>
-        </w:rPr>
-      </w:pPr>
-      <w:r>
-        <w:rPr>
-          <w:sz w:val="26"/>
-          <w:szCs w:val="24"/>
-          <w:lang w:val="en-US"/>
-        </w:rPr>
-        <w:t>^ - Starts With</w:t>
-      </w:r>
-    </w:p>
-    <w:p>
-      <w:pPr>
-        <w:pStyle w:val="ListParagraph"/>
-        <w:numPr>
-          <w:ilvl w:val="1"/>
-          <w:numId w:val="16"/>
-        </w:numPr>
-        <w:rPr>
-          <w:sz w:val="26"/>
-          <w:szCs w:val="24"/>
-          <w:lang w:val="en-US"/>
-        </w:rPr>
-      </w:pPr>
-      <w:r>
-        <w:rPr>
-          <w:sz w:val="26"/>
-          <w:szCs w:val="24"/>
-          <w:lang w:val="en-US"/>
-        </w:rPr>
-        <w:t>$</w:t>
-      </w:r>
-      <w:r>
-        <w:rPr>
-          <w:sz w:val="26"/>
-          <w:szCs w:val="24"/>
-          <w:lang w:val="en-US"/>
-        </w:rPr>
-        <w:t xml:space="preserve"> - Ends With</w:t>
-      </w:r>
-    </w:p>
-    <w:p>
-      <w:pPr>
-        <w:pStyle w:val="ListParagraph"/>
-        <w:numPr>
-          <w:ilvl w:val="1"/>
-          <w:numId w:val="16"/>
-        </w:numPr>
-        <w:rPr>
-          <w:sz w:val="26"/>
-          <w:szCs w:val="24"/>
-          <w:lang w:val="en-US"/>
-        </w:rPr>
-      </w:pPr>
-      <w:r>
-        <w:rPr>
-          <w:sz w:val="26"/>
-          <w:szCs w:val="24"/>
-          <w:lang w:val="en-US"/>
-        </w:rPr>
-        <w:t>*</w:t>
-      </w:r>
-      <w:r>
-        <w:rPr>
-          <w:sz w:val="26"/>
-          <w:szCs w:val="24"/>
-          <w:lang w:val="en-US"/>
-        </w:rPr>
-        <w:t xml:space="preserve"> - Contains</w:t>
-      </w:r>
-    </w:p>
-    <w:p>
-      <w:pPr>
-        <w:rPr>
-          <w:sz w:val="26"/>
-          <w:szCs w:val="24"/>
-          <w:lang w:val="en-US"/>
-        </w:rPr>
-      </w:pPr>
-    </w:p>
-    <w:p>
-      <w:pPr>
-        <w:rPr>
-          <w:sz w:val="26"/>
-          <w:szCs w:val="24"/>
-          <w:lang w:val="en-US"/>
-        </w:rPr>
-      </w:pPr>
-      <w:r>
-        <w:rPr>
-          <w:sz w:val="26"/>
-          <w:szCs w:val="24"/>
-          <w:lang w:val="en-US"/>
-        </w:rPr>
-        <w:t xml:space="preserve">Pattankodoli bus stand </w:t>
-      </w:r>
-      <w:r>
-        <w:rPr>
-          <w:sz w:val="26"/>
-          <w:szCs w:val="24"/>
-          <w:lang w:val="en-US"/>
-        </w:rPr>
-        <w:sym w:font="Wingdings" w:char="F0E0"/>
-      </w:r>
-      <w:r>
-        <w:rPr>
-          <w:sz w:val="26"/>
-          <w:szCs w:val="24"/>
-          <w:lang w:val="en-US"/>
-        </w:rPr>
-        <w:t xml:space="preserve"> Take right turn </w:t>
-      </w:r>
-      <w:r>
-        <w:rPr>
-          <w:sz w:val="26"/>
-          <w:szCs w:val="24"/>
-          <w:lang w:val="en-US"/>
-        </w:rPr>
-        <w:sym w:font="Wingdings" w:char="F0E0"/>
-      </w:r>
-      <w:r>
-        <w:rPr>
-          <w:sz w:val="26"/>
-          <w:szCs w:val="24"/>
-          <w:lang w:val="en-US"/>
-        </w:rPr>
-        <w:t xml:space="preserve"> Hupare Nagar </w:t>
-      </w:r>
-      <w:r>
-        <w:rPr>
-          <w:sz w:val="26"/>
-          <w:szCs w:val="24"/>
-          <w:lang w:val="en-US"/>
-        </w:rPr>
-        <w:sym w:font="Wingdings" w:char="F0E0"/>
-      </w:r>
-      <w:r>
-        <w:rPr>
-          <w:sz w:val="26"/>
-          <w:szCs w:val="24"/>
-          <w:lang w:val="en-US"/>
-        </w:rPr>
-        <w:t xml:space="preserve"> Water Tank </w:t>
-      </w:r>
-      <w:r>
-        <w:rPr>
-          <w:sz w:val="26"/>
-          <w:szCs w:val="24"/>
-          <w:lang w:val="en-US"/>
-        </w:rPr>
-        <w:sym w:font="Wingdings" w:char="F0E0"/>
-      </w:r>
-      <w:r>
-        <w:rPr>
-          <w:sz w:val="26"/>
-          <w:szCs w:val="24"/>
-          <w:lang w:val="en-US"/>
-        </w:rPr>
-        <w:t xml:space="preserve"> Lane No 9 </w:t>
-      </w:r>
-      <w:r>
-        <w:rPr>
-          <w:sz w:val="26"/>
-          <w:szCs w:val="24"/>
-          <w:lang w:val="en-US"/>
-        </w:rPr>
-        <w:sym w:font="Wingdings" w:char="F0E0"/>
-      </w:r>
-      <w:r>
-        <w:rPr>
-          <w:sz w:val="26"/>
-          <w:szCs w:val="24"/>
-          <w:lang w:val="en-US"/>
-        </w:rPr>
-        <w:t xml:space="preserve"> House No 1128</w:t>
+          <w:numId w:val="17"/>
+        </w:numPr>
+        <w:rPr>
+          <w:sz w:val="26"/>
+          <w:szCs w:val="24"/>
+          <w:lang w:val="en-US"/>
+        </w:rPr>
+      </w:pPr>
+      <w:r>
+        <w:rPr>
+          <w:sz w:val="26"/>
+          <w:szCs w:val="24"/>
+          <w:lang w:val="en-US"/>
+        </w:rPr>
+        <w:t>Taking reference of current tag</w:t>
       </w:r>
     </w:p>
     <w:p>
@@ -4737,187 +4705,53 @@
           <w:szCs w:val="24"/>
           <w:lang w:val="en-US"/>
         </w:rPr>
-        <w:lastRenderedPageBreak/>
-        <w:t>XPath (XML Path)</w:t>
-      </w:r>
-    </w:p>
-    <w:p>
-      <w:pPr>
-        <w:rPr>
-          <w:sz w:val="26"/>
-          <w:szCs w:val="24"/>
-          <w:lang w:val="en-US"/>
-        </w:rPr>
-      </w:pPr>
-      <w:r>
-        <w:rPr>
-          <w:sz w:val="26"/>
-          <w:szCs w:val="24"/>
-          <w:lang w:val="en-US"/>
-        </w:rPr>
-        <w:t>XPath is a way to find any control by providing its exact location / path on the page.</w:t>
-      </w:r>
-    </w:p>
-    <w:p>
-      <w:pPr>
-        <w:rPr>
-          <w:sz w:val="26"/>
-          <w:szCs w:val="24"/>
-          <w:lang w:val="en-US"/>
-        </w:rPr>
-      </w:pPr>
-      <w:r>
-        <w:rPr>
-          <w:sz w:val="26"/>
-          <w:szCs w:val="24"/>
-          <w:lang w:val="en-US"/>
-        </w:rPr>
-        <w:t>Types</w:t>
-      </w:r>
-    </w:p>
-    <w:p>
-      <w:pPr>
-        <w:pStyle w:val="ListParagraph"/>
-        <w:numPr>
-          <w:ilvl w:val="0"/>
-          <w:numId w:val="17"/>
-        </w:numPr>
-        <w:rPr>
-          <w:sz w:val="26"/>
-          <w:szCs w:val="24"/>
-          <w:lang w:val="en-US"/>
-        </w:rPr>
-      </w:pPr>
-      <w:r>
-        <w:rPr>
-          <w:sz w:val="26"/>
-          <w:szCs w:val="24"/>
-          <w:lang w:val="en-US"/>
-        </w:rPr>
-        <w:t>Absolute XPath</w:t>
-      </w:r>
-      <w:r>
-        <w:rPr>
-          <w:sz w:val="26"/>
-          <w:szCs w:val="24"/>
-          <w:lang w:val="en-US"/>
-        </w:rPr>
-        <w:br/>
-        <w:t>Starts with html</w:t>
-      </w:r>
-    </w:p>
-    <w:p>
-      <w:pPr>
-        <w:pStyle w:val="ListParagraph"/>
-        <w:numPr>
-          <w:ilvl w:val="0"/>
-          <w:numId w:val="17"/>
-        </w:numPr>
-        <w:rPr>
-          <w:sz w:val="26"/>
-          <w:szCs w:val="24"/>
-          <w:lang w:val="en-US"/>
-        </w:rPr>
-      </w:pPr>
-      <w:r>
-        <w:rPr>
-          <w:sz w:val="26"/>
-          <w:szCs w:val="24"/>
-          <w:lang w:val="en-US"/>
-        </w:rPr>
-        <w:t>Relative XPath</w:t>
-      </w:r>
-      <w:r>
-        <w:rPr>
-          <w:sz w:val="26"/>
-          <w:szCs w:val="24"/>
-          <w:lang w:val="en-US"/>
-        </w:rPr>
-        <w:br/>
-        <w:t>Starts with //</w:t>
-      </w:r>
-    </w:p>
-    <w:p>
-      <w:pPr>
-        <w:pStyle w:val="ListParagraph"/>
-        <w:numPr>
-          <w:ilvl w:val="1"/>
-          <w:numId w:val="17"/>
-        </w:numPr>
-        <w:rPr>
-          <w:sz w:val="26"/>
-          <w:szCs w:val="24"/>
-          <w:lang w:val="en-US"/>
-        </w:rPr>
-      </w:pPr>
-      <w:r>
-        <w:rPr>
-          <w:sz w:val="26"/>
-          <w:szCs w:val="24"/>
-          <w:lang w:val="en-US"/>
-        </w:rPr>
-        <w:t>Taking reference of parent tag</w:t>
-      </w:r>
-      <w:r>
-        <w:rPr>
-          <w:sz w:val="26"/>
-          <w:szCs w:val="24"/>
-          <w:lang w:val="en-US"/>
-        </w:rPr>
-        <w:br/>
-        <w:t>Syntax</w:t>
-      </w:r>
-      <w:r>
-        <w:rPr>
-          <w:sz w:val="26"/>
-          <w:szCs w:val="24"/>
-          <w:lang w:val="en-US"/>
-        </w:rPr>
-        <w:br/>
-        <w:t>//tagName[@attribute=”value”]</w:t>
-      </w:r>
-      <w:r>
-        <w:rPr>
-          <w:sz w:val="26"/>
-          <w:szCs w:val="24"/>
-          <w:lang w:val="en-US"/>
-        </w:rPr>
-        <w:t>/tagName</w:t>
-      </w:r>
-    </w:p>
-    <w:p>
-      <w:pPr>
-        <w:pStyle w:val="ListParagraph"/>
-        <w:numPr>
-          <w:ilvl w:val="1"/>
-          <w:numId w:val="17"/>
-        </w:numPr>
-        <w:rPr>
-          <w:sz w:val="26"/>
-          <w:szCs w:val="24"/>
-          <w:lang w:val="en-US"/>
-        </w:rPr>
-      </w:pPr>
-      <w:r>
-        <w:rPr>
-          <w:sz w:val="26"/>
-          <w:szCs w:val="24"/>
-          <w:lang w:val="en-US"/>
-        </w:rPr>
-        <w:t>Taking reference of current tag</w:t>
-      </w:r>
-    </w:p>
-    <w:p>
-      <w:pPr>
-        <w:rPr>
-          <w:sz w:val="26"/>
-          <w:szCs w:val="24"/>
-          <w:lang w:val="en-US"/>
-        </w:rPr>
-      </w:pPr>
-    </w:p>
-    <w:p>
-      <w:pPr>
+        <w:t>Handling Dropdown List / List Box</w:t>
+      </w:r>
+    </w:p>
+    <w:p>
+      <w:pPr>
+        <w:pStyle w:val="ListParagraph"/>
+        <w:numPr>
+          <w:ilvl w:val="0"/>
+          <w:numId w:val="18"/>
+        </w:numPr>
+        <w:rPr>
+          <w:sz w:val="26"/>
+          <w:szCs w:val="24"/>
+          <w:lang w:val="en-US"/>
+        </w:rPr>
+      </w:pPr>
+      <w:r>
+        <w:rPr>
+          <w:sz w:val="26"/>
+          <w:szCs w:val="24"/>
+          <w:lang w:val="en-US"/>
+        </w:rPr>
+        <w:t>If any one of the control is having &lt;select&gt; tag, then such control is treated as Dropdown list / list box.</w:t>
+      </w:r>
+    </w:p>
+    <w:p>
+      <w:pPr>
+        <w:pStyle w:val="ListParagraph"/>
+        <w:numPr>
+          <w:ilvl w:val="0"/>
+          <w:numId w:val="18"/>
+        </w:numPr>
+        <w:rPr>
+          <w:sz w:val="26"/>
+          <w:szCs w:val="24"/>
+          <w:lang w:val="en-US"/>
+        </w:rPr>
+      </w:pPr>
+      <w:r>
+        <w:rPr>
+          <w:sz w:val="26"/>
+          <w:szCs w:val="24"/>
+          <w:lang w:val="en-US"/>
+        </w:rPr>
+        <w:t xml:space="preserve">Selenium has provided special class to handle drop down list ie. </w:t>
+      </w:r>
+      <w:r>
         <w:rPr>
           <w:b/>
           <w:bCs/>
@@ -4925,7 +4759,30 @@
           <w:szCs w:val="24"/>
           <w:lang w:val="en-US"/>
         </w:rPr>
-      </w:pPr>
+        <w:t>Select.</w:t>
+      </w:r>
+    </w:p>
+    <w:p>
+      <w:pPr>
+        <w:pStyle w:val="ListParagraph"/>
+        <w:numPr>
+          <w:ilvl w:val="0"/>
+          <w:numId w:val="18"/>
+        </w:numPr>
+        <w:rPr>
+          <w:sz w:val="26"/>
+          <w:szCs w:val="24"/>
+          <w:lang w:val="en-US"/>
+        </w:rPr>
+      </w:pPr>
+      <w:r>
+        <w:rPr>
+          <w:sz w:val="26"/>
+          <w:szCs w:val="24"/>
+          <w:lang w:val="en-US"/>
+        </w:rPr>
+        <w:t xml:space="preserve">Drop down list / list box can be handled only via </w:t>
+      </w:r>
       <w:r>
         <w:rPr>
           <w:b/>
@@ -4934,71 +4791,155 @@
           <w:szCs w:val="24"/>
           <w:lang w:val="en-US"/>
         </w:rPr>
-        <w:t>Handling Dropdown List / List Box</w:t>
-      </w:r>
-    </w:p>
-    <w:p>
-      <w:pPr>
-        <w:pStyle w:val="ListParagraph"/>
-        <w:numPr>
-          <w:ilvl w:val="0"/>
-          <w:numId w:val="18"/>
-        </w:numPr>
-        <w:rPr>
-          <w:sz w:val="26"/>
-          <w:szCs w:val="24"/>
-          <w:lang w:val="en-US"/>
-        </w:rPr>
-      </w:pPr>
-      <w:r>
-        <w:rPr>
-          <w:sz w:val="26"/>
-          <w:szCs w:val="24"/>
-          <w:lang w:val="en-US"/>
-        </w:rPr>
-        <w:t>If any one of the control is having &lt;select&gt; tag, then such control is treated as Dropdown list / list box.</w:t>
-      </w:r>
-    </w:p>
-    <w:p>
-      <w:pPr>
-        <w:pStyle w:val="ListParagraph"/>
-        <w:numPr>
-          <w:ilvl w:val="0"/>
-          <w:numId w:val="18"/>
-        </w:numPr>
-        <w:rPr>
-          <w:sz w:val="26"/>
-          <w:szCs w:val="24"/>
-          <w:lang w:val="en-US"/>
-        </w:rPr>
-      </w:pPr>
-      <w:r>
-        <w:rPr>
-          <w:sz w:val="26"/>
-          <w:szCs w:val="24"/>
-          <w:lang w:val="en-US"/>
-        </w:rPr>
-        <w:t xml:space="preserve">Selenium has provided special class to handle drop down list </w:t>
-      </w:r>
-      <w:proofErr w:type="spellStart"/>
-      <w:r>
-        <w:rPr>
-          <w:sz w:val="26"/>
-          <w:szCs w:val="24"/>
-          <w:lang w:val="en-US"/>
-        </w:rPr>
-        <w:t>ie</w:t>
-      </w:r>
-      <w:proofErr w:type="spellEnd"/>
-      <w:r>
-        <w:rPr>
-          <w:sz w:val="26"/>
-          <w:szCs w:val="24"/>
-          <w:lang w:val="en-US"/>
-        </w:rPr>
-        <w:t xml:space="preserve">. </w:t>
-      </w:r>
-      <w:r>
+        <w:t>Select</w:t>
+      </w:r>
+      <w:r>
+        <w:rPr>
+          <w:sz w:val="26"/>
+          <w:szCs w:val="24"/>
+          <w:lang w:val="en-US"/>
+        </w:rPr>
+        <w:t xml:space="preserve"> class.</w:t>
+      </w:r>
+    </w:p>
+    <w:p>
+      <w:pPr>
+        <w:rPr>
+          <w:sz w:val="26"/>
+          <w:szCs w:val="24"/>
+          <w:lang w:val="en-US"/>
+        </w:rPr>
+      </w:pPr>
+      <w:r>
+        <w:rPr>
+          <w:sz w:val="26"/>
+          <w:szCs w:val="24"/>
+          <w:lang w:val="en-US"/>
+        </w:rPr>
+        <w:t>Test Case</w:t>
+      </w:r>
+    </w:p>
+    <w:p>
+      <w:pPr>
+        <w:pStyle w:val="ListParagraph"/>
+        <w:numPr>
+          <w:ilvl w:val="0"/>
+          <w:numId w:val="19"/>
+        </w:numPr>
+        <w:rPr>
+          <w:sz w:val="26"/>
+          <w:szCs w:val="24"/>
+          <w:lang w:val="en-US"/>
+        </w:rPr>
+      </w:pPr>
+      <w:r>
+        <w:rPr>
+          <w:sz w:val="26"/>
+          <w:szCs w:val="24"/>
+          <w:lang w:val="en-US"/>
+        </w:rPr>
+        <w:t>Display Selected Country</w:t>
+      </w:r>
+    </w:p>
+    <w:p>
+      <w:pPr>
+        <w:pStyle w:val="ListParagraph"/>
+        <w:numPr>
+          <w:ilvl w:val="0"/>
+          <w:numId w:val="19"/>
+        </w:numPr>
+        <w:rPr>
+          <w:sz w:val="26"/>
+          <w:szCs w:val="24"/>
+          <w:lang w:val="en-US"/>
+        </w:rPr>
+      </w:pPr>
+      <w:r>
+        <w:rPr>
+          <w:sz w:val="26"/>
+          <w:szCs w:val="24"/>
+          <w:lang w:val="en-US"/>
+        </w:rPr>
+        <w:t>Display total no of countries</w:t>
+      </w:r>
+    </w:p>
+    <w:p>
+      <w:pPr>
+        <w:pStyle w:val="ListParagraph"/>
+        <w:numPr>
+          <w:ilvl w:val="0"/>
+          <w:numId w:val="19"/>
+        </w:numPr>
+        <w:rPr>
+          <w:sz w:val="26"/>
+          <w:szCs w:val="24"/>
+          <w:lang w:val="en-US"/>
+        </w:rPr>
+      </w:pPr>
+      <w:r>
+        <w:rPr>
+          <w:sz w:val="26"/>
+          <w:szCs w:val="24"/>
+          <w:lang w:val="en-US"/>
+        </w:rPr>
+        <w:t>Display list of all countries.</w:t>
+      </w:r>
+    </w:p>
+    <w:p>
+      <w:pPr>
+        <w:pStyle w:val="ListParagraph"/>
+        <w:numPr>
+          <w:ilvl w:val="0"/>
+          <w:numId w:val="19"/>
+        </w:numPr>
+        <w:rPr>
+          <w:sz w:val="26"/>
+          <w:szCs w:val="24"/>
+          <w:lang w:val="en-US"/>
+        </w:rPr>
+      </w:pPr>
+      <w:r>
+        <w:rPr>
+          <w:sz w:val="26"/>
+          <w:szCs w:val="24"/>
+          <w:lang w:val="en-US"/>
+        </w:rPr>
+        <w:t>Select UAE from the list</w:t>
+      </w:r>
+    </w:p>
+    <w:p>
+      <w:pPr>
+        <w:pStyle w:val="ListParagraph"/>
+        <w:numPr>
+          <w:ilvl w:val="0"/>
+          <w:numId w:val="19"/>
+        </w:numPr>
+        <w:rPr>
+          <w:sz w:val="26"/>
+          <w:szCs w:val="24"/>
+          <w:lang w:val="en-US"/>
+        </w:rPr>
+      </w:pPr>
+      <w:r>
+        <w:rPr>
+          <w:sz w:val="26"/>
+          <w:szCs w:val="24"/>
+          <w:lang w:val="en-US"/>
+        </w:rPr>
+        <w:t>Display this selected country.</w:t>
+      </w:r>
+    </w:p>
+    <w:p>
+      <w:pPr>
+        <w:rPr>
+          <w:sz w:val="26"/>
+          <w:szCs w:val="24"/>
+          <w:lang w:val="en-US"/>
+        </w:rPr>
+      </w:pPr>
+    </w:p>
+    <w:p>
+      <w:pPr>
         <w:rPr>
           <w:b/>
           <w:bCs/>
@@ -5006,30 +4947,7 @@
           <w:szCs w:val="24"/>
           <w:lang w:val="en-US"/>
         </w:rPr>
-        <w:t>Select.</w:t>
-      </w:r>
-    </w:p>
-    <w:p>
-      <w:pPr>
-        <w:pStyle w:val="ListParagraph"/>
-        <w:numPr>
-          <w:ilvl w:val="0"/>
-          <w:numId w:val="18"/>
-        </w:numPr>
-        <w:rPr>
-          <w:sz w:val="26"/>
-          <w:szCs w:val="24"/>
-          <w:lang w:val="en-US"/>
-        </w:rPr>
-      </w:pPr>
-      <w:r>
-        <w:rPr>
-          <w:sz w:val="26"/>
-          <w:szCs w:val="24"/>
-          <w:lang w:val="en-US"/>
-        </w:rPr>
-        <w:t xml:space="preserve">Drop down list / list box can be handled only via </w:t>
-      </w:r>
+      </w:pPr>
       <w:r>
         <w:rPr>
           <w:b/>
@@ -5038,142 +4956,382 @@
           <w:szCs w:val="24"/>
           <w:lang w:val="en-US"/>
         </w:rPr>
-        <w:t>Select</w:t>
-      </w:r>
-      <w:r>
-        <w:rPr>
-          <w:sz w:val="26"/>
-          <w:szCs w:val="24"/>
-          <w:lang w:val="en-US"/>
-        </w:rPr>
-        <w:t xml:space="preserve"> class.</w:t>
-      </w:r>
-    </w:p>
-    <w:p>
-      <w:pPr>
-        <w:rPr>
-          <w:sz w:val="26"/>
-          <w:szCs w:val="24"/>
-          <w:lang w:val="en-US"/>
-        </w:rPr>
-      </w:pPr>
-      <w:r>
-        <w:rPr>
-          <w:sz w:val="26"/>
-          <w:szCs w:val="24"/>
-          <w:lang w:val="en-US"/>
-        </w:rPr>
-        <w:t>Test Case</w:t>
-      </w:r>
-    </w:p>
-    <w:p>
-      <w:pPr>
-        <w:pStyle w:val="ListParagraph"/>
-        <w:numPr>
-          <w:ilvl w:val="0"/>
-          <w:numId w:val="19"/>
-        </w:numPr>
-        <w:rPr>
-          <w:sz w:val="26"/>
-          <w:szCs w:val="24"/>
-          <w:lang w:val="en-US"/>
-        </w:rPr>
-      </w:pPr>
-      <w:r>
-        <w:rPr>
-          <w:sz w:val="26"/>
-          <w:szCs w:val="24"/>
-          <w:lang w:val="en-US"/>
-        </w:rPr>
-        <w:t>Display Selected Country</w:t>
-      </w:r>
-    </w:p>
-    <w:p>
-      <w:pPr>
-        <w:pStyle w:val="ListParagraph"/>
-        <w:numPr>
-          <w:ilvl w:val="0"/>
-          <w:numId w:val="19"/>
-        </w:numPr>
-        <w:rPr>
-          <w:sz w:val="26"/>
-          <w:szCs w:val="24"/>
-          <w:lang w:val="en-US"/>
-        </w:rPr>
-      </w:pPr>
-      <w:r>
-        <w:rPr>
-          <w:sz w:val="26"/>
-          <w:szCs w:val="24"/>
-          <w:lang w:val="en-US"/>
-        </w:rPr>
-        <w:t>Display total no of countries</w:t>
-      </w:r>
-    </w:p>
-    <w:p>
-      <w:pPr>
-        <w:pStyle w:val="ListParagraph"/>
-        <w:numPr>
-          <w:ilvl w:val="0"/>
-          <w:numId w:val="19"/>
-        </w:numPr>
-        <w:rPr>
-          <w:sz w:val="26"/>
-          <w:szCs w:val="24"/>
-          <w:lang w:val="en-US"/>
-        </w:rPr>
-      </w:pPr>
-      <w:r>
-        <w:rPr>
-          <w:sz w:val="26"/>
-          <w:szCs w:val="24"/>
-          <w:lang w:val="en-US"/>
-        </w:rPr>
-        <w:t>Display list of all countries.</w:t>
-      </w:r>
-    </w:p>
-    <w:p>
-      <w:pPr>
-        <w:pStyle w:val="ListParagraph"/>
-        <w:numPr>
-          <w:ilvl w:val="0"/>
-          <w:numId w:val="19"/>
-        </w:numPr>
-        <w:rPr>
-          <w:sz w:val="26"/>
-          <w:szCs w:val="24"/>
-          <w:lang w:val="en-US"/>
-        </w:rPr>
-      </w:pPr>
-      <w:r>
-        <w:rPr>
-          <w:sz w:val="26"/>
-          <w:szCs w:val="24"/>
-          <w:lang w:val="en-US"/>
-        </w:rPr>
-        <w:t>Select UAE from the list</w:t>
-      </w:r>
-    </w:p>
-    <w:p>
-      <w:pPr>
-        <w:pStyle w:val="ListParagraph"/>
-        <w:numPr>
-          <w:ilvl w:val="0"/>
-          <w:numId w:val="19"/>
-        </w:numPr>
-        <w:rPr>
-          <w:sz w:val="26"/>
-          <w:szCs w:val="24"/>
-          <w:lang w:val="en-US"/>
-        </w:rPr>
-      </w:pPr>
-      <w:r>
-        <w:rPr>
-          <w:sz w:val="26"/>
-          <w:szCs w:val="24"/>
-          <w:lang w:val="en-US"/>
-        </w:rPr>
-        <w:t>Display this selected country.</w:t>
+        <w:t>Methods.</w:t>
+      </w:r>
+    </w:p>
+    <w:p>
+      <w:pPr>
+        <w:pStyle w:val="ListParagraph"/>
+        <w:numPr>
+          <w:ilvl w:val="0"/>
+          <w:numId w:val="20"/>
+        </w:numPr>
+        <w:rPr>
+          <w:sz w:val="26"/>
+          <w:szCs w:val="24"/>
+          <w:lang w:val="en-US"/>
+        </w:rPr>
+      </w:pPr>
+      <w:r>
+        <w:rPr>
+          <w:sz w:val="26"/>
+          <w:szCs w:val="24"/>
+          <w:lang w:val="en-US"/>
+        </w:rPr>
+        <w:t xml:space="preserve">getFirstSelectedOption() </w:t>
+      </w:r>
+      <w:r>
+        <w:rPr>
+          <w:sz w:val="26"/>
+          <w:szCs w:val="24"/>
+          <w:lang w:val="en-US"/>
+        </w:rPr>
+        <w:sym w:font="Wingdings" w:char="F0E0"/>
+      </w:r>
+      <w:r>
+        <w:rPr>
+          <w:sz w:val="26"/>
+          <w:szCs w:val="24"/>
+          <w:lang w:val="en-US"/>
+        </w:rPr>
+        <w:t xml:space="preserve"> Will return the selected option form Drop down list. (WebElement)</w:t>
+      </w:r>
+    </w:p>
+    <w:p>
+      <w:pPr>
+        <w:pStyle w:val="ListParagraph"/>
+        <w:numPr>
+          <w:ilvl w:val="0"/>
+          <w:numId w:val="20"/>
+        </w:numPr>
+        <w:rPr>
+          <w:sz w:val="26"/>
+          <w:szCs w:val="24"/>
+          <w:lang w:val="en-US"/>
+        </w:rPr>
+      </w:pPr>
+      <w:r>
+        <w:rPr>
+          <w:sz w:val="26"/>
+          <w:szCs w:val="24"/>
+          <w:lang w:val="en-US"/>
+        </w:rPr>
+        <w:t xml:space="preserve">getOptions() </w:t>
+      </w:r>
+      <w:r>
+        <w:rPr>
+          <w:sz w:val="26"/>
+          <w:szCs w:val="24"/>
+          <w:lang w:val="en-US"/>
+        </w:rPr>
+        <w:sym w:font="Wingdings" w:char="F0E0"/>
+      </w:r>
+      <w:r>
+        <w:rPr>
+          <w:sz w:val="26"/>
+          <w:szCs w:val="24"/>
+          <w:lang w:val="en-US"/>
+        </w:rPr>
+        <w:t xml:space="preserve"> Will return the list of all the options from the drop down list / list box (List&lt;WebElement&gt;)</w:t>
+      </w:r>
+    </w:p>
+    <w:p>
+      <w:pPr>
+        <w:pStyle w:val="ListParagraph"/>
+        <w:numPr>
+          <w:ilvl w:val="0"/>
+          <w:numId w:val="20"/>
+        </w:numPr>
+        <w:rPr>
+          <w:sz w:val="26"/>
+          <w:szCs w:val="24"/>
+          <w:lang w:val="en-US"/>
+        </w:rPr>
+      </w:pPr>
+      <w:r>
+        <w:rPr>
+          <w:sz w:val="26"/>
+          <w:szCs w:val="24"/>
+          <w:lang w:val="en-US"/>
+        </w:rPr>
+        <w:t>selectByContainsVisibleText()</w:t>
+      </w:r>
+    </w:p>
+    <w:p>
+      <w:pPr>
+        <w:pStyle w:val="ListParagraph"/>
+        <w:numPr>
+          <w:ilvl w:val="0"/>
+          <w:numId w:val="20"/>
+        </w:numPr>
+        <w:rPr>
+          <w:sz w:val="26"/>
+          <w:szCs w:val="24"/>
+          <w:lang w:val="en-US"/>
+        </w:rPr>
+      </w:pPr>
+      <w:r>
+        <w:rPr>
+          <w:sz w:val="26"/>
+          <w:szCs w:val="24"/>
+          <w:lang w:val="en-US"/>
+        </w:rPr>
+        <w:t>selectByValue()</w:t>
+      </w:r>
+    </w:p>
+    <w:p>
+      <w:pPr>
+        <w:pStyle w:val="ListParagraph"/>
+        <w:numPr>
+          <w:ilvl w:val="0"/>
+          <w:numId w:val="20"/>
+        </w:numPr>
+        <w:rPr>
+          <w:sz w:val="26"/>
+          <w:szCs w:val="24"/>
+          <w:lang w:val="en-US"/>
+        </w:rPr>
+      </w:pPr>
+      <w:r>
+        <w:rPr>
+          <w:sz w:val="26"/>
+          <w:szCs w:val="24"/>
+          <w:lang w:val="en-US"/>
+        </w:rPr>
+        <w:t>selectByIndex()</w:t>
+      </w:r>
+    </w:p>
+    <w:p>
+      <w:pPr>
+        <w:pStyle w:val="ListParagraph"/>
+        <w:numPr>
+          <w:ilvl w:val="0"/>
+          <w:numId w:val="20"/>
+        </w:numPr>
+        <w:rPr>
+          <w:sz w:val="26"/>
+          <w:szCs w:val="24"/>
+          <w:lang w:val="en-US"/>
+        </w:rPr>
+      </w:pPr>
+      <w:r>
+        <w:rPr>
+          <w:sz w:val="26"/>
+          <w:szCs w:val="24"/>
+          <w:lang w:val="en-US"/>
+        </w:rPr>
+        <w:t>selectByVisibleText()</w:t>
+      </w:r>
+    </w:p>
+    <w:p>
+      <w:pPr>
+        <w:pStyle w:val="ListParagraph"/>
+        <w:numPr>
+          <w:ilvl w:val="0"/>
+          <w:numId w:val="20"/>
+        </w:numPr>
+        <w:rPr>
+          <w:sz w:val="26"/>
+          <w:szCs w:val="24"/>
+          <w:lang w:val="en-US"/>
+        </w:rPr>
+      </w:pPr>
+      <w:r>
+        <w:rPr>
+          <w:sz w:val="26"/>
+          <w:szCs w:val="24"/>
+          <w:lang w:val="en-US"/>
+        </w:rPr>
+        <w:t xml:space="preserve">getAllSelectedOptions() </w:t>
+      </w:r>
+      <w:r>
+        <w:rPr>
+          <w:sz w:val="26"/>
+          <w:szCs w:val="24"/>
+          <w:lang w:val="en-US"/>
+        </w:rPr>
+        <w:sym w:font="Wingdings" w:char="F0E0"/>
+      </w:r>
+      <w:r>
+        <w:rPr>
+          <w:sz w:val="26"/>
+          <w:szCs w:val="24"/>
+          <w:lang w:val="en-US"/>
+        </w:rPr>
+        <w:t xml:space="preserve"> Will return list of all selected options from list box (List&lt;WebElement&gt;)</w:t>
+      </w:r>
+    </w:p>
+    <w:p>
+      <w:pPr>
+        <w:pStyle w:val="ListParagraph"/>
+        <w:numPr>
+          <w:ilvl w:val="0"/>
+          <w:numId w:val="20"/>
+        </w:numPr>
+        <w:rPr>
+          <w:sz w:val="26"/>
+          <w:szCs w:val="24"/>
+          <w:lang w:val="en-US"/>
+        </w:rPr>
+      </w:pPr>
+      <w:r>
+        <w:rPr>
+          <w:sz w:val="26"/>
+          <w:szCs w:val="24"/>
+          <w:lang w:val="en-US"/>
+        </w:rPr>
+        <w:lastRenderedPageBreak/>
+        <w:t xml:space="preserve">isMultiple() </w:t>
+      </w:r>
+      <w:r>
+        <w:rPr>
+          <w:sz w:val="26"/>
+          <w:szCs w:val="24"/>
+          <w:lang w:val="en-US"/>
+        </w:rPr>
+        <w:sym w:font="Wingdings" w:char="F0E0"/>
+      </w:r>
+      <w:r>
+        <w:rPr>
+          <w:sz w:val="26"/>
+          <w:szCs w:val="24"/>
+          <w:lang w:val="en-US"/>
+        </w:rPr>
+        <w:t xml:space="preserve"> Will check that whether </w:t>
+      </w:r>
+      <w:r>
+        <w:rPr>
+          <w:sz w:val="26"/>
+          <w:szCs w:val="24"/>
+          <w:lang w:val="en-US"/>
+        </w:rPr>
+        <w:t>the control</w:t>
+      </w:r>
+      <w:r>
+        <w:rPr>
+          <w:sz w:val="26"/>
+          <w:szCs w:val="24"/>
+          <w:lang w:val="en-US"/>
+        </w:rPr>
+        <w:t xml:space="preserve"> allows to select mu</w:t>
+      </w:r>
+      <w:r>
+        <w:rPr>
+          <w:sz w:val="26"/>
+          <w:szCs w:val="24"/>
+          <w:lang w:val="en-US"/>
+        </w:rPr>
+        <w:t>ltiple options or not. (boolean)</w:t>
+      </w:r>
+    </w:p>
+    <w:p>
+      <w:pPr>
+        <w:pStyle w:val="ListParagraph"/>
+        <w:numPr>
+          <w:ilvl w:val="0"/>
+          <w:numId w:val="20"/>
+        </w:numPr>
+        <w:rPr>
+          <w:sz w:val="26"/>
+          <w:szCs w:val="24"/>
+          <w:lang w:val="en-US"/>
+        </w:rPr>
+      </w:pPr>
+      <w:r>
+        <w:rPr>
+          <w:sz w:val="26"/>
+          <w:szCs w:val="24"/>
+          <w:lang w:val="en-US"/>
+        </w:rPr>
+        <w:t>deselectByValue()</w:t>
+      </w:r>
+    </w:p>
+    <w:p>
+      <w:pPr>
+        <w:pStyle w:val="ListParagraph"/>
+        <w:numPr>
+          <w:ilvl w:val="0"/>
+          <w:numId w:val="20"/>
+        </w:numPr>
+        <w:rPr>
+          <w:sz w:val="26"/>
+          <w:szCs w:val="24"/>
+          <w:lang w:val="en-US"/>
+        </w:rPr>
+      </w:pPr>
+      <w:r>
+        <w:rPr>
+          <w:sz w:val="26"/>
+          <w:szCs w:val="24"/>
+          <w:lang w:val="en-US"/>
+        </w:rPr>
+        <w:t>deselectByIndex()</w:t>
+      </w:r>
+    </w:p>
+    <w:p>
+      <w:pPr>
+        <w:pStyle w:val="ListParagraph"/>
+        <w:numPr>
+          <w:ilvl w:val="0"/>
+          <w:numId w:val="20"/>
+        </w:numPr>
+        <w:rPr>
+          <w:sz w:val="26"/>
+          <w:szCs w:val="24"/>
+          <w:lang w:val="en-US"/>
+        </w:rPr>
+      </w:pPr>
+      <w:r>
+        <w:rPr>
+          <w:sz w:val="26"/>
+          <w:szCs w:val="24"/>
+          <w:lang w:val="en-US"/>
+        </w:rPr>
+        <w:t>deselectByVisibleText()</w:t>
+      </w:r>
+    </w:p>
+    <w:p>
+      <w:pPr>
+        <w:pStyle w:val="ListParagraph"/>
+        <w:numPr>
+          <w:ilvl w:val="0"/>
+          <w:numId w:val="20"/>
+        </w:numPr>
+        <w:rPr>
+          <w:sz w:val="26"/>
+          <w:szCs w:val="24"/>
+          <w:lang w:val="en-US"/>
+        </w:rPr>
+      </w:pPr>
+      <w:r>
+        <w:rPr>
+          <w:sz w:val="26"/>
+          <w:szCs w:val="24"/>
+          <w:lang w:val="en-US"/>
+        </w:rPr>
+        <w:t>deselectByContainsVisibleText()</w:t>
+      </w:r>
+    </w:p>
+    <w:p>
+      <w:pPr>
+        <w:pStyle w:val="ListParagraph"/>
+        <w:numPr>
+          <w:ilvl w:val="0"/>
+          <w:numId w:val="20"/>
+        </w:numPr>
+        <w:rPr>
+          <w:sz w:val="26"/>
+          <w:szCs w:val="24"/>
+          <w:lang w:val="en-US"/>
+        </w:rPr>
+      </w:pPr>
+      <w:r>
+        <w:rPr>
+          <w:sz w:val="26"/>
+          <w:szCs w:val="24"/>
+          <w:lang w:val="en-US"/>
+        </w:rPr>
+        <w:t>deselectAll()</w:t>
       </w:r>
     </w:p>
     <w:p>
@@ -5203,39 +5361,46 @@
           <w:szCs w:val="24"/>
           <w:lang w:val="en-US"/>
         </w:rPr>
-        <w:t>Methods.</w:t>
-      </w:r>
-    </w:p>
-    <w:p>
-      <w:pPr>
-        <w:pStyle w:val="ListParagraph"/>
-        <w:numPr>
-          <w:ilvl w:val="0"/>
-          <w:numId w:val="20"/>
-        </w:numPr>
-        <w:rPr>
-          <w:sz w:val="26"/>
-          <w:szCs w:val="24"/>
-          <w:lang w:val="en-US"/>
-        </w:rPr>
-      </w:pPr>
-      <w:proofErr w:type="gramStart"/>
-      <w:r>
-        <w:rPr>
-          <w:sz w:val="26"/>
-          <w:szCs w:val="24"/>
-          <w:lang w:val="en-US"/>
-        </w:rPr>
-        <w:t>getFirstSelectedOption(</w:t>
-      </w:r>
-      <w:proofErr w:type="gramEnd"/>
-      <w:r>
-        <w:rPr>
-          <w:sz w:val="26"/>
-          <w:szCs w:val="24"/>
-          <w:lang w:val="en-US"/>
-        </w:rPr>
-        <w:t xml:space="preserve">) </w:t>
+        <w:t>Synchronization (Waits in Selenium)</w:t>
+      </w:r>
+    </w:p>
+    <w:p>
+      <w:pPr>
+        <w:rPr>
+          <w:sz w:val="26"/>
+          <w:szCs w:val="24"/>
+          <w:lang w:val="en-US"/>
+        </w:rPr>
+      </w:pPr>
+      <w:r>
+        <w:rPr>
+          <w:sz w:val="26"/>
+          <w:szCs w:val="24"/>
+          <w:lang w:val="en-US"/>
+        </w:rPr>
+        <w:t>Process of adjusting speed of tool with speed of application.</w:t>
+      </w:r>
+    </w:p>
+    <w:p>
+      <w:pPr>
+        <w:pStyle w:val="ListParagraph"/>
+        <w:numPr>
+          <w:ilvl w:val="0"/>
+          <w:numId w:val="21"/>
+        </w:numPr>
+        <w:rPr>
+          <w:sz w:val="26"/>
+          <w:szCs w:val="24"/>
+          <w:lang w:val="en-US"/>
+        </w:rPr>
+      </w:pPr>
+      <w:r>
+        <w:rPr>
+          <w:sz w:val="26"/>
+          <w:szCs w:val="24"/>
+          <w:lang w:val="en-US"/>
+        </w:rPr>
+        <w:t xml:space="preserve">Thread.sleep() </w:t>
       </w:r>
       <w:r>
         <w:rPr>
@@ -5251,29 +5416,461 @@
           <w:szCs w:val="24"/>
           <w:lang w:val="en-US"/>
         </w:rPr>
-        <w:t xml:space="preserve"> Will return the selected option form Drop down list. (WebElement)</w:t>
-      </w:r>
-    </w:p>
-    <w:p>
-      <w:pPr>
-        <w:pStyle w:val="ListParagraph"/>
-        <w:numPr>
-          <w:ilvl w:val="0"/>
-          <w:numId w:val="20"/>
-        </w:numPr>
-        <w:rPr>
-          <w:sz w:val="26"/>
-          <w:szCs w:val="24"/>
-          <w:lang w:val="en-US"/>
-        </w:rPr>
-      </w:pPr>
-      <w:r>
-        <w:rPr>
-          <w:sz w:val="26"/>
-          <w:szCs w:val="24"/>
-          <w:lang w:val="en-US"/>
-        </w:rPr>
-        <w:t xml:space="preserve">getOptions() </w:t>
+        <w:t xml:space="preserve"> Will pause the execution of script for specified milliseconds. </w:t>
+      </w:r>
+    </w:p>
+    <w:p>
+      <w:pPr>
+        <w:pStyle w:val="ListParagraph"/>
+        <w:numPr>
+          <w:ilvl w:val="1"/>
+          <w:numId w:val="21"/>
+        </w:numPr>
+        <w:rPr>
+          <w:sz w:val="26"/>
+          <w:szCs w:val="24"/>
+          <w:lang w:val="en-US"/>
+        </w:rPr>
+      </w:pPr>
+      <w:r>
+        <w:rPr>
+          <w:sz w:val="26"/>
+          <w:szCs w:val="24"/>
+          <w:lang w:val="en-US"/>
+        </w:rPr>
+        <w:t>It takes mandatory delay</w:t>
+      </w:r>
+    </w:p>
+    <w:p>
+      <w:pPr>
+        <w:pStyle w:val="ListParagraph"/>
+        <w:numPr>
+          <w:ilvl w:val="1"/>
+          <w:numId w:val="21"/>
+        </w:numPr>
+        <w:rPr>
+          <w:sz w:val="26"/>
+          <w:szCs w:val="24"/>
+          <w:lang w:val="en-US"/>
+        </w:rPr>
+      </w:pPr>
+      <w:r>
+        <w:rPr>
+          <w:sz w:val="26"/>
+          <w:szCs w:val="24"/>
+          <w:lang w:val="en-US"/>
+        </w:rPr>
+        <w:t>It is applicable to single statement only.</w:t>
+      </w:r>
+    </w:p>
+    <w:p>
+      <w:pPr>
+        <w:pStyle w:val="ListParagraph"/>
+        <w:numPr>
+          <w:ilvl w:val="0"/>
+          <w:numId w:val="21"/>
+        </w:numPr>
+        <w:rPr>
+          <w:sz w:val="26"/>
+          <w:szCs w:val="24"/>
+          <w:lang w:val="en-US"/>
+        </w:rPr>
+      </w:pPr>
+      <w:r>
+        <w:rPr>
+          <w:sz w:val="26"/>
+          <w:szCs w:val="24"/>
+          <w:lang w:val="en-US"/>
+        </w:rPr>
+        <w:t>ImplicitWait()</w:t>
+      </w:r>
+    </w:p>
+    <w:p>
+      <w:pPr>
+        <w:pStyle w:val="ListParagraph"/>
+        <w:numPr>
+          <w:ilvl w:val="1"/>
+          <w:numId w:val="21"/>
+        </w:numPr>
+        <w:rPr>
+          <w:sz w:val="26"/>
+          <w:szCs w:val="24"/>
+          <w:lang w:val="en-US"/>
+        </w:rPr>
+      </w:pPr>
+      <w:r>
+        <w:rPr>
+          <w:sz w:val="26"/>
+          <w:szCs w:val="24"/>
+          <w:lang w:val="en-US"/>
+        </w:rPr>
+        <w:t>It doesn’t take mandatory delay.</w:t>
+      </w:r>
+    </w:p>
+    <w:p>
+      <w:pPr>
+        <w:pStyle w:val="ListParagraph"/>
+        <w:numPr>
+          <w:ilvl w:val="1"/>
+          <w:numId w:val="21"/>
+        </w:numPr>
+        <w:rPr>
+          <w:sz w:val="26"/>
+          <w:szCs w:val="24"/>
+          <w:lang w:val="en-US"/>
+        </w:rPr>
+      </w:pPr>
+      <w:r>
+        <w:rPr>
+          <w:sz w:val="26"/>
+          <w:szCs w:val="24"/>
+          <w:lang w:val="en-US"/>
+        </w:rPr>
+        <w:t>It is applicable to throughout the script.</w:t>
+      </w:r>
+    </w:p>
+    <w:p>
+      <w:pPr>
+        <w:pStyle w:val="ListParagraph"/>
+        <w:numPr>
+          <w:ilvl w:val="0"/>
+          <w:numId w:val="21"/>
+        </w:numPr>
+        <w:rPr>
+          <w:sz w:val="26"/>
+          <w:szCs w:val="24"/>
+          <w:lang w:val="en-US"/>
+        </w:rPr>
+      </w:pPr>
+      <w:r>
+        <w:rPr>
+          <w:sz w:val="26"/>
+          <w:szCs w:val="24"/>
+          <w:lang w:val="en-US"/>
+        </w:rPr>
+        <w:t>ExplicitWait()</w:t>
+      </w:r>
+    </w:p>
+    <w:p>
+      <w:pPr>
+        <w:pStyle w:val="ListParagraph"/>
+        <w:numPr>
+          <w:ilvl w:val="1"/>
+          <w:numId w:val="21"/>
+        </w:numPr>
+        <w:rPr>
+          <w:sz w:val="26"/>
+          <w:szCs w:val="24"/>
+          <w:lang w:val="en-US"/>
+        </w:rPr>
+      </w:pPr>
+      <w:r>
+        <w:rPr>
+          <w:sz w:val="26"/>
+          <w:szCs w:val="24"/>
+          <w:lang w:val="en-US"/>
+        </w:rPr>
+        <w:t>It is applicable to single statement only.</w:t>
+      </w:r>
+    </w:p>
+    <w:p>
+      <w:pPr>
+        <w:pStyle w:val="ListParagraph"/>
+        <w:numPr>
+          <w:ilvl w:val="1"/>
+          <w:numId w:val="21"/>
+        </w:numPr>
+        <w:rPr>
+          <w:sz w:val="26"/>
+          <w:szCs w:val="24"/>
+          <w:lang w:val="en-US"/>
+        </w:rPr>
+      </w:pPr>
+      <w:r>
+        <w:rPr>
+          <w:sz w:val="26"/>
+          <w:szCs w:val="24"/>
+          <w:lang w:val="en-US"/>
+        </w:rPr>
+        <w:t>It doesn’</w:t>
+      </w:r>
+      <w:r>
+        <w:rPr>
+          <w:sz w:val="26"/>
+          <w:szCs w:val="24"/>
+          <w:lang w:val="en-US"/>
+        </w:rPr>
+        <w:t>t take mandatory de</w:t>
+      </w:r>
+      <w:r>
+        <w:rPr>
+          <w:sz w:val="26"/>
+          <w:szCs w:val="24"/>
+          <w:lang w:val="en-US"/>
+        </w:rPr>
+        <w:t>l</w:t>
+      </w:r>
+      <w:r>
+        <w:rPr>
+          <w:sz w:val="26"/>
+          <w:szCs w:val="24"/>
+          <w:lang w:val="en-US"/>
+        </w:rPr>
+        <w:t>a</w:t>
+      </w:r>
+      <w:r>
+        <w:rPr>
+          <w:sz w:val="26"/>
+          <w:szCs w:val="24"/>
+          <w:lang w:val="en-US"/>
+        </w:rPr>
+        <w:t>y.</w:t>
+      </w:r>
+    </w:p>
+    <w:p>
+      <w:pPr>
+        <w:pStyle w:val="ListParagraph"/>
+        <w:numPr>
+          <w:ilvl w:val="1"/>
+          <w:numId w:val="21"/>
+        </w:numPr>
+        <w:rPr>
+          <w:sz w:val="26"/>
+          <w:szCs w:val="24"/>
+          <w:lang w:val="en-US"/>
+        </w:rPr>
+      </w:pPr>
+      <w:r>
+        <w:rPr>
+          <w:sz w:val="26"/>
+          <w:szCs w:val="24"/>
+          <w:lang w:val="en-US"/>
+        </w:rPr>
+        <w:t xml:space="preserve">It can handle different types of conditions such as elementToBeClickable, visibliltyOfElementLocated, </w:t>
+      </w:r>
+      <w:r>
+        <w:rPr>
+          <w:sz w:val="26"/>
+          <w:szCs w:val="24"/>
+          <w:lang w:val="en-US"/>
+        </w:rPr>
+        <w:t>alertIsPresent</w:t>
+      </w:r>
+      <w:r>
+        <w:rPr>
+          <w:sz w:val="26"/>
+          <w:szCs w:val="24"/>
+          <w:lang w:val="en-US"/>
+        </w:rPr>
+        <w:t>.</w:t>
+      </w:r>
+    </w:p>
+    <w:p>
+      <w:pPr>
+        <w:pStyle w:val="ListParagraph"/>
+        <w:numPr>
+          <w:ilvl w:val="0"/>
+          <w:numId w:val="21"/>
+        </w:numPr>
+        <w:rPr>
+          <w:sz w:val="26"/>
+          <w:szCs w:val="24"/>
+          <w:lang w:val="en-US"/>
+        </w:rPr>
+      </w:pPr>
+      <w:r>
+        <w:rPr>
+          <w:sz w:val="26"/>
+          <w:szCs w:val="24"/>
+          <w:lang w:val="en-US"/>
+        </w:rPr>
+        <w:t>FluentWait()</w:t>
+      </w:r>
+      <w:r>
+        <w:rPr>
+          <w:sz w:val="26"/>
+          <w:szCs w:val="24"/>
+          <w:lang w:val="en-US"/>
+        </w:rPr>
+        <w:t xml:space="preserve"> – it is the next version of ExplicitWait additionally we can handle some exception.</w:t>
+      </w:r>
+    </w:p>
+    <w:p>
+      <w:pPr>
+        <w:pStyle w:val="ListParagraph"/>
+        <w:numPr>
+          <w:ilvl w:val="1"/>
+          <w:numId w:val="21"/>
+        </w:numPr>
+        <w:rPr>
+          <w:sz w:val="26"/>
+          <w:szCs w:val="24"/>
+          <w:lang w:val="en-US"/>
+        </w:rPr>
+      </w:pPr>
+      <w:r>
+        <w:rPr>
+          <w:sz w:val="26"/>
+          <w:szCs w:val="24"/>
+          <w:lang w:val="en-US"/>
+        </w:rPr>
+        <w:t>It is applicable to single statement only.</w:t>
+      </w:r>
+    </w:p>
+    <w:p>
+      <w:pPr>
+        <w:pStyle w:val="ListParagraph"/>
+        <w:numPr>
+          <w:ilvl w:val="1"/>
+          <w:numId w:val="21"/>
+        </w:numPr>
+        <w:rPr>
+          <w:sz w:val="26"/>
+          <w:szCs w:val="24"/>
+          <w:lang w:val="en-US"/>
+        </w:rPr>
+      </w:pPr>
+      <w:r>
+        <w:rPr>
+          <w:sz w:val="26"/>
+          <w:szCs w:val="24"/>
+          <w:lang w:val="en-US"/>
+        </w:rPr>
+        <w:t>It doesn’t take mandatory delay.</w:t>
+      </w:r>
+    </w:p>
+    <w:p>
+      <w:pPr>
+        <w:pStyle w:val="ListParagraph"/>
+        <w:numPr>
+          <w:ilvl w:val="1"/>
+          <w:numId w:val="21"/>
+        </w:numPr>
+        <w:rPr>
+          <w:sz w:val="26"/>
+          <w:szCs w:val="24"/>
+          <w:lang w:val="en-US"/>
+        </w:rPr>
+      </w:pPr>
+      <w:r>
+        <w:rPr>
+          <w:sz w:val="26"/>
+          <w:szCs w:val="24"/>
+          <w:lang w:val="en-US"/>
+        </w:rPr>
+        <w:t>It can handle different types of conditions such as elementToBeClickable, visibliltyOfElementLo</w:t>
+      </w:r>
+      <w:r>
+        <w:rPr>
+          <w:sz w:val="26"/>
+          <w:szCs w:val="24"/>
+          <w:lang w:val="en-US"/>
+        </w:rPr>
+        <w:t>cated, alertIs</w:t>
+      </w:r>
+      <w:r>
+        <w:rPr>
+          <w:sz w:val="26"/>
+          <w:szCs w:val="24"/>
+          <w:lang w:val="en-US"/>
+        </w:rPr>
+        <w:t>Present.</w:t>
+      </w:r>
+    </w:p>
+    <w:p>
+      <w:pPr>
+        <w:pStyle w:val="ListParagraph"/>
+        <w:numPr>
+          <w:ilvl w:val="1"/>
+          <w:numId w:val="21"/>
+        </w:numPr>
+        <w:rPr>
+          <w:sz w:val="26"/>
+          <w:szCs w:val="24"/>
+          <w:lang w:val="en-US"/>
+        </w:rPr>
+      </w:pPr>
+      <w:r>
+        <w:rPr>
+          <w:sz w:val="26"/>
+          <w:szCs w:val="24"/>
+          <w:lang w:val="en-US"/>
+        </w:rPr>
+        <w:t>We can handle exception as well.</w:t>
+      </w:r>
+      <w:r>
+        <w:rPr>
+          <w:sz w:val="26"/>
+          <w:szCs w:val="24"/>
+          <w:lang w:val="en-US"/>
+        </w:rPr>
+        <w:br/>
+      </w:r>
+      <w:r>
+        <w:rPr>
+          <w:sz w:val="26"/>
+          <w:szCs w:val="24"/>
+          <w:lang w:val="en-US"/>
+        </w:rPr>
+        <w:br/>
+        <w:t>w - withTimeout</w:t>
+      </w:r>
+      <w:r>
+        <w:rPr>
+          <w:sz w:val="26"/>
+          <w:szCs w:val="24"/>
+          <w:lang w:val="en-US"/>
+        </w:rPr>
+        <w:br/>
+        <w:t>i - ignoring</w:t>
+      </w:r>
+      <w:r>
+        <w:rPr>
+          <w:sz w:val="26"/>
+          <w:szCs w:val="24"/>
+          <w:lang w:val="en-US"/>
+        </w:rPr>
+        <w:br/>
+        <w:t>p - pollingEvery</w:t>
+      </w:r>
+      <w:r>
+        <w:rPr>
+          <w:sz w:val="26"/>
+          <w:szCs w:val="24"/>
+          <w:lang w:val="en-US"/>
+        </w:rPr>
+        <w:br/>
+        <w:t>u - until</w:t>
+      </w:r>
+    </w:p>
+    <w:p>
+      <w:pPr>
+        <w:pStyle w:val="ListParagraph"/>
+        <w:numPr>
+          <w:ilvl w:val="0"/>
+          <w:numId w:val="21"/>
+        </w:numPr>
+        <w:rPr>
+          <w:sz w:val="26"/>
+          <w:szCs w:val="24"/>
+          <w:lang w:val="en-US"/>
+        </w:rPr>
+      </w:pPr>
+      <w:r>
+        <w:rPr>
+          <w:sz w:val="26"/>
+          <w:szCs w:val="24"/>
+          <w:lang w:val="en-US"/>
+        </w:rPr>
+        <w:t>PageLoadTimeout()</w:t>
+      </w:r>
+      <w:r>
+        <w:rPr>
+          <w:sz w:val="26"/>
+          <w:szCs w:val="24"/>
+          <w:lang w:val="en-US"/>
+        </w:rPr>
+        <w:t xml:space="preserve"> </w:t>
       </w:r>
       <w:r>
         <w:rPr>
@@ -5289,316 +5886,7 @@
           <w:szCs w:val="24"/>
           <w:lang w:val="en-US"/>
         </w:rPr>
-        <w:t xml:space="preserve"> Will return the list of all the options from the drop down list / list box (List&lt;WebElement&gt;)</w:t>
-      </w:r>
-    </w:p>
-    <w:p>
-      <w:pPr>
-        <w:pStyle w:val="ListParagraph"/>
-        <w:numPr>
-          <w:ilvl w:val="0"/>
-          <w:numId w:val="20"/>
-        </w:numPr>
-        <w:rPr>
-          <w:sz w:val="26"/>
-          <w:szCs w:val="24"/>
-          <w:lang w:val="en-US"/>
-        </w:rPr>
-      </w:pPr>
-      <w:r>
-        <w:rPr>
-          <w:sz w:val="26"/>
-          <w:szCs w:val="24"/>
-          <w:lang w:val="en-US"/>
-        </w:rPr>
-        <w:t>selectByContainsVisibleText()</w:t>
-      </w:r>
-    </w:p>
-    <w:p>
-      <w:pPr>
-        <w:pStyle w:val="ListParagraph"/>
-        <w:numPr>
-          <w:ilvl w:val="0"/>
-          <w:numId w:val="20"/>
-        </w:numPr>
-        <w:rPr>
-          <w:sz w:val="26"/>
-          <w:szCs w:val="24"/>
-          <w:lang w:val="en-US"/>
-        </w:rPr>
-      </w:pPr>
-      <w:r>
-        <w:rPr>
-          <w:sz w:val="26"/>
-          <w:szCs w:val="24"/>
-          <w:lang w:val="en-US"/>
-        </w:rPr>
-        <w:t>selectByValue()</w:t>
-      </w:r>
-    </w:p>
-    <w:p>
-      <w:pPr>
-        <w:pStyle w:val="ListParagraph"/>
-        <w:numPr>
-          <w:ilvl w:val="0"/>
-          <w:numId w:val="20"/>
-        </w:numPr>
-        <w:rPr>
-          <w:sz w:val="26"/>
-          <w:szCs w:val="24"/>
-          <w:lang w:val="en-US"/>
-        </w:rPr>
-      </w:pPr>
-      <w:r>
-        <w:rPr>
-          <w:sz w:val="26"/>
-          <w:szCs w:val="24"/>
-          <w:lang w:val="en-US"/>
-        </w:rPr>
-        <w:t>selectByIndex()</w:t>
-      </w:r>
-    </w:p>
-    <w:p>
-      <w:pPr>
-        <w:pStyle w:val="ListParagraph"/>
-        <w:numPr>
-          <w:ilvl w:val="0"/>
-          <w:numId w:val="20"/>
-        </w:numPr>
-        <w:rPr>
-          <w:sz w:val="26"/>
-          <w:szCs w:val="24"/>
-          <w:lang w:val="en-US"/>
-        </w:rPr>
-      </w:pPr>
-      <w:r>
-        <w:rPr>
-          <w:sz w:val="26"/>
-          <w:szCs w:val="24"/>
-          <w:lang w:val="en-US"/>
-        </w:rPr>
-        <w:t>selectByVisibleText()</w:t>
-      </w:r>
-    </w:p>
-    <w:p>
-      <w:pPr>
-        <w:pStyle w:val="ListParagraph"/>
-        <w:numPr>
-          <w:ilvl w:val="0"/>
-          <w:numId w:val="20"/>
-        </w:numPr>
-        <w:rPr>
-          <w:sz w:val="26"/>
-          <w:szCs w:val="24"/>
-          <w:lang w:val="en-US"/>
-        </w:rPr>
-      </w:pPr>
-      <w:r>
-        <w:rPr>
-          <w:sz w:val="26"/>
-          <w:szCs w:val="24"/>
-          <w:lang w:val="en-US"/>
-        </w:rPr>
-        <w:t xml:space="preserve">getAllSelectedOptions() </w:t>
-      </w:r>
-      <w:r>
-        <w:rPr>
-          <w:sz w:val="26"/>
-          <w:szCs w:val="24"/>
-          <w:lang w:val="en-US"/>
-        </w:rPr>
-        <w:sym w:font="Wingdings" w:char="F0E0"/>
-      </w:r>
-      <w:r>
-        <w:rPr>
-          <w:sz w:val="26"/>
-          <w:szCs w:val="24"/>
-          <w:lang w:val="en-US"/>
-        </w:rPr>
-        <w:t xml:space="preserve"> Will return list of all selected options from list box (List&lt;WebElement&gt;)</w:t>
-      </w:r>
-    </w:p>
-    <w:p>
-      <w:pPr>
-        <w:pStyle w:val="ListParagraph"/>
-        <w:numPr>
-          <w:ilvl w:val="0"/>
-          <w:numId w:val="20"/>
-        </w:numPr>
-        <w:rPr>
-          <w:sz w:val="26"/>
-          <w:szCs w:val="24"/>
-          <w:lang w:val="en-US"/>
-        </w:rPr>
-      </w:pPr>
-      <w:proofErr w:type="gramStart"/>
-      <w:r>
-        <w:rPr>
-          <w:sz w:val="26"/>
-          <w:szCs w:val="24"/>
-          <w:lang w:val="en-US"/>
-        </w:rPr>
-        <w:lastRenderedPageBreak/>
-        <w:t>isMultiple(</w:t>
-      </w:r>
-      <w:proofErr w:type="gramEnd"/>
-      <w:r>
-        <w:rPr>
-          <w:sz w:val="26"/>
-          <w:szCs w:val="24"/>
-          <w:lang w:val="en-US"/>
-        </w:rPr>
-        <w:t xml:space="preserve">) </w:t>
-      </w:r>
-      <w:r>
-        <w:rPr>
-          <w:sz w:val="26"/>
-          <w:szCs w:val="24"/>
-          <w:lang w:val="en-US"/>
-        </w:rPr>
-        <w:sym w:font="Wingdings" w:char="F0E0"/>
-      </w:r>
-      <w:r>
-        <w:rPr>
-          <w:sz w:val="26"/>
-          <w:szCs w:val="24"/>
-          <w:lang w:val="en-US"/>
-        </w:rPr>
-        <w:t xml:space="preserve"> Will check that whether </w:t>
-      </w:r>
-      <w:r>
-        <w:rPr>
-          <w:sz w:val="26"/>
-          <w:szCs w:val="24"/>
-          <w:lang w:val="en-US"/>
-        </w:rPr>
-        <w:t>the control</w:t>
-      </w:r>
-      <w:r>
-        <w:rPr>
-          <w:sz w:val="26"/>
-          <w:szCs w:val="24"/>
-          <w:lang w:val="en-US"/>
-        </w:rPr>
-        <w:t xml:space="preserve"> allows to select mu</w:t>
-      </w:r>
-      <w:r>
-        <w:rPr>
-          <w:sz w:val="26"/>
-          <w:szCs w:val="24"/>
-          <w:lang w:val="en-US"/>
-        </w:rPr>
-        <w:t>ltiple options or not. (boolean)</w:t>
-      </w:r>
-    </w:p>
-    <w:p>
-      <w:pPr>
-        <w:pStyle w:val="ListParagraph"/>
-        <w:numPr>
-          <w:ilvl w:val="0"/>
-          <w:numId w:val="20"/>
-        </w:numPr>
-        <w:rPr>
-          <w:sz w:val="26"/>
-          <w:szCs w:val="24"/>
-          <w:lang w:val="en-US"/>
-        </w:rPr>
-      </w:pPr>
-      <w:r>
-        <w:rPr>
-          <w:sz w:val="26"/>
-          <w:szCs w:val="24"/>
-          <w:lang w:val="en-US"/>
-        </w:rPr>
-        <w:t>deselectByValue()</w:t>
-      </w:r>
-    </w:p>
-    <w:p>
-      <w:pPr>
-        <w:pStyle w:val="ListParagraph"/>
-        <w:numPr>
-          <w:ilvl w:val="0"/>
-          <w:numId w:val="20"/>
-        </w:numPr>
-        <w:rPr>
-          <w:sz w:val="26"/>
-          <w:szCs w:val="24"/>
-          <w:lang w:val="en-US"/>
-        </w:rPr>
-      </w:pPr>
-      <w:r>
-        <w:rPr>
-          <w:sz w:val="26"/>
-          <w:szCs w:val="24"/>
-          <w:lang w:val="en-US"/>
-        </w:rPr>
-        <w:t>deselectByIndex()</w:t>
-      </w:r>
-    </w:p>
-    <w:p>
-      <w:pPr>
-        <w:pStyle w:val="ListParagraph"/>
-        <w:numPr>
-          <w:ilvl w:val="0"/>
-          <w:numId w:val="20"/>
-        </w:numPr>
-        <w:rPr>
-          <w:sz w:val="26"/>
-          <w:szCs w:val="24"/>
-          <w:lang w:val="en-US"/>
-        </w:rPr>
-      </w:pPr>
-      <w:r>
-        <w:rPr>
-          <w:sz w:val="26"/>
-          <w:szCs w:val="24"/>
-          <w:lang w:val="en-US"/>
-        </w:rPr>
-        <w:t>deselectByVisibleText()</w:t>
-      </w:r>
-    </w:p>
-    <w:p>
-      <w:pPr>
-        <w:pStyle w:val="ListParagraph"/>
-        <w:numPr>
-          <w:ilvl w:val="0"/>
-          <w:numId w:val="20"/>
-        </w:numPr>
-        <w:rPr>
-          <w:sz w:val="26"/>
-          <w:szCs w:val="24"/>
-          <w:lang w:val="en-US"/>
-        </w:rPr>
-      </w:pPr>
-      <w:r>
-        <w:rPr>
-          <w:sz w:val="26"/>
-          <w:szCs w:val="24"/>
-          <w:lang w:val="en-US"/>
-        </w:rPr>
-        <w:t>deselectByContainsVisibleText()</w:t>
-      </w:r>
-    </w:p>
-    <w:p>
-      <w:pPr>
-        <w:pStyle w:val="ListParagraph"/>
-        <w:numPr>
-          <w:ilvl w:val="0"/>
-          <w:numId w:val="20"/>
-        </w:numPr>
-        <w:rPr>
-          <w:sz w:val="26"/>
-          <w:szCs w:val="24"/>
-          <w:lang w:val="en-US"/>
-        </w:rPr>
-      </w:pPr>
-      <w:r>
-        <w:rPr>
-          <w:sz w:val="26"/>
-          <w:szCs w:val="24"/>
-          <w:lang w:val="en-US"/>
-        </w:rPr>
-        <w:t>deselectAll()</w:t>
+        <w:t xml:space="preserve"> Normally the driver.get() is having implicit wait of 30 seconds till the page get loaded. But if the page didn’t get loaded in 30 seconds, selenium will throw SessionNotCreatedException. To avoid this exception you can add PageLoadTimeout which will wait for additional time till the page get loaded before throwing the exception.</w:t>
       </w:r>
     </w:p>
     <w:p>
@@ -5628,607 +5916,73 @@
           <w:szCs w:val="24"/>
           <w:lang w:val="en-US"/>
         </w:rPr>
-        <w:t>Synchronization (Waits in Selenium)</w:t>
-      </w:r>
-    </w:p>
-    <w:p>
-      <w:pPr>
-        <w:rPr>
-          <w:sz w:val="26"/>
-          <w:szCs w:val="24"/>
-          <w:lang w:val="en-US"/>
-        </w:rPr>
-      </w:pPr>
-      <w:r>
-        <w:rPr>
-          <w:sz w:val="26"/>
-          <w:szCs w:val="24"/>
-          <w:lang w:val="en-US"/>
-        </w:rPr>
-        <w:t>Process of adjusting speed of tool with speed of application.</w:t>
-      </w:r>
-    </w:p>
-    <w:p>
-      <w:pPr>
-        <w:pStyle w:val="ListParagraph"/>
-        <w:numPr>
-          <w:ilvl w:val="0"/>
-          <w:numId w:val="21"/>
-        </w:numPr>
-        <w:rPr>
-          <w:sz w:val="26"/>
-          <w:szCs w:val="24"/>
-          <w:lang w:val="en-US"/>
-        </w:rPr>
-      </w:pPr>
-      <w:proofErr w:type="spellStart"/>
-      <w:proofErr w:type="gramStart"/>
-      <w:r>
-        <w:rPr>
-          <w:sz w:val="26"/>
-          <w:szCs w:val="24"/>
-          <w:lang w:val="en-US"/>
-        </w:rPr>
-        <w:t>Thread.sleep</w:t>
-      </w:r>
-      <w:proofErr w:type="spellEnd"/>
-      <w:r>
-        <w:rPr>
-          <w:sz w:val="26"/>
-          <w:szCs w:val="24"/>
-          <w:lang w:val="en-US"/>
-        </w:rPr>
-        <w:t>(</w:t>
-      </w:r>
-      <w:proofErr w:type="gramEnd"/>
-      <w:r>
-        <w:rPr>
-          <w:sz w:val="26"/>
-          <w:szCs w:val="24"/>
-          <w:lang w:val="en-US"/>
-        </w:rPr>
-        <w:t xml:space="preserve">) </w:t>
-      </w:r>
-      <w:r>
-        <w:rPr>
-          <w:sz w:val="26"/>
-          <w:szCs w:val="24"/>
-          <w:lang w:val="en-US"/>
-        </w:rPr>
-        <w:sym w:font="Wingdings" w:char="F0E0"/>
-      </w:r>
-      <w:r>
-        <w:rPr>
-          <w:sz w:val="26"/>
-          <w:szCs w:val="24"/>
-          <w:lang w:val="en-US"/>
-        </w:rPr>
-        <w:t xml:space="preserve"> Will pause the execution of script for specified milliseconds. </w:t>
-      </w:r>
-    </w:p>
-    <w:p>
-      <w:pPr>
-        <w:pStyle w:val="ListParagraph"/>
-        <w:numPr>
-          <w:ilvl w:val="1"/>
-          <w:numId w:val="21"/>
-        </w:numPr>
-        <w:rPr>
-          <w:sz w:val="26"/>
-          <w:szCs w:val="24"/>
-          <w:lang w:val="en-US"/>
-        </w:rPr>
-      </w:pPr>
-      <w:r>
-        <w:rPr>
-          <w:sz w:val="26"/>
-          <w:szCs w:val="24"/>
-          <w:lang w:val="en-US"/>
-        </w:rPr>
-        <w:t>It takes mandatory delay</w:t>
-      </w:r>
-    </w:p>
-    <w:p>
-      <w:pPr>
-        <w:pStyle w:val="ListParagraph"/>
-        <w:numPr>
-          <w:ilvl w:val="1"/>
-          <w:numId w:val="21"/>
-        </w:numPr>
-        <w:rPr>
-          <w:sz w:val="26"/>
-          <w:szCs w:val="24"/>
-          <w:lang w:val="en-US"/>
-        </w:rPr>
-      </w:pPr>
-      <w:r>
-        <w:rPr>
-          <w:sz w:val="26"/>
-          <w:szCs w:val="24"/>
-          <w:lang w:val="en-US"/>
-        </w:rPr>
-        <w:t>It is applicable to single statement only.</w:t>
-      </w:r>
-    </w:p>
-    <w:p>
-      <w:pPr>
-        <w:pStyle w:val="ListParagraph"/>
-        <w:numPr>
-          <w:ilvl w:val="0"/>
-          <w:numId w:val="21"/>
-        </w:numPr>
-        <w:rPr>
-          <w:sz w:val="26"/>
-          <w:szCs w:val="24"/>
-          <w:lang w:val="en-US"/>
-        </w:rPr>
-      </w:pPr>
-      <w:r>
-        <w:rPr>
-          <w:sz w:val="26"/>
-          <w:szCs w:val="24"/>
-          <w:lang w:val="en-US"/>
-        </w:rPr>
-        <w:t>ImplicitWait()</w:t>
-      </w:r>
-    </w:p>
-    <w:p>
-      <w:pPr>
-        <w:pStyle w:val="ListParagraph"/>
-        <w:numPr>
-          <w:ilvl w:val="1"/>
-          <w:numId w:val="21"/>
-        </w:numPr>
-        <w:rPr>
-          <w:sz w:val="26"/>
-          <w:szCs w:val="24"/>
-          <w:lang w:val="en-US"/>
-        </w:rPr>
-      </w:pPr>
-      <w:r>
-        <w:rPr>
-          <w:sz w:val="26"/>
-          <w:szCs w:val="24"/>
-          <w:lang w:val="en-US"/>
-        </w:rPr>
-        <w:t>It doesn’t take mandatory delay.</w:t>
-      </w:r>
-    </w:p>
-    <w:p>
-      <w:pPr>
-        <w:pStyle w:val="ListParagraph"/>
-        <w:numPr>
-          <w:ilvl w:val="1"/>
-          <w:numId w:val="21"/>
-        </w:numPr>
-        <w:rPr>
-          <w:sz w:val="26"/>
-          <w:szCs w:val="24"/>
-          <w:lang w:val="en-US"/>
-        </w:rPr>
-      </w:pPr>
-      <w:r>
-        <w:rPr>
-          <w:sz w:val="26"/>
-          <w:szCs w:val="24"/>
-          <w:lang w:val="en-US"/>
-        </w:rPr>
-        <w:t>It is applicable to throughout the script.</w:t>
-      </w:r>
-    </w:p>
-    <w:p>
-      <w:pPr>
-        <w:pStyle w:val="ListParagraph"/>
-        <w:numPr>
-          <w:ilvl w:val="0"/>
-          <w:numId w:val="21"/>
-        </w:numPr>
-        <w:rPr>
-          <w:sz w:val="26"/>
-          <w:szCs w:val="24"/>
-          <w:lang w:val="en-US"/>
-        </w:rPr>
-      </w:pPr>
-      <w:r>
-        <w:rPr>
-          <w:sz w:val="26"/>
-          <w:szCs w:val="24"/>
-          <w:lang w:val="en-US"/>
-        </w:rPr>
-        <w:t>ExplicitWait()</w:t>
-      </w:r>
-    </w:p>
-    <w:p>
-      <w:pPr>
-        <w:pStyle w:val="ListParagraph"/>
-        <w:numPr>
-          <w:ilvl w:val="1"/>
-          <w:numId w:val="21"/>
-        </w:numPr>
-        <w:rPr>
-          <w:sz w:val="26"/>
-          <w:szCs w:val="24"/>
-          <w:lang w:val="en-US"/>
-        </w:rPr>
-      </w:pPr>
-      <w:r>
-        <w:rPr>
-          <w:sz w:val="26"/>
-          <w:szCs w:val="24"/>
-          <w:lang w:val="en-US"/>
-        </w:rPr>
-        <w:t>It is applicable to single statement only.</w:t>
-      </w:r>
-    </w:p>
-    <w:p>
-      <w:pPr>
-        <w:pStyle w:val="ListParagraph"/>
-        <w:numPr>
-          <w:ilvl w:val="1"/>
-          <w:numId w:val="21"/>
-        </w:numPr>
-        <w:rPr>
-          <w:sz w:val="26"/>
-          <w:szCs w:val="24"/>
-          <w:lang w:val="en-US"/>
-        </w:rPr>
-      </w:pPr>
-      <w:r>
-        <w:rPr>
-          <w:sz w:val="26"/>
-          <w:szCs w:val="24"/>
-          <w:lang w:val="en-US"/>
-        </w:rPr>
-        <w:t>It doesn’</w:t>
-      </w:r>
-      <w:r>
-        <w:rPr>
-          <w:sz w:val="26"/>
-          <w:szCs w:val="24"/>
-          <w:lang w:val="en-US"/>
-        </w:rPr>
-        <w:t>t take mandatory de</w:t>
-      </w:r>
-      <w:r>
-        <w:rPr>
-          <w:sz w:val="26"/>
-          <w:szCs w:val="24"/>
-          <w:lang w:val="en-US"/>
-        </w:rPr>
-        <w:t>l</w:t>
-      </w:r>
-      <w:r>
-        <w:rPr>
-          <w:sz w:val="26"/>
-          <w:szCs w:val="24"/>
-          <w:lang w:val="en-US"/>
-        </w:rPr>
-        <w:t>a</w:t>
-      </w:r>
-      <w:r>
-        <w:rPr>
-          <w:sz w:val="26"/>
-          <w:szCs w:val="24"/>
-          <w:lang w:val="en-US"/>
-        </w:rPr>
-        <w:t>y.</w:t>
-      </w:r>
-    </w:p>
-    <w:p>
-      <w:pPr>
-        <w:pStyle w:val="ListParagraph"/>
-        <w:numPr>
-          <w:ilvl w:val="1"/>
-          <w:numId w:val="21"/>
-        </w:numPr>
-        <w:rPr>
-          <w:sz w:val="26"/>
-          <w:szCs w:val="24"/>
-          <w:lang w:val="en-US"/>
-        </w:rPr>
-      </w:pPr>
-      <w:r>
-        <w:rPr>
-          <w:sz w:val="26"/>
-          <w:szCs w:val="24"/>
-          <w:lang w:val="en-US"/>
-        </w:rPr>
-        <w:t xml:space="preserve">It can handle different types of conditions such as elementToBeClickable, visibliltyOfElementLocated, </w:t>
-      </w:r>
-      <w:r>
-        <w:rPr>
-          <w:sz w:val="26"/>
-          <w:szCs w:val="24"/>
-          <w:lang w:val="en-US"/>
-        </w:rPr>
-        <w:t>alertIsPresent</w:t>
-      </w:r>
-      <w:r>
-        <w:rPr>
-          <w:sz w:val="26"/>
-          <w:szCs w:val="24"/>
-          <w:lang w:val="en-US"/>
-        </w:rPr>
-        <w:t>.</w:t>
-      </w:r>
-    </w:p>
-    <w:p>
-      <w:pPr>
-        <w:pStyle w:val="ListParagraph"/>
-        <w:numPr>
-          <w:ilvl w:val="0"/>
-          <w:numId w:val="21"/>
-        </w:numPr>
-        <w:rPr>
-          <w:sz w:val="26"/>
-          <w:szCs w:val="24"/>
-          <w:lang w:val="en-US"/>
-        </w:rPr>
-      </w:pPr>
-      <w:proofErr w:type="gramStart"/>
-      <w:r>
-        <w:rPr>
-          <w:sz w:val="26"/>
-          <w:szCs w:val="24"/>
-          <w:lang w:val="en-US"/>
-        </w:rPr>
-        <w:t>FluentWait(</w:t>
-      </w:r>
-      <w:proofErr w:type="gramEnd"/>
-      <w:r>
-        <w:rPr>
-          <w:sz w:val="26"/>
-          <w:szCs w:val="24"/>
-          <w:lang w:val="en-US"/>
-        </w:rPr>
-        <w:t>)</w:t>
-      </w:r>
-      <w:r>
-        <w:rPr>
-          <w:sz w:val="26"/>
-          <w:szCs w:val="24"/>
-          <w:lang w:val="en-US"/>
-        </w:rPr>
-        <w:t xml:space="preserve"> – it is the next version of ExplicitWait additionally we can handle some exception.</w:t>
-      </w:r>
-    </w:p>
-    <w:p>
-      <w:pPr>
-        <w:pStyle w:val="ListParagraph"/>
-        <w:numPr>
-          <w:ilvl w:val="1"/>
-          <w:numId w:val="21"/>
-        </w:numPr>
-        <w:rPr>
-          <w:sz w:val="26"/>
-          <w:szCs w:val="24"/>
-          <w:lang w:val="en-US"/>
-        </w:rPr>
-      </w:pPr>
-      <w:r>
-        <w:rPr>
-          <w:sz w:val="26"/>
-          <w:szCs w:val="24"/>
-          <w:lang w:val="en-US"/>
-        </w:rPr>
-        <w:t>It is applicable to single statement only.</w:t>
-      </w:r>
-    </w:p>
-    <w:p>
-      <w:pPr>
-        <w:pStyle w:val="ListParagraph"/>
-        <w:numPr>
-          <w:ilvl w:val="1"/>
-          <w:numId w:val="21"/>
-        </w:numPr>
-        <w:rPr>
-          <w:sz w:val="26"/>
-          <w:szCs w:val="24"/>
-          <w:lang w:val="en-US"/>
-        </w:rPr>
-      </w:pPr>
-      <w:r>
-        <w:rPr>
-          <w:sz w:val="26"/>
-          <w:szCs w:val="24"/>
-          <w:lang w:val="en-US"/>
-        </w:rPr>
-        <w:t>It doesn’t take mandatory delay.</w:t>
-      </w:r>
-    </w:p>
-    <w:p>
-      <w:pPr>
-        <w:pStyle w:val="ListParagraph"/>
-        <w:numPr>
-          <w:ilvl w:val="1"/>
-          <w:numId w:val="21"/>
-        </w:numPr>
-        <w:rPr>
-          <w:sz w:val="26"/>
-          <w:szCs w:val="24"/>
-          <w:lang w:val="en-US"/>
-        </w:rPr>
-      </w:pPr>
-      <w:r>
-        <w:rPr>
-          <w:sz w:val="26"/>
-          <w:szCs w:val="24"/>
-          <w:lang w:val="en-US"/>
-        </w:rPr>
-        <w:t>It can handle different types of conditions such as elementToBeClickable, visibliltyOfElementLo</w:t>
-      </w:r>
-      <w:r>
-        <w:rPr>
-          <w:sz w:val="26"/>
-          <w:szCs w:val="24"/>
-          <w:lang w:val="en-US"/>
-        </w:rPr>
-        <w:t>cated, alertIs</w:t>
-      </w:r>
-      <w:r>
-        <w:rPr>
-          <w:sz w:val="26"/>
-          <w:szCs w:val="24"/>
-          <w:lang w:val="en-US"/>
-        </w:rPr>
-        <w:t>Present.</w:t>
-      </w:r>
-    </w:p>
-    <w:p>
-      <w:pPr>
-        <w:pStyle w:val="ListParagraph"/>
-        <w:numPr>
-          <w:ilvl w:val="1"/>
-          <w:numId w:val="21"/>
-        </w:numPr>
-        <w:rPr>
-          <w:sz w:val="26"/>
-          <w:szCs w:val="24"/>
-          <w:lang w:val="en-US"/>
-        </w:rPr>
-      </w:pPr>
-      <w:r>
-        <w:rPr>
-          <w:sz w:val="26"/>
-          <w:szCs w:val="24"/>
-          <w:lang w:val="en-US"/>
-        </w:rPr>
-        <w:t>We can handle exception as well.</w:t>
-      </w:r>
-      <w:r>
-        <w:rPr>
-          <w:sz w:val="26"/>
-          <w:szCs w:val="24"/>
-          <w:lang w:val="en-US"/>
-        </w:rPr>
-        <w:br/>
-      </w:r>
-      <w:r>
-        <w:rPr>
-          <w:sz w:val="26"/>
-          <w:szCs w:val="24"/>
-          <w:lang w:val="en-US"/>
-        </w:rPr>
-        <w:br/>
-        <w:t>w - withTimeout</w:t>
-      </w:r>
-      <w:r>
-        <w:rPr>
-          <w:sz w:val="26"/>
-          <w:szCs w:val="24"/>
-          <w:lang w:val="en-US"/>
-        </w:rPr>
-        <w:br/>
-      </w:r>
-      <w:proofErr w:type="spellStart"/>
-      <w:r>
-        <w:rPr>
-          <w:sz w:val="26"/>
-          <w:szCs w:val="24"/>
-          <w:lang w:val="en-US"/>
-        </w:rPr>
-        <w:t>i</w:t>
-      </w:r>
-      <w:proofErr w:type="spellEnd"/>
-      <w:r>
-        <w:rPr>
-          <w:sz w:val="26"/>
-          <w:szCs w:val="24"/>
-          <w:lang w:val="en-US"/>
-        </w:rPr>
-        <w:t xml:space="preserve"> - ignoring</w:t>
-      </w:r>
-      <w:r>
-        <w:rPr>
-          <w:sz w:val="26"/>
-          <w:szCs w:val="24"/>
-          <w:lang w:val="en-US"/>
-        </w:rPr>
-        <w:br/>
-        <w:t>p - pollingEvery</w:t>
-      </w:r>
-      <w:r>
-        <w:rPr>
-          <w:sz w:val="26"/>
-          <w:szCs w:val="24"/>
-          <w:lang w:val="en-US"/>
-        </w:rPr>
-        <w:br/>
-        <w:t>u - until</w:t>
-      </w:r>
-    </w:p>
-    <w:p>
-      <w:pPr>
-        <w:pStyle w:val="ListParagraph"/>
-        <w:numPr>
-          <w:ilvl w:val="0"/>
-          <w:numId w:val="21"/>
-        </w:numPr>
-        <w:rPr>
-          <w:sz w:val="26"/>
-          <w:szCs w:val="24"/>
-          <w:lang w:val="en-US"/>
-        </w:rPr>
-      </w:pPr>
-      <w:proofErr w:type="gramStart"/>
-      <w:r>
-        <w:rPr>
-          <w:sz w:val="26"/>
-          <w:szCs w:val="24"/>
-          <w:lang w:val="en-US"/>
-        </w:rPr>
-        <w:t>PageLoadTimeout(</w:t>
-      </w:r>
-      <w:proofErr w:type="gramEnd"/>
-      <w:r>
-        <w:rPr>
-          <w:sz w:val="26"/>
-          <w:szCs w:val="24"/>
-          <w:lang w:val="en-US"/>
-        </w:rPr>
-        <w:t>)</w:t>
-      </w:r>
-      <w:r>
-        <w:rPr>
-          <w:sz w:val="26"/>
-          <w:szCs w:val="24"/>
-          <w:lang w:val="en-US"/>
-        </w:rPr>
-        <w:t xml:space="preserve"> </w:t>
-      </w:r>
-      <w:r>
-        <w:rPr>
-          <w:sz w:val="26"/>
-          <w:szCs w:val="24"/>
-          <w:lang w:val="en-US"/>
-        </w:rPr>
-        <w:sym w:font="Wingdings" w:char="F0E0"/>
-      </w:r>
-      <w:r>
-        <w:rPr>
-          <w:sz w:val="26"/>
-          <w:szCs w:val="24"/>
-          <w:lang w:val="en-US"/>
-        </w:rPr>
-        <w:t xml:space="preserve"> Normally the </w:t>
-      </w:r>
-      <w:proofErr w:type="spellStart"/>
-      <w:r>
-        <w:rPr>
-          <w:sz w:val="26"/>
-          <w:szCs w:val="24"/>
-          <w:lang w:val="en-US"/>
-        </w:rPr>
-        <w:t>driver.get</w:t>
-      </w:r>
-      <w:proofErr w:type="spellEnd"/>
-      <w:r>
-        <w:rPr>
-          <w:sz w:val="26"/>
-          <w:szCs w:val="24"/>
-          <w:lang w:val="en-US"/>
-        </w:rPr>
-        <w:t>() is having implicit wait of 30 seconds till the page get loaded. But if the page didn’t get loaded in 30 seconds, selenium will throw SessionNotCreatedException. To avoid this exception you can add PageLoadTimeout which will wait for additional time till the page get loaded before throwing the exception.</w:t>
+        <w:t>Handling Table</w:t>
+      </w:r>
+    </w:p>
+    <w:p>
+      <w:pPr>
+        <w:pStyle w:val="ListParagraph"/>
+        <w:numPr>
+          <w:ilvl w:val="0"/>
+          <w:numId w:val="22"/>
+        </w:numPr>
+        <w:rPr>
+          <w:sz w:val="26"/>
+          <w:szCs w:val="24"/>
+          <w:lang w:val="en-US"/>
+        </w:rPr>
+      </w:pPr>
+      <w:r>
+        <w:rPr>
+          <w:sz w:val="26"/>
+          <w:szCs w:val="24"/>
+          <w:lang w:val="en-US"/>
+        </w:rPr>
+        <w:t>Display all headers</w:t>
+      </w:r>
+    </w:p>
+    <w:p>
+      <w:pPr>
+        <w:pStyle w:val="ListParagraph"/>
+        <w:numPr>
+          <w:ilvl w:val="0"/>
+          <w:numId w:val="22"/>
+        </w:numPr>
+        <w:rPr>
+          <w:sz w:val="26"/>
+          <w:szCs w:val="24"/>
+          <w:lang w:val="en-US"/>
+        </w:rPr>
+      </w:pPr>
+      <w:r>
+        <w:rPr>
+          <w:sz w:val="26"/>
+          <w:szCs w:val="24"/>
+          <w:lang w:val="en-US"/>
+        </w:rPr>
+        <w:t>Display total no of rows</w:t>
+      </w:r>
+    </w:p>
+    <w:p>
+      <w:pPr>
+        <w:pStyle w:val="ListParagraph"/>
+        <w:numPr>
+          <w:ilvl w:val="0"/>
+          <w:numId w:val="22"/>
+        </w:numPr>
+        <w:rPr>
+          <w:sz w:val="26"/>
+          <w:szCs w:val="24"/>
+          <w:lang w:val="en-US"/>
+        </w:rPr>
+      </w:pPr>
+      <w:r>
+        <w:rPr>
+          <w:sz w:val="26"/>
+          <w:szCs w:val="24"/>
+          <w:lang w:val="en-US"/>
+        </w:rPr>
+        <w:t>Display any row randomly</w:t>
       </w:r>
     </w:p>
     <w:p>
@@ -6258,73 +6012,73 @@
           <w:szCs w:val="24"/>
           <w:lang w:val="en-US"/>
         </w:rPr>
-        <w:t>Handling Table</w:t>
-      </w:r>
-    </w:p>
-    <w:p>
-      <w:pPr>
-        <w:pStyle w:val="ListParagraph"/>
-        <w:numPr>
-          <w:ilvl w:val="0"/>
-          <w:numId w:val="22"/>
-        </w:numPr>
-        <w:rPr>
-          <w:sz w:val="26"/>
-          <w:szCs w:val="24"/>
-          <w:lang w:val="en-US"/>
-        </w:rPr>
-      </w:pPr>
-      <w:r>
-        <w:rPr>
-          <w:sz w:val="26"/>
-          <w:szCs w:val="24"/>
-          <w:lang w:val="en-US"/>
-        </w:rPr>
-        <w:t>Display all headers</w:t>
-      </w:r>
-    </w:p>
-    <w:p>
-      <w:pPr>
-        <w:pStyle w:val="ListParagraph"/>
-        <w:numPr>
-          <w:ilvl w:val="0"/>
-          <w:numId w:val="22"/>
-        </w:numPr>
-        <w:rPr>
-          <w:sz w:val="26"/>
-          <w:szCs w:val="24"/>
-          <w:lang w:val="en-US"/>
-        </w:rPr>
-      </w:pPr>
-      <w:r>
-        <w:rPr>
-          <w:sz w:val="26"/>
-          <w:szCs w:val="24"/>
-          <w:lang w:val="en-US"/>
-        </w:rPr>
-        <w:t>Display total no of rows</w:t>
-      </w:r>
-    </w:p>
-    <w:p>
-      <w:pPr>
-        <w:pStyle w:val="ListParagraph"/>
-        <w:numPr>
-          <w:ilvl w:val="0"/>
-          <w:numId w:val="22"/>
-        </w:numPr>
-        <w:rPr>
-          <w:sz w:val="26"/>
-          <w:szCs w:val="24"/>
-          <w:lang w:val="en-US"/>
-        </w:rPr>
-      </w:pPr>
-      <w:r>
-        <w:rPr>
-          <w:sz w:val="26"/>
-          <w:szCs w:val="24"/>
-          <w:lang w:val="en-US"/>
-        </w:rPr>
-        <w:t>Display any row randomly</w:t>
+        <w:t>JavascriptExecutor Interface</w:t>
+      </w:r>
+    </w:p>
+    <w:p>
+      <w:pPr>
+        <w:pStyle w:val="ListParagraph"/>
+        <w:numPr>
+          <w:ilvl w:val="0"/>
+          <w:numId w:val="23"/>
+        </w:numPr>
+        <w:rPr>
+          <w:sz w:val="26"/>
+          <w:szCs w:val="24"/>
+          <w:lang w:val="en-US"/>
+        </w:rPr>
+      </w:pPr>
+      <w:r>
+        <w:rPr>
+          <w:sz w:val="26"/>
+          <w:szCs w:val="24"/>
+          <w:lang w:val="en-US"/>
+        </w:rPr>
+        <w:t>Scroll the page vertically / horizontally</w:t>
+      </w:r>
+    </w:p>
+    <w:p>
+      <w:pPr>
+        <w:pStyle w:val="ListParagraph"/>
+        <w:numPr>
+          <w:ilvl w:val="0"/>
+          <w:numId w:val="23"/>
+        </w:numPr>
+        <w:rPr>
+          <w:sz w:val="26"/>
+          <w:szCs w:val="24"/>
+          <w:lang w:val="en-US"/>
+        </w:rPr>
+      </w:pPr>
+      <w:r>
+        <w:rPr>
+          <w:sz w:val="26"/>
+          <w:szCs w:val="24"/>
+          <w:lang w:val="en-US"/>
+        </w:rPr>
+        <w:t>Click on any control which is hidden by another control (To avoid ElementClickInterceptedException)</w:t>
+      </w:r>
+    </w:p>
+    <w:p>
+      <w:pPr>
+        <w:pStyle w:val="ListParagraph"/>
+        <w:numPr>
+          <w:ilvl w:val="0"/>
+          <w:numId w:val="23"/>
+        </w:numPr>
+        <w:rPr>
+          <w:sz w:val="26"/>
+          <w:szCs w:val="24"/>
+          <w:lang w:val="en-US"/>
+        </w:rPr>
+      </w:pPr>
+      <w:r>
+        <w:rPr>
+          <w:sz w:val="26"/>
+          <w:szCs w:val="24"/>
+          <w:lang w:val="en-US"/>
+        </w:rPr>
+        <w:t>Enter some text in the text.</w:t>
       </w:r>
     </w:p>
     <w:p>
@@ -6354,83 +6108,115 @@
           <w:szCs w:val="24"/>
           <w:lang w:val="en-US"/>
         </w:rPr>
-        <w:t>JavascriptExecutor Interface</w:t>
-      </w:r>
-    </w:p>
-    <w:p>
-      <w:pPr>
-        <w:pStyle w:val="ListParagraph"/>
-        <w:numPr>
-          <w:ilvl w:val="0"/>
-          <w:numId w:val="23"/>
-        </w:numPr>
-        <w:rPr>
-          <w:sz w:val="26"/>
-          <w:szCs w:val="24"/>
-          <w:lang w:val="en-US"/>
-        </w:rPr>
-      </w:pPr>
-      <w:r>
-        <w:rPr>
-          <w:sz w:val="26"/>
-          <w:szCs w:val="24"/>
-          <w:lang w:val="en-US"/>
-        </w:rPr>
-        <w:t>Scroll the page vertically / horizontally</w:t>
-      </w:r>
-    </w:p>
-    <w:p>
-      <w:pPr>
-        <w:pStyle w:val="ListParagraph"/>
-        <w:numPr>
-          <w:ilvl w:val="0"/>
-          <w:numId w:val="23"/>
-        </w:numPr>
-        <w:rPr>
-          <w:sz w:val="26"/>
-          <w:szCs w:val="24"/>
-          <w:lang w:val="en-US"/>
-        </w:rPr>
-      </w:pPr>
-      <w:r>
-        <w:rPr>
-          <w:sz w:val="26"/>
-          <w:szCs w:val="24"/>
-          <w:lang w:val="en-US"/>
-        </w:rPr>
-        <w:t>Click on any control which is hidden by another control (To avoid ElementClickInterceptedException)</w:t>
-      </w:r>
-    </w:p>
-    <w:p>
-      <w:pPr>
-        <w:pStyle w:val="ListParagraph"/>
-        <w:numPr>
-          <w:ilvl w:val="0"/>
-          <w:numId w:val="23"/>
-        </w:numPr>
-        <w:rPr>
-          <w:sz w:val="26"/>
-          <w:szCs w:val="24"/>
-          <w:lang w:val="en-US"/>
-        </w:rPr>
-      </w:pPr>
-      <w:r>
-        <w:rPr>
-          <w:sz w:val="26"/>
-          <w:szCs w:val="24"/>
-          <w:lang w:val="en-US"/>
-        </w:rPr>
-        <w:t>Enter some text in the text.</w:t>
-      </w:r>
-    </w:p>
-    <w:p>
-      <w:pPr>
-        <w:rPr>
-          <w:sz w:val="26"/>
-          <w:szCs w:val="24"/>
-          <w:lang w:val="en-US"/>
-        </w:rPr>
-      </w:pPr>
+        <w:t>Handling Alert</w:t>
+      </w:r>
+    </w:p>
+    <w:p>
+      <w:pPr>
+        <w:rPr>
+          <w:sz w:val="26"/>
+          <w:szCs w:val="24"/>
+          <w:lang w:val="en-US"/>
+        </w:rPr>
+      </w:pPr>
+      <w:r>
+        <w:rPr>
+          <w:sz w:val="26"/>
+          <w:szCs w:val="24"/>
+          <w:lang w:val="en-US"/>
+        </w:rPr>
+        <w:t xml:space="preserve">Alert is </w:t>
+      </w:r>
+      <w:r>
+        <w:rPr>
+          <w:sz w:val="26"/>
+          <w:szCs w:val="24"/>
+          <w:lang w:val="en-US"/>
+        </w:rPr>
+        <w:t>a</w:t>
+      </w:r>
+      <w:r>
+        <w:rPr>
+          <w:sz w:val="26"/>
+          <w:szCs w:val="24"/>
+          <w:lang w:val="en-US"/>
+        </w:rPr>
+        <w:t xml:space="preserve"> kind of window that is normally displayed at the top of browser for displaying some information</w:t>
+      </w:r>
+      <w:r>
+        <w:rPr>
+          <w:sz w:val="26"/>
+          <w:szCs w:val="24"/>
+          <w:lang w:val="en-US"/>
+        </w:rPr>
+        <w:t xml:space="preserve">. </w:t>
+      </w:r>
+    </w:p>
+    <w:p>
+      <w:pPr>
+        <w:pStyle w:val="ListParagraph"/>
+        <w:numPr>
+          <w:ilvl w:val="0"/>
+          <w:numId w:val="24"/>
+        </w:numPr>
+        <w:rPr>
+          <w:sz w:val="26"/>
+          <w:szCs w:val="24"/>
+          <w:lang w:val="en-US"/>
+        </w:rPr>
+      </w:pPr>
+      <w:r>
+        <w:rPr>
+          <w:sz w:val="26"/>
+          <w:szCs w:val="24"/>
+          <w:lang w:val="en-US"/>
+        </w:rPr>
+        <w:t>You cannot inspect it</w:t>
+      </w:r>
+    </w:p>
+    <w:p>
+      <w:pPr>
+        <w:pStyle w:val="ListParagraph"/>
+        <w:numPr>
+          <w:ilvl w:val="0"/>
+          <w:numId w:val="24"/>
+        </w:numPr>
+        <w:rPr>
+          <w:sz w:val="26"/>
+          <w:szCs w:val="24"/>
+          <w:lang w:val="en-US"/>
+        </w:rPr>
+      </w:pPr>
+      <w:r>
+        <w:rPr>
+          <w:sz w:val="26"/>
+          <w:szCs w:val="24"/>
+          <w:lang w:val="en-US"/>
+        </w:rPr>
+        <w:t>It doesn’t have close (x) button</w:t>
+      </w:r>
+    </w:p>
+    <w:p>
+      <w:pPr>
+        <w:pStyle w:val="ListParagraph"/>
+        <w:numPr>
+          <w:ilvl w:val="0"/>
+          <w:numId w:val="24"/>
+        </w:numPr>
+        <w:rPr>
+          <w:sz w:val="26"/>
+          <w:szCs w:val="24"/>
+          <w:lang w:val="en-US"/>
+        </w:rPr>
+      </w:pPr>
+      <w:r>
+        <w:rPr>
+          <w:sz w:val="26"/>
+          <w:szCs w:val="24"/>
+          <w:lang w:val="en-US"/>
+        </w:rPr>
+        <w:t>You cannot perform any operation on the application until the alert is present on the screen.</w:t>
+      </w:r>
     </w:p>
     <w:p>
       <w:pPr>
@@ -6444,124 +6230,23 @@
       </w:pPr>
       <w:r>
         <w:rPr>
+          <w:sz w:val="26"/>
+          <w:szCs w:val="24"/>
+          <w:lang w:val="en-US"/>
+        </w:rPr>
+        <w:t xml:space="preserve">Selenium has provided a special kind of interface to handle such alert ie. </w:t>
+      </w:r>
+      <w:r>
+        <w:rPr>
           <w:b/>
           <w:bCs/>
           <w:sz w:val="26"/>
           <w:szCs w:val="24"/>
           <w:lang w:val="en-US"/>
         </w:rPr>
-        <w:t>Handling Alert</w:t>
-      </w:r>
-    </w:p>
-    <w:p>
-      <w:pPr>
-        <w:rPr>
-          <w:sz w:val="26"/>
-          <w:szCs w:val="24"/>
-          <w:lang w:val="en-US"/>
-        </w:rPr>
-      </w:pPr>
-      <w:r>
-        <w:rPr>
-          <w:sz w:val="26"/>
-          <w:szCs w:val="24"/>
-          <w:lang w:val="en-US"/>
-        </w:rPr>
-        <w:t xml:space="preserve">Alert is </w:t>
-      </w:r>
-      <w:r>
-        <w:rPr>
-          <w:sz w:val="26"/>
-          <w:szCs w:val="24"/>
-          <w:lang w:val="en-US"/>
-        </w:rPr>
-        <w:t>a</w:t>
-      </w:r>
-      <w:r>
-        <w:rPr>
-          <w:sz w:val="26"/>
-          <w:szCs w:val="24"/>
-          <w:lang w:val="en-US"/>
-        </w:rPr>
-        <w:t xml:space="preserve"> kind of window that is normally displayed at the top of browser for displaying some information</w:t>
-      </w:r>
-      <w:r>
-        <w:rPr>
-          <w:sz w:val="26"/>
-          <w:szCs w:val="24"/>
-          <w:lang w:val="en-US"/>
-        </w:rPr>
-        <w:t xml:space="preserve">. </w:t>
-      </w:r>
-    </w:p>
-    <w:p>
-      <w:pPr>
-        <w:pStyle w:val="ListParagraph"/>
-        <w:numPr>
-          <w:ilvl w:val="0"/>
-          <w:numId w:val="24"/>
-        </w:numPr>
-        <w:rPr>
-          <w:sz w:val="26"/>
-          <w:szCs w:val="24"/>
-          <w:lang w:val="en-US"/>
-        </w:rPr>
-      </w:pPr>
-      <w:r>
-        <w:rPr>
-          <w:sz w:val="26"/>
-          <w:szCs w:val="24"/>
-          <w:lang w:val="en-US"/>
-        </w:rPr>
-        <w:t>You cannot inspect it</w:t>
-      </w:r>
-    </w:p>
-    <w:p>
-      <w:pPr>
-        <w:pStyle w:val="ListParagraph"/>
-        <w:numPr>
-          <w:ilvl w:val="0"/>
-          <w:numId w:val="24"/>
-        </w:numPr>
-        <w:rPr>
-          <w:sz w:val="26"/>
-          <w:szCs w:val="24"/>
-          <w:lang w:val="en-US"/>
-        </w:rPr>
-      </w:pPr>
-      <w:r>
-        <w:rPr>
-          <w:sz w:val="26"/>
-          <w:szCs w:val="24"/>
-          <w:lang w:val="en-US"/>
-        </w:rPr>
-        <w:t>It doesn’t have close (x) button</w:t>
-      </w:r>
-    </w:p>
-    <w:p>
-      <w:pPr>
-        <w:pStyle w:val="ListParagraph"/>
-        <w:numPr>
-          <w:ilvl w:val="0"/>
-          <w:numId w:val="24"/>
-        </w:numPr>
-        <w:rPr>
-          <w:sz w:val="26"/>
-          <w:szCs w:val="24"/>
-          <w:lang w:val="en-US"/>
-        </w:rPr>
-      </w:pPr>
-      <w:r>
-        <w:rPr>
-          <w:sz w:val="26"/>
-          <w:szCs w:val="24"/>
-          <w:lang w:val="en-US"/>
-        </w:rPr>
-        <w:t>You cannot perform any operation on the application until the alert is present on the screen.</w:t>
-      </w:r>
-    </w:p>
-    <w:p>
-      <w:pPr>
+        <w:t>Alert</w:t>
+      </w:r>
+      <w:r>
         <w:rPr>
           <w:b/>
           <w:bCs/>
@@ -6569,34 +6254,189 @@
           <w:szCs w:val="24"/>
           <w:lang w:val="en-US"/>
         </w:rPr>
-      </w:pPr>
-      <w:r>
-        <w:rPr>
-          <w:sz w:val="26"/>
-          <w:szCs w:val="24"/>
-          <w:lang w:val="en-US"/>
-        </w:rPr>
-        <w:t xml:space="preserve">Selenium has provided a special kind of interface to handle such alert </w:t>
-      </w:r>
-      <w:proofErr w:type="spellStart"/>
-      <w:r>
-        <w:rPr>
-          <w:sz w:val="26"/>
-          <w:szCs w:val="24"/>
-          <w:lang w:val="en-US"/>
-        </w:rPr>
-        <w:t>ie</w:t>
-      </w:r>
-      <w:proofErr w:type="spellEnd"/>
-      <w:r>
-        <w:rPr>
-          <w:sz w:val="26"/>
-          <w:szCs w:val="24"/>
-          <w:lang w:val="en-US"/>
-        </w:rPr>
-        <w:t xml:space="preserve">. </w:t>
-      </w:r>
-      <w:r>
+        <w:t>.</w:t>
+      </w:r>
+    </w:p>
+    <w:p>
+      <w:pPr>
+        <w:rPr>
+          <w:sz w:val="26"/>
+          <w:szCs w:val="24"/>
+          <w:lang w:val="en-US"/>
+        </w:rPr>
+      </w:pPr>
+      <w:r>
+        <w:rPr>
+          <w:sz w:val="26"/>
+          <w:szCs w:val="24"/>
+          <w:lang w:val="en-US"/>
+        </w:rPr>
+        <w:t>MEthods</w:t>
+      </w:r>
+    </w:p>
+    <w:p>
+      <w:pPr>
+        <w:pStyle w:val="ListParagraph"/>
+        <w:numPr>
+          <w:ilvl w:val="0"/>
+          <w:numId w:val="25"/>
+        </w:numPr>
+        <w:rPr>
+          <w:sz w:val="26"/>
+          <w:szCs w:val="24"/>
+          <w:lang w:val="en-US"/>
+        </w:rPr>
+      </w:pPr>
+      <w:r>
+        <w:rPr>
+          <w:sz w:val="26"/>
+          <w:szCs w:val="24"/>
+          <w:lang w:val="en-US"/>
+        </w:rPr>
+        <w:t xml:space="preserve">driver.switchTo().alert() </w:t>
+      </w:r>
+      <w:r>
+        <w:rPr>
+          <w:sz w:val="26"/>
+          <w:szCs w:val="24"/>
+          <w:lang w:val="en-US"/>
+        </w:rPr>
+        <w:sym w:font="Wingdings" w:char="F0E0"/>
+      </w:r>
+      <w:r>
+        <w:rPr>
+          <w:sz w:val="26"/>
+          <w:szCs w:val="24"/>
+          <w:lang w:val="en-US"/>
+        </w:rPr>
+        <w:t xml:space="preserve"> Will switch to the alert (Alert)</w:t>
+      </w:r>
+    </w:p>
+    <w:p>
+      <w:pPr>
+        <w:pStyle w:val="ListParagraph"/>
+        <w:numPr>
+          <w:ilvl w:val="0"/>
+          <w:numId w:val="25"/>
+        </w:numPr>
+        <w:rPr>
+          <w:sz w:val="26"/>
+          <w:szCs w:val="24"/>
+          <w:lang w:val="en-US"/>
+        </w:rPr>
+      </w:pPr>
+      <w:r>
+        <w:rPr>
+          <w:sz w:val="26"/>
+          <w:szCs w:val="24"/>
+          <w:lang w:val="en-US"/>
+        </w:rPr>
+        <w:t xml:space="preserve">getText() </w:t>
+      </w:r>
+      <w:r>
+        <w:rPr>
+          <w:sz w:val="26"/>
+          <w:szCs w:val="24"/>
+          <w:lang w:val="en-US"/>
+        </w:rPr>
+        <w:sym w:font="Wingdings" w:char="F0E0"/>
+      </w:r>
+      <w:r>
+        <w:rPr>
+          <w:sz w:val="26"/>
+          <w:szCs w:val="24"/>
+          <w:lang w:val="en-US"/>
+        </w:rPr>
+        <w:t xml:space="preserve"> Will return the text on alert.</w:t>
+      </w:r>
+    </w:p>
+    <w:p>
+      <w:pPr>
+        <w:pStyle w:val="ListParagraph"/>
+        <w:numPr>
+          <w:ilvl w:val="0"/>
+          <w:numId w:val="25"/>
+        </w:numPr>
+        <w:rPr>
+          <w:sz w:val="26"/>
+          <w:szCs w:val="24"/>
+          <w:lang w:val="en-US"/>
+        </w:rPr>
+      </w:pPr>
+      <w:r>
+        <w:rPr>
+          <w:sz w:val="26"/>
+          <w:szCs w:val="24"/>
+          <w:lang w:val="en-US"/>
+        </w:rPr>
+        <w:t xml:space="preserve">accept() </w:t>
+      </w:r>
+      <w:r>
+        <w:rPr>
+          <w:sz w:val="26"/>
+          <w:szCs w:val="24"/>
+          <w:lang w:val="en-US"/>
+        </w:rPr>
+        <w:sym w:font="Wingdings" w:char="F0E0"/>
+      </w:r>
+      <w:r>
+        <w:rPr>
+          <w:sz w:val="26"/>
+          <w:szCs w:val="24"/>
+          <w:lang w:val="en-US"/>
+        </w:rPr>
+        <w:t xml:space="preserve"> will click on Ok button.</w:t>
+      </w:r>
+    </w:p>
+    <w:p>
+      <w:pPr>
+        <w:pStyle w:val="ListParagraph"/>
+        <w:numPr>
+          <w:ilvl w:val="0"/>
+          <w:numId w:val="25"/>
+        </w:numPr>
+        <w:rPr>
+          <w:sz w:val="26"/>
+          <w:szCs w:val="24"/>
+          <w:lang w:val="en-US"/>
+        </w:rPr>
+      </w:pPr>
+      <w:r>
+        <w:rPr>
+          <w:sz w:val="26"/>
+          <w:szCs w:val="24"/>
+          <w:lang w:val="en-US"/>
+        </w:rPr>
+        <w:t xml:space="preserve">dismiss() </w:t>
+      </w:r>
+      <w:r>
+        <w:rPr>
+          <w:sz w:val="26"/>
+          <w:szCs w:val="24"/>
+          <w:lang w:val="en-US"/>
+        </w:rPr>
+        <w:sym w:font="Wingdings" w:char="F0E0"/>
+      </w:r>
+      <w:r>
+        <w:rPr>
+          <w:sz w:val="26"/>
+          <w:szCs w:val="24"/>
+          <w:lang w:val="en-US"/>
+        </w:rPr>
+        <w:t xml:space="preserve"> Will click on Cancel button</w:t>
+      </w:r>
+    </w:p>
+    <w:p>
+      <w:pPr>
+        <w:rPr>
+          <w:sz w:val="26"/>
+          <w:szCs w:val="24"/>
+          <w:lang w:val="en-US"/>
+        </w:rPr>
+      </w:pPr>
+    </w:p>
+    <w:p>
+      <w:pPr>
         <w:rPr>
           <w:b/>
           <w:bCs/>
@@ -6604,8 +6444,7 @@
           <w:szCs w:val="24"/>
           <w:lang w:val="en-US"/>
         </w:rPr>
-        <w:t>Alert</w:t>
-      </w:r>
+      </w:pPr>
       <w:r>
         <w:rPr>
           <w:b/>
@@ -6614,208 +6453,59 @@
           <w:szCs w:val="24"/>
           <w:lang w:val="en-US"/>
         </w:rPr>
-        <w:t>.</w:t>
-      </w:r>
-    </w:p>
-    <w:p>
-      <w:pPr>
-        <w:rPr>
-          <w:sz w:val="26"/>
-          <w:szCs w:val="24"/>
-          <w:lang w:val="en-US"/>
-        </w:rPr>
-      </w:pPr>
-      <w:proofErr w:type="spellStart"/>
-      <w:r>
-        <w:rPr>
-          <w:sz w:val="26"/>
-          <w:szCs w:val="24"/>
-          <w:lang w:val="en-US"/>
-        </w:rPr>
-        <w:t>MEthods</w:t>
-      </w:r>
-      <w:proofErr w:type="spellEnd"/>
-    </w:p>
-    <w:p>
-      <w:pPr>
-        <w:pStyle w:val="ListParagraph"/>
-        <w:numPr>
-          <w:ilvl w:val="0"/>
-          <w:numId w:val="25"/>
-        </w:numPr>
-        <w:rPr>
-          <w:sz w:val="26"/>
-          <w:szCs w:val="24"/>
-          <w:lang w:val="en-US"/>
-        </w:rPr>
-      </w:pPr>
-      <w:proofErr w:type="spellStart"/>
-      <w:r>
-        <w:rPr>
-          <w:sz w:val="26"/>
-          <w:szCs w:val="24"/>
-          <w:lang w:val="en-US"/>
-        </w:rPr>
-        <w:t>driver.switchTo</w:t>
-      </w:r>
-      <w:proofErr w:type="spellEnd"/>
-      <w:r>
-        <w:rPr>
-          <w:sz w:val="26"/>
-          <w:szCs w:val="24"/>
-          <w:lang w:val="en-US"/>
-        </w:rPr>
-        <w:t xml:space="preserve">().alert() </w:t>
-      </w:r>
-      <w:r>
-        <w:rPr>
-          <w:sz w:val="26"/>
-          <w:szCs w:val="24"/>
-          <w:lang w:val="en-US"/>
-        </w:rPr>
-        <w:sym w:font="Wingdings" w:char="F0E0"/>
-      </w:r>
-      <w:r>
-        <w:rPr>
-          <w:sz w:val="26"/>
-          <w:szCs w:val="24"/>
-          <w:lang w:val="en-US"/>
-        </w:rPr>
-        <w:t xml:space="preserve"> Will switch to the alert (Alert)</w:t>
-      </w:r>
-    </w:p>
-    <w:p>
-      <w:pPr>
-        <w:pStyle w:val="ListParagraph"/>
-        <w:numPr>
-          <w:ilvl w:val="0"/>
-          <w:numId w:val="25"/>
-        </w:numPr>
-        <w:rPr>
-          <w:sz w:val="26"/>
-          <w:szCs w:val="24"/>
-          <w:lang w:val="en-US"/>
-        </w:rPr>
-      </w:pPr>
-      <w:proofErr w:type="gramStart"/>
-      <w:r>
-        <w:rPr>
-          <w:sz w:val="26"/>
-          <w:szCs w:val="24"/>
-          <w:lang w:val="en-US"/>
-        </w:rPr>
-        <w:t>getText(</w:t>
-      </w:r>
-      <w:proofErr w:type="gramEnd"/>
-      <w:r>
-        <w:rPr>
-          <w:sz w:val="26"/>
-          <w:szCs w:val="24"/>
-          <w:lang w:val="en-US"/>
-        </w:rPr>
-        <w:t xml:space="preserve">) </w:t>
-      </w:r>
-      <w:r>
-        <w:rPr>
-          <w:sz w:val="26"/>
-          <w:szCs w:val="24"/>
-          <w:lang w:val="en-US"/>
-        </w:rPr>
-        <w:sym w:font="Wingdings" w:char="F0E0"/>
-      </w:r>
-      <w:r>
-        <w:rPr>
-          <w:sz w:val="26"/>
-          <w:szCs w:val="24"/>
-          <w:lang w:val="en-US"/>
-        </w:rPr>
-        <w:t xml:space="preserve"> Will return the text on alert.</w:t>
-      </w:r>
-    </w:p>
-    <w:p>
-      <w:pPr>
-        <w:pStyle w:val="ListParagraph"/>
-        <w:numPr>
-          <w:ilvl w:val="0"/>
-          <w:numId w:val="25"/>
-        </w:numPr>
-        <w:rPr>
-          <w:sz w:val="26"/>
-          <w:szCs w:val="24"/>
-          <w:lang w:val="en-US"/>
-        </w:rPr>
-      </w:pPr>
-      <w:proofErr w:type="gramStart"/>
-      <w:r>
-        <w:rPr>
-          <w:sz w:val="26"/>
-          <w:szCs w:val="24"/>
-          <w:lang w:val="en-US"/>
-        </w:rPr>
-        <w:t>accept(</w:t>
-      </w:r>
-      <w:proofErr w:type="gramEnd"/>
-      <w:r>
-        <w:rPr>
-          <w:sz w:val="26"/>
-          <w:szCs w:val="24"/>
-          <w:lang w:val="en-US"/>
-        </w:rPr>
-        <w:t xml:space="preserve">) </w:t>
-      </w:r>
-      <w:r>
-        <w:rPr>
-          <w:sz w:val="26"/>
-          <w:szCs w:val="24"/>
-          <w:lang w:val="en-US"/>
-        </w:rPr>
-        <w:sym w:font="Wingdings" w:char="F0E0"/>
-      </w:r>
-      <w:r>
-        <w:rPr>
-          <w:sz w:val="26"/>
-          <w:szCs w:val="24"/>
-          <w:lang w:val="en-US"/>
-        </w:rPr>
-        <w:t xml:space="preserve"> will click on Ok button.</w:t>
-      </w:r>
-    </w:p>
-    <w:p>
-      <w:pPr>
-        <w:pStyle w:val="ListParagraph"/>
-        <w:numPr>
-          <w:ilvl w:val="0"/>
-          <w:numId w:val="25"/>
-        </w:numPr>
-        <w:rPr>
-          <w:sz w:val="26"/>
-          <w:szCs w:val="24"/>
-          <w:lang w:val="en-US"/>
-        </w:rPr>
-      </w:pPr>
-      <w:r>
-        <w:rPr>
-          <w:sz w:val="26"/>
-          <w:szCs w:val="24"/>
-          <w:lang w:val="en-US"/>
-        </w:rPr>
-        <w:t xml:space="preserve">dismiss() </w:t>
-      </w:r>
-      <w:r>
-        <w:rPr>
-          <w:sz w:val="26"/>
-          <w:szCs w:val="24"/>
-          <w:lang w:val="en-US"/>
-        </w:rPr>
-        <w:sym w:font="Wingdings" w:char="F0E0"/>
-      </w:r>
-      <w:r>
-        <w:rPr>
-          <w:sz w:val="26"/>
-          <w:szCs w:val="24"/>
-          <w:lang w:val="en-US"/>
-        </w:rPr>
-        <w:t xml:space="preserve"> Will click on Cancel button</w:t>
+        <w:t>FileUpload Control</w:t>
+      </w:r>
+    </w:p>
+    <w:p>
+      <w:pPr>
+        <w:pStyle w:val="ListParagraph"/>
+        <w:numPr>
+          <w:ilvl w:val="0"/>
+          <w:numId w:val="26"/>
+        </w:numPr>
+        <w:rPr>
+          <w:sz w:val="26"/>
+          <w:szCs w:val="24"/>
+          <w:lang w:val="en-US"/>
+        </w:rPr>
+      </w:pPr>
+      <w:r>
+        <w:rPr>
+          <w:sz w:val="26"/>
+          <w:szCs w:val="24"/>
+          <w:lang w:val="en-US"/>
+        </w:rPr>
+        <w:t xml:space="preserve">If the control is </w:t>
+      </w:r>
+      <w:r>
+        <w:rPr>
+          <w:sz w:val="26"/>
+          <w:szCs w:val="24"/>
+          <w:lang w:val="en-US"/>
+        </w:rPr>
+        <w:t>having &lt;input type=”File”&gt; attribute then such a control is identified as FileUpload by Selenium.</w:t>
+      </w:r>
+    </w:p>
+    <w:p>
+      <w:pPr>
+        <w:pStyle w:val="ListParagraph"/>
+        <w:numPr>
+          <w:ilvl w:val="0"/>
+          <w:numId w:val="26"/>
+        </w:numPr>
+        <w:rPr>
+          <w:sz w:val="26"/>
+          <w:szCs w:val="24"/>
+          <w:lang w:val="en-US"/>
+        </w:rPr>
+      </w:pPr>
+      <w:r>
+        <w:rPr>
+          <w:sz w:val="26"/>
+          <w:szCs w:val="24"/>
+          <w:lang w:val="en-US"/>
+        </w:rPr>
+        <w:t>To upload any file, you just need to call .sendKeys(“Path of the File”);</w:t>
       </w:r>
     </w:p>
     <w:p>
@@ -6845,72 +6535,153 @@
           <w:szCs w:val="24"/>
           <w:lang w:val="en-US"/>
         </w:rPr>
-        <w:t>FileUpload Control</w:t>
-      </w:r>
-    </w:p>
-    <w:p>
-      <w:pPr>
-        <w:pStyle w:val="ListParagraph"/>
-        <w:numPr>
-          <w:ilvl w:val="0"/>
-          <w:numId w:val="26"/>
-        </w:numPr>
-        <w:rPr>
-          <w:sz w:val="26"/>
-          <w:szCs w:val="24"/>
-          <w:lang w:val="en-US"/>
-        </w:rPr>
-      </w:pPr>
-      <w:r>
-        <w:rPr>
-          <w:sz w:val="26"/>
-          <w:szCs w:val="24"/>
-          <w:lang w:val="en-US"/>
-        </w:rPr>
-        <w:t xml:space="preserve">If the control is </w:t>
-      </w:r>
-      <w:r>
-        <w:rPr>
-          <w:sz w:val="26"/>
-          <w:szCs w:val="24"/>
-          <w:lang w:val="en-US"/>
-        </w:rPr>
-        <w:t>having &lt;input type=”File”&gt; attribute then such a control is identified as FileUpload by Selenium.</w:t>
-      </w:r>
-    </w:p>
-    <w:p>
-      <w:pPr>
-        <w:pStyle w:val="ListParagraph"/>
-        <w:numPr>
-          <w:ilvl w:val="0"/>
-          <w:numId w:val="26"/>
-        </w:numPr>
-        <w:rPr>
-          <w:sz w:val="26"/>
-          <w:szCs w:val="24"/>
-          <w:lang w:val="en-US"/>
-        </w:rPr>
-      </w:pPr>
-      <w:r>
-        <w:rPr>
-          <w:sz w:val="26"/>
-          <w:szCs w:val="24"/>
-          <w:lang w:val="en-US"/>
-        </w:rPr>
-        <w:t>To upload any file, you just need to call .sendKeys(“Path of the File”);</w:t>
-      </w:r>
-    </w:p>
-    <w:p>
-      <w:pPr>
-        <w:rPr>
-          <w:sz w:val="26"/>
-          <w:szCs w:val="24"/>
-          <w:lang w:val="en-US"/>
-        </w:rPr>
-      </w:pPr>
-    </w:p>
-    <w:p>
-      <w:pPr>
+        <w:t>Mouse Actions</w:t>
+      </w:r>
+    </w:p>
+    <w:p>
+      <w:pPr>
+        <w:pStyle w:val="ListParagraph"/>
+        <w:numPr>
+          <w:ilvl w:val="0"/>
+          <w:numId w:val="27"/>
+        </w:numPr>
+        <w:rPr>
+          <w:sz w:val="26"/>
+          <w:szCs w:val="24"/>
+          <w:lang w:val="en-US"/>
+        </w:rPr>
+      </w:pPr>
+      <w:r>
+        <w:rPr>
+          <w:sz w:val="26"/>
+          <w:szCs w:val="24"/>
+          <w:lang w:val="en-US"/>
+        </w:rPr>
+        <w:lastRenderedPageBreak/>
+        <w:t>Hover</w:t>
+      </w:r>
+      <w:r>
+        <w:rPr>
+          <w:sz w:val="26"/>
+          <w:szCs w:val="24"/>
+          <w:lang w:val="en-US"/>
+        </w:rPr>
+        <w:t xml:space="preserve"> </w:t>
+      </w:r>
+      <w:r>
+        <w:rPr>
+          <w:sz w:val="26"/>
+          <w:szCs w:val="24"/>
+          <w:lang w:val="en-US"/>
+        </w:rPr>
+        <w:sym w:font="Wingdings" w:char="F0E0"/>
+      </w:r>
+    </w:p>
+    <w:p>
+      <w:pPr>
+        <w:pStyle w:val="ListParagraph"/>
+        <w:numPr>
+          <w:ilvl w:val="0"/>
+          <w:numId w:val="27"/>
+        </w:numPr>
+        <w:rPr>
+          <w:sz w:val="26"/>
+          <w:szCs w:val="24"/>
+          <w:lang w:val="en-US"/>
+        </w:rPr>
+      </w:pPr>
+      <w:r>
+        <w:rPr>
+          <w:sz w:val="26"/>
+          <w:szCs w:val="24"/>
+          <w:lang w:val="en-US"/>
+        </w:rPr>
+        <w:t>Click</w:t>
+      </w:r>
+    </w:p>
+    <w:p>
+      <w:pPr>
+        <w:pStyle w:val="ListParagraph"/>
+        <w:numPr>
+          <w:ilvl w:val="0"/>
+          <w:numId w:val="27"/>
+        </w:numPr>
+        <w:rPr>
+          <w:sz w:val="26"/>
+          <w:szCs w:val="24"/>
+          <w:lang w:val="en-US"/>
+        </w:rPr>
+      </w:pPr>
+      <w:r>
+        <w:rPr>
+          <w:sz w:val="26"/>
+          <w:szCs w:val="24"/>
+          <w:lang w:val="en-US"/>
+        </w:rPr>
+        <w:t>Right Click</w:t>
+      </w:r>
+    </w:p>
+    <w:p>
+      <w:pPr>
+        <w:pStyle w:val="ListParagraph"/>
+        <w:numPr>
+          <w:ilvl w:val="0"/>
+          <w:numId w:val="27"/>
+        </w:numPr>
+        <w:rPr>
+          <w:sz w:val="26"/>
+          <w:szCs w:val="24"/>
+          <w:lang w:val="en-US"/>
+        </w:rPr>
+      </w:pPr>
+      <w:r>
+        <w:rPr>
+          <w:sz w:val="26"/>
+          <w:szCs w:val="24"/>
+          <w:lang w:val="en-US"/>
+        </w:rPr>
+        <w:t>Drag and drop</w:t>
+      </w:r>
+    </w:p>
+    <w:p>
+      <w:pPr>
+        <w:pStyle w:val="ListParagraph"/>
+        <w:numPr>
+          <w:ilvl w:val="0"/>
+          <w:numId w:val="27"/>
+        </w:numPr>
+        <w:rPr>
+          <w:sz w:val="26"/>
+          <w:szCs w:val="24"/>
+          <w:lang w:val="en-US"/>
+        </w:rPr>
+      </w:pPr>
+      <w:r>
+        <w:rPr>
+          <w:sz w:val="26"/>
+          <w:szCs w:val="24"/>
+          <w:lang w:val="en-US"/>
+        </w:rPr>
+        <w:t>Double Click</w:t>
+      </w:r>
+    </w:p>
+    <w:p>
+      <w:pPr>
+        <w:rPr>
+          <w:sz w:val="26"/>
+          <w:szCs w:val="24"/>
+          <w:lang w:val="en-US"/>
+        </w:rPr>
+      </w:pPr>
+      <w:r>
+        <w:rPr>
+          <w:sz w:val="26"/>
+          <w:szCs w:val="24"/>
+          <w:lang w:val="en-US"/>
+        </w:rPr>
+        <w:t xml:space="preserve">To perform above action, Selenium has provided special class called as </w:t>
+      </w:r>
+      <w:r>
         <w:rPr>
           <w:b/>
           <w:bCs/>
@@ -6918,39 +6689,100 @@
           <w:szCs w:val="24"/>
           <w:lang w:val="en-US"/>
         </w:rPr>
-      </w:pPr>
-      <w:r>
-        <w:rPr>
-          <w:b/>
-          <w:bCs/>
-          <w:sz w:val="26"/>
-          <w:szCs w:val="24"/>
-          <w:lang w:val="en-US"/>
-        </w:rPr>
-        <w:t>Mouse Actions</w:t>
-      </w:r>
-    </w:p>
-    <w:p>
-      <w:pPr>
-        <w:pStyle w:val="ListParagraph"/>
-        <w:numPr>
-          <w:ilvl w:val="0"/>
-          <w:numId w:val="27"/>
-        </w:numPr>
-        <w:rPr>
-          <w:sz w:val="26"/>
-          <w:szCs w:val="24"/>
-          <w:lang w:val="en-US"/>
-        </w:rPr>
-      </w:pPr>
-      <w:r>
-        <w:rPr>
-          <w:sz w:val="26"/>
-          <w:szCs w:val="24"/>
-          <w:lang w:val="en-US"/>
-        </w:rPr>
-        <w:lastRenderedPageBreak/>
-        <w:t>Hover</w:t>
+        <w:t xml:space="preserve">Actions </w:t>
+      </w:r>
+      <w:r>
+        <w:rPr>
+          <w:sz w:val="26"/>
+          <w:szCs w:val="24"/>
+          <w:lang w:val="en-US"/>
+        </w:rPr>
+        <w:t>class.</w:t>
+      </w:r>
+    </w:p>
+    <w:p>
+      <w:pPr>
+        <w:rPr>
+          <w:sz w:val="26"/>
+          <w:szCs w:val="24"/>
+          <w:lang w:val="en-US"/>
+        </w:rPr>
+      </w:pPr>
+      <w:r>
+        <w:rPr>
+          <w:sz w:val="26"/>
+          <w:szCs w:val="24"/>
+          <w:lang w:val="en-US"/>
+        </w:rPr>
+        <w:t>Methods</w:t>
+      </w:r>
+    </w:p>
+    <w:p>
+      <w:pPr>
+        <w:pStyle w:val="ListParagraph"/>
+        <w:numPr>
+          <w:ilvl w:val="0"/>
+          <w:numId w:val="28"/>
+        </w:numPr>
+        <w:rPr>
+          <w:sz w:val="26"/>
+          <w:szCs w:val="24"/>
+          <w:lang w:val="en-US"/>
+        </w:rPr>
+      </w:pPr>
+      <w:r>
+        <w:rPr>
+          <w:sz w:val="26"/>
+          <w:szCs w:val="24"/>
+          <w:lang w:val="en-US"/>
+        </w:rPr>
+        <w:t xml:space="preserve">moveToElement() </w:t>
+      </w:r>
+      <w:r>
+        <w:rPr>
+          <w:sz w:val="26"/>
+          <w:szCs w:val="24"/>
+          <w:lang w:val="en-US"/>
+        </w:rPr>
+        <w:sym w:font="Wingdings" w:char="F0E0"/>
+      </w:r>
+      <w:r>
+        <w:rPr>
+          <w:sz w:val="26"/>
+          <w:szCs w:val="24"/>
+          <w:lang w:val="en-US"/>
+        </w:rPr>
+        <w:t xml:space="preserve"> Hovers the mouse on any control.</w:t>
+      </w:r>
+    </w:p>
+    <w:p>
+      <w:pPr>
+        <w:pStyle w:val="ListParagraph"/>
+        <w:numPr>
+          <w:ilvl w:val="0"/>
+          <w:numId w:val="28"/>
+        </w:numPr>
+        <w:rPr>
+          <w:sz w:val="26"/>
+          <w:szCs w:val="24"/>
+          <w:lang w:val="en-US"/>
+        </w:rPr>
+      </w:pPr>
+      <w:r>
+        <w:rPr>
+          <w:sz w:val="26"/>
+          <w:szCs w:val="24"/>
+          <w:lang w:val="en-US"/>
+        </w:rPr>
+        <w:t xml:space="preserve">perform() </w:t>
+      </w:r>
+      <w:r>
+        <w:rPr>
+          <w:sz w:val="26"/>
+          <w:szCs w:val="24"/>
+          <w:lang w:val="en-US"/>
+        </w:rPr>
+        <w:sym w:font="Wingdings" w:char="F0E0"/>
       </w:r>
       <w:r>
         <w:rPr>
@@ -6966,147 +6798,7 @@
           <w:szCs w:val="24"/>
           <w:lang w:val="en-US"/>
         </w:rPr>
-        <w:sym w:font="Wingdings" w:char="F0E0"/>
-      </w:r>
-    </w:p>
-    <w:p>
-      <w:pPr>
-        <w:pStyle w:val="ListParagraph"/>
-        <w:numPr>
-          <w:ilvl w:val="0"/>
-          <w:numId w:val="27"/>
-        </w:numPr>
-        <w:rPr>
-          <w:sz w:val="26"/>
-          <w:szCs w:val="24"/>
-          <w:lang w:val="en-US"/>
-        </w:rPr>
-      </w:pPr>
-      <w:r>
-        <w:rPr>
-          <w:sz w:val="26"/>
-          <w:szCs w:val="24"/>
-          <w:lang w:val="en-US"/>
-        </w:rPr>
-        <w:t>Click</w:t>
-      </w:r>
-    </w:p>
-    <w:p>
-      <w:pPr>
-        <w:pStyle w:val="ListParagraph"/>
-        <w:numPr>
-          <w:ilvl w:val="0"/>
-          <w:numId w:val="27"/>
-        </w:numPr>
-        <w:rPr>
-          <w:sz w:val="26"/>
-          <w:szCs w:val="24"/>
-          <w:lang w:val="en-US"/>
-        </w:rPr>
-      </w:pPr>
-      <w:r>
-        <w:rPr>
-          <w:sz w:val="26"/>
-          <w:szCs w:val="24"/>
-          <w:lang w:val="en-US"/>
-        </w:rPr>
-        <w:t>Right Click</w:t>
-      </w:r>
-    </w:p>
-    <w:p>
-      <w:pPr>
-        <w:pStyle w:val="ListParagraph"/>
-        <w:numPr>
-          <w:ilvl w:val="0"/>
-          <w:numId w:val="27"/>
-        </w:numPr>
-        <w:rPr>
-          <w:sz w:val="26"/>
-          <w:szCs w:val="24"/>
-          <w:lang w:val="en-US"/>
-        </w:rPr>
-      </w:pPr>
-      <w:r>
-        <w:rPr>
-          <w:sz w:val="26"/>
-          <w:szCs w:val="24"/>
-          <w:lang w:val="en-US"/>
-        </w:rPr>
-        <w:t>Drag and drop</w:t>
-      </w:r>
-    </w:p>
-    <w:p>
-      <w:pPr>
-        <w:pStyle w:val="ListParagraph"/>
-        <w:numPr>
-          <w:ilvl w:val="0"/>
-          <w:numId w:val="27"/>
-        </w:numPr>
-        <w:rPr>
-          <w:sz w:val="26"/>
-          <w:szCs w:val="24"/>
-          <w:lang w:val="en-US"/>
-        </w:rPr>
-      </w:pPr>
-      <w:r>
-        <w:rPr>
-          <w:sz w:val="26"/>
-          <w:szCs w:val="24"/>
-          <w:lang w:val="en-US"/>
-        </w:rPr>
-        <w:t>Double Click</w:t>
-      </w:r>
-    </w:p>
-    <w:p>
-      <w:pPr>
-        <w:rPr>
-          <w:sz w:val="26"/>
-          <w:szCs w:val="24"/>
-          <w:lang w:val="en-US"/>
-        </w:rPr>
-      </w:pPr>
-      <w:r>
-        <w:rPr>
-          <w:sz w:val="26"/>
-          <w:szCs w:val="24"/>
-          <w:lang w:val="en-US"/>
-        </w:rPr>
-        <w:t xml:space="preserve">To perform above action, Selenium has provided special class called as </w:t>
-      </w:r>
-      <w:r>
-        <w:rPr>
-          <w:b/>
-          <w:bCs/>
-          <w:sz w:val="26"/>
-          <w:szCs w:val="24"/>
-          <w:lang w:val="en-US"/>
-        </w:rPr>
-        <w:t xml:space="preserve">Actions </w:t>
-      </w:r>
-      <w:r>
-        <w:rPr>
-          <w:sz w:val="26"/>
-          <w:szCs w:val="24"/>
-          <w:lang w:val="en-US"/>
-        </w:rPr>
-        <w:t>class.</w:t>
-      </w:r>
-    </w:p>
-    <w:p>
-      <w:pPr>
-        <w:rPr>
-          <w:sz w:val="26"/>
-          <w:szCs w:val="24"/>
-          <w:lang w:val="en-US"/>
-        </w:rPr>
-      </w:pPr>
-      <w:r>
-        <w:rPr>
-          <w:sz w:val="26"/>
-          <w:szCs w:val="24"/>
-          <w:lang w:val="en-US"/>
-        </w:rPr>
-        <w:t>Methods</w:t>
+        <w:t>Used to perform any action. Unless you are not calling this method, the said action (like hover, click, right click, double click, drag and drop) will not perform.</w:t>
       </w:r>
     </w:p>
     <w:p>
@@ -7122,127 +6814,13 @@
           <w:lang w:val="en-US"/>
         </w:rPr>
       </w:pPr>
-      <w:proofErr w:type="gramStart"/>
-      <w:r>
-        <w:rPr>
-          <w:sz w:val="26"/>
-          <w:szCs w:val="24"/>
-          <w:lang w:val="en-US"/>
-        </w:rPr>
-        <w:t>moveToElement(</w:t>
-      </w:r>
-      <w:proofErr w:type="gramEnd"/>
-      <w:r>
-        <w:rPr>
-          <w:sz w:val="26"/>
-          <w:szCs w:val="24"/>
-          <w:lang w:val="en-US"/>
-        </w:rPr>
-        <w:t xml:space="preserve">) </w:t>
-      </w:r>
-      <w:r>
-        <w:rPr>
-          <w:sz w:val="26"/>
-          <w:szCs w:val="24"/>
-          <w:lang w:val="en-US"/>
-        </w:rPr>
-        <w:sym w:font="Wingdings" w:char="F0E0"/>
-      </w:r>
-      <w:r>
-        <w:rPr>
-          <w:sz w:val="26"/>
-          <w:szCs w:val="24"/>
-          <w:lang w:val="en-US"/>
-        </w:rPr>
-        <w:t xml:space="preserve"> Hovers the mouse on any control.</w:t>
-      </w:r>
-    </w:p>
-    <w:p>
-      <w:pPr>
-        <w:pStyle w:val="ListParagraph"/>
-        <w:numPr>
-          <w:ilvl w:val="0"/>
-          <w:numId w:val="28"/>
-        </w:numPr>
-        <w:rPr>
-          <w:sz w:val="26"/>
-          <w:szCs w:val="24"/>
-          <w:lang w:val="en-US"/>
-        </w:rPr>
-      </w:pPr>
-      <w:proofErr w:type="gramStart"/>
-      <w:r>
-        <w:rPr>
-          <w:sz w:val="26"/>
-          <w:szCs w:val="24"/>
-          <w:lang w:val="en-US"/>
-        </w:rPr>
-        <w:t>perform(</w:t>
-      </w:r>
-      <w:proofErr w:type="gramEnd"/>
-      <w:r>
-        <w:rPr>
-          <w:sz w:val="26"/>
-          <w:szCs w:val="24"/>
-          <w:lang w:val="en-US"/>
-        </w:rPr>
-        <w:t xml:space="preserve">) </w:t>
-      </w:r>
-      <w:r>
-        <w:rPr>
-          <w:sz w:val="26"/>
-          <w:szCs w:val="24"/>
-          <w:lang w:val="en-US"/>
-        </w:rPr>
-        <w:sym w:font="Wingdings" w:char="F0E0"/>
-      </w:r>
-      <w:r>
-        <w:rPr>
-          <w:sz w:val="26"/>
-          <w:szCs w:val="24"/>
-          <w:lang w:val="en-US"/>
-        </w:rPr>
-        <w:t xml:space="preserve"> </w:t>
-      </w:r>
-      <w:r>
-        <w:rPr>
-          <w:sz w:val="26"/>
-          <w:szCs w:val="24"/>
-          <w:lang w:val="en-US"/>
-        </w:rPr>
-        <w:t>Used to perform any action. Unless you are not calling this method, the said action (like hover, click, right click, double click, drag and drop) will not perform.</w:t>
-      </w:r>
-    </w:p>
-    <w:p>
-      <w:pPr>
-        <w:pStyle w:val="ListParagraph"/>
-        <w:numPr>
-          <w:ilvl w:val="0"/>
-          <w:numId w:val="28"/>
-        </w:numPr>
-        <w:rPr>
-          <w:sz w:val="26"/>
-          <w:szCs w:val="24"/>
-          <w:lang w:val="en-US"/>
-        </w:rPr>
-      </w:pPr>
-      <w:proofErr w:type="gramStart"/>
-      <w:r>
-        <w:rPr>
-          <w:sz w:val="26"/>
-          <w:szCs w:val="24"/>
-          <w:lang w:val="en-US"/>
-        </w:rPr>
-        <w:t>contextClick(</w:t>
-      </w:r>
-      <w:proofErr w:type="gramEnd"/>
-      <w:r>
-        <w:rPr>
-          <w:sz w:val="26"/>
-          <w:szCs w:val="24"/>
-          <w:lang w:val="en-US"/>
-        </w:rPr>
-        <w:t xml:space="preserve">) </w:t>
+      <w:r>
+        <w:rPr>
+          <w:sz w:val="26"/>
+          <w:szCs w:val="24"/>
+          <w:lang w:val="en-US"/>
+        </w:rPr>
+        <w:t xml:space="preserve">contextClick() </w:t>
       </w:r>
       <w:r>
         <w:rPr>
@@ -9034,8 +8612,6 @@
           <w:lang w:val="en-US"/>
         </w:rPr>
       </w:pPr>
-      <w:bookmarkStart w:id="0" w:name="_GoBack"/>
-      <w:bookmarkEnd w:id="0"/>
     </w:p>
     <w:sectPr>
       <w:pgSz w:w="11906" w:h="16838"/>
@@ -9252,6 +8828,119 @@
     </w:lvl>
   </w:abstractNum>
   <w:abstractNum w:abstractNumId="2">
+    <w:nsid w:val="037833DA"/>
+    <w:multiLevelType w:val="hybridMultilevel"/>
+    <w:tmpl w:val="CCF09F52"/>
+    <w:lvl w:ilvl="0" w:tplc="40090001">
+      <w:start w:val="1"/>
+      <w:numFmt w:val="bullet"/>
+      <w:lvlText w:val=""/>
+      <w:lvlJc w:val="left"/>
+      <w:pPr>
+        <w:ind w:left="720" w:hanging="360"/>
+      </w:pPr>
+      <w:rPr>
+        <w:rFonts w:ascii="Symbol" w:hAnsi="Symbol" w:hint="default"/>
+      </w:rPr>
+    </w:lvl>
+    <w:lvl w:ilvl="1" w:tplc="40090003" w:tentative="1">
+      <w:start w:val="1"/>
+      <w:numFmt w:val="bullet"/>
+      <w:lvlText w:val="o"/>
+      <w:lvlJc w:val="left"/>
+      <w:pPr>
+        <w:ind w:left="1440" w:hanging="360"/>
+      </w:pPr>
+      <w:rPr>
+        <w:rFonts w:ascii="Courier New" w:hAnsi="Courier New" w:cs="Courier New" w:hint="default"/>
+      </w:rPr>
+    </w:lvl>
+    <w:lvl w:ilvl="2" w:tplc="40090005" w:tentative="1">
+      <w:start w:val="1"/>
+      <w:numFmt w:val="bullet"/>
+      <w:lvlText w:val=""/>
+      <w:lvlJc w:val="left"/>
+      <w:pPr>
+        <w:ind w:left="2160" w:hanging="360"/>
+      </w:pPr>
+      <w:rPr>
+        <w:rFonts w:ascii="Wingdings" w:hAnsi="Wingdings" w:hint="default"/>
+      </w:rPr>
+    </w:lvl>
+    <w:lvl w:ilvl="3" w:tplc="40090001" w:tentative="1">
+      <w:start w:val="1"/>
+      <w:numFmt w:val="bullet"/>
+      <w:lvlText w:val=""/>
+      <w:lvlJc w:val="left"/>
+      <w:pPr>
+        <w:ind w:left="2880" w:hanging="360"/>
+      </w:pPr>
+      <w:rPr>
+        <w:rFonts w:ascii="Symbol" w:hAnsi="Symbol" w:hint="default"/>
+      </w:rPr>
+    </w:lvl>
+    <w:lvl w:ilvl="4" w:tplc="40090003" w:tentative="1">
+      <w:start w:val="1"/>
+      <w:numFmt w:val="bullet"/>
+      <w:lvlText w:val="o"/>
+      <w:lvlJc w:val="left"/>
+      <w:pPr>
+        <w:ind w:left="3600" w:hanging="360"/>
+      </w:pPr>
+      <w:rPr>
+        <w:rFonts w:ascii="Courier New" w:hAnsi="Courier New" w:cs="Courier New" w:hint="default"/>
+      </w:rPr>
+    </w:lvl>
+    <w:lvl w:ilvl="5" w:tplc="40090005" w:tentative="1">
+      <w:start w:val="1"/>
+      <w:numFmt w:val="bullet"/>
+      <w:lvlText w:val=""/>
+      <w:lvlJc w:val="left"/>
+      <w:pPr>
+        <w:ind w:left="4320" w:hanging="360"/>
+      </w:pPr>
+      <w:rPr>
+        <w:rFonts w:ascii="Wingdings" w:hAnsi="Wingdings" w:hint="default"/>
+      </w:rPr>
+    </w:lvl>
+    <w:lvl w:ilvl="6" w:tplc="40090001" w:tentative="1">
+      <w:start w:val="1"/>
+      <w:numFmt w:val="bullet"/>
+      <w:lvlText w:val=""/>
+      <w:lvlJc w:val="left"/>
+      <w:pPr>
+        <w:ind w:left="5040" w:hanging="360"/>
+      </w:pPr>
+      <w:rPr>
+        <w:rFonts w:ascii="Symbol" w:hAnsi="Symbol" w:hint="default"/>
+      </w:rPr>
+    </w:lvl>
+    <w:lvl w:ilvl="7" w:tplc="40090003" w:tentative="1">
+      <w:start w:val="1"/>
+      <w:numFmt w:val="bullet"/>
+      <w:lvlText w:val="o"/>
+      <w:lvlJc w:val="left"/>
+      <w:pPr>
+        <w:ind w:left="5760" w:hanging="360"/>
+      </w:pPr>
+      <w:rPr>
+        <w:rFonts w:ascii="Courier New" w:hAnsi="Courier New" w:cs="Courier New" w:hint="default"/>
+      </w:rPr>
+    </w:lvl>
+    <w:lvl w:ilvl="8" w:tplc="40090005" w:tentative="1">
+      <w:start w:val="1"/>
+      <w:numFmt w:val="bullet"/>
+      <w:lvlText w:val=""/>
+      <w:lvlJc w:val="left"/>
+      <w:pPr>
+        <w:ind w:left="6480" w:hanging="360"/>
+      </w:pPr>
+      <w:rPr>
+        <w:rFonts w:ascii="Wingdings" w:hAnsi="Wingdings" w:hint="default"/>
+      </w:rPr>
+    </w:lvl>
+  </w:abstractNum>
+  <w:abstractNum w:abstractNumId="3">
     <w:nsid w:val="04E62B48"/>
     <w:multiLevelType w:val="hybridMultilevel"/>
     <w:tmpl w:val="B9162246"/>
@@ -9340,7 +9029,7 @@
       </w:pPr>
     </w:lvl>
   </w:abstractNum>
-  <w:abstractNum w:abstractNumId="3">
+  <w:abstractNum w:abstractNumId="4">
     <w:nsid w:val="067B5090"/>
     <w:multiLevelType w:val="hybridMultilevel"/>
     <w:tmpl w:val="FA7E723A"/>
@@ -9453,7 +9142,7 @@
       </w:rPr>
     </w:lvl>
   </w:abstractNum>
-  <w:abstractNum w:abstractNumId="4">
+  <w:abstractNum w:abstractNumId="5">
     <w:nsid w:val="0799333C"/>
     <w:multiLevelType w:val="hybridMultilevel"/>
     <w:tmpl w:val="E46A336C"/>
@@ -9542,7 +9231,7 @@
       </w:pPr>
     </w:lvl>
   </w:abstractNum>
-  <w:abstractNum w:abstractNumId="5">
+  <w:abstractNum w:abstractNumId="6">
     <w:nsid w:val="0B656063"/>
     <w:multiLevelType w:val="hybridMultilevel"/>
     <w:tmpl w:val="18B07558"/>
@@ -9631,7 +9320,7 @@
       </w:pPr>
     </w:lvl>
   </w:abstractNum>
-  <w:abstractNum w:abstractNumId="6">
+  <w:abstractNum w:abstractNumId="7">
     <w:nsid w:val="190744F3"/>
     <w:multiLevelType w:val="hybridMultilevel"/>
     <w:tmpl w:val="D5220544"/>
@@ -9744,7 +9433,7 @@
       </w:rPr>
     </w:lvl>
   </w:abstractNum>
-  <w:abstractNum w:abstractNumId="7">
+  <w:abstractNum w:abstractNumId="8">
     <w:nsid w:val="192313AD"/>
     <w:multiLevelType w:val="hybridMultilevel"/>
     <w:tmpl w:val="609A4842"/>
@@ -9833,7 +9522,7 @@
       </w:pPr>
     </w:lvl>
   </w:abstractNum>
-  <w:abstractNum w:abstractNumId="8">
+  <w:abstractNum w:abstractNumId="9">
     <w:nsid w:val="1A304E32"/>
     <w:multiLevelType w:val="hybridMultilevel"/>
     <w:tmpl w:val="C6181F12"/>
@@ -9922,7 +9611,7 @@
       </w:pPr>
     </w:lvl>
   </w:abstractNum>
-  <w:abstractNum w:abstractNumId="9">
+  <w:abstractNum w:abstractNumId="10">
     <w:nsid w:val="1F9E1E48"/>
     <w:multiLevelType w:val="hybridMultilevel"/>
     <w:tmpl w:val="C7582CDC"/>
@@ -10035,7 +9724,7 @@
       </w:rPr>
     </w:lvl>
   </w:abstractNum>
-  <w:abstractNum w:abstractNumId="10">
+  <w:abstractNum w:abstractNumId="11">
     <w:nsid w:val="203C513C"/>
     <w:multiLevelType w:val="hybridMultilevel"/>
     <w:tmpl w:val="8AB4A5AE"/>
@@ -10124,7 +9813,7 @@
       </w:pPr>
     </w:lvl>
   </w:abstractNum>
-  <w:abstractNum w:abstractNumId="11">
+  <w:abstractNum w:abstractNumId="12">
     <w:nsid w:val="20F05ACF"/>
     <w:multiLevelType w:val="hybridMultilevel"/>
     <w:tmpl w:val="4C5A6C62"/>
@@ -10213,7 +9902,7 @@
       </w:pPr>
     </w:lvl>
   </w:abstractNum>
-  <w:abstractNum w:abstractNumId="12">
+  <w:abstractNum w:abstractNumId="13">
     <w:nsid w:val="2479664E"/>
     <w:multiLevelType w:val="hybridMultilevel"/>
     <w:tmpl w:val="14A418A0"/>
@@ -10302,7 +9991,7 @@
       </w:pPr>
     </w:lvl>
   </w:abstractNum>
-  <w:abstractNum w:abstractNumId="13">
+  <w:abstractNum w:abstractNumId="14">
     <w:nsid w:val="24AA3700"/>
     <w:multiLevelType w:val="hybridMultilevel"/>
     <w:tmpl w:val="4AE473FA"/>
@@ -10391,7 +10080,7 @@
       </w:pPr>
     </w:lvl>
   </w:abstractNum>
-  <w:abstractNum w:abstractNumId="14">
+  <w:abstractNum w:abstractNumId="15">
     <w:nsid w:val="2E0E1364"/>
     <w:multiLevelType w:val="hybridMultilevel"/>
     <w:tmpl w:val="40CC5AC4"/>
@@ -10480,7 +10169,7 @@
       </w:pPr>
     </w:lvl>
   </w:abstractNum>
-  <w:abstractNum w:abstractNumId="15">
+  <w:abstractNum w:abstractNumId="16">
     <w:nsid w:val="360C28AB"/>
     <w:multiLevelType w:val="hybridMultilevel"/>
     <w:tmpl w:val="D910DDB6"/>
@@ -10593,7 +10282,7 @@
       </w:rPr>
     </w:lvl>
   </w:abstractNum>
-  <w:abstractNum w:abstractNumId="16">
+  <w:abstractNum w:abstractNumId="17">
     <w:nsid w:val="38846546"/>
     <w:multiLevelType w:val="hybridMultilevel"/>
     <w:tmpl w:val="86F02860"/>
@@ -10682,7 +10371,7 @@
       </w:pPr>
     </w:lvl>
   </w:abstractNum>
-  <w:abstractNum w:abstractNumId="17">
+  <w:abstractNum w:abstractNumId="18">
     <w:nsid w:val="39C45A17"/>
     <w:multiLevelType w:val="hybridMultilevel"/>
     <w:tmpl w:val="7BCE0EDE"/>
@@ -10771,7 +10460,7 @@
       </w:pPr>
     </w:lvl>
   </w:abstractNum>
-  <w:abstractNum w:abstractNumId="18">
+  <w:abstractNum w:abstractNumId="19">
     <w:nsid w:val="3C0D7148"/>
     <w:multiLevelType w:val="hybridMultilevel"/>
     <w:tmpl w:val="61EAC19E"/>
@@ -10860,7 +10549,7 @@
       </w:pPr>
     </w:lvl>
   </w:abstractNum>
-  <w:abstractNum w:abstractNumId="19">
+  <w:abstractNum w:abstractNumId="20">
     <w:nsid w:val="3EC7092E"/>
     <w:multiLevelType w:val="hybridMultilevel"/>
     <w:tmpl w:val="BEB82898"/>
@@ -10949,7 +10638,7 @@
       </w:pPr>
     </w:lvl>
   </w:abstractNum>
-  <w:abstractNum w:abstractNumId="20">
+  <w:abstractNum w:abstractNumId="21">
     <w:nsid w:val="3FEE48BD"/>
     <w:multiLevelType w:val="hybridMultilevel"/>
     <w:tmpl w:val="7D7C81C4"/>
@@ -11038,7 +10727,7 @@
       </w:pPr>
     </w:lvl>
   </w:abstractNum>
-  <w:abstractNum w:abstractNumId="21">
+  <w:abstractNum w:abstractNumId="22">
     <w:nsid w:val="403F7638"/>
     <w:multiLevelType w:val="hybridMultilevel"/>
     <w:tmpl w:val="49801E86"/>
@@ -11127,7 +10816,7 @@
       </w:pPr>
     </w:lvl>
   </w:abstractNum>
-  <w:abstractNum w:abstractNumId="22">
+  <w:abstractNum w:abstractNumId="23">
     <w:nsid w:val="430B4440"/>
     <w:multiLevelType w:val="hybridMultilevel"/>
     <w:tmpl w:val="2B70B9E6"/>
@@ -11240,7 +10929,7 @@
       </w:rPr>
     </w:lvl>
   </w:abstractNum>
-  <w:abstractNum w:abstractNumId="23">
+  <w:abstractNum w:abstractNumId="24">
     <w:nsid w:val="46A73B9B"/>
     <w:multiLevelType w:val="hybridMultilevel"/>
     <w:tmpl w:val="EAA08C1C"/>
@@ -11329,7 +11018,7 @@
       </w:pPr>
     </w:lvl>
   </w:abstractNum>
-  <w:abstractNum w:abstractNumId="24">
+  <w:abstractNum w:abstractNumId="25">
     <w:nsid w:val="4EBA6DD1"/>
     <w:multiLevelType w:val="hybridMultilevel"/>
     <w:tmpl w:val="60C02E0C"/>
@@ -11418,7 +11107,7 @@
       </w:pPr>
     </w:lvl>
   </w:abstractNum>
-  <w:abstractNum w:abstractNumId="25">
+  <w:abstractNum w:abstractNumId="26">
     <w:nsid w:val="515E3FEC"/>
     <w:multiLevelType w:val="hybridMultilevel"/>
     <w:tmpl w:val="E902866C"/>
@@ -11531,7 +11220,7 @@
       </w:rPr>
     </w:lvl>
   </w:abstractNum>
-  <w:abstractNum w:abstractNumId="26">
+  <w:abstractNum w:abstractNumId="27">
     <w:nsid w:val="529E3796"/>
     <w:multiLevelType w:val="hybridMultilevel"/>
     <w:tmpl w:val="AB520516"/>
@@ -11620,7 +11309,7 @@
       </w:pPr>
     </w:lvl>
   </w:abstractNum>
-  <w:abstractNum w:abstractNumId="27">
+  <w:abstractNum w:abstractNumId="28">
     <w:nsid w:val="55816A8D"/>
     <w:multiLevelType w:val="hybridMultilevel"/>
     <w:tmpl w:val="1200EDB6"/>
@@ -11709,7 +11398,7 @@
       </w:pPr>
     </w:lvl>
   </w:abstractNum>
-  <w:abstractNum w:abstractNumId="28">
+  <w:abstractNum w:abstractNumId="29">
     <w:nsid w:val="60166BF6"/>
     <w:multiLevelType w:val="hybridMultilevel"/>
     <w:tmpl w:val="1A2C61F4"/>
@@ -11822,7 +11511,7 @@
       </w:rPr>
     </w:lvl>
   </w:abstractNum>
-  <w:abstractNum w:abstractNumId="29">
+  <w:abstractNum w:abstractNumId="30">
     <w:nsid w:val="61194B06"/>
     <w:multiLevelType w:val="hybridMultilevel"/>
     <w:tmpl w:val="348E9CA8"/>
@@ -11912,7 +11601,7 @@
       </w:pPr>
     </w:lvl>
   </w:abstractNum>
-  <w:abstractNum w:abstractNumId="30">
+  <w:abstractNum w:abstractNumId="31">
     <w:nsid w:val="669D6C41"/>
     <w:multiLevelType w:val="hybridMultilevel"/>
     <w:tmpl w:val="9E22EC66"/>
@@ -12025,7 +11714,7 @@
       </w:rPr>
     </w:lvl>
   </w:abstractNum>
-  <w:abstractNum w:abstractNumId="31">
+  <w:abstractNum w:abstractNumId="32">
     <w:nsid w:val="6DE40AAE"/>
     <w:multiLevelType w:val="hybridMultilevel"/>
     <w:tmpl w:val="8A1CE40E"/>
@@ -12114,7 +11803,7 @@
       </w:pPr>
     </w:lvl>
   </w:abstractNum>
-  <w:abstractNum w:abstractNumId="32">
+  <w:abstractNum w:abstractNumId="33">
     <w:nsid w:val="771F358C"/>
     <w:multiLevelType w:val="hybridMultilevel"/>
     <w:tmpl w:val="08E0D094"/>
@@ -12204,103 +11893,106 @@
     </w:lvl>
   </w:abstractNum>
   <w:num w:numId="1">
-    <w:abstractNumId w:val="17"/>
+    <w:abstractNumId w:val="18"/>
   </w:num>
   <w:num w:numId="2">
-    <w:abstractNumId w:val="19"/>
+    <w:abstractNumId w:val="20"/>
   </w:num>
   <w:num w:numId="3">
     <w:abstractNumId w:val="0"/>
   </w:num>
   <w:num w:numId="4">
+    <w:abstractNumId w:val="8"/>
+  </w:num>
+  <w:num w:numId="5">
+    <w:abstractNumId w:val="22"/>
+  </w:num>
+  <w:num w:numId="6">
+    <w:abstractNumId w:val="12"/>
+  </w:num>
+  <w:num w:numId="7">
+    <w:abstractNumId w:val="6"/>
+  </w:num>
+  <w:num w:numId="8">
+    <w:abstractNumId w:val="31"/>
+  </w:num>
+  <w:num w:numId="9">
+    <w:abstractNumId w:val="33"/>
+  </w:num>
+  <w:num w:numId="10">
+    <w:abstractNumId w:val="15"/>
+  </w:num>
+  <w:num w:numId="11">
+    <w:abstractNumId w:val="21"/>
+  </w:num>
+  <w:num w:numId="12">
+    <w:abstractNumId w:val="19"/>
+  </w:num>
+  <w:num w:numId="13">
+    <w:abstractNumId w:val="5"/>
+  </w:num>
+  <w:num w:numId="14">
     <w:abstractNumId w:val="7"/>
   </w:num>
-  <w:num w:numId="5">
-    <w:abstractNumId w:val="21"/>
-  </w:num>
-  <w:num w:numId="6">
-    <w:abstractNumId w:val="11"/>
-  </w:num>
-  <w:num w:numId="7">
-    <w:abstractNumId w:val="5"/>
-  </w:num>
-  <w:num w:numId="8">
-    <w:abstractNumId w:val="30"/>
-  </w:num>
-  <w:num w:numId="9">
+  <w:num w:numId="15">
     <w:abstractNumId w:val="32"/>
   </w:num>
-  <w:num w:numId="10">
-    <w:abstractNumId w:val="14"/>
-  </w:num>
-  <w:num w:numId="11">
-    <w:abstractNumId w:val="20"/>
-  </w:num>
-  <w:num w:numId="12">
-    <w:abstractNumId w:val="18"/>
-  </w:num>
-  <w:num w:numId="13">
-    <w:abstractNumId w:val="4"/>
-  </w:num>
-  <w:num w:numId="14">
-    <w:abstractNumId w:val="6"/>
-  </w:num>
-  <w:num w:numId="15">
-    <w:abstractNumId w:val="31"/>
-  </w:num>
   <w:num w:numId="16">
-    <w:abstractNumId w:val="2"/>
+    <w:abstractNumId w:val="3"/>
   </w:num>
   <w:num w:numId="17">
-    <w:abstractNumId w:val="26"/>
+    <w:abstractNumId w:val="27"/>
   </w:num>
   <w:num w:numId="18">
-    <w:abstractNumId w:val="28"/>
+    <w:abstractNumId w:val="29"/>
   </w:num>
   <w:num w:numId="19">
-    <w:abstractNumId w:val="12"/>
+    <w:abstractNumId w:val="13"/>
   </w:num>
   <w:num w:numId="20">
-    <w:abstractNumId w:val="27"/>
+    <w:abstractNumId w:val="28"/>
   </w:num>
   <w:num w:numId="21">
     <w:abstractNumId w:val="1"/>
   </w:num>
   <w:num w:numId="22">
+    <w:abstractNumId w:val="17"/>
+  </w:num>
+  <w:num w:numId="23">
     <w:abstractNumId w:val="16"/>
   </w:num>
-  <w:num w:numId="23">
-    <w:abstractNumId w:val="15"/>
+  <w:num w:numId="24">
+    <w:abstractNumId w:val="10"/>
   </w:num>
-  <w:num w:numId="24">
+  <w:num w:numId="25">
+    <w:abstractNumId w:val="25"/>
+  </w:num>
+  <w:num w:numId="26">
+    <w:abstractNumId w:val="4"/>
+  </w:num>
+  <w:num w:numId="27">
+    <w:abstractNumId w:val="11"/>
+  </w:num>
+  <w:num w:numId="28">
     <w:abstractNumId w:val="9"/>
   </w:num>
-  <w:num w:numId="25">
+  <w:num w:numId="29">
+    <w:abstractNumId w:val="30"/>
+  </w:num>
+  <w:num w:numId="30">
     <w:abstractNumId w:val="24"/>
   </w:num>
-  <w:num w:numId="26">
-    <w:abstractNumId w:val="3"/>
+  <w:num w:numId="31">
+    <w:abstractNumId w:val="14"/>
   </w:num>
-  <w:num w:numId="27">
-    <w:abstractNumId w:val="10"/>
+  <w:num w:numId="32">
+    <w:abstractNumId w:val="26"/>
   </w:num>
-  <w:num w:numId="28">
-    <w:abstractNumId w:val="8"/>
-  </w:num>
-  <w:num w:numId="29">
-    <w:abstractNumId w:val="29"/>
-  </w:num>
-  <w:num w:numId="30">
+  <w:num w:numId="33">
     <w:abstractNumId w:val="23"/>
   </w:num>
-  <w:num w:numId="31">
-    <w:abstractNumId w:val="13"/>
-  </w:num>
-  <w:num w:numId="32">
-    <w:abstractNumId w:val="25"/>
-  </w:num>
-  <w:num w:numId="33">
-    <w:abstractNumId w:val="22"/>
+  <w:num w:numId="34">
+    <w:abstractNumId w:val="2"/>
   </w:num>
 </w:numbering>
 </file>

--- a/Notes_Selenium_15.docx
+++ b/Notes_Selenium_15.docx
@@ -1124,6 +1124,7 @@
           <w:lang w:val="en-US"/>
         </w:rPr>
       </w:pPr>
+      <w:proofErr w:type="spellStart"/>
       <w:r>
         <w:rPr>
           <w:sz w:val="26"/>
@@ -1132,6 +1133,7 @@
         </w:rPr>
         <w:t>JMeeter</w:t>
       </w:r>
+      <w:proofErr w:type="spellEnd"/>
     </w:p>
     <w:p>
       <w:pPr>
@@ -1262,8 +1264,18 @@
           <w:szCs w:val="24"/>
           <w:lang w:val="en-US"/>
         </w:rPr>
-        <w:t>Web Scrab</w:t>
-      </w:r>
+        <w:t xml:space="preserve">Web </w:t>
+      </w:r>
+      <w:proofErr w:type="spellStart"/>
+      <w:r>
+        <w:rPr>
+          <w:sz w:val="26"/>
+          <w:szCs w:val="24"/>
+          <w:lang w:val="en-US"/>
+        </w:rPr>
+        <w:t>Scrab</w:t>
+      </w:r>
+      <w:proofErr w:type="spellEnd"/>
     </w:p>
     <w:p>
       <w:pPr>
@@ -1594,6 +1606,7 @@
           <w:lang w:val="en-US"/>
         </w:rPr>
       </w:pPr>
+      <w:proofErr w:type="spellStart"/>
       <w:r>
         <w:rPr>
           <w:sz w:val="26"/>
@@ -1602,6 +1615,7 @@
         </w:rPr>
         <w:t>YourName_SeleniumDemos</w:t>
       </w:r>
+      <w:proofErr w:type="spellEnd"/>
     </w:p>
     <w:p>
       <w:pPr>
@@ -1762,8 +1776,18 @@
           <w:szCs w:val="24"/>
           <w:lang w:val="en-US"/>
         </w:rPr>
-        <w:t>Idea Itellij</w:t>
-      </w:r>
+        <w:t xml:space="preserve">Idea </w:t>
+      </w:r>
+      <w:proofErr w:type="spellStart"/>
+      <w:r>
+        <w:rPr>
+          <w:sz w:val="26"/>
+          <w:szCs w:val="24"/>
+          <w:lang w:val="en-US"/>
+        </w:rPr>
+        <w:t>Itellij</w:t>
+      </w:r>
+      <w:proofErr w:type="spellEnd"/>
     </w:p>
     <w:p>
       <w:pPr>
@@ -1880,7 +1904,25 @@
           <w:szCs w:val="24"/>
           <w:lang w:val="en-US"/>
         </w:rPr>
-        <w:t>Open selenium.dev site</w:t>
+        <w:t xml:space="preserve">Open </w:t>
+      </w:r>
+      <w:proofErr w:type="spellStart"/>
+      <w:r>
+        <w:rPr>
+          <w:sz w:val="26"/>
+          <w:szCs w:val="24"/>
+          <w:lang w:val="en-US"/>
+        </w:rPr>
+        <w:t>selenium.dev</w:t>
+      </w:r>
+      <w:proofErr w:type="spellEnd"/>
+      <w:r>
+        <w:rPr>
+          <w:sz w:val="26"/>
+          <w:szCs w:val="24"/>
+          <w:lang w:val="en-US"/>
+        </w:rPr>
+        <w:t xml:space="preserve"> site</w:t>
       </w:r>
     </w:p>
     <w:p>
@@ -2266,8 +2308,18 @@
           <w:szCs w:val="24"/>
           <w:lang w:val="en-US"/>
         </w:rPr>
-        <w:t>Click on classpath</w:t>
-      </w:r>
+        <w:t xml:space="preserve">Click on </w:t>
+      </w:r>
+      <w:proofErr w:type="spellStart"/>
+      <w:r>
+        <w:rPr>
+          <w:sz w:val="26"/>
+          <w:szCs w:val="24"/>
+          <w:lang w:val="en-US"/>
+        </w:rPr>
+        <w:t>classpath</w:t>
+      </w:r>
+      <w:proofErr w:type="spellEnd"/>
     </w:p>
     <w:p>
       <w:pPr>
@@ -2430,13 +2482,23 @@
           <w:lang w:val="en-US"/>
         </w:rPr>
       </w:pPr>
-      <w:r>
-        <w:rPr>
-          <w:sz w:val="26"/>
-          <w:szCs w:val="24"/>
-          <w:lang w:val="en-US"/>
-        </w:rPr>
-        <w:t xml:space="preserve">get() </w:t>
+      <w:proofErr w:type="gramStart"/>
+      <w:r>
+        <w:rPr>
+          <w:sz w:val="26"/>
+          <w:szCs w:val="24"/>
+          <w:lang w:val="en-US"/>
+        </w:rPr>
+        <w:t>get(</w:t>
+      </w:r>
+      <w:proofErr w:type="gramEnd"/>
+      <w:r>
+        <w:rPr>
+          <w:sz w:val="26"/>
+          <w:szCs w:val="24"/>
+          <w:lang w:val="en-US"/>
+        </w:rPr>
+        <w:t xml:space="preserve">) </w:t>
       </w:r>
       <w:r>
         <w:rPr>
@@ -2476,13 +2538,33 @@
           <w:lang w:val="en-US"/>
         </w:rPr>
       </w:pPr>
-      <w:r>
-        <w:rPr>
-          <w:sz w:val="26"/>
-          <w:szCs w:val="24"/>
-          <w:lang w:val="en-US"/>
-        </w:rPr>
-        <w:t xml:space="preserve">driver.manage().window().maximize() </w:t>
+      <w:proofErr w:type="spellStart"/>
+      <w:proofErr w:type="gramStart"/>
+      <w:r>
+        <w:rPr>
+          <w:sz w:val="26"/>
+          <w:szCs w:val="24"/>
+          <w:lang w:val="en-US"/>
+        </w:rPr>
+        <w:t>driver.manage</w:t>
+      </w:r>
+      <w:proofErr w:type="spellEnd"/>
+      <w:r>
+        <w:rPr>
+          <w:sz w:val="26"/>
+          <w:szCs w:val="24"/>
+          <w:lang w:val="en-US"/>
+        </w:rPr>
+        <w:t>(</w:t>
+      </w:r>
+      <w:proofErr w:type="gramEnd"/>
+      <w:r>
+        <w:rPr>
+          <w:sz w:val="26"/>
+          <w:szCs w:val="24"/>
+          <w:lang w:val="en-US"/>
+        </w:rPr>
+        <w:t xml:space="preserve">).window().maximize() </w:t>
       </w:r>
       <w:r>
         <w:rPr>
@@ -2514,13 +2596,23 @@
           <w:lang w:val="en-US"/>
         </w:rPr>
       </w:pPr>
-      <w:r>
-        <w:rPr>
-          <w:sz w:val="26"/>
-          <w:szCs w:val="24"/>
-          <w:lang w:val="en-US"/>
-        </w:rPr>
-        <w:t xml:space="preserve">close() </w:t>
+      <w:proofErr w:type="gramStart"/>
+      <w:r>
+        <w:rPr>
+          <w:sz w:val="26"/>
+          <w:szCs w:val="24"/>
+          <w:lang w:val="en-US"/>
+        </w:rPr>
+        <w:t>close(</w:t>
+      </w:r>
+      <w:proofErr w:type="gramEnd"/>
+      <w:r>
+        <w:rPr>
+          <w:sz w:val="26"/>
+          <w:szCs w:val="24"/>
+          <w:lang w:val="en-US"/>
+        </w:rPr>
+        <w:t xml:space="preserve">) </w:t>
       </w:r>
       <w:r>
         <w:rPr>
@@ -2570,13 +2662,23 @@
           <w:lang w:val="en-US"/>
         </w:rPr>
       </w:pPr>
-      <w:r>
-        <w:rPr>
-          <w:sz w:val="26"/>
-          <w:szCs w:val="24"/>
-          <w:lang w:val="en-US"/>
-        </w:rPr>
-        <w:t xml:space="preserve">getTitle() </w:t>
+      <w:proofErr w:type="gramStart"/>
+      <w:r>
+        <w:rPr>
+          <w:sz w:val="26"/>
+          <w:szCs w:val="24"/>
+          <w:lang w:val="en-US"/>
+        </w:rPr>
+        <w:t>getTitle(</w:t>
+      </w:r>
+      <w:proofErr w:type="gramEnd"/>
+      <w:r>
+        <w:rPr>
+          <w:sz w:val="26"/>
+          <w:szCs w:val="24"/>
+          <w:lang w:val="en-US"/>
+        </w:rPr>
+        <w:t xml:space="preserve">) </w:t>
       </w:r>
       <w:r>
         <w:rPr>
@@ -2616,13 +2718,23 @@
           <w:lang w:val="en-US"/>
         </w:rPr>
       </w:pPr>
-      <w:r>
-        <w:rPr>
-          <w:sz w:val="26"/>
-          <w:szCs w:val="24"/>
-          <w:lang w:val="en-US"/>
-        </w:rPr>
-        <w:t xml:space="preserve">getCurrentUrl() </w:t>
+      <w:proofErr w:type="gramStart"/>
+      <w:r>
+        <w:rPr>
+          <w:sz w:val="26"/>
+          <w:szCs w:val="24"/>
+          <w:lang w:val="en-US"/>
+        </w:rPr>
+        <w:t>getCurrentUrl(</w:t>
+      </w:r>
+      <w:proofErr w:type="gramEnd"/>
+      <w:r>
+        <w:rPr>
+          <w:sz w:val="26"/>
+          <w:szCs w:val="24"/>
+          <w:lang w:val="en-US"/>
+        </w:rPr>
+        <w:t xml:space="preserve">) </w:t>
       </w:r>
       <w:r>
         <w:rPr>
@@ -2654,13 +2766,23 @@
           <w:lang w:val="en-US"/>
         </w:rPr>
       </w:pPr>
-      <w:r>
-        <w:rPr>
-          <w:sz w:val="26"/>
-          <w:szCs w:val="24"/>
-          <w:lang w:val="en-US"/>
-        </w:rPr>
-        <w:t xml:space="preserve">getPageSource() </w:t>
+      <w:proofErr w:type="gramStart"/>
+      <w:r>
+        <w:rPr>
+          <w:sz w:val="26"/>
+          <w:szCs w:val="24"/>
+          <w:lang w:val="en-US"/>
+        </w:rPr>
+        <w:t>getPageSource(</w:t>
+      </w:r>
+      <w:proofErr w:type="gramEnd"/>
+      <w:r>
+        <w:rPr>
+          <w:sz w:val="26"/>
+          <w:szCs w:val="24"/>
+          <w:lang w:val="en-US"/>
+        </w:rPr>
+        <w:t xml:space="preserve">) </w:t>
       </w:r>
       <w:r>
         <w:rPr>
@@ -2700,13 +2822,23 @@
           <w:lang w:val="en-US"/>
         </w:rPr>
       </w:pPr>
-      <w:r>
-        <w:rPr>
-          <w:sz w:val="26"/>
-          <w:szCs w:val="24"/>
-          <w:lang w:val="en-US"/>
-        </w:rPr>
-        <w:t xml:space="preserve">findElement() </w:t>
+      <w:proofErr w:type="gramStart"/>
+      <w:r>
+        <w:rPr>
+          <w:sz w:val="26"/>
+          <w:szCs w:val="24"/>
+          <w:lang w:val="en-US"/>
+        </w:rPr>
+        <w:t>findElement(</w:t>
+      </w:r>
+      <w:proofErr w:type="gramEnd"/>
+      <w:r>
+        <w:rPr>
+          <w:sz w:val="26"/>
+          <w:szCs w:val="24"/>
+          <w:lang w:val="en-US"/>
+        </w:rPr>
+        <w:t xml:space="preserve">) </w:t>
       </w:r>
       <w:r>
         <w:rPr>
@@ -2782,13 +2914,23 @@
           <w:lang w:val="en-US"/>
         </w:rPr>
       </w:pPr>
-      <w:r>
-        <w:rPr>
-          <w:sz w:val="26"/>
-          <w:szCs w:val="24"/>
-          <w:lang w:val="en-US"/>
-        </w:rPr>
-        <w:t xml:space="preserve">findElements() </w:t>
+      <w:proofErr w:type="gramStart"/>
+      <w:r>
+        <w:rPr>
+          <w:sz w:val="26"/>
+          <w:szCs w:val="24"/>
+          <w:lang w:val="en-US"/>
+        </w:rPr>
+        <w:t>findElements(</w:t>
+      </w:r>
+      <w:proofErr w:type="gramEnd"/>
+      <w:r>
+        <w:rPr>
+          <w:sz w:val="26"/>
+          <w:szCs w:val="24"/>
+          <w:lang w:val="en-US"/>
+        </w:rPr>
+        <w:t xml:space="preserve">) </w:t>
       </w:r>
       <w:r>
         <w:rPr>
@@ -2820,13 +2962,23 @@
           <w:lang w:val="en-US"/>
         </w:rPr>
       </w:pPr>
-      <w:r>
-        <w:rPr>
-          <w:sz w:val="26"/>
-          <w:szCs w:val="24"/>
-          <w:lang w:val="en-US"/>
-        </w:rPr>
-        <w:t xml:space="preserve">getWindowHandles() </w:t>
+      <w:proofErr w:type="gramStart"/>
+      <w:r>
+        <w:rPr>
+          <w:sz w:val="26"/>
+          <w:szCs w:val="24"/>
+          <w:lang w:val="en-US"/>
+        </w:rPr>
+        <w:t>getWindowHandles(</w:t>
+      </w:r>
+      <w:proofErr w:type="gramEnd"/>
+      <w:r>
+        <w:rPr>
+          <w:sz w:val="26"/>
+          <w:szCs w:val="24"/>
+          <w:lang w:val="en-US"/>
+        </w:rPr>
+        <w:t xml:space="preserve">) </w:t>
       </w:r>
       <w:r>
         <w:rPr>
@@ -2858,13 +3010,23 @@
           <w:lang w:val="en-US"/>
         </w:rPr>
       </w:pPr>
-      <w:r>
-        <w:rPr>
-          <w:sz w:val="26"/>
-          <w:szCs w:val="24"/>
-          <w:lang w:val="en-US"/>
-        </w:rPr>
-        <w:t xml:space="preserve">quit() </w:t>
+      <w:proofErr w:type="gramStart"/>
+      <w:r>
+        <w:rPr>
+          <w:sz w:val="26"/>
+          <w:szCs w:val="24"/>
+          <w:lang w:val="en-US"/>
+        </w:rPr>
+        <w:t>quit(</w:t>
+      </w:r>
+      <w:proofErr w:type="gramEnd"/>
+      <w:r>
+        <w:rPr>
+          <w:sz w:val="26"/>
+          <w:szCs w:val="24"/>
+          <w:lang w:val="en-US"/>
+        </w:rPr>
+        <w:t xml:space="preserve">) </w:t>
       </w:r>
       <w:r>
         <w:rPr>
@@ -3592,7 +3754,25 @@
           <w:szCs w:val="24"/>
           <w:lang w:val="en-US"/>
         </w:rPr>
-        <w:t>Every control (like textbox, radio button, checkbox, label etc) is treated as WebElement in Selenium.</w:t>
+        <w:t xml:space="preserve">Every control (like textbox, radio button, checkbox, label </w:t>
+      </w:r>
+      <w:proofErr w:type="spellStart"/>
+      <w:r>
+        <w:rPr>
+          <w:sz w:val="26"/>
+          <w:szCs w:val="24"/>
+          <w:lang w:val="en-US"/>
+        </w:rPr>
+        <w:t>etc</w:t>
+      </w:r>
+      <w:proofErr w:type="spellEnd"/>
+      <w:r>
+        <w:rPr>
+          <w:sz w:val="26"/>
+          <w:szCs w:val="24"/>
+          <w:lang w:val="en-US"/>
+        </w:rPr>
+        <w:t>) is treated as WebElement in Selenium.</w:t>
       </w:r>
     </w:p>
     <w:p>
@@ -3652,13 +3832,23 @@
           <w:lang w:val="en-US"/>
         </w:rPr>
       </w:pPr>
-      <w:r>
-        <w:rPr>
-          <w:sz w:val="26"/>
-          <w:szCs w:val="24"/>
-          <w:lang w:val="en-US"/>
-        </w:rPr>
-        <w:t xml:space="preserve">sendKeys() </w:t>
+      <w:proofErr w:type="gramStart"/>
+      <w:r>
+        <w:rPr>
+          <w:sz w:val="26"/>
+          <w:szCs w:val="24"/>
+          <w:lang w:val="en-US"/>
+        </w:rPr>
+        <w:t>sendKeys(</w:t>
+      </w:r>
+      <w:proofErr w:type="gramEnd"/>
+      <w:r>
+        <w:rPr>
+          <w:sz w:val="26"/>
+          <w:szCs w:val="24"/>
+          <w:lang w:val="en-US"/>
+        </w:rPr>
+        <w:t xml:space="preserve">) </w:t>
       </w:r>
       <w:r>
         <w:rPr>
@@ -3714,13 +3904,23 @@
           <w:lang w:val="en-US"/>
         </w:rPr>
       </w:pPr>
-      <w:r>
-        <w:rPr>
-          <w:sz w:val="26"/>
-          <w:szCs w:val="24"/>
-          <w:lang w:val="en-US"/>
-        </w:rPr>
-        <w:t xml:space="preserve">click() </w:t>
+      <w:proofErr w:type="gramStart"/>
+      <w:r>
+        <w:rPr>
+          <w:sz w:val="26"/>
+          <w:szCs w:val="24"/>
+          <w:lang w:val="en-US"/>
+        </w:rPr>
+        <w:t>click(</w:t>
+      </w:r>
+      <w:proofErr w:type="gramEnd"/>
+      <w:r>
+        <w:rPr>
+          <w:sz w:val="26"/>
+          <w:szCs w:val="24"/>
+          <w:lang w:val="en-US"/>
+        </w:rPr>
+        <w:t xml:space="preserve">) </w:t>
       </w:r>
       <w:r>
         <w:rPr>
@@ -3752,13 +3952,23 @@
           <w:lang w:val="en-US"/>
         </w:rPr>
       </w:pPr>
-      <w:r>
-        <w:rPr>
-          <w:sz w:val="26"/>
-          <w:szCs w:val="24"/>
-          <w:lang w:val="en-US"/>
-        </w:rPr>
-        <w:t xml:space="preserve">getText() </w:t>
+      <w:proofErr w:type="gramStart"/>
+      <w:r>
+        <w:rPr>
+          <w:sz w:val="26"/>
+          <w:szCs w:val="24"/>
+          <w:lang w:val="en-US"/>
+        </w:rPr>
+        <w:t>getText(</w:t>
+      </w:r>
+      <w:proofErr w:type="gramEnd"/>
+      <w:r>
+        <w:rPr>
+          <w:sz w:val="26"/>
+          <w:szCs w:val="24"/>
+          <w:lang w:val="en-US"/>
+        </w:rPr>
+        <w:t xml:space="preserve">) </w:t>
       </w:r>
       <w:r>
         <w:rPr>
@@ -3798,13 +4008,23 @@
           <w:lang w:val="en-US"/>
         </w:rPr>
       </w:pPr>
-      <w:r>
-        <w:rPr>
-          <w:sz w:val="26"/>
-          <w:szCs w:val="24"/>
-          <w:lang w:val="en-US"/>
-        </w:rPr>
-        <w:t xml:space="preserve">isSelected() </w:t>
+      <w:proofErr w:type="gramStart"/>
+      <w:r>
+        <w:rPr>
+          <w:sz w:val="26"/>
+          <w:szCs w:val="24"/>
+          <w:lang w:val="en-US"/>
+        </w:rPr>
+        <w:t>isSelected(</w:t>
+      </w:r>
+      <w:proofErr w:type="gramEnd"/>
+      <w:r>
+        <w:rPr>
+          <w:sz w:val="26"/>
+          <w:szCs w:val="24"/>
+          <w:lang w:val="en-US"/>
+        </w:rPr>
+        <w:t xml:space="preserve">) </w:t>
       </w:r>
       <w:r>
         <w:rPr>
@@ -3836,13 +4056,23 @@
           <w:lang w:val="en-US"/>
         </w:rPr>
       </w:pPr>
-      <w:r>
-        <w:rPr>
-          <w:sz w:val="26"/>
-          <w:szCs w:val="24"/>
-          <w:lang w:val="en-US"/>
-        </w:rPr>
-        <w:t xml:space="preserve">isEnabled() </w:t>
+      <w:proofErr w:type="gramStart"/>
+      <w:r>
+        <w:rPr>
+          <w:sz w:val="26"/>
+          <w:szCs w:val="24"/>
+          <w:lang w:val="en-US"/>
+        </w:rPr>
+        <w:t>isEnabled(</w:t>
+      </w:r>
+      <w:proofErr w:type="gramEnd"/>
+      <w:r>
+        <w:rPr>
+          <w:sz w:val="26"/>
+          <w:szCs w:val="24"/>
+          <w:lang w:val="en-US"/>
+        </w:rPr>
+        <w:t xml:space="preserve">) </w:t>
       </w:r>
       <w:r>
         <w:rPr>
@@ -3874,13 +4104,23 @@
           <w:lang w:val="en-US"/>
         </w:rPr>
       </w:pPr>
-      <w:r>
-        <w:rPr>
-          <w:sz w:val="26"/>
-          <w:szCs w:val="24"/>
-          <w:lang w:val="en-US"/>
-        </w:rPr>
-        <w:t xml:space="preserve">isDisplayed() </w:t>
+      <w:proofErr w:type="gramStart"/>
+      <w:r>
+        <w:rPr>
+          <w:sz w:val="26"/>
+          <w:szCs w:val="24"/>
+          <w:lang w:val="en-US"/>
+        </w:rPr>
+        <w:t>isDisplayed(</w:t>
+      </w:r>
+      <w:proofErr w:type="gramEnd"/>
+      <w:r>
+        <w:rPr>
+          <w:sz w:val="26"/>
+          <w:szCs w:val="24"/>
+          <w:lang w:val="en-US"/>
+        </w:rPr>
+        <w:t xml:space="preserve">) </w:t>
       </w:r>
       <w:r>
         <w:rPr>
@@ -3912,13 +4152,23 @@
           <w:lang w:val="en-US"/>
         </w:rPr>
       </w:pPr>
-      <w:r>
-        <w:rPr>
-          <w:sz w:val="26"/>
-          <w:szCs w:val="24"/>
-          <w:lang w:val="en-US"/>
-        </w:rPr>
-        <w:t xml:space="preserve">clear() </w:t>
+      <w:proofErr w:type="gramStart"/>
+      <w:r>
+        <w:rPr>
+          <w:sz w:val="26"/>
+          <w:szCs w:val="24"/>
+          <w:lang w:val="en-US"/>
+        </w:rPr>
+        <w:t>clear(</w:t>
+      </w:r>
+      <w:proofErr w:type="gramEnd"/>
+      <w:r>
+        <w:rPr>
+          <w:sz w:val="26"/>
+          <w:szCs w:val="24"/>
+          <w:lang w:val="en-US"/>
+        </w:rPr>
+        <w:t xml:space="preserve">) </w:t>
       </w:r>
       <w:r>
         <w:rPr>
@@ -4088,15 +4338,7 @@
           <w:szCs w:val="24"/>
           <w:lang w:val="en-US"/>
         </w:rPr>
-        <w:t xml:space="preserve">Otherwise you will get </w:t>
-      </w:r>
-      <w:r>
-        <w:rPr>
-          <w:sz w:val="26"/>
-          <w:szCs w:val="24"/>
-          <w:lang w:val="en-US"/>
-        </w:rPr>
-        <w:t>InvalidSelectorException</w:t>
+        <w:t>Otherwise you will get InvalidSelectorException</w:t>
       </w:r>
       <w:r>
         <w:rPr>
@@ -4106,8 +4348,6 @@
         </w:rPr>
         <w:t xml:space="preserve"> </w:t>
       </w:r>
-      <w:bookmarkStart w:id="0" w:name="_GoBack"/>
-      <w:bookmarkEnd w:id="0"/>
     </w:p>
     <w:p>
       <w:pPr>
@@ -4228,7 +4468,25 @@
           <w:szCs w:val="24"/>
           <w:lang w:val="en-US"/>
         </w:rPr>
-        <w:t>data-testid="royal-email"]</w:t>
+        <w:t>data-</w:t>
+      </w:r>
+      <w:proofErr w:type="spellStart"/>
+      <w:r>
+        <w:rPr>
+          <w:sz w:val="26"/>
+          <w:szCs w:val="24"/>
+          <w:lang w:val="en-US"/>
+        </w:rPr>
+        <w:t>testid</w:t>
+      </w:r>
+      <w:proofErr w:type="spellEnd"/>
+      <w:r>
+        <w:rPr>
+          <w:sz w:val="26"/>
+          <w:szCs w:val="24"/>
+          <w:lang w:val="en-US"/>
+        </w:rPr>
+        <w:t>="royal-email"]</w:t>
       </w:r>
     </w:p>
     <w:p>
@@ -4749,7 +5007,25 @@
           <w:szCs w:val="24"/>
           <w:lang w:val="en-US"/>
         </w:rPr>
-        <w:t xml:space="preserve">Selenium has provided special class to handle drop down list ie. </w:t>
+        <w:t xml:space="preserve">Selenium has provided special class to handle drop down list </w:t>
+      </w:r>
+      <w:proofErr w:type="spellStart"/>
+      <w:r>
+        <w:rPr>
+          <w:sz w:val="26"/>
+          <w:szCs w:val="24"/>
+          <w:lang w:val="en-US"/>
+        </w:rPr>
+        <w:t>ie</w:t>
+      </w:r>
+      <w:proofErr w:type="spellEnd"/>
+      <w:r>
+        <w:rPr>
+          <w:sz w:val="26"/>
+          <w:szCs w:val="24"/>
+          <w:lang w:val="en-US"/>
+        </w:rPr>
+        <w:t xml:space="preserve">. </w:t>
       </w:r>
       <w:r>
         <w:rPr>
@@ -4972,13 +5248,23 @@
           <w:lang w:val="en-US"/>
         </w:rPr>
       </w:pPr>
-      <w:r>
-        <w:rPr>
-          <w:sz w:val="26"/>
-          <w:szCs w:val="24"/>
-          <w:lang w:val="en-US"/>
-        </w:rPr>
-        <w:t xml:space="preserve">getFirstSelectedOption() </w:t>
+      <w:proofErr w:type="gramStart"/>
+      <w:r>
+        <w:rPr>
+          <w:sz w:val="26"/>
+          <w:szCs w:val="24"/>
+          <w:lang w:val="en-US"/>
+        </w:rPr>
+        <w:t>getFirstSelectedOption(</w:t>
+      </w:r>
+      <w:proofErr w:type="gramEnd"/>
+      <w:r>
+        <w:rPr>
+          <w:sz w:val="26"/>
+          <w:szCs w:val="24"/>
+          <w:lang w:val="en-US"/>
+        </w:rPr>
+        <w:t xml:space="preserve">) </w:t>
       </w:r>
       <w:r>
         <w:rPr>
@@ -5174,6 +5460,7 @@
           <w:lang w:val="en-US"/>
         </w:rPr>
       </w:pPr>
+      <w:proofErr w:type="gramStart"/>
       <w:r>
         <w:rPr>
           <w:sz w:val="26"/>
@@ -5181,7 +5468,16 @@
           <w:lang w:val="en-US"/>
         </w:rPr>
         <w:lastRenderedPageBreak/>
-        <w:t xml:space="preserve">isMultiple() </w:t>
+        <w:t>isMultiple(</w:t>
+      </w:r>
+      <w:proofErr w:type="gramEnd"/>
+      <w:r>
+        <w:rPr>
+          <w:sz w:val="26"/>
+          <w:szCs w:val="24"/>
+          <w:lang w:val="en-US"/>
+        </w:rPr>
+        <w:t xml:space="preserve">) </w:t>
       </w:r>
       <w:r>
         <w:rPr>
@@ -5394,13 +5690,33 @@
           <w:lang w:val="en-US"/>
         </w:rPr>
       </w:pPr>
-      <w:r>
-        <w:rPr>
-          <w:sz w:val="26"/>
-          <w:szCs w:val="24"/>
-          <w:lang w:val="en-US"/>
-        </w:rPr>
-        <w:t xml:space="preserve">Thread.sleep() </w:t>
+      <w:proofErr w:type="spellStart"/>
+      <w:proofErr w:type="gramStart"/>
+      <w:r>
+        <w:rPr>
+          <w:sz w:val="26"/>
+          <w:szCs w:val="24"/>
+          <w:lang w:val="en-US"/>
+        </w:rPr>
+        <w:t>Thread.sleep</w:t>
+      </w:r>
+      <w:proofErr w:type="spellEnd"/>
+      <w:r>
+        <w:rPr>
+          <w:sz w:val="26"/>
+          <w:szCs w:val="24"/>
+          <w:lang w:val="en-US"/>
+        </w:rPr>
+        <w:t>(</w:t>
+      </w:r>
+      <w:proofErr w:type="gramEnd"/>
+      <w:r>
+        <w:rPr>
+          <w:sz w:val="26"/>
+          <w:szCs w:val="24"/>
+          <w:lang w:val="en-US"/>
+        </w:rPr>
+        <w:t xml:space="preserve">) </w:t>
       </w:r>
       <w:r>
         <w:rPr>
@@ -5678,13 +5994,23 @@
           <w:lang w:val="en-US"/>
         </w:rPr>
       </w:pPr>
-      <w:r>
-        <w:rPr>
-          <w:sz w:val="26"/>
-          <w:szCs w:val="24"/>
-          <w:lang w:val="en-US"/>
-        </w:rPr>
-        <w:t>FluentWait()</w:t>
+      <w:proofErr w:type="gramStart"/>
+      <w:r>
+        <w:rPr>
+          <w:sz w:val="26"/>
+          <w:szCs w:val="24"/>
+          <w:lang w:val="en-US"/>
+        </w:rPr>
+        <w:t>FluentWait(</w:t>
+      </w:r>
+      <w:proofErr w:type="gramEnd"/>
+      <w:r>
+        <w:rPr>
+          <w:sz w:val="26"/>
+          <w:szCs w:val="24"/>
+          <w:lang w:val="en-US"/>
+        </w:rPr>
+        <w:t>)</w:t>
       </w:r>
       <w:r>
         <w:rPr>
@@ -5822,7 +6148,24 @@
           <w:lang w:val="en-US"/>
         </w:rPr>
         <w:br/>
-        <w:t>i - ignoring</w:t>
+      </w:r>
+      <w:proofErr w:type="spellStart"/>
+      <w:r>
+        <w:rPr>
+          <w:sz w:val="26"/>
+          <w:szCs w:val="24"/>
+          <w:lang w:val="en-US"/>
+        </w:rPr>
+        <w:t>i</w:t>
+      </w:r>
+      <w:proofErr w:type="spellEnd"/>
+      <w:r>
+        <w:rPr>
+          <w:sz w:val="26"/>
+          <w:szCs w:val="24"/>
+          <w:lang w:val="en-US"/>
+        </w:rPr>
+        <w:t xml:space="preserve"> - ignoring</w:t>
       </w:r>
       <w:r>
         <w:rPr>
@@ -5856,13 +6199,23 @@
           <w:lang w:val="en-US"/>
         </w:rPr>
       </w:pPr>
-      <w:r>
-        <w:rPr>
-          <w:sz w:val="26"/>
-          <w:szCs w:val="24"/>
-          <w:lang w:val="en-US"/>
-        </w:rPr>
-        <w:t>PageLoadTimeout()</w:t>
+      <w:proofErr w:type="gramStart"/>
+      <w:r>
+        <w:rPr>
+          <w:sz w:val="26"/>
+          <w:szCs w:val="24"/>
+          <w:lang w:val="en-US"/>
+        </w:rPr>
+        <w:t>PageLoadTimeout(</w:t>
+      </w:r>
+      <w:proofErr w:type="gramEnd"/>
+      <w:r>
+        <w:rPr>
+          <w:sz w:val="26"/>
+          <w:szCs w:val="24"/>
+          <w:lang w:val="en-US"/>
+        </w:rPr>
+        <w:t>)</w:t>
       </w:r>
       <w:r>
         <w:rPr>
@@ -5886,7 +6239,25 @@
           <w:szCs w:val="24"/>
           <w:lang w:val="en-US"/>
         </w:rPr>
-        <w:t xml:space="preserve"> Normally the driver.get() is having implicit wait of 30 seconds till the page get loaded. But if the page didn’t get loaded in 30 seconds, selenium will throw SessionNotCreatedException. To avoid this exception you can add PageLoadTimeout which will wait for additional time till the page get loaded before throwing the exception.</w:t>
+        <w:t xml:space="preserve"> Normally the </w:t>
+      </w:r>
+      <w:proofErr w:type="spellStart"/>
+      <w:r>
+        <w:rPr>
+          <w:sz w:val="26"/>
+          <w:szCs w:val="24"/>
+          <w:lang w:val="en-US"/>
+        </w:rPr>
+        <w:t>driver.get</w:t>
+      </w:r>
+      <w:proofErr w:type="spellEnd"/>
+      <w:r>
+        <w:rPr>
+          <w:sz w:val="26"/>
+          <w:szCs w:val="24"/>
+          <w:lang w:val="en-US"/>
+        </w:rPr>
+        <w:t>() is having implicit wait of 30 seconds till the page get loaded. But if the page didn’t get loaded in 30 seconds, selenium will throw SessionNotCreatedException. To avoid this exception you can add PageLoadTimeout which will wait for additional time till the page get loaded before throwing the exception.</w:t>
       </w:r>
     </w:p>
     <w:p>
@@ -6234,7 +6605,25 @@
           <w:szCs w:val="24"/>
           <w:lang w:val="en-US"/>
         </w:rPr>
-        <w:t xml:space="preserve">Selenium has provided a special kind of interface to handle such alert ie. </w:t>
+        <w:t xml:space="preserve">Selenium has provided a special kind of interface to handle such alert </w:t>
+      </w:r>
+      <w:proofErr w:type="spellStart"/>
+      <w:r>
+        <w:rPr>
+          <w:sz w:val="26"/>
+          <w:szCs w:val="24"/>
+          <w:lang w:val="en-US"/>
+        </w:rPr>
+        <w:t>ie</w:t>
+      </w:r>
+      <w:proofErr w:type="spellEnd"/>
+      <w:r>
+        <w:rPr>
+          <w:sz w:val="26"/>
+          <w:szCs w:val="24"/>
+          <w:lang w:val="en-US"/>
+        </w:rPr>
+        <w:t xml:space="preserve">. </w:t>
       </w:r>
       <w:r>
         <w:rPr>
@@ -6265,6 +6654,7 @@
           <w:lang w:val="en-US"/>
         </w:rPr>
       </w:pPr>
+      <w:proofErr w:type="spellStart"/>
       <w:r>
         <w:rPr>
           <w:sz w:val="26"/>
@@ -6273,6 +6663,7 @@
         </w:rPr>
         <w:t>MEthods</w:t>
       </w:r>
+      <w:proofErr w:type="spellEnd"/>
     </w:p>
     <w:p>
       <w:pPr>
@@ -6287,13 +6678,23 @@
           <w:lang w:val="en-US"/>
         </w:rPr>
       </w:pPr>
-      <w:r>
-        <w:rPr>
-          <w:sz w:val="26"/>
-          <w:szCs w:val="24"/>
-          <w:lang w:val="en-US"/>
-        </w:rPr>
-        <w:t xml:space="preserve">driver.switchTo().alert() </w:t>
+      <w:proofErr w:type="spellStart"/>
+      <w:r>
+        <w:rPr>
+          <w:sz w:val="26"/>
+          <w:szCs w:val="24"/>
+          <w:lang w:val="en-US"/>
+        </w:rPr>
+        <w:t>driver.switchTo</w:t>
+      </w:r>
+      <w:proofErr w:type="spellEnd"/>
+      <w:r>
+        <w:rPr>
+          <w:sz w:val="26"/>
+          <w:szCs w:val="24"/>
+          <w:lang w:val="en-US"/>
+        </w:rPr>
+        <w:t xml:space="preserve">().alert() </w:t>
       </w:r>
       <w:r>
         <w:rPr>
@@ -6325,13 +6726,23 @@
           <w:lang w:val="en-US"/>
         </w:rPr>
       </w:pPr>
-      <w:r>
-        <w:rPr>
-          <w:sz w:val="26"/>
-          <w:szCs w:val="24"/>
-          <w:lang w:val="en-US"/>
-        </w:rPr>
-        <w:t xml:space="preserve">getText() </w:t>
+      <w:proofErr w:type="gramStart"/>
+      <w:r>
+        <w:rPr>
+          <w:sz w:val="26"/>
+          <w:szCs w:val="24"/>
+          <w:lang w:val="en-US"/>
+        </w:rPr>
+        <w:t>getText(</w:t>
+      </w:r>
+      <w:proofErr w:type="gramEnd"/>
+      <w:r>
+        <w:rPr>
+          <w:sz w:val="26"/>
+          <w:szCs w:val="24"/>
+          <w:lang w:val="en-US"/>
+        </w:rPr>
+        <w:t xml:space="preserve">) </w:t>
       </w:r>
       <w:r>
         <w:rPr>
@@ -6363,13 +6774,23 @@
           <w:lang w:val="en-US"/>
         </w:rPr>
       </w:pPr>
-      <w:r>
-        <w:rPr>
-          <w:sz w:val="26"/>
-          <w:szCs w:val="24"/>
-          <w:lang w:val="en-US"/>
-        </w:rPr>
-        <w:t xml:space="preserve">accept() </w:t>
+      <w:proofErr w:type="gramStart"/>
+      <w:r>
+        <w:rPr>
+          <w:sz w:val="26"/>
+          <w:szCs w:val="24"/>
+          <w:lang w:val="en-US"/>
+        </w:rPr>
+        <w:t>accept(</w:t>
+      </w:r>
+      <w:proofErr w:type="gramEnd"/>
+      <w:r>
+        <w:rPr>
+          <w:sz w:val="26"/>
+          <w:szCs w:val="24"/>
+          <w:lang w:val="en-US"/>
+        </w:rPr>
+        <w:t xml:space="preserve">) </w:t>
       </w:r>
       <w:r>
         <w:rPr>
@@ -6730,13 +7151,23 @@
           <w:lang w:val="en-US"/>
         </w:rPr>
       </w:pPr>
-      <w:r>
-        <w:rPr>
-          <w:sz w:val="26"/>
-          <w:szCs w:val="24"/>
-          <w:lang w:val="en-US"/>
-        </w:rPr>
-        <w:t xml:space="preserve">moveToElement() </w:t>
+      <w:proofErr w:type="gramStart"/>
+      <w:r>
+        <w:rPr>
+          <w:sz w:val="26"/>
+          <w:szCs w:val="24"/>
+          <w:lang w:val="en-US"/>
+        </w:rPr>
+        <w:t>moveToElement(</w:t>
+      </w:r>
+      <w:proofErr w:type="gramEnd"/>
+      <w:r>
+        <w:rPr>
+          <w:sz w:val="26"/>
+          <w:szCs w:val="24"/>
+          <w:lang w:val="en-US"/>
+        </w:rPr>
+        <w:t xml:space="preserve">) </w:t>
       </w:r>
       <w:r>
         <w:rPr>
@@ -6768,13 +7199,23 @@
           <w:lang w:val="en-US"/>
         </w:rPr>
       </w:pPr>
-      <w:r>
-        <w:rPr>
-          <w:sz w:val="26"/>
-          <w:szCs w:val="24"/>
-          <w:lang w:val="en-US"/>
-        </w:rPr>
-        <w:t xml:space="preserve">perform() </w:t>
+      <w:proofErr w:type="gramStart"/>
+      <w:r>
+        <w:rPr>
+          <w:sz w:val="26"/>
+          <w:szCs w:val="24"/>
+          <w:lang w:val="en-US"/>
+        </w:rPr>
+        <w:t>perform(</w:t>
+      </w:r>
+      <w:proofErr w:type="gramEnd"/>
+      <w:r>
+        <w:rPr>
+          <w:sz w:val="26"/>
+          <w:szCs w:val="24"/>
+          <w:lang w:val="en-US"/>
+        </w:rPr>
+        <w:t xml:space="preserve">) </w:t>
       </w:r>
       <w:r>
         <w:rPr>
@@ -6814,13 +7255,23 @@
           <w:lang w:val="en-US"/>
         </w:rPr>
       </w:pPr>
-      <w:r>
-        <w:rPr>
-          <w:sz w:val="26"/>
-          <w:szCs w:val="24"/>
-          <w:lang w:val="en-US"/>
-        </w:rPr>
-        <w:t xml:space="preserve">contextClick() </w:t>
+      <w:proofErr w:type="gramStart"/>
+      <w:r>
+        <w:rPr>
+          <w:sz w:val="26"/>
+          <w:szCs w:val="24"/>
+          <w:lang w:val="en-US"/>
+        </w:rPr>
+        <w:t>contextClick(</w:t>
+      </w:r>
+      <w:proofErr w:type="gramEnd"/>
+      <w:r>
+        <w:rPr>
+          <w:sz w:val="26"/>
+          <w:szCs w:val="24"/>
+          <w:lang w:val="en-US"/>
+        </w:rPr>
+        <w:t xml:space="preserve">) </w:t>
       </w:r>
       <w:r>
         <w:rPr>
@@ -8612,6 +9063,420 @@
           <w:lang w:val="en-US"/>
         </w:rPr>
       </w:pPr>
+      <w:r>
+        <w:rPr>
+          <w:sz w:val="26"/>
+          <w:szCs w:val="24"/>
+          <w:lang w:val="en-US"/>
+        </w:rPr>
+        <w:br w:type="page"/>
+      </w:r>
+    </w:p>
+    <w:p>
+      <w:pPr>
+        <w:rPr>
+          <w:b/>
+          <w:bCs/>
+          <w:sz w:val="26"/>
+          <w:szCs w:val="24"/>
+          <w:lang w:val="en-US"/>
+        </w:rPr>
+      </w:pPr>
+      <w:r>
+        <w:rPr>
+          <w:b/>
+          <w:bCs/>
+          <w:sz w:val="26"/>
+          <w:szCs w:val="24"/>
+          <w:lang w:val="en-US"/>
+        </w:rPr>
+        <w:lastRenderedPageBreak/>
+        <w:t>Maven</w:t>
+      </w:r>
+    </w:p>
+    <w:p>
+      <w:pPr>
+        <w:pStyle w:val="ListParagraph"/>
+        <w:numPr>
+          <w:ilvl w:val="0"/>
+          <w:numId w:val="35"/>
+        </w:numPr>
+        <w:rPr>
+          <w:sz w:val="26"/>
+          <w:szCs w:val="24"/>
+          <w:lang w:val="en-US"/>
+        </w:rPr>
+      </w:pPr>
+      <w:r>
+        <w:rPr>
+          <w:sz w:val="26"/>
+          <w:szCs w:val="24"/>
+          <w:lang w:val="en-US"/>
+        </w:rPr>
+        <w:t>Build management tool</w:t>
+      </w:r>
+    </w:p>
+    <w:p>
+      <w:pPr>
+        <w:pStyle w:val="ListParagraph"/>
+        <w:numPr>
+          <w:ilvl w:val="0"/>
+          <w:numId w:val="35"/>
+        </w:numPr>
+        <w:rPr>
+          <w:sz w:val="26"/>
+          <w:szCs w:val="24"/>
+          <w:lang w:val="en-US"/>
+        </w:rPr>
+      </w:pPr>
+      <w:r>
+        <w:rPr>
+          <w:sz w:val="26"/>
+          <w:szCs w:val="24"/>
+          <w:lang w:val="en-US"/>
+        </w:rPr>
+        <w:t>Apache product</w:t>
+      </w:r>
+    </w:p>
+    <w:p>
+      <w:pPr>
+        <w:pStyle w:val="ListParagraph"/>
+        <w:numPr>
+          <w:ilvl w:val="0"/>
+          <w:numId w:val="35"/>
+        </w:numPr>
+        <w:rPr>
+          <w:sz w:val="26"/>
+          <w:szCs w:val="24"/>
+          <w:lang w:val="en-US"/>
+        </w:rPr>
+      </w:pPr>
+      <w:r>
+        <w:rPr>
+          <w:sz w:val="26"/>
+          <w:szCs w:val="24"/>
+          <w:lang w:val="en-US"/>
+        </w:rPr>
+        <w:t>Can be used by both developer and tester</w:t>
+      </w:r>
+    </w:p>
+    <w:p>
+      <w:pPr>
+        <w:pStyle w:val="ListParagraph"/>
+        <w:numPr>
+          <w:ilvl w:val="0"/>
+          <w:numId w:val="35"/>
+        </w:numPr>
+        <w:rPr>
+          <w:sz w:val="26"/>
+          <w:szCs w:val="24"/>
+          <w:lang w:val="en-US"/>
+        </w:rPr>
+      </w:pPr>
+      <w:r>
+        <w:rPr>
+          <w:sz w:val="26"/>
+          <w:szCs w:val="24"/>
+          <w:lang w:val="en-US"/>
+        </w:rPr>
+        <w:t>Both developer and tester can use a single project</w:t>
+      </w:r>
+    </w:p>
+    <w:p>
+      <w:pPr>
+        <w:pStyle w:val="ListParagraph"/>
+        <w:numPr>
+          <w:ilvl w:val="0"/>
+          <w:numId w:val="35"/>
+        </w:numPr>
+        <w:rPr>
+          <w:sz w:val="26"/>
+          <w:szCs w:val="24"/>
+          <w:lang w:val="en-US"/>
+        </w:rPr>
+      </w:pPr>
+      <w:r>
+        <w:rPr>
+          <w:sz w:val="26"/>
+          <w:szCs w:val="24"/>
+          <w:lang w:val="en-US"/>
+        </w:rPr>
+        <w:t>Uses dependencies (6-7 lines of the code that will automatically add the required jar files.)</w:t>
+      </w:r>
+    </w:p>
+    <w:p>
+      <w:pPr>
+        <w:pStyle w:val="ListParagraph"/>
+        <w:numPr>
+          <w:ilvl w:val="0"/>
+          <w:numId w:val="35"/>
+        </w:numPr>
+        <w:rPr>
+          <w:sz w:val="26"/>
+          <w:szCs w:val="24"/>
+          <w:lang w:val="en-US"/>
+        </w:rPr>
+      </w:pPr>
+      <w:r>
+        <w:rPr>
+          <w:sz w:val="26"/>
+          <w:szCs w:val="24"/>
+          <w:lang w:val="en-US"/>
+        </w:rPr>
+        <w:t>Easy configuration via pom.xml file (Project Object Model)</w:t>
+      </w:r>
+    </w:p>
+    <w:p>
+      <w:pPr>
+        <w:rPr>
+          <w:sz w:val="26"/>
+          <w:szCs w:val="24"/>
+          <w:lang w:val="en-US"/>
+        </w:rPr>
+      </w:pPr>
+    </w:p>
+    <w:p>
+      <w:pPr>
+        <w:rPr>
+          <w:b/>
+          <w:bCs/>
+          <w:sz w:val="26"/>
+          <w:szCs w:val="24"/>
+          <w:lang w:val="en-US"/>
+        </w:rPr>
+      </w:pPr>
+      <w:r>
+        <w:rPr>
+          <w:b/>
+          <w:bCs/>
+          <w:sz w:val="26"/>
+          <w:szCs w:val="24"/>
+          <w:lang w:val="en-US"/>
+        </w:rPr>
+        <w:t>Maven Projects</w:t>
+      </w:r>
+    </w:p>
+    <w:p>
+      <w:pPr>
+        <w:pStyle w:val="ListParagraph"/>
+        <w:numPr>
+          <w:ilvl w:val="0"/>
+          <w:numId w:val="37"/>
+        </w:numPr>
+        <w:rPr>
+          <w:sz w:val="26"/>
+          <w:szCs w:val="24"/>
+          <w:lang w:val="en-US"/>
+        </w:rPr>
+      </w:pPr>
+      <w:r>
+        <w:rPr>
+          <w:sz w:val="26"/>
+          <w:szCs w:val="24"/>
+          <w:lang w:val="en-US"/>
+        </w:rPr>
+        <w:t>With Archetype</w:t>
+      </w:r>
+      <w:r>
+        <w:rPr>
+          <w:sz w:val="26"/>
+          <w:szCs w:val="24"/>
+          <w:lang w:val="en-US"/>
+        </w:rPr>
+        <w:t xml:space="preserve"> </w:t>
+      </w:r>
+      <w:r>
+        <w:rPr>
+          <w:sz w:val="26"/>
+          <w:szCs w:val="24"/>
+          <w:lang w:val="en-US"/>
+        </w:rPr>
+        <w:sym w:font="Wingdings" w:char="F0E0"/>
+      </w:r>
+      <w:r>
+        <w:rPr>
+          <w:sz w:val="26"/>
+          <w:szCs w:val="24"/>
+          <w:lang w:val="en-US"/>
+        </w:rPr>
+        <w:t xml:space="preserve"> Readymade project structure, ready configuration</w:t>
+      </w:r>
+      <w:r>
+        <w:rPr>
+          <w:sz w:val="26"/>
+          <w:szCs w:val="24"/>
+          <w:lang w:val="en-US"/>
+        </w:rPr>
+        <w:t xml:space="preserve"> </w:t>
+      </w:r>
+    </w:p>
+    <w:p>
+      <w:pPr>
+        <w:pStyle w:val="ListParagraph"/>
+        <w:numPr>
+          <w:ilvl w:val="0"/>
+          <w:numId w:val="37"/>
+        </w:numPr>
+        <w:rPr>
+          <w:sz w:val="26"/>
+          <w:szCs w:val="24"/>
+          <w:lang w:val="en-US"/>
+        </w:rPr>
+      </w:pPr>
+      <w:r>
+        <w:rPr>
+          <w:sz w:val="26"/>
+          <w:szCs w:val="24"/>
+          <w:lang w:val="en-US"/>
+        </w:rPr>
+        <w:t>Without Archetype</w:t>
+      </w:r>
+      <w:r>
+        <w:rPr>
+          <w:sz w:val="26"/>
+          <w:szCs w:val="24"/>
+          <w:lang w:val="en-US"/>
+        </w:rPr>
+        <w:t xml:space="preserve"> </w:t>
+      </w:r>
+      <w:r>
+        <w:rPr>
+          <w:sz w:val="26"/>
+          <w:szCs w:val="24"/>
+          <w:lang w:val="en-US"/>
+        </w:rPr>
+        <w:sym w:font="Wingdings" w:char="F0E0"/>
+      </w:r>
+      <w:r>
+        <w:rPr>
+          <w:sz w:val="26"/>
+          <w:szCs w:val="24"/>
+          <w:lang w:val="en-US"/>
+        </w:rPr>
+        <w:t xml:space="preserve"> </w:t>
+      </w:r>
+    </w:p>
+    <w:p>
+      <w:pPr>
+        <w:rPr>
+          <w:sz w:val="26"/>
+          <w:szCs w:val="24"/>
+          <w:lang w:val="en-US"/>
+        </w:rPr>
+      </w:pPr>
+    </w:p>
+    <w:p>
+      <w:pPr>
+        <w:rPr>
+          <w:b/>
+          <w:bCs/>
+          <w:sz w:val="26"/>
+          <w:szCs w:val="24"/>
+          <w:lang w:val="en-US"/>
+        </w:rPr>
+      </w:pPr>
+      <w:r>
+        <w:rPr>
+          <w:b/>
+          <w:bCs/>
+          <w:sz w:val="26"/>
+          <w:szCs w:val="24"/>
+          <w:lang w:val="en-US"/>
+        </w:rPr>
+        <w:t>Creating Maven Project</w:t>
+      </w:r>
+    </w:p>
+    <w:p>
+      <w:pPr>
+        <w:pStyle w:val="ListParagraph"/>
+        <w:numPr>
+          <w:ilvl w:val="0"/>
+          <w:numId w:val="36"/>
+        </w:numPr>
+        <w:rPr>
+          <w:sz w:val="26"/>
+          <w:szCs w:val="24"/>
+          <w:lang w:val="en-US"/>
+        </w:rPr>
+      </w:pPr>
+      <w:r>
+        <w:rPr>
+          <w:sz w:val="26"/>
+          <w:szCs w:val="24"/>
+          <w:lang w:val="en-US"/>
+        </w:rPr>
+        <w:t xml:space="preserve">File </w:t>
+      </w:r>
+      <w:r>
+        <w:rPr>
+          <w:sz w:val="26"/>
+          <w:szCs w:val="24"/>
+          <w:lang w:val="en-US"/>
+        </w:rPr>
+        <w:sym w:font="Wingdings" w:char="F0E0"/>
+      </w:r>
+      <w:r>
+        <w:rPr>
+          <w:sz w:val="26"/>
+          <w:szCs w:val="24"/>
+          <w:lang w:val="en-US"/>
+        </w:rPr>
+        <w:t xml:space="preserve"> New </w:t>
+      </w:r>
+      <w:r>
+        <w:rPr>
+          <w:sz w:val="26"/>
+          <w:szCs w:val="24"/>
+          <w:lang w:val="en-US"/>
+        </w:rPr>
+        <w:sym w:font="Wingdings" w:char="F0E0"/>
+      </w:r>
+      <w:r>
+        <w:rPr>
+          <w:sz w:val="26"/>
+          <w:szCs w:val="24"/>
+          <w:lang w:val="en-US"/>
+        </w:rPr>
+        <w:t xml:space="preserve"> Maven Project</w:t>
+      </w:r>
+    </w:p>
+    <w:p>
+      <w:pPr>
+        <w:pStyle w:val="ListParagraph"/>
+        <w:numPr>
+          <w:ilvl w:val="0"/>
+          <w:numId w:val="36"/>
+        </w:numPr>
+        <w:rPr>
+          <w:sz w:val="26"/>
+          <w:szCs w:val="24"/>
+          <w:lang w:val="en-US"/>
+        </w:rPr>
+      </w:pPr>
+      <w:r>
+        <w:rPr>
+          <w:sz w:val="26"/>
+          <w:szCs w:val="24"/>
+          <w:lang w:val="en-US"/>
+        </w:rPr>
+        <w:t>Select the third check box (Add project to working set)</w:t>
+      </w:r>
+    </w:p>
+    <w:p>
+      <w:pPr>
+        <w:pStyle w:val="ListParagraph"/>
+        <w:numPr>
+          <w:ilvl w:val="0"/>
+          <w:numId w:val="36"/>
+        </w:numPr>
+        <w:rPr>
+          <w:sz w:val="26"/>
+          <w:szCs w:val="24"/>
+          <w:lang w:val="en-US"/>
+        </w:rPr>
+      </w:pPr>
+      <w:bookmarkStart w:id="0" w:name="_GoBack"/>
+      <w:bookmarkEnd w:id="0"/>
     </w:p>
     <w:sectPr>
       <w:pgSz w:w="11906" w:h="16838"/>
@@ -10081,6 +10946,119 @@
     </w:lvl>
   </w:abstractNum>
   <w:abstractNum w:abstractNumId="15">
+    <w:nsid w:val="256A1A67"/>
+    <w:multiLevelType w:val="hybridMultilevel"/>
+    <w:tmpl w:val="2482F060"/>
+    <w:lvl w:ilvl="0" w:tplc="40090001">
+      <w:start w:val="1"/>
+      <w:numFmt w:val="bullet"/>
+      <w:lvlText w:val=""/>
+      <w:lvlJc w:val="left"/>
+      <w:pPr>
+        <w:ind w:left="720" w:hanging="360"/>
+      </w:pPr>
+      <w:rPr>
+        <w:rFonts w:ascii="Symbol" w:hAnsi="Symbol" w:hint="default"/>
+      </w:rPr>
+    </w:lvl>
+    <w:lvl w:ilvl="1" w:tplc="40090003" w:tentative="1">
+      <w:start w:val="1"/>
+      <w:numFmt w:val="bullet"/>
+      <w:lvlText w:val="o"/>
+      <w:lvlJc w:val="left"/>
+      <w:pPr>
+        <w:ind w:left="1440" w:hanging="360"/>
+      </w:pPr>
+      <w:rPr>
+        <w:rFonts w:ascii="Courier New" w:hAnsi="Courier New" w:cs="Courier New" w:hint="default"/>
+      </w:rPr>
+    </w:lvl>
+    <w:lvl w:ilvl="2" w:tplc="40090005" w:tentative="1">
+      <w:start w:val="1"/>
+      <w:numFmt w:val="bullet"/>
+      <w:lvlText w:val=""/>
+      <w:lvlJc w:val="left"/>
+      <w:pPr>
+        <w:ind w:left="2160" w:hanging="360"/>
+      </w:pPr>
+      <w:rPr>
+        <w:rFonts w:ascii="Wingdings" w:hAnsi="Wingdings" w:hint="default"/>
+      </w:rPr>
+    </w:lvl>
+    <w:lvl w:ilvl="3" w:tplc="40090001" w:tentative="1">
+      <w:start w:val="1"/>
+      <w:numFmt w:val="bullet"/>
+      <w:lvlText w:val=""/>
+      <w:lvlJc w:val="left"/>
+      <w:pPr>
+        <w:ind w:left="2880" w:hanging="360"/>
+      </w:pPr>
+      <w:rPr>
+        <w:rFonts w:ascii="Symbol" w:hAnsi="Symbol" w:hint="default"/>
+      </w:rPr>
+    </w:lvl>
+    <w:lvl w:ilvl="4" w:tplc="40090003" w:tentative="1">
+      <w:start w:val="1"/>
+      <w:numFmt w:val="bullet"/>
+      <w:lvlText w:val="o"/>
+      <w:lvlJc w:val="left"/>
+      <w:pPr>
+        <w:ind w:left="3600" w:hanging="360"/>
+      </w:pPr>
+      <w:rPr>
+        <w:rFonts w:ascii="Courier New" w:hAnsi="Courier New" w:cs="Courier New" w:hint="default"/>
+      </w:rPr>
+    </w:lvl>
+    <w:lvl w:ilvl="5" w:tplc="40090005" w:tentative="1">
+      <w:start w:val="1"/>
+      <w:numFmt w:val="bullet"/>
+      <w:lvlText w:val=""/>
+      <w:lvlJc w:val="left"/>
+      <w:pPr>
+        <w:ind w:left="4320" w:hanging="360"/>
+      </w:pPr>
+      <w:rPr>
+        <w:rFonts w:ascii="Wingdings" w:hAnsi="Wingdings" w:hint="default"/>
+      </w:rPr>
+    </w:lvl>
+    <w:lvl w:ilvl="6" w:tplc="40090001" w:tentative="1">
+      <w:start w:val="1"/>
+      <w:numFmt w:val="bullet"/>
+      <w:lvlText w:val=""/>
+      <w:lvlJc w:val="left"/>
+      <w:pPr>
+        <w:ind w:left="5040" w:hanging="360"/>
+      </w:pPr>
+      <w:rPr>
+        <w:rFonts w:ascii="Symbol" w:hAnsi="Symbol" w:hint="default"/>
+      </w:rPr>
+    </w:lvl>
+    <w:lvl w:ilvl="7" w:tplc="40090003" w:tentative="1">
+      <w:start w:val="1"/>
+      <w:numFmt w:val="bullet"/>
+      <w:lvlText w:val="o"/>
+      <w:lvlJc w:val="left"/>
+      <w:pPr>
+        <w:ind w:left="5760" w:hanging="360"/>
+      </w:pPr>
+      <w:rPr>
+        <w:rFonts w:ascii="Courier New" w:hAnsi="Courier New" w:cs="Courier New" w:hint="default"/>
+      </w:rPr>
+    </w:lvl>
+    <w:lvl w:ilvl="8" w:tplc="40090005" w:tentative="1">
+      <w:start w:val="1"/>
+      <w:numFmt w:val="bullet"/>
+      <w:lvlText w:val=""/>
+      <w:lvlJc w:val="left"/>
+      <w:pPr>
+        <w:ind w:left="6480" w:hanging="360"/>
+      </w:pPr>
+      <w:rPr>
+        <w:rFonts w:ascii="Wingdings" w:hAnsi="Wingdings" w:hint="default"/>
+      </w:rPr>
+    </w:lvl>
+  </w:abstractNum>
+  <w:abstractNum w:abstractNumId="16">
     <w:nsid w:val="2E0E1364"/>
     <w:multiLevelType w:val="hybridMultilevel"/>
     <w:tmpl w:val="40CC5AC4"/>
@@ -10169,7 +11147,7 @@
       </w:pPr>
     </w:lvl>
   </w:abstractNum>
-  <w:abstractNum w:abstractNumId="16">
+  <w:abstractNum w:abstractNumId="17">
     <w:nsid w:val="360C28AB"/>
     <w:multiLevelType w:val="hybridMultilevel"/>
     <w:tmpl w:val="D910DDB6"/>
@@ -10282,7 +11260,7 @@
       </w:rPr>
     </w:lvl>
   </w:abstractNum>
-  <w:abstractNum w:abstractNumId="17">
+  <w:abstractNum w:abstractNumId="18">
     <w:nsid w:val="38846546"/>
     <w:multiLevelType w:val="hybridMultilevel"/>
     <w:tmpl w:val="86F02860"/>
@@ -10371,7 +11349,7 @@
       </w:pPr>
     </w:lvl>
   </w:abstractNum>
-  <w:abstractNum w:abstractNumId="18">
+  <w:abstractNum w:abstractNumId="19">
     <w:nsid w:val="39C45A17"/>
     <w:multiLevelType w:val="hybridMultilevel"/>
     <w:tmpl w:val="7BCE0EDE"/>
@@ -10460,7 +11438,7 @@
       </w:pPr>
     </w:lvl>
   </w:abstractNum>
-  <w:abstractNum w:abstractNumId="19">
+  <w:abstractNum w:abstractNumId="20">
     <w:nsid w:val="3C0D7148"/>
     <w:multiLevelType w:val="hybridMultilevel"/>
     <w:tmpl w:val="61EAC19E"/>
@@ -10549,7 +11527,7 @@
       </w:pPr>
     </w:lvl>
   </w:abstractNum>
-  <w:abstractNum w:abstractNumId="20">
+  <w:abstractNum w:abstractNumId="21">
     <w:nsid w:val="3EC7092E"/>
     <w:multiLevelType w:val="hybridMultilevel"/>
     <w:tmpl w:val="BEB82898"/>
@@ -10638,7 +11616,7 @@
       </w:pPr>
     </w:lvl>
   </w:abstractNum>
-  <w:abstractNum w:abstractNumId="21">
+  <w:abstractNum w:abstractNumId="22">
     <w:nsid w:val="3FEE48BD"/>
     <w:multiLevelType w:val="hybridMultilevel"/>
     <w:tmpl w:val="7D7C81C4"/>
@@ -10727,7 +11705,7 @@
       </w:pPr>
     </w:lvl>
   </w:abstractNum>
-  <w:abstractNum w:abstractNumId="22">
+  <w:abstractNum w:abstractNumId="23">
     <w:nsid w:val="403F7638"/>
     <w:multiLevelType w:val="hybridMultilevel"/>
     <w:tmpl w:val="49801E86"/>
@@ -10816,7 +11794,7 @@
       </w:pPr>
     </w:lvl>
   </w:abstractNum>
-  <w:abstractNum w:abstractNumId="23">
+  <w:abstractNum w:abstractNumId="24">
     <w:nsid w:val="430B4440"/>
     <w:multiLevelType w:val="hybridMultilevel"/>
     <w:tmpl w:val="2B70B9E6"/>
@@ -10929,7 +11907,7 @@
       </w:rPr>
     </w:lvl>
   </w:abstractNum>
-  <w:abstractNum w:abstractNumId="24">
+  <w:abstractNum w:abstractNumId="25">
     <w:nsid w:val="46A73B9B"/>
     <w:multiLevelType w:val="hybridMultilevel"/>
     <w:tmpl w:val="EAA08C1C"/>
@@ -11018,7 +11996,7 @@
       </w:pPr>
     </w:lvl>
   </w:abstractNum>
-  <w:abstractNum w:abstractNumId="25">
+  <w:abstractNum w:abstractNumId="26">
     <w:nsid w:val="4EBA6DD1"/>
     <w:multiLevelType w:val="hybridMultilevel"/>
     <w:tmpl w:val="60C02E0C"/>
@@ -11107,7 +12085,96 @@
       </w:pPr>
     </w:lvl>
   </w:abstractNum>
-  <w:abstractNum w:abstractNumId="26">
+  <w:abstractNum w:abstractNumId="27">
+    <w:nsid w:val="511B2F49"/>
+    <w:multiLevelType w:val="hybridMultilevel"/>
+    <w:tmpl w:val="9A3C8644"/>
+    <w:lvl w:ilvl="0" w:tplc="4009000F">
+      <w:start w:val="1"/>
+      <w:numFmt w:val="decimal"/>
+      <w:lvlText w:val="%1."/>
+      <w:lvlJc w:val="left"/>
+      <w:pPr>
+        <w:ind w:left="720" w:hanging="360"/>
+      </w:pPr>
+      <w:rPr>
+        <w:rFonts w:hint="default"/>
+      </w:rPr>
+    </w:lvl>
+    <w:lvl w:ilvl="1" w:tplc="40090019" w:tentative="1">
+      <w:start w:val="1"/>
+      <w:numFmt w:val="lowerLetter"/>
+      <w:lvlText w:val="%2."/>
+      <w:lvlJc w:val="left"/>
+      <w:pPr>
+        <w:ind w:left="1440" w:hanging="360"/>
+      </w:pPr>
+    </w:lvl>
+    <w:lvl w:ilvl="2" w:tplc="4009001B" w:tentative="1">
+      <w:start w:val="1"/>
+      <w:numFmt w:val="lowerRoman"/>
+      <w:lvlText w:val="%3."/>
+      <w:lvlJc w:val="right"/>
+      <w:pPr>
+        <w:ind w:left="2160" w:hanging="180"/>
+      </w:pPr>
+    </w:lvl>
+    <w:lvl w:ilvl="3" w:tplc="4009000F" w:tentative="1">
+      <w:start w:val="1"/>
+      <w:numFmt w:val="decimal"/>
+      <w:lvlText w:val="%4."/>
+      <w:lvlJc w:val="left"/>
+      <w:pPr>
+        <w:ind w:left="2880" w:hanging="360"/>
+      </w:pPr>
+    </w:lvl>
+    <w:lvl w:ilvl="4" w:tplc="40090019" w:tentative="1">
+      <w:start w:val="1"/>
+      <w:numFmt w:val="lowerLetter"/>
+      <w:lvlText w:val="%5."/>
+      <w:lvlJc w:val="left"/>
+      <w:pPr>
+        <w:ind w:left="3600" w:hanging="360"/>
+      </w:pPr>
+    </w:lvl>
+    <w:lvl w:ilvl="5" w:tplc="4009001B" w:tentative="1">
+      <w:start w:val="1"/>
+      <w:numFmt w:val="lowerRoman"/>
+      <w:lvlText w:val="%6."/>
+      <w:lvlJc w:val="right"/>
+      <w:pPr>
+        <w:ind w:left="4320" w:hanging="180"/>
+      </w:pPr>
+    </w:lvl>
+    <w:lvl w:ilvl="6" w:tplc="4009000F" w:tentative="1">
+      <w:start w:val="1"/>
+      <w:numFmt w:val="decimal"/>
+      <w:lvlText w:val="%7."/>
+      <w:lvlJc w:val="left"/>
+      <w:pPr>
+        <w:ind w:left="5040" w:hanging="360"/>
+      </w:pPr>
+    </w:lvl>
+    <w:lvl w:ilvl="7" w:tplc="40090019" w:tentative="1">
+      <w:start w:val="1"/>
+      <w:numFmt w:val="lowerLetter"/>
+      <w:lvlText w:val="%8."/>
+      <w:lvlJc w:val="left"/>
+      <w:pPr>
+        <w:ind w:left="5760" w:hanging="360"/>
+      </w:pPr>
+    </w:lvl>
+    <w:lvl w:ilvl="8" w:tplc="4009001B" w:tentative="1">
+      <w:start w:val="1"/>
+      <w:numFmt w:val="lowerRoman"/>
+      <w:lvlText w:val="%9."/>
+      <w:lvlJc w:val="right"/>
+      <w:pPr>
+        <w:ind w:left="6480" w:hanging="180"/>
+      </w:pPr>
+    </w:lvl>
+  </w:abstractNum>
+  <w:abstractNum w:abstractNumId="28">
     <w:nsid w:val="515E3FEC"/>
     <w:multiLevelType w:val="hybridMultilevel"/>
     <w:tmpl w:val="E902866C"/>
@@ -11220,7 +12287,7 @@
       </w:rPr>
     </w:lvl>
   </w:abstractNum>
-  <w:abstractNum w:abstractNumId="27">
+  <w:abstractNum w:abstractNumId="29">
     <w:nsid w:val="529E3796"/>
     <w:multiLevelType w:val="hybridMultilevel"/>
     <w:tmpl w:val="AB520516"/>
@@ -11309,7 +12376,7 @@
       </w:pPr>
     </w:lvl>
   </w:abstractNum>
-  <w:abstractNum w:abstractNumId="28">
+  <w:abstractNum w:abstractNumId="30">
     <w:nsid w:val="55816A8D"/>
     <w:multiLevelType w:val="hybridMultilevel"/>
     <w:tmpl w:val="1200EDB6"/>
@@ -11398,7 +12465,7 @@
       </w:pPr>
     </w:lvl>
   </w:abstractNum>
-  <w:abstractNum w:abstractNumId="29">
+  <w:abstractNum w:abstractNumId="31">
     <w:nsid w:val="60166BF6"/>
     <w:multiLevelType w:val="hybridMultilevel"/>
     <w:tmpl w:val="1A2C61F4"/>
@@ -11511,7 +12578,7 @@
       </w:rPr>
     </w:lvl>
   </w:abstractNum>
-  <w:abstractNum w:abstractNumId="30">
+  <w:abstractNum w:abstractNumId="32">
     <w:nsid w:val="61194B06"/>
     <w:multiLevelType w:val="hybridMultilevel"/>
     <w:tmpl w:val="348E9CA8"/>
@@ -11601,7 +12668,7 @@
       </w:pPr>
     </w:lvl>
   </w:abstractNum>
-  <w:abstractNum w:abstractNumId="31">
+  <w:abstractNum w:abstractNumId="33">
     <w:nsid w:val="669D6C41"/>
     <w:multiLevelType w:val="hybridMultilevel"/>
     <w:tmpl w:val="9E22EC66"/>
@@ -11714,7 +12781,7 @@
       </w:rPr>
     </w:lvl>
   </w:abstractNum>
-  <w:abstractNum w:abstractNumId="32">
+  <w:abstractNum w:abstractNumId="34">
     <w:nsid w:val="6DE40AAE"/>
     <w:multiLevelType w:val="hybridMultilevel"/>
     <w:tmpl w:val="8A1CE40E"/>
@@ -11803,7 +12870,7 @@
       </w:pPr>
     </w:lvl>
   </w:abstractNum>
-  <w:abstractNum w:abstractNumId="33">
+  <w:abstractNum w:abstractNumId="35">
     <w:nsid w:val="771F358C"/>
     <w:multiLevelType w:val="hybridMultilevel"/>
     <w:tmpl w:val="08E0D094"/>
@@ -11892,11 +12959,100 @@
       </w:pPr>
     </w:lvl>
   </w:abstractNum>
+  <w:abstractNum w:abstractNumId="36">
+    <w:nsid w:val="7F7B6E0C"/>
+    <w:multiLevelType w:val="hybridMultilevel"/>
+    <w:tmpl w:val="1D06EEE4"/>
+    <w:lvl w:ilvl="0" w:tplc="4009000F">
+      <w:start w:val="1"/>
+      <w:numFmt w:val="decimal"/>
+      <w:lvlText w:val="%1."/>
+      <w:lvlJc w:val="left"/>
+      <w:pPr>
+        <w:ind w:left="720" w:hanging="360"/>
+      </w:pPr>
+      <w:rPr>
+        <w:rFonts w:hint="default"/>
+      </w:rPr>
+    </w:lvl>
+    <w:lvl w:ilvl="1" w:tplc="40090019" w:tentative="1">
+      <w:start w:val="1"/>
+      <w:numFmt w:val="lowerLetter"/>
+      <w:lvlText w:val="%2."/>
+      <w:lvlJc w:val="left"/>
+      <w:pPr>
+        <w:ind w:left="1440" w:hanging="360"/>
+      </w:pPr>
+    </w:lvl>
+    <w:lvl w:ilvl="2" w:tplc="4009001B" w:tentative="1">
+      <w:start w:val="1"/>
+      <w:numFmt w:val="lowerRoman"/>
+      <w:lvlText w:val="%3."/>
+      <w:lvlJc w:val="right"/>
+      <w:pPr>
+        <w:ind w:left="2160" w:hanging="180"/>
+      </w:pPr>
+    </w:lvl>
+    <w:lvl w:ilvl="3" w:tplc="4009000F" w:tentative="1">
+      <w:start w:val="1"/>
+      <w:numFmt w:val="decimal"/>
+      <w:lvlText w:val="%4."/>
+      <w:lvlJc w:val="left"/>
+      <w:pPr>
+        <w:ind w:left="2880" w:hanging="360"/>
+      </w:pPr>
+    </w:lvl>
+    <w:lvl w:ilvl="4" w:tplc="40090019" w:tentative="1">
+      <w:start w:val="1"/>
+      <w:numFmt w:val="lowerLetter"/>
+      <w:lvlText w:val="%5."/>
+      <w:lvlJc w:val="left"/>
+      <w:pPr>
+        <w:ind w:left="3600" w:hanging="360"/>
+      </w:pPr>
+    </w:lvl>
+    <w:lvl w:ilvl="5" w:tplc="4009001B" w:tentative="1">
+      <w:start w:val="1"/>
+      <w:numFmt w:val="lowerRoman"/>
+      <w:lvlText w:val="%6."/>
+      <w:lvlJc w:val="right"/>
+      <w:pPr>
+        <w:ind w:left="4320" w:hanging="180"/>
+      </w:pPr>
+    </w:lvl>
+    <w:lvl w:ilvl="6" w:tplc="4009000F" w:tentative="1">
+      <w:start w:val="1"/>
+      <w:numFmt w:val="decimal"/>
+      <w:lvlText w:val="%7."/>
+      <w:lvlJc w:val="left"/>
+      <w:pPr>
+        <w:ind w:left="5040" w:hanging="360"/>
+      </w:pPr>
+    </w:lvl>
+    <w:lvl w:ilvl="7" w:tplc="40090019" w:tentative="1">
+      <w:start w:val="1"/>
+      <w:numFmt w:val="lowerLetter"/>
+      <w:lvlText w:val="%8."/>
+      <w:lvlJc w:val="left"/>
+      <w:pPr>
+        <w:ind w:left="5760" w:hanging="360"/>
+      </w:pPr>
+    </w:lvl>
+    <w:lvl w:ilvl="8" w:tplc="4009001B" w:tentative="1">
+      <w:start w:val="1"/>
+      <w:numFmt w:val="lowerRoman"/>
+      <w:lvlText w:val="%9."/>
+      <w:lvlJc w:val="right"/>
+      <w:pPr>
+        <w:ind w:left="6480" w:hanging="180"/>
+      </w:pPr>
+    </w:lvl>
+  </w:abstractNum>
   <w:num w:numId="1">
-    <w:abstractNumId w:val="18"/>
+    <w:abstractNumId w:val="19"/>
   </w:num>
   <w:num w:numId="2">
-    <w:abstractNumId w:val="20"/>
+    <w:abstractNumId w:val="21"/>
   </w:num>
   <w:num w:numId="3">
     <w:abstractNumId w:val="0"/>
@@ -11905,7 +13061,7 @@
     <w:abstractNumId w:val="8"/>
   </w:num>
   <w:num w:numId="5">
-    <w:abstractNumId w:val="22"/>
+    <w:abstractNumId w:val="23"/>
   </w:num>
   <w:num w:numId="6">
     <w:abstractNumId w:val="12"/>
@@ -11914,19 +13070,19 @@
     <w:abstractNumId w:val="6"/>
   </w:num>
   <w:num w:numId="8">
-    <w:abstractNumId w:val="31"/>
+    <w:abstractNumId w:val="33"/>
   </w:num>
   <w:num w:numId="9">
-    <w:abstractNumId w:val="33"/>
+    <w:abstractNumId w:val="35"/>
   </w:num>
   <w:num w:numId="10">
-    <w:abstractNumId w:val="15"/>
+    <w:abstractNumId w:val="16"/>
   </w:num>
   <w:num w:numId="11">
-    <w:abstractNumId w:val="21"/>
+    <w:abstractNumId w:val="22"/>
   </w:num>
   <w:num w:numId="12">
-    <w:abstractNumId w:val="19"/>
+    <w:abstractNumId w:val="20"/>
   </w:num>
   <w:num w:numId="13">
     <w:abstractNumId w:val="5"/>
@@ -11935,37 +13091,37 @@
     <w:abstractNumId w:val="7"/>
   </w:num>
   <w:num w:numId="15">
-    <w:abstractNumId w:val="32"/>
+    <w:abstractNumId w:val="34"/>
   </w:num>
   <w:num w:numId="16">
     <w:abstractNumId w:val="3"/>
   </w:num>
   <w:num w:numId="17">
-    <w:abstractNumId w:val="27"/>
+    <w:abstractNumId w:val="29"/>
   </w:num>
   <w:num w:numId="18">
-    <w:abstractNumId w:val="29"/>
+    <w:abstractNumId w:val="31"/>
   </w:num>
   <w:num w:numId="19">
     <w:abstractNumId w:val="13"/>
   </w:num>
   <w:num w:numId="20">
-    <w:abstractNumId w:val="28"/>
+    <w:abstractNumId w:val="30"/>
   </w:num>
   <w:num w:numId="21">
     <w:abstractNumId w:val="1"/>
   </w:num>
   <w:num w:numId="22">
-    <w:abstractNumId w:val="17"/>
+    <w:abstractNumId w:val="18"/>
   </w:num>
   <w:num w:numId="23">
-    <w:abstractNumId w:val="16"/>
+    <w:abstractNumId w:val="17"/>
   </w:num>
   <w:num w:numId="24">
     <w:abstractNumId w:val="10"/>
   </w:num>
   <w:num w:numId="25">
-    <w:abstractNumId w:val="25"/>
+    <w:abstractNumId w:val="26"/>
   </w:num>
   <w:num w:numId="26">
     <w:abstractNumId w:val="4"/>
@@ -11977,22 +13133,31 @@
     <w:abstractNumId w:val="9"/>
   </w:num>
   <w:num w:numId="29">
-    <w:abstractNumId w:val="30"/>
+    <w:abstractNumId w:val="32"/>
   </w:num>
   <w:num w:numId="30">
-    <w:abstractNumId w:val="24"/>
+    <w:abstractNumId w:val="25"/>
   </w:num>
   <w:num w:numId="31">
     <w:abstractNumId w:val="14"/>
   </w:num>
   <w:num w:numId="32">
-    <w:abstractNumId w:val="26"/>
+    <w:abstractNumId w:val="28"/>
   </w:num>
   <w:num w:numId="33">
-    <w:abstractNumId w:val="23"/>
+    <w:abstractNumId w:val="24"/>
   </w:num>
   <w:num w:numId="34">
     <w:abstractNumId w:val="2"/>
+  </w:num>
+  <w:num w:numId="35">
+    <w:abstractNumId w:val="15"/>
+  </w:num>
+  <w:num w:numId="36">
+    <w:abstractNumId w:val="27"/>
+  </w:num>
+  <w:num w:numId="37">
+    <w:abstractNumId w:val="36"/>
   </w:num>
 </w:numbering>
 </file>

--- a/Notes_Selenium_15.docx
+++ b/Notes_Selenium_15.docx
@@ -1124,7 +1124,6 @@
           <w:lang w:val="en-US"/>
         </w:rPr>
       </w:pPr>
-      <w:proofErr w:type="spellStart"/>
       <w:r>
         <w:rPr>
           <w:sz w:val="26"/>
@@ -1133,7 +1132,6 @@
         </w:rPr>
         <w:t>JMeeter</w:t>
       </w:r>
-      <w:proofErr w:type="spellEnd"/>
     </w:p>
     <w:p>
       <w:pPr>
@@ -1264,18 +1262,8 @@
           <w:szCs w:val="24"/>
           <w:lang w:val="en-US"/>
         </w:rPr>
-        <w:t xml:space="preserve">Web </w:t>
-      </w:r>
-      <w:proofErr w:type="spellStart"/>
-      <w:r>
-        <w:rPr>
-          <w:sz w:val="26"/>
-          <w:szCs w:val="24"/>
-          <w:lang w:val="en-US"/>
-        </w:rPr>
-        <w:t>Scrab</w:t>
-      </w:r>
-      <w:proofErr w:type="spellEnd"/>
+        <w:t>Web Scrab</w:t>
+      </w:r>
     </w:p>
     <w:p>
       <w:pPr>
@@ -1606,7 +1594,6 @@
           <w:lang w:val="en-US"/>
         </w:rPr>
       </w:pPr>
-      <w:proofErr w:type="spellStart"/>
       <w:r>
         <w:rPr>
           <w:sz w:val="26"/>
@@ -1615,7 +1602,6 @@
         </w:rPr>
         <w:t>YourName_SeleniumDemos</w:t>
       </w:r>
-      <w:proofErr w:type="spellEnd"/>
     </w:p>
     <w:p>
       <w:pPr>
@@ -1776,18 +1762,8 @@
           <w:szCs w:val="24"/>
           <w:lang w:val="en-US"/>
         </w:rPr>
-        <w:t xml:space="preserve">Idea </w:t>
-      </w:r>
-      <w:proofErr w:type="spellStart"/>
-      <w:r>
-        <w:rPr>
-          <w:sz w:val="26"/>
-          <w:szCs w:val="24"/>
-          <w:lang w:val="en-US"/>
-        </w:rPr>
-        <w:t>Itellij</w:t>
-      </w:r>
-      <w:proofErr w:type="spellEnd"/>
+        <w:t>Idea Itellij</w:t>
+      </w:r>
     </w:p>
     <w:p>
       <w:pPr>
@@ -1904,25 +1880,7 @@
           <w:szCs w:val="24"/>
           <w:lang w:val="en-US"/>
         </w:rPr>
-        <w:t xml:space="preserve">Open </w:t>
-      </w:r>
-      <w:proofErr w:type="spellStart"/>
-      <w:r>
-        <w:rPr>
-          <w:sz w:val="26"/>
-          <w:szCs w:val="24"/>
-          <w:lang w:val="en-US"/>
-        </w:rPr>
-        <w:t>selenium.dev</w:t>
-      </w:r>
-      <w:proofErr w:type="spellEnd"/>
-      <w:r>
-        <w:rPr>
-          <w:sz w:val="26"/>
-          <w:szCs w:val="24"/>
-          <w:lang w:val="en-US"/>
-        </w:rPr>
-        <w:t xml:space="preserve"> site</w:t>
+        <w:t>Open selenium.dev site</w:t>
       </w:r>
     </w:p>
     <w:p>
@@ -2308,18 +2266,8 @@
           <w:szCs w:val="24"/>
           <w:lang w:val="en-US"/>
         </w:rPr>
-        <w:t xml:space="preserve">Click on </w:t>
-      </w:r>
-      <w:proofErr w:type="spellStart"/>
-      <w:r>
-        <w:rPr>
-          <w:sz w:val="26"/>
-          <w:szCs w:val="24"/>
-          <w:lang w:val="en-US"/>
-        </w:rPr>
-        <w:t>classpath</w:t>
-      </w:r>
-      <w:proofErr w:type="spellEnd"/>
+        <w:t>Click on classpath</w:t>
+      </w:r>
     </w:p>
     <w:p>
       <w:pPr>
@@ -2482,23 +2430,13 @@
           <w:lang w:val="en-US"/>
         </w:rPr>
       </w:pPr>
-      <w:proofErr w:type="gramStart"/>
-      <w:r>
-        <w:rPr>
-          <w:sz w:val="26"/>
-          <w:szCs w:val="24"/>
-          <w:lang w:val="en-US"/>
-        </w:rPr>
-        <w:t>get(</w:t>
-      </w:r>
-      <w:proofErr w:type="gramEnd"/>
-      <w:r>
-        <w:rPr>
-          <w:sz w:val="26"/>
-          <w:szCs w:val="24"/>
-          <w:lang w:val="en-US"/>
-        </w:rPr>
-        <w:t xml:space="preserve">) </w:t>
+      <w:r>
+        <w:rPr>
+          <w:sz w:val="26"/>
+          <w:szCs w:val="24"/>
+          <w:lang w:val="en-US"/>
+        </w:rPr>
+        <w:t xml:space="preserve">get() </w:t>
       </w:r>
       <w:r>
         <w:rPr>
@@ -2538,33 +2476,13 @@
           <w:lang w:val="en-US"/>
         </w:rPr>
       </w:pPr>
-      <w:proofErr w:type="spellStart"/>
-      <w:proofErr w:type="gramStart"/>
-      <w:r>
-        <w:rPr>
-          <w:sz w:val="26"/>
-          <w:szCs w:val="24"/>
-          <w:lang w:val="en-US"/>
-        </w:rPr>
-        <w:t>driver.manage</w:t>
-      </w:r>
-      <w:proofErr w:type="spellEnd"/>
-      <w:r>
-        <w:rPr>
-          <w:sz w:val="26"/>
-          <w:szCs w:val="24"/>
-          <w:lang w:val="en-US"/>
-        </w:rPr>
-        <w:t>(</w:t>
-      </w:r>
-      <w:proofErr w:type="gramEnd"/>
-      <w:r>
-        <w:rPr>
-          <w:sz w:val="26"/>
-          <w:szCs w:val="24"/>
-          <w:lang w:val="en-US"/>
-        </w:rPr>
-        <w:t xml:space="preserve">).window().maximize() </w:t>
+      <w:r>
+        <w:rPr>
+          <w:sz w:val="26"/>
+          <w:szCs w:val="24"/>
+          <w:lang w:val="en-US"/>
+        </w:rPr>
+        <w:t xml:space="preserve">driver.manage().window().maximize() </w:t>
       </w:r>
       <w:r>
         <w:rPr>
@@ -2596,23 +2514,13 @@
           <w:lang w:val="en-US"/>
         </w:rPr>
       </w:pPr>
-      <w:proofErr w:type="gramStart"/>
-      <w:r>
-        <w:rPr>
-          <w:sz w:val="26"/>
-          <w:szCs w:val="24"/>
-          <w:lang w:val="en-US"/>
-        </w:rPr>
-        <w:t>close(</w:t>
-      </w:r>
-      <w:proofErr w:type="gramEnd"/>
-      <w:r>
-        <w:rPr>
-          <w:sz w:val="26"/>
-          <w:szCs w:val="24"/>
-          <w:lang w:val="en-US"/>
-        </w:rPr>
-        <w:t xml:space="preserve">) </w:t>
+      <w:r>
+        <w:rPr>
+          <w:sz w:val="26"/>
+          <w:szCs w:val="24"/>
+          <w:lang w:val="en-US"/>
+        </w:rPr>
+        <w:t xml:space="preserve">close() </w:t>
       </w:r>
       <w:r>
         <w:rPr>
@@ -2662,23 +2570,13 @@
           <w:lang w:val="en-US"/>
         </w:rPr>
       </w:pPr>
-      <w:proofErr w:type="gramStart"/>
-      <w:r>
-        <w:rPr>
-          <w:sz w:val="26"/>
-          <w:szCs w:val="24"/>
-          <w:lang w:val="en-US"/>
-        </w:rPr>
-        <w:t>getTitle(</w:t>
-      </w:r>
-      <w:proofErr w:type="gramEnd"/>
-      <w:r>
-        <w:rPr>
-          <w:sz w:val="26"/>
-          <w:szCs w:val="24"/>
-          <w:lang w:val="en-US"/>
-        </w:rPr>
-        <w:t xml:space="preserve">) </w:t>
+      <w:r>
+        <w:rPr>
+          <w:sz w:val="26"/>
+          <w:szCs w:val="24"/>
+          <w:lang w:val="en-US"/>
+        </w:rPr>
+        <w:t xml:space="preserve">getTitle() </w:t>
       </w:r>
       <w:r>
         <w:rPr>
@@ -2718,23 +2616,13 @@
           <w:lang w:val="en-US"/>
         </w:rPr>
       </w:pPr>
-      <w:proofErr w:type="gramStart"/>
-      <w:r>
-        <w:rPr>
-          <w:sz w:val="26"/>
-          <w:szCs w:val="24"/>
-          <w:lang w:val="en-US"/>
-        </w:rPr>
-        <w:t>getCurrentUrl(</w:t>
-      </w:r>
-      <w:proofErr w:type="gramEnd"/>
-      <w:r>
-        <w:rPr>
-          <w:sz w:val="26"/>
-          <w:szCs w:val="24"/>
-          <w:lang w:val="en-US"/>
-        </w:rPr>
-        <w:t xml:space="preserve">) </w:t>
+      <w:r>
+        <w:rPr>
+          <w:sz w:val="26"/>
+          <w:szCs w:val="24"/>
+          <w:lang w:val="en-US"/>
+        </w:rPr>
+        <w:t xml:space="preserve">getCurrentUrl() </w:t>
       </w:r>
       <w:r>
         <w:rPr>
@@ -2766,23 +2654,13 @@
           <w:lang w:val="en-US"/>
         </w:rPr>
       </w:pPr>
-      <w:proofErr w:type="gramStart"/>
-      <w:r>
-        <w:rPr>
-          <w:sz w:val="26"/>
-          <w:szCs w:val="24"/>
-          <w:lang w:val="en-US"/>
-        </w:rPr>
-        <w:t>getPageSource(</w:t>
-      </w:r>
-      <w:proofErr w:type="gramEnd"/>
-      <w:r>
-        <w:rPr>
-          <w:sz w:val="26"/>
-          <w:szCs w:val="24"/>
-          <w:lang w:val="en-US"/>
-        </w:rPr>
-        <w:t xml:space="preserve">) </w:t>
+      <w:r>
+        <w:rPr>
+          <w:sz w:val="26"/>
+          <w:szCs w:val="24"/>
+          <w:lang w:val="en-US"/>
+        </w:rPr>
+        <w:t xml:space="preserve">getPageSource() </w:t>
       </w:r>
       <w:r>
         <w:rPr>
@@ -2822,23 +2700,13 @@
           <w:lang w:val="en-US"/>
         </w:rPr>
       </w:pPr>
-      <w:proofErr w:type="gramStart"/>
-      <w:r>
-        <w:rPr>
-          <w:sz w:val="26"/>
-          <w:szCs w:val="24"/>
-          <w:lang w:val="en-US"/>
-        </w:rPr>
-        <w:t>findElement(</w:t>
-      </w:r>
-      <w:proofErr w:type="gramEnd"/>
-      <w:r>
-        <w:rPr>
-          <w:sz w:val="26"/>
-          <w:szCs w:val="24"/>
-          <w:lang w:val="en-US"/>
-        </w:rPr>
-        <w:t xml:space="preserve">) </w:t>
+      <w:r>
+        <w:rPr>
+          <w:sz w:val="26"/>
+          <w:szCs w:val="24"/>
+          <w:lang w:val="en-US"/>
+        </w:rPr>
+        <w:t xml:space="preserve">findElement() </w:t>
       </w:r>
       <w:r>
         <w:rPr>
@@ -2914,23 +2782,13 @@
           <w:lang w:val="en-US"/>
         </w:rPr>
       </w:pPr>
-      <w:proofErr w:type="gramStart"/>
-      <w:r>
-        <w:rPr>
-          <w:sz w:val="26"/>
-          <w:szCs w:val="24"/>
-          <w:lang w:val="en-US"/>
-        </w:rPr>
-        <w:t>findElements(</w:t>
-      </w:r>
-      <w:proofErr w:type="gramEnd"/>
-      <w:r>
-        <w:rPr>
-          <w:sz w:val="26"/>
-          <w:szCs w:val="24"/>
-          <w:lang w:val="en-US"/>
-        </w:rPr>
-        <w:t xml:space="preserve">) </w:t>
+      <w:r>
+        <w:rPr>
+          <w:sz w:val="26"/>
+          <w:szCs w:val="24"/>
+          <w:lang w:val="en-US"/>
+        </w:rPr>
+        <w:t xml:space="preserve">findElements() </w:t>
       </w:r>
       <w:r>
         <w:rPr>
@@ -2962,23 +2820,13 @@
           <w:lang w:val="en-US"/>
         </w:rPr>
       </w:pPr>
-      <w:proofErr w:type="gramStart"/>
-      <w:r>
-        <w:rPr>
-          <w:sz w:val="26"/>
-          <w:szCs w:val="24"/>
-          <w:lang w:val="en-US"/>
-        </w:rPr>
-        <w:t>getWindowHandles(</w:t>
-      </w:r>
-      <w:proofErr w:type="gramEnd"/>
-      <w:r>
-        <w:rPr>
-          <w:sz w:val="26"/>
-          <w:szCs w:val="24"/>
-          <w:lang w:val="en-US"/>
-        </w:rPr>
-        <w:t xml:space="preserve">) </w:t>
+      <w:r>
+        <w:rPr>
+          <w:sz w:val="26"/>
+          <w:szCs w:val="24"/>
+          <w:lang w:val="en-US"/>
+        </w:rPr>
+        <w:t xml:space="preserve">getWindowHandles() </w:t>
       </w:r>
       <w:r>
         <w:rPr>
@@ -3010,23 +2858,13 @@
           <w:lang w:val="en-US"/>
         </w:rPr>
       </w:pPr>
-      <w:proofErr w:type="gramStart"/>
-      <w:r>
-        <w:rPr>
-          <w:sz w:val="26"/>
-          <w:szCs w:val="24"/>
-          <w:lang w:val="en-US"/>
-        </w:rPr>
-        <w:t>quit(</w:t>
-      </w:r>
-      <w:proofErr w:type="gramEnd"/>
-      <w:r>
-        <w:rPr>
-          <w:sz w:val="26"/>
-          <w:szCs w:val="24"/>
-          <w:lang w:val="en-US"/>
-        </w:rPr>
-        <w:t xml:space="preserve">) </w:t>
+      <w:r>
+        <w:rPr>
+          <w:sz w:val="26"/>
+          <w:szCs w:val="24"/>
+          <w:lang w:val="en-US"/>
+        </w:rPr>
+        <w:t xml:space="preserve">quit() </w:t>
       </w:r>
       <w:r>
         <w:rPr>
@@ -3754,25 +3592,7 @@
           <w:szCs w:val="24"/>
           <w:lang w:val="en-US"/>
         </w:rPr>
-        <w:t xml:space="preserve">Every control (like textbox, radio button, checkbox, label </w:t>
-      </w:r>
-      <w:proofErr w:type="spellStart"/>
-      <w:r>
-        <w:rPr>
-          <w:sz w:val="26"/>
-          <w:szCs w:val="24"/>
-          <w:lang w:val="en-US"/>
-        </w:rPr>
-        <w:t>etc</w:t>
-      </w:r>
-      <w:proofErr w:type="spellEnd"/>
-      <w:r>
-        <w:rPr>
-          <w:sz w:val="26"/>
-          <w:szCs w:val="24"/>
-          <w:lang w:val="en-US"/>
-        </w:rPr>
-        <w:t>) is treated as WebElement in Selenium.</w:t>
+        <w:t>Every control (like textbox, radio button, checkbox, label etc) is treated as WebElement in Selenium.</w:t>
       </w:r>
     </w:p>
     <w:p>
@@ -3832,23 +3652,13 @@
           <w:lang w:val="en-US"/>
         </w:rPr>
       </w:pPr>
-      <w:proofErr w:type="gramStart"/>
-      <w:r>
-        <w:rPr>
-          <w:sz w:val="26"/>
-          <w:szCs w:val="24"/>
-          <w:lang w:val="en-US"/>
-        </w:rPr>
-        <w:t>sendKeys(</w:t>
-      </w:r>
-      <w:proofErr w:type="gramEnd"/>
-      <w:r>
-        <w:rPr>
-          <w:sz w:val="26"/>
-          <w:szCs w:val="24"/>
-          <w:lang w:val="en-US"/>
-        </w:rPr>
-        <w:t xml:space="preserve">) </w:t>
+      <w:r>
+        <w:rPr>
+          <w:sz w:val="26"/>
+          <w:szCs w:val="24"/>
+          <w:lang w:val="en-US"/>
+        </w:rPr>
+        <w:t xml:space="preserve">sendKeys() </w:t>
       </w:r>
       <w:r>
         <w:rPr>
@@ -3904,23 +3714,13 @@
           <w:lang w:val="en-US"/>
         </w:rPr>
       </w:pPr>
-      <w:proofErr w:type="gramStart"/>
-      <w:r>
-        <w:rPr>
-          <w:sz w:val="26"/>
-          <w:szCs w:val="24"/>
-          <w:lang w:val="en-US"/>
-        </w:rPr>
-        <w:t>click(</w:t>
-      </w:r>
-      <w:proofErr w:type="gramEnd"/>
-      <w:r>
-        <w:rPr>
-          <w:sz w:val="26"/>
-          <w:szCs w:val="24"/>
-          <w:lang w:val="en-US"/>
-        </w:rPr>
-        <w:t xml:space="preserve">) </w:t>
+      <w:r>
+        <w:rPr>
+          <w:sz w:val="26"/>
+          <w:szCs w:val="24"/>
+          <w:lang w:val="en-US"/>
+        </w:rPr>
+        <w:t xml:space="preserve">click() </w:t>
       </w:r>
       <w:r>
         <w:rPr>
@@ -3952,23 +3752,13 @@
           <w:lang w:val="en-US"/>
         </w:rPr>
       </w:pPr>
-      <w:proofErr w:type="gramStart"/>
-      <w:r>
-        <w:rPr>
-          <w:sz w:val="26"/>
-          <w:szCs w:val="24"/>
-          <w:lang w:val="en-US"/>
-        </w:rPr>
-        <w:t>getText(</w:t>
-      </w:r>
-      <w:proofErr w:type="gramEnd"/>
-      <w:r>
-        <w:rPr>
-          <w:sz w:val="26"/>
-          <w:szCs w:val="24"/>
-          <w:lang w:val="en-US"/>
-        </w:rPr>
-        <w:t xml:space="preserve">) </w:t>
+      <w:r>
+        <w:rPr>
+          <w:sz w:val="26"/>
+          <w:szCs w:val="24"/>
+          <w:lang w:val="en-US"/>
+        </w:rPr>
+        <w:t xml:space="preserve">getText() </w:t>
       </w:r>
       <w:r>
         <w:rPr>
@@ -4008,23 +3798,13 @@
           <w:lang w:val="en-US"/>
         </w:rPr>
       </w:pPr>
-      <w:proofErr w:type="gramStart"/>
-      <w:r>
-        <w:rPr>
-          <w:sz w:val="26"/>
-          <w:szCs w:val="24"/>
-          <w:lang w:val="en-US"/>
-        </w:rPr>
-        <w:t>isSelected(</w:t>
-      </w:r>
-      <w:proofErr w:type="gramEnd"/>
-      <w:r>
-        <w:rPr>
-          <w:sz w:val="26"/>
-          <w:szCs w:val="24"/>
-          <w:lang w:val="en-US"/>
-        </w:rPr>
-        <w:t xml:space="preserve">) </w:t>
+      <w:r>
+        <w:rPr>
+          <w:sz w:val="26"/>
+          <w:szCs w:val="24"/>
+          <w:lang w:val="en-US"/>
+        </w:rPr>
+        <w:t xml:space="preserve">isSelected() </w:t>
       </w:r>
       <w:r>
         <w:rPr>
@@ -4056,23 +3836,13 @@
           <w:lang w:val="en-US"/>
         </w:rPr>
       </w:pPr>
-      <w:proofErr w:type="gramStart"/>
-      <w:r>
-        <w:rPr>
-          <w:sz w:val="26"/>
-          <w:szCs w:val="24"/>
-          <w:lang w:val="en-US"/>
-        </w:rPr>
-        <w:t>isEnabled(</w:t>
-      </w:r>
-      <w:proofErr w:type="gramEnd"/>
-      <w:r>
-        <w:rPr>
-          <w:sz w:val="26"/>
-          <w:szCs w:val="24"/>
-          <w:lang w:val="en-US"/>
-        </w:rPr>
-        <w:t xml:space="preserve">) </w:t>
+      <w:r>
+        <w:rPr>
+          <w:sz w:val="26"/>
+          <w:szCs w:val="24"/>
+          <w:lang w:val="en-US"/>
+        </w:rPr>
+        <w:t xml:space="preserve">isEnabled() </w:t>
       </w:r>
       <w:r>
         <w:rPr>
@@ -4104,23 +3874,13 @@
           <w:lang w:val="en-US"/>
         </w:rPr>
       </w:pPr>
-      <w:proofErr w:type="gramStart"/>
-      <w:r>
-        <w:rPr>
-          <w:sz w:val="26"/>
-          <w:szCs w:val="24"/>
-          <w:lang w:val="en-US"/>
-        </w:rPr>
-        <w:t>isDisplayed(</w:t>
-      </w:r>
-      <w:proofErr w:type="gramEnd"/>
-      <w:r>
-        <w:rPr>
-          <w:sz w:val="26"/>
-          <w:szCs w:val="24"/>
-          <w:lang w:val="en-US"/>
-        </w:rPr>
-        <w:t xml:space="preserve">) </w:t>
+      <w:r>
+        <w:rPr>
+          <w:sz w:val="26"/>
+          <w:szCs w:val="24"/>
+          <w:lang w:val="en-US"/>
+        </w:rPr>
+        <w:t xml:space="preserve">isDisplayed() </w:t>
       </w:r>
       <w:r>
         <w:rPr>
@@ -4152,23 +3912,13 @@
           <w:lang w:val="en-US"/>
         </w:rPr>
       </w:pPr>
-      <w:proofErr w:type="gramStart"/>
-      <w:r>
-        <w:rPr>
-          <w:sz w:val="26"/>
-          <w:szCs w:val="24"/>
-          <w:lang w:val="en-US"/>
-        </w:rPr>
-        <w:t>clear(</w:t>
-      </w:r>
-      <w:proofErr w:type="gramEnd"/>
-      <w:r>
-        <w:rPr>
-          <w:sz w:val="26"/>
-          <w:szCs w:val="24"/>
-          <w:lang w:val="en-US"/>
-        </w:rPr>
-        <w:t xml:space="preserve">) </w:t>
+      <w:r>
+        <w:rPr>
+          <w:sz w:val="26"/>
+          <w:szCs w:val="24"/>
+          <w:lang w:val="en-US"/>
+        </w:rPr>
+        <w:t xml:space="preserve">clear() </w:t>
       </w:r>
       <w:r>
         <w:rPr>
@@ -4468,25 +4218,7 @@
           <w:szCs w:val="24"/>
           <w:lang w:val="en-US"/>
         </w:rPr>
-        <w:t>data-</w:t>
-      </w:r>
-      <w:proofErr w:type="spellStart"/>
-      <w:r>
-        <w:rPr>
-          <w:sz w:val="26"/>
-          <w:szCs w:val="24"/>
-          <w:lang w:val="en-US"/>
-        </w:rPr>
-        <w:t>testid</w:t>
-      </w:r>
-      <w:proofErr w:type="spellEnd"/>
-      <w:r>
-        <w:rPr>
-          <w:sz w:val="26"/>
-          <w:szCs w:val="24"/>
-          <w:lang w:val="en-US"/>
-        </w:rPr>
-        <w:t>="royal-email"]</w:t>
+        <w:t>data-testid="royal-email"]</w:t>
       </w:r>
     </w:p>
     <w:p>
@@ -5007,25 +4739,7 @@
           <w:szCs w:val="24"/>
           <w:lang w:val="en-US"/>
         </w:rPr>
-        <w:t xml:space="preserve">Selenium has provided special class to handle drop down list </w:t>
-      </w:r>
-      <w:proofErr w:type="spellStart"/>
-      <w:r>
-        <w:rPr>
-          <w:sz w:val="26"/>
-          <w:szCs w:val="24"/>
-          <w:lang w:val="en-US"/>
-        </w:rPr>
-        <w:t>ie</w:t>
-      </w:r>
-      <w:proofErr w:type="spellEnd"/>
-      <w:r>
-        <w:rPr>
-          <w:sz w:val="26"/>
-          <w:szCs w:val="24"/>
-          <w:lang w:val="en-US"/>
-        </w:rPr>
-        <w:t xml:space="preserve">. </w:t>
+        <w:t xml:space="preserve">Selenium has provided special class to handle drop down list ie. </w:t>
       </w:r>
       <w:r>
         <w:rPr>
@@ -5248,23 +4962,13 @@
           <w:lang w:val="en-US"/>
         </w:rPr>
       </w:pPr>
-      <w:proofErr w:type="gramStart"/>
-      <w:r>
-        <w:rPr>
-          <w:sz w:val="26"/>
-          <w:szCs w:val="24"/>
-          <w:lang w:val="en-US"/>
-        </w:rPr>
-        <w:t>getFirstSelectedOption(</w:t>
-      </w:r>
-      <w:proofErr w:type="gramEnd"/>
-      <w:r>
-        <w:rPr>
-          <w:sz w:val="26"/>
-          <w:szCs w:val="24"/>
-          <w:lang w:val="en-US"/>
-        </w:rPr>
-        <w:t xml:space="preserve">) </w:t>
+      <w:r>
+        <w:rPr>
+          <w:sz w:val="26"/>
+          <w:szCs w:val="24"/>
+          <w:lang w:val="en-US"/>
+        </w:rPr>
+        <w:t xml:space="preserve">getFirstSelectedOption() </w:t>
       </w:r>
       <w:r>
         <w:rPr>
@@ -5460,7 +5164,6 @@
           <w:lang w:val="en-US"/>
         </w:rPr>
       </w:pPr>
-      <w:proofErr w:type="gramStart"/>
       <w:r>
         <w:rPr>
           <w:sz w:val="26"/>
@@ -5468,16 +5171,7 @@
           <w:lang w:val="en-US"/>
         </w:rPr>
         <w:lastRenderedPageBreak/>
-        <w:t>isMultiple(</w:t>
-      </w:r>
-      <w:proofErr w:type="gramEnd"/>
-      <w:r>
-        <w:rPr>
-          <w:sz w:val="26"/>
-          <w:szCs w:val="24"/>
-          <w:lang w:val="en-US"/>
-        </w:rPr>
-        <w:t xml:space="preserve">) </w:t>
+        <w:t xml:space="preserve">isMultiple() </w:t>
       </w:r>
       <w:r>
         <w:rPr>
@@ -5690,33 +5384,13 @@
           <w:lang w:val="en-US"/>
         </w:rPr>
       </w:pPr>
-      <w:proofErr w:type="spellStart"/>
-      <w:proofErr w:type="gramStart"/>
-      <w:r>
-        <w:rPr>
-          <w:sz w:val="26"/>
-          <w:szCs w:val="24"/>
-          <w:lang w:val="en-US"/>
-        </w:rPr>
-        <w:t>Thread.sleep</w:t>
-      </w:r>
-      <w:proofErr w:type="spellEnd"/>
-      <w:r>
-        <w:rPr>
-          <w:sz w:val="26"/>
-          <w:szCs w:val="24"/>
-          <w:lang w:val="en-US"/>
-        </w:rPr>
-        <w:t>(</w:t>
-      </w:r>
-      <w:proofErr w:type="gramEnd"/>
-      <w:r>
-        <w:rPr>
-          <w:sz w:val="26"/>
-          <w:szCs w:val="24"/>
-          <w:lang w:val="en-US"/>
-        </w:rPr>
-        <w:t xml:space="preserve">) </w:t>
+      <w:r>
+        <w:rPr>
+          <w:sz w:val="26"/>
+          <w:szCs w:val="24"/>
+          <w:lang w:val="en-US"/>
+        </w:rPr>
+        <w:t xml:space="preserve">Thread.sleep() </w:t>
       </w:r>
       <w:r>
         <w:rPr>
@@ -5994,23 +5668,13 @@
           <w:lang w:val="en-US"/>
         </w:rPr>
       </w:pPr>
-      <w:proofErr w:type="gramStart"/>
-      <w:r>
-        <w:rPr>
-          <w:sz w:val="26"/>
-          <w:szCs w:val="24"/>
-          <w:lang w:val="en-US"/>
-        </w:rPr>
-        <w:t>FluentWait(</w:t>
-      </w:r>
-      <w:proofErr w:type="gramEnd"/>
-      <w:r>
-        <w:rPr>
-          <w:sz w:val="26"/>
-          <w:szCs w:val="24"/>
-          <w:lang w:val="en-US"/>
-        </w:rPr>
-        <w:t>)</w:t>
+      <w:r>
+        <w:rPr>
+          <w:sz w:val="26"/>
+          <w:szCs w:val="24"/>
+          <w:lang w:val="en-US"/>
+        </w:rPr>
+        <w:t>FluentWait()</w:t>
       </w:r>
       <w:r>
         <w:rPr>
@@ -6148,24 +5812,7 @@
           <w:lang w:val="en-US"/>
         </w:rPr>
         <w:br/>
-      </w:r>
-      <w:proofErr w:type="spellStart"/>
-      <w:r>
-        <w:rPr>
-          <w:sz w:val="26"/>
-          <w:szCs w:val="24"/>
-          <w:lang w:val="en-US"/>
-        </w:rPr>
-        <w:t>i</w:t>
-      </w:r>
-      <w:proofErr w:type="spellEnd"/>
-      <w:r>
-        <w:rPr>
-          <w:sz w:val="26"/>
-          <w:szCs w:val="24"/>
-          <w:lang w:val="en-US"/>
-        </w:rPr>
-        <w:t xml:space="preserve"> - ignoring</w:t>
+        <w:t>i - ignoring</w:t>
       </w:r>
       <w:r>
         <w:rPr>
@@ -6199,23 +5846,13 @@
           <w:lang w:val="en-US"/>
         </w:rPr>
       </w:pPr>
-      <w:proofErr w:type="gramStart"/>
-      <w:r>
-        <w:rPr>
-          <w:sz w:val="26"/>
-          <w:szCs w:val="24"/>
-          <w:lang w:val="en-US"/>
-        </w:rPr>
-        <w:t>PageLoadTimeout(</w:t>
-      </w:r>
-      <w:proofErr w:type="gramEnd"/>
-      <w:r>
-        <w:rPr>
-          <w:sz w:val="26"/>
-          <w:szCs w:val="24"/>
-          <w:lang w:val="en-US"/>
-        </w:rPr>
-        <w:t>)</w:t>
+      <w:r>
+        <w:rPr>
+          <w:sz w:val="26"/>
+          <w:szCs w:val="24"/>
+          <w:lang w:val="en-US"/>
+        </w:rPr>
+        <w:t>PageLoadTimeout()</w:t>
       </w:r>
       <w:r>
         <w:rPr>
@@ -6239,25 +5876,7 @@
           <w:szCs w:val="24"/>
           <w:lang w:val="en-US"/>
         </w:rPr>
-        <w:t xml:space="preserve"> Normally the </w:t>
-      </w:r>
-      <w:proofErr w:type="spellStart"/>
-      <w:r>
-        <w:rPr>
-          <w:sz w:val="26"/>
-          <w:szCs w:val="24"/>
-          <w:lang w:val="en-US"/>
-        </w:rPr>
-        <w:t>driver.get</w:t>
-      </w:r>
-      <w:proofErr w:type="spellEnd"/>
-      <w:r>
-        <w:rPr>
-          <w:sz w:val="26"/>
-          <w:szCs w:val="24"/>
-          <w:lang w:val="en-US"/>
-        </w:rPr>
-        <w:t>() is having implicit wait of 30 seconds till the page get loaded. But if the page didn’t get loaded in 30 seconds, selenium will throw SessionNotCreatedException. To avoid this exception you can add PageLoadTimeout which will wait for additional time till the page get loaded before throwing the exception.</w:t>
+        <w:t xml:space="preserve"> Normally the driver.get() is having implicit wait of 30 seconds till the page get loaded. But if the page didn’t get loaded in 30 seconds, selenium will throw SessionNotCreatedException. To avoid this exception you can add PageLoadTimeout which will wait for additional time till the page get loaded before throwing the exception.</w:t>
       </w:r>
     </w:p>
     <w:p>
@@ -6605,25 +6224,7 @@
           <w:szCs w:val="24"/>
           <w:lang w:val="en-US"/>
         </w:rPr>
-        <w:t xml:space="preserve">Selenium has provided a special kind of interface to handle such alert </w:t>
-      </w:r>
-      <w:proofErr w:type="spellStart"/>
-      <w:r>
-        <w:rPr>
-          <w:sz w:val="26"/>
-          <w:szCs w:val="24"/>
-          <w:lang w:val="en-US"/>
-        </w:rPr>
-        <w:t>ie</w:t>
-      </w:r>
-      <w:proofErr w:type="spellEnd"/>
-      <w:r>
-        <w:rPr>
-          <w:sz w:val="26"/>
-          <w:szCs w:val="24"/>
-          <w:lang w:val="en-US"/>
-        </w:rPr>
-        <w:t xml:space="preserve">. </w:t>
+        <w:t xml:space="preserve">Selenium has provided a special kind of interface to handle such alert ie. </w:t>
       </w:r>
       <w:r>
         <w:rPr>
@@ -6654,7 +6255,6 @@
           <w:lang w:val="en-US"/>
         </w:rPr>
       </w:pPr>
-      <w:proofErr w:type="spellStart"/>
       <w:r>
         <w:rPr>
           <w:sz w:val="26"/>
@@ -6663,7 +6263,6 @@
         </w:rPr>
         <w:t>MEthods</w:t>
       </w:r>
-      <w:proofErr w:type="spellEnd"/>
     </w:p>
     <w:p>
       <w:pPr>
@@ -6678,23 +6277,13 @@
           <w:lang w:val="en-US"/>
         </w:rPr>
       </w:pPr>
-      <w:proofErr w:type="spellStart"/>
-      <w:r>
-        <w:rPr>
-          <w:sz w:val="26"/>
-          <w:szCs w:val="24"/>
-          <w:lang w:val="en-US"/>
-        </w:rPr>
-        <w:t>driver.switchTo</w:t>
-      </w:r>
-      <w:proofErr w:type="spellEnd"/>
-      <w:r>
-        <w:rPr>
-          <w:sz w:val="26"/>
-          <w:szCs w:val="24"/>
-          <w:lang w:val="en-US"/>
-        </w:rPr>
-        <w:t xml:space="preserve">().alert() </w:t>
+      <w:r>
+        <w:rPr>
+          <w:sz w:val="26"/>
+          <w:szCs w:val="24"/>
+          <w:lang w:val="en-US"/>
+        </w:rPr>
+        <w:t xml:space="preserve">driver.switchTo().alert() </w:t>
       </w:r>
       <w:r>
         <w:rPr>
@@ -6726,23 +6315,13 @@
           <w:lang w:val="en-US"/>
         </w:rPr>
       </w:pPr>
-      <w:proofErr w:type="gramStart"/>
-      <w:r>
-        <w:rPr>
-          <w:sz w:val="26"/>
-          <w:szCs w:val="24"/>
-          <w:lang w:val="en-US"/>
-        </w:rPr>
-        <w:t>getText(</w:t>
-      </w:r>
-      <w:proofErr w:type="gramEnd"/>
-      <w:r>
-        <w:rPr>
-          <w:sz w:val="26"/>
-          <w:szCs w:val="24"/>
-          <w:lang w:val="en-US"/>
-        </w:rPr>
-        <w:t xml:space="preserve">) </w:t>
+      <w:r>
+        <w:rPr>
+          <w:sz w:val="26"/>
+          <w:szCs w:val="24"/>
+          <w:lang w:val="en-US"/>
+        </w:rPr>
+        <w:t xml:space="preserve">getText() </w:t>
       </w:r>
       <w:r>
         <w:rPr>
@@ -6774,23 +6353,13 @@
           <w:lang w:val="en-US"/>
         </w:rPr>
       </w:pPr>
-      <w:proofErr w:type="gramStart"/>
-      <w:r>
-        <w:rPr>
-          <w:sz w:val="26"/>
-          <w:szCs w:val="24"/>
-          <w:lang w:val="en-US"/>
-        </w:rPr>
-        <w:t>accept(</w:t>
-      </w:r>
-      <w:proofErr w:type="gramEnd"/>
-      <w:r>
-        <w:rPr>
-          <w:sz w:val="26"/>
-          <w:szCs w:val="24"/>
-          <w:lang w:val="en-US"/>
-        </w:rPr>
-        <w:t xml:space="preserve">) </w:t>
+      <w:r>
+        <w:rPr>
+          <w:sz w:val="26"/>
+          <w:szCs w:val="24"/>
+          <w:lang w:val="en-US"/>
+        </w:rPr>
+        <w:t xml:space="preserve">accept() </w:t>
       </w:r>
       <w:r>
         <w:rPr>
@@ -7151,23 +6720,13 @@
           <w:lang w:val="en-US"/>
         </w:rPr>
       </w:pPr>
-      <w:proofErr w:type="gramStart"/>
-      <w:r>
-        <w:rPr>
-          <w:sz w:val="26"/>
-          <w:szCs w:val="24"/>
-          <w:lang w:val="en-US"/>
-        </w:rPr>
-        <w:t>moveToElement(</w:t>
-      </w:r>
-      <w:proofErr w:type="gramEnd"/>
-      <w:r>
-        <w:rPr>
-          <w:sz w:val="26"/>
-          <w:szCs w:val="24"/>
-          <w:lang w:val="en-US"/>
-        </w:rPr>
-        <w:t xml:space="preserve">) </w:t>
+      <w:r>
+        <w:rPr>
+          <w:sz w:val="26"/>
+          <w:szCs w:val="24"/>
+          <w:lang w:val="en-US"/>
+        </w:rPr>
+        <w:t xml:space="preserve">moveToElement() </w:t>
       </w:r>
       <w:r>
         <w:rPr>
@@ -7199,23 +6758,13 @@
           <w:lang w:val="en-US"/>
         </w:rPr>
       </w:pPr>
-      <w:proofErr w:type="gramStart"/>
-      <w:r>
-        <w:rPr>
-          <w:sz w:val="26"/>
-          <w:szCs w:val="24"/>
-          <w:lang w:val="en-US"/>
-        </w:rPr>
-        <w:t>perform(</w:t>
-      </w:r>
-      <w:proofErr w:type="gramEnd"/>
-      <w:r>
-        <w:rPr>
-          <w:sz w:val="26"/>
-          <w:szCs w:val="24"/>
-          <w:lang w:val="en-US"/>
-        </w:rPr>
-        <w:t xml:space="preserve">) </w:t>
+      <w:r>
+        <w:rPr>
+          <w:sz w:val="26"/>
+          <w:szCs w:val="24"/>
+          <w:lang w:val="en-US"/>
+        </w:rPr>
+        <w:t xml:space="preserve">perform() </w:t>
       </w:r>
       <w:r>
         <w:rPr>
@@ -7255,23 +6804,13 @@
           <w:lang w:val="en-US"/>
         </w:rPr>
       </w:pPr>
-      <w:proofErr w:type="gramStart"/>
-      <w:r>
-        <w:rPr>
-          <w:sz w:val="26"/>
-          <w:szCs w:val="24"/>
-          <w:lang w:val="en-US"/>
-        </w:rPr>
-        <w:t>contextClick(</w:t>
-      </w:r>
-      <w:proofErr w:type="gramEnd"/>
-      <w:r>
-        <w:rPr>
-          <w:sz w:val="26"/>
-          <w:szCs w:val="24"/>
-          <w:lang w:val="en-US"/>
-        </w:rPr>
-        <w:t xml:space="preserve">) </w:t>
+      <w:r>
+        <w:rPr>
+          <w:sz w:val="26"/>
+          <w:szCs w:val="24"/>
+          <w:lang w:val="en-US"/>
+        </w:rPr>
+        <w:t xml:space="preserve">contextClick() </w:t>
       </w:r>
       <w:r>
         <w:rPr>
@@ -9464,11 +9003,645 @@
     </w:p>
     <w:p>
       <w:pPr>
-        <w:pStyle w:val="ListParagraph"/>
-        <w:numPr>
-          <w:ilvl w:val="0"/>
-          <w:numId w:val="36"/>
-        </w:numPr>
+        <w:rPr>
+          <w:sz w:val="26"/>
+          <w:szCs w:val="24"/>
+          <w:lang w:val="en-US"/>
+        </w:rPr>
+      </w:pPr>
+    </w:p>
+    <w:p>
+      <w:pPr>
+        <w:rPr>
+          <w:sz w:val="26"/>
+          <w:szCs w:val="24"/>
+          <w:lang w:val="en-US"/>
+        </w:rPr>
+      </w:pPr>
+    </w:p>
+    <w:p>
+      <w:pPr>
+        <w:rPr>
+          <w:b/>
+          <w:bCs/>
+          <w:sz w:val="26"/>
+          <w:szCs w:val="24"/>
+          <w:lang w:val="en-US"/>
+        </w:rPr>
+      </w:pPr>
+      <w:r>
+        <w:rPr>
+          <w:b/>
+          <w:bCs/>
+          <w:sz w:val="26"/>
+          <w:szCs w:val="24"/>
+          <w:lang w:val="en-US"/>
+        </w:rPr>
+        <w:t>Maven Execution</w:t>
+      </w:r>
+    </w:p>
+    <w:p>
+      <w:pPr>
+        <w:rPr>
+          <w:sz w:val="26"/>
+          <w:szCs w:val="24"/>
+          <w:lang w:val="en-US"/>
+        </w:rPr>
+      </w:pPr>
+      <w:r>
+        <w:rPr>
+          <w:sz w:val="26"/>
+          <w:szCs w:val="24"/>
+          <w:lang w:val="en-US"/>
+        </w:rPr>
+        <w:t>Pre-Requisite</w:t>
+      </w:r>
+    </w:p>
+    <w:p>
+      <w:pPr>
+        <w:pStyle w:val="ListParagraph"/>
+        <w:numPr>
+          <w:ilvl w:val="0"/>
+          <w:numId w:val="38"/>
+        </w:numPr>
+        <w:rPr>
+          <w:sz w:val="26"/>
+          <w:szCs w:val="24"/>
+          <w:lang w:val="en-US"/>
+        </w:rPr>
+      </w:pPr>
+      <w:r>
+        <w:rPr>
+          <w:sz w:val="26"/>
+          <w:szCs w:val="24"/>
+          <w:lang w:val="en-US"/>
+        </w:rPr>
+        <w:t>Java 11</w:t>
+      </w:r>
+    </w:p>
+    <w:p>
+      <w:pPr>
+        <w:pStyle w:val="ListParagraph"/>
+        <w:numPr>
+          <w:ilvl w:val="0"/>
+          <w:numId w:val="38"/>
+        </w:numPr>
+        <w:rPr>
+          <w:sz w:val="26"/>
+          <w:szCs w:val="24"/>
+          <w:lang w:val="en-US"/>
+        </w:rPr>
+      </w:pPr>
+      <w:r>
+        <w:rPr>
+          <w:sz w:val="26"/>
+          <w:szCs w:val="24"/>
+          <w:lang w:val="en-US"/>
+        </w:rPr>
+        <w:t>Maven Compiler Plugin</w:t>
+      </w:r>
+    </w:p>
+    <w:p>
+      <w:pPr>
+        <w:pStyle w:val="ListParagraph"/>
+        <w:numPr>
+          <w:ilvl w:val="0"/>
+          <w:numId w:val="38"/>
+        </w:numPr>
+        <w:rPr>
+          <w:sz w:val="26"/>
+          <w:szCs w:val="24"/>
+          <w:lang w:val="en-US"/>
+        </w:rPr>
+      </w:pPr>
+      <w:r>
+        <w:rPr>
+          <w:sz w:val="26"/>
+          <w:szCs w:val="24"/>
+          <w:lang w:val="en-US"/>
+        </w:rPr>
+        <w:t>Maven Surefire Plugin</w:t>
+      </w:r>
+    </w:p>
+    <w:p>
+      <w:pPr>
+        <w:rPr>
+          <w:sz w:val="26"/>
+          <w:szCs w:val="24"/>
+          <w:lang w:val="en-US"/>
+        </w:rPr>
+      </w:pPr>
+    </w:p>
+    <w:p>
+      <w:pPr>
+        <w:rPr>
+          <w:b/>
+          <w:bCs/>
+          <w:sz w:val="26"/>
+          <w:szCs w:val="24"/>
+          <w:lang w:val="en-US"/>
+        </w:rPr>
+      </w:pPr>
+      <w:r>
+        <w:rPr>
+          <w:b/>
+          <w:bCs/>
+          <w:sz w:val="26"/>
+          <w:szCs w:val="24"/>
+          <w:lang w:val="en-US"/>
+        </w:rPr>
+        <w:t>Maven Execution Goals</w:t>
+      </w:r>
+    </w:p>
+    <w:p>
+      <w:pPr>
+        <w:pStyle w:val="ListParagraph"/>
+        <w:numPr>
+          <w:ilvl w:val="0"/>
+          <w:numId w:val="39"/>
+        </w:numPr>
+        <w:rPr>
+          <w:sz w:val="26"/>
+          <w:szCs w:val="24"/>
+          <w:lang w:val="en-US"/>
+        </w:rPr>
+      </w:pPr>
+      <w:r>
+        <w:rPr>
+          <w:sz w:val="26"/>
+          <w:szCs w:val="24"/>
+          <w:lang w:val="en-US"/>
+        </w:rPr>
+        <w:t>Clean</w:t>
+      </w:r>
+    </w:p>
+    <w:p>
+      <w:pPr>
+        <w:pStyle w:val="ListParagraph"/>
+        <w:numPr>
+          <w:ilvl w:val="0"/>
+          <w:numId w:val="39"/>
+        </w:numPr>
+        <w:rPr>
+          <w:sz w:val="26"/>
+          <w:szCs w:val="24"/>
+          <w:lang w:val="en-US"/>
+        </w:rPr>
+      </w:pPr>
+      <w:r>
+        <w:rPr>
+          <w:sz w:val="26"/>
+          <w:szCs w:val="24"/>
+          <w:lang w:val="en-US"/>
+        </w:rPr>
+        <w:t>Install</w:t>
+      </w:r>
+    </w:p>
+    <w:p>
+      <w:pPr>
+        <w:pStyle w:val="ListParagraph"/>
+        <w:numPr>
+          <w:ilvl w:val="0"/>
+          <w:numId w:val="39"/>
+        </w:numPr>
+        <w:rPr>
+          <w:sz w:val="26"/>
+          <w:szCs w:val="24"/>
+          <w:lang w:val="en-US"/>
+        </w:rPr>
+      </w:pPr>
+      <w:r>
+        <w:rPr>
+          <w:sz w:val="26"/>
+          <w:szCs w:val="24"/>
+          <w:lang w:val="en-US"/>
+        </w:rPr>
+        <w:t>Test</w:t>
+      </w:r>
+    </w:p>
+    <w:p>
+      <w:pPr>
+        <w:rPr>
+          <w:sz w:val="26"/>
+          <w:szCs w:val="24"/>
+          <w:lang w:val="en-US"/>
+        </w:rPr>
+      </w:pPr>
+      <w:r>
+        <w:rPr>
+          <w:sz w:val="26"/>
+          <w:szCs w:val="24"/>
+          <w:lang w:val="en-US"/>
+        </w:rPr>
+        <w:br w:type="page"/>
+      </w:r>
+    </w:p>
+    <w:p>
+      <w:pPr>
+        <w:rPr>
+          <w:sz w:val="26"/>
+          <w:szCs w:val="24"/>
+          <w:lang w:val="en-US"/>
+        </w:rPr>
+      </w:pPr>
+      <w:r>
+        <w:rPr>
+          <w:b/>
+          <w:bCs/>
+          <w:sz w:val="26"/>
+          <w:szCs w:val="24"/>
+          <w:lang w:val="en-US"/>
+        </w:rPr>
+        <w:lastRenderedPageBreak/>
+        <w:t xml:space="preserve">TDD Approach </w:t>
+      </w:r>
+    </w:p>
+    <w:p>
+      <w:pPr>
+        <w:rPr>
+          <w:b/>
+          <w:bCs/>
+          <w:sz w:val="26"/>
+          <w:szCs w:val="24"/>
+          <w:lang w:val="en-US"/>
+        </w:rPr>
+      </w:pPr>
+      <w:r>
+        <w:rPr>
+          <w:b/>
+          <w:bCs/>
+          <w:sz w:val="26"/>
+          <w:szCs w:val="24"/>
+          <w:lang w:val="en-US"/>
+        </w:rPr>
+        <w:t xml:space="preserve">BDD Approach: </w:t>
+      </w:r>
+    </w:p>
+    <w:p>
+      <w:pPr>
+        <w:pStyle w:val="ListParagraph"/>
+        <w:numPr>
+          <w:ilvl w:val="0"/>
+          <w:numId w:val="40"/>
+        </w:numPr>
+        <w:rPr>
+          <w:sz w:val="26"/>
+          <w:szCs w:val="24"/>
+          <w:lang w:val="en-US"/>
+        </w:rPr>
+      </w:pPr>
+      <w:r>
+        <w:rPr>
+          <w:sz w:val="26"/>
+          <w:szCs w:val="24"/>
+          <w:lang w:val="en-US"/>
+        </w:rPr>
+        <w:t>BA, QA team, Development team will gather the requirements</w:t>
+      </w:r>
+    </w:p>
+    <w:p>
+      <w:pPr>
+        <w:pStyle w:val="ListParagraph"/>
+        <w:numPr>
+          <w:ilvl w:val="0"/>
+          <w:numId w:val="40"/>
+        </w:numPr>
+        <w:rPr>
+          <w:sz w:val="26"/>
+          <w:szCs w:val="24"/>
+          <w:lang w:val="en-US"/>
+        </w:rPr>
+      </w:pPr>
+      <w:r>
+        <w:rPr>
+          <w:sz w:val="26"/>
+          <w:szCs w:val="24"/>
+          <w:lang w:val="en-US"/>
+        </w:rPr>
+        <w:t>These requirements will be shared with QA team</w:t>
+      </w:r>
+    </w:p>
+    <w:p>
+      <w:pPr>
+        <w:pStyle w:val="ListParagraph"/>
+        <w:numPr>
+          <w:ilvl w:val="0"/>
+          <w:numId w:val="40"/>
+        </w:numPr>
+        <w:rPr>
+          <w:sz w:val="26"/>
+          <w:szCs w:val="24"/>
+          <w:lang w:val="en-US"/>
+        </w:rPr>
+      </w:pPr>
+      <w:r>
+        <w:rPr>
+          <w:sz w:val="26"/>
+          <w:szCs w:val="24"/>
+          <w:lang w:val="en-US"/>
+        </w:rPr>
+        <w:t xml:space="preserve">QA team will create </w:t>
+      </w:r>
+      <w:r>
+        <w:rPr>
+          <w:b/>
+          <w:bCs/>
+          <w:sz w:val="26"/>
+          <w:szCs w:val="24"/>
+          <w:lang w:val="en-US"/>
+        </w:rPr>
+        <w:t>Feature File (1</w:t>
+      </w:r>
+      <w:r>
+        <w:rPr>
+          <w:b/>
+          <w:bCs/>
+          <w:sz w:val="26"/>
+          <w:szCs w:val="24"/>
+          <w:vertAlign w:val="superscript"/>
+          <w:lang w:val="en-US"/>
+        </w:rPr>
+        <w:t>st</w:t>
+      </w:r>
+      <w:r>
+        <w:rPr>
+          <w:b/>
+          <w:bCs/>
+          <w:sz w:val="26"/>
+          <w:szCs w:val="24"/>
+          <w:lang w:val="en-US"/>
+        </w:rPr>
+        <w:t xml:space="preserve"> Component of BDD)</w:t>
+      </w:r>
+    </w:p>
+    <w:p>
+      <w:pPr>
+        <w:pStyle w:val="ListParagraph"/>
+        <w:numPr>
+          <w:ilvl w:val="1"/>
+          <w:numId w:val="40"/>
+        </w:numPr>
+        <w:rPr>
+          <w:sz w:val="26"/>
+          <w:szCs w:val="24"/>
+          <w:lang w:val="en-US"/>
+        </w:rPr>
+      </w:pPr>
+      <w:r>
+        <w:rPr>
+          <w:sz w:val="26"/>
+          <w:szCs w:val="24"/>
+          <w:lang w:val="en-US"/>
+        </w:rPr>
+        <w:t>Feature file is collection of Test Scenarios</w:t>
+      </w:r>
+    </w:p>
+    <w:p>
+      <w:pPr>
+        <w:pStyle w:val="ListParagraph"/>
+        <w:numPr>
+          <w:ilvl w:val="0"/>
+          <w:numId w:val="40"/>
+        </w:numPr>
+        <w:rPr>
+          <w:sz w:val="26"/>
+          <w:szCs w:val="24"/>
+          <w:lang w:val="en-US"/>
+        </w:rPr>
+      </w:pPr>
+      <w:r>
+        <w:rPr>
+          <w:sz w:val="26"/>
+          <w:szCs w:val="24"/>
+          <w:lang w:val="en-US"/>
+        </w:rPr>
+        <w:t>The feature file will be shared with</w:t>
+      </w:r>
+    </w:p>
+    <w:p>
+      <w:pPr>
+        <w:pStyle w:val="ListParagraph"/>
+        <w:numPr>
+          <w:ilvl w:val="1"/>
+          <w:numId w:val="40"/>
+        </w:numPr>
+        <w:rPr>
+          <w:sz w:val="26"/>
+          <w:szCs w:val="24"/>
+          <w:lang w:val="en-US"/>
+        </w:rPr>
+      </w:pPr>
+      <w:r>
+        <w:rPr>
+          <w:sz w:val="26"/>
+          <w:szCs w:val="24"/>
+          <w:lang w:val="en-US"/>
+        </w:rPr>
+        <w:t>Development Team</w:t>
+      </w:r>
+    </w:p>
+    <w:p>
+      <w:pPr>
+        <w:pStyle w:val="ListParagraph"/>
+        <w:numPr>
+          <w:ilvl w:val="1"/>
+          <w:numId w:val="40"/>
+        </w:numPr>
+        <w:rPr>
+          <w:sz w:val="26"/>
+          <w:szCs w:val="24"/>
+          <w:lang w:val="en-US"/>
+        </w:rPr>
+      </w:pPr>
+      <w:r>
+        <w:rPr>
+          <w:sz w:val="26"/>
+          <w:szCs w:val="24"/>
+          <w:lang w:val="en-US"/>
+        </w:rPr>
+        <w:t>Manual Tester</w:t>
+      </w:r>
+    </w:p>
+    <w:p>
+      <w:pPr>
+        <w:pStyle w:val="ListParagraph"/>
+        <w:numPr>
+          <w:ilvl w:val="1"/>
+          <w:numId w:val="40"/>
+        </w:numPr>
+        <w:rPr>
+          <w:sz w:val="26"/>
+          <w:szCs w:val="24"/>
+          <w:lang w:val="en-US"/>
+        </w:rPr>
+      </w:pPr>
+      <w:r>
+        <w:rPr>
+          <w:sz w:val="26"/>
+          <w:szCs w:val="24"/>
+          <w:lang w:val="en-US"/>
+        </w:rPr>
+        <w:t>Automation Tester</w:t>
+      </w:r>
+    </w:p>
+    <w:p>
+      <w:pPr>
+        <w:pStyle w:val="ListParagraph"/>
+        <w:numPr>
+          <w:ilvl w:val="0"/>
+          <w:numId w:val="40"/>
+        </w:numPr>
+        <w:rPr>
+          <w:sz w:val="26"/>
+          <w:szCs w:val="24"/>
+          <w:lang w:val="en-US"/>
+        </w:rPr>
+      </w:pPr>
+      <w:r>
+        <w:rPr>
+          <w:sz w:val="26"/>
+          <w:szCs w:val="24"/>
+          <w:lang w:val="en-US"/>
+        </w:rPr>
+        <w:t xml:space="preserve">Automation tester will execute this feature file and they will get </w:t>
+      </w:r>
+      <w:r>
+        <w:rPr>
+          <w:b/>
+          <w:bCs/>
+          <w:sz w:val="26"/>
+          <w:szCs w:val="24"/>
+          <w:lang w:val="en-US"/>
+        </w:rPr>
+        <w:t>Step Definition / Glue Code (2</w:t>
+      </w:r>
+      <w:r>
+        <w:rPr>
+          <w:b/>
+          <w:bCs/>
+          <w:sz w:val="26"/>
+          <w:szCs w:val="24"/>
+          <w:vertAlign w:val="superscript"/>
+          <w:lang w:val="en-US"/>
+        </w:rPr>
+        <w:t>nd</w:t>
+      </w:r>
+      <w:r>
+        <w:rPr>
+          <w:b/>
+          <w:bCs/>
+          <w:sz w:val="26"/>
+          <w:szCs w:val="24"/>
+          <w:lang w:val="en-US"/>
+        </w:rPr>
+        <w:t xml:space="preserve"> Component of BDD)</w:t>
+      </w:r>
+    </w:p>
+    <w:p>
+      <w:pPr>
+        <w:pStyle w:val="ListParagraph"/>
+        <w:numPr>
+          <w:ilvl w:val="1"/>
+          <w:numId w:val="40"/>
+        </w:numPr>
+        <w:rPr>
+          <w:sz w:val="26"/>
+          <w:szCs w:val="24"/>
+          <w:lang w:val="en-US"/>
+        </w:rPr>
+      </w:pPr>
+      <w:r>
+        <w:rPr>
+          <w:sz w:val="26"/>
+          <w:szCs w:val="24"/>
+          <w:lang w:val="en-US"/>
+        </w:rPr>
+        <w:t>It is skeleton for automation scripting</w:t>
+      </w:r>
+    </w:p>
+    <w:p>
+      <w:pPr>
+        <w:pStyle w:val="ListParagraph"/>
+        <w:numPr>
+          <w:ilvl w:val="0"/>
+          <w:numId w:val="40"/>
+        </w:numPr>
+        <w:rPr>
+          <w:sz w:val="26"/>
+          <w:szCs w:val="24"/>
+          <w:lang w:val="en-US"/>
+        </w:rPr>
+      </w:pPr>
+      <w:r>
+        <w:rPr>
+          <w:b/>
+          <w:bCs/>
+          <w:sz w:val="26"/>
+          <w:szCs w:val="24"/>
+          <w:lang w:val="en-US"/>
+        </w:rPr>
+        <w:t>Runner Class (3</w:t>
+      </w:r>
+      <w:r>
+        <w:rPr>
+          <w:b/>
+          <w:bCs/>
+          <w:sz w:val="26"/>
+          <w:szCs w:val="24"/>
+          <w:vertAlign w:val="superscript"/>
+          <w:lang w:val="en-US"/>
+        </w:rPr>
+        <w:t>rd</w:t>
+      </w:r>
+      <w:r>
+        <w:rPr>
+          <w:b/>
+          <w:bCs/>
+          <w:sz w:val="26"/>
+          <w:szCs w:val="24"/>
+          <w:lang w:val="en-US"/>
+        </w:rPr>
+        <w:t xml:space="preserve"> Component of BDD) </w:t>
+      </w:r>
+      <w:r>
+        <w:rPr>
+          <w:sz w:val="26"/>
+          <w:szCs w:val="24"/>
+          <w:lang w:val="en-US"/>
+        </w:rPr>
+        <w:t>is used to execute the glue code / feature file.</w:t>
+      </w:r>
+    </w:p>
+    <w:p>
+      <w:pPr>
+        <w:rPr>
+          <w:sz w:val="26"/>
+          <w:szCs w:val="24"/>
+          <w:lang w:val="en-US"/>
+        </w:rPr>
+      </w:pPr>
+    </w:p>
+    <w:p>
+      <w:pPr>
+        <w:rPr>
+          <w:sz w:val="26"/>
+          <w:szCs w:val="24"/>
+          <w:lang w:val="en-US"/>
+        </w:rPr>
+      </w:pPr>
+      <w:r>
+        <w:rPr>
+          <w:b/>
+          <w:bCs/>
+          <w:sz w:val="26"/>
+          <w:szCs w:val="24"/>
+          <w:lang w:val="en-US"/>
+        </w:rPr>
+        <w:t>BDD Approach can be implemented via Cucumber.</w:t>
+      </w:r>
+    </w:p>
+    <w:p>
+      <w:pPr>
         <w:rPr>
           <w:sz w:val="26"/>
           <w:szCs w:val="24"/>
@@ -9477,6 +9650,15 @@
       </w:pPr>
       <w:bookmarkStart w:id="0" w:name="_GoBack"/>
       <w:bookmarkEnd w:id="0"/>
+    </w:p>
+    <w:p>
+      <w:pPr>
+        <w:rPr>
+          <w:sz w:val="26"/>
+          <w:szCs w:val="24"/>
+          <w:lang w:val="en-US"/>
+        </w:rPr>
+      </w:pPr>
     </w:p>
     <w:sectPr>
       <w:pgSz w:w="11906" w:h="16838"/>
@@ -12466,6 +12648,95 @@
     </w:lvl>
   </w:abstractNum>
   <w:abstractNum w:abstractNumId="31">
+    <w:nsid w:val="600D19E9"/>
+    <w:multiLevelType w:val="hybridMultilevel"/>
+    <w:tmpl w:val="F9E8C07C"/>
+    <w:lvl w:ilvl="0" w:tplc="4009000F">
+      <w:start w:val="1"/>
+      <w:numFmt w:val="decimal"/>
+      <w:lvlText w:val="%1."/>
+      <w:lvlJc w:val="left"/>
+      <w:pPr>
+        <w:ind w:left="720" w:hanging="360"/>
+      </w:pPr>
+      <w:rPr>
+        <w:rFonts w:hint="default"/>
+      </w:rPr>
+    </w:lvl>
+    <w:lvl w:ilvl="1" w:tplc="40090019" w:tentative="1">
+      <w:start w:val="1"/>
+      <w:numFmt w:val="lowerLetter"/>
+      <w:lvlText w:val="%2."/>
+      <w:lvlJc w:val="left"/>
+      <w:pPr>
+        <w:ind w:left="1440" w:hanging="360"/>
+      </w:pPr>
+    </w:lvl>
+    <w:lvl w:ilvl="2" w:tplc="4009001B" w:tentative="1">
+      <w:start w:val="1"/>
+      <w:numFmt w:val="lowerRoman"/>
+      <w:lvlText w:val="%3."/>
+      <w:lvlJc w:val="right"/>
+      <w:pPr>
+        <w:ind w:left="2160" w:hanging="180"/>
+      </w:pPr>
+    </w:lvl>
+    <w:lvl w:ilvl="3" w:tplc="4009000F" w:tentative="1">
+      <w:start w:val="1"/>
+      <w:numFmt w:val="decimal"/>
+      <w:lvlText w:val="%4."/>
+      <w:lvlJc w:val="left"/>
+      <w:pPr>
+        <w:ind w:left="2880" w:hanging="360"/>
+      </w:pPr>
+    </w:lvl>
+    <w:lvl w:ilvl="4" w:tplc="40090019" w:tentative="1">
+      <w:start w:val="1"/>
+      <w:numFmt w:val="lowerLetter"/>
+      <w:lvlText w:val="%5."/>
+      <w:lvlJc w:val="left"/>
+      <w:pPr>
+        <w:ind w:left="3600" w:hanging="360"/>
+      </w:pPr>
+    </w:lvl>
+    <w:lvl w:ilvl="5" w:tplc="4009001B" w:tentative="1">
+      <w:start w:val="1"/>
+      <w:numFmt w:val="lowerRoman"/>
+      <w:lvlText w:val="%6."/>
+      <w:lvlJc w:val="right"/>
+      <w:pPr>
+        <w:ind w:left="4320" w:hanging="180"/>
+      </w:pPr>
+    </w:lvl>
+    <w:lvl w:ilvl="6" w:tplc="4009000F" w:tentative="1">
+      <w:start w:val="1"/>
+      <w:numFmt w:val="decimal"/>
+      <w:lvlText w:val="%7."/>
+      <w:lvlJc w:val="left"/>
+      <w:pPr>
+        <w:ind w:left="5040" w:hanging="360"/>
+      </w:pPr>
+    </w:lvl>
+    <w:lvl w:ilvl="7" w:tplc="40090019" w:tentative="1">
+      <w:start w:val="1"/>
+      <w:numFmt w:val="lowerLetter"/>
+      <w:lvlText w:val="%8."/>
+      <w:lvlJc w:val="left"/>
+      <w:pPr>
+        <w:ind w:left="5760" w:hanging="360"/>
+      </w:pPr>
+    </w:lvl>
+    <w:lvl w:ilvl="8" w:tplc="4009001B" w:tentative="1">
+      <w:start w:val="1"/>
+      <w:numFmt w:val="lowerRoman"/>
+      <w:lvlText w:val="%9."/>
+      <w:lvlJc w:val="right"/>
+      <w:pPr>
+        <w:ind w:left="6480" w:hanging="180"/>
+      </w:pPr>
+    </w:lvl>
+  </w:abstractNum>
+  <w:abstractNum w:abstractNumId="32">
     <w:nsid w:val="60166BF6"/>
     <w:multiLevelType w:val="hybridMultilevel"/>
     <w:tmpl w:val="1A2C61F4"/>
@@ -12578,7 +12849,7 @@
       </w:rPr>
     </w:lvl>
   </w:abstractNum>
-  <w:abstractNum w:abstractNumId="32">
+  <w:abstractNum w:abstractNumId="33">
     <w:nsid w:val="61194B06"/>
     <w:multiLevelType w:val="hybridMultilevel"/>
     <w:tmpl w:val="348E9CA8"/>
@@ -12668,7 +12939,7 @@
       </w:pPr>
     </w:lvl>
   </w:abstractNum>
-  <w:abstractNum w:abstractNumId="33">
+  <w:abstractNum w:abstractNumId="34">
     <w:nsid w:val="669D6C41"/>
     <w:multiLevelType w:val="hybridMultilevel"/>
     <w:tmpl w:val="9E22EC66"/>
@@ -12781,7 +13052,93 @@
       </w:rPr>
     </w:lvl>
   </w:abstractNum>
-  <w:abstractNum w:abstractNumId="34">
+  <w:abstractNum w:abstractNumId="35">
+    <w:nsid w:val="67740DB7"/>
+    <w:multiLevelType w:val="hybridMultilevel"/>
+    <w:tmpl w:val="98CEB9B2"/>
+    <w:lvl w:ilvl="0" w:tplc="4009000F">
+      <w:start w:val="1"/>
+      <w:numFmt w:val="decimal"/>
+      <w:lvlText w:val="%1."/>
+      <w:lvlJc w:val="left"/>
+      <w:pPr>
+        <w:ind w:left="720" w:hanging="360"/>
+      </w:pPr>
+    </w:lvl>
+    <w:lvl w:ilvl="1" w:tplc="40090019" w:tentative="1">
+      <w:start w:val="1"/>
+      <w:numFmt w:val="lowerLetter"/>
+      <w:lvlText w:val="%2."/>
+      <w:lvlJc w:val="left"/>
+      <w:pPr>
+        <w:ind w:left="1440" w:hanging="360"/>
+      </w:pPr>
+    </w:lvl>
+    <w:lvl w:ilvl="2" w:tplc="4009001B" w:tentative="1">
+      <w:start w:val="1"/>
+      <w:numFmt w:val="lowerRoman"/>
+      <w:lvlText w:val="%3."/>
+      <w:lvlJc w:val="right"/>
+      <w:pPr>
+        <w:ind w:left="2160" w:hanging="180"/>
+      </w:pPr>
+    </w:lvl>
+    <w:lvl w:ilvl="3" w:tplc="4009000F" w:tentative="1">
+      <w:start w:val="1"/>
+      <w:numFmt w:val="decimal"/>
+      <w:lvlText w:val="%4."/>
+      <w:lvlJc w:val="left"/>
+      <w:pPr>
+        <w:ind w:left="2880" w:hanging="360"/>
+      </w:pPr>
+    </w:lvl>
+    <w:lvl w:ilvl="4" w:tplc="40090019" w:tentative="1">
+      <w:start w:val="1"/>
+      <w:numFmt w:val="lowerLetter"/>
+      <w:lvlText w:val="%5."/>
+      <w:lvlJc w:val="left"/>
+      <w:pPr>
+        <w:ind w:left="3600" w:hanging="360"/>
+      </w:pPr>
+    </w:lvl>
+    <w:lvl w:ilvl="5" w:tplc="4009001B" w:tentative="1">
+      <w:start w:val="1"/>
+      <w:numFmt w:val="lowerRoman"/>
+      <w:lvlText w:val="%6."/>
+      <w:lvlJc w:val="right"/>
+      <w:pPr>
+        <w:ind w:left="4320" w:hanging="180"/>
+      </w:pPr>
+    </w:lvl>
+    <w:lvl w:ilvl="6" w:tplc="4009000F" w:tentative="1">
+      <w:start w:val="1"/>
+      <w:numFmt w:val="decimal"/>
+      <w:lvlText w:val="%7."/>
+      <w:lvlJc w:val="left"/>
+      <w:pPr>
+        <w:ind w:left="5040" w:hanging="360"/>
+      </w:pPr>
+    </w:lvl>
+    <w:lvl w:ilvl="7" w:tplc="40090019" w:tentative="1">
+      <w:start w:val="1"/>
+      <w:numFmt w:val="lowerLetter"/>
+      <w:lvlText w:val="%8."/>
+      <w:lvlJc w:val="left"/>
+      <w:pPr>
+        <w:ind w:left="5760" w:hanging="360"/>
+      </w:pPr>
+    </w:lvl>
+    <w:lvl w:ilvl="8" w:tplc="4009001B" w:tentative="1">
+      <w:start w:val="1"/>
+      <w:numFmt w:val="lowerRoman"/>
+      <w:lvlText w:val="%9."/>
+      <w:lvlJc w:val="right"/>
+      <w:pPr>
+        <w:ind w:left="6480" w:hanging="180"/>
+      </w:pPr>
+    </w:lvl>
+  </w:abstractNum>
+  <w:abstractNum w:abstractNumId="36">
     <w:nsid w:val="6DE40AAE"/>
     <w:multiLevelType w:val="hybridMultilevel"/>
     <w:tmpl w:val="8A1CE40E"/>
@@ -12870,7 +13227,120 @@
       </w:pPr>
     </w:lvl>
   </w:abstractNum>
-  <w:abstractNum w:abstractNumId="35">
+  <w:abstractNum w:abstractNumId="37">
+    <w:nsid w:val="771E184F"/>
+    <w:multiLevelType w:val="hybridMultilevel"/>
+    <w:tmpl w:val="A18E7122"/>
+    <w:lvl w:ilvl="0" w:tplc="40090001">
+      <w:start w:val="1"/>
+      <w:numFmt w:val="bullet"/>
+      <w:lvlText w:val=""/>
+      <w:lvlJc w:val="left"/>
+      <w:pPr>
+        <w:ind w:left="720" w:hanging="360"/>
+      </w:pPr>
+      <w:rPr>
+        <w:rFonts w:ascii="Symbol" w:hAnsi="Symbol" w:hint="default"/>
+      </w:rPr>
+    </w:lvl>
+    <w:lvl w:ilvl="1" w:tplc="40090003">
+      <w:start w:val="1"/>
+      <w:numFmt w:val="bullet"/>
+      <w:lvlText w:val="o"/>
+      <w:lvlJc w:val="left"/>
+      <w:pPr>
+        <w:ind w:left="1440" w:hanging="360"/>
+      </w:pPr>
+      <w:rPr>
+        <w:rFonts w:ascii="Courier New" w:hAnsi="Courier New" w:cs="Courier New" w:hint="default"/>
+      </w:rPr>
+    </w:lvl>
+    <w:lvl w:ilvl="2" w:tplc="40090005" w:tentative="1">
+      <w:start w:val="1"/>
+      <w:numFmt w:val="bullet"/>
+      <w:lvlText w:val=""/>
+      <w:lvlJc w:val="left"/>
+      <w:pPr>
+        <w:ind w:left="2160" w:hanging="360"/>
+      </w:pPr>
+      <w:rPr>
+        <w:rFonts w:ascii="Wingdings" w:hAnsi="Wingdings" w:hint="default"/>
+      </w:rPr>
+    </w:lvl>
+    <w:lvl w:ilvl="3" w:tplc="40090001" w:tentative="1">
+      <w:start w:val="1"/>
+      <w:numFmt w:val="bullet"/>
+      <w:lvlText w:val=""/>
+      <w:lvlJc w:val="left"/>
+      <w:pPr>
+        <w:ind w:left="2880" w:hanging="360"/>
+      </w:pPr>
+      <w:rPr>
+        <w:rFonts w:ascii="Symbol" w:hAnsi="Symbol" w:hint="default"/>
+      </w:rPr>
+    </w:lvl>
+    <w:lvl w:ilvl="4" w:tplc="40090003" w:tentative="1">
+      <w:start w:val="1"/>
+      <w:numFmt w:val="bullet"/>
+      <w:lvlText w:val="o"/>
+      <w:lvlJc w:val="left"/>
+      <w:pPr>
+        <w:ind w:left="3600" w:hanging="360"/>
+      </w:pPr>
+      <w:rPr>
+        <w:rFonts w:ascii="Courier New" w:hAnsi="Courier New" w:cs="Courier New" w:hint="default"/>
+      </w:rPr>
+    </w:lvl>
+    <w:lvl w:ilvl="5" w:tplc="40090005" w:tentative="1">
+      <w:start w:val="1"/>
+      <w:numFmt w:val="bullet"/>
+      <w:lvlText w:val=""/>
+      <w:lvlJc w:val="left"/>
+      <w:pPr>
+        <w:ind w:left="4320" w:hanging="360"/>
+      </w:pPr>
+      <w:rPr>
+        <w:rFonts w:ascii="Wingdings" w:hAnsi="Wingdings" w:hint="default"/>
+      </w:rPr>
+    </w:lvl>
+    <w:lvl w:ilvl="6" w:tplc="40090001" w:tentative="1">
+      <w:start w:val="1"/>
+      <w:numFmt w:val="bullet"/>
+      <w:lvlText w:val=""/>
+      <w:lvlJc w:val="left"/>
+      <w:pPr>
+        <w:ind w:left="5040" w:hanging="360"/>
+      </w:pPr>
+      <w:rPr>
+        <w:rFonts w:ascii="Symbol" w:hAnsi="Symbol" w:hint="default"/>
+      </w:rPr>
+    </w:lvl>
+    <w:lvl w:ilvl="7" w:tplc="40090003" w:tentative="1">
+      <w:start w:val="1"/>
+      <w:numFmt w:val="bullet"/>
+      <w:lvlText w:val="o"/>
+      <w:lvlJc w:val="left"/>
+      <w:pPr>
+        <w:ind w:left="5760" w:hanging="360"/>
+      </w:pPr>
+      <w:rPr>
+        <w:rFonts w:ascii="Courier New" w:hAnsi="Courier New" w:cs="Courier New" w:hint="default"/>
+      </w:rPr>
+    </w:lvl>
+    <w:lvl w:ilvl="8" w:tplc="40090005" w:tentative="1">
+      <w:start w:val="1"/>
+      <w:numFmt w:val="bullet"/>
+      <w:lvlText w:val=""/>
+      <w:lvlJc w:val="left"/>
+      <w:pPr>
+        <w:ind w:left="6480" w:hanging="360"/>
+      </w:pPr>
+      <w:rPr>
+        <w:rFonts w:ascii="Wingdings" w:hAnsi="Wingdings" w:hint="default"/>
+      </w:rPr>
+    </w:lvl>
+  </w:abstractNum>
+  <w:abstractNum w:abstractNumId="38">
     <w:nsid w:val="771F358C"/>
     <w:multiLevelType w:val="hybridMultilevel"/>
     <w:tmpl w:val="08E0D094"/>
@@ -12959,7 +13429,7 @@
       </w:pPr>
     </w:lvl>
   </w:abstractNum>
-  <w:abstractNum w:abstractNumId="36">
+  <w:abstractNum w:abstractNumId="39">
     <w:nsid w:val="7F7B6E0C"/>
     <w:multiLevelType w:val="hybridMultilevel"/>
     <w:tmpl w:val="1D06EEE4"/>
@@ -13070,10 +13540,10 @@
     <w:abstractNumId w:val="6"/>
   </w:num>
   <w:num w:numId="8">
-    <w:abstractNumId w:val="33"/>
+    <w:abstractNumId w:val="34"/>
   </w:num>
   <w:num w:numId="9">
-    <w:abstractNumId w:val="35"/>
+    <w:abstractNumId w:val="38"/>
   </w:num>
   <w:num w:numId="10">
     <w:abstractNumId w:val="16"/>
@@ -13091,7 +13561,7 @@
     <w:abstractNumId w:val="7"/>
   </w:num>
   <w:num w:numId="15">
-    <w:abstractNumId w:val="34"/>
+    <w:abstractNumId w:val="36"/>
   </w:num>
   <w:num w:numId="16">
     <w:abstractNumId w:val="3"/>
@@ -13100,7 +13570,7 @@
     <w:abstractNumId w:val="29"/>
   </w:num>
   <w:num w:numId="18">
-    <w:abstractNumId w:val="31"/>
+    <w:abstractNumId w:val="32"/>
   </w:num>
   <w:num w:numId="19">
     <w:abstractNumId w:val="13"/>
@@ -13133,7 +13603,7 @@
     <w:abstractNumId w:val="9"/>
   </w:num>
   <w:num w:numId="29">
-    <w:abstractNumId w:val="32"/>
+    <w:abstractNumId w:val="33"/>
   </w:num>
   <w:num w:numId="30">
     <w:abstractNumId w:val="25"/>
@@ -13157,7 +13627,16 @@
     <w:abstractNumId w:val="27"/>
   </w:num>
   <w:num w:numId="37">
-    <w:abstractNumId w:val="36"/>
+    <w:abstractNumId w:val="39"/>
+  </w:num>
+  <w:num w:numId="38">
+    <w:abstractNumId w:val="31"/>
+  </w:num>
+  <w:num w:numId="39">
+    <w:abstractNumId w:val="35"/>
+  </w:num>
+  <w:num w:numId="40">
+    <w:abstractNumId w:val="37"/>
   </w:num>
 </w:numbering>
 </file>

--- a/Notes_Selenium_15.docx
+++ b/Notes_Selenium_15.docx
@@ -9642,6 +9642,920 @@
     </w:p>
     <w:p>
       <w:pPr>
+        <w:pBdr>
+          <w:bottom w:val="single" w:sz="6" w:space="1" w:color="auto"/>
+        </w:pBdr>
+        <w:rPr>
+          <w:sz w:val="26"/>
+          <w:szCs w:val="24"/>
+          <w:lang w:val="en-US"/>
+        </w:rPr>
+      </w:pPr>
+    </w:p>
+    <w:p>
+      <w:pPr>
+        <w:rPr>
+          <w:b/>
+          <w:bCs/>
+          <w:sz w:val="26"/>
+          <w:szCs w:val="24"/>
+          <w:lang w:val="en-US"/>
+        </w:rPr>
+      </w:pPr>
+      <w:r>
+        <w:rPr>
+          <w:b/>
+          <w:bCs/>
+          <w:sz w:val="26"/>
+          <w:szCs w:val="24"/>
+          <w:lang w:val="en-US"/>
+        </w:rPr>
+        <w:t>Feature File</w:t>
+      </w:r>
+    </w:p>
+    <w:p>
+      <w:pPr>
+        <w:pStyle w:val="ListParagraph"/>
+        <w:numPr>
+          <w:ilvl w:val="0"/>
+          <w:numId w:val="41"/>
+        </w:numPr>
+        <w:rPr>
+          <w:sz w:val="26"/>
+          <w:szCs w:val="24"/>
+          <w:lang w:val="en-US"/>
+        </w:rPr>
+      </w:pPr>
+      <w:r>
+        <w:rPr>
+          <w:sz w:val="26"/>
+          <w:szCs w:val="24"/>
+          <w:lang w:val="en-US"/>
+        </w:rPr>
+        <w:t>Collection of Test Scenarios</w:t>
+      </w:r>
+    </w:p>
+    <w:p>
+      <w:pPr>
+        <w:pStyle w:val="ListParagraph"/>
+        <w:numPr>
+          <w:ilvl w:val="0"/>
+          <w:numId w:val="41"/>
+        </w:numPr>
+        <w:rPr>
+          <w:sz w:val="26"/>
+          <w:szCs w:val="24"/>
+          <w:lang w:val="en-US"/>
+        </w:rPr>
+      </w:pPr>
+      <w:r>
+        <w:rPr>
+          <w:sz w:val="26"/>
+          <w:szCs w:val="24"/>
+          <w:lang w:val="en-US"/>
+        </w:rPr>
+        <w:t>Created using Gherkin Language</w:t>
+      </w:r>
+    </w:p>
+    <w:p>
+      <w:pPr>
+        <w:pStyle w:val="ListParagraph"/>
+        <w:numPr>
+          <w:ilvl w:val="0"/>
+          <w:numId w:val="41"/>
+        </w:numPr>
+        <w:rPr>
+          <w:sz w:val="26"/>
+          <w:szCs w:val="24"/>
+          <w:lang w:val="en-US"/>
+        </w:rPr>
+      </w:pPr>
+      <w:r>
+        <w:rPr>
+          <w:sz w:val="26"/>
+          <w:szCs w:val="24"/>
+          <w:lang w:val="en-US"/>
+        </w:rPr>
+        <w:t>Having extension .feature</w:t>
+      </w:r>
+    </w:p>
+    <w:p>
+      <w:pPr>
+        <w:pStyle w:val="ListParagraph"/>
+        <w:numPr>
+          <w:ilvl w:val="0"/>
+          <w:numId w:val="41"/>
+        </w:numPr>
+        <w:rPr>
+          <w:sz w:val="26"/>
+          <w:szCs w:val="24"/>
+          <w:lang w:val="en-US"/>
+        </w:rPr>
+      </w:pPr>
+      <w:r>
+        <w:rPr>
+          <w:sz w:val="26"/>
+          <w:szCs w:val="24"/>
+          <w:lang w:val="en-US"/>
+        </w:rPr>
+        <w:t>Created using keywords</w:t>
+      </w:r>
+    </w:p>
+    <w:p>
+      <w:pPr>
+        <w:pStyle w:val="ListParagraph"/>
+        <w:numPr>
+          <w:ilvl w:val="1"/>
+          <w:numId w:val="41"/>
+        </w:numPr>
+        <w:rPr>
+          <w:sz w:val="26"/>
+          <w:szCs w:val="24"/>
+          <w:lang w:val="en-US"/>
+        </w:rPr>
+      </w:pPr>
+      <w:r>
+        <w:rPr>
+          <w:sz w:val="26"/>
+          <w:szCs w:val="24"/>
+          <w:lang w:val="en-US"/>
+        </w:rPr>
+        <w:t xml:space="preserve">Feature: </w:t>
+      </w:r>
+      <w:r>
+        <w:rPr>
+          <w:sz w:val="26"/>
+          <w:szCs w:val="24"/>
+          <w:lang w:val="en-US"/>
+        </w:rPr>
+        <w:sym w:font="Wingdings" w:char="F0E0"/>
+      </w:r>
+      <w:r>
+        <w:rPr>
+          <w:sz w:val="26"/>
+          <w:szCs w:val="24"/>
+          <w:lang w:val="en-US"/>
+        </w:rPr>
+        <w:t xml:space="preserve"> Represents the requirement</w:t>
+      </w:r>
+    </w:p>
+    <w:p>
+      <w:pPr>
+        <w:pStyle w:val="ListParagraph"/>
+        <w:numPr>
+          <w:ilvl w:val="1"/>
+          <w:numId w:val="41"/>
+        </w:numPr>
+        <w:rPr>
+          <w:sz w:val="26"/>
+          <w:szCs w:val="24"/>
+          <w:lang w:val="en-US"/>
+        </w:rPr>
+      </w:pPr>
+      <w:r>
+        <w:rPr>
+          <w:sz w:val="26"/>
+          <w:szCs w:val="24"/>
+          <w:lang w:val="en-US"/>
+        </w:rPr>
+        <w:t xml:space="preserve">Scenario: </w:t>
+      </w:r>
+      <w:r>
+        <w:rPr>
+          <w:sz w:val="26"/>
+          <w:szCs w:val="24"/>
+          <w:lang w:val="en-US"/>
+        </w:rPr>
+        <w:sym w:font="Wingdings" w:char="F0E0"/>
+      </w:r>
+      <w:r>
+        <w:rPr>
+          <w:sz w:val="26"/>
+          <w:szCs w:val="24"/>
+          <w:lang w:val="en-US"/>
+        </w:rPr>
+        <w:t xml:space="preserve"> Represents test condition / objective</w:t>
+      </w:r>
+    </w:p>
+    <w:p>
+      <w:pPr>
+        <w:pStyle w:val="ListParagraph"/>
+        <w:numPr>
+          <w:ilvl w:val="1"/>
+          <w:numId w:val="41"/>
+        </w:numPr>
+        <w:rPr>
+          <w:sz w:val="26"/>
+          <w:szCs w:val="24"/>
+          <w:lang w:val="en-US"/>
+        </w:rPr>
+      </w:pPr>
+      <w:r>
+        <w:rPr>
+          <w:sz w:val="26"/>
+          <w:szCs w:val="24"/>
+          <w:lang w:val="en-US"/>
+        </w:rPr>
+        <w:t xml:space="preserve">Given </w:t>
+      </w:r>
+      <w:r>
+        <w:rPr>
+          <w:sz w:val="26"/>
+          <w:szCs w:val="24"/>
+          <w:lang w:val="en-US"/>
+        </w:rPr>
+        <w:sym w:font="Wingdings" w:char="F0E0"/>
+      </w:r>
+      <w:r>
+        <w:rPr>
+          <w:sz w:val="26"/>
+          <w:szCs w:val="24"/>
+          <w:lang w:val="en-US"/>
+        </w:rPr>
+        <w:t xml:space="preserve"> Represents pre-requisite</w:t>
+      </w:r>
+    </w:p>
+    <w:p>
+      <w:pPr>
+        <w:pStyle w:val="ListParagraph"/>
+        <w:numPr>
+          <w:ilvl w:val="1"/>
+          <w:numId w:val="41"/>
+        </w:numPr>
+        <w:rPr>
+          <w:sz w:val="26"/>
+          <w:szCs w:val="24"/>
+          <w:lang w:val="en-US"/>
+        </w:rPr>
+      </w:pPr>
+      <w:r>
+        <w:rPr>
+          <w:sz w:val="26"/>
+          <w:szCs w:val="24"/>
+          <w:lang w:val="en-US"/>
+        </w:rPr>
+        <w:t xml:space="preserve">When </w:t>
+      </w:r>
+      <w:r>
+        <w:rPr>
+          <w:sz w:val="26"/>
+          <w:szCs w:val="24"/>
+          <w:lang w:val="en-US"/>
+        </w:rPr>
+        <w:sym w:font="Wingdings" w:char="F0E0"/>
+      </w:r>
+      <w:r>
+        <w:rPr>
+          <w:sz w:val="26"/>
+          <w:szCs w:val="24"/>
+          <w:lang w:val="en-US"/>
+        </w:rPr>
+        <w:t xml:space="preserve"> Represents steps to be performed</w:t>
+      </w:r>
+    </w:p>
+    <w:p>
+      <w:pPr>
+        <w:pStyle w:val="ListParagraph"/>
+        <w:numPr>
+          <w:ilvl w:val="1"/>
+          <w:numId w:val="41"/>
+        </w:numPr>
+        <w:rPr>
+          <w:sz w:val="26"/>
+          <w:szCs w:val="24"/>
+          <w:lang w:val="en-US"/>
+        </w:rPr>
+      </w:pPr>
+      <w:r>
+        <w:rPr>
+          <w:sz w:val="26"/>
+          <w:szCs w:val="24"/>
+          <w:lang w:val="en-US"/>
+        </w:rPr>
+        <w:t xml:space="preserve">And </w:t>
+      </w:r>
+      <w:r>
+        <w:rPr>
+          <w:sz w:val="26"/>
+          <w:szCs w:val="24"/>
+          <w:lang w:val="en-US"/>
+        </w:rPr>
+        <w:sym w:font="Wingdings" w:char="F0E0"/>
+      </w:r>
+      <w:r>
+        <w:rPr>
+          <w:sz w:val="26"/>
+          <w:szCs w:val="24"/>
+          <w:lang w:val="en-US"/>
+        </w:rPr>
+        <w:t xml:space="preserve"> Combine multiple When statements</w:t>
+      </w:r>
+    </w:p>
+    <w:p>
+      <w:pPr>
+        <w:pStyle w:val="ListParagraph"/>
+        <w:numPr>
+          <w:ilvl w:val="1"/>
+          <w:numId w:val="41"/>
+        </w:numPr>
+        <w:rPr>
+          <w:sz w:val="26"/>
+          <w:szCs w:val="24"/>
+          <w:lang w:val="en-US"/>
+        </w:rPr>
+      </w:pPr>
+      <w:r>
+        <w:rPr>
+          <w:sz w:val="26"/>
+          <w:szCs w:val="24"/>
+          <w:lang w:val="en-US"/>
+        </w:rPr>
+        <w:t xml:space="preserve">Then </w:t>
+      </w:r>
+      <w:r>
+        <w:rPr>
+          <w:sz w:val="26"/>
+          <w:szCs w:val="24"/>
+          <w:lang w:val="en-US"/>
+        </w:rPr>
+        <w:sym w:font="Wingdings" w:char="F0E0"/>
+      </w:r>
+      <w:r>
+        <w:rPr>
+          <w:sz w:val="26"/>
+          <w:szCs w:val="24"/>
+          <w:lang w:val="en-US"/>
+        </w:rPr>
+        <w:t xml:space="preserve"> Represents Expected Result</w:t>
+      </w:r>
+    </w:p>
+    <w:p>
+      <w:pPr>
+        <w:pStyle w:val="ListParagraph"/>
+        <w:numPr>
+          <w:ilvl w:val="1"/>
+          <w:numId w:val="41"/>
+        </w:numPr>
+        <w:rPr>
+          <w:sz w:val="26"/>
+          <w:szCs w:val="24"/>
+          <w:lang w:val="en-US"/>
+        </w:rPr>
+      </w:pPr>
+      <w:r>
+        <w:rPr>
+          <w:sz w:val="26"/>
+          <w:szCs w:val="24"/>
+          <w:lang w:val="en-US"/>
+        </w:rPr>
+        <w:t xml:space="preserve">Background: </w:t>
+      </w:r>
+      <w:r>
+        <w:rPr>
+          <w:sz w:val="26"/>
+          <w:szCs w:val="24"/>
+          <w:lang w:val="en-US"/>
+        </w:rPr>
+        <w:sym w:font="Wingdings" w:char="F0E0"/>
+      </w:r>
+      <w:r>
+        <w:rPr>
+          <w:sz w:val="26"/>
+          <w:szCs w:val="24"/>
+          <w:lang w:val="en-US"/>
+        </w:rPr>
+        <w:t xml:space="preserve"> Used to avoid writing multiple Given statement</w:t>
+      </w:r>
+    </w:p>
+    <w:p>
+      <w:pPr>
+        <w:pStyle w:val="ListParagraph"/>
+        <w:numPr>
+          <w:ilvl w:val="1"/>
+          <w:numId w:val="41"/>
+        </w:numPr>
+        <w:rPr>
+          <w:sz w:val="26"/>
+          <w:szCs w:val="24"/>
+          <w:lang w:val="en-US"/>
+        </w:rPr>
+      </w:pPr>
+      <w:r>
+        <w:rPr>
+          <w:sz w:val="26"/>
+          <w:szCs w:val="24"/>
+          <w:lang w:val="en-US"/>
+        </w:rPr>
+        <w:t xml:space="preserve">Examples: </w:t>
+      </w:r>
+      <w:r>
+        <w:rPr>
+          <w:sz w:val="26"/>
+          <w:szCs w:val="24"/>
+          <w:lang w:val="en-US"/>
+        </w:rPr>
+        <w:sym w:font="Wingdings" w:char="F0E0"/>
+      </w:r>
+      <w:r>
+        <w:rPr>
+          <w:sz w:val="26"/>
+          <w:szCs w:val="24"/>
+          <w:lang w:val="en-US"/>
+        </w:rPr>
+        <w:t xml:space="preserve"> Used to implement Data Driven Testing</w:t>
+      </w:r>
+    </w:p>
+    <w:p>
+      <w:pPr>
+        <w:pStyle w:val="ListParagraph"/>
+        <w:numPr>
+          <w:ilvl w:val="1"/>
+          <w:numId w:val="41"/>
+        </w:numPr>
+        <w:rPr>
+          <w:sz w:val="26"/>
+          <w:szCs w:val="24"/>
+          <w:lang w:val="en-US"/>
+        </w:rPr>
+      </w:pPr>
+      <w:r>
+        <w:rPr>
+          <w:sz w:val="26"/>
+          <w:szCs w:val="24"/>
+          <w:lang w:val="en-US"/>
+        </w:rPr>
+        <w:t xml:space="preserve">Scenario Outline: </w:t>
+      </w:r>
+      <w:r>
+        <w:rPr>
+          <w:sz w:val="26"/>
+          <w:szCs w:val="24"/>
+          <w:lang w:val="en-US"/>
+        </w:rPr>
+        <w:sym w:font="Wingdings" w:char="F0E0"/>
+      </w:r>
+      <w:r>
+        <w:rPr>
+          <w:sz w:val="26"/>
+          <w:szCs w:val="24"/>
+          <w:lang w:val="en-US"/>
+        </w:rPr>
+        <w:t xml:space="preserve"> Used when we are passing the data to scenario via Examples (Data Driven Testing)</w:t>
+      </w:r>
+    </w:p>
+    <w:p>
+      <w:pPr>
+        <w:pBdr>
+          <w:bottom w:val="single" w:sz="6" w:space="1" w:color="auto"/>
+        </w:pBdr>
+        <w:rPr>
+          <w:sz w:val="26"/>
+          <w:szCs w:val="24"/>
+          <w:lang w:val="en-US"/>
+        </w:rPr>
+      </w:pPr>
+    </w:p>
+    <w:p>
+      <w:pPr>
+        <w:rPr>
+          <w:sz w:val="26"/>
+          <w:szCs w:val="24"/>
+          <w:lang w:val="en-US"/>
+        </w:rPr>
+      </w:pPr>
+      <w:r>
+        <w:rPr>
+          <w:sz w:val="26"/>
+          <w:szCs w:val="24"/>
+          <w:lang w:val="en-US"/>
+        </w:rPr>
+        <w:t>Requirement: Verify Google Title</w:t>
+      </w:r>
+    </w:p>
+    <w:p>
+      <w:pPr>
+        <w:pStyle w:val="ListParagraph"/>
+        <w:numPr>
+          <w:ilvl w:val="0"/>
+          <w:numId w:val="42"/>
+        </w:numPr>
+        <w:rPr>
+          <w:sz w:val="26"/>
+          <w:szCs w:val="24"/>
+          <w:lang w:val="en-US"/>
+        </w:rPr>
+      </w:pPr>
+      <w:r>
+        <w:rPr>
+          <w:sz w:val="26"/>
+          <w:szCs w:val="24"/>
+          <w:lang w:val="en-US"/>
+        </w:rPr>
+        <w:lastRenderedPageBreak/>
+        <w:t>Open Google</w:t>
+      </w:r>
+    </w:p>
+    <w:p>
+      <w:pPr>
+        <w:pStyle w:val="ListParagraph"/>
+        <w:numPr>
+          <w:ilvl w:val="0"/>
+          <w:numId w:val="42"/>
+        </w:numPr>
+        <w:rPr>
+          <w:sz w:val="26"/>
+          <w:szCs w:val="24"/>
+          <w:lang w:val="en-US"/>
+        </w:rPr>
+      </w:pPr>
+      <w:r>
+        <w:rPr>
+          <w:sz w:val="26"/>
+          <w:szCs w:val="24"/>
+          <w:lang w:val="en-US"/>
+        </w:rPr>
+        <w:t>Read the title</w:t>
+      </w:r>
+    </w:p>
+    <w:p>
+      <w:pPr>
+        <w:pStyle w:val="ListParagraph"/>
+        <w:numPr>
+          <w:ilvl w:val="0"/>
+          <w:numId w:val="42"/>
+        </w:numPr>
+        <w:rPr>
+          <w:sz w:val="26"/>
+          <w:szCs w:val="24"/>
+          <w:lang w:val="en-US"/>
+        </w:rPr>
+      </w:pPr>
+      <w:r>
+        <w:rPr>
+          <w:sz w:val="26"/>
+          <w:szCs w:val="24"/>
+          <w:lang w:val="en-US"/>
+        </w:rPr>
+        <w:t>Verify that title should be Google</w:t>
+      </w:r>
+    </w:p>
+    <w:p>
+      <w:pPr>
+        <w:rPr>
+          <w:b/>
+          <w:bCs/>
+          <w:sz w:val="26"/>
+          <w:szCs w:val="24"/>
+          <w:lang w:val="en-US"/>
+        </w:rPr>
+      </w:pPr>
+      <w:r>
+        <w:rPr>
+          <w:b/>
+          <w:bCs/>
+          <w:sz w:val="26"/>
+          <w:szCs w:val="24"/>
+          <w:lang w:val="en-US"/>
+        </w:rPr>
+        <w:t>Feature File</w:t>
+      </w:r>
+    </w:p>
+    <w:p>
+      <w:pPr>
+        <w:rPr>
+          <w:sz w:val="26"/>
+          <w:szCs w:val="24"/>
+          <w:lang w:val="en-US"/>
+        </w:rPr>
+      </w:pPr>
+      <w:r>
+        <w:rPr>
+          <w:sz w:val="26"/>
+          <w:szCs w:val="24"/>
+          <w:lang w:val="en-US"/>
+        </w:rPr>
+        <w:t>Feature: Google Title</w:t>
+      </w:r>
+    </w:p>
+    <w:p>
+      <w:pPr>
+        <w:rPr>
+          <w:sz w:val="26"/>
+          <w:szCs w:val="24"/>
+          <w:lang w:val="en-US"/>
+        </w:rPr>
+      </w:pPr>
+      <w:r>
+        <w:rPr>
+          <w:sz w:val="26"/>
+          <w:szCs w:val="24"/>
+          <w:lang w:val="en-US"/>
+        </w:rPr>
+        <w:t>Scenario: To validate title of Google page</w:t>
+      </w:r>
+    </w:p>
+    <w:p>
+      <w:pPr>
+        <w:rPr>
+          <w:sz w:val="26"/>
+          <w:szCs w:val="24"/>
+          <w:lang w:val="en-US"/>
+        </w:rPr>
+      </w:pPr>
+      <w:r>
+        <w:rPr>
+          <w:sz w:val="26"/>
+          <w:szCs w:val="24"/>
+          <w:lang w:val="en-US"/>
+        </w:rPr>
+        <w:t>Given Open Google</w:t>
+      </w:r>
+    </w:p>
+    <w:p>
+      <w:pPr>
+        <w:rPr>
+          <w:sz w:val="26"/>
+          <w:szCs w:val="24"/>
+          <w:lang w:val="en-US"/>
+        </w:rPr>
+      </w:pPr>
+      <w:r>
+        <w:rPr>
+          <w:sz w:val="26"/>
+          <w:szCs w:val="24"/>
+          <w:lang w:val="en-US"/>
+        </w:rPr>
+        <w:t>When Capture the title of page</w:t>
+      </w:r>
+    </w:p>
+    <w:p>
+      <w:pPr>
+        <w:rPr>
+          <w:sz w:val="26"/>
+          <w:szCs w:val="24"/>
+          <w:lang w:val="en-US"/>
+        </w:rPr>
+      </w:pPr>
+      <w:r>
+        <w:rPr>
+          <w:sz w:val="26"/>
+          <w:szCs w:val="24"/>
+          <w:lang w:val="en-US"/>
+        </w:rPr>
+        <w:t>Then Title should be Google</w:t>
+      </w:r>
+    </w:p>
+    <w:p>
+      <w:pPr>
+        <w:pBdr>
+          <w:bottom w:val="single" w:sz="6" w:space="1" w:color="auto"/>
+        </w:pBdr>
+        <w:rPr>
+          <w:sz w:val="26"/>
+          <w:szCs w:val="24"/>
+          <w:lang w:val="en-US"/>
+        </w:rPr>
+      </w:pPr>
+    </w:p>
+    <w:p>
+      <w:pPr>
+        <w:rPr>
+          <w:sz w:val="26"/>
+          <w:szCs w:val="24"/>
+          <w:lang w:val="en-US"/>
+        </w:rPr>
+      </w:pPr>
+      <w:r>
+        <w:rPr>
+          <w:sz w:val="26"/>
+          <w:szCs w:val="24"/>
+          <w:lang w:val="en-US"/>
+        </w:rPr>
+        <w:t>Requirement: Search functionality on Google</w:t>
+      </w:r>
+    </w:p>
+    <w:p>
+      <w:pPr>
+        <w:pStyle w:val="ListParagraph"/>
+        <w:numPr>
+          <w:ilvl w:val="0"/>
+          <w:numId w:val="43"/>
+        </w:numPr>
+        <w:rPr>
+          <w:sz w:val="26"/>
+          <w:szCs w:val="24"/>
+          <w:lang w:val="en-US"/>
+        </w:rPr>
+      </w:pPr>
+      <w:r>
+        <w:rPr>
+          <w:sz w:val="26"/>
+          <w:szCs w:val="24"/>
+          <w:lang w:val="en-US"/>
+        </w:rPr>
+        <w:t>Open Google</w:t>
+      </w:r>
+    </w:p>
+    <w:p>
+      <w:pPr>
+        <w:pStyle w:val="ListParagraph"/>
+        <w:numPr>
+          <w:ilvl w:val="0"/>
+          <w:numId w:val="43"/>
+        </w:numPr>
+        <w:rPr>
+          <w:sz w:val="26"/>
+          <w:szCs w:val="24"/>
+          <w:lang w:val="en-US"/>
+        </w:rPr>
+      </w:pPr>
+      <w:r>
+        <w:rPr>
+          <w:sz w:val="26"/>
+          <w:szCs w:val="24"/>
+          <w:lang w:val="en-US"/>
+        </w:rPr>
+        <w:t>Enter text to search in search box</w:t>
+      </w:r>
+    </w:p>
+    <w:p>
+      <w:pPr>
+        <w:pStyle w:val="ListParagraph"/>
+        <w:numPr>
+          <w:ilvl w:val="0"/>
+          <w:numId w:val="43"/>
+        </w:numPr>
+        <w:rPr>
+          <w:sz w:val="26"/>
+          <w:szCs w:val="24"/>
+          <w:lang w:val="en-US"/>
+        </w:rPr>
+      </w:pPr>
+      <w:r>
+        <w:rPr>
+          <w:sz w:val="26"/>
+          <w:szCs w:val="24"/>
+          <w:lang w:val="en-US"/>
+        </w:rPr>
+        <w:t>Hit Enter</w:t>
+      </w:r>
+    </w:p>
+    <w:p>
+      <w:pPr>
+        <w:pStyle w:val="ListParagraph"/>
+        <w:numPr>
+          <w:ilvl w:val="0"/>
+          <w:numId w:val="43"/>
+        </w:numPr>
+        <w:rPr>
+          <w:sz w:val="26"/>
+          <w:szCs w:val="24"/>
+          <w:lang w:val="en-US"/>
+        </w:rPr>
+      </w:pPr>
+      <w:r>
+        <w:rPr>
+          <w:sz w:val="26"/>
+          <w:szCs w:val="24"/>
+          <w:lang w:val="en-US"/>
+        </w:rPr>
+        <w:t>A valid search should display</w:t>
+      </w:r>
+    </w:p>
+    <w:p>
+      <w:pPr>
+        <w:rPr>
+          <w:b/>
+          <w:bCs/>
+          <w:sz w:val="26"/>
+          <w:szCs w:val="24"/>
+          <w:lang w:val="en-US"/>
+        </w:rPr>
+      </w:pPr>
+      <w:r>
+        <w:rPr>
+          <w:b/>
+          <w:bCs/>
+          <w:sz w:val="26"/>
+          <w:szCs w:val="24"/>
+          <w:lang w:val="en-US"/>
+        </w:rPr>
+        <w:t>Feature File</w:t>
+      </w:r>
+    </w:p>
+    <w:p>
+      <w:pPr>
+        <w:rPr>
+          <w:sz w:val="26"/>
+          <w:szCs w:val="24"/>
+          <w:lang w:val="en-US"/>
+        </w:rPr>
+      </w:pPr>
+      <w:r>
+        <w:rPr>
+          <w:sz w:val="26"/>
+          <w:szCs w:val="24"/>
+          <w:lang w:val="en-US"/>
+        </w:rPr>
+        <w:t>Feature: Search functionality on Google</w:t>
+      </w:r>
+    </w:p>
+    <w:p>
+      <w:pPr>
+        <w:rPr>
+          <w:sz w:val="26"/>
+          <w:szCs w:val="24"/>
+          <w:lang w:val="en-US"/>
+        </w:rPr>
+      </w:pPr>
+      <w:r>
+        <w:rPr>
+          <w:sz w:val="26"/>
+          <w:szCs w:val="24"/>
+          <w:lang w:val="en-US"/>
+        </w:rPr>
+        <w:t>Scenario: To validate search functionality on Google</w:t>
+      </w:r>
+    </w:p>
+    <w:p>
+      <w:pPr>
+        <w:rPr>
+          <w:sz w:val="26"/>
+          <w:szCs w:val="24"/>
+          <w:lang w:val="en-US"/>
+        </w:rPr>
+      </w:pPr>
+      <w:r>
+        <w:rPr>
+          <w:sz w:val="26"/>
+          <w:szCs w:val="24"/>
+          <w:lang w:val="en-US"/>
+        </w:rPr>
+        <w:t>Give Open Google</w:t>
+      </w:r>
+    </w:p>
+    <w:p>
+      <w:pPr>
+        <w:rPr>
+          <w:sz w:val="26"/>
+          <w:szCs w:val="24"/>
+          <w:lang w:val="en-US"/>
+        </w:rPr>
+      </w:pPr>
+      <w:r>
+        <w:rPr>
+          <w:sz w:val="26"/>
+          <w:szCs w:val="24"/>
+          <w:lang w:val="en-US"/>
+        </w:rPr>
+        <w:t>When Enter text in search box</w:t>
+      </w:r>
+    </w:p>
+    <w:p>
+      <w:pPr>
+        <w:rPr>
+          <w:sz w:val="26"/>
+          <w:szCs w:val="24"/>
+          <w:lang w:val="en-US"/>
+        </w:rPr>
+      </w:pPr>
+      <w:r>
+        <w:rPr>
+          <w:sz w:val="26"/>
+          <w:szCs w:val="24"/>
+          <w:lang w:val="en-US"/>
+        </w:rPr>
+        <w:t>And Hit Enter</w:t>
+      </w:r>
+    </w:p>
+    <w:p>
+      <w:pPr>
+        <w:rPr>
+          <w:sz w:val="26"/>
+          <w:szCs w:val="24"/>
+          <w:lang w:val="en-US"/>
+        </w:rPr>
+      </w:pPr>
+      <w:r>
+        <w:rPr>
+          <w:sz w:val="26"/>
+          <w:szCs w:val="24"/>
+          <w:lang w:val="en-US"/>
+        </w:rPr>
+        <w:t>Then A valid search result should display</w:t>
+      </w:r>
+    </w:p>
+    <w:p>
+      <w:pPr>
+        <w:rPr>
+          <w:sz w:val="26"/>
+          <w:szCs w:val="24"/>
+          <w:lang w:val="en-US"/>
+        </w:rPr>
+      </w:pPr>
+    </w:p>
+    <w:p>
+      <w:pPr>
         <w:rPr>
           <w:sz w:val="26"/>
           <w:szCs w:val="24"/>
@@ -9650,15 +10564,6 @@
       </w:pPr>
       <w:bookmarkStart w:id="0" w:name="_GoBack"/>
       <w:bookmarkEnd w:id="0"/>
-    </w:p>
-    <w:p>
-      <w:pPr>
-        <w:rPr>
-          <w:sz w:val="26"/>
-          <w:szCs w:val="24"/>
-          <w:lang w:val="en-US"/>
-        </w:rPr>
-      </w:pPr>
     </w:p>
     <w:sectPr>
       <w:pgSz w:w="11906" w:h="16838"/>
@@ -10279,6 +11184,119 @@
     </w:lvl>
   </w:abstractNum>
   <w:abstractNum w:abstractNumId="6">
+    <w:nsid w:val="0AD82B0C"/>
+    <w:multiLevelType w:val="hybridMultilevel"/>
+    <w:tmpl w:val="2C04EE6E"/>
+    <w:lvl w:ilvl="0" w:tplc="40090001">
+      <w:start w:val="1"/>
+      <w:numFmt w:val="bullet"/>
+      <w:lvlText w:val=""/>
+      <w:lvlJc w:val="left"/>
+      <w:pPr>
+        <w:ind w:left="720" w:hanging="360"/>
+      </w:pPr>
+      <w:rPr>
+        <w:rFonts w:ascii="Symbol" w:hAnsi="Symbol" w:hint="default"/>
+      </w:rPr>
+    </w:lvl>
+    <w:lvl w:ilvl="1" w:tplc="40090003">
+      <w:start w:val="1"/>
+      <w:numFmt w:val="bullet"/>
+      <w:lvlText w:val="o"/>
+      <w:lvlJc w:val="left"/>
+      <w:pPr>
+        <w:ind w:left="1440" w:hanging="360"/>
+      </w:pPr>
+      <w:rPr>
+        <w:rFonts w:ascii="Courier New" w:hAnsi="Courier New" w:cs="Courier New" w:hint="default"/>
+      </w:rPr>
+    </w:lvl>
+    <w:lvl w:ilvl="2" w:tplc="40090005" w:tentative="1">
+      <w:start w:val="1"/>
+      <w:numFmt w:val="bullet"/>
+      <w:lvlText w:val=""/>
+      <w:lvlJc w:val="left"/>
+      <w:pPr>
+        <w:ind w:left="2160" w:hanging="360"/>
+      </w:pPr>
+      <w:rPr>
+        <w:rFonts w:ascii="Wingdings" w:hAnsi="Wingdings" w:hint="default"/>
+      </w:rPr>
+    </w:lvl>
+    <w:lvl w:ilvl="3" w:tplc="40090001" w:tentative="1">
+      <w:start w:val="1"/>
+      <w:numFmt w:val="bullet"/>
+      <w:lvlText w:val=""/>
+      <w:lvlJc w:val="left"/>
+      <w:pPr>
+        <w:ind w:left="2880" w:hanging="360"/>
+      </w:pPr>
+      <w:rPr>
+        <w:rFonts w:ascii="Symbol" w:hAnsi="Symbol" w:hint="default"/>
+      </w:rPr>
+    </w:lvl>
+    <w:lvl w:ilvl="4" w:tplc="40090003" w:tentative="1">
+      <w:start w:val="1"/>
+      <w:numFmt w:val="bullet"/>
+      <w:lvlText w:val="o"/>
+      <w:lvlJc w:val="left"/>
+      <w:pPr>
+        <w:ind w:left="3600" w:hanging="360"/>
+      </w:pPr>
+      <w:rPr>
+        <w:rFonts w:ascii="Courier New" w:hAnsi="Courier New" w:cs="Courier New" w:hint="default"/>
+      </w:rPr>
+    </w:lvl>
+    <w:lvl w:ilvl="5" w:tplc="40090005" w:tentative="1">
+      <w:start w:val="1"/>
+      <w:numFmt w:val="bullet"/>
+      <w:lvlText w:val=""/>
+      <w:lvlJc w:val="left"/>
+      <w:pPr>
+        <w:ind w:left="4320" w:hanging="360"/>
+      </w:pPr>
+      <w:rPr>
+        <w:rFonts w:ascii="Wingdings" w:hAnsi="Wingdings" w:hint="default"/>
+      </w:rPr>
+    </w:lvl>
+    <w:lvl w:ilvl="6" w:tplc="40090001" w:tentative="1">
+      <w:start w:val="1"/>
+      <w:numFmt w:val="bullet"/>
+      <w:lvlText w:val=""/>
+      <w:lvlJc w:val="left"/>
+      <w:pPr>
+        <w:ind w:left="5040" w:hanging="360"/>
+      </w:pPr>
+      <w:rPr>
+        <w:rFonts w:ascii="Symbol" w:hAnsi="Symbol" w:hint="default"/>
+      </w:rPr>
+    </w:lvl>
+    <w:lvl w:ilvl="7" w:tplc="40090003" w:tentative="1">
+      <w:start w:val="1"/>
+      <w:numFmt w:val="bullet"/>
+      <w:lvlText w:val="o"/>
+      <w:lvlJc w:val="left"/>
+      <w:pPr>
+        <w:ind w:left="5760" w:hanging="360"/>
+      </w:pPr>
+      <w:rPr>
+        <w:rFonts w:ascii="Courier New" w:hAnsi="Courier New" w:cs="Courier New" w:hint="default"/>
+      </w:rPr>
+    </w:lvl>
+    <w:lvl w:ilvl="8" w:tplc="40090005" w:tentative="1">
+      <w:start w:val="1"/>
+      <w:numFmt w:val="bullet"/>
+      <w:lvlText w:val=""/>
+      <w:lvlJc w:val="left"/>
+      <w:pPr>
+        <w:ind w:left="6480" w:hanging="360"/>
+      </w:pPr>
+      <w:rPr>
+        <w:rFonts w:ascii="Wingdings" w:hAnsi="Wingdings" w:hint="default"/>
+      </w:rPr>
+    </w:lvl>
+  </w:abstractNum>
+  <w:abstractNum w:abstractNumId="7">
     <w:nsid w:val="0B656063"/>
     <w:multiLevelType w:val="hybridMultilevel"/>
     <w:tmpl w:val="18B07558"/>
@@ -10367,7 +11385,7 @@
       </w:pPr>
     </w:lvl>
   </w:abstractNum>
-  <w:abstractNum w:abstractNumId="7">
+  <w:abstractNum w:abstractNumId="8">
     <w:nsid w:val="190744F3"/>
     <w:multiLevelType w:val="hybridMultilevel"/>
     <w:tmpl w:val="D5220544"/>
@@ -10480,7 +11498,7 @@
       </w:rPr>
     </w:lvl>
   </w:abstractNum>
-  <w:abstractNum w:abstractNumId="8">
+  <w:abstractNum w:abstractNumId="9">
     <w:nsid w:val="192313AD"/>
     <w:multiLevelType w:val="hybridMultilevel"/>
     <w:tmpl w:val="609A4842"/>
@@ -10569,7 +11587,7 @@
       </w:pPr>
     </w:lvl>
   </w:abstractNum>
-  <w:abstractNum w:abstractNumId="9">
+  <w:abstractNum w:abstractNumId="10">
     <w:nsid w:val="1A304E32"/>
     <w:multiLevelType w:val="hybridMultilevel"/>
     <w:tmpl w:val="C6181F12"/>
@@ -10658,7 +11676,7 @@
       </w:pPr>
     </w:lvl>
   </w:abstractNum>
-  <w:abstractNum w:abstractNumId="10">
+  <w:abstractNum w:abstractNumId="11">
     <w:nsid w:val="1F9E1E48"/>
     <w:multiLevelType w:val="hybridMultilevel"/>
     <w:tmpl w:val="C7582CDC"/>
@@ -10771,7 +11789,7 @@
       </w:rPr>
     </w:lvl>
   </w:abstractNum>
-  <w:abstractNum w:abstractNumId="11">
+  <w:abstractNum w:abstractNumId="12">
     <w:nsid w:val="203C513C"/>
     <w:multiLevelType w:val="hybridMultilevel"/>
     <w:tmpl w:val="8AB4A5AE"/>
@@ -10860,7 +11878,7 @@
       </w:pPr>
     </w:lvl>
   </w:abstractNum>
-  <w:abstractNum w:abstractNumId="12">
+  <w:abstractNum w:abstractNumId="13">
     <w:nsid w:val="20F05ACF"/>
     <w:multiLevelType w:val="hybridMultilevel"/>
     <w:tmpl w:val="4C5A6C62"/>
@@ -10949,7 +11967,96 @@
       </w:pPr>
     </w:lvl>
   </w:abstractNum>
-  <w:abstractNum w:abstractNumId="13">
+  <w:abstractNum w:abstractNumId="14">
+    <w:nsid w:val="24313609"/>
+    <w:multiLevelType w:val="hybridMultilevel"/>
+    <w:tmpl w:val="BCEEA2D6"/>
+    <w:lvl w:ilvl="0" w:tplc="4009000F">
+      <w:start w:val="1"/>
+      <w:numFmt w:val="decimal"/>
+      <w:lvlText w:val="%1."/>
+      <w:lvlJc w:val="left"/>
+      <w:pPr>
+        <w:ind w:left="720" w:hanging="360"/>
+      </w:pPr>
+      <w:rPr>
+        <w:rFonts w:hint="default"/>
+      </w:rPr>
+    </w:lvl>
+    <w:lvl w:ilvl="1" w:tplc="40090019" w:tentative="1">
+      <w:start w:val="1"/>
+      <w:numFmt w:val="lowerLetter"/>
+      <w:lvlText w:val="%2."/>
+      <w:lvlJc w:val="left"/>
+      <w:pPr>
+        <w:ind w:left="1440" w:hanging="360"/>
+      </w:pPr>
+    </w:lvl>
+    <w:lvl w:ilvl="2" w:tplc="4009001B" w:tentative="1">
+      <w:start w:val="1"/>
+      <w:numFmt w:val="lowerRoman"/>
+      <w:lvlText w:val="%3."/>
+      <w:lvlJc w:val="right"/>
+      <w:pPr>
+        <w:ind w:left="2160" w:hanging="180"/>
+      </w:pPr>
+    </w:lvl>
+    <w:lvl w:ilvl="3" w:tplc="4009000F" w:tentative="1">
+      <w:start w:val="1"/>
+      <w:numFmt w:val="decimal"/>
+      <w:lvlText w:val="%4."/>
+      <w:lvlJc w:val="left"/>
+      <w:pPr>
+        <w:ind w:left="2880" w:hanging="360"/>
+      </w:pPr>
+    </w:lvl>
+    <w:lvl w:ilvl="4" w:tplc="40090019" w:tentative="1">
+      <w:start w:val="1"/>
+      <w:numFmt w:val="lowerLetter"/>
+      <w:lvlText w:val="%5."/>
+      <w:lvlJc w:val="left"/>
+      <w:pPr>
+        <w:ind w:left="3600" w:hanging="360"/>
+      </w:pPr>
+    </w:lvl>
+    <w:lvl w:ilvl="5" w:tplc="4009001B" w:tentative="1">
+      <w:start w:val="1"/>
+      <w:numFmt w:val="lowerRoman"/>
+      <w:lvlText w:val="%6."/>
+      <w:lvlJc w:val="right"/>
+      <w:pPr>
+        <w:ind w:left="4320" w:hanging="180"/>
+      </w:pPr>
+    </w:lvl>
+    <w:lvl w:ilvl="6" w:tplc="4009000F" w:tentative="1">
+      <w:start w:val="1"/>
+      <w:numFmt w:val="decimal"/>
+      <w:lvlText w:val="%7."/>
+      <w:lvlJc w:val="left"/>
+      <w:pPr>
+        <w:ind w:left="5040" w:hanging="360"/>
+      </w:pPr>
+    </w:lvl>
+    <w:lvl w:ilvl="7" w:tplc="40090019" w:tentative="1">
+      <w:start w:val="1"/>
+      <w:numFmt w:val="lowerLetter"/>
+      <w:lvlText w:val="%8."/>
+      <w:lvlJc w:val="left"/>
+      <w:pPr>
+        <w:ind w:left="5760" w:hanging="360"/>
+      </w:pPr>
+    </w:lvl>
+    <w:lvl w:ilvl="8" w:tplc="4009001B" w:tentative="1">
+      <w:start w:val="1"/>
+      <w:numFmt w:val="lowerRoman"/>
+      <w:lvlText w:val="%9."/>
+      <w:lvlJc w:val="right"/>
+      <w:pPr>
+        <w:ind w:left="6480" w:hanging="180"/>
+      </w:pPr>
+    </w:lvl>
+  </w:abstractNum>
+  <w:abstractNum w:abstractNumId="15">
     <w:nsid w:val="2479664E"/>
     <w:multiLevelType w:val="hybridMultilevel"/>
     <w:tmpl w:val="14A418A0"/>
@@ -11038,7 +12145,7 @@
       </w:pPr>
     </w:lvl>
   </w:abstractNum>
-  <w:abstractNum w:abstractNumId="14">
+  <w:abstractNum w:abstractNumId="16">
     <w:nsid w:val="24AA3700"/>
     <w:multiLevelType w:val="hybridMultilevel"/>
     <w:tmpl w:val="4AE473FA"/>
@@ -11127,7 +12234,7 @@
       </w:pPr>
     </w:lvl>
   </w:abstractNum>
-  <w:abstractNum w:abstractNumId="15">
+  <w:abstractNum w:abstractNumId="17">
     <w:nsid w:val="256A1A67"/>
     <w:multiLevelType w:val="hybridMultilevel"/>
     <w:tmpl w:val="2482F060"/>
@@ -11240,7 +12347,7 @@
       </w:rPr>
     </w:lvl>
   </w:abstractNum>
-  <w:abstractNum w:abstractNumId="16">
+  <w:abstractNum w:abstractNumId="18">
     <w:nsid w:val="2E0E1364"/>
     <w:multiLevelType w:val="hybridMultilevel"/>
     <w:tmpl w:val="40CC5AC4"/>
@@ -11329,7 +12436,7 @@
       </w:pPr>
     </w:lvl>
   </w:abstractNum>
-  <w:abstractNum w:abstractNumId="17">
+  <w:abstractNum w:abstractNumId="19">
     <w:nsid w:val="360C28AB"/>
     <w:multiLevelType w:val="hybridMultilevel"/>
     <w:tmpl w:val="D910DDB6"/>
@@ -11442,7 +12549,7 @@
       </w:rPr>
     </w:lvl>
   </w:abstractNum>
-  <w:abstractNum w:abstractNumId="18">
+  <w:abstractNum w:abstractNumId="20">
     <w:nsid w:val="38846546"/>
     <w:multiLevelType w:val="hybridMultilevel"/>
     <w:tmpl w:val="86F02860"/>
@@ -11531,7 +12638,7 @@
       </w:pPr>
     </w:lvl>
   </w:abstractNum>
-  <w:abstractNum w:abstractNumId="19">
+  <w:abstractNum w:abstractNumId="21">
     <w:nsid w:val="39C45A17"/>
     <w:multiLevelType w:val="hybridMultilevel"/>
     <w:tmpl w:val="7BCE0EDE"/>
@@ -11620,7 +12727,7 @@
       </w:pPr>
     </w:lvl>
   </w:abstractNum>
-  <w:abstractNum w:abstractNumId="20">
+  <w:abstractNum w:abstractNumId="22">
     <w:nsid w:val="3C0D7148"/>
     <w:multiLevelType w:val="hybridMultilevel"/>
     <w:tmpl w:val="61EAC19E"/>
@@ -11709,7 +12816,7 @@
       </w:pPr>
     </w:lvl>
   </w:abstractNum>
-  <w:abstractNum w:abstractNumId="21">
+  <w:abstractNum w:abstractNumId="23">
     <w:nsid w:val="3EC7092E"/>
     <w:multiLevelType w:val="hybridMultilevel"/>
     <w:tmpl w:val="BEB82898"/>
@@ -11798,7 +12905,7 @@
       </w:pPr>
     </w:lvl>
   </w:abstractNum>
-  <w:abstractNum w:abstractNumId="22">
+  <w:abstractNum w:abstractNumId="24">
     <w:nsid w:val="3FEE48BD"/>
     <w:multiLevelType w:val="hybridMultilevel"/>
     <w:tmpl w:val="7D7C81C4"/>
@@ -11887,7 +12994,7 @@
       </w:pPr>
     </w:lvl>
   </w:abstractNum>
-  <w:abstractNum w:abstractNumId="23">
+  <w:abstractNum w:abstractNumId="25">
     <w:nsid w:val="403F7638"/>
     <w:multiLevelType w:val="hybridMultilevel"/>
     <w:tmpl w:val="49801E86"/>
@@ -11976,7 +13083,7 @@
       </w:pPr>
     </w:lvl>
   </w:abstractNum>
-  <w:abstractNum w:abstractNumId="24">
+  <w:abstractNum w:abstractNumId="26">
     <w:nsid w:val="430B4440"/>
     <w:multiLevelType w:val="hybridMultilevel"/>
     <w:tmpl w:val="2B70B9E6"/>
@@ -12089,7 +13196,7 @@
       </w:rPr>
     </w:lvl>
   </w:abstractNum>
-  <w:abstractNum w:abstractNumId="25">
+  <w:abstractNum w:abstractNumId="27">
     <w:nsid w:val="46A73B9B"/>
     <w:multiLevelType w:val="hybridMultilevel"/>
     <w:tmpl w:val="EAA08C1C"/>
@@ -12178,7 +13285,7 @@
       </w:pPr>
     </w:lvl>
   </w:abstractNum>
-  <w:abstractNum w:abstractNumId="26">
+  <w:abstractNum w:abstractNumId="28">
     <w:nsid w:val="4EBA6DD1"/>
     <w:multiLevelType w:val="hybridMultilevel"/>
     <w:tmpl w:val="60C02E0C"/>
@@ -12267,7 +13374,7 @@
       </w:pPr>
     </w:lvl>
   </w:abstractNum>
-  <w:abstractNum w:abstractNumId="27">
+  <w:abstractNum w:abstractNumId="29">
     <w:nsid w:val="511B2F49"/>
     <w:multiLevelType w:val="hybridMultilevel"/>
     <w:tmpl w:val="9A3C8644"/>
@@ -12356,7 +13463,7 @@
       </w:pPr>
     </w:lvl>
   </w:abstractNum>
-  <w:abstractNum w:abstractNumId="28">
+  <w:abstractNum w:abstractNumId="30">
     <w:nsid w:val="515E3FEC"/>
     <w:multiLevelType w:val="hybridMultilevel"/>
     <w:tmpl w:val="E902866C"/>
@@ -12469,7 +13576,96 @@
       </w:rPr>
     </w:lvl>
   </w:abstractNum>
-  <w:abstractNum w:abstractNumId="29">
+  <w:abstractNum w:abstractNumId="31">
+    <w:nsid w:val="520A0D46"/>
+    <w:multiLevelType w:val="hybridMultilevel"/>
+    <w:tmpl w:val="5DEA5086"/>
+    <w:lvl w:ilvl="0" w:tplc="4009000F">
+      <w:start w:val="1"/>
+      <w:numFmt w:val="decimal"/>
+      <w:lvlText w:val="%1."/>
+      <w:lvlJc w:val="left"/>
+      <w:pPr>
+        <w:ind w:left="720" w:hanging="360"/>
+      </w:pPr>
+      <w:rPr>
+        <w:rFonts w:hint="default"/>
+      </w:rPr>
+    </w:lvl>
+    <w:lvl w:ilvl="1" w:tplc="40090019" w:tentative="1">
+      <w:start w:val="1"/>
+      <w:numFmt w:val="lowerLetter"/>
+      <w:lvlText w:val="%2."/>
+      <w:lvlJc w:val="left"/>
+      <w:pPr>
+        <w:ind w:left="1440" w:hanging="360"/>
+      </w:pPr>
+    </w:lvl>
+    <w:lvl w:ilvl="2" w:tplc="4009001B" w:tentative="1">
+      <w:start w:val="1"/>
+      <w:numFmt w:val="lowerRoman"/>
+      <w:lvlText w:val="%3."/>
+      <w:lvlJc w:val="right"/>
+      <w:pPr>
+        <w:ind w:left="2160" w:hanging="180"/>
+      </w:pPr>
+    </w:lvl>
+    <w:lvl w:ilvl="3" w:tplc="4009000F" w:tentative="1">
+      <w:start w:val="1"/>
+      <w:numFmt w:val="decimal"/>
+      <w:lvlText w:val="%4."/>
+      <w:lvlJc w:val="left"/>
+      <w:pPr>
+        <w:ind w:left="2880" w:hanging="360"/>
+      </w:pPr>
+    </w:lvl>
+    <w:lvl w:ilvl="4" w:tplc="40090019" w:tentative="1">
+      <w:start w:val="1"/>
+      <w:numFmt w:val="lowerLetter"/>
+      <w:lvlText w:val="%5."/>
+      <w:lvlJc w:val="left"/>
+      <w:pPr>
+        <w:ind w:left="3600" w:hanging="360"/>
+      </w:pPr>
+    </w:lvl>
+    <w:lvl w:ilvl="5" w:tplc="4009001B" w:tentative="1">
+      <w:start w:val="1"/>
+      <w:numFmt w:val="lowerRoman"/>
+      <w:lvlText w:val="%6."/>
+      <w:lvlJc w:val="right"/>
+      <w:pPr>
+        <w:ind w:left="4320" w:hanging="180"/>
+      </w:pPr>
+    </w:lvl>
+    <w:lvl w:ilvl="6" w:tplc="4009000F" w:tentative="1">
+      <w:start w:val="1"/>
+      <w:numFmt w:val="decimal"/>
+      <w:lvlText w:val="%7."/>
+      <w:lvlJc w:val="left"/>
+      <w:pPr>
+        <w:ind w:left="5040" w:hanging="360"/>
+      </w:pPr>
+    </w:lvl>
+    <w:lvl w:ilvl="7" w:tplc="40090019" w:tentative="1">
+      <w:start w:val="1"/>
+      <w:numFmt w:val="lowerLetter"/>
+      <w:lvlText w:val="%8."/>
+      <w:lvlJc w:val="left"/>
+      <w:pPr>
+        <w:ind w:left="5760" w:hanging="360"/>
+      </w:pPr>
+    </w:lvl>
+    <w:lvl w:ilvl="8" w:tplc="4009001B" w:tentative="1">
+      <w:start w:val="1"/>
+      <w:numFmt w:val="lowerRoman"/>
+      <w:lvlText w:val="%9."/>
+      <w:lvlJc w:val="right"/>
+      <w:pPr>
+        <w:ind w:left="6480" w:hanging="180"/>
+      </w:pPr>
+    </w:lvl>
+  </w:abstractNum>
+  <w:abstractNum w:abstractNumId="32">
     <w:nsid w:val="529E3796"/>
     <w:multiLevelType w:val="hybridMultilevel"/>
     <w:tmpl w:val="AB520516"/>
@@ -12558,7 +13754,7 @@
       </w:pPr>
     </w:lvl>
   </w:abstractNum>
-  <w:abstractNum w:abstractNumId="30">
+  <w:abstractNum w:abstractNumId="33">
     <w:nsid w:val="55816A8D"/>
     <w:multiLevelType w:val="hybridMultilevel"/>
     <w:tmpl w:val="1200EDB6"/>
@@ -12647,7 +13843,7 @@
       </w:pPr>
     </w:lvl>
   </w:abstractNum>
-  <w:abstractNum w:abstractNumId="31">
+  <w:abstractNum w:abstractNumId="34">
     <w:nsid w:val="600D19E9"/>
     <w:multiLevelType w:val="hybridMultilevel"/>
     <w:tmpl w:val="F9E8C07C"/>
@@ -12736,7 +13932,7 @@
       </w:pPr>
     </w:lvl>
   </w:abstractNum>
-  <w:abstractNum w:abstractNumId="32">
+  <w:abstractNum w:abstractNumId="35">
     <w:nsid w:val="60166BF6"/>
     <w:multiLevelType w:val="hybridMultilevel"/>
     <w:tmpl w:val="1A2C61F4"/>
@@ -12849,7 +14045,7 @@
       </w:rPr>
     </w:lvl>
   </w:abstractNum>
-  <w:abstractNum w:abstractNumId="33">
+  <w:abstractNum w:abstractNumId="36">
     <w:nsid w:val="61194B06"/>
     <w:multiLevelType w:val="hybridMultilevel"/>
     <w:tmpl w:val="348E9CA8"/>
@@ -12939,7 +14135,7 @@
       </w:pPr>
     </w:lvl>
   </w:abstractNum>
-  <w:abstractNum w:abstractNumId="34">
+  <w:abstractNum w:abstractNumId="37">
     <w:nsid w:val="669D6C41"/>
     <w:multiLevelType w:val="hybridMultilevel"/>
     <w:tmpl w:val="9E22EC66"/>
@@ -13052,7 +14248,7 @@
       </w:rPr>
     </w:lvl>
   </w:abstractNum>
-  <w:abstractNum w:abstractNumId="35">
+  <w:abstractNum w:abstractNumId="38">
     <w:nsid w:val="67740DB7"/>
     <w:multiLevelType w:val="hybridMultilevel"/>
     <w:tmpl w:val="98CEB9B2"/>
@@ -13138,7 +14334,7 @@
       </w:pPr>
     </w:lvl>
   </w:abstractNum>
-  <w:abstractNum w:abstractNumId="36">
+  <w:abstractNum w:abstractNumId="39">
     <w:nsid w:val="6DE40AAE"/>
     <w:multiLevelType w:val="hybridMultilevel"/>
     <w:tmpl w:val="8A1CE40E"/>
@@ -13227,7 +14423,7 @@
       </w:pPr>
     </w:lvl>
   </w:abstractNum>
-  <w:abstractNum w:abstractNumId="37">
+  <w:abstractNum w:abstractNumId="40">
     <w:nsid w:val="771E184F"/>
     <w:multiLevelType w:val="hybridMultilevel"/>
     <w:tmpl w:val="A18E7122"/>
@@ -13340,7 +14536,7 @@
       </w:rPr>
     </w:lvl>
   </w:abstractNum>
-  <w:abstractNum w:abstractNumId="38">
+  <w:abstractNum w:abstractNumId="41">
     <w:nsid w:val="771F358C"/>
     <w:multiLevelType w:val="hybridMultilevel"/>
     <w:tmpl w:val="08E0D094"/>
@@ -13429,7 +14625,7 @@
       </w:pPr>
     </w:lvl>
   </w:abstractNum>
-  <w:abstractNum w:abstractNumId="39">
+  <w:abstractNum w:abstractNumId="42">
     <w:nsid w:val="7F7B6E0C"/>
     <w:multiLevelType w:val="hybridMultilevel"/>
     <w:tmpl w:val="1D06EEE4"/>
@@ -13519,124 +14715,133 @@
     </w:lvl>
   </w:abstractNum>
   <w:num w:numId="1">
-    <w:abstractNumId w:val="19"/>
+    <w:abstractNumId w:val="21"/>
   </w:num>
   <w:num w:numId="2">
-    <w:abstractNumId w:val="21"/>
+    <w:abstractNumId w:val="23"/>
   </w:num>
   <w:num w:numId="3">
     <w:abstractNumId w:val="0"/>
   </w:num>
   <w:num w:numId="4">
-    <w:abstractNumId w:val="8"/>
+    <w:abstractNumId w:val="9"/>
   </w:num>
   <w:num w:numId="5">
-    <w:abstractNumId w:val="23"/>
+    <w:abstractNumId w:val="25"/>
   </w:num>
   <w:num w:numId="6">
-    <w:abstractNumId w:val="12"/>
+    <w:abstractNumId w:val="13"/>
   </w:num>
   <w:num w:numId="7">
-    <w:abstractNumId w:val="6"/>
+    <w:abstractNumId w:val="7"/>
   </w:num>
   <w:num w:numId="8">
-    <w:abstractNumId w:val="34"/>
+    <w:abstractNumId w:val="37"/>
   </w:num>
   <w:num w:numId="9">
-    <w:abstractNumId w:val="38"/>
+    <w:abstractNumId w:val="41"/>
   </w:num>
   <w:num w:numId="10">
-    <w:abstractNumId w:val="16"/>
+    <w:abstractNumId w:val="18"/>
   </w:num>
   <w:num w:numId="11">
-    <w:abstractNumId w:val="22"/>
+    <w:abstractNumId w:val="24"/>
   </w:num>
   <w:num w:numId="12">
-    <w:abstractNumId w:val="20"/>
+    <w:abstractNumId w:val="22"/>
   </w:num>
   <w:num w:numId="13">
     <w:abstractNumId w:val="5"/>
   </w:num>
   <w:num w:numId="14">
-    <w:abstractNumId w:val="7"/>
+    <w:abstractNumId w:val="8"/>
   </w:num>
   <w:num w:numId="15">
-    <w:abstractNumId w:val="36"/>
+    <w:abstractNumId w:val="39"/>
   </w:num>
   <w:num w:numId="16">
     <w:abstractNumId w:val="3"/>
   </w:num>
   <w:num w:numId="17">
-    <w:abstractNumId w:val="29"/>
+    <w:abstractNumId w:val="32"/>
   </w:num>
   <w:num w:numId="18">
-    <w:abstractNumId w:val="32"/>
+    <w:abstractNumId w:val="35"/>
   </w:num>
   <w:num w:numId="19">
-    <w:abstractNumId w:val="13"/>
+    <w:abstractNumId w:val="15"/>
   </w:num>
   <w:num w:numId="20">
-    <w:abstractNumId w:val="30"/>
+    <w:abstractNumId w:val="33"/>
   </w:num>
   <w:num w:numId="21">
     <w:abstractNumId w:val="1"/>
   </w:num>
   <w:num w:numId="22">
-    <w:abstractNumId w:val="18"/>
+    <w:abstractNumId w:val="20"/>
   </w:num>
   <w:num w:numId="23">
-    <w:abstractNumId w:val="17"/>
+    <w:abstractNumId w:val="19"/>
   </w:num>
   <w:num w:numId="24">
-    <w:abstractNumId w:val="10"/>
+    <w:abstractNumId w:val="11"/>
   </w:num>
   <w:num w:numId="25">
-    <w:abstractNumId w:val="26"/>
+    <w:abstractNumId w:val="28"/>
   </w:num>
   <w:num w:numId="26">
     <w:abstractNumId w:val="4"/>
   </w:num>
   <w:num w:numId="27">
-    <w:abstractNumId w:val="11"/>
+    <w:abstractNumId w:val="12"/>
   </w:num>
   <w:num w:numId="28">
-    <w:abstractNumId w:val="9"/>
+    <w:abstractNumId w:val="10"/>
   </w:num>
   <w:num w:numId="29">
-    <w:abstractNumId w:val="33"/>
+    <w:abstractNumId w:val="36"/>
   </w:num>
   <w:num w:numId="30">
-    <w:abstractNumId w:val="25"/>
+    <w:abstractNumId w:val="27"/>
   </w:num>
   <w:num w:numId="31">
-    <w:abstractNumId w:val="14"/>
+    <w:abstractNumId w:val="16"/>
   </w:num>
   <w:num w:numId="32">
-    <w:abstractNumId w:val="28"/>
+    <w:abstractNumId w:val="30"/>
   </w:num>
   <w:num w:numId="33">
-    <w:abstractNumId w:val="24"/>
+    <w:abstractNumId w:val="26"/>
   </w:num>
   <w:num w:numId="34">
     <w:abstractNumId w:val="2"/>
   </w:num>
   <w:num w:numId="35">
-    <w:abstractNumId w:val="15"/>
+    <w:abstractNumId w:val="17"/>
   </w:num>
   <w:num w:numId="36">
-    <w:abstractNumId w:val="27"/>
+    <w:abstractNumId w:val="29"/>
   </w:num>
   <w:num w:numId="37">
-    <w:abstractNumId w:val="39"/>
+    <w:abstractNumId w:val="42"/>
   </w:num>
   <w:num w:numId="38">
-    <w:abstractNumId w:val="31"/>
+    <w:abstractNumId w:val="34"/>
   </w:num>
   <w:num w:numId="39">
-    <w:abstractNumId w:val="35"/>
+    <w:abstractNumId w:val="38"/>
   </w:num>
   <w:num w:numId="40">
-    <w:abstractNumId w:val="37"/>
+    <w:abstractNumId w:val="40"/>
+  </w:num>
+  <w:num w:numId="41">
+    <w:abstractNumId w:val="6"/>
+  </w:num>
+  <w:num w:numId="42">
+    <w:abstractNumId w:val="14"/>
+  </w:num>
+  <w:num w:numId="43">
+    <w:abstractNumId w:val="31"/>
   </w:num>
 </w:numbering>
 </file>

--- a/Notes_Selenium_15.docx
+++ b/Notes_Selenium_15.docx
@@ -9239,20 +9239,30 @@
     <w:p>
       <w:pPr>
         <w:rPr>
-          <w:sz w:val="26"/>
-          <w:szCs w:val="24"/>
-          <w:lang w:val="en-US"/>
-        </w:rPr>
-      </w:pPr>
-      <w:r>
-        <w:rPr>
           <w:b/>
           <w:bCs/>
           <w:sz w:val="26"/>
           <w:szCs w:val="24"/>
           <w:lang w:val="en-US"/>
         </w:rPr>
-        <w:lastRenderedPageBreak/>
+      </w:pPr>
+    </w:p>
+    <w:p>
+      <w:pPr>
+        <w:rPr>
+          <w:sz w:val="26"/>
+          <w:szCs w:val="24"/>
+          <w:lang w:val="en-US"/>
+        </w:rPr>
+      </w:pPr>
+      <w:r>
+        <w:rPr>
+          <w:b/>
+          <w:bCs/>
+          <w:sz w:val="26"/>
+          <w:szCs w:val="24"/>
+          <w:lang w:val="en-US"/>
+        </w:rPr>
         <w:t xml:space="preserve">TDD Approach </w:t>
       </w:r>
     </w:p>
@@ -10129,6 +10139,7 @@
           <w:szCs w:val="24"/>
           <w:lang w:val="en-US"/>
         </w:rPr>
+        <w:lastRenderedPageBreak/>
         <w:t>Requirement: Verify Google Title</w:t>
       </w:r>
     </w:p>
@@ -10151,7 +10162,6 @@
           <w:szCs w:val="24"/>
           <w:lang w:val="en-US"/>
         </w:rPr>
-        <w:lastRenderedPageBreak/>
         <w:t>Open Google</w:t>
       </w:r>
     </w:p>
@@ -10562,8 +10572,117 @@
           <w:lang w:val="en-US"/>
         </w:rPr>
       </w:pPr>
+    </w:p>
+    <w:p>
+      <w:pPr>
+        <w:rPr>
+          <w:b/>
+          <w:bCs/>
+          <w:sz w:val="26"/>
+          <w:szCs w:val="24"/>
+          <w:lang w:val="en-US"/>
+        </w:rPr>
+      </w:pPr>
+      <w:r>
+        <w:rPr>
+          <w:b/>
+          <w:bCs/>
+          <w:sz w:val="26"/>
+          <w:szCs w:val="24"/>
+          <w:lang w:val="en-US"/>
+        </w:rPr>
+        <w:t>Tags in Cucumber</w:t>
+      </w:r>
+    </w:p>
+    <w:p>
+      <w:pPr>
+        <w:pStyle w:val="ListParagraph"/>
+        <w:numPr>
+          <w:ilvl w:val="0"/>
+          <w:numId w:val="44"/>
+        </w:numPr>
+        <w:rPr>
+          <w:sz w:val="26"/>
+          <w:szCs w:val="24"/>
+          <w:lang w:val="en-US"/>
+        </w:rPr>
+      </w:pPr>
+      <w:r>
+        <w:rPr>
+          <w:sz w:val="26"/>
+          <w:szCs w:val="24"/>
+          <w:lang w:val="en-US"/>
+        </w:rPr>
+        <w:t>Tags allows to execute or skip single or multiple scenarios</w:t>
+      </w:r>
+    </w:p>
+    <w:p>
+      <w:pPr>
+        <w:pStyle w:val="ListParagraph"/>
+        <w:numPr>
+          <w:ilvl w:val="0"/>
+          <w:numId w:val="44"/>
+        </w:numPr>
+        <w:rPr>
+          <w:sz w:val="26"/>
+          <w:szCs w:val="24"/>
+          <w:lang w:val="en-US"/>
+        </w:rPr>
+      </w:pPr>
+      <w:r>
+        <w:rPr>
+          <w:sz w:val="26"/>
+          <w:szCs w:val="24"/>
+          <w:lang w:val="en-US"/>
+        </w:rPr>
+        <w:t>Every tag starts with @</w:t>
+      </w:r>
+    </w:p>
+    <w:p>
+      <w:pPr>
+        <w:pStyle w:val="ListParagraph"/>
+        <w:numPr>
+          <w:ilvl w:val="0"/>
+          <w:numId w:val="44"/>
+        </w:numPr>
+        <w:rPr>
+          <w:sz w:val="26"/>
+          <w:szCs w:val="24"/>
+          <w:lang w:val="en-US"/>
+        </w:rPr>
+      </w:pPr>
+      <w:r>
+        <w:rPr>
+          <w:sz w:val="26"/>
+          <w:szCs w:val="24"/>
+          <w:lang w:val="en-US"/>
+        </w:rPr>
+        <w:t>Tags needs to be specified in feature file</w:t>
+      </w:r>
       <w:bookmarkStart w:id="0" w:name="_GoBack"/>
       <w:bookmarkEnd w:id="0"/>
+    </w:p>
+    <w:p>
+      <w:pPr>
+        <w:pStyle w:val="ListParagraph"/>
+        <w:numPr>
+          <w:ilvl w:val="0"/>
+          <w:numId w:val="44"/>
+        </w:numPr>
+        <w:rPr>
+          <w:sz w:val="26"/>
+          <w:szCs w:val="24"/>
+          <w:lang w:val="en-US"/>
+        </w:rPr>
+      </w:pPr>
+      <w:r>
+        <w:rPr>
+          <w:sz w:val="26"/>
+          <w:szCs w:val="24"/>
+          <w:lang w:val="en-US"/>
+        </w:rPr>
+        <w:t>Execution criteria needs to be specified in Runner class</w:t>
+      </w:r>
     </w:p>
     <w:sectPr>
       <w:pgSz w:w="11906" w:h="16838"/>
@@ -11386,6 +11505,119 @@
     </w:lvl>
   </w:abstractNum>
   <w:abstractNum w:abstractNumId="8">
+    <w:nsid w:val="0CA724C5"/>
+    <w:multiLevelType w:val="hybridMultilevel"/>
+    <w:tmpl w:val="A6EAF12C"/>
+    <w:lvl w:ilvl="0" w:tplc="40090001">
+      <w:start w:val="1"/>
+      <w:numFmt w:val="bullet"/>
+      <w:lvlText w:val=""/>
+      <w:lvlJc w:val="left"/>
+      <w:pPr>
+        <w:ind w:left="720" w:hanging="360"/>
+      </w:pPr>
+      <w:rPr>
+        <w:rFonts w:ascii="Symbol" w:hAnsi="Symbol" w:hint="default"/>
+      </w:rPr>
+    </w:lvl>
+    <w:lvl w:ilvl="1" w:tplc="40090003" w:tentative="1">
+      <w:start w:val="1"/>
+      <w:numFmt w:val="bullet"/>
+      <w:lvlText w:val="o"/>
+      <w:lvlJc w:val="left"/>
+      <w:pPr>
+        <w:ind w:left="1440" w:hanging="360"/>
+      </w:pPr>
+      <w:rPr>
+        <w:rFonts w:ascii="Courier New" w:hAnsi="Courier New" w:cs="Courier New" w:hint="default"/>
+      </w:rPr>
+    </w:lvl>
+    <w:lvl w:ilvl="2" w:tplc="40090005" w:tentative="1">
+      <w:start w:val="1"/>
+      <w:numFmt w:val="bullet"/>
+      <w:lvlText w:val=""/>
+      <w:lvlJc w:val="left"/>
+      <w:pPr>
+        <w:ind w:left="2160" w:hanging="360"/>
+      </w:pPr>
+      <w:rPr>
+        <w:rFonts w:ascii="Wingdings" w:hAnsi="Wingdings" w:hint="default"/>
+      </w:rPr>
+    </w:lvl>
+    <w:lvl w:ilvl="3" w:tplc="40090001" w:tentative="1">
+      <w:start w:val="1"/>
+      <w:numFmt w:val="bullet"/>
+      <w:lvlText w:val=""/>
+      <w:lvlJc w:val="left"/>
+      <w:pPr>
+        <w:ind w:left="2880" w:hanging="360"/>
+      </w:pPr>
+      <w:rPr>
+        <w:rFonts w:ascii="Symbol" w:hAnsi="Symbol" w:hint="default"/>
+      </w:rPr>
+    </w:lvl>
+    <w:lvl w:ilvl="4" w:tplc="40090003" w:tentative="1">
+      <w:start w:val="1"/>
+      <w:numFmt w:val="bullet"/>
+      <w:lvlText w:val="o"/>
+      <w:lvlJc w:val="left"/>
+      <w:pPr>
+        <w:ind w:left="3600" w:hanging="360"/>
+      </w:pPr>
+      <w:rPr>
+        <w:rFonts w:ascii="Courier New" w:hAnsi="Courier New" w:cs="Courier New" w:hint="default"/>
+      </w:rPr>
+    </w:lvl>
+    <w:lvl w:ilvl="5" w:tplc="40090005" w:tentative="1">
+      <w:start w:val="1"/>
+      <w:numFmt w:val="bullet"/>
+      <w:lvlText w:val=""/>
+      <w:lvlJc w:val="left"/>
+      <w:pPr>
+        <w:ind w:left="4320" w:hanging="360"/>
+      </w:pPr>
+      <w:rPr>
+        <w:rFonts w:ascii="Wingdings" w:hAnsi="Wingdings" w:hint="default"/>
+      </w:rPr>
+    </w:lvl>
+    <w:lvl w:ilvl="6" w:tplc="40090001" w:tentative="1">
+      <w:start w:val="1"/>
+      <w:numFmt w:val="bullet"/>
+      <w:lvlText w:val=""/>
+      <w:lvlJc w:val="left"/>
+      <w:pPr>
+        <w:ind w:left="5040" w:hanging="360"/>
+      </w:pPr>
+      <w:rPr>
+        <w:rFonts w:ascii="Symbol" w:hAnsi="Symbol" w:hint="default"/>
+      </w:rPr>
+    </w:lvl>
+    <w:lvl w:ilvl="7" w:tplc="40090003" w:tentative="1">
+      <w:start w:val="1"/>
+      <w:numFmt w:val="bullet"/>
+      <w:lvlText w:val="o"/>
+      <w:lvlJc w:val="left"/>
+      <w:pPr>
+        <w:ind w:left="5760" w:hanging="360"/>
+      </w:pPr>
+      <w:rPr>
+        <w:rFonts w:ascii="Courier New" w:hAnsi="Courier New" w:cs="Courier New" w:hint="default"/>
+      </w:rPr>
+    </w:lvl>
+    <w:lvl w:ilvl="8" w:tplc="40090005" w:tentative="1">
+      <w:start w:val="1"/>
+      <w:numFmt w:val="bullet"/>
+      <w:lvlText w:val=""/>
+      <w:lvlJc w:val="left"/>
+      <w:pPr>
+        <w:ind w:left="6480" w:hanging="360"/>
+      </w:pPr>
+      <w:rPr>
+        <w:rFonts w:ascii="Wingdings" w:hAnsi="Wingdings" w:hint="default"/>
+      </w:rPr>
+    </w:lvl>
+  </w:abstractNum>
+  <w:abstractNum w:abstractNumId="9">
     <w:nsid w:val="190744F3"/>
     <w:multiLevelType w:val="hybridMultilevel"/>
     <w:tmpl w:val="D5220544"/>
@@ -11498,7 +11730,7 @@
       </w:rPr>
     </w:lvl>
   </w:abstractNum>
-  <w:abstractNum w:abstractNumId="9">
+  <w:abstractNum w:abstractNumId="10">
     <w:nsid w:val="192313AD"/>
     <w:multiLevelType w:val="hybridMultilevel"/>
     <w:tmpl w:val="609A4842"/>
@@ -11587,7 +11819,7 @@
       </w:pPr>
     </w:lvl>
   </w:abstractNum>
-  <w:abstractNum w:abstractNumId="10">
+  <w:abstractNum w:abstractNumId="11">
     <w:nsid w:val="1A304E32"/>
     <w:multiLevelType w:val="hybridMultilevel"/>
     <w:tmpl w:val="C6181F12"/>
@@ -11676,7 +11908,7 @@
       </w:pPr>
     </w:lvl>
   </w:abstractNum>
-  <w:abstractNum w:abstractNumId="11">
+  <w:abstractNum w:abstractNumId="12">
     <w:nsid w:val="1F9E1E48"/>
     <w:multiLevelType w:val="hybridMultilevel"/>
     <w:tmpl w:val="C7582CDC"/>
@@ -11789,7 +12021,7 @@
       </w:rPr>
     </w:lvl>
   </w:abstractNum>
-  <w:abstractNum w:abstractNumId="12">
+  <w:abstractNum w:abstractNumId="13">
     <w:nsid w:val="203C513C"/>
     <w:multiLevelType w:val="hybridMultilevel"/>
     <w:tmpl w:val="8AB4A5AE"/>
@@ -11878,7 +12110,7 @@
       </w:pPr>
     </w:lvl>
   </w:abstractNum>
-  <w:abstractNum w:abstractNumId="13">
+  <w:abstractNum w:abstractNumId="14">
     <w:nsid w:val="20F05ACF"/>
     <w:multiLevelType w:val="hybridMultilevel"/>
     <w:tmpl w:val="4C5A6C62"/>
@@ -11967,7 +12199,7 @@
       </w:pPr>
     </w:lvl>
   </w:abstractNum>
-  <w:abstractNum w:abstractNumId="14">
+  <w:abstractNum w:abstractNumId="15">
     <w:nsid w:val="24313609"/>
     <w:multiLevelType w:val="hybridMultilevel"/>
     <w:tmpl w:val="BCEEA2D6"/>
@@ -12056,7 +12288,7 @@
       </w:pPr>
     </w:lvl>
   </w:abstractNum>
-  <w:abstractNum w:abstractNumId="15">
+  <w:abstractNum w:abstractNumId="16">
     <w:nsid w:val="2479664E"/>
     <w:multiLevelType w:val="hybridMultilevel"/>
     <w:tmpl w:val="14A418A0"/>
@@ -12145,7 +12377,7 @@
       </w:pPr>
     </w:lvl>
   </w:abstractNum>
-  <w:abstractNum w:abstractNumId="16">
+  <w:abstractNum w:abstractNumId="17">
     <w:nsid w:val="24AA3700"/>
     <w:multiLevelType w:val="hybridMultilevel"/>
     <w:tmpl w:val="4AE473FA"/>
@@ -12234,7 +12466,7 @@
       </w:pPr>
     </w:lvl>
   </w:abstractNum>
-  <w:abstractNum w:abstractNumId="17">
+  <w:abstractNum w:abstractNumId="18">
     <w:nsid w:val="256A1A67"/>
     <w:multiLevelType w:val="hybridMultilevel"/>
     <w:tmpl w:val="2482F060"/>
@@ -12347,7 +12579,7 @@
       </w:rPr>
     </w:lvl>
   </w:abstractNum>
-  <w:abstractNum w:abstractNumId="18">
+  <w:abstractNum w:abstractNumId="19">
     <w:nsid w:val="2E0E1364"/>
     <w:multiLevelType w:val="hybridMultilevel"/>
     <w:tmpl w:val="40CC5AC4"/>
@@ -12436,7 +12668,7 @@
       </w:pPr>
     </w:lvl>
   </w:abstractNum>
-  <w:abstractNum w:abstractNumId="19">
+  <w:abstractNum w:abstractNumId="20">
     <w:nsid w:val="360C28AB"/>
     <w:multiLevelType w:val="hybridMultilevel"/>
     <w:tmpl w:val="D910DDB6"/>
@@ -12549,7 +12781,7 @@
       </w:rPr>
     </w:lvl>
   </w:abstractNum>
-  <w:abstractNum w:abstractNumId="20">
+  <w:abstractNum w:abstractNumId="21">
     <w:nsid w:val="38846546"/>
     <w:multiLevelType w:val="hybridMultilevel"/>
     <w:tmpl w:val="86F02860"/>
@@ -12638,7 +12870,7 @@
       </w:pPr>
     </w:lvl>
   </w:abstractNum>
-  <w:abstractNum w:abstractNumId="21">
+  <w:abstractNum w:abstractNumId="22">
     <w:nsid w:val="39C45A17"/>
     <w:multiLevelType w:val="hybridMultilevel"/>
     <w:tmpl w:val="7BCE0EDE"/>
@@ -12727,7 +12959,7 @@
       </w:pPr>
     </w:lvl>
   </w:abstractNum>
-  <w:abstractNum w:abstractNumId="22">
+  <w:abstractNum w:abstractNumId="23">
     <w:nsid w:val="3C0D7148"/>
     <w:multiLevelType w:val="hybridMultilevel"/>
     <w:tmpl w:val="61EAC19E"/>
@@ -12816,7 +13048,7 @@
       </w:pPr>
     </w:lvl>
   </w:abstractNum>
-  <w:abstractNum w:abstractNumId="23">
+  <w:abstractNum w:abstractNumId="24">
     <w:nsid w:val="3EC7092E"/>
     <w:multiLevelType w:val="hybridMultilevel"/>
     <w:tmpl w:val="BEB82898"/>
@@ -12905,7 +13137,7 @@
       </w:pPr>
     </w:lvl>
   </w:abstractNum>
-  <w:abstractNum w:abstractNumId="24">
+  <w:abstractNum w:abstractNumId="25">
     <w:nsid w:val="3FEE48BD"/>
     <w:multiLevelType w:val="hybridMultilevel"/>
     <w:tmpl w:val="7D7C81C4"/>
@@ -12994,7 +13226,7 @@
       </w:pPr>
     </w:lvl>
   </w:abstractNum>
-  <w:abstractNum w:abstractNumId="25">
+  <w:abstractNum w:abstractNumId="26">
     <w:nsid w:val="403F7638"/>
     <w:multiLevelType w:val="hybridMultilevel"/>
     <w:tmpl w:val="49801E86"/>
@@ -13083,7 +13315,7 @@
       </w:pPr>
     </w:lvl>
   </w:abstractNum>
-  <w:abstractNum w:abstractNumId="26">
+  <w:abstractNum w:abstractNumId="27">
     <w:nsid w:val="430B4440"/>
     <w:multiLevelType w:val="hybridMultilevel"/>
     <w:tmpl w:val="2B70B9E6"/>
@@ -13196,7 +13428,7 @@
       </w:rPr>
     </w:lvl>
   </w:abstractNum>
-  <w:abstractNum w:abstractNumId="27">
+  <w:abstractNum w:abstractNumId="28">
     <w:nsid w:val="46A73B9B"/>
     <w:multiLevelType w:val="hybridMultilevel"/>
     <w:tmpl w:val="EAA08C1C"/>
@@ -13285,7 +13517,7 @@
       </w:pPr>
     </w:lvl>
   </w:abstractNum>
-  <w:abstractNum w:abstractNumId="28">
+  <w:abstractNum w:abstractNumId="29">
     <w:nsid w:val="4EBA6DD1"/>
     <w:multiLevelType w:val="hybridMultilevel"/>
     <w:tmpl w:val="60C02E0C"/>
@@ -13374,7 +13606,7 @@
       </w:pPr>
     </w:lvl>
   </w:abstractNum>
-  <w:abstractNum w:abstractNumId="29">
+  <w:abstractNum w:abstractNumId="30">
     <w:nsid w:val="511B2F49"/>
     <w:multiLevelType w:val="hybridMultilevel"/>
     <w:tmpl w:val="9A3C8644"/>
@@ -13463,7 +13695,7 @@
       </w:pPr>
     </w:lvl>
   </w:abstractNum>
-  <w:abstractNum w:abstractNumId="30">
+  <w:abstractNum w:abstractNumId="31">
     <w:nsid w:val="515E3FEC"/>
     <w:multiLevelType w:val="hybridMultilevel"/>
     <w:tmpl w:val="E902866C"/>
@@ -13576,7 +13808,7 @@
       </w:rPr>
     </w:lvl>
   </w:abstractNum>
-  <w:abstractNum w:abstractNumId="31">
+  <w:abstractNum w:abstractNumId="32">
     <w:nsid w:val="520A0D46"/>
     <w:multiLevelType w:val="hybridMultilevel"/>
     <w:tmpl w:val="5DEA5086"/>
@@ -13665,7 +13897,7 @@
       </w:pPr>
     </w:lvl>
   </w:abstractNum>
-  <w:abstractNum w:abstractNumId="32">
+  <w:abstractNum w:abstractNumId="33">
     <w:nsid w:val="529E3796"/>
     <w:multiLevelType w:val="hybridMultilevel"/>
     <w:tmpl w:val="AB520516"/>
@@ -13754,7 +13986,7 @@
       </w:pPr>
     </w:lvl>
   </w:abstractNum>
-  <w:abstractNum w:abstractNumId="33">
+  <w:abstractNum w:abstractNumId="34">
     <w:nsid w:val="55816A8D"/>
     <w:multiLevelType w:val="hybridMultilevel"/>
     <w:tmpl w:val="1200EDB6"/>
@@ -13843,7 +14075,7 @@
       </w:pPr>
     </w:lvl>
   </w:abstractNum>
-  <w:abstractNum w:abstractNumId="34">
+  <w:abstractNum w:abstractNumId="35">
     <w:nsid w:val="600D19E9"/>
     <w:multiLevelType w:val="hybridMultilevel"/>
     <w:tmpl w:val="F9E8C07C"/>
@@ -13932,7 +14164,7 @@
       </w:pPr>
     </w:lvl>
   </w:abstractNum>
-  <w:abstractNum w:abstractNumId="35">
+  <w:abstractNum w:abstractNumId="36">
     <w:nsid w:val="60166BF6"/>
     <w:multiLevelType w:val="hybridMultilevel"/>
     <w:tmpl w:val="1A2C61F4"/>
@@ -14045,7 +14277,7 @@
       </w:rPr>
     </w:lvl>
   </w:abstractNum>
-  <w:abstractNum w:abstractNumId="36">
+  <w:abstractNum w:abstractNumId="37">
     <w:nsid w:val="61194B06"/>
     <w:multiLevelType w:val="hybridMultilevel"/>
     <w:tmpl w:val="348E9CA8"/>
@@ -14135,7 +14367,7 @@
       </w:pPr>
     </w:lvl>
   </w:abstractNum>
-  <w:abstractNum w:abstractNumId="37">
+  <w:abstractNum w:abstractNumId="38">
     <w:nsid w:val="669D6C41"/>
     <w:multiLevelType w:val="hybridMultilevel"/>
     <w:tmpl w:val="9E22EC66"/>
@@ -14248,7 +14480,7 @@
       </w:rPr>
     </w:lvl>
   </w:abstractNum>
-  <w:abstractNum w:abstractNumId="38">
+  <w:abstractNum w:abstractNumId="39">
     <w:nsid w:val="67740DB7"/>
     <w:multiLevelType w:val="hybridMultilevel"/>
     <w:tmpl w:val="98CEB9B2"/>
@@ -14334,7 +14566,7 @@
       </w:pPr>
     </w:lvl>
   </w:abstractNum>
-  <w:abstractNum w:abstractNumId="39">
+  <w:abstractNum w:abstractNumId="40">
     <w:nsid w:val="6DE40AAE"/>
     <w:multiLevelType w:val="hybridMultilevel"/>
     <w:tmpl w:val="8A1CE40E"/>
@@ -14423,7 +14655,7 @@
       </w:pPr>
     </w:lvl>
   </w:abstractNum>
-  <w:abstractNum w:abstractNumId="40">
+  <w:abstractNum w:abstractNumId="41">
     <w:nsid w:val="771E184F"/>
     <w:multiLevelType w:val="hybridMultilevel"/>
     <w:tmpl w:val="A18E7122"/>
@@ -14536,7 +14768,7 @@
       </w:rPr>
     </w:lvl>
   </w:abstractNum>
-  <w:abstractNum w:abstractNumId="41">
+  <w:abstractNum w:abstractNumId="42">
     <w:nsid w:val="771F358C"/>
     <w:multiLevelType w:val="hybridMultilevel"/>
     <w:tmpl w:val="08E0D094"/>
@@ -14625,7 +14857,7 @@
       </w:pPr>
     </w:lvl>
   </w:abstractNum>
-  <w:abstractNum w:abstractNumId="42">
+  <w:abstractNum w:abstractNumId="43">
     <w:nsid w:val="7F7B6E0C"/>
     <w:multiLevelType w:val="hybridMultilevel"/>
     <w:tmpl w:val="1D06EEE4"/>
@@ -14715,133 +14947,136 @@
     </w:lvl>
   </w:abstractNum>
   <w:num w:numId="1">
-    <w:abstractNumId w:val="21"/>
+    <w:abstractNumId w:val="22"/>
   </w:num>
   <w:num w:numId="2">
-    <w:abstractNumId w:val="23"/>
+    <w:abstractNumId w:val="24"/>
   </w:num>
   <w:num w:numId="3">
     <w:abstractNumId w:val="0"/>
   </w:num>
   <w:num w:numId="4">
-    <w:abstractNumId w:val="9"/>
+    <w:abstractNumId w:val="10"/>
   </w:num>
   <w:num w:numId="5">
-    <w:abstractNumId w:val="25"/>
+    <w:abstractNumId w:val="26"/>
   </w:num>
   <w:num w:numId="6">
-    <w:abstractNumId w:val="13"/>
+    <w:abstractNumId w:val="14"/>
   </w:num>
   <w:num w:numId="7">
     <w:abstractNumId w:val="7"/>
   </w:num>
   <w:num w:numId="8">
-    <w:abstractNumId w:val="37"/>
+    <w:abstractNumId w:val="38"/>
   </w:num>
   <w:num w:numId="9">
-    <w:abstractNumId w:val="41"/>
+    <w:abstractNumId w:val="42"/>
   </w:num>
   <w:num w:numId="10">
-    <w:abstractNumId w:val="18"/>
+    <w:abstractNumId w:val="19"/>
   </w:num>
   <w:num w:numId="11">
-    <w:abstractNumId w:val="24"/>
+    <w:abstractNumId w:val="25"/>
   </w:num>
   <w:num w:numId="12">
-    <w:abstractNumId w:val="22"/>
+    <w:abstractNumId w:val="23"/>
   </w:num>
   <w:num w:numId="13">
     <w:abstractNumId w:val="5"/>
   </w:num>
   <w:num w:numId="14">
-    <w:abstractNumId w:val="8"/>
+    <w:abstractNumId w:val="9"/>
   </w:num>
   <w:num w:numId="15">
-    <w:abstractNumId w:val="39"/>
+    <w:abstractNumId w:val="40"/>
   </w:num>
   <w:num w:numId="16">
     <w:abstractNumId w:val="3"/>
   </w:num>
   <w:num w:numId="17">
-    <w:abstractNumId w:val="32"/>
+    <w:abstractNumId w:val="33"/>
   </w:num>
   <w:num w:numId="18">
-    <w:abstractNumId w:val="35"/>
+    <w:abstractNumId w:val="36"/>
   </w:num>
   <w:num w:numId="19">
-    <w:abstractNumId w:val="15"/>
+    <w:abstractNumId w:val="16"/>
   </w:num>
   <w:num w:numId="20">
-    <w:abstractNumId w:val="33"/>
+    <w:abstractNumId w:val="34"/>
   </w:num>
   <w:num w:numId="21">
     <w:abstractNumId w:val="1"/>
   </w:num>
   <w:num w:numId="22">
+    <w:abstractNumId w:val="21"/>
+  </w:num>
+  <w:num w:numId="23">
     <w:abstractNumId w:val="20"/>
   </w:num>
-  <w:num w:numId="23">
-    <w:abstractNumId w:val="19"/>
-  </w:num>
   <w:num w:numId="24">
-    <w:abstractNumId w:val="11"/>
+    <w:abstractNumId w:val="12"/>
   </w:num>
   <w:num w:numId="25">
-    <w:abstractNumId w:val="28"/>
+    <w:abstractNumId w:val="29"/>
   </w:num>
   <w:num w:numId="26">
     <w:abstractNumId w:val="4"/>
   </w:num>
   <w:num w:numId="27">
-    <w:abstractNumId w:val="12"/>
+    <w:abstractNumId w:val="13"/>
   </w:num>
   <w:num w:numId="28">
-    <w:abstractNumId w:val="10"/>
+    <w:abstractNumId w:val="11"/>
   </w:num>
   <w:num w:numId="29">
-    <w:abstractNumId w:val="36"/>
+    <w:abstractNumId w:val="37"/>
   </w:num>
   <w:num w:numId="30">
-    <w:abstractNumId w:val="27"/>
+    <w:abstractNumId w:val="28"/>
   </w:num>
   <w:num w:numId="31">
-    <w:abstractNumId w:val="16"/>
+    <w:abstractNumId w:val="17"/>
   </w:num>
   <w:num w:numId="32">
-    <w:abstractNumId w:val="30"/>
+    <w:abstractNumId w:val="31"/>
   </w:num>
   <w:num w:numId="33">
-    <w:abstractNumId w:val="26"/>
+    <w:abstractNumId w:val="27"/>
   </w:num>
   <w:num w:numId="34">
     <w:abstractNumId w:val="2"/>
   </w:num>
   <w:num w:numId="35">
-    <w:abstractNumId w:val="17"/>
+    <w:abstractNumId w:val="18"/>
   </w:num>
   <w:num w:numId="36">
-    <w:abstractNumId w:val="29"/>
+    <w:abstractNumId w:val="30"/>
   </w:num>
   <w:num w:numId="37">
-    <w:abstractNumId w:val="42"/>
+    <w:abstractNumId w:val="43"/>
   </w:num>
   <w:num w:numId="38">
-    <w:abstractNumId w:val="34"/>
+    <w:abstractNumId w:val="35"/>
   </w:num>
   <w:num w:numId="39">
-    <w:abstractNumId w:val="38"/>
+    <w:abstractNumId w:val="39"/>
   </w:num>
   <w:num w:numId="40">
-    <w:abstractNumId w:val="40"/>
+    <w:abstractNumId w:val="41"/>
   </w:num>
   <w:num w:numId="41">
     <w:abstractNumId w:val="6"/>
   </w:num>
   <w:num w:numId="42">
-    <w:abstractNumId w:val="14"/>
+    <w:abstractNumId w:val="15"/>
   </w:num>
   <w:num w:numId="43">
-    <w:abstractNumId w:val="31"/>
+    <w:abstractNumId w:val="32"/>
+  </w:num>
+  <w:num w:numId="44">
+    <w:abstractNumId w:val="8"/>
   </w:num>
 </w:numbering>
 </file>

--- a/Notes_Selenium_15.docx
+++ b/Notes_Selenium_15.docx
@@ -10659,30 +10659,202 @@
         </w:rPr>
         <w:t>Tags needs to be specified in feature file</w:t>
       </w:r>
+    </w:p>
+    <w:p>
+      <w:pPr>
+        <w:pStyle w:val="ListParagraph"/>
+        <w:numPr>
+          <w:ilvl w:val="0"/>
+          <w:numId w:val="44"/>
+        </w:numPr>
+        <w:rPr>
+          <w:sz w:val="26"/>
+          <w:szCs w:val="24"/>
+          <w:lang w:val="en-US"/>
+        </w:rPr>
+      </w:pPr>
+      <w:r>
+        <w:rPr>
+          <w:sz w:val="26"/>
+          <w:szCs w:val="24"/>
+          <w:lang w:val="en-US"/>
+        </w:rPr>
+        <w:t>Execution criteria needs to be specified in Runner class</w:t>
+      </w:r>
+    </w:p>
+    <w:p>
+      <w:pPr>
+        <w:rPr>
+          <w:b/>
+          <w:bCs/>
+          <w:sz w:val="26"/>
+          <w:szCs w:val="24"/>
+          <w:lang w:val="en-US"/>
+        </w:rPr>
+      </w:pPr>
+      <w:r>
+        <w:rPr>
+          <w:b/>
+          <w:bCs/>
+          <w:sz w:val="26"/>
+          <w:szCs w:val="24"/>
+          <w:lang w:val="en-US"/>
+        </w:rPr>
+        <w:lastRenderedPageBreak/>
+        <w:t>Hooks in Cucumber</w:t>
+      </w:r>
+    </w:p>
+    <w:p>
+      <w:pPr>
+        <w:pStyle w:val="ListParagraph"/>
+        <w:numPr>
+          <w:ilvl w:val="0"/>
+          <w:numId w:val="45"/>
+        </w:numPr>
+        <w:rPr>
+          <w:sz w:val="26"/>
+          <w:szCs w:val="24"/>
+          <w:lang w:val="en-US"/>
+        </w:rPr>
+      </w:pPr>
+      <w:r>
+        <w:rPr>
+          <w:sz w:val="26"/>
+          <w:szCs w:val="24"/>
+          <w:lang w:val="en-US"/>
+        </w:rPr>
+        <w:t>These are methods those get executed before and after every scenario.</w:t>
+      </w:r>
+    </w:p>
+    <w:p>
+      <w:pPr>
+        <w:pStyle w:val="ListParagraph"/>
+        <w:numPr>
+          <w:ilvl w:val="0"/>
+          <w:numId w:val="45"/>
+        </w:numPr>
+        <w:rPr>
+          <w:sz w:val="26"/>
+          <w:szCs w:val="24"/>
+          <w:lang w:val="en-US"/>
+        </w:rPr>
+      </w:pPr>
+      <w:r>
+        <w:rPr>
+          <w:sz w:val="26"/>
+          <w:szCs w:val="24"/>
+          <w:lang w:val="en-US"/>
+        </w:rPr>
+        <w:t>There are 2 hooks available in Cucumber</w:t>
+      </w:r>
+    </w:p>
+    <w:p>
+      <w:pPr>
+        <w:pStyle w:val="ListParagraph"/>
+        <w:numPr>
+          <w:ilvl w:val="1"/>
+          <w:numId w:val="45"/>
+        </w:numPr>
+        <w:rPr>
+          <w:sz w:val="26"/>
+          <w:szCs w:val="24"/>
+          <w:lang w:val="en-US"/>
+        </w:rPr>
+      </w:pPr>
+      <w:r>
+        <w:rPr>
+          <w:sz w:val="26"/>
+          <w:szCs w:val="24"/>
+          <w:lang w:val="en-US"/>
+        </w:rPr>
+        <w:t>@Before</w:t>
+      </w:r>
+    </w:p>
+    <w:p>
+      <w:pPr>
+        <w:pStyle w:val="ListParagraph"/>
+        <w:numPr>
+          <w:ilvl w:val="1"/>
+          <w:numId w:val="45"/>
+        </w:numPr>
+        <w:rPr>
+          <w:sz w:val="26"/>
+          <w:szCs w:val="24"/>
+          <w:lang w:val="en-US"/>
+        </w:rPr>
+      </w:pPr>
+      <w:r>
+        <w:rPr>
+          <w:sz w:val="26"/>
+          <w:szCs w:val="24"/>
+          <w:lang w:val="en-US"/>
+        </w:rPr>
+        <w:t>@After</w:t>
+      </w:r>
+    </w:p>
+    <w:p>
+      <w:pPr>
+        <w:pStyle w:val="ListParagraph"/>
+        <w:numPr>
+          <w:ilvl w:val="0"/>
+          <w:numId w:val="45"/>
+        </w:numPr>
+        <w:rPr>
+          <w:sz w:val="26"/>
+          <w:szCs w:val="24"/>
+          <w:lang w:val="en-US"/>
+        </w:rPr>
+      </w:pPr>
+      <w:r>
+        <w:rPr>
+          <w:sz w:val="26"/>
+          <w:szCs w:val="24"/>
+          <w:lang w:val="en-US"/>
+        </w:rPr>
+        <w:t>Hooks are never part of feature file.</w:t>
+      </w:r>
+    </w:p>
+    <w:p>
+      <w:pPr>
+        <w:pStyle w:val="ListParagraph"/>
+        <w:numPr>
+          <w:ilvl w:val="0"/>
+          <w:numId w:val="45"/>
+        </w:numPr>
+        <w:rPr>
+          <w:sz w:val="26"/>
+          <w:szCs w:val="24"/>
+          <w:lang w:val="en-US"/>
+        </w:rPr>
+      </w:pPr>
+      <w:r>
+        <w:rPr>
+          <w:sz w:val="26"/>
+          <w:szCs w:val="24"/>
+          <w:lang w:val="en-US"/>
+        </w:rPr>
+        <w:t>You can put the hooks either in step definition class or even you can create separate class for defining hooks.</w:t>
+      </w:r>
       <w:bookmarkStart w:id="0" w:name="_GoBack"/>
       <w:bookmarkEnd w:id="0"/>
     </w:p>
     <w:p>
       <w:pPr>
-        <w:pStyle w:val="ListParagraph"/>
-        <w:numPr>
-          <w:ilvl w:val="0"/>
-          <w:numId w:val="44"/>
-        </w:numPr>
-        <w:rPr>
-          <w:sz w:val="26"/>
-          <w:szCs w:val="24"/>
-          <w:lang w:val="en-US"/>
-        </w:rPr>
-      </w:pPr>
-      <w:r>
-        <w:rPr>
-          <w:sz w:val="26"/>
-          <w:szCs w:val="24"/>
-          <w:lang w:val="en-US"/>
-        </w:rPr>
-        <w:t>Execution criteria needs to be specified in Runner class</w:t>
-      </w:r>
+        <w:rPr>
+          <w:sz w:val="26"/>
+          <w:szCs w:val="24"/>
+          <w:lang w:val="en-US"/>
+        </w:rPr>
+      </w:pPr>
+    </w:p>
+    <w:p>
+      <w:pPr>
+        <w:rPr>
+          <w:sz w:val="26"/>
+          <w:szCs w:val="24"/>
+          <w:lang w:val="en-US"/>
+        </w:rPr>
+      </w:pPr>
     </w:p>
     <w:sectPr>
       <w:pgSz w:w="11906" w:h="16838"/>
@@ -14656,6 +14828,119 @@
     </w:lvl>
   </w:abstractNum>
   <w:abstractNum w:abstractNumId="41">
+    <w:nsid w:val="70511409"/>
+    <w:multiLevelType w:val="hybridMultilevel"/>
+    <w:tmpl w:val="8BBE9C12"/>
+    <w:lvl w:ilvl="0" w:tplc="40090001">
+      <w:start w:val="1"/>
+      <w:numFmt w:val="bullet"/>
+      <w:lvlText w:val=""/>
+      <w:lvlJc w:val="left"/>
+      <w:pPr>
+        <w:ind w:left="720" w:hanging="360"/>
+      </w:pPr>
+      <w:rPr>
+        <w:rFonts w:ascii="Symbol" w:hAnsi="Symbol" w:hint="default"/>
+      </w:rPr>
+    </w:lvl>
+    <w:lvl w:ilvl="1" w:tplc="40090003">
+      <w:start w:val="1"/>
+      <w:numFmt w:val="bullet"/>
+      <w:lvlText w:val="o"/>
+      <w:lvlJc w:val="left"/>
+      <w:pPr>
+        <w:ind w:left="1440" w:hanging="360"/>
+      </w:pPr>
+      <w:rPr>
+        <w:rFonts w:ascii="Courier New" w:hAnsi="Courier New" w:cs="Courier New" w:hint="default"/>
+      </w:rPr>
+    </w:lvl>
+    <w:lvl w:ilvl="2" w:tplc="40090005" w:tentative="1">
+      <w:start w:val="1"/>
+      <w:numFmt w:val="bullet"/>
+      <w:lvlText w:val=""/>
+      <w:lvlJc w:val="left"/>
+      <w:pPr>
+        <w:ind w:left="2160" w:hanging="360"/>
+      </w:pPr>
+      <w:rPr>
+        <w:rFonts w:ascii="Wingdings" w:hAnsi="Wingdings" w:hint="default"/>
+      </w:rPr>
+    </w:lvl>
+    <w:lvl w:ilvl="3" w:tplc="40090001" w:tentative="1">
+      <w:start w:val="1"/>
+      <w:numFmt w:val="bullet"/>
+      <w:lvlText w:val=""/>
+      <w:lvlJc w:val="left"/>
+      <w:pPr>
+        <w:ind w:left="2880" w:hanging="360"/>
+      </w:pPr>
+      <w:rPr>
+        <w:rFonts w:ascii="Symbol" w:hAnsi="Symbol" w:hint="default"/>
+      </w:rPr>
+    </w:lvl>
+    <w:lvl w:ilvl="4" w:tplc="40090003" w:tentative="1">
+      <w:start w:val="1"/>
+      <w:numFmt w:val="bullet"/>
+      <w:lvlText w:val="o"/>
+      <w:lvlJc w:val="left"/>
+      <w:pPr>
+        <w:ind w:left="3600" w:hanging="360"/>
+      </w:pPr>
+      <w:rPr>
+        <w:rFonts w:ascii="Courier New" w:hAnsi="Courier New" w:cs="Courier New" w:hint="default"/>
+      </w:rPr>
+    </w:lvl>
+    <w:lvl w:ilvl="5" w:tplc="40090005" w:tentative="1">
+      <w:start w:val="1"/>
+      <w:numFmt w:val="bullet"/>
+      <w:lvlText w:val=""/>
+      <w:lvlJc w:val="left"/>
+      <w:pPr>
+        <w:ind w:left="4320" w:hanging="360"/>
+      </w:pPr>
+      <w:rPr>
+        <w:rFonts w:ascii="Wingdings" w:hAnsi="Wingdings" w:hint="default"/>
+      </w:rPr>
+    </w:lvl>
+    <w:lvl w:ilvl="6" w:tplc="40090001" w:tentative="1">
+      <w:start w:val="1"/>
+      <w:numFmt w:val="bullet"/>
+      <w:lvlText w:val=""/>
+      <w:lvlJc w:val="left"/>
+      <w:pPr>
+        <w:ind w:left="5040" w:hanging="360"/>
+      </w:pPr>
+      <w:rPr>
+        <w:rFonts w:ascii="Symbol" w:hAnsi="Symbol" w:hint="default"/>
+      </w:rPr>
+    </w:lvl>
+    <w:lvl w:ilvl="7" w:tplc="40090003" w:tentative="1">
+      <w:start w:val="1"/>
+      <w:numFmt w:val="bullet"/>
+      <w:lvlText w:val="o"/>
+      <w:lvlJc w:val="left"/>
+      <w:pPr>
+        <w:ind w:left="5760" w:hanging="360"/>
+      </w:pPr>
+      <w:rPr>
+        <w:rFonts w:ascii="Courier New" w:hAnsi="Courier New" w:cs="Courier New" w:hint="default"/>
+      </w:rPr>
+    </w:lvl>
+    <w:lvl w:ilvl="8" w:tplc="40090005" w:tentative="1">
+      <w:start w:val="1"/>
+      <w:numFmt w:val="bullet"/>
+      <w:lvlText w:val=""/>
+      <w:lvlJc w:val="left"/>
+      <w:pPr>
+        <w:ind w:left="6480" w:hanging="360"/>
+      </w:pPr>
+      <w:rPr>
+        <w:rFonts w:ascii="Wingdings" w:hAnsi="Wingdings" w:hint="default"/>
+      </w:rPr>
+    </w:lvl>
+  </w:abstractNum>
+  <w:abstractNum w:abstractNumId="42">
     <w:nsid w:val="771E184F"/>
     <w:multiLevelType w:val="hybridMultilevel"/>
     <w:tmpl w:val="A18E7122"/>
@@ -14768,7 +15053,7 @@
       </w:rPr>
     </w:lvl>
   </w:abstractNum>
-  <w:abstractNum w:abstractNumId="42">
+  <w:abstractNum w:abstractNumId="43">
     <w:nsid w:val="771F358C"/>
     <w:multiLevelType w:val="hybridMultilevel"/>
     <w:tmpl w:val="08E0D094"/>
@@ -14857,7 +15142,7 @@
       </w:pPr>
     </w:lvl>
   </w:abstractNum>
-  <w:abstractNum w:abstractNumId="43">
+  <w:abstractNum w:abstractNumId="44">
     <w:nsid w:val="7F7B6E0C"/>
     <w:multiLevelType w:val="hybridMultilevel"/>
     <w:tmpl w:val="1D06EEE4"/>
@@ -14971,7 +15256,7 @@
     <w:abstractNumId w:val="38"/>
   </w:num>
   <w:num w:numId="9">
-    <w:abstractNumId w:val="42"/>
+    <w:abstractNumId w:val="43"/>
   </w:num>
   <w:num w:numId="10">
     <w:abstractNumId w:val="19"/>
@@ -15055,7 +15340,7 @@
     <w:abstractNumId w:val="30"/>
   </w:num>
   <w:num w:numId="37">
-    <w:abstractNumId w:val="43"/>
+    <w:abstractNumId w:val="44"/>
   </w:num>
   <w:num w:numId="38">
     <w:abstractNumId w:val="35"/>
@@ -15064,7 +15349,7 @@
     <w:abstractNumId w:val="39"/>
   </w:num>
   <w:num w:numId="40">
-    <w:abstractNumId w:val="41"/>
+    <w:abstractNumId w:val="42"/>
   </w:num>
   <w:num w:numId="41">
     <w:abstractNumId w:val="6"/>
@@ -15077,6 +15362,9 @@
   </w:num>
   <w:num w:numId="44">
     <w:abstractNumId w:val="8"/>
+  </w:num>
+  <w:num w:numId="45">
+    <w:abstractNumId w:val="41"/>
   </w:num>
 </w:numbering>
 </file>
